--- a/plantillas_maestras/01_seguro_vehicular/materia_general_asegurativa/1_ddo_banco_o_financiera/varon/TPL_122_2026_SEGURO_VEHICULAR_MATERIA_GENERAL_ASEGURATIVA_BANCO_VARON_R1.docx
+++ b/plantillas_maestras/01_seguro_vehicular/materia_general_asegurativa/1_ddo_banco_o_financiera/varon/TPL_122_2026_SEGURO_VEHICULAR_MATERIA_GENERAL_ASEGURATIVA_BANCO_VARON_R1.docx
@@ -325,7 +325,7 @@
           <w14:ligatures w14:val="none"/>
         </w:rPr>
         <w:tab/>
-        <w:t xml:space="preserve">:       </w:t>
+        <w:t xml:space="preserve">: </w:t>
       </w:r>
       <w:r>
         <w:rPr>
@@ -792,7 +792,7 @@
           <w:lang w:val="es-ES" w:eastAsia="es-ES"/>
           <w14:ligatures w14:val="none"/>
         </w:rPr>
-        <w:t>por presuntas infracciones a la Ley N°29571, Código de Protección y Defensa del Consumidor (en adelante, Código)</w:t>
+        <w:t>por presuntas infracciones a la Ley 29571, Código de Protección y Defensa del Consumidor (en adelante, Código)</w:t>
       </w:r>
       <w:r>
         <w:rPr>
@@ -931,7 +931,7 @@
           <w:lang w:eastAsia="es-ES"/>
           <w14:ligatures w14:val="none"/>
         </w:rPr>
-        <w:t xml:space="preserve"> Póliza N°70194001 </w:t>
+        <w:t xml:space="preserve"> Póliza 70194001 </w:t>
       </w:r>
       <w:r>
         <w:rPr>
@@ -1402,7 +1402,7 @@
           <w:lang w:eastAsia="es-ES"/>
           <w14:ligatures w14:val="none"/>
         </w:rPr>
-        <w:t>N°C47466292</w:t>
+        <w:t>C47466292</w:t>
       </w:r>
       <w:r>
         <w:rPr>
@@ -1783,7 +1783,7 @@
           <w:lang w:eastAsia="es-ES"/>
           <w14:ligatures w14:val="none"/>
         </w:rPr>
-        <w:t>respuesta a la hoja de reclamaciones N°C47466292</w:t>
+        <w:t>respuesta a la hoja de reclamaciones C47466292</w:t>
       </w:r>
       <w:r>
         <w:rPr>
@@ -2000,7 +2000,7 @@
           <w:lang w:eastAsia="es-ES"/>
           <w14:ligatures w14:val="none"/>
         </w:rPr>
-        <w:t xml:space="preserve">  </w:t>
+        <w:t xml:space="preserve"> </w:t>
       </w:r>
     </w:p>
     <w:p>
@@ -2127,7 +2127,7 @@
           <w:lang w:eastAsia="es-ES"/>
           <w14:ligatures w14:val="none"/>
         </w:rPr>
-        <w:t>N°C48061817.</w:t>
+        <w:t>C48061817.</w:t>
       </w:r>
       <w:r>
         <w:rPr>
@@ -2266,7 +2266,7 @@
           <w:lang w:eastAsia="es-ES"/>
           <w14:ligatures w14:val="none"/>
         </w:rPr>
-        <w:t>N°C48061817 al área de asesoría de seguros para una atención más célere.</w:t>
+        <w:t>C48061817 al área de asesoría de seguros para una atención más célere.</w:t>
       </w:r>
       <w:r>
         <w:rPr>
@@ -2363,7 +2363,7 @@
           <w:lang w:eastAsia="es-ES"/>
           <w14:ligatures w14:val="none"/>
         </w:rPr>
-        <w:t xml:space="preserve">N°C48061817, señalando </w:t>
+        <w:t xml:space="preserve">C48061817, señalando </w:t>
       </w:r>
       <w:r>
         <w:rPr>
@@ -2670,7 +2670,7 @@
           <w:lang w:eastAsia="es-ES"/>
           <w14:ligatures w14:val="none"/>
         </w:rPr>
-        <w:t>N°C48221674.</w:t>
+        <w:t>C48221674.</w:t>
       </w:r>
       <w:r>
         <w:rPr>
@@ -2803,7 +2803,7 @@
           <w:lang w:eastAsia="es-ES"/>
           <w14:ligatures w14:val="none"/>
         </w:rPr>
-        <w:t xml:space="preserve"> N°70251797 con vigencia del 9 de diciembre de 2025 al 9 de diciembre de 2026, emitidas por </w:t>
+        <w:t xml:space="preserve"> 70251797 con vigencia del 9 de diciembre de 2025 al 9 de diciembre de 2026, emitidas por </w:t>
       </w:r>
       <w:r>
         <w:rPr>
@@ -3327,7 +3327,7 @@
           <w:lang w:val="es-ES" w:eastAsia="es-ES"/>
           <w14:ligatures w14:val="none"/>
         </w:rPr>
-        <w:t xml:space="preserve">  </w:t>
+        <w:t xml:space="preserve"> </w:t>
       </w:r>
       <w:r>
         <w:rPr>
@@ -3434,7 +3434,7 @@
           <w:lang w:eastAsia="es-PE"/>
           <w14:ligatures w14:val="none"/>
         </w:rPr>
-        <w:t>La Secretaría Técnica de la Comisión de Protección al Consumidor N°1 (en adelante, la Secretaría Técnica), en ejercicio de sus facultades</w:t>
+        <w:t>La Secretaría Técnica de la Comisión de Protección al Consumidor 1 (en adelante, la Secretaría Técnica), en ejercicio de sus facultades</w:t>
       </w:r>
       <w:bookmarkEnd w:id="3"/>
       <w:bookmarkEnd w:id="4"/>
@@ -3515,7 +3515,7 @@
           <w:lang w:eastAsia="es-PE"/>
           <w14:ligatures w14:val="none"/>
         </w:rPr>
-        <w:t>°</w:t>
+        <w:t/>
       </w:r>
       <w:r>
         <w:rPr>
@@ -3533,7 +3533,7 @@
           <w:lang w:eastAsia="es-PE"/>
           <w14:ligatures w14:val="none"/>
         </w:rPr>
-        <w:t>°</w:t>
+        <w:t/>
       </w:r>
       <w:r>
         <w:rPr>
@@ -3656,7 +3656,7 @@
           <w:lang w:eastAsia="es-PE"/>
           <w14:ligatures w14:val="none"/>
         </w:rPr>
-        <w:t>°</w:t>
+        <w:t/>
       </w:r>
       <w:r>
         <w:rPr>
@@ -3674,7 +3674,7 @@
           <w:lang w:eastAsia="es-PE"/>
           <w14:ligatures w14:val="none"/>
         </w:rPr>
-        <w:t>°</w:t>
+        <w:t/>
       </w:r>
       <w:r>
         <w:rPr>
@@ -3798,7 +3798,7 @@
           <w:lang w:eastAsia="es-PE"/>
           <w14:ligatures w14:val="none"/>
         </w:rPr>
-        <w:t>°</w:t>
+        <w:t/>
       </w:r>
       <w:r>
         <w:rPr>
@@ -3816,7 +3816,7 @@
           <w:lang w:eastAsia="es-PE"/>
           <w14:ligatures w14:val="none"/>
         </w:rPr>
-        <w:t>°</w:t>
+        <w:t/>
       </w:r>
       <w:r>
         <w:rPr>
@@ -3907,7 +3907,7 @@
           <w:lang w:eastAsia="es-PE"/>
           <w14:ligatures w14:val="none"/>
         </w:rPr>
-        <w:t>°</w:t>
+        <w:t/>
       </w:r>
       <w:r>
         <w:rPr>
@@ -3925,7 +3925,7 @@
           <w:lang w:eastAsia="es-PE"/>
           <w14:ligatures w14:val="none"/>
         </w:rPr>
-        <w:t>°</w:t>
+        <w:t/>
       </w:r>
       <w:r>
         <w:rPr>
@@ -4010,7 +4010,7 @@
           <w:kern w:val="0"/>
           <w14:ligatures w14:val="none"/>
         </w:rPr>
-        <w:t>N°</w:t>
+        <w:t/>
       </w:r>
       <w:proofErr w:type="spellEnd"/>
       <w:r>
@@ -4055,7 +4055,7 @@
           <w:lang w:eastAsia="es-PE"/>
           <w14:ligatures w14:val="none"/>
         </w:rPr>
-        <w:t xml:space="preserve">artículo 1°, numeral 1, literal b) </w:t>
+        <w:t xml:space="preserve">artículo 1, numeral 1, literal b) </w:t>
       </w:r>
       <w:bookmarkEnd w:id="15"/>
       <w:r>
@@ -4067,7 +4067,7 @@
           <w:lang w:eastAsia="es-PE"/>
           <w14:ligatures w14:val="none"/>
         </w:rPr>
-        <w:t>y al artículo 2° del Código</w:t>
+        <w:t>y al artículo 2 del Código</w:t>
       </w:r>
       <w:bookmarkStart w:id="16" w:name="_Hlk212737551"/>
       <w:bookmarkEnd w:id="13"/>
@@ -4093,7 +4093,7 @@
           <w:lang w:eastAsia="es-PE"/>
           <w14:ligatures w14:val="none"/>
         </w:rPr>
-        <w:t xml:space="preserve">.    </w:t>
+        <w:t xml:space="preserve">. </w:t>
       </w:r>
       <w:bookmarkEnd w:id="11"/>
       <w:bookmarkEnd w:id="12"/>
@@ -4187,7 +4187,7 @@
           <w:kern w:val="0"/>
           <w14:ligatures w14:val="none"/>
         </w:rPr>
-        <w:t>N°</w:t>
+        <w:t/>
       </w:r>
       <w:proofErr w:type="spellEnd"/>
       <w:r>
@@ -4290,7 +4290,7 @@
           <w:lang w:eastAsia="es-PE"/>
           <w14:ligatures w14:val="none"/>
         </w:rPr>
-        <w:t xml:space="preserve">) del artículo 56° </w:t>
+        <w:t xml:space="preserve">) del artículo 56 </w:t>
       </w:r>
       <w:r>
         <w:rPr>
@@ -4320,7 +4320,7 @@
           <w:lang w:eastAsia="es-PE"/>
           <w14:ligatures w14:val="none"/>
         </w:rPr>
-        <w:t xml:space="preserve">.  </w:t>
+        <w:t xml:space="preserve">. </w:t>
       </w:r>
       <w:bookmarkStart w:id="18" w:name="_Hlk215162008"/>
       <w:bookmarkEnd w:id="1"/>
@@ -4370,15 +4370,15 @@
           <w:kern w:val="0"/>
           <w14:ligatures w14:val="none"/>
         </w:rPr>
-        <w:t>el Banco de Crédito del Perú S.A. habría emitido el 5 de diciembre de 2025 una respuesta incongruente a la hoja de reclamaciones N°C47466292, al señalar que el denunciante solicitó información sobre su crédito vehicular cuando el reclamo trataba sobre la atribución de un seguro no contratado y la modificación de su cuota</w:t>
-      </w:r>
-      <w:r>
-        <w:rPr>
-          <w:rFonts w:ascii="Arial Narrow" w:eastAsia="Arial Narrow" w:hAnsi="Arial Narrow" w:cs="Arial"/>
-          <w:kern w:val="0"/>
-          <w14:ligatures w14:val="none"/>
-        </w:rPr>
-        <w:t>. Por consiguiente, corresponde calificar el hecho materia de denuncia como una presunta infracción al numeral 88.1° del artículo 88° del Código</w:t>
+        <w:t>el Banco de Crédito del Perú S.A. habría emitido el 5 de diciembre de 2025 una respuesta incongruente a la hoja de reclamaciones C47466292, al señalar que el denunciante solicitó información sobre su crédito vehicular cuando el reclamo trataba sobre la atribución de un seguro no contratado y la modificación de su cuota</w:t>
+      </w:r>
+      <w:r>
+        <w:rPr>
+          <w:rFonts w:ascii="Arial Narrow" w:eastAsia="Arial Narrow" w:hAnsi="Arial Narrow" w:cs="Arial"/>
+          <w:kern w:val="0"/>
+          <w14:ligatures w14:val="none"/>
+        </w:rPr>
+        <w:t>. Por consiguiente, corresponde calificar el hecho materia de denuncia como una presunta infracción al numeral 88.1 del artículo 88 del Código</w:t>
       </w:r>
       <w:bookmarkEnd w:id="19"/>
       <w:r>
@@ -4446,15 +4446,15 @@
           <w:kern w:val="0"/>
           <w14:ligatures w14:val="none"/>
         </w:rPr>
-        <w:t>el Banco de Crédito del Perú S.A. habría emitido el 5 de diciembre de 2025 una respuesta incongruente a la hoja de reclamaciones N°C47466292 presentada por el denunciante, al señalar que solicitó información sobre su crédito vehicular cuando el reclamo trataba sobre la atribución de un seguro no contratado y la modificación de su cuota</w:t>
-      </w:r>
-      <w:r>
-        <w:rPr>
-          <w:rFonts w:ascii="Arial Narrow" w:eastAsia="Arial Narrow" w:hAnsi="Arial Narrow" w:cs="Arial"/>
-          <w:kern w:val="0"/>
-          <w14:ligatures w14:val="none"/>
-        </w:rPr>
-        <w:t>. Por consiguiente, corresponde calificar el hecho materia de denuncia como una presunta infracción al numeral 88.1° del artículo 88° del Código.</w:t>
+        <w:t>el Banco de Crédito del Perú S.A. habría emitido el 5 de diciembre de 2025 una respuesta incongruente a la hoja de reclamaciones C47466292 presentada por el denunciante, al señalar que solicitó información sobre su crédito vehicular cuando el reclamo trataba sobre la atribución de un seguro no contratado y la modificación de su cuota</w:t>
+      </w:r>
+      <w:r>
+        <w:rPr>
+          <w:rFonts w:ascii="Arial Narrow" w:eastAsia="Arial Narrow" w:hAnsi="Arial Narrow" w:cs="Arial"/>
+          <w:kern w:val="0"/>
+          <w14:ligatures w14:val="none"/>
+        </w:rPr>
+        <w:t>. Por consiguiente, corresponde calificar el hecho materia de denuncia como una presunta infracción al numeral 88.1 del artículo 88 del Código.</w:t>
       </w:r>
     </w:p>
     <w:bookmarkEnd w:id="6"/>
@@ -4883,7 +4883,7 @@
           <w:lang w:eastAsia="es-PE"/>
           <w14:ligatures w14:val="none"/>
         </w:rPr>
-        <w:t xml:space="preserve">RESOLUCIÓN DE LA SECRETARÍA TÉCNICA  </w:t>
+        <w:t xml:space="preserve">RESOLUCIÓN DE LA SECRETARÍA TÉCNICA </w:t>
       </w:r>
     </w:p>
     <w:p>
@@ -5070,7 +5070,7 @@
           <w:kern w:val="0"/>
           <w14:ligatures w14:val="none"/>
         </w:rPr>
-        <w:t>infracción a los artículos 18° y 19° de la Ley</w:t>
+        <w:t>infracción a los artículos 18 y 19 de la Ley</w:t>
       </w:r>
       <w:r>
         <w:rPr>
@@ -5087,7 +5087,7 @@
           <w:kern w:val="0"/>
           <w14:ligatures w14:val="none"/>
         </w:rPr>
-        <w:t>N°</w:t>
+        <w:t/>
       </w:r>
       <w:proofErr w:type="spellEnd"/>
       <w:r>
@@ -5233,7 +5233,7 @@
           <w:kern w:val="0"/>
           <w14:ligatures w14:val="none"/>
         </w:rPr>
-        <w:t>infracción a los artículos 18° y 19° de la Ley</w:t>
+        <w:t>infracción a los artículos 18 y 19 de la Ley</w:t>
       </w:r>
       <w:r>
         <w:rPr>
@@ -5250,7 +5250,7 @@
           <w:kern w:val="0"/>
           <w14:ligatures w14:val="none"/>
         </w:rPr>
-        <w:t>N°</w:t>
+        <w:t/>
       </w:r>
       <w:proofErr w:type="spellEnd"/>
       <w:r>
@@ -5347,7 +5347,7 @@
           <w:kern w:val="0"/>
           <w14:ligatures w14:val="none"/>
         </w:rPr>
-        <w:t xml:space="preserve">infracción a los artículos 18° y 19° de la Ley </w:t>
+        <w:t xml:space="preserve">infracción a los artículos 18 y 19 de la Ley </w:t>
       </w:r>
       <w:proofErr w:type="spellStart"/>
       <w:r>
@@ -5356,7 +5356,7 @@
           <w:kern w:val="0"/>
           <w14:ligatures w14:val="none"/>
         </w:rPr>
-        <w:t>N°</w:t>
+        <w:t/>
       </w:r>
       <w:proofErr w:type="spellEnd"/>
       <w:r>
@@ -5490,7 +5490,7 @@
           <w:kern w:val="0"/>
           <w14:ligatures w14:val="none"/>
         </w:rPr>
-        <w:t>infracción a los artículos 18° y 19° de la Ley</w:t>
+        <w:t>infracción a los artículos 18 y 19 de la Ley</w:t>
       </w:r>
       <w:r>
         <w:rPr>
@@ -5507,7 +5507,7 @@
           <w:kern w:val="0"/>
           <w14:ligatures w14:val="none"/>
         </w:rPr>
-        <w:t>N°</w:t>
+        <w:t/>
       </w:r>
       <w:proofErr w:type="spellEnd"/>
       <w:r>
@@ -5661,7 +5661,7 @@
           <w:kern w:val="0"/>
           <w14:ligatures w14:val="none"/>
         </w:rPr>
-        <w:t xml:space="preserve">al artículo 1°, numeral 1, literal b) y al artículo 2° </w:t>
+        <w:t xml:space="preserve">al artículo 1, numeral 1, literal b) y al artículo 2 </w:t>
       </w:r>
       <w:r>
         <w:rPr>
@@ -5686,7 +5686,7 @@
           <w:kern w:val="0"/>
           <w14:ligatures w14:val="none"/>
         </w:rPr>
-        <w:t>N°</w:t>
+        <w:t/>
       </w:r>
       <w:proofErr w:type="spellEnd"/>
       <w:r>
@@ -5704,7 +5704,7 @@
           <w:kern w:val="0"/>
           <w14:ligatures w14:val="none"/>
         </w:rPr>
-        <w:t>N°</w:t>
+        <w:t/>
       </w:r>
       <w:proofErr w:type="spellEnd"/>
       <w:r>
@@ -5760,7 +5760,7 @@
           <w:kern w:val="0"/>
           <w14:ligatures w14:val="none"/>
         </w:rPr>
-        <w:t xml:space="preserve">infracción al literal b) del artículo 56° de la Ley </w:t>
+        <w:t xml:space="preserve">infracción al literal b) del artículo 56 de la Ley </w:t>
       </w:r>
       <w:proofErr w:type="spellStart"/>
       <w:r>
@@ -5769,7 +5769,7 @@
           <w:kern w:val="0"/>
           <w14:ligatures w14:val="none"/>
         </w:rPr>
-        <w:t>N°</w:t>
+        <w:t/>
       </w:r>
       <w:proofErr w:type="spellEnd"/>
       <w:r>
@@ -5851,7 +5851,7 @@
           <w:kern w:val="0"/>
           <w14:ligatures w14:val="none"/>
         </w:rPr>
-        <w:t>N°</w:t>
+        <w:t/>
       </w:r>
       <w:proofErr w:type="spellEnd"/>
       <w:r>
@@ -5910,7 +5910,7 @@
           <w:kern w:val="0"/>
           <w14:ligatures w14:val="none"/>
         </w:rPr>
-        <w:t xml:space="preserve">infracción al numeral 88.1° del artículo 88° de la Ley </w:t>
+        <w:t xml:space="preserve">infracción al numeral 88.1 del artículo 88 de la Ley </w:t>
       </w:r>
       <w:proofErr w:type="spellStart"/>
       <w:r>
@@ -5919,7 +5919,7 @@
           <w:kern w:val="0"/>
           <w14:ligatures w14:val="none"/>
         </w:rPr>
-        <w:t>N°</w:t>
+        <w:t/>
       </w:r>
       <w:proofErr w:type="spellEnd"/>
       <w:r>
@@ -5952,7 +5952,7 @@
           <w:kern w:val="0"/>
           <w14:ligatures w14:val="none"/>
         </w:rPr>
-        <w:t>habría emitido el 5 de diciembre de 2025 una respuesta incongruente a la hoja de reclamaciones N°C47466292</w:t>
+        <w:t>habría emitido el 5 de diciembre de 2025 una respuesta incongruente a la hoja de reclamaciones C47466292</w:t>
       </w:r>
       <w:r>
         <w:rPr>
@@ -6034,7 +6034,7 @@
           <w:kern w:val="0"/>
           <w14:ligatures w14:val="none"/>
         </w:rPr>
-        <w:t xml:space="preserve">infracción al numeral 88.1° del artículo 88° de la Ley </w:t>
+        <w:t xml:space="preserve">infracción al numeral 88.1 del artículo 88 de la Ley </w:t>
       </w:r>
       <w:proofErr w:type="spellStart"/>
       <w:r>
@@ -6043,7 +6043,7 @@
           <w:kern w:val="0"/>
           <w14:ligatures w14:val="none"/>
         </w:rPr>
-        <w:t>N°</w:t>
+        <w:t/>
       </w:r>
       <w:proofErr w:type="spellEnd"/>
       <w:r>
@@ -6076,7 +6076,7 @@
           <w:kern w:val="0"/>
           <w14:ligatures w14:val="none"/>
         </w:rPr>
-        <w:t>habría emitido el 16 de diciembre de 2025 una respuesta inadecuada a la hoja de reclamaciones N°C48061817</w:t>
+        <w:t>habría emitido el 16 de diciembre de 2025 una respuesta inadecuada a la hoja de reclamaciones C48061817</w:t>
       </w:r>
       <w:r>
         <w:rPr>
@@ -6101,7 +6101,7 @@
           <w:kern w:val="0"/>
           <w14:ligatures w14:val="none"/>
         </w:rPr>
-        <w:t>N°</w:t>
+        <w:t/>
       </w:r>
       <w:proofErr w:type="spellEnd"/>
       <w:r>
@@ -6403,7 +6403,7 @@
           <w:lang w:eastAsia="es-PE"/>
           <w14:ligatures w14:val="none"/>
         </w:rPr>
-        <w:t>°</w:t>
+        <w:t/>
       </w:r>
       <w:r>
         <w:rPr>
@@ -6500,7 +6500,7 @@
           <w:lang w:eastAsia="es-PE"/>
           <w14:ligatures w14:val="none"/>
         </w:rPr>
-        <w:t>°</w:t>
+        <w:t/>
       </w:r>
       <w:r>
         <w:rPr>
@@ -6676,7 +6676,7 @@
           <w:lang w:eastAsia="es-PE"/>
           <w14:ligatures w14:val="none"/>
         </w:rPr>
-        <w:t>°</w:t>
+        <w:t/>
       </w:r>
       <w:r>
         <w:rPr>
@@ -6946,7 +6946,7 @@
           <w:lang w:eastAsia="es-PE"/>
           <w14:ligatures w14:val="none"/>
         </w:rPr>
-        <w:t>°</w:t>
+        <w:t/>
       </w:r>
       <w:r>
         <w:rPr>
@@ -6987,7 +6987,7 @@
           <w:lang w:eastAsia="es-PE"/>
           <w14:ligatures w14:val="none"/>
         </w:rPr>
-        <w:t>°</w:t>
+        <w:t/>
       </w:r>
       <w:r>
         <w:rPr>
@@ -7007,7 +7007,7 @@
           <w:lang w:eastAsia="es-PE"/>
           <w14:ligatures w14:val="none"/>
         </w:rPr>
-        <w:t>°</w:t>
+        <w:t/>
       </w:r>
       <w:r>
         <w:rPr>
@@ -7027,7 +7027,7 @@
           <w:lang w:eastAsia="es-PE"/>
           <w14:ligatures w14:val="none"/>
         </w:rPr>
-        <w:t>°</w:t>
+        <w:t/>
       </w:r>
       <w:r>
         <w:rPr>
@@ -7080,7 +7080,7 @@
           <w:lang w:eastAsia="es-PE"/>
           <w14:ligatures w14:val="none"/>
         </w:rPr>
-        <w:t>°</w:t>
+        <w:t/>
       </w:r>
       <w:r>
         <w:rPr>
@@ -7173,7 +7173,7 @@
           <w:lang w:eastAsia="es-PE"/>
           <w14:ligatures w14:val="none"/>
         </w:rPr>
-        <w:t>°</w:t>
+        <w:t/>
       </w:r>
       <w:r>
         <w:rPr>
@@ -7267,7 +7267,7 @@
           <w:lang w:eastAsia="es-PE"/>
           <w14:ligatures w14:val="none"/>
         </w:rPr>
-        <w:t>°</w:t>
+        <w:t/>
       </w:r>
       <w:r>
         <w:rPr>
@@ -7284,7 +7284,7 @@
           <w:kern w:val="0"/>
           <w14:ligatures w14:val="none"/>
         </w:rPr>
-        <w:t>N°</w:t>
+        <w:t/>
       </w:r>
       <w:proofErr w:type="spellEnd"/>
       <w:r>
@@ -7611,7 +7611,7 @@
           <w:lang w:eastAsia="es-PE"/>
           <w14:ligatures w14:val="none"/>
         </w:rPr>
-        <w:t>°</w:t>
+        <w:t/>
       </w:r>
       <w:r>
         <w:rPr>
@@ -7626,7 +7626,7 @@
           <w:rFonts w:ascii="Arial Narrow" w:hAnsi="Arial Narrow"/>
           <w:color w:val="000000"/>
         </w:rPr>
-        <w:t>N°</w:t>
+        <w:t/>
       </w:r>
       <w:proofErr w:type="spellEnd"/>
       <w:r>
@@ -7644,7 +7644,7 @@
           <w:lang w:eastAsia="es-PE"/>
           <w14:ligatures w14:val="none"/>
         </w:rPr>
-        <w:t>°</w:t>
+        <w:t/>
       </w:r>
       <w:r>
         <w:rPr>
@@ -7856,7 +7856,7 @@
           <w:kern w:val="0"/>
           <w14:ligatures w14:val="none"/>
         </w:rPr>
-        <w:t>N°</w:t>
+        <w:t/>
       </w:r>
       <w:proofErr w:type="spellEnd"/>
       <w:r>
@@ -8128,7 +8128,7 @@
           <w:sz w:val="16"/>
           <w:szCs w:val="16"/>
         </w:rPr>
-        <w:t xml:space="preserve">DOCUMENTO DE TRASLADO N° 025-2026-PS2/INDECOPI </w:t>
+        <w:t xml:space="preserve">DOCUMENTO DE TRASLADO 025-2026-PS2/INDECOPI </w:t>
       </w:r>
       <w:r>
         <w:rPr>
@@ -8301,7 +8301,7 @@
           <w:sz w:val="16"/>
           <w:szCs w:val="16"/>
         </w:rPr>
-        <w:t xml:space="preserve">  </w:t>
+        <w:t xml:space="preserve"> </w:t>
       </w:r>
       <w:r>
         <w:rPr>
@@ -8319,7 +8319,7 @@
           <w:sz w:val="16"/>
           <w:szCs w:val="16"/>
         </w:rPr>
-        <w:t xml:space="preserve">LEY N° 29571, CÓDIGO DE PROTECCIÓN Y DEFENSA DEL CONSUMIDOR, publicado el 2 de setiembre de 2010 y modificado por Decreto Legislativo N° 1308 </w:t>
+        <w:t xml:space="preserve">LEY 29571, CÓDIGO DE PROTECCIÓN Y DEFENSA DEL CONSUMIDOR, publicado el 2 de setiembre de 2010 y modificado por Decreto Legislativo 1308 </w:t>
       </w:r>
     </w:p>
     <w:p>
@@ -8371,7 +8371,7 @@
           <w:szCs w:val="16"/>
         </w:rPr>
         <w:tab/>
-        <w:t xml:space="preserve">El Instituto Nacional de Defensa de la Competencia y de la Protección de la Propiedad Intelectual (Indecopi) es la autoridad con competencia primaria y de alcance nacional para conocer las presuntas infracciones a las disposiciones contenidas en el presente Código, así como para imponer las sanciones y medidas correctivas establecidas en el presente capítulo, conforme al Decreto Legislativo N° 1033, Ley de Organización y Funciones del Indecopi. Dicha competencia solo puede ser negada cuando ella haya sido asignada o se asigne a favor de otro organismo por norma expresa con rango de ley. </w:t>
+        <w:t xml:space="preserve">El Instituto Nacional de Defensa de la Competencia y de la Protección de la Propiedad Intelectual (Indecopi) es la autoridad con competencia primaria y de alcance nacional para conocer las presuntas infracciones a las disposiciones contenidas en el presente Código, así como para imponer las sanciones y medidas correctivas establecidas en el presente capítulo, conforme al Decreto Legislativo 1033, Ley de Organización y Funciones del Indecopi. Dicha competencia solo puede ser negada cuando ella haya sido asignada o se asigne a favor de otro organismo por norma expresa con rango de ley. </w:t>
       </w:r>
     </w:p>
     <w:p>
@@ -8445,7 +8445,7 @@
           <w:sz w:val="16"/>
           <w:szCs w:val="16"/>
         </w:rPr>
-        <w:t xml:space="preserve">LEY DE ORGANIZACIÓN Y FUNCIONES DEL INDECOPI, APROBADA POR DECRETO LEGISLATIVO N° 1033 </w:t>
+        <w:t xml:space="preserve">LEY DE ORGANIZACIÓN Y FUNCIONES DEL INDECOPI, APROBADA POR DECRETO LEGISLATIVO 1033 </w:t>
       </w:r>
     </w:p>
     <w:p>
@@ -8554,7 +8554,7 @@
           <w:sz w:val="16"/>
           <w:szCs w:val="16"/>
         </w:rPr>
-        <w:t xml:space="preserve">           </w:t>
+        <w:t xml:space="preserve"> </w:t>
       </w:r>
       <w:r>
         <w:rPr>
@@ -8572,7 +8572,7 @@
           <w:sz w:val="16"/>
           <w:szCs w:val="16"/>
         </w:rPr>
-        <w:t xml:space="preserve">LEY N° 29571, CÓDIGO DE PROTECCIÓN Y DEFENSA DEL CONSUMIDOR, publicado el 2 de setiembre de 2010 y modificado por Decreto Legislativo N° 1308   </w:t>
+        <w:t xml:space="preserve">LEY 29571, CÓDIGO DE PROTECCIÓN Y DEFENSA DEL CONSUMIDOR, publicado el 2 de setiembre de 2010 y modificado por Decreto Legislativo 1308 </w:t>
       </w:r>
     </w:p>
     <w:p>
@@ -8596,7 +8596,7 @@
           <w:sz w:val="16"/>
           <w:szCs w:val="16"/>
         </w:rPr>
-        <w:t xml:space="preserve">Artículo 18.- Idoneidad   </w:t>
+        <w:t xml:space="preserve">Artículo 18.- Idoneidad </w:t>
       </w:r>
     </w:p>
     <w:p>
@@ -8616,7 +8616,7 @@
           <w:sz w:val="16"/>
           <w:szCs w:val="16"/>
         </w:rPr>
-        <w:t xml:space="preserve">Se entiende por idoneidad la correspondencia entre lo que un consumidor espera y lo que efectivamente recibe, en función a lo que se le hubiera ofrecido, la publicidad e información transmitida, las condiciones y circunstancias de la transacción, las características y naturaleza del producto o servicio, el precio, entre otros factores, atendiendo a las circunstancias del caso.    </w:t>
+        <w:t xml:space="preserve">Se entiende por idoneidad la correspondencia entre lo que un consumidor espera y lo que efectivamente recibe, en función a lo que se le hubiera ofrecido, la publicidad e información transmitida, las condiciones y circunstancias de la transacción, las características y naturaleza del producto o servicio, el precio, entre otros factores, atendiendo a las circunstancias del caso. </w:t>
       </w:r>
     </w:p>
     <w:p>
@@ -8755,7 +8755,7 @@
           <w:sz w:val="16"/>
           <w:szCs w:val="16"/>
         </w:rPr>
-        <w:t xml:space="preserve">LEY N° 29571, CÓDIGO DE PROTECCIÓN Y DEFENSA DEL CONSUMIDOR, publicado el 2 de setiembre de 2010 y modificado por Decreto Legislativo N° 1308   </w:t>
+        <w:t xml:space="preserve">LEY 29571, CÓDIGO DE PROTECCIÓN Y DEFENSA DEL CONSUMIDOR, publicado el 2 de setiembre de 2010 y modificado por Decreto Legislativo 1308 </w:t>
       </w:r>
     </w:p>
     <w:p>
@@ -9064,7 +9064,7 @@
           <w:sz w:val="16"/>
           <w:szCs w:val="16"/>
         </w:rPr>
-        <w:t xml:space="preserve">LEY N° 29571, CÓDIGO DE PROTECCIÓN Y DEFENSA DEL CONSUMIDOR, publicado el 2 de setiembre de 2010 y modificado por Decreto Legislativo N° 1308   </w:t>
+        <w:t xml:space="preserve">LEY 29571, CÓDIGO DE PROTECCIÓN Y DEFENSA DEL CONSUMIDOR, publicado el 2 de setiembre de 2010 y modificado por Decreto Legislativo 1308 </w:t>
       </w:r>
     </w:p>
     <w:p>
@@ -9239,7 +9239,7 @@
           <w:sz w:val="16"/>
           <w:szCs w:val="16"/>
         </w:rPr>
-        <w:t xml:space="preserve">LEY N° 29571, CÓDIGO DE PROTECCIÓN Y DEFENSA DEL CONSUMIDOR, publicado el 2 de setiembre de 2010 y modificado por Decreto Legislativo N° 1308 </w:t>
+        <w:t xml:space="preserve">LEY 29571, CÓDIGO DE PROTECCIÓN Y DEFENSA DEL CONSUMIDOR, publicado el 2 de setiembre de 2010 y modificado por Decreto Legislativo 1308 </w:t>
       </w:r>
     </w:p>
     <w:p>
@@ -9337,7 +9337,7 @@
           <w:sz w:val="16"/>
           <w:szCs w:val="16"/>
         </w:rPr>
-        <w:t xml:space="preserve">  </w:t>
+        <w:t xml:space="preserve"> </w:t>
       </w:r>
       <w:r>
         <w:rPr>
@@ -9355,7 +9355,7 @@
           <w:sz w:val="16"/>
           <w:szCs w:val="16"/>
         </w:rPr>
-        <w:t>LEY SOBRE FACULTADES, NORMAS Y ORGANIZACIÓN DEL INDECOPI, APROBADA POR DECRETO LEGISLATIVO N° 807 Artículo 24.-</w:t>
+        <w:t>LEY SOBRE FACULTADES, NORMAS Y ORGANIZACIÓN DEL INDECOPI, APROBADA POR DECRETO LEGISLATIVO 807 Artículo 24.-</w:t>
       </w:r>
       <w:r>
         <w:rPr>
@@ -9513,7 +9513,7 @@
           <w:szCs w:val="16"/>
         </w:rPr>
         <w:tab/>
-        <w:t xml:space="preserve">El número de trabajadores se atenderá siempre que la empresa haya sido constituida antes de la vigencia de la Ley Nº 30056, publicada el 2 de julio de 2013, que modificó el artículo 5 del Texto Único Ordenado de la Ley de Promoción de la Competitividad, Formalización y Desarrollo de la Micro y Pequeña Empresa y de Acceso al Empleo Decente (LEY MYPE). Ello, en la medida que la Tercera Disposición Complementaria Transitoria de la norma modificatoria precisa que las empresas constituidas antes de la </w:t>
+        <w:t xml:space="preserve">El número de trabajadores se atenderá siempre que la empresa haya sido constituida antes de la vigencia de la Ley 30056, publicada el 2 de julio de 2013, que modificó el artículo 5 del Texto Único Ordenado de la Ley de Promoción de la Competitividad, Formalización y Desarrollo de la Micro y Pequeña Empresa y de Acceso al Empleo Decente (LEY MYPE). Ello, en la medida que la Tercera Disposición Complementaria Transitoria de la norma modificatoria precisa que las empresas constituidas antes de la </w:t>
       </w:r>
       <w:proofErr w:type="gramStart"/>
       <w:r>
@@ -9610,7 +9610,7 @@
           <w:sz w:val="16"/>
           <w:szCs w:val="16"/>
         </w:rPr>
-        <w:t>publicado el 2 de setiembre de 2010 y modificado por Decreto Legislativo N° 1308</w:t>
+        <w:t>publicado el 2 de setiembre de 2010 y modificado por Decreto Legislativo 1308</w:t>
       </w:r>
     </w:p>
     <w:p>
@@ -9767,7 +9767,7 @@
           <w:szCs w:val="16"/>
           <w:vertAlign w:val="superscript"/>
         </w:rPr>
-        <w:t xml:space="preserve">  </w:t>
+        <w:t xml:space="preserve"> </w:t>
       </w:r>
       <w:r>
         <w:rPr>
@@ -9775,7 +9775,7 @@
           <w:sz w:val="16"/>
           <w:szCs w:val="16"/>
         </w:rPr>
-        <w:t xml:space="preserve">     </w:t>
+        <w:t xml:space="preserve"> </w:t>
       </w:r>
       <w:r>
         <w:rPr>
@@ -9811,7 +9811,7 @@
           <w:sz w:val="16"/>
           <w:szCs w:val="16"/>
         </w:rPr>
-        <w:t>publicado el 2 de setiembre de 2010 y modificado por Decreto Legislativo N° 1308</w:t>
+        <w:t>publicado el 2 de setiembre de 2010 y modificado por Decreto Legislativo 1308</w:t>
       </w:r>
     </w:p>
     <w:p>
@@ -9854,7 +9854,7 @@
           <w:sz w:val="16"/>
           <w:szCs w:val="16"/>
         </w:rPr>
-        <w:t>El órgano resolutivo puede sancionar las infracciones administrativas a que se refiere el artículo 108º con amonestación y multas de hasta cuatrocientos cincuenta (450) Unidades Impositivas Tributarias (UIT), las cuales son calificadas de la siguiente manera:</w:t>
+        <w:t>El órgano resolutivo puede sancionar las infracciones administrativas a que se refiere el artículo 108 con amonestación y multas de hasta cuatrocientos cincuenta (450) Unidades Impositivas Tributarias (UIT), las cuales son calificadas de la siguiente manera:</w:t>
       </w:r>
     </w:p>
     <w:p>
@@ -9977,7 +9977,7 @@
           <w:sz w:val="16"/>
           <w:szCs w:val="16"/>
         </w:rPr>
-        <w:t xml:space="preserve">        </w:t>
+        <w:t xml:space="preserve"> </w:t>
       </w:r>
       <w:r>
         <w:rPr>
@@ -10740,7 +10740,7 @@
           <w:sz w:val="16"/>
           <w:szCs w:val="16"/>
         </w:rPr>
-        <w:t xml:space="preserve">         </w:t>
+        <w:t xml:space="preserve"> </w:t>
       </w:r>
       <w:r>
         <w:rPr>
@@ -10776,7 +10776,7 @@
           <w:sz w:val="16"/>
           <w:szCs w:val="16"/>
         </w:rPr>
-        <w:t>publicado el 2 de setiembre de 2010 y modificado por Decreto Legislativo N° 1308</w:t>
+        <w:t>publicado el 2 de setiembre de 2010 y modificado por Decreto Legislativo 1308</w:t>
       </w:r>
     </w:p>
     <w:p>
@@ -10955,7 +10955,7 @@
           <w:szCs w:val="16"/>
         </w:rPr>
         <w:tab/>
-        <w:t>DECRETO LEGISLATIVO Nº 807, LEY SOBRE FACULTADES, NORMAS Y ORGANIZACIÓN DEL INDECOPI FACULTADES DE LAS COMISIONES Y OFICINAS DEL INDECOPI</w:t>
+        <w:t>DECRETO LEGISLATIVO 807, LEY SOBRE FACULTADES, NORMAS Y ORGANIZACIÓN DEL INDECOPI FACULTADES DE LAS COMISIONES Y OFICINAS DEL INDECOPI</w:t>
       </w:r>
     </w:p>
     <w:p>
@@ -11419,7 +11419,7 @@
               <w:sz w:val="16"/>
               <w:szCs w:val="16"/>
             </w:rPr>
-            <w:t xml:space="preserve">CNICA DE LA    </w:t>
+            <w:t xml:space="preserve">CNICA DE LA </w:t>
           </w:r>
         </w:p>
         <w:p>

--- a/plantillas_maestras/01_seguro_vehicular/materia_general_asegurativa/1_ddo_banco_o_financiera/varon/TPL_122_2026_SEGURO_VEHICULAR_MATERIA_GENERAL_ASEGURATIVA_BANCO_VARON_R1.docx
+++ b/plantillas_maestras/01_seguro_vehicular/materia_general_asegurativa/1_ddo_banco_o_financiera/varon/TPL_122_2026_SEGURO_VEHICULAR_MATERIA_GENERAL_ASEGURATIVA_BANCO_VARON_R1.docx
@@ -95,7 +95,7 @@
           <w:lang w:eastAsia="es-PE"/>
           <w14:ligatures w14:val="none"/>
         </w:rPr>
-        <w:t>DENUNCIANTE</w:t>
+        <w:t xml:space="preserve">DENUNCIANTE:[DENUNCIANTE] (SEÑOR [APELLIDO])</w:t>
       </w:r>
       <w:r>
         <w:rPr>
@@ -107,7 +107,7 @@
           <w14:ligatures w14:val="none"/>
         </w:rPr>
         <w:tab/>
-        <w:t>:</w:t>
+        <w:t/>
       </w:r>
       <w:r>
         <w:rPr>
@@ -129,7 +129,7 @@
           <w:lang w:eastAsia="es-PE"/>
           <w14:ligatures w14:val="none"/>
         </w:rPr>
-        <w:t>V</w:t>
+        <w:t/>
       </w:r>
       <w:r>
         <w:rPr>
@@ -140,7 +140,7 @@
           <w:lang w:eastAsia="es-PE"/>
           <w14:ligatures w14:val="none"/>
         </w:rPr>
-        <w:t>Í</w:t>
+        <w:t/>
       </w:r>
       <w:r>
         <w:rPr>
@@ -151,7 +151,7 @@
           <w:lang w:eastAsia="es-PE"/>
           <w14:ligatures w14:val="none"/>
         </w:rPr>
-        <w:t xml:space="preserve">CTOR HUGO GONZÁLES SAMILLÁN </w:t>
+        <w:t xml:space="preserve"/>
       </w:r>
       <w:r>
         <w:rPr>
@@ -162,7 +162,7 @@
           <w:lang w:eastAsia="es-PE"/>
           <w14:ligatures w14:val="none"/>
         </w:rPr>
-        <w:t xml:space="preserve">(SEÑOR </w:t>
+        <w:t xml:space="preserve"/>
       </w:r>
       <w:r>
         <w:rPr>
@@ -173,7 +173,7 @@
           <w:lang w:eastAsia="es-PE"/>
           <w14:ligatures w14:val="none"/>
         </w:rPr>
-        <w:t>GONZÁLES</w:t>
+        <w:t/>
       </w:r>
       <w:r>
         <w:rPr>
@@ -184,7 +184,7 @@
           <w:lang w:eastAsia="es-PE"/>
           <w14:ligatures w14:val="none"/>
         </w:rPr>
-        <w:t>)</w:t>
+        <w:t/>
       </w:r>
     </w:p>
     <w:p>
@@ -613,7 +613,7 @@
           <w:lang w:val="es-ES" w:eastAsia="es-ES"/>
           <w14:ligatures w14:val="none"/>
         </w:rPr>
-        <w:t xml:space="preserve">Mediante el escrito del </w:t>
+        <w:t xml:space="preserve">Mediante el escrito del 26 de diciembre de 2025, complementado mediante dos (2) escritos del 26 de diciembre de 2025, el señor [APELLIDO] denunció al Banco por presuntas infracciones a la Ley 29571, Código de Protección y Defensa del Consumidor (en adelante, Código), señalando lo siguiente:</w:t>
       </w:r>
       <w:r>
         <w:rPr>
@@ -623,7 +623,7 @@
           <w:lang w:val="es-ES" w:eastAsia="es-ES"/>
           <w14:ligatures w14:val="none"/>
         </w:rPr>
-        <w:t>26 de diciembre de 2025</w:t>
+        <w:t/>
       </w:r>
       <w:r>
         <w:rPr>
@@ -644,7 +644,7 @@
           <w:lang w:val="es-ES" w:eastAsia="es-ES"/>
           <w14:ligatures w14:val="none"/>
         </w:rPr>
-        <w:t xml:space="preserve">, </w:t>
+        <w:t xml:space="preserve"/>
       </w:r>
       <w:r>
         <w:rPr>
@@ -654,7 +654,7 @@
           <w:lang w:val="es-ES" w:eastAsia="es-ES"/>
           <w14:ligatures w14:val="none"/>
         </w:rPr>
-        <w:t>complementado</w:t>
+        <w:t/>
       </w:r>
       <w:r>
         <w:rPr>
@@ -664,7 +664,7 @@
           <w:lang w:val="es-ES" w:eastAsia="es-ES"/>
           <w14:ligatures w14:val="none"/>
         </w:rPr>
-        <w:t xml:space="preserve"> mediante </w:t>
+        <w:t xml:space="preserve"/>
       </w:r>
       <w:r>
         <w:rPr>
@@ -674,7 +674,7 @@
           <w:lang w:val="es-ES" w:eastAsia="es-ES"/>
           <w14:ligatures w14:val="none"/>
         </w:rPr>
-        <w:t>dos (2) escritos</w:t>
+        <w:t/>
       </w:r>
       <w:r>
         <w:rPr>
@@ -684,7 +684,7 @@
           <w:lang w:val="es-ES" w:eastAsia="es-ES"/>
           <w14:ligatures w14:val="none"/>
         </w:rPr>
-        <w:t xml:space="preserve"> del </w:t>
+        <w:t xml:space="preserve"/>
       </w:r>
       <w:r>
         <w:rPr>
@@ -694,7 +694,7 @@
           <w:lang w:val="es-ES" w:eastAsia="es-ES"/>
           <w14:ligatures w14:val="none"/>
         </w:rPr>
-        <w:t>26 de diciembre de 2025</w:t>
+        <w:t/>
       </w:r>
       <w:r>
         <w:rPr>
@@ -702,7 +702,7 @@
           <w:kern w:val="0"/>
           <w14:ligatures w14:val="none"/>
         </w:rPr>
-        <w:t>,</w:t>
+        <w:t/>
       </w:r>
       <w:r>
         <w:rPr>
@@ -710,7 +710,7 @@
           <w:kern w:val="0"/>
           <w14:ligatures w14:val="none"/>
         </w:rPr>
-        <w:t xml:space="preserve"> </w:t>
+        <w:t xml:space="preserve"/>
       </w:r>
       <w:r>
         <w:rPr>
@@ -718,7 +718,7 @@
           <w:kern w:val="0"/>
           <w14:ligatures w14:val="none"/>
         </w:rPr>
-        <w:t>el</w:t>
+        <w:t/>
       </w:r>
       <w:r>
         <w:rPr>
@@ -726,7 +726,7 @@
           <w:kern w:val="0"/>
           <w14:ligatures w14:val="none"/>
         </w:rPr>
-        <w:t xml:space="preserve"> señor </w:t>
+        <w:t xml:space="preserve"/>
       </w:r>
       <w:r>
         <w:rPr>
@@ -734,7 +734,7 @@
           <w:kern w:val="0"/>
           <w14:ligatures w14:val="none"/>
         </w:rPr>
-        <w:t xml:space="preserve">Gonzáles </w:t>
+        <w:t xml:space="preserve"/>
       </w:r>
       <w:r>
         <w:rPr>
@@ -742,7 +742,7 @@
           <w:kern w:val="0"/>
           <w14:ligatures w14:val="none"/>
         </w:rPr>
-        <w:t>d</w:t>
+        <w:t/>
       </w:r>
       <w:r>
         <w:rPr>
@@ -752,7 +752,7 @@
           <w:lang w:val="es-ES" w:eastAsia="es-ES"/>
           <w14:ligatures w14:val="none"/>
         </w:rPr>
-        <w:t>enunció a</w:t>
+        <w:t/>
       </w:r>
       <w:r>
         <w:rPr>
@@ -762,7 +762,7 @@
           <w:lang w:val="es-ES" w:eastAsia="es-ES"/>
           <w14:ligatures w14:val="none"/>
         </w:rPr>
-        <w:t>l</w:t>
+        <w:t/>
       </w:r>
       <w:r>
         <w:rPr>
@@ -772,7 +772,7 @@
           <w:lang w:val="es-ES" w:eastAsia="es-ES"/>
           <w14:ligatures w14:val="none"/>
         </w:rPr>
-        <w:t xml:space="preserve"> </w:t>
+        <w:t xml:space="preserve"/>
       </w:r>
       <w:r>
         <w:rPr>
@@ -782,7 +782,7 @@
           <w:lang w:val="es-ES" w:eastAsia="es-ES"/>
           <w14:ligatures w14:val="none"/>
         </w:rPr>
-        <w:t xml:space="preserve">Banco </w:t>
+        <w:t xml:space="preserve"/>
       </w:r>
       <w:r>
         <w:rPr>
@@ -792,7 +792,7 @@
           <w:lang w:val="es-ES" w:eastAsia="es-ES"/>
           <w14:ligatures w14:val="none"/>
         </w:rPr>
-        <w:t>por presuntas infracciones a la Ley 29571, Código de Protección y Defensa del Consumidor (en adelante, Código)</w:t>
+        <w:t/>
       </w:r>
       <w:r>
         <w:rPr>
@@ -813,7 +813,7 @@
           <w:lang w:val="es-ES" w:eastAsia="es-ES"/>
           <w14:ligatures w14:val="none"/>
         </w:rPr>
-        <w:t xml:space="preserve">, señalando </w:t>
+        <w:t xml:space="preserve"/>
       </w:r>
       <w:r>
         <w:rPr>
@@ -824,7 +824,7 @@
           <w:lang w:val="es-ES" w:eastAsia="es-ES"/>
           <w14:ligatures w14:val="none"/>
         </w:rPr>
-        <w:t>lo siguiente:</w:t>
+        <w:t/>
       </w:r>
     </w:p>
     <w:p>
@@ -1185,67 +1185,67 @@
           <w:lang w:eastAsia="es-ES"/>
           <w14:ligatures w14:val="none"/>
         </w:rPr>
-        <w:t>El 26 de noviembre de 2025, se comunicó telefónicamente con Miluska Ayala</w:t>
-      </w:r>
-      <w:r>
-        <w:rPr>
-          <w:rFonts w:ascii="Arial Narrow" w:eastAsia="Times New Roman" w:hAnsi="Arial Narrow" w:cs="Arial"/>
-          <w:color w:val="000000"/>
-          <w:kern w:val="0"/>
-          <w:lang w:eastAsia="es-ES"/>
-          <w14:ligatures w14:val="none"/>
-        </w:rPr>
-        <w:t xml:space="preserve"> (en adelante, la señora Ayala)</w:t>
-      </w:r>
-      <w:r>
-        <w:rPr>
-          <w:rFonts w:ascii="Arial Narrow" w:eastAsia="Times New Roman" w:hAnsi="Arial Narrow" w:cs="Arial"/>
-          <w:color w:val="000000"/>
-          <w:kern w:val="0"/>
-          <w:lang w:eastAsia="es-ES"/>
-          <w14:ligatures w14:val="none"/>
-        </w:rPr>
-        <w:t xml:space="preserve">, </w:t>
-      </w:r>
-      <w:r>
-        <w:rPr>
-          <w:rFonts w:ascii="Arial Narrow" w:eastAsia="Times New Roman" w:hAnsi="Arial Narrow" w:cs="Arial"/>
-          <w:color w:val="000000"/>
-          <w:kern w:val="0"/>
-          <w:lang w:eastAsia="es-ES"/>
-          <w14:ligatures w14:val="none"/>
-        </w:rPr>
-        <w:t>asesora de seguros</w:t>
-      </w:r>
-      <w:r>
-        <w:rPr>
-          <w:rFonts w:ascii="Arial Narrow" w:eastAsia="Times New Roman" w:hAnsi="Arial Narrow" w:cs="Arial"/>
-          <w:color w:val="000000"/>
-          <w:kern w:val="0"/>
-          <w:lang w:eastAsia="es-ES"/>
-          <w14:ligatures w14:val="none"/>
-        </w:rPr>
-        <w:t xml:space="preserve"> de </w:t>
-      </w:r>
-      <w:r>
-        <w:rPr>
-          <w:rFonts w:ascii="Arial Narrow" w:eastAsia="Times New Roman" w:hAnsi="Arial Narrow" w:cs="Arial"/>
-          <w:color w:val="000000"/>
-          <w:kern w:val="0"/>
-          <w:lang w:eastAsia="es-ES"/>
-          <w14:ligatures w14:val="none"/>
-        </w:rPr>
-        <w:t>Ugaz Asesores y Corredores de Seguros S.A.C (en adelante, Ugaz)</w:t>
-      </w:r>
-      <w:r>
-        <w:rPr>
-          <w:rFonts w:ascii="Arial Narrow" w:eastAsia="Times New Roman" w:hAnsi="Arial Narrow" w:cs="Arial"/>
-          <w:color w:val="000000"/>
-          <w:kern w:val="0"/>
-          <w:lang w:eastAsia="es-ES"/>
-          <w14:ligatures w14:val="none"/>
-        </w:rPr>
-        <w:t xml:space="preserve">, quien gestionó la contratación del Seguro Vehicular, y le informó que la póliza se encontraba vigente hasta el 9 de diciembre de 2025 y que la comunicación remitida por el </w:t>
+        <w:t xml:space="preserve">El 26 de noviembre de 2025, se comunicó telefónicamente con Miluska Ayala (en adelante, la señora [APELLIDO]), asesora de seguros de Ugaz Asesores y Corredores de Seguros S.A.C (en adelante, Ugaz), quien gestionó la contratación del Seguro Vehicular, y le informó que la póliza se encontraba vigente hasta el 9 de diciembre de 2025 y que la comunicación remitida por el Banco era errada. </w:t>
+      </w:r>
+      <w:r>
+        <w:rPr>
+          <w:rFonts w:ascii="Arial Narrow" w:eastAsia="Times New Roman" w:hAnsi="Arial Narrow" w:cs="Arial"/>
+          <w:color w:val="000000"/>
+          <w:kern w:val="0"/>
+          <w:lang w:eastAsia="es-ES"/>
+          <w14:ligatures w14:val="none"/>
+        </w:rPr>
+        <w:t xml:space="preserve"/>
+      </w:r>
+      <w:r>
+        <w:rPr>
+          <w:rFonts w:ascii="Arial Narrow" w:eastAsia="Times New Roman" w:hAnsi="Arial Narrow" w:cs="Arial"/>
+          <w:color w:val="000000"/>
+          <w:kern w:val="0"/>
+          <w:lang w:eastAsia="es-ES"/>
+          <w14:ligatures w14:val="none"/>
+        </w:rPr>
+        <w:t xml:space="preserve"/>
+      </w:r>
+      <w:r>
+        <w:rPr>
+          <w:rFonts w:ascii="Arial Narrow" w:eastAsia="Times New Roman" w:hAnsi="Arial Narrow" w:cs="Arial"/>
+          <w:color w:val="000000"/>
+          <w:kern w:val="0"/>
+          <w:lang w:eastAsia="es-ES"/>
+          <w14:ligatures w14:val="none"/>
+        </w:rPr>
+        <w:t/>
+      </w:r>
+      <w:r>
+        <w:rPr>
+          <w:rFonts w:ascii="Arial Narrow" w:eastAsia="Times New Roman" w:hAnsi="Arial Narrow" w:cs="Arial"/>
+          <w:color w:val="000000"/>
+          <w:kern w:val="0"/>
+          <w:lang w:eastAsia="es-ES"/>
+          <w14:ligatures w14:val="none"/>
+        </w:rPr>
+        <w:t xml:space="preserve"/>
+      </w:r>
+      <w:r>
+        <w:rPr>
+          <w:rFonts w:ascii="Arial Narrow" w:eastAsia="Times New Roman" w:hAnsi="Arial Narrow" w:cs="Arial"/>
+          <w:color w:val="000000"/>
+          <w:kern w:val="0"/>
+          <w:lang w:eastAsia="es-ES"/>
+          <w14:ligatures w14:val="none"/>
+        </w:rPr>
+        <w:t/>
+      </w:r>
+      <w:r>
+        <w:rPr>
+          <w:rFonts w:ascii="Arial Narrow" w:eastAsia="Times New Roman" w:hAnsi="Arial Narrow" w:cs="Arial"/>
+          <w:color w:val="000000"/>
+          <w:kern w:val="0"/>
+          <w:lang w:eastAsia="es-ES"/>
+          <w14:ligatures w14:val="none"/>
+        </w:rPr>
+        <w:t xml:space="preserve"/>
       </w:r>
       <w:r>
         <w:rPr>
@@ -1255,67 +1255,67 @@
           <w:lang w:val="es-ES" w:eastAsia="es-ES"/>
           <w14:ligatures w14:val="none"/>
         </w:rPr>
-        <w:t>Banco</w:t>
-      </w:r>
-      <w:r>
-        <w:rPr>
-          <w:rFonts w:ascii="Arial Narrow" w:eastAsia="Times New Roman" w:hAnsi="Arial Narrow" w:cs="Arial"/>
-          <w:color w:val="000000"/>
-          <w:kern w:val="0"/>
-          <w:lang w:eastAsia="es-ES"/>
-          <w14:ligatures w14:val="none"/>
-        </w:rPr>
-        <w:t xml:space="preserve"> </w:t>
-      </w:r>
-      <w:r>
-        <w:rPr>
-          <w:rFonts w:ascii="Arial Narrow" w:eastAsia="Times New Roman" w:hAnsi="Arial Narrow" w:cs="Arial"/>
-          <w:color w:val="000000"/>
-          <w:kern w:val="0"/>
-          <w:lang w:eastAsia="es-ES"/>
-          <w14:ligatures w14:val="none"/>
-        </w:rPr>
-        <w:t>era</w:t>
-      </w:r>
-      <w:r>
-        <w:rPr>
-          <w:rFonts w:ascii="Arial Narrow" w:eastAsia="Times New Roman" w:hAnsi="Arial Narrow" w:cs="Arial"/>
-          <w:color w:val="000000"/>
-          <w:kern w:val="0"/>
-          <w:lang w:eastAsia="es-ES"/>
-          <w14:ligatures w14:val="none"/>
-        </w:rPr>
-        <w:t xml:space="preserve"> </w:t>
-      </w:r>
-      <w:r>
-        <w:rPr>
-          <w:rFonts w:ascii="Arial Narrow" w:eastAsia="Times New Roman" w:hAnsi="Arial Narrow" w:cs="Arial"/>
-          <w:color w:val="000000"/>
-          <w:kern w:val="0"/>
-          <w:lang w:eastAsia="es-ES"/>
-          <w14:ligatures w14:val="none"/>
-        </w:rPr>
-        <w:t>errada</w:t>
-      </w:r>
-      <w:r>
-        <w:rPr>
-          <w:rFonts w:ascii="Arial Narrow" w:eastAsia="Times New Roman" w:hAnsi="Arial Narrow" w:cs="Arial"/>
-          <w:color w:val="000000"/>
-          <w:kern w:val="0"/>
-          <w:lang w:eastAsia="es-ES"/>
-          <w14:ligatures w14:val="none"/>
-        </w:rPr>
-        <w:t>.</w:t>
-      </w:r>
-      <w:r>
-        <w:rPr>
-          <w:rFonts w:ascii="Arial Narrow" w:eastAsia="Times New Roman" w:hAnsi="Arial Narrow" w:cs="Arial"/>
-          <w:color w:val="000000"/>
-          <w:kern w:val="0"/>
-          <w:lang w:eastAsia="es-ES"/>
-          <w14:ligatures w14:val="none"/>
-        </w:rPr>
-        <w:t xml:space="preserve"> </w:t>
+        <w:t/>
+      </w:r>
+      <w:r>
+        <w:rPr>
+          <w:rFonts w:ascii="Arial Narrow" w:eastAsia="Times New Roman" w:hAnsi="Arial Narrow" w:cs="Arial"/>
+          <w:color w:val="000000"/>
+          <w:kern w:val="0"/>
+          <w:lang w:eastAsia="es-ES"/>
+          <w14:ligatures w14:val="none"/>
+        </w:rPr>
+        <w:t xml:space="preserve"/>
+      </w:r>
+      <w:r>
+        <w:rPr>
+          <w:rFonts w:ascii="Arial Narrow" w:eastAsia="Times New Roman" w:hAnsi="Arial Narrow" w:cs="Arial"/>
+          <w:color w:val="000000"/>
+          <w:kern w:val="0"/>
+          <w:lang w:eastAsia="es-ES"/>
+          <w14:ligatures w14:val="none"/>
+        </w:rPr>
+        <w:t/>
+      </w:r>
+      <w:r>
+        <w:rPr>
+          <w:rFonts w:ascii="Arial Narrow" w:eastAsia="Times New Roman" w:hAnsi="Arial Narrow" w:cs="Arial"/>
+          <w:color w:val="000000"/>
+          <w:kern w:val="0"/>
+          <w:lang w:eastAsia="es-ES"/>
+          <w14:ligatures w14:val="none"/>
+        </w:rPr>
+        <w:t xml:space="preserve"/>
+      </w:r>
+      <w:r>
+        <w:rPr>
+          <w:rFonts w:ascii="Arial Narrow" w:eastAsia="Times New Roman" w:hAnsi="Arial Narrow" w:cs="Arial"/>
+          <w:color w:val="000000"/>
+          <w:kern w:val="0"/>
+          <w:lang w:eastAsia="es-ES"/>
+          <w14:ligatures w14:val="none"/>
+        </w:rPr>
+        <w:t/>
+      </w:r>
+      <w:r>
+        <w:rPr>
+          <w:rFonts w:ascii="Arial Narrow" w:eastAsia="Times New Roman" w:hAnsi="Arial Narrow" w:cs="Arial"/>
+          <w:color w:val="000000"/>
+          <w:kern w:val="0"/>
+          <w:lang w:eastAsia="es-ES"/>
+          <w14:ligatures w14:val="none"/>
+        </w:rPr>
+        <w:t/>
+      </w:r>
+      <w:r>
+        <w:rPr>
+          <w:rFonts w:ascii="Arial Narrow" w:eastAsia="Times New Roman" w:hAnsi="Arial Narrow" w:cs="Arial"/>
+          <w:color w:val="000000"/>
+          <w:kern w:val="0"/>
+          <w:lang w:eastAsia="es-ES"/>
+          <w14:ligatures w14:val="none"/>
+        </w:rPr>
+        <w:t xml:space="preserve"/>
       </w:r>
     </w:p>
     <w:p>
@@ -1519,87 +1519,87 @@
           <w:lang w:eastAsia="es-ES"/>
           <w14:ligatures w14:val="none"/>
         </w:rPr>
-        <w:t xml:space="preserve">El 28 de noviembre de 2025, </w:t>
-      </w:r>
-      <w:r>
-        <w:rPr>
-          <w:rFonts w:ascii="Arial Narrow" w:eastAsia="Times New Roman" w:hAnsi="Arial Narrow" w:cs="Arial"/>
-          <w:color w:val="000000"/>
-          <w:kern w:val="0"/>
-          <w:lang w:eastAsia="es-ES"/>
-          <w14:ligatures w14:val="none"/>
-        </w:rPr>
-        <w:t>la señora Ayala</w:t>
-      </w:r>
-      <w:r>
-        <w:rPr>
-          <w:rFonts w:ascii="Arial Narrow" w:eastAsia="Times New Roman" w:hAnsi="Arial Narrow" w:cs="Arial"/>
-          <w:color w:val="000000"/>
-          <w:kern w:val="0"/>
-          <w:lang w:eastAsia="es-ES"/>
-          <w14:ligatures w14:val="none"/>
-        </w:rPr>
-        <w:t xml:space="preserve">, remitió un correo electrónico a la dirección GoeRecepPolEnd@bcp.com.pe, solicitando la anulación del </w:t>
-      </w:r>
-      <w:r>
-        <w:rPr>
-          <w:rFonts w:ascii="Arial Narrow" w:eastAsia="Times New Roman" w:hAnsi="Arial Narrow" w:cs="Arial"/>
-          <w:color w:val="000000"/>
-          <w:kern w:val="0"/>
-          <w:lang w:eastAsia="es-ES"/>
-          <w14:ligatures w14:val="none"/>
-        </w:rPr>
-        <w:t xml:space="preserve">Seguro del Banco e </w:t>
-      </w:r>
-      <w:r>
-        <w:rPr>
-          <w:rFonts w:ascii="Arial Narrow" w:eastAsia="Times New Roman" w:hAnsi="Arial Narrow" w:cs="Arial"/>
-          <w:color w:val="000000"/>
-          <w:kern w:val="0"/>
-          <w:lang w:eastAsia="es-ES"/>
-          <w14:ligatures w14:val="none"/>
-        </w:rPr>
-        <w:t>indicando que</w:t>
-      </w:r>
-      <w:r>
-        <w:rPr>
-          <w:rFonts w:ascii="Arial Narrow" w:eastAsia="Times New Roman" w:hAnsi="Arial Narrow" w:cs="Arial"/>
-          <w:color w:val="000000"/>
-          <w:kern w:val="0"/>
-          <w:lang w:eastAsia="es-ES"/>
-          <w14:ligatures w14:val="none"/>
-        </w:rPr>
-        <w:t xml:space="preserve"> el Seguro Vehicular </w:t>
-      </w:r>
-      <w:r>
-        <w:rPr>
-          <w:rFonts w:ascii="Arial Narrow" w:eastAsia="Times New Roman" w:hAnsi="Arial Narrow" w:cs="Arial"/>
-          <w:color w:val="000000"/>
-          <w:kern w:val="0"/>
-          <w:lang w:eastAsia="es-ES"/>
-          <w14:ligatures w14:val="none"/>
-        </w:rPr>
-        <w:t>se encontraba vigente hasta el 9 de diciembre de 2025.</w:t>
-      </w:r>
-      <w:r>
-        <w:rPr>
-          <w:rFonts w:ascii="Arial Narrow" w:eastAsia="Times New Roman" w:hAnsi="Arial Narrow" w:cs="Arial"/>
-          <w:color w:val="000000"/>
-          <w:kern w:val="0"/>
-          <w:lang w:eastAsia="es-ES"/>
-          <w14:ligatures w14:val="none"/>
-        </w:rPr>
-        <w:t xml:space="preserve"> </w:t>
-      </w:r>
-      <w:r>
-        <w:rPr>
-          <w:rFonts w:ascii="Arial Narrow" w:eastAsia="Times New Roman" w:hAnsi="Arial Narrow" w:cs="Arial"/>
-          <w:color w:val="000000"/>
-          <w:kern w:val="0"/>
-          <w:lang w:eastAsia="es-ES"/>
-          <w14:ligatures w14:val="none"/>
-        </w:rPr>
-        <w:t xml:space="preserve"> </w:t>
+        <w:t xml:space="preserve">El 28 de noviembre de 2025, la señora [APELLIDO], remitió un correo electrónico a la dirección [CORREO], solicitando la anulación del Seguro del Banco e indicando que el Seguro Vehicular se encontraba vigente hasta el 9 de diciembre de 2025.  </w:t>
+      </w:r>
+      <w:r>
+        <w:rPr>
+          <w:rFonts w:ascii="Arial Narrow" w:eastAsia="Times New Roman" w:hAnsi="Arial Narrow" w:cs="Arial"/>
+          <w:color w:val="000000"/>
+          <w:kern w:val="0"/>
+          <w:lang w:eastAsia="es-ES"/>
+          <w14:ligatures w14:val="none"/>
+        </w:rPr>
+        <w:t/>
+      </w:r>
+      <w:r>
+        <w:rPr>
+          <w:rFonts w:ascii="Arial Narrow" w:eastAsia="Times New Roman" w:hAnsi="Arial Narrow" w:cs="Arial"/>
+          <w:color w:val="000000"/>
+          <w:kern w:val="0"/>
+          <w:lang w:eastAsia="es-ES"/>
+          <w14:ligatures w14:val="none"/>
+        </w:rPr>
+        <w:t xml:space="preserve"/>
+      </w:r>
+      <w:r>
+        <w:rPr>
+          <w:rFonts w:ascii="Arial Narrow" w:eastAsia="Times New Roman" w:hAnsi="Arial Narrow" w:cs="Arial"/>
+          <w:color w:val="000000"/>
+          <w:kern w:val="0"/>
+          <w:lang w:eastAsia="es-ES"/>
+          <w14:ligatures w14:val="none"/>
+        </w:rPr>
+        <w:t xml:space="preserve"/>
+      </w:r>
+      <w:r>
+        <w:rPr>
+          <w:rFonts w:ascii="Arial Narrow" w:eastAsia="Times New Roman" w:hAnsi="Arial Narrow" w:cs="Arial"/>
+          <w:color w:val="000000"/>
+          <w:kern w:val="0"/>
+          <w:lang w:eastAsia="es-ES"/>
+          <w14:ligatures w14:val="none"/>
+        </w:rPr>
+        <w:t/>
+      </w:r>
+      <w:r>
+        <w:rPr>
+          <w:rFonts w:ascii="Arial Narrow" w:eastAsia="Times New Roman" w:hAnsi="Arial Narrow" w:cs="Arial"/>
+          <w:color w:val="000000"/>
+          <w:kern w:val="0"/>
+          <w:lang w:eastAsia="es-ES"/>
+          <w14:ligatures w14:val="none"/>
+        </w:rPr>
+        <w:t xml:space="preserve"/>
+      </w:r>
+      <w:r>
+        <w:rPr>
+          <w:rFonts w:ascii="Arial Narrow" w:eastAsia="Times New Roman" w:hAnsi="Arial Narrow" w:cs="Arial"/>
+          <w:color w:val="000000"/>
+          <w:kern w:val="0"/>
+          <w:lang w:eastAsia="es-ES"/>
+          <w14:ligatures w14:val="none"/>
+        </w:rPr>
+        <w:t/>
+      </w:r>
+      <w:r>
+        <w:rPr>
+          <w:rFonts w:ascii="Arial Narrow" w:eastAsia="Times New Roman" w:hAnsi="Arial Narrow" w:cs="Arial"/>
+          <w:color w:val="000000"/>
+          <w:kern w:val="0"/>
+          <w:lang w:eastAsia="es-ES"/>
+          <w14:ligatures w14:val="none"/>
+        </w:rPr>
+        <w:t xml:space="preserve"/>
+      </w:r>
+      <w:r>
+        <w:rPr>
+          <w:rFonts w:ascii="Arial Narrow" w:eastAsia="Times New Roman" w:hAnsi="Arial Narrow" w:cs="Arial"/>
+          <w:color w:val="000000"/>
+          <w:kern w:val="0"/>
+          <w:lang w:eastAsia="es-ES"/>
+          <w14:ligatures w14:val="none"/>
+        </w:rPr>
+        <w:t xml:space="preserve"/>
       </w:r>
     </w:p>
     <w:p>
@@ -2723,127 +2723,127 @@
           <w:lang w:eastAsia="es-ES"/>
           <w14:ligatures w14:val="none"/>
         </w:rPr>
-        <w:t xml:space="preserve">El 19 de diciembre de 2025, </w:t>
-      </w:r>
-      <w:r>
-        <w:rPr>
-          <w:rFonts w:ascii="Arial Narrow" w:eastAsia="Times New Roman" w:hAnsi="Arial Narrow" w:cs="Arial"/>
-          <w:color w:val="000000"/>
-          <w:kern w:val="0"/>
-          <w:lang w:eastAsia="es-ES"/>
-          <w14:ligatures w14:val="none"/>
-        </w:rPr>
-        <w:t>la señora Ayala</w:t>
-      </w:r>
-      <w:r>
-        <w:rPr>
-          <w:rFonts w:ascii="Arial Narrow" w:eastAsia="Times New Roman" w:hAnsi="Arial Narrow" w:cs="Arial"/>
-          <w:color w:val="000000"/>
-          <w:kern w:val="0"/>
-          <w:lang w:eastAsia="es-ES"/>
-          <w14:ligatures w14:val="none"/>
-        </w:rPr>
-        <w:t>, remitió un nuevo correo electrónico a</w:t>
-      </w:r>
-      <w:r>
-        <w:rPr>
-          <w:rFonts w:ascii="Arial Narrow" w:eastAsia="Times New Roman" w:hAnsi="Arial Narrow" w:cs="Arial"/>
-          <w:color w:val="000000"/>
-          <w:kern w:val="0"/>
-          <w:lang w:eastAsia="es-ES"/>
-          <w14:ligatures w14:val="none"/>
-        </w:rPr>
-        <w:t xml:space="preserve">l Banco, </w:t>
-      </w:r>
-      <w:r>
-        <w:rPr>
-          <w:rFonts w:ascii="Arial Narrow" w:eastAsia="Times New Roman" w:hAnsi="Arial Narrow" w:cs="Arial"/>
-          <w:color w:val="000000"/>
-          <w:kern w:val="0"/>
-          <w:lang w:eastAsia="es-ES"/>
-          <w14:ligatures w14:val="none"/>
-        </w:rPr>
-        <w:t xml:space="preserve">indicando que se encontraban a la espera de respuesta al correo del 16 de diciembre de 2025 y adjuntando el estado de pagos de </w:t>
-      </w:r>
-      <w:r>
-        <w:rPr>
-          <w:rFonts w:ascii="Arial Narrow" w:eastAsia="Times New Roman" w:hAnsi="Arial Narrow" w:cs="Arial"/>
-          <w:color w:val="000000"/>
-          <w:kern w:val="0"/>
-          <w:lang w:eastAsia="es-ES"/>
-          <w14:ligatures w14:val="none"/>
-        </w:rPr>
-        <w:t>las primas del Seguro Vehicular</w:t>
-      </w:r>
-      <w:r>
-        <w:rPr>
-          <w:rFonts w:ascii="Arial Narrow" w:eastAsia="Times New Roman" w:hAnsi="Arial Narrow" w:cs="Arial"/>
-          <w:color w:val="000000"/>
-          <w:kern w:val="0"/>
-          <w:lang w:eastAsia="es-ES"/>
-          <w14:ligatures w14:val="none"/>
-        </w:rPr>
-        <w:t xml:space="preserve"> con vigencia del 9 de diciembre de 2024 al 9 de diciembre de 2025 y de su renovación</w:t>
-      </w:r>
-      <w:r>
-        <w:rPr>
-          <w:rFonts w:ascii="Arial Narrow" w:eastAsia="Times New Roman" w:hAnsi="Arial Narrow" w:cs="Arial"/>
-          <w:color w:val="000000"/>
-          <w:kern w:val="0"/>
-          <w:lang w:eastAsia="es-ES"/>
-          <w14:ligatures w14:val="none"/>
-        </w:rPr>
-        <w:t xml:space="preserve"> mediante la Póliza</w:t>
-      </w:r>
-      <w:r>
-        <w:rPr>
-          <w:rFonts w:ascii="Arial Narrow" w:eastAsia="Times New Roman" w:hAnsi="Arial Narrow" w:cs="Arial"/>
-          <w:color w:val="000000"/>
-          <w:kern w:val="0"/>
-          <w:lang w:eastAsia="es-ES"/>
-          <w14:ligatures w14:val="none"/>
-        </w:rPr>
-        <w:t xml:space="preserve"> 70251797 con vigencia del 9 de diciembre de 2025 al 9 de diciembre de 2026, emitidas por </w:t>
-      </w:r>
-      <w:r>
-        <w:rPr>
-          <w:rFonts w:ascii="Arial Narrow" w:eastAsia="Times New Roman" w:hAnsi="Arial Narrow" w:cs="Arial"/>
-          <w:color w:val="000000"/>
-          <w:kern w:val="0"/>
-          <w:lang w:eastAsia="es-ES"/>
-          <w14:ligatures w14:val="none"/>
-        </w:rPr>
-        <w:t>la compañía aseguradora</w:t>
-      </w:r>
-      <w:r>
-        <w:rPr>
-          <w:rFonts w:ascii="Arial Narrow" w:eastAsia="Times New Roman" w:hAnsi="Arial Narrow" w:cs="Arial"/>
-          <w:color w:val="000000"/>
-          <w:kern w:val="0"/>
-          <w:lang w:eastAsia="es-ES"/>
-          <w14:ligatures w14:val="none"/>
-        </w:rPr>
-        <w:t>.</w:t>
-      </w:r>
-      <w:r>
-        <w:rPr>
-          <w:rFonts w:ascii="Arial Narrow" w:eastAsia="Times New Roman" w:hAnsi="Arial Narrow" w:cs="Arial"/>
-          <w:color w:val="000000"/>
-          <w:kern w:val="0"/>
-          <w:lang w:eastAsia="es-ES"/>
-          <w14:ligatures w14:val="none"/>
-        </w:rPr>
-        <w:t xml:space="preserve"> </w:t>
-      </w:r>
-      <w:r>
-        <w:rPr>
-          <w:rFonts w:ascii="Arial Narrow" w:eastAsia="Times New Roman" w:hAnsi="Arial Narrow" w:cs="Arial"/>
-          <w:color w:val="000000"/>
-          <w:kern w:val="0"/>
-          <w:lang w:eastAsia="es-ES"/>
-          <w14:ligatures w14:val="none"/>
-        </w:rPr>
-        <w:t xml:space="preserve"> </w:t>
+        <w:t xml:space="preserve">El 19 de diciembre de 2025, la señora [APELLIDO], remitió un nuevo correo electrónico al Banco, indicando que se encontraban a la espera de respuesta al correo del 16 de diciembre de 2025 y adjuntando el estado de pagos de las primas del Seguro Vehicular con vigencia del 9 de diciembre de 2024 al 9 de diciembre de 2025 y de su renovación mediante la Póliza 70251797 con vigencia del 9 de diciembre de 2025 al 9 de diciembre de 2026, emitidas por la compañía aseguradora.  </w:t>
+      </w:r>
+      <w:r>
+        <w:rPr>
+          <w:rFonts w:ascii="Arial Narrow" w:eastAsia="Times New Roman" w:hAnsi="Arial Narrow" w:cs="Arial"/>
+          <w:color w:val="000000"/>
+          <w:kern w:val="0"/>
+          <w:lang w:eastAsia="es-ES"/>
+          <w14:ligatures w14:val="none"/>
+        </w:rPr>
+        <w:t/>
+      </w:r>
+      <w:r>
+        <w:rPr>
+          <w:rFonts w:ascii="Arial Narrow" w:eastAsia="Times New Roman" w:hAnsi="Arial Narrow" w:cs="Arial"/>
+          <w:color w:val="000000"/>
+          <w:kern w:val="0"/>
+          <w:lang w:eastAsia="es-ES"/>
+          <w14:ligatures w14:val="none"/>
+        </w:rPr>
+        <w:t/>
+      </w:r>
+      <w:r>
+        <w:rPr>
+          <w:rFonts w:ascii="Arial Narrow" w:eastAsia="Times New Roman" w:hAnsi="Arial Narrow" w:cs="Arial"/>
+          <w:color w:val="000000"/>
+          <w:kern w:val="0"/>
+          <w:lang w:eastAsia="es-ES"/>
+          <w14:ligatures w14:val="none"/>
+        </w:rPr>
+        <w:t xml:space="preserve"/>
+      </w:r>
+      <w:r>
+        <w:rPr>
+          <w:rFonts w:ascii="Arial Narrow" w:eastAsia="Times New Roman" w:hAnsi="Arial Narrow" w:cs="Arial"/>
+          <w:color w:val="000000"/>
+          <w:kern w:val="0"/>
+          <w:lang w:eastAsia="es-ES"/>
+          <w14:ligatures w14:val="none"/>
+        </w:rPr>
+        <w:t xml:space="preserve"/>
+      </w:r>
+      <w:r>
+        <w:rPr>
+          <w:rFonts w:ascii="Arial Narrow" w:eastAsia="Times New Roman" w:hAnsi="Arial Narrow" w:cs="Arial"/>
+          <w:color w:val="000000"/>
+          <w:kern w:val="0"/>
+          <w:lang w:eastAsia="es-ES"/>
+          <w14:ligatures w14:val="none"/>
+        </w:rPr>
+        <w:t/>
+      </w:r>
+      <w:r>
+        <w:rPr>
+          <w:rFonts w:ascii="Arial Narrow" w:eastAsia="Times New Roman" w:hAnsi="Arial Narrow" w:cs="Arial"/>
+          <w:color w:val="000000"/>
+          <w:kern w:val="0"/>
+          <w:lang w:eastAsia="es-ES"/>
+          <w14:ligatures w14:val="none"/>
+        </w:rPr>
+        <w:t xml:space="preserve"/>
+      </w:r>
+      <w:r>
+        <w:rPr>
+          <w:rFonts w:ascii="Arial Narrow" w:eastAsia="Times New Roman" w:hAnsi="Arial Narrow" w:cs="Arial"/>
+          <w:color w:val="000000"/>
+          <w:kern w:val="0"/>
+          <w:lang w:eastAsia="es-ES"/>
+          <w14:ligatures w14:val="none"/>
+        </w:rPr>
+        <w:t xml:space="preserve"/>
+      </w:r>
+      <w:r>
+        <w:rPr>
+          <w:rFonts w:ascii="Arial Narrow" w:eastAsia="Times New Roman" w:hAnsi="Arial Narrow" w:cs="Arial"/>
+          <w:color w:val="000000"/>
+          <w:kern w:val="0"/>
+          <w:lang w:eastAsia="es-ES"/>
+          <w14:ligatures w14:val="none"/>
+        </w:rPr>
+        <w:t xml:space="preserve"/>
+      </w:r>
+      <w:r>
+        <w:rPr>
+          <w:rFonts w:ascii="Arial Narrow" w:eastAsia="Times New Roman" w:hAnsi="Arial Narrow" w:cs="Arial"/>
+          <w:color w:val="000000"/>
+          <w:kern w:val="0"/>
+          <w:lang w:eastAsia="es-ES"/>
+          <w14:ligatures w14:val="none"/>
+        </w:rPr>
+        <w:t/>
+      </w:r>
+      <w:r>
+        <w:rPr>
+          <w:rFonts w:ascii="Arial Narrow" w:eastAsia="Times New Roman" w:hAnsi="Arial Narrow" w:cs="Arial"/>
+          <w:color w:val="000000"/>
+          <w:kern w:val="0"/>
+          <w:lang w:eastAsia="es-ES"/>
+          <w14:ligatures w14:val="none"/>
+        </w:rPr>
+        <w:t/>
+      </w:r>
+      <w:r>
+        <w:rPr>
+          <w:rFonts w:ascii="Arial Narrow" w:eastAsia="Times New Roman" w:hAnsi="Arial Narrow" w:cs="Arial"/>
+          <w:color w:val="000000"/>
+          <w:kern w:val="0"/>
+          <w:lang w:eastAsia="es-ES"/>
+          <w14:ligatures w14:val="none"/>
+        </w:rPr>
+        <w:t xml:space="preserve"/>
+      </w:r>
+      <w:r>
+        <w:rPr>
+          <w:rFonts w:ascii="Arial Narrow" w:eastAsia="Times New Roman" w:hAnsi="Arial Narrow" w:cs="Arial"/>
+          <w:color w:val="000000"/>
+          <w:kern w:val="0"/>
+          <w:lang w:eastAsia="es-ES"/>
+          <w14:ligatures w14:val="none"/>
+        </w:rPr>
+        <w:t xml:space="preserve"/>
       </w:r>
     </w:p>
     <w:p>
@@ -2892,7 +2892,7 @@
           <w:lang w:val="es-ES" w:eastAsia="es-ES"/>
           <w14:ligatures w14:val="none"/>
         </w:rPr>
-        <w:t>El</w:t>
+        <w:t xml:space="preserve">El señor [APELLIDO] solicitó, en calidad de medida correctiva, que el Banco cumpla con: (i) realizar el cese de manera inmediata de la atribución, facturación, cobro y/o débito automático por el monto de S/ 1 610,00, correspondiente a la cuota mensual de su crédito vehicular, así como de cualquier otro cargo vinculado a dicho concepto; (ii) regularizar las condiciones de su crédito vehicular, restableciendo el monto correcto de la cuota mensual de S/ 1 582,00, dejando sin efecto cualquier incremento arbitrario generado por la imposición del Seguro del Banco no contratado; (iii) reconocer expresamente que mantuvo y mantiene vigente el Seguro Vehicular endosado con la compañía aseguradora cuya renovación fue presentada dentro de los plazos establecidos y aprobada conforme a la documentación remitida al propio Banco; y, (iv), rectificar la información financiera, crediticia y comercial asociada a su persona, dejando sin efecto cualquier registro de deuda inexistente, así como cesar toda llamada, comunicación o gestión de cobranza relacionada con el endoso del Seguro del Banco no contratado. Asimismo, no requirió de manera expresa el reembolso de costos y costas del presente procedimiento.  </w:t>
       </w:r>
       <w:r>
         <w:rPr>
@@ -2902,7 +2902,7 @@
           <w:lang w:val="es-ES" w:eastAsia="es-ES"/>
           <w14:ligatures w14:val="none"/>
         </w:rPr>
-        <w:t xml:space="preserve"> señor </w:t>
+        <w:t xml:space="preserve"/>
       </w:r>
       <w:r>
         <w:rPr>
@@ -2910,7 +2910,7 @@
           <w:kern w:val="0"/>
           <w14:ligatures w14:val="none"/>
         </w:rPr>
-        <w:t xml:space="preserve">Gonzáles </w:t>
+        <w:t xml:space="preserve"/>
       </w:r>
       <w:r>
         <w:rPr>
@@ -2920,7 +2920,7 @@
           <w:lang w:val="es-ES" w:eastAsia="es-ES"/>
           <w14:ligatures w14:val="none"/>
         </w:rPr>
-        <w:t xml:space="preserve">solicitó, en calidad de medida correctiva, que </w:t>
+        <w:t xml:space="preserve"/>
       </w:r>
       <w:r>
         <w:rPr>
@@ -2930,7 +2930,7 @@
           <w:lang w:val="es-ES" w:eastAsia="es-ES"/>
           <w14:ligatures w14:val="none"/>
         </w:rPr>
-        <w:t xml:space="preserve">el Banco </w:t>
+        <w:t xml:space="preserve"/>
       </w:r>
       <w:r>
         <w:rPr>
@@ -2940,7 +2940,7 @@
           <w:lang w:val="es-ES" w:eastAsia="es-ES"/>
           <w14:ligatures w14:val="none"/>
         </w:rPr>
-        <w:t>cumpla co</w:t>
+        <w:t/>
       </w:r>
       <w:r>
         <w:rPr>
@@ -2950,7 +2950,7 @@
           <w:lang w:val="es-ES" w:eastAsia="es-ES"/>
           <w14:ligatures w14:val="none"/>
         </w:rPr>
-        <w:t>n: (i) realizar el cese de manera inmediata de la atribución, facturación, cobro y/o débito automático por el monto de S/ 1 610,00, correspondiente a la cuota mensual de su crédito vehicular, así como de cualquier otro cargo vinculado a dicho concepto; (</w:t>
+        <w:t/>
       </w:r>
       <w:proofErr w:type="spellStart"/>
       <w:r>
@@ -2961,7 +2961,7 @@
           <w:lang w:val="es-ES" w:eastAsia="es-ES"/>
           <w14:ligatures w14:val="none"/>
         </w:rPr>
-        <w:t>ii</w:t>
+        <w:t/>
       </w:r>
       <w:proofErr w:type="spellEnd"/>
       <w:r>
@@ -2972,17 +2972,17 @@
           <w:lang w:val="es-ES" w:eastAsia="es-ES"/>
           <w14:ligatures w14:val="none"/>
         </w:rPr>
-        <w:t xml:space="preserve">) regularizar las condiciones de su crédito vehicular, restableciendo el monto correcto de la cuota mensual de S/ 1 582,00, dejando sin efecto cualquier incremento arbitrario generado por la imposición del </w:t>
-      </w:r>
-      <w:r>
-        <w:rPr>
-          <w:rFonts w:ascii="Arial Narrow" w:eastAsia="Times New Roman" w:hAnsi="Arial Narrow" w:cs="Arial"/>
-          <w:color w:val="000000"/>
-          <w:kern w:val="0"/>
-          <w:lang w:eastAsia="es-ES"/>
-          <w14:ligatures w14:val="none"/>
-        </w:rPr>
-        <w:t xml:space="preserve">Seguro del Banco </w:t>
+        <w:t xml:space="preserve"/>
+      </w:r>
+      <w:r>
+        <w:rPr>
+          <w:rFonts w:ascii="Arial Narrow" w:eastAsia="Times New Roman" w:hAnsi="Arial Narrow" w:cs="Arial"/>
+          <w:color w:val="000000"/>
+          <w:kern w:val="0"/>
+          <w:lang w:eastAsia="es-ES"/>
+          <w14:ligatures w14:val="none"/>
+        </w:rPr>
+        <w:t xml:space="preserve"/>
       </w:r>
       <w:r>
         <w:rPr>
@@ -2992,7 +2992,7 @@
           <w:lang w:val="es-ES" w:eastAsia="es-ES"/>
           <w14:ligatures w14:val="none"/>
         </w:rPr>
-        <w:t>no contratado</w:t>
+        <w:t/>
       </w:r>
       <w:r>
         <w:rPr>
@@ -3002,7 +3002,7 @@
           <w:lang w:val="es-ES" w:eastAsia="es-ES"/>
           <w14:ligatures w14:val="none"/>
         </w:rPr>
-        <w:t>; (</w:t>
+        <w:t/>
       </w:r>
       <w:proofErr w:type="spellStart"/>
       <w:r>
@@ -3013,7 +3013,7 @@
           <w:lang w:val="es-ES" w:eastAsia="es-ES"/>
           <w14:ligatures w14:val="none"/>
         </w:rPr>
-        <w:t>iii</w:t>
+        <w:t/>
       </w:r>
       <w:proofErr w:type="spellEnd"/>
       <w:r>
@@ -3024,7 +3024,7 @@
           <w:lang w:val="es-ES" w:eastAsia="es-ES"/>
           <w14:ligatures w14:val="none"/>
         </w:rPr>
-        <w:t>)</w:t>
+        <w:t/>
       </w:r>
       <w:r>
         <w:rPr>
@@ -3034,7 +3034,7 @@
           <w:lang w:val="es-ES" w:eastAsia="es-ES"/>
           <w14:ligatures w14:val="none"/>
         </w:rPr>
-        <w:t xml:space="preserve"> </w:t>
+        <w:t xml:space="preserve"/>
       </w:r>
       <w:r>
         <w:rPr>
@@ -3044,7 +3044,7 @@
           <w:lang w:val="es-ES" w:eastAsia="es-ES"/>
           <w14:ligatures w14:val="none"/>
         </w:rPr>
-        <w:t>r</w:t>
+        <w:t/>
       </w:r>
       <w:r>
         <w:rPr>
@@ -3054,7 +3054,7 @@
           <w:lang w:val="es-ES" w:eastAsia="es-ES"/>
           <w14:ligatures w14:val="none"/>
         </w:rPr>
-        <w:t xml:space="preserve">econocer </w:t>
+        <w:t xml:space="preserve"/>
       </w:r>
       <w:r>
         <w:rPr>
@@ -3065,7 +3065,7 @@
           <w14:ligatures w14:val="none"/>
         </w:rPr>
         <w:lastRenderedPageBreak/>
-        <w:t>expresamente que mantuv</w:t>
+        <w:t/>
       </w:r>
       <w:r>
         <w:rPr>
@@ -3075,7 +3075,7 @@
           <w:lang w:val="es-ES" w:eastAsia="es-ES"/>
           <w14:ligatures w14:val="none"/>
         </w:rPr>
-        <w:t>o</w:t>
+        <w:t/>
       </w:r>
       <w:r>
         <w:rPr>
@@ -3085,7 +3085,7 @@
           <w:lang w:val="es-ES" w:eastAsia="es-ES"/>
           <w14:ligatures w14:val="none"/>
         </w:rPr>
-        <w:t xml:space="preserve"> y </w:t>
+        <w:t xml:space="preserve"/>
       </w:r>
       <w:r>
         <w:rPr>
@@ -3095,7 +3095,7 @@
           <w:lang w:val="es-ES" w:eastAsia="es-ES"/>
           <w14:ligatures w14:val="none"/>
         </w:rPr>
-        <w:t>mantiene</w:t>
+        <w:t/>
       </w:r>
       <w:r>
         <w:rPr>
@@ -3105,7 +3105,7 @@
           <w:lang w:val="es-ES" w:eastAsia="es-ES"/>
           <w14:ligatures w14:val="none"/>
         </w:rPr>
-        <w:t xml:space="preserve"> vigente </w:t>
+        <w:t xml:space="preserve"/>
       </w:r>
       <w:r>
         <w:rPr>
@@ -3115,17 +3115,17 @@
           <w:lang w:val="es-ES" w:eastAsia="es-ES"/>
           <w14:ligatures w14:val="none"/>
         </w:rPr>
-        <w:t xml:space="preserve">el </w:t>
-      </w:r>
-      <w:r>
-        <w:rPr>
-          <w:rFonts w:ascii="Arial Narrow" w:eastAsia="Times New Roman" w:hAnsi="Arial Narrow" w:cs="Arial"/>
-          <w:color w:val="000000"/>
-          <w:kern w:val="0"/>
-          <w:lang w:eastAsia="es-ES"/>
-          <w14:ligatures w14:val="none"/>
-        </w:rPr>
-        <w:t>Seguro Vehicular</w:t>
+        <w:t xml:space="preserve"/>
+      </w:r>
+      <w:r>
+        <w:rPr>
+          <w:rFonts w:ascii="Arial Narrow" w:eastAsia="Times New Roman" w:hAnsi="Arial Narrow" w:cs="Arial"/>
+          <w:color w:val="000000"/>
+          <w:kern w:val="0"/>
+          <w:lang w:eastAsia="es-ES"/>
+          <w14:ligatures w14:val="none"/>
+        </w:rPr>
+        <w:t/>
       </w:r>
       <w:r>
         <w:rPr>
@@ -3135,7 +3135,7 @@
           <w:lang w:val="es-ES" w:eastAsia="es-ES"/>
           <w14:ligatures w14:val="none"/>
         </w:rPr>
-        <w:t xml:space="preserve"> endosado con</w:t>
+        <w:t xml:space="preserve"/>
       </w:r>
       <w:r>
         <w:rPr>
@@ -3145,7 +3145,7 @@
           <w:lang w:val="es-ES" w:eastAsia="es-ES"/>
           <w14:ligatures w14:val="none"/>
         </w:rPr>
-        <w:t xml:space="preserve"> </w:t>
+        <w:t xml:space="preserve"/>
       </w:r>
       <w:r>
         <w:rPr>
@@ -3155,7 +3155,7 @@
           <w:lang w:val="es-ES" w:eastAsia="es-ES"/>
           <w14:ligatures w14:val="none"/>
         </w:rPr>
-        <w:t>la compañía aseguradora</w:t>
+        <w:t/>
       </w:r>
       <w:r>
         <w:rPr>
@@ -3165,7 +3165,7 @@
           <w:lang w:val="es-ES" w:eastAsia="es-ES"/>
           <w14:ligatures w14:val="none"/>
         </w:rPr>
-        <w:t xml:space="preserve"> cuya renovación fue presentada dentro de los plazos establecidos y aprobada conforme a la documentación remitida al propio </w:t>
+        <w:t xml:space="preserve"/>
       </w:r>
       <w:r>
         <w:rPr>
@@ -3175,7 +3175,7 @@
           <w:lang w:val="es-ES" w:eastAsia="es-ES"/>
           <w14:ligatures w14:val="none"/>
         </w:rPr>
-        <w:t>Banco; y, (</w:t>
+        <w:t/>
       </w:r>
       <w:proofErr w:type="spellStart"/>
       <w:r>
@@ -3186,7 +3186,7 @@
           <w:lang w:val="es-ES" w:eastAsia="es-ES"/>
           <w14:ligatures w14:val="none"/>
         </w:rPr>
-        <w:t>iv</w:t>
+        <w:t/>
       </w:r>
       <w:proofErr w:type="spellEnd"/>
       <w:r>
@@ -3197,7 +3197,7 @@
           <w:lang w:val="es-ES" w:eastAsia="es-ES"/>
           <w14:ligatures w14:val="none"/>
         </w:rPr>
-        <w:t>), r</w:t>
+        <w:t/>
       </w:r>
       <w:r>
         <w:rPr>
@@ -3207,7 +3207,7 @@
           <w:lang w:val="es-ES" w:eastAsia="es-ES"/>
           <w14:ligatures w14:val="none"/>
         </w:rPr>
-        <w:t xml:space="preserve">ectificar la información financiera, crediticia y comercial asociada a </w:t>
+        <w:t xml:space="preserve"/>
       </w:r>
       <w:r>
         <w:rPr>
@@ -3217,7 +3217,7 @@
           <w:lang w:val="es-ES" w:eastAsia="es-ES"/>
           <w14:ligatures w14:val="none"/>
         </w:rPr>
-        <w:t>su</w:t>
+        <w:t/>
       </w:r>
       <w:r>
         <w:rPr>
@@ -3227,7 +3227,7 @@
           <w:lang w:val="es-ES" w:eastAsia="es-ES"/>
           <w14:ligatures w14:val="none"/>
         </w:rPr>
-        <w:t xml:space="preserve"> persona, dejando sin efecto cualquier registro de deuda inexistente, así como cesar toda</w:t>
+        <w:t xml:space="preserve"/>
       </w:r>
       <w:r>
         <w:rPr>
@@ -3237,7 +3237,7 @@
           <w:lang w:val="es-ES" w:eastAsia="es-ES"/>
           <w14:ligatures w14:val="none"/>
         </w:rPr>
-        <w:t xml:space="preserve"> llamada</w:t>
+        <w:t xml:space="preserve"/>
       </w:r>
       <w:r>
         <w:rPr>
@@ -3247,17 +3247,17 @@
           <w:lang w:val="es-ES" w:eastAsia="es-ES"/>
           <w14:ligatures w14:val="none"/>
         </w:rPr>
-        <w:t xml:space="preserve">, comunicación o gestión de cobranza relacionada con el endoso del </w:t>
-      </w:r>
-      <w:r>
-        <w:rPr>
-          <w:rFonts w:ascii="Arial Narrow" w:eastAsia="Times New Roman" w:hAnsi="Arial Narrow" w:cs="Arial"/>
-          <w:color w:val="000000"/>
-          <w:kern w:val="0"/>
-          <w:lang w:eastAsia="es-ES"/>
-          <w14:ligatures w14:val="none"/>
-        </w:rPr>
-        <w:t xml:space="preserve">Seguro del Banco </w:t>
+        <w:t xml:space="preserve"/>
+      </w:r>
+      <w:r>
+        <w:rPr>
+          <w:rFonts w:ascii="Arial Narrow" w:eastAsia="Times New Roman" w:hAnsi="Arial Narrow" w:cs="Arial"/>
+          <w:color w:val="000000"/>
+          <w:kern w:val="0"/>
+          <w:lang w:eastAsia="es-ES"/>
+          <w14:ligatures w14:val="none"/>
+        </w:rPr>
+        <w:t xml:space="preserve"/>
       </w:r>
       <w:r>
         <w:rPr>
@@ -3267,7 +3267,7 @@
           <w:lang w:val="es-ES" w:eastAsia="es-ES"/>
           <w14:ligatures w14:val="none"/>
         </w:rPr>
-        <w:t>no contratado.</w:t>
+        <w:t/>
       </w:r>
       <w:r>
         <w:rPr>
@@ -3277,7 +3277,7 @@
           <w:lang w:val="es-ES" w:eastAsia="es-ES"/>
           <w14:ligatures w14:val="none"/>
         </w:rPr>
-        <w:t xml:space="preserve"> Asimismo, </w:t>
+        <w:t xml:space="preserve"/>
       </w:r>
       <w:r>
         <w:rPr>
@@ -3287,7 +3287,7 @@
           <w:lang w:val="es-ES" w:eastAsia="es-ES"/>
           <w14:ligatures w14:val="none"/>
         </w:rPr>
-        <w:t xml:space="preserve">no </w:t>
+        <w:t xml:space="preserve"/>
       </w:r>
       <w:r>
         <w:rPr>
@@ -3297,7 +3297,7 @@
           <w:lang w:val="es-ES" w:eastAsia="es-ES"/>
           <w14:ligatures w14:val="none"/>
         </w:rPr>
-        <w:t>requirió</w:t>
+        <w:t/>
       </w:r>
       <w:r>
         <w:rPr>
@@ -3307,7 +3307,7 @@
           <w:lang w:val="es-ES" w:eastAsia="es-ES"/>
           <w14:ligatures w14:val="none"/>
         </w:rPr>
-        <w:t xml:space="preserve"> de manera expresa</w:t>
+        <w:t xml:space="preserve"/>
       </w:r>
       <w:r>
         <w:rPr>
@@ -3317,7 +3317,7 @@
           <w:lang w:val="es-ES" w:eastAsia="es-ES"/>
           <w14:ligatures w14:val="none"/>
         </w:rPr>
-        <w:t xml:space="preserve"> el reembolso de costos y costas del presente procedimiento.</w:t>
+        <w:t xml:space="preserve"/>
       </w:r>
       <w:r>
         <w:rPr>
@@ -3327,7 +3327,7 @@
           <w:lang w:val="es-ES" w:eastAsia="es-ES"/>
           <w14:ligatures w14:val="none"/>
         </w:rPr>
-        <w:t xml:space="preserve"> </w:t>
+        <w:t xml:space="preserve"/>
       </w:r>
       <w:r>
         <w:rPr>
@@ -3337,7 +3337,7 @@
           <w:lang w:val="es-ES" w:eastAsia="es-ES"/>
           <w14:ligatures w14:val="none"/>
         </w:rPr>
-        <w:t xml:space="preserve"> </w:t>
+        <w:t xml:space="preserve"/>
       </w:r>
     </w:p>
     <w:p>
@@ -4923,7 +4923,7 @@
           <w:lang w:eastAsia="es-PE"/>
           <w14:ligatures w14:val="none"/>
         </w:rPr>
-        <w:t xml:space="preserve">PRIMERO: </w:t>
+        <w:t xml:space="preserve">PRIMERO: admitir a trámite la denuncia del 26 de diciembre de 2025, complementado mediante dos (2) escritos del 26 de diciembre de 2025, interpuesta por el señor [DENUNCIANTE] contra el Banco de Crédito del Perú S.A., por lo siguiente:</w:t>
       </w:r>
       <w:r>
         <w:rPr>
@@ -4934,7 +4934,7 @@
           <w:lang w:eastAsia="es-PE"/>
           <w14:ligatures w14:val="none"/>
         </w:rPr>
-        <w:t xml:space="preserve">admitir a trámite la denuncia del </w:t>
+        <w:t xml:space="preserve"/>
       </w:r>
       <w:r>
         <w:rPr>
@@ -4945,7 +4945,7 @@
           <w:lang w:eastAsia="es-PE"/>
           <w14:ligatures w14:val="none"/>
         </w:rPr>
-        <w:t xml:space="preserve">26 de diciembre de 2025, complementado mediante dos (2) escritos del 26 de diciembre de 2025, </w:t>
+        <w:t xml:space="preserve"/>
       </w:r>
       <w:r>
         <w:rPr>
@@ -4956,7 +4956,7 @@
           <w:lang w:eastAsia="es-PE"/>
           <w14:ligatures w14:val="none"/>
         </w:rPr>
-        <w:t xml:space="preserve">interpuesta por el </w:t>
+        <w:t xml:space="preserve"/>
       </w:r>
       <w:r>
         <w:rPr>
@@ -4966,7 +4966,7 @@
           <w:kern w:val="0"/>
           <w14:ligatures w14:val="none"/>
         </w:rPr>
-        <w:t xml:space="preserve">señor </w:t>
+        <w:t xml:space="preserve"/>
       </w:r>
       <w:r>
         <w:rPr>
@@ -4977,7 +4977,7 @@
           <w:lang w:eastAsia="es-PE"/>
           <w14:ligatures w14:val="none"/>
         </w:rPr>
-        <w:t xml:space="preserve">Víctor Hugo Gonzáles Samillán </w:t>
+        <w:t xml:space="preserve"/>
       </w:r>
       <w:r>
         <w:rPr>
@@ -4988,7 +4988,7 @@
           <w:lang w:eastAsia="es-PE"/>
           <w14:ligatures w14:val="none"/>
         </w:rPr>
-        <w:t xml:space="preserve">contra </w:t>
+        <w:t xml:space="preserve"/>
       </w:r>
       <w:r>
         <w:rPr>
@@ -4999,7 +4999,7 @@
           <w:lang w:eastAsia="es-PE"/>
           <w14:ligatures w14:val="none"/>
         </w:rPr>
-        <w:t>el Banco de Crédito del Perú S.A</w:t>
+        <w:t/>
       </w:r>
       <w:r>
         <w:rPr>
@@ -5010,7 +5010,7 @@
           <w:lang w:eastAsia="es-PE"/>
           <w14:ligatures w14:val="none"/>
         </w:rPr>
-        <w:t xml:space="preserve">., </w:t>
+        <w:t xml:space="preserve"/>
       </w:r>
       <w:bookmarkStart w:id="24" w:name="_Hlk215062067"/>
       <w:r>
@@ -5022,7 +5022,7 @@
           <w:lang w:eastAsia="es-PE"/>
           <w14:ligatures w14:val="none"/>
         </w:rPr>
-        <w:t>por lo siguiente:</w:t>
+        <w:t/>
       </w:r>
     </w:p>
     <w:p>
@@ -7434,7 +7434,7 @@
           <w:b/>
           <w:bCs/>
         </w:rPr>
-        <w:t>DÉCIMO</w:t>
+        <w:t xml:space="preserve">DÉCIMO: requerir al señor [DENUNCIANTE] y al Banco de Crédito del Perú S.A. para que, dentro del plazo de dos (2) días hábiles siguientes a la fecha en que reciban la notificación en sus bandejas de correo electrónico, efectúen la confirmación de recepción de la notificación remitida por este despacho a sus correos electrónicos, de conformidad con el segundo párrafo del numeral 4 del artículo 20 del Texto Único Ordenado de la Ley del Procedimiento Administrativo General, aprobado mediante Decreto Supremo  006-2026-JUS, bajo apercibimiento de rehacer el acto de notificación y notificarle conforme al numeral 1 del artículo 20 del citado cuerpo normativo.</w:t>
       </w:r>
       <w:r>
         <w:rPr>
@@ -7444,7 +7444,7 @@
           <w:kern w:val="0"/>
           <w14:ligatures w14:val="none"/>
         </w:rPr>
-        <w:t>:</w:t>
+        <w:t/>
       </w:r>
       <w:r>
         <w:rPr>
@@ -7454,7 +7454,7 @@
           <w:kern w:val="0"/>
           <w14:ligatures w14:val="none"/>
         </w:rPr>
-        <w:t xml:space="preserve"> requerir </w:t>
+        <w:t xml:space="preserve"/>
       </w:r>
       <w:r>
         <w:rPr>
@@ -7464,7 +7464,7 @@
           <w:kern w:val="0"/>
           <w14:ligatures w14:val="none"/>
         </w:rPr>
-        <w:t>al señor</w:t>
+        <w:t/>
       </w:r>
       <w:r>
         <w:rPr>
@@ -7474,7 +7474,7 @@
           <w:kern w:val="0"/>
           <w14:ligatures w14:val="none"/>
         </w:rPr>
-        <w:t xml:space="preserve"> </w:t>
+        <w:t xml:space="preserve"/>
       </w:r>
       <w:r>
         <w:rPr>
@@ -7485,7 +7485,7 @@
           <w:lang w:eastAsia="es-PE"/>
           <w14:ligatures w14:val="none"/>
         </w:rPr>
-        <w:t>Víctor Hugo Gonzáles Samillán y al Banco de Crédito del Perú S.A.</w:t>
+        <w:t/>
       </w:r>
       <w:r>
         <w:rPr>
@@ -7496,112 +7496,112 @@
           <w:lang w:eastAsia="es-PE"/>
           <w14:ligatures w14:val="none"/>
         </w:rPr>
-        <w:t xml:space="preserve"> </w:t>
+        <w:t xml:space="preserve"/>
       </w:r>
       <w:r>
         <w:rPr>
           <w:rFonts w:ascii="Arial Narrow" w:hAnsi="Arial Narrow"/>
           <w:color w:val="000000"/>
         </w:rPr>
-        <w:t>para que, dentro del plazo de dos (2) días hábiles siguientes a la fecha en que reciba</w:t>
+        <w:t/>
       </w:r>
       <w:r>
         <w:rPr>
           <w:rFonts w:ascii="Arial Narrow" w:hAnsi="Arial Narrow"/>
           <w:color w:val="000000"/>
         </w:rPr>
-        <w:t>n</w:t>
+        <w:t/>
       </w:r>
       <w:r>
         <w:rPr>
           <w:rFonts w:ascii="Arial Narrow" w:hAnsi="Arial Narrow"/>
           <w:color w:val="000000"/>
         </w:rPr>
-        <w:t xml:space="preserve"> la notificación en su</w:t>
+        <w:t xml:space="preserve"/>
       </w:r>
       <w:r>
         <w:rPr>
           <w:rFonts w:ascii="Arial Narrow" w:hAnsi="Arial Narrow"/>
           <w:color w:val="000000"/>
         </w:rPr>
-        <w:t>s</w:t>
+        <w:t/>
       </w:r>
       <w:r>
         <w:rPr>
           <w:rFonts w:ascii="Arial Narrow" w:hAnsi="Arial Narrow"/>
           <w:color w:val="000000"/>
         </w:rPr>
-        <w:t xml:space="preserve"> bandeja</w:t>
+        <w:t xml:space="preserve"/>
       </w:r>
       <w:r>
         <w:rPr>
           <w:rFonts w:ascii="Arial Narrow" w:hAnsi="Arial Narrow"/>
           <w:color w:val="000000"/>
         </w:rPr>
-        <w:t>s</w:t>
+        <w:t/>
       </w:r>
       <w:r>
         <w:rPr>
           <w:rFonts w:ascii="Arial Narrow" w:hAnsi="Arial Narrow"/>
           <w:color w:val="000000"/>
         </w:rPr>
-        <w:t xml:space="preserve"> de correo electrónico, efectúe</w:t>
+        <w:t xml:space="preserve"/>
       </w:r>
       <w:r>
         <w:rPr>
           <w:rFonts w:ascii="Arial Narrow" w:hAnsi="Arial Narrow"/>
           <w:color w:val="000000"/>
         </w:rPr>
-        <w:t>n</w:t>
+        <w:t/>
       </w:r>
       <w:r>
         <w:rPr>
           <w:rFonts w:ascii="Arial Narrow" w:hAnsi="Arial Narrow"/>
           <w:color w:val="000000"/>
         </w:rPr>
-        <w:t xml:space="preserve"> la confirmación de recepción de la notificación remitida por este despacho a su</w:t>
+        <w:t xml:space="preserve"/>
       </w:r>
       <w:r>
         <w:rPr>
           <w:rFonts w:ascii="Arial Narrow" w:hAnsi="Arial Narrow"/>
           <w:color w:val="000000"/>
         </w:rPr>
-        <w:t>s</w:t>
+        <w:t/>
       </w:r>
       <w:r>
         <w:rPr>
           <w:rFonts w:ascii="Arial Narrow" w:hAnsi="Arial Narrow"/>
           <w:color w:val="000000"/>
         </w:rPr>
-        <w:t xml:space="preserve"> correo</w:t>
+        <w:t xml:space="preserve"/>
       </w:r>
       <w:r>
         <w:rPr>
           <w:rFonts w:ascii="Arial Narrow" w:hAnsi="Arial Narrow"/>
           <w:color w:val="000000"/>
         </w:rPr>
-        <w:t>s</w:t>
+        <w:t/>
       </w:r>
       <w:r>
         <w:rPr>
           <w:rFonts w:ascii="Arial Narrow" w:hAnsi="Arial Narrow"/>
           <w:color w:val="000000"/>
         </w:rPr>
-        <w:t xml:space="preserve"> electrónico</w:t>
+        <w:t xml:space="preserve"/>
       </w:r>
       <w:r>
         <w:rPr>
           <w:rFonts w:ascii="Arial Narrow" w:hAnsi="Arial Narrow"/>
           <w:color w:val="000000"/>
         </w:rPr>
-        <w:t>s</w:t>
+        <w:t/>
       </w:r>
       <w:r>
         <w:rPr>
           <w:rFonts w:ascii="Arial Narrow" w:hAnsi="Arial Narrow"/>
           <w:color w:val="000000"/>
         </w:rPr>
-        <w:t>, de conformidad con el segundo párrafo del numeral 4 del artículo 20</w:t>
+        <w:t/>
       </w:r>
       <w:r>
         <w:rPr>
@@ -7618,7 +7618,7 @@
           <w:rFonts w:ascii="Arial Narrow" w:hAnsi="Arial Narrow"/>
           <w:color w:val="000000"/>
         </w:rPr>
-        <w:t xml:space="preserve"> del Texto Único Ordenado de la Ley del Procedimiento Administrativo General, aprobado mediante Decreto Supremo </w:t>
+        <w:t xml:space="preserve"/>
       </w:r>
       <w:proofErr w:type="spellStart"/>
       <w:r>
@@ -7634,7 +7634,7 @@
           <w:rFonts w:ascii="Arial Narrow" w:hAnsi="Arial Narrow"/>
           <w:color w:val="000000"/>
         </w:rPr>
-        <w:t xml:space="preserve"> 006-2026-JUS, bajo apercibimiento de rehacer el acto de notificación y notificarle conforme al numeral 1 del artículo 20</w:t>
+        <w:t xml:space="preserve"/>
       </w:r>
       <w:r>
         <w:rPr>
@@ -7651,7 +7651,7 @@
           <w:rFonts w:ascii="Arial Narrow" w:hAnsi="Arial Narrow"/>
           <w:color w:val="000000"/>
         </w:rPr>
-        <w:t xml:space="preserve"> del citado cuerpo </w:t>
+        <w:t xml:space="preserve"/>
       </w:r>
       <w:bookmarkStart w:id="30" w:name="_Hlk214964186"/>
       <w:r>
@@ -7659,7 +7659,7 @@
           <w:rFonts w:ascii="Arial Narrow" w:hAnsi="Arial Narrow"/>
           <w:color w:val="000000"/>
         </w:rPr>
-        <w:t>normativo</w:t>
+        <w:t/>
       </w:r>
       <w:r>
         <w:rPr>
@@ -7672,7 +7672,7 @@
         <w:rPr>
           <w:rFonts w:ascii="Arial Narrow" w:hAnsi="Arial Narrow" w:cs="Arial"/>
         </w:rPr>
-        <w:t>.</w:t>
+        <w:t/>
       </w:r>
     </w:p>
     <w:bookmarkEnd w:id="30"/>

--- a/plantillas_maestras/01_seguro_vehicular/materia_general_asegurativa/1_ddo_banco_o_financiera/varon/TPL_122_2026_SEGURO_VEHICULAR_MATERIA_GENERAL_ASEGURATIVA_BANCO_VARON_R1.docx
+++ b/plantillas_maestras/01_seguro_vehicular/materia_general_asegurativa/1_ddo_banco_o_financiera/varon/TPL_122_2026_SEGURO_VEHICULAR_MATERIA_GENERAL_ASEGURATIVA_BANCO_VARON_R1.docx
@@ -1185,7 +1185,7 @@
           <w:lang w:eastAsia="es-ES"/>
           <w14:ligatures w14:val="none"/>
         </w:rPr>
-        <w:t xml:space="preserve">El 26 de noviembre de 2025, se comunicó telefónicamente con Miluska Ayala (en adelante, la señora [APELLIDO]), asesora de seguros de Ugaz Asesores y Corredores de Seguros S.A.C (en adelante, Ugaz), quien gestionó la contratación del Seguro Vehicular, y le informó que la póliza se encontraba vigente hasta el 9 de diciembre de 2025 y que la comunicación remitida por el Banco era errada. </w:t>
+        <w:t xml:space="preserve">El 26 de noviembre de 2025, se comunicó telefónicamente con Miluska Ayala (en adelante, la señora [APELLIDO] ), asesora de seguros de Ugaz Asesores y Corredores de Seguros S.A.C (en adelante, Ugaz), quien gestionó la contratación del Seguro Vehicular, y le informó que la póliza se encontraba vigente hasta el 9 de diciembre de 2025 y que la comunicación remitida por el Banco era errada. </w:t>
       </w:r>
       <w:r>
         <w:rPr>
@@ -1519,7 +1519,7 @@
           <w:lang w:eastAsia="es-ES"/>
           <w14:ligatures w14:val="none"/>
         </w:rPr>
-        <w:t xml:space="preserve">El 28 de noviembre de 2025, la señora [APELLIDO], remitió un correo electrónico a la dirección [CORREO], solicitando la anulación del Seguro del Banco e indicando que el Seguro Vehicular se encontraba vigente hasta el 9 de diciembre de 2025.  </w:t>
+        <w:t xml:space="preserve">El 28 de noviembre de 2025, la señora [APELLIDO] , remitió un correo electrónico a la dirección [CORREO], solicitando la anulación del Seguro del Banco e indicando que el Seguro Vehicular se encontraba vigente hasta el 9 de diciembre de 2025. </w:t>
       </w:r>
       <w:r>
         <w:rPr>
@@ -2723,7 +2723,7 @@
           <w:lang w:eastAsia="es-ES"/>
           <w14:ligatures w14:val="none"/>
         </w:rPr>
-        <w:t xml:space="preserve">El 19 de diciembre de 2025, la señora [APELLIDO], remitió un nuevo correo electrónico al Banco, indicando que se encontraban a la espera de respuesta al correo del 16 de diciembre de 2025 y adjuntando el estado de pagos de las primas del Seguro Vehicular con vigencia del 9 de diciembre de 2024 al 9 de diciembre de 2025 y de su renovación mediante la Póliza 70251797 con vigencia del 9 de diciembre de 2025 al 9 de diciembre de 2026, emitidas por la compañía aseguradora.  </w:t>
+        <w:t xml:space="preserve">El 19 de diciembre de 2025, la señora [APELLIDO] , remitió un nuevo correo electrónico al Banco, indicando que se encontraban a la espera de respuesta al correo del 16 de diciembre de 2025 y adjuntando el estado de pagos de las primas del Seguro Vehicular con vigencia del 9 de diciembre de 2024 al 9 de diciembre de 2025 y de su renovación mediante la Póliza 70251797 con vigencia del 9 de diciembre de 2025 al 9 de diciembre de 2026, emitidas por la compañía aseguradora. </w:t>
       </w:r>
       <w:r>
         <w:rPr>
@@ -2892,7 +2892,7 @@
           <w:lang w:val="es-ES" w:eastAsia="es-ES"/>
           <w14:ligatures w14:val="none"/>
         </w:rPr>
-        <w:t xml:space="preserve">El señor [APELLIDO] solicitó, en calidad de medida correctiva, que el Banco cumpla con: (i) realizar el cese de manera inmediata de la atribución, facturación, cobro y/o débito automático por el monto de S/ 1 610,00, correspondiente a la cuota mensual de su crédito vehicular, así como de cualquier otro cargo vinculado a dicho concepto; (ii) regularizar las condiciones de su crédito vehicular, restableciendo el monto correcto de la cuota mensual de S/ 1 582,00, dejando sin efecto cualquier incremento arbitrario generado por la imposición del Seguro del Banco no contratado; (iii) reconocer expresamente que mantuvo y mantiene vigente el Seguro Vehicular endosado con la compañía aseguradora cuya renovación fue presentada dentro de los plazos establecidos y aprobada conforme a la documentación remitida al propio Banco; y, (iv), rectificar la información financiera, crediticia y comercial asociada a su persona, dejando sin efecto cualquier registro de deuda inexistente, así como cesar toda llamada, comunicación o gestión de cobranza relacionada con el endoso del Seguro del Banco no contratado. Asimismo, no requirió de manera expresa el reembolso de costos y costas del presente procedimiento.  </w:t>
+        <w:t xml:space="preserve">El señor [APELLIDO] solicitó, en calidad de medida correctiva, que el Banco cumpla con: (i) realizar el cese de manera inmediata de la atribución, facturación, cobro y/o débito automático por el monto de S/ 1 610,00, correspondiente a la cuota mensual de su crédito vehicular, así como de cualquier otro cargo vinculado a dicho concepto; (ii) regularizar las condiciones de su crédito vehicular, restableciendo el monto correcto de la cuota mensual de S/ 1 582,00, dejando sin efecto cualquier incremento arbitrario generado por la imposición del Seguro del Banco no contratado; (iii) reconocer expresamente que mantuvo y mantiene vigente el Seguro Vehicular endosado con la compañía aseguradora cuya renovación fue presentada dentro de los plazos establecidos y aprobada conforme a la documentación remitida al propio Banco; y, (iv), rectificar la información financiera, crediticia y comercial asociada a su persona, dejando sin efecto cualquier registro de deuda inexistente, así como cesar toda llamada, comunicación o gestión de cobranza relacionada con el endoso del Seguro del Banco no contratado. Asimismo, no requirió de manera expresa el reembolso de costos y costas del presente procedimiento. </w:t>
       </w:r>
       <w:r>
         <w:rPr>
@@ -7434,7 +7434,7 @@
           <w:b/>
           <w:bCs/>
         </w:rPr>
-        <w:t xml:space="preserve">DÉCIMO: requerir al señor [DENUNCIANTE] y al Banco de Crédito del Perú S.A. para que, dentro del plazo de dos (2) días hábiles siguientes a la fecha en que reciban la notificación en sus bandejas de correo electrónico, efectúen la confirmación de recepción de la notificación remitida por este despacho a sus correos electrónicos, de conformidad con el segundo párrafo del numeral 4 del artículo 20 del Texto Único Ordenado de la Ley del Procedimiento Administrativo General, aprobado mediante Decreto Supremo  006-2026-JUS, bajo apercibimiento de rehacer el acto de notificación y notificarle conforme al numeral 1 del artículo 20 del citado cuerpo normativo.</w:t>
+        <w:t xml:space="preserve">DÉCIMO: requerir al señor [DENUNCIANTE] y al Banco de Crédito del Perú S.A. para que, dentro del plazo de dos (2) días hábiles siguientes a la fecha en que reciban la notificación en sus bandejas de correo electrónico, efectúen la confirmación de recepción de la notificación remitida por este despacho a sus correos electrónicos, de conformidad con el segundo párrafo del numeral 4 del artículo 20 del Texto Único Ordenado de la Ley del Procedimiento Administrativo General, aprobado mediante Decreto Supremo 006-2026-JUS, bajo apercibimiento de rehacer el acto de notificación y notificarle conforme al numeral 1 del artículo 20 del citado cuerpo normativo.</w:t>
       </w:r>
       <w:r>
         <w:rPr>

--- a/plantillas_maestras/01_seguro_vehicular/materia_general_asegurativa/1_ddo_banco_o_financiera/varon/TPL_122_2026_SEGURO_VEHICULAR_MATERIA_GENERAL_ASEGURATIVA_BANCO_VARON_R1.docx
+++ b/plantillas_maestras/01_seguro_vehicular/materia_general_asegurativa/1_ddo_banco_o_financiera/varon/TPL_122_2026_SEGURO_VEHICULAR_MATERIA_GENERAL_ASEGURATIVA_BANCO_VARON_R1.docx
@@ -627,6 +627,7 @@
       </w:r>
       <w:r>
         <w:rPr>
+          <w:rStyle w:val="Refdenotaalpie"/>
           <w:rFonts w:ascii="Arial Narrow" w:eastAsia="Times New Roman" w:hAnsi="Arial Narrow" w:cs="Times New Roman"/>
           <w:color w:val="000000"/>
           <w:kern w:val="0"/>
@@ -796,6 +797,7 @@
       </w:r>
       <w:r>
         <w:rPr>
+          <w:rStyle w:val="Refdenotaalpie"/>
           <w:rFonts w:ascii="Arial Narrow" w:eastAsia="Times New Roman" w:hAnsi="Arial Narrow" w:cs="Times New Roman"/>
           <w:color w:val="000000"/>
           <w:kern w:val="0"/>
@@ -836,7 +838,6 @@
           <w:rFonts w:ascii="Arial Narrow" w:eastAsia="Times New Roman" w:hAnsi="Arial Narrow" w:cs="Arial"/>
           <w:color w:val="000000"/>
           <w:kern w:val="0"/>
-          <w:highlight w:val="green"/>
           <w:lang w:eastAsia="es-ES"/>
           <w14:ligatures w14:val="none"/>
         </w:rPr>
@@ -3441,6 +3442,7 @@
       <w:bookmarkEnd w:id="5"/>
       <w:r>
         <w:rPr>
+          <w:rStyle w:val="Refdenotaalpie"/>
           <w:rFonts w:ascii="Arial Narrow" w:eastAsia="Arial Narrow" w:hAnsi="Arial Narrow" w:cs="Arial Narrow"/>
           <w:kern w:val="0"/>
           <w:vertAlign w:val="superscript"/>
@@ -3547,6 +3549,7 @@
       <w:bookmarkEnd w:id="7"/>
       <w:r>
         <w:rPr>
+          <w:rStyle w:val="Refdenotaalpie"/>
           <w:rFonts w:ascii="Arial Narrow" w:eastAsia="Arial Narrow" w:hAnsi="Arial Narrow" w:cs="Arial"/>
           <w:kern w:val="0"/>
           <w:vertAlign w:val="superscript"/>
@@ -4073,6 +4076,7 @@
       <w:bookmarkEnd w:id="13"/>
       <w:r>
         <w:rPr>
+          <w:rStyle w:val="Refdenotaalpie"/>
           <w:rFonts w:ascii="Arial Narrow" w:eastAsia="Arial Narrow" w:hAnsi="Arial Narrow" w:cs="Arial"/>
           <w:bCs/>
           <w:color w:val="000000"/>
@@ -4305,6 +4309,7 @@
       </w:r>
       <w:r>
         <w:rPr>
+          <w:rStyle w:val="Refdenotaalpie"/>
           <w:rFonts w:ascii="Arial Narrow" w:hAnsi="Arial Narrow"/>
           <w:vertAlign w:val="superscript"/>
           <w:lang w:eastAsia="es-PE"/>
@@ -4383,6 +4388,7 @@
       <w:bookmarkEnd w:id="19"/>
       <w:r>
         <w:rPr>
+          <w:rStyle w:val="Refdenotaalpie"/>
           <w:rFonts w:ascii="Arial Narrow" w:eastAsia="Arial Narrow" w:hAnsi="Arial Narrow" w:cs="Arial"/>
           <w:bCs/>
           <w:color w:val="000000"/>
@@ -4504,6 +4510,7 @@
       </w:r>
       <w:r>
         <w:rPr>
+          <w:rStyle w:val="Refdenotaalpie"/>
           <w:rFonts w:ascii="Arial Narrow" w:eastAsia="Arial Narrow" w:hAnsi="Arial Narrow" w:cs="Arial Narrow"/>
           <w:kern w:val="0"/>
           <w:vertAlign w:val="superscript"/>
@@ -6477,6 +6484,7 @@
       </w:r>
       <w:r>
         <w:rPr>
+          <w:rStyle w:val="Refdenotaalpie"/>
           <w:rFonts w:ascii="Arial Narrow" w:eastAsia="Calibri" w:hAnsi="Arial Narrow" w:cs="Arial"/>
           <w:kern w:val="0"/>
           <w:vertAlign w:val="superscript"/>
@@ -6521,6 +6529,7 @@
       </w:r>
       <w:r>
         <w:rPr>
+          <w:rStyle w:val="Refdenotaalpie"/>
           <w:rFonts w:ascii="Arial Narrow" w:eastAsia="Calibri" w:hAnsi="Arial Narrow" w:cs="Arial"/>
           <w:spacing w:val="-2"/>
           <w:kern w:val="0"/>
@@ -6960,6 +6969,7 @@
       </w:r>
       <w:r>
         <w:rPr>
+          <w:rStyle w:val="Refdenotaalpie"/>
           <w:rFonts w:ascii="Arial Narrow" w:eastAsia="Arial Narrow" w:hAnsi="Arial Narrow" w:cs="Times New Roman"/>
           <w:color w:val="000000"/>
           <w:kern w:val="0"/>
@@ -7041,6 +7051,7 @@
       </w:r>
       <w:r>
         <w:rPr>
+          <w:rStyle w:val="Refdenotaalpie"/>
           <w:rFonts w:ascii="Arial Narrow" w:eastAsia="Arial Narrow" w:hAnsi="Arial Narrow" w:cs="Times New Roman"/>
           <w:color w:val="000000"/>
           <w:kern w:val="0"/>
@@ -7094,6 +7105,7 @@
       </w:r>
       <w:r>
         <w:rPr>
+          <w:rStyle w:val="Refdenotaalpie"/>
           <w:rFonts w:ascii="Arial Narrow" w:eastAsia="Arial Narrow" w:hAnsi="Arial Narrow" w:cs="Times New Roman"/>
           <w:color w:val="000000"/>
           <w:kern w:val="0"/>
@@ -7297,6 +7309,7 @@
       </w:r>
       <w:r>
         <w:rPr>
+          <w:rStyle w:val="Refdenotaalpie"/>
           <w:rFonts w:ascii="Arial Narrow" w:eastAsia="Calibri" w:hAnsi="Arial Narrow" w:cs="Arial"/>
           <w:kern w:val="0"/>
           <w:vertAlign w:val="superscript"/>
@@ -7663,6 +7676,7 @@
       </w:r>
       <w:r>
         <w:rPr>
+          <w:rStyle w:val="Refdenotaalpie"/>
           <w:rFonts w:ascii="Arial Narrow" w:hAnsi="Arial Narrow"/>
           <w:vertAlign w:val="superscript"/>
         </w:rPr>
@@ -7989,14 +8003,14 @@
         <w:tab w:val="right" w:pos="8838"/>
       </w:tabs>
       <w:rPr>
-        <w:rFonts w:ascii="Arial" w:eastAsia="Arial" w:hAnsi="Arial" w:cs="Arial"/>
+        <w:rFonts w:ascii="Arial Narrow" w:eastAsia="Arial" w:hAnsi="Arial Narrow" w:cs="Arial"/>
         <w:sz w:val="16"/>
         <w:szCs w:val="16"/>
       </w:rPr>
     </w:pPr>
     <w:r>
       <w:rPr>
-        <w:rFonts w:ascii="Arial" w:eastAsia="Arial" w:hAnsi="Arial" w:cs="Arial"/>
+        <w:rFonts w:ascii="Arial Narrow" w:eastAsia="Arial" w:hAnsi="Arial Narrow" w:cs="Arial"/>
         <w:sz w:val="16"/>
         <w:szCs w:val="16"/>
       </w:rPr>
@@ -8010,7 +8024,7 @@
     </w:pPr>
     <w:r>
       <w:rPr>
-        <w:rFonts w:ascii="Arial" w:eastAsia="Arial" w:hAnsi="Arial" w:cs="Arial"/>
+        <w:rFonts w:ascii="Arial Narrow" w:eastAsia="Arial" w:hAnsi="Arial Narrow" w:cs="Arial"/>
         <w:sz w:val="16"/>
         <w:szCs w:val="16"/>
       </w:rPr>
@@ -8018,7 +8032,7 @@
     </w:r>
     <w:r>
       <w:rPr>
-        <w:rFonts w:ascii="Arial" w:eastAsia="Arial" w:hAnsi="Arial" w:cs="Arial"/>
+        <w:rFonts w:ascii="Arial Narrow" w:eastAsia="Arial" w:hAnsi="Arial Narrow" w:cs="Arial"/>
         <w:sz w:val="16"/>
         <w:szCs w:val="16"/>
       </w:rPr>
@@ -8026,7 +8040,7 @@
     </w:r>
     <w:r>
       <w:rPr>
-        <w:rFonts w:ascii="Arial" w:eastAsia="Arial" w:hAnsi="Arial" w:cs="Arial"/>
+        <w:rFonts w:ascii="Arial Narrow" w:eastAsia="Arial" w:hAnsi="Arial Narrow" w:cs="Arial"/>
         <w:sz w:val="16"/>
         <w:szCs w:val="16"/>
       </w:rPr>
@@ -8034,7 +8048,7 @@
     </w:r>
     <w:r>
       <w:rPr>
-        <w:rFonts w:ascii="Arial" w:eastAsia="Arial" w:hAnsi="Arial" w:cs="Arial"/>
+        <w:rFonts w:ascii="Arial Narrow" w:eastAsia="Arial" w:hAnsi="Arial Narrow" w:cs="Arial"/>
         <w:sz w:val="16"/>
         <w:szCs w:val="16"/>
       </w:rPr>
@@ -8042,7 +8056,7 @@
     </w:r>
     <w:r>
       <w:rPr>
-        <w:rFonts w:ascii="Arial" w:eastAsia="Arial" w:hAnsi="Arial" w:cs="Arial"/>
+        <w:rFonts w:ascii="Arial Narrow" w:eastAsia="Arial" w:hAnsi="Arial Narrow" w:cs="Arial"/>
         <w:sz w:val="16"/>
         <w:szCs w:val="16"/>
       </w:rPr>
@@ -8102,6 +8116,7 @@
           <w:rFonts w:ascii="Arial Narrow" w:hAnsi="Arial Narrow" w:cs="Arial"/>
           <w:sz w:val="16"/>
           <w:szCs w:val="16"/>
+          <w:vertAlign w:val="superscript"/>
         </w:rPr>
         <w:footnoteRef/>
       </w:r>
@@ -8218,6 +8233,7 @@
           <w:rFonts w:ascii="Arial Narrow" w:hAnsi="Arial Narrow" w:cs="Arial"/>
           <w:sz w:val="16"/>
           <w:szCs w:val="16"/>
+          <w:vertAlign w:val="superscript"/>
         </w:rPr>
         <w:footnoteRef/>
       </w:r>
@@ -8292,6 +8308,7 @@
           <w:rFonts w:ascii="Arial Narrow" w:hAnsi="Arial Narrow" w:cs="Arial"/>
           <w:sz w:val="16"/>
           <w:szCs w:val="16"/>
+          <w:vertAlign w:val="superscript"/>
         </w:rPr>
         <w:footnoteRef/>
       </w:r>
@@ -8545,6 +8562,7 @@
           <w:rFonts w:ascii="Arial Narrow" w:hAnsi="Arial Narrow"/>
           <w:sz w:val="16"/>
           <w:szCs w:val="16"/>
+          <w:vertAlign w:val="superscript"/>
         </w:rPr>
         <w:footnoteRef/>
       </w:r>
@@ -8728,6 +8746,7 @@
           <w:rFonts w:ascii="Arial Narrow" w:hAnsi="Arial Narrow"/>
           <w:sz w:val="16"/>
           <w:szCs w:val="16"/>
+          <w:vertAlign w:val="superscript"/>
         </w:rPr>
         <w:footnoteRef/>
       </w:r>
@@ -9037,6 +9056,7 @@
           <w:rFonts w:ascii="Arial Narrow" w:hAnsi="Arial Narrow"/>
           <w:sz w:val="16"/>
           <w:szCs w:val="16"/>
+          <w:vertAlign w:val="superscript"/>
         </w:rPr>
         <w:footnoteRef/>
       </w:r>
@@ -9212,6 +9232,7 @@
           <w:rFonts w:ascii="Arial Narrow" w:hAnsi="Arial Narrow"/>
           <w:sz w:val="16"/>
           <w:szCs w:val="16"/>
+          <w:vertAlign w:val="superscript"/>
         </w:rPr>
         <w:footnoteRef/>
       </w:r>
@@ -9328,6 +9349,7 @@
           <w:rFonts w:ascii="Arial Narrow" w:hAnsi="Arial Narrow" w:cs="Arial"/>
           <w:sz w:val="16"/>
           <w:szCs w:val="16"/>
+          <w:vertAlign w:val="superscript"/>
         </w:rPr>
         <w:footnoteRef/>
       </w:r>
@@ -9495,6 +9517,7 @@
           <w:rFonts w:ascii="Arial Narrow" w:hAnsi="Arial Narrow" w:cs="Arial"/>
           <w:sz w:val="16"/>
           <w:szCs w:val="16"/>
+          <w:vertAlign w:val="superscript"/>
         </w:rPr>
         <w:footnoteRef/>
       </w:r>
@@ -9565,6 +9588,7 @@
           <w:rFonts w:ascii="Arial Narrow" w:hAnsi="Arial Narrow" w:cs="Arial"/>
           <w:sz w:val="16"/>
           <w:szCs w:val="16"/>
+          <w:vertAlign w:val="superscript"/>
         </w:rPr>
         <w:footnoteRef/>
       </w:r>
@@ -9752,7 +9776,7 @@
       </w:pPr>
       <w:r>
         <w:rPr>
-          <w:rStyle w:val="TextonotapieCar"/>
+          <w:rStyle w:val="Refdenotaalpie"/>
           <w:rFonts w:ascii="Arial Narrow" w:hAnsi="Arial Narrow" w:cs="Arial"/>
           <w:sz w:val="16"/>
           <w:szCs w:val="16"/>
@@ -9968,6 +9992,7 @@
           <w:rFonts w:ascii="Arial Narrow" w:hAnsi="Arial Narrow" w:cs="Arial"/>
           <w:sz w:val="16"/>
           <w:szCs w:val="16"/>
+          <w:vertAlign w:val="superscript"/>
         </w:rPr>
         <w:footnoteRef/>
       </w:r>
@@ -10731,6 +10756,7 @@
           <w:rFonts w:ascii="Arial Narrow" w:hAnsi="Arial Narrow" w:cs="Arial"/>
           <w:sz w:val="16"/>
           <w:szCs w:val="16"/>
+          <w:vertAlign w:val="superscript"/>
         </w:rPr>
         <w:footnoteRef/>
       </w:r>
@@ -10933,6 +10959,7 @@
           <w:bCs/>
           <w:sz w:val="16"/>
           <w:szCs w:val="16"/>
+          <w:vertAlign w:val="superscript"/>
         </w:rPr>
         <w:footnoteRef/>
       </w:r>
@@ -11022,6 +11049,7 @@
           <w:rFonts w:ascii="Arial Narrow" w:hAnsi="Arial Narrow" w:cs="Arial"/>
           <w:sz w:val="16"/>
           <w:szCs w:val="16"/>
+          <w:vertAlign w:val="superscript"/>
         </w:rPr>
         <w:footnoteRef/>
       </w:r>
@@ -13515,6 +13543,17 @@
       <w:szCs w:val="20"/>
     </w:rPr>
   </w:style>
+  <w:style w:type="character" w:styleId="FootnoteReference">
+    <w:name w:val="footnote reference"/>
+    <w:basedOn w:val="Fuentedeprrafopredeter"/>
+    <w:uiPriority w:val="99"/>
+    <w:semiHidden/>
+    <w:unhideWhenUsed/>
+    <w:rPr>
+      <w:rFonts w:ascii="Arial Narrow" w:hAnsi="Arial Narrow"/>
+      <w:vertAlign w:val="superscript"/>
+    </w:rPr>
+  </w:style>
 </w:styles>
 </file>
 

--- a/plantillas_maestras/01_seguro_vehicular/materia_general_asegurativa/1_ddo_banco_o_financiera/varon/TPL_122_2026_SEGURO_VEHICULAR_MATERIA_GENERAL_ASEGURATIVA_BANCO_VARON_R1.docx
+++ b/plantillas_maestras/01_seguro_vehicular/materia_general_asegurativa/1_ddo_banco_o_financiera/varon/TPL_122_2026_SEGURO_VEHICULAR_MATERIA_GENERAL_ASEGURATIVA_BANCO_VARON_R1.docx
@@ -1,8 +1,8 @@
 
 <file path=word/document.xml><?xml version="1.0" encoding="utf-8"?>
-<w:document xmlns:wpc="http://schemas.microsoft.com/office/word/2010/wordprocessingCanvas" xmlns:cx="http://schemas.microsoft.com/office/drawing/2014/chartex" xmlns:cx1="http://schemas.microsoft.com/office/drawing/2015/9/8/chartex" xmlns:cx2="http://schemas.microsoft.com/office/drawing/2015/10/21/chartex" xmlns:cx3="http://schemas.microsoft.com/office/drawing/2016/5/9/chartex" xmlns:cx4="http://schemas.microsoft.com/office/drawing/2016/5/10/chartex" xmlns:cx5="http://schemas.microsoft.com/office/drawing/2016/5/11/chartex" xmlns:cx6="http://schemas.microsoft.com/office/drawing/2016/5/12/chartex" xmlns:cx7="http://schemas.microsoft.com/office/drawing/2016/5/13/chartex" xmlns:cx8="http://schemas.microsoft.com/office/drawing/2016/5/14/chartex" xmlns:mc="http://schemas.openxmlformats.org/markup-compatibility/2006" xmlns:aink="http://schemas.microsoft.com/office/drawing/2016/ink" xmlns:am3d="http://schemas.microsoft.com/office/drawing/2017/model3d" xmlns:o="urn:schemas-microsoft-com:office:office" xmlns:oel="http://schemas.microsoft.com/office/2019/extlst" xmlns:r="http://schemas.openxmlformats.org/officeDocument/2006/relationships" xmlns:m="http://schemas.openxmlformats.org/officeDocument/2006/math" xmlns:v="urn:schemas-microsoft-com:vml" xmlns:wp14="http://schemas.microsoft.com/office/word/2010/wordprocessingDrawing" xmlns:wp="http://schemas.openxmlformats.org/drawingml/2006/wordprocessingDrawing" xmlns:w10="urn:schemas-microsoft-com:office:word" xmlns:w="http://schemas.openxmlformats.org/wordprocessingml/2006/main" xmlns:w14="http://schemas.microsoft.com/office/word/2010/wordml" xmlns:w15="http://schemas.microsoft.com/office/word/2012/wordml" xmlns:w16cex="http://schemas.microsoft.com/office/word/2018/wordml/cex" xmlns:w16cid="http://schemas.microsoft.com/office/word/2016/wordml/cid" xmlns:w16="http://schemas.microsoft.com/office/word/2018/wordml" xmlns:w16du="http://schemas.microsoft.com/office/word/2023/wordml/word16du" xmlns:w16sdtdh="http://schemas.microsoft.com/office/word/2020/wordml/sdtdatahash" xmlns:w16sdtfl="http://schemas.microsoft.com/office/word/2024/wordml/sdtformatlock" xmlns:w16se="http://schemas.microsoft.com/office/word/2015/wordml/symex" xmlns:wpg="http://schemas.microsoft.com/office/word/2010/wordprocessingGroup" xmlns:wpi="http://schemas.microsoft.com/office/word/2010/wordprocessingInk" xmlns:wne="http://schemas.microsoft.com/office/word/2006/wordml" xmlns:wps="http://schemas.microsoft.com/office/word/2010/wordprocessingShape" mc:Ignorable="w14 w15 w16se w16cid w16 w16cex w16sdtdh w16sdtfl w16du wp14">
+<w:document xmlns:ns1="http://schemas.openxmlformats.org/markup-compatibility/2006" xmlns:ns2="http://schemas.microsoft.com/office/word/2010/wordml" xmlns:ns3="http://schemas.openxmlformats.org/officeDocument/2006/relationships" xmlns:w="http://schemas.openxmlformats.org/wordprocessingml/2006/main" ns1:Ignorable="w14 w15 w16se w16cid w16 w16cex w16sdtdh w16sdtfl w16du wp14">
   <w:body>
-    <w:p>
+    <w:p ns2:paraId="1B509B2D" ns2:textId="2DA3AF2A">
       <w:pPr>
         <w:tabs>
           <w:tab w:val="left" w:pos="1701"/>
@@ -15,7 +15,7 @@
           <w:color w:val="000000"/>
           <w:kern w:val="0"/>
           <w:lang w:eastAsia="es-PE"/>
-          <w14:ligatures w14:val="none"/>
+          <ns2:ligatures ns2:val="none"/>
         </w:rPr>
       </w:pPr>
       <w:bookmarkStart w:id="0" w:name="_Hlk80343540"/>
@@ -26,7 +26,7 @@
           <w:color w:val="000000"/>
           <w:kern w:val="0"/>
           <w:lang w:eastAsia="es-PE"/>
-          <w14:ligatures w14:val="none"/>
+          <ns2:ligatures ns2:val="none"/>
         </w:rPr>
         <w:t xml:space="preserve">EXPEDIENTE </w:t>
       </w:r>
@@ -37,7 +37,7 @@
           <w:color w:val="000000"/>
           <w:kern w:val="0"/>
           <w:lang w:eastAsia="es-PE"/>
-          <w14:ligatures w14:val="none"/>
+          <ns2:ligatures ns2:val="none"/>
         </w:rPr>
         <w:tab/>
         <w:t>:</w:t>
@@ -49,7 +49,7 @@
           <w:color w:val="000000"/>
           <w:kern w:val="0"/>
           <w:lang w:eastAsia="es-PE"/>
-          <w14:ligatures w14:val="none"/>
+          <ns2:ligatures ns2:val="none"/>
         </w:rPr>
         <w:tab/>
       </w:r>
@@ -62,12 +62,12 @@
           <w:kern w:val="0"/>
           <w:shd w:val="clear" w:color="auto" w:fill="FFFFFF"/>
           <w:lang w:eastAsia="es-PE"/>
-          <w14:ligatures w14:val="none"/>
+          <ns2:ligatures ns2:val="none"/>
         </w:rPr>
         <w:t>122-2026/CC1</w:t>
       </w:r>
     </w:p>
-    <w:p>
+    <w:p ns2:paraId="7E5DC22B" ns2:textId="166CA673">
       <w:pPr>
         <w:tabs>
           <w:tab w:val="left" w:pos="1701"/>
@@ -83,7 +83,7 @@
           <w:color w:val="000000"/>
           <w:kern w:val="0"/>
           <w:lang w:eastAsia="es-PE"/>
-          <w14:ligatures w14:val="none"/>
+          <ns2:ligatures ns2:val="none"/>
         </w:rPr>
       </w:pPr>
       <w:r>
@@ -93,7 +93,7 @@
           <w:color w:val="000000"/>
           <w:kern w:val="0"/>
           <w:lang w:eastAsia="es-PE"/>
-          <w14:ligatures w14:val="none"/>
+          <ns2:ligatures ns2:val="none"/>
         </w:rPr>
         <w:t xml:space="preserve">DENUNCIANTE:[DENUNCIANTE] (SEÑOR [APELLIDO])</w:t>
       </w:r>
@@ -104,7 +104,7 @@
           <w:color w:val="000000"/>
           <w:kern w:val="0"/>
           <w:lang w:eastAsia="es-PE"/>
-          <w14:ligatures w14:val="none"/>
+          <ns2:ligatures ns2:val="none"/>
         </w:rPr>
         <w:tab/>
         <w:t/>
@@ -116,7 +116,7 @@
           <w:color w:val="000000"/>
           <w:kern w:val="0"/>
           <w:lang w:eastAsia="es-PE"/>
-          <w14:ligatures w14:val="none"/>
+          <ns2:ligatures ns2:val="none"/>
         </w:rPr>
         <w:tab/>
       </w:r>
@@ -127,7 +127,7 @@
           <w:color w:val="000000"/>
           <w:kern w:val="0"/>
           <w:lang w:eastAsia="es-PE"/>
-          <w14:ligatures w14:val="none"/>
+          <ns2:ligatures ns2:val="none"/>
         </w:rPr>
         <w:t/>
       </w:r>
@@ -138,7 +138,7 @@
           <w:color w:val="000000"/>
           <w:kern w:val="0"/>
           <w:lang w:eastAsia="es-PE"/>
-          <w14:ligatures w14:val="none"/>
+          <ns2:ligatures ns2:val="none"/>
         </w:rPr>
         <w:t/>
       </w:r>
@@ -149,7 +149,7 @@
           <w:color w:val="000000"/>
           <w:kern w:val="0"/>
           <w:lang w:eastAsia="es-PE"/>
-          <w14:ligatures w14:val="none"/>
+          <ns2:ligatures ns2:val="none"/>
         </w:rPr>
         <w:t xml:space="preserve"/>
       </w:r>
@@ -160,7 +160,7 @@
           <w:color w:val="000000"/>
           <w:kern w:val="0"/>
           <w:lang w:eastAsia="es-PE"/>
-          <w14:ligatures w14:val="none"/>
+          <ns2:ligatures ns2:val="none"/>
         </w:rPr>
         <w:t xml:space="preserve"/>
       </w:r>
@@ -171,7 +171,7 @@
           <w:color w:val="000000"/>
           <w:kern w:val="0"/>
           <w:lang w:eastAsia="es-PE"/>
-          <w14:ligatures w14:val="none"/>
+          <ns2:ligatures ns2:val="none"/>
         </w:rPr>
         <w:t/>
       </w:r>
@@ -182,12 +182,12 @@
           <w:color w:val="000000"/>
           <w:kern w:val="0"/>
           <w:lang w:eastAsia="es-PE"/>
-          <w14:ligatures w14:val="none"/>
+          <ns2:ligatures ns2:val="none"/>
         </w:rPr>
         <w:t/>
       </w:r>
     </w:p>
-    <w:p>
+    <w:p ns2:paraId="6DEEEDFE" ns2:textId="19AF57AA">
       <w:pPr>
         <w:tabs>
           <w:tab w:val="left" w:pos="1701"/>
@@ -203,7 +203,7 @@
           <w:color w:val="000000"/>
           <w:kern w:val="0"/>
           <w:lang w:eastAsia="es-PE"/>
-          <w14:ligatures w14:val="none"/>
+          <ns2:ligatures ns2:val="none"/>
         </w:rPr>
       </w:pPr>
       <w:r>
@@ -213,7 +213,7 @@
           <w:color w:val="000000"/>
           <w:kern w:val="0"/>
           <w:lang w:eastAsia="es-PE"/>
-          <w14:ligatures w14:val="none"/>
+          <ns2:ligatures ns2:val="none"/>
         </w:rPr>
         <w:t>DENUNCIADO</w:t>
       </w:r>
@@ -224,7 +224,7 @@
           <w:color w:val="000000"/>
           <w:kern w:val="0"/>
           <w:lang w:eastAsia="es-PE"/>
-          <w14:ligatures w14:val="none"/>
+          <ns2:ligatures ns2:val="none"/>
         </w:rPr>
         <w:tab/>
         <w:t>:</w:t>
@@ -236,7 +236,7 @@
           <w:color w:val="000000"/>
           <w:kern w:val="0"/>
           <w:lang w:eastAsia="es-PE"/>
-          <w14:ligatures w14:val="none"/>
+          <ns2:ligatures ns2:val="none"/>
         </w:rPr>
         <w:tab/>
       </w:r>
@@ -247,7 +247,7 @@
           <w:color w:val="000000"/>
           <w:kern w:val="0"/>
           <w:lang w:eastAsia="es-PE"/>
-          <w14:ligatures w14:val="none"/>
+          <ns2:ligatures ns2:val="none"/>
         </w:rPr>
         <w:t xml:space="preserve">BANCO DE CRÉDITO DEL PERÚ S.A. </w:t>
       </w:r>
@@ -258,7 +258,7 @@
           <w:color w:val="000000"/>
           <w:kern w:val="0"/>
           <w:lang w:eastAsia="es-PE"/>
-          <w14:ligatures w14:val="none"/>
+          <ns2:ligatures ns2:val="none"/>
         </w:rPr>
         <w:t>(</w:t>
       </w:r>
@@ -269,7 +269,7 @@
           <w:color w:val="000000"/>
           <w:kern w:val="0"/>
           <w:lang w:eastAsia="es-PE"/>
-          <w14:ligatures w14:val="none"/>
+          <ns2:ligatures ns2:val="none"/>
         </w:rPr>
         <w:t>BANCO</w:t>
       </w:r>
@@ -280,12 +280,12 @@
           <w:color w:val="000000"/>
           <w:kern w:val="0"/>
           <w:lang w:eastAsia="es-PE"/>
-          <w14:ligatures w14:val="none"/>
+          <ns2:ligatures ns2:val="none"/>
         </w:rPr>
         <w:t>)</w:t>
       </w:r>
     </w:p>
-    <w:p>
+    <w:p ns2:paraId="022D2B94" ns2:textId="77777777">
       <w:pPr>
         <w:tabs>
           <w:tab w:val="left" w:pos="1701"/>
@@ -301,7 +301,7 @@
           <w:color w:val="000000"/>
           <w:kern w:val="0"/>
           <w:lang w:eastAsia="es-PE"/>
-          <w14:ligatures w14:val="none"/>
+          <ns2:ligatures ns2:val="none"/>
         </w:rPr>
       </w:pPr>
       <w:r>
@@ -311,7 +311,7 @@
           <w:color w:val="000000"/>
           <w:kern w:val="0"/>
           <w:lang w:eastAsia="es-PE"/>
-          <w14:ligatures w14:val="none"/>
+          <ns2:ligatures ns2:val="none"/>
         </w:rPr>
         <w:t>MATERIAS</w:t>
       </w:r>
@@ -322,7 +322,7 @@
           <w:color w:val="000000"/>
           <w:kern w:val="0"/>
           <w:lang w:eastAsia="es-PE"/>
-          <w14:ligatures w14:val="none"/>
+          <ns2:ligatures ns2:val="none"/>
         </w:rPr>
         <w:tab/>
         <w:t xml:space="preserve">: </w:t>
@@ -334,13 +334,13 @@
           <w:color w:val="000000"/>
           <w:kern w:val="0"/>
           <w:lang w:eastAsia="es-PE"/>
-          <w14:ligatures w14:val="none"/>
+          <ns2:ligatures ns2:val="none"/>
         </w:rPr>
         <w:tab/>
         <w:t>ADMISIÓN A TRÁMITE</w:t>
       </w:r>
     </w:p>
-    <w:p>
+    <w:p ns2:paraId="19ED7B73" ns2:textId="77777777">
       <w:pPr>
         <w:tabs>
           <w:tab w:val="left" w:pos="1701"/>
@@ -356,7 +356,7 @@
           <w:color w:val="000000"/>
           <w:kern w:val="0"/>
           <w:lang w:eastAsia="es-PE"/>
-          <w14:ligatures w14:val="none"/>
+          <ns2:ligatures ns2:val="none"/>
         </w:rPr>
       </w:pPr>
       <w:r>
@@ -366,12 +366,12 @@
           <w:color w:val="000000"/>
           <w:kern w:val="0"/>
           <w:lang w:eastAsia="es-PE"/>
-          <w14:ligatures w14:val="none"/>
+          <ns2:ligatures ns2:val="none"/>
         </w:rPr>
         <w:t xml:space="preserve">REQUERIMIENTO DE INFORMACIÓN </w:t>
       </w:r>
     </w:p>
-    <w:p>
+    <w:p ns2:paraId="46A5A479" ns2:textId="02973E2B">
       <w:pPr>
         <w:tabs>
           <w:tab w:val="left" w:pos="1701"/>
@@ -386,7 +386,7 @@
           <w:color w:val="000000"/>
           <w:kern w:val="0"/>
           <w:lang w:eastAsia="es-PE"/>
-          <w14:ligatures w14:val="none"/>
+          <ns2:ligatures ns2:val="none"/>
         </w:rPr>
       </w:pPr>
       <w:r>
@@ -396,7 +396,7 @@
           <w:color w:val="000000"/>
           <w:kern w:val="0"/>
           <w:lang w:eastAsia="es-PE"/>
-          <w14:ligatures w14:val="none"/>
+          <ns2:ligatures ns2:val="none"/>
         </w:rPr>
         <w:t xml:space="preserve">RESOLUCIÓN </w:t>
       </w:r>
@@ -407,7 +407,7 @@
           <w:color w:val="000000"/>
           <w:kern w:val="0"/>
           <w:lang w:eastAsia="es-PE"/>
-          <w14:ligatures w14:val="none"/>
+          <ns2:ligatures ns2:val="none"/>
         </w:rPr>
         <w:tab/>
         <w:t>:</w:t>
@@ -419,7 +419,7 @@
           <w:color w:val="000000"/>
           <w:kern w:val="0"/>
           <w:lang w:eastAsia="es-PE"/>
-          <w14:ligatures w14:val="none"/>
+          <ns2:ligatures ns2:val="none"/>
         </w:rPr>
         <w:tab/>
       </w:r>
@@ -430,12 +430,12 @@
           <w:color w:val="000000"/>
           <w:kern w:val="0"/>
           <w:lang w:eastAsia="es-PE"/>
-          <w14:ligatures w14:val="none"/>
+          <ns2:ligatures ns2:val="none"/>
         </w:rPr>
         <w:t>1</w:t>
       </w:r>
     </w:p>
-    <w:p>
+    <w:p ns2:paraId="5BA3A18D" ns2:textId="77777777">
       <w:pPr>
         <w:tabs>
           <w:tab w:val="left" w:pos="1014"/>
@@ -449,11 +449,11 @@
           <w:kern w:val="0"/>
           <w:shd w:val="clear" w:color="auto" w:fill="FFFFFF"/>
           <w:lang w:eastAsia="es-PE"/>
-          <w14:ligatures w14:val="none"/>
-        </w:rPr>
-      </w:pPr>
-    </w:p>
-    <w:p>
+          <ns2:ligatures ns2:val="none"/>
+        </w:rPr>
+      </w:pPr>
+    </w:p>
+    <w:p ns2:paraId="2F799822" ns2:textId="3DCFFB90">
       <w:pPr>
         <w:tabs>
           <w:tab w:val="left" w:pos="1014"/>
@@ -467,7 +467,7 @@
           <w:kern w:val="0"/>
           <w:shd w:val="clear" w:color="auto" w:fill="FFFFFF"/>
           <w:lang w:eastAsia="es-PE"/>
-          <w14:ligatures w14:val="none"/>
+          <ns2:ligatures ns2:val="none"/>
         </w:rPr>
       </w:pPr>
       <w:r>
@@ -477,7 +477,7 @@
           <w:kern w:val="0"/>
           <w:shd w:val="clear" w:color="auto" w:fill="FFFFFF"/>
           <w:lang w:eastAsia="es-PE"/>
-          <w14:ligatures w14:val="none"/>
+          <ns2:ligatures ns2:val="none"/>
         </w:rPr>
         <w:t xml:space="preserve">Lima, </w:t>
       </w:r>
@@ -488,7 +488,7 @@
           <w:kern w:val="0"/>
           <w:shd w:val="clear" w:color="auto" w:fill="FFFFFF"/>
           <w:lang w:eastAsia="es-PE"/>
-          <w14:ligatures w14:val="none"/>
+          <ns2:ligatures ns2:val="none"/>
         </w:rPr>
         <w:t>13</w:t>
       </w:r>
@@ -499,7 +499,7 @@
           <w:kern w:val="0"/>
           <w:shd w:val="clear" w:color="auto" w:fill="FFFFFF"/>
           <w:lang w:eastAsia="es-PE"/>
-          <w14:ligatures w14:val="none"/>
+          <ns2:ligatures ns2:val="none"/>
         </w:rPr>
         <w:t xml:space="preserve"> de </w:t>
       </w:r>
@@ -510,7 +510,7 @@
           <w:kern w:val="0"/>
           <w:shd w:val="clear" w:color="auto" w:fill="FFFFFF"/>
           <w:lang w:eastAsia="es-PE"/>
-          <w14:ligatures w14:val="none"/>
+          <ns2:ligatures ns2:val="none"/>
         </w:rPr>
         <w:t>febrero</w:t>
       </w:r>
@@ -521,12 +521,12 @@
           <w:kern w:val="0"/>
           <w:shd w:val="clear" w:color="auto" w:fill="FFFFFF"/>
           <w:lang w:eastAsia="es-PE"/>
-          <w14:ligatures w14:val="none"/>
+          <ns2:ligatures ns2:val="none"/>
         </w:rPr>
         <w:t xml:space="preserve"> de 2026</w:t>
       </w:r>
     </w:p>
-    <w:p>
+    <w:p ns2:paraId="66CE1821" ns2:textId="77777777">
       <w:pPr>
         <w:tabs>
           <w:tab w:val="left" w:pos="1014"/>
@@ -539,11 +539,11 @@
           <w:color w:val="000000"/>
           <w:kern w:val="0"/>
           <w:lang w:eastAsia="es-PE"/>
-          <w14:ligatures w14:val="none"/>
-        </w:rPr>
-      </w:pPr>
-    </w:p>
-    <w:p>
+          <ns2:ligatures ns2:val="none"/>
+        </w:rPr>
+      </w:pPr>
+    </w:p>
+    <w:p ns2:paraId="0B80AAA5" ns2:textId="77777777">
       <w:pPr>
         <w:numPr>
           <w:ilvl w:val="0"/>
@@ -558,7 +558,7 @@
           <w:color w:val="000000"/>
           <w:kern w:val="0"/>
           <w:lang w:eastAsia="es-PE"/>
-          <w14:ligatures w14:val="none"/>
+          <ns2:ligatures ns2:val="none"/>
         </w:rPr>
       </w:pPr>
       <w:r>
@@ -568,12 +568,12 @@
           <w:color w:val="000000"/>
           <w:kern w:val="0"/>
           <w:lang w:eastAsia="es-PE"/>
-          <w14:ligatures w14:val="none"/>
+          <ns2:ligatures ns2:val="none"/>
         </w:rPr>
         <w:t xml:space="preserve">HECHOS </w:t>
       </w:r>
     </w:p>
-    <w:p>
+    <w:p ns2:paraId="621F2AB2" ns2:textId="77777777">
       <w:pPr>
         <w:spacing w:after="0" w:line="240" w:lineRule="auto"/>
         <w:contextualSpacing/>
@@ -583,11 +583,11 @@
           <w:color w:val="000000"/>
           <w:kern w:val="0"/>
           <w:lang w:eastAsia="es-PE"/>
-          <w14:ligatures w14:val="none"/>
-        </w:rPr>
-      </w:pPr>
-    </w:p>
-    <w:p>
+          <ns2:ligatures ns2:val="none"/>
+        </w:rPr>
+      </w:pPr>
+    </w:p>
+    <w:p ns2:paraId="60B5D5B0" ns2:textId="4A77A836">
       <w:pPr>
         <w:numPr>
           <w:ilvl w:val="1"/>
@@ -602,7 +602,7 @@
           <w:color w:val="000000"/>
           <w:kern w:val="0"/>
           <w:lang w:val="es-ES" w:eastAsia="es-ES"/>
-          <w14:ligatures w14:val="none"/>
+          <ns2:ligatures ns2:val="none"/>
         </w:rPr>
       </w:pPr>
       <w:r>
@@ -611,7 +611,7 @@
           <w:color w:val="000000"/>
           <w:kern w:val="0"/>
           <w:lang w:val="es-ES" w:eastAsia="es-ES"/>
-          <w14:ligatures w14:val="none"/>
+          <ns2:ligatures ns2:val="none"/>
         </w:rPr>
         <w:t xml:space="preserve">Mediante el escrito del 26 de diciembre de 2025, complementado mediante dos (2) escritos del 26 de diciembre de 2025, el señor [APELLIDO] denunció al Banco por presuntas infracciones a la Ley 29571, Código de Protección y Defensa del Consumidor (en adelante, Código), señalando lo siguiente:</w:t>
       </w:r>
@@ -621,7 +621,7 @@
           <w:color w:val="000000"/>
           <w:kern w:val="0"/>
           <w:lang w:val="es-ES" w:eastAsia="es-ES"/>
-          <w14:ligatures w14:val="none"/>
+          <ns2:ligatures ns2:val="none"/>
         </w:rPr>
         <w:t/>
       </w:r>
@@ -633,7 +633,7 @@
           <w:kern w:val="0"/>
           <w:vertAlign w:val="superscript"/>
           <w:lang w:val="es-ES" w:eastAsia="es-ES"/>
-          <w14:ligatures w14:val="none"/>
+          <ns2:ligatures ns2:val="none"/>
         </w:rPr>
         <w:footnoteReference w:id="1"/>
       </w:r>
@@ -643,7 +643,7 @@
           <w:color w:val="000000"/>
           <w:kern w:val="0"/>
           <w:lang w:val="es-ES" w:eastAsia="es-ES"/>
-          <w14:ligatures w14:val="none"/>
+          <ns2:ligatures ns2:val="none"/>
         </w:rPr>
         <w:t xml:space="preserve"/>
       </w:r>
@@ -653,7 +653,7 @@
           <w:color w:val="000000"/>
           <w:kern w:val="0"/>
           <w:lang w:val="es-ES" w:eastAsia="es-ES"/>
-          <w14:ligatures w14:val="none"/>
+          <ns2:ligatures ns2:val="none"/>
         </w:rPr>
         <w:t/>
       </w:r>
@@ -663,7 +663,7 @@
           <w:color w:val="000000"/>
           <w:kern w:val="0"/>
           <w:lang w:val="es-ES" w:eastAsia="es-ES"/>
-          <w14:ligatures w14:val="none"/>
+          <ns2:ligatures ns2:val="none"/>
         </w:rPr>
         <w:t xml:space="preserve"/>
       </w:r>
@@ -673,7 +673,7 @@
           <w:color w:val="000000"/>
           <w:kern w:val="0"/>
           <w:lang w:val="es-ES" w:eastAsia="es-ES"/>
-          <w14:ligatures w14:val="none"/>
+          <ns2:ligatures ns2:val="none"/>
         </w:rPr>
         <w:t/>
       </w:r>
@@ -683,7 +683,7 @@
           <w:color w:val="000000"/>
           <w:kern w:val="0"/>
           <w:lang w:val="es-ES" w:eastAsia="es-ES"/>
-          <w14:ligatures w14:val="none"/>
+          <ns2:ligatures ns2:val="none"/>
         </w:rPr>
         <w:t xml:space="preserve"/>
       </w:r>
@@ -693,7 +693,7 @@
           <w:color w:val="000000"/>
           <w:kern w:val="0"/>
           <w:lang w:val="es-ES" w:eastAsia="es-ES"/>
-          <w14:ligatures w14:val="none"/>
+          <ns2:ligatures ns2:val="none"/>
         </w:rPr>
         <w:t/>
       </w:r>
@@ -701,7 +701,7 @@
         <w:rPr>
           <w:rFonts w:ascii="Arial Narrow" w:eastAsia="Calibri" w:hAnsi="Arial Narrow" w:cs="Arial"/>
           <w:kern w:val="0"/>
-          <w14:ligatures w14:val="none"/>
+          <ns2:ligatures ns2:val="none"/>
         </w:rPr>
         <w:t/>
       </w:r>
@@ -709,7 +709,7 @@
         <w:rPr>
           <w:rFonts w:ascii="Arial Narrow" w:eastAsia="Calibri" w:hAnsi="Arial Narrow" w:cs="Arial"/>
           <w:kern w:val="0"/>
-          <w14:ligatures w14:val="none"/>
+          <ns2:ligatures ns2:val="none"/>
         </w:rPr>
         <w:t xml:space="preserve"/>
       </w:r>
@@ -717,7 +717,7 @@
         <w:rPr>
           <w:rFonts w:ascii="Arial Narrow" w:eastAsia="Calibri" w:hAnsi="Arial Narrow" w:cs="Arial"/>
           <w:kern w:val="0"/>
-          <w14:ligatures w14:val="none"/>
+          <ns2:ligatures ns2:val="none"/>
         </w:rPr>
         <w:t/>
       </w:r>
@@ -725,7 +725,7 @@
         <w:rPr>
           <w:rFonts w:ascii="Arial Narrow" w:eastAsia="Calibri" w:hAnsi="Arial Narrow" w:cs="Arial"/>
           <w:kern w:val="0"/>
-          <w14:ligatures w14:val="none"/>
+          <ns2:ligatures ns2:val="none"/>
         </w:rPr>
         <w:t xml:space="preserve"/>
       </w:r>
@@ -733,7 +733,7 @@
         <w:rPr>
           <w:rFonts w:ascii="Arial Narrow" w:eastAsia="Calibri" w:hAnsi="Arial Narrow" w:cs="Arial"/>
           <w:kern w:val="0"/>
-          <w14:ligatures w14:val="none"/>
+          <ns2:ligatures ns2:val="none"/>
         </w:rPr>
         <w:t xml:space="preserve"/>
       </w:r>
@@ -741,7 +741,7 @@
         <w:rPr>
           <w:rFonts w:ascii="Arial Narrow" w:eastAsia="Calibri" w:hAnsi="Arial Narrow" w:cs="Arial"/>
           <w:kern w:val="0"/>
-          <w14:ligatures w14:val="none"/>
+          <ns2:ligatures ns2:val="none"/>
         </w:rPr>
         <w:t/>
       </w:r>
@@ -751,7 +751,7 @@
           <w:color w:val="000000"/>
           <w:kern w:val="0"/>
           <w:lang w:val="es-ES" w:eastAsia="es-ES"/>
-          <w14:ligatures w14:val="none"/>
+          <ns2:ligatures ns2:val="none"/>
         </w:rPr>
         <w:t/>
       </w:r>
@@ -761,7 +761,7 @@
           <w:color w:val="000000"/>
           <w:kern w:val="0"/>
           <w:lang w:val="es-ES" w:eastAsia="es-ES"/>
-          <w14:ligatures w14:val="none"/>
+          <ns2:ligatures ns2:val="none"/>
         </w:rPr>
         <w:t/>
       </w:r>
@@ -771,7 +771,7 @@
           <w:color w:val="000000"/>
           <w:kern w:val="0"/>
           <w:lang w:val="es-ES" w:eastAsia="es-ES"/>
-          <w14:ligatures w14:val="none"/>
+          <ns2:ligatures ns2:val="none"/>
         </w:rPr>
         <w:t xml:space="preserve"/>
       </w:r>
@@ -781,7 +781,7 @@
           <w:color w:val="000000"/>
           <w:kern w:val="0"/>
           <w:lang w:val="es-ES" w:eastAsia="es-ES"/>
-          <w14:ligatures w14:val="none"/>
+          <ns2:ligatures ns2:val="none"/>
         </w:rPr>
         <w:t xml:space="preserve"/>
       </w:r>
@@ -791,7 +791,7 @@
           <w:color w:val="000000"/>
           <w:kern w:val="0"/>
           <w:lang w:val="es-ES" w:eastAsia="es-ES"/>
-          <w14:ligatures w14:val="none"/>
+          <ns2:ligatures ns2:val="none"/>
         </w:rPr>
         <w:t/>
       </w:r>
@@ -803,7 +803,7 @@
           <w:kern w:val="0"/>
           <w:vertAlign w:val="superscript"/>
           <w:lang w:val="es-ES" w:eastAsia="es-ES"/>
-          <w14:ligatures w14:val="none"/>
+          <ns2:ligatures ns2:val="none"/>
         </w:rPr>
         <w:footnoteReference w:id="2"/>
       </w:r>
@@ -813,7 +813,7 @@
           <w:color w:val="000000"/>
           <w:kern w:val="0"/>
           <w:lang w:val="es-ES" w:eastAsia="es-ES"/>
-          <w14:ligatures w14:val="none"/>
+          <ns2:ligatures ns2:val="none"/>
         </w:rPr>
         <w:t xml:space="preserve"/>
       </w:r>
@@ -824,12 +824,12 @@
           <w:color w:val="000000"/>
           <w:kern w:val="0"/>
           <w:lang w:val="es-ES" w:eastAsia="es-ES"/>
-          <w14:ligatures w14:val="none"/>
+          <ns2:ligatures ns2:val="none"/>
         </w:rPr>
         <w:t/>
       </w:r>
     </w:p>
-    <w:p>
+    <w:p ns2:paraId="512911CE" ns2:textId="77777777">
       <w:pPr>
         <w:spacing w:after="0" w:line="240" w:lineRule="auto"/>
         <w:contextualSpacing/>
@@ -839,11 +839,11 @@
           <w:color w:val="000000"/>
           <w:kern w:val="0"/>
           <w:lang w:eastAsia="es-ES"/>
-          <w14:ligatures w14:val="none"/>
-        </w:rPr>
-      </w:pPr>
-    </w:p>
-    <w:p>
+          <ns2:ligatures ns2:val="none"/>
+        </w:rPr>
+      </w:pPr>
+    </w:p>
+    <w:p ns2:paraId="3670D3CC" ns2:textId="21C6F4D8">
       <w:pPr>
         <w:pStyle w:val="Prrafodelista"/>
         <w:numPr>
@@ -861,16 +861,16 @@
           <w:color w:val="000000"/>
           <w:kern w:val="0"/>
           <w:lang w:eastAsia="es-ES"/>
-          <w14:ligatures w14:val="none"/>
-        </w:rPr>
-      </w:pPr>
-      <w:r>
-        <w:rPr>
-          <w:rFonts w:ascii="Arial Narrow" w:eastAsia="Times New Roman" w:hAnsi="Arial Narrow" w:cs="Arial"/>
-          <w:color w:val="000000"/>
-          <w:kern w:val="0"/>
-          <w:lang w:eastAsia="es-ES"/>
-          <w14:ligatures w14:val="none"/>
+          <ns2:ligatures ns2:val="none"/>
+        </w:rPr>
+      </w:pPr>
+      <w:r>
+        <w:rPr>
+          <w:rFonts w:ascii="Arial Narrow" w:eastAsia="Times New Roman" w:hAnsi="Arial Narrow" w:cs="Arial"/>
+          <w:color w:val="000000"/>
+          <w:kern w:val="0"/>
+          <w:lang w:eastAsia="es-ES"/>
+          <ns2:ligatures ns2:val="none"/>
         </w:rPr>
         <w:t>C</w:t>
       </w:r>
@@ -880,7 +880,7 @@
           <w:color w:val="000000"/>
           <w:kern w:val="0"/>
           <w:lang w:eastAsia="es-ES"/>
-          <w14:ligatures w14:val="none"/>
+          <ns2:ligatures ns2:val="none"/>
         </w:rPr>
         <w:t xml:space="preserve">ontrató un crédito vehicular con el </w:t>
       </w:r>
@@ -890,7 +890,7 @@
           <w:color w:val="000000"/>
           <w:kern w:val="0"/>
           <w:lang w:val="es-ES" w:eastAsia="es-ES"/>
-          <w14:ligatures w14:val="none"/>
+          <ns2:ligatures ns2:val="none"/>
         </w:rPr>
         <w:t>Banco</w:t>
       </w:r>
@@ -900,7 +900,7 @@
           <w:color w:val="000000"/>
           <w:kern w:val="0"/>
           <w:lang w:eastAsia="es-ES"/>
-          <w14:ligatures w14:val="none"/>
+          <ns2:ligatures ns2:val="none"/>
         </w:rPr>
         <w:t>,</w:t>
       </w:r>
@@ -910,7 +910,7 @@
           <w:color w:val="000000"/>
           <w:kern w:val="0"/>
           <w:lang w:eastAsia="es-ES"/>
-          <w14:ligatures w14:val="none"/>
+          <ns2:ligatures ns2:val="none"/>
         </w:rPr>
         <w:t xml:space="preserve"> en virtud del cual adquirió</w:t>
       </w:r>
@@ -920,7 +920,7 @@
           <w:color w:val="000000"/>
           <w:kern w:val="0"/>
           <w:lang w:eastAsia="es-ES"/>
-          <w14:ligatures w14:val="none"/>
+          <ns2:ligatures ns2:val="none"/>
         </w:rPr>
         <w:t xml:space="preserve"> la</w:t>
       </w:r>
@@ -930,7 +930,7 @@
           <w:color w:val="000000"/>
           <w:kern w:val="0"/>
           <w:lang w:eastAsia="es-ES"/>
-          <w14:ligatures w14:val="none"/>
+          <ns2:ligatures ns2:val="none"/>
         </w:rPr>
         <w:t xml:space="preserve"> Póliza 70194001 </w:t>
       </w:r>
@@ -940,7 +940,7 @@
           <w:color w:val="000000"/>
           <w:kern w:val="0"/>
           <w:lang w:eastAsia="es-ES"/>
-          <w14:ligatures w14:val="none"/>
+          <ns2:ligatures ns2:val="none"/>
         </w:rPr>
         <w:t xml:space="preserve">del Seguro Vehicular </w:t>
       </w:r>
@@ -950,7 +950,7 @@
           <w:color w:val="000000"/>
           <w:kern w:val="0"/>
           <w:lang w:eastAsia="es-ES"/>
-          <w14:ligatures w14:val="none"/>
+          <ns2:ligatures ns2:val="none"/>
         </w:rPr>
         <w:t xml:space="preserve">(en adelante, Seguro Vehicular), emitido por </w:t>
       </w:r>
@@ -960,7 +960,7 @@
           <w:color w:val="000000"/>
           <w:kern w:val="0"/>
           <w:lang w:eastAsia="es-ES"/>
-          <w14:ligatures w14:val="none"/>
+          <ns2:ligatures ns2:val="none"/>
         </w:rPr>
         <w:t xml:space="preserve">Quálitas Compañía de Seguros </w:t>
       </w:r>
@@ -970,7 +970,7 @@
           <w:color w:val="000000"/>
           <w:kern w:val="0"/>
           <w:lang w:eastAsia="es-ES"/>
-          <w14:ligatures w14:val="none"/>
+          <ns2:ligatures ns2:val="none"/>
         </w:rPr>
         <w:t>S.A</w:t>
       </w:r>
@@ -980,7 +980,7 @@
           <w:color w:val="000000"/>
           <w:kern w:val="0"/>
           <w:lang w:eastAsia="es-ES"/>
-          <w14:ligatures w14:val="none"/>
+          <ns2:ligatures ns2:val="none"/>
         </w:rPr>
         <w:t>.</w:t>
       </w:r>
@@ -990,7 +990,7 @@
           <w:color w:val="000000"/>
           <w:kern w:val="0"/>
           <w:lang w:eastAsia="es-ES"/>
-          <w14:ligatures w14:val="none"/>
+          <ns2:ligatures ns2:val="none"/>
         </w:rPr>
         <w:t xml:space="preserve"> (en adelante, compañía aseguradora)</w:t>
       </w:r>
@@ -1000,7 +1000,7 @@
           <w:color w:val="000000"/>
           <w:kern w:val="0"/>
           <w:lang w:eastAsia="es-ES"/>
-          <w14:ligatures w14:val="none"/>
+          <ns2:ligatures ns2:val="none"/>
         </w:rPr>
         <w:t>.</w:t>
       </w:r>
@@ -1010,12 +1010,12 @@
           <w:color w:val="000000"/>
           <w:kern w:val="0"/>
           <w:lang w:eastAsia="es-ES"/>
-          <w14:ligatures w14:val="none"/>
+          <ns2:ligatures ns2:val="none"/>
         </w:rPr>
         <w:t xml:space="preserve"> </w:t>
       </w:r>
     </w:p>
-    <w:p>
+    <w:p ns2:paraId="217A0038" ns2:textId="77777777">
       <w:pPr>
         <w:pStyle w:val="Prrafodelista"/>
         <w:spacing w:after="0" w:line="240" w:lineRule="auto"/>
@@ -1026,11 +1026,11 @@
           <w:color w:val="000000"/>
           <w:kern w:val="0"/>
           <w:lang w:eastAsia="es-ES"/>
-          <w14:ligatures w14:val="none"/>
-        </w:rPr>
-      </w:pPr>
-    </w:p>
-    <w:p>
+          <ns2:ligatures ns2:val="none"/>
+        </w:rPr>
+      </w:pPr>
+    </w:p>
+    <w:p ns2:paraId="60672647" ns2:textId="08B8594A">
       <w:pPr>
         <w:pStyle w:val="Prrafodelista"/>
         <w:numPr>
@@ -1048,16 +1048,16 @@
           <w:color w:val="000000"/>
           <w:kern w:val="0"/>
           <w:lang w:eastAsia="es-ES"/>
-          <w14:ligatures w14:val="none"/>
-        </w:rPr>
-      </w:pPr>
-      <w:r>
-        <w:rPr>
-          <w:rFonts w:ascii="Arial Narrow" w:eastAsia="Times New Roman" w:hAnsi="Arial Narrow" w:cs="Arial"/>
-          <w:color w:val="000000"/>
-          <w:kern w:val="0"/>
-          <w:lang w:eastAsia="es-ES"/>
-          <w14:ligatures w14:val="none"/>
+          <ns2:ligatures ns2:val="none"/>
+        </w:rPr>
+      </w:pPr>
+      <w:r>
+        <w:rPr>
+          <w:rFonts w:ascii="Arial Narrow" w:eastAsia="Times New Roman" w:hAnsi="Arial Narrow" w:cs="Arial"/>
+          <w:color w:val="000000"/>
+          <w:kern w:val="0"/>
+          <w:lang w:eastAsia="es-ES"/>
+          <ns2:ligatures ns2:val="none"/>
         </w:rPr>
         <w:t xml:space="preserve">El 10 de noviembre de 2025, recibió un correo electrónico del </w:t>
       </w:r>
@@ -1067,7 +1067,7 @@
           <w:color w:val="000000"/>
           <w:kern w:val="0"/>
           <w:lang w:val="es-ES" w:eastAsia="es-ES"/>
-          <w14:ligatures w14:val="none"/>
+          <ns2:ligatures ns2:val="none"/>
         </w:rPr>
         <w:t>Banco</w:t>
       </w:r>
@@ -1077,7 +1077,7 @@
           <w:color w:val="000000"/>
           <w:kern w:val="0"/>
           <w:lang w:eastAsia="es-ES"/>
-          <w14:ligatures w14:val="none"/>
+          <ns2:ligatures ns2:val="none"/>
         </w:rPr>
         <w:t xml:space="preserve"> </w:t>
       </w:r>
@@ -1087,7 +1087,7 @@
           <w:color w:val="000000"/>
           <w:kern w:val="0"/>
           <w:lang w:eastAsia="es-ES"/>
-          <w14:ligatures w14:val="none"/>
+          <ns2:ligatures ns2:val="none"/>
         </w:rPr>
         <w:t xml:space="preserve">en el que se le informó que mantenía impaga </w:t>
       </w:r>
@@ -1097,7 +1097,7 @@
           <w:color w:val="000000"/>
           <w:kern w:val="0"/>
           <w:lang w:eastAsia="es-ES"/>
-          <w14:ligatures w14:val="none"/>
+          <ns2:ligatures ns2:val="none"/>
         </w:rPr>
         <w:t>el</w:t>
       </w:r>
@@ -1107,7 +1107,7 @@
           <w:color w:val="000000"/>
           <w:kern w:val="0"/>
           <w:lang w:eastAsia="es-ES"/>
-          <w14:ligatures w14:val="none"/>
+          <ns2:ligatures ns2:val="none"/>
         </w:rPr>
         <w:t xml:space="preserve"> Seguro Vehicular</w:t>
       </w:r>
@@ -1117,7 +1117,7 @@
           <w:color w:val="000000"/>
           <w:kern w:val="0"/>
           <w:lang w:eastAsia="es-ES"/>
-          <w14:ligatures w14:val="none"/>
+          <ns2:ligatures ns2:val="none"/>
         </w:rPr>
         <w:t>,</w:t>
       </w:r>
@@ -1127,7 +1127,7 @@
           <w:color w:val="000000"/>
           <w:kern w:val="0"/>
           <w:lang w:eastAsia="es-ES"/>
-          <w14:ligatures w14:val="none"/>
+          <ns2:ligatures ns2:val="none"/>
         </w:rPr>
         <w:t xml:space="preserve"> pese a que se encontraba al día en el pago de las primas.</w:t>
       </w:r>
@@ -1137,12 +1137,12 @@
           <w:color w:val="000000"/>
           <w:kern w:val="0"/>
           <w:lang w:eastAsia="es-ES"/>
-          <w14:ligatures w14:val="none"/>
+          <ns2:ligatures ns2:val="none"/>
         </w:rPr>
         <w:t xml:space="preserve"> </w:t>
       </w:r>
     </w:p>
-    <w:p>
+    <w:p ns2:paraId="70346C00" ns2:textId="77777777">
       <w:pPr>
         <w:pStyle w:val="Prrafodelista"/>
         <w:spacing w:after="0" w:line="240" w:lineRule="auto"/>
@@ -1153,11 +1153,11 @@
           <w:color w:val="000000"/>
           <w:kern w:val="0"/>
           <w:lang w:eastAsia="es-ES"/>
-          <w14:ligatures w14:val="none"/>
-        </w:rPr>
-      </w:pPr>
-    </w:p>
-    <w:p>
+          <ns2:ligatures ns2:val="none"/>
+        </w:rPr>
+      </w:pPr>
+    </w:p>
+    <w:p ns2:paraId="26201FA8" ns2:textId="358111CB">
       <w:pPr>
         <w:pStyle w:val="Prrafodelista"/>
         <w:numPr>
@@ -1175,16 +1175,16 @@
           <w:color w:val="000000"/>
           <w:kern w:val="0"/>
           <w:lang w:eastAsia="es-ES"/>
-          <w14:ligatures w14:val="none"/>
-        </w:rPr>
-      </w:pPr>
-      <w:r>
-        <w:rPr>
-          <w:rFonts w:ascii="Arial Narrow" w:eastAsia="Times New Roman" w:hAnsi="Arial Narrow" w:cs="Arial"/>
-          <w:color w:val="000000"/>
-          <w:kern w:val="0"/>
-          <w:lang w:eastAsia="es-ES"/>
-          <w14:ligatures w14:val="none"/>
+          <ns2:ligatures ns2:val="none"/>
+        </w:rPr>
+      </w:pPr>
+      <w:r>
+        <w:rPr>
+          <w:rFonts w:ascii="Arial Narrow" w:eastAsia="Times New Roman" w:hAnsi="Arial Narrow" w:cs="Arial"/>
+          <w:color w:val="000000"/>
+          <w:kern w:val="0"/>
+          <w:lang w:eastAsia="es-ES"/>
+          <ns2:ligatures ns2:val="none"/>
         </w:rPr>
         <w:t xml:space="preserve">El 26 de noviembre de 2025, se comunicó telefónicamente con Miluska Ayala (en adelante, la señora [APELLIDO] ), asesora de seguros de Ugaz Asesores y Corredores de Seguros S.A.C (en adelante, Ugaz), quien gestionó la contratación del Seguro Vehicular, y le informó que la póliza se encontraba vigente hasta el 9 de diciembre de 2025 y que la comunicación remitida por el Banco era errada. </w:t>
       </w:r>
@@ -1194,7 +1194,7 @@
           <w:color w:val="000000"/>
           <w:kern w:val="0"/>
           <w:lang w:eastAsia="es-ES"/>
-          <w14:ligatures w14:val="none"/>
+          <ns2:ligatures ns2:val="none"/>
         </w:rPr>
         <w:t xml:space="preserve"/>
       </w:r>
@@ -1204,7 +1204,7 @@
           <w:color w:val="000000"/>
           <w:kern w:val="0"/>
           <w:lang w:eastAsia="es-ES"/>
-          <w14:ligatures w14:val="none"/>
+          <ns2:ligatures ns2:val="none"/>
         </w:rPr>
         <w:t xml:space="preserve"/>
       </w:r>
@@ -1214,7 +1214,7 @@
           <w:color w:val="000000"/>
           <w:kern w:val="0"/>
           <w:lang w:eastAsia="es-ES"/>
-          <w14:ligatures w14:val="none"/>
+          <ns2:ligatures ns2:val="none"/>
         </w:rPr>
         <w:t/>
       </w:r>
@@ -1224,7 +1224,7 @@
           <w:color w:val="000000"/>
           <w:kern w:val="0"/>
           <w:lang w:eastAsia="es-ES"/>
-          <w14:ligatures w14:val="none"/>
+          <ns2:ligatures ns2:val="none"/>
         </w:rPr>
         <w:t xml:space="preserve"/>
       </w:r>
@@ -1234,7 +1234,7 @@
           <w:color w:val="000000"/>
           <w:kern w:val="0"/>
           <w:lang w:eastAsia="es-ES"/>
-          <w14:ligatures w14:val="none"/>
+          <ns2:ligatures ns2:val="none"/>
         </w:rPr>
         <w:t/>
       </w:r>
@@ -1244,7 +1244,7 @@
           <w:color w:val="000000"/>
           <w:kern w:val="0"/>
           <w:lang w:eastAsia="es-ES"/>
-          <w14:ligatures w14:val="none"/>
+          <ns2:ligatures ns2:val="none"/>
         </w:rPr>
         <w:t xml:space="preserve"/>
       </w:r>
@@ -1254,7 +1254,7 @@
           <w:color w:val="000000"/>
           <w:kern w:val="0"/>
           <w:lang w:val="es-ES" w:eastAsia="es-ES"/>
-          <w14:ligatures w14:val="none"/>
+          <ns2:ligatures ns2:val="none"/>
         </w:rPr>
         <w:t/>
       </w:r>
@@ -1264,7 +1264,7 @@
           <w:color w:val="000000"/>
           <w:kern w:val="0"/>
           <w:lang w:eastAsia="es-ES"/>
-          <w14:ligatures w14:val="none"/>
+          <ns2:ligatures ns2:val="none"/>
         </w:rPr>
         <w:t xml:space="preserve"/>
       </w:r>
@@ -1274,7 +1274,7 @@
           <w:color w:val="000000"/>
           <w:kern w:val="0"/>
           <w:lang w:eastAsia="es-ES"/>
-          <w14:ligatures w14:val="none"/>
+          <ns2:ligatures ns2:val="none"/>
         </w:rPr>
         <w:t/>
       </w:r>
@@ -1284,7 +1284,7 @@
           <w:color w:val="000000"/>
           <w:kern w:val="0"/>
           <w:lang w:eastAsia="es-ES"/>
-          <w14:ligatures w14:val="none"/>
+          <ns2:ligatures ns2:val="none"/>
         </w:rPr>
         <w:t xml:space="preserve"/>
       </w:r>
@@ -1294,7 +1294,7 @@
           <w:color w:val="000000"/>
           <w:kern w:val="0"/>
           <w:lang w:eastAsia="es-ES"/>
-          <w14:ligatures w14:val="none"/>
+          <ns2:ligatures ns2:val="none"/>
         </w:rPr>
         <w:t/>
       </w:r>
@@ -1304,7 +1304,7 @@
           <w:color w:val="000000"/>
           <w:kern w:val="0"/>
           <w:lang w:eastAsia="es-ES"/>
-          <w14:ligatures w14:val="none"/>
+          <ns2:ligatures ns2:val="none"/>
         </w:rPr>
         <w:t/>
       </w:r>
@@ -1314,12 +1314,12 @@
           <w:color w:val="000000"/>
           <w:kern w:val="0"/>
           <w:lang w:eastAsia="es-ES"/>
-          <w14:ligatures w14:val="none"/>
+          <ns2:ligatures ns2:val="none"/>
         </w:rPr>
         <w:t xml:space="preserve"/>
       </w:r>
     </w:p>
-    <w:p>
+    <w:p ns2:paraId="396B39FC" ns2:textId="77777777">
       <w:pPr>
         <w:pStyle w:val="Prrafodelista"/>
         <w:spacing w:after="0" w:line="240" w:lineRule="auto"/>
@@ -1330,11 +1330,11 @@
           <w:color w:val="000000"/>
           <w:kern w:val="0"/>
           <w:lang w:eastAsia="es-ES"/>
-          <w14:ligatures w14:val="none"/>
-        </w:rPr>
-      </w:pPr>
-    </w:p>
-    <w:p>
+          <ns2:ligatures ns2:val="none"/>
+        </w:rPr>
+      </w:pPr>
+    </w:p>
+    <w:p ns2:paraId="619C5D19" ns2:textId="49C83E97">
       <w:pPr>
         <w:pStyle w:val="Prrafodelista"/>
         <w:numPr>
@@ -1352,16 +1352,16 @@
           <w:color w:val="000000"/>
           <w:kern w:val="0"/>
           <w:lang w:eastAsia="es-ES"/>
-          <w14:ligatures w14:val="none"/>
-        </w:rPr>
-      </w:pPr>
-      <w:r>
-        <w:rPr>
-          <w:rFonts w:ascii="Arial Narrow" w:eastAsia="Times New Roman" w:hAnsi="Arial Narrow" w:cs="Arial"/>
-          <w:color w:val="000000"/>
-          <w:kern w:val="0"/>
-          <w:lang w:eastAsia="es-ES"/>
-          <w14:ligatures w14:val="none"/>
+          <ns2:ligatures ns2:val="none"/>
+        </w:rPr>
+      </w:pPr>
+      <w:r>
+        <w:rPr>
+          <w:rFonts w:ascii="Arial Narrow" w:eastAsia="Times New Roman" w:hAnsi="Arial Narrow" w:cs="Arial"/>
+          <w:color w:val="000000"/>
+          <w:kern w:val="0"/>
+          <w:lang w:eastAsia="es-ES"/>
+          <ns2:ligatures ns2:val="none"/>
         </w:rPr>
         <w:t xml:space="preserve">El </w:t>
       </w:r>
@@ -1371,7 +1371,7 @@
           <w:color w:val="000000"/>
           <w:kern w:val="0"/>
           <w:lang w:eastAsia="es-ES"/>
-          <w14:ligatures w14:val="none"/>
+          <ns2:ligatures ns2:val="none"/>
         </w:rPr>
         <w:t>mismo día</w:t>
       </w:r>
@@ -1381,7 +1381,7 @@
           <w:color w:val="000000"/>
           <w:kern w:val="0"/>
           <w:lang w:eastAsia="es-ES"/>
-          <w14:ligatures w14:val="none"/>
+          <ns2:ligatures ns2:val="none"/>
         </w:rPr>
         <w:t xml:space="preserve">, presentó el reclamo consignado </w:t>
       </w:r>
@@ -1391,7 +1391,7 @@
           <w:color w:val="000000"/>
           <w:kern w:val="0"/>
           <w:lang w:eastAsia="es-ES"/>
-          <w14:ligatures w14:val="none"/>
+          <ns2:ligatures ns2:val="none"/>
         </w:rPr>
         <w:t xml:space="preserve">en la hoja de reclamaciones </w:t>
       </w:r>
@@ -1401,7 +1401,7 @@
           <w:color w:val="000000"/>
           <w:kern w:val="0"/>
           <w:lang w:eastAsia="es-ES"/>
-          <w14:ligatures w14:val="none"/>
+          <ns2:ligatures ns2:val="none"/>
         </w:rPr>
         <w:t>C47466292</w:t>
       </w:r>
@@ -1411,7 +1411,7 @@
           <w:color w:val="000000"/>
           <w:kern w:val="0"/>
           <w:lang w:eastAsia="es-ES"/>
-          <w14:ligatures w14:val="none"/>
+          <ns2:ligatures ns2:val="none"/>
         </w:rPr>
         <w:t xml:space="preserve"> </w:t>
       </w:r>
@@ -1421,7 +1421,7 @@
           <w:color w:val="000000"/>
           <w:kern w:val="0"/>
           <w:lang w:eastAsia="es-ES"/>
-          <w14:ligatures w14:val="none"/>
+          <ns2:ligatures ns2:val="none"/>
         </w:rPr>
         <w:t>contra</w:t>
       </w:r>
@@ -1431,7 +1431,7 @@
           <w:color w:val="000000"/>
           <w:kern w:val="0"/>
           <w:lang w:eastAsia="es-ES"/>
-          <w14:ligatures w14:val="none"/>
+          <ns2:ligatures ns2:val="none"/>
         </w:rPr>
         <w:t xml:space="preserve"> el Banco</w:t>
       </w:r>
@@ -1441,7 +1441,7 @@
           <w:color w:val="000000"/>
           <w:kern w:val="0"/>
           <w:lang w:eastAsia="es-ES"/>
-          <w14:ligatures w14:val="none"/>
+          <ns2:ligatures ns2:val="none"/>
         </w:rPr>
         <w:t xml:space="preserve">, señalando la modificación de la cuota de su crédito vehicular de S/ 1 582,00 a S/ 1 968,58 y la atribución de un seguro vehicular </w:t>
       </w:r>
@@ -1451,7 +1451,7 @@
           <w:color w:val="000000"/>
           <w:kern w:val="0"/>
           <w:lang w:eastAsia="es-ES"/>
-          <w14:ligatures w14:val="none"/>
+          <ns2:ligatures ns2:val="none"/>
         </w:rPr>
         <w:t xml:space="preserve">del Banco (en adelante, Seguro del Banco) </w:t>
       </w:r>
@@ -1461,7 +1461,7 @@
           <w:color w:val="000000"/>
           <w:kern w:val="0"/>
           <w:lang w:eastAsia="es-ES"/>
-          <w14:ligatures w14:val="none"/>
+          <ns2:ligatures ns2:val="none"/>
         </w:rPr>
         <w:t>que no había contratado, indicando que mantenía vigente el Seguro Vehicular con vencimiento el 9 de diciembre de 2025.</w:t>
       </w:r>
@@ -1471,12 +1471,12 @@
           <w:color w:val="000000"/>
           <w:kern w:val="0"/>
           <w:lang w:eastAsia="es-ES"/>
-          <w14:ligatures w14:val="none"/>
+          <ns2:ligatures ns2:val="none"/>
         </w:rPr>
         <w:t xml:space="preserve"> </w:t>
       </w:r>
     </w:p>
-    <w:p>
+    <w:p ns2:paraId="46AC7F25" ns2:textId="77777777">
       <w:pPr>
         <w:pStyle w:val="Prrafodelista"/>
         <w:spacing w:after="0" w:line="240" w:lineRule="auto"/>
@@ -1487,11 +1487,11 @@
           <w:color w:val="000000"/>
           <w:kern w:val="0"/>
           <w:lang w:eastAsia="es-ES"/>
-          <w14:ligatures w14:val="none"/>
-        </w:rPr>
-      </w:pPr>
-    </w:p>
-    <w:p>
+          <ns2:ligatures ns2:val="none"/>
+        </w:rPr>
+      </w:pPr>
+    </w:p>
+    <w:p ns2:paraId="2FD1B44A" ns2:textId="1AB2FB3F">
       <w:pPr>
         <w:pStyle w:val="Prrafodelista"/>
         <w:numPr>
@@ -1509,16 +1509,16 @@
           <w:color w:val="000000"/>
           <w:kern w:val="0"/>
           <w:lang w:eastAsia="es-ES"/>
-          <w14:ligatures w14:val="none"/>
-        </w:rPr>
-      </w:pPr>
-      <w:r>
-        <w:rPr>
-          <w:rFonts w:ascii="Arial Narrow" w:eastAsia="Times New Roman" w:hAnsi="Arial Narrow" w:cs="Arial"/>
-          <w:color w:val="000000"/>
-          <w:kern w:val="0"/>
-          <w:lang w:eastAsia="es-ES"/>
-          <w14:ligatures w14:val="none"/>
+          <ns2:ligatures ns2:val="none"/>
+        </w:rPr>
+      </w:pPr>
+      <w:r>
+        <w:rPr>
+          <w:rFonts w:ascii="Arial Narrow" w:eastAsia="Times New Roman" w:hAnsi="Arial Narrow" w:cs="Arial"/>
+          <w:color w:val="000000"/>
+          <w:kern w:val="0"/>
+          <w:lang w:eastAsia="es-ES"/>
+          <ns2:ligatures ns2:val="none"/>
         </w:rPr>
         <w:t xml:space="preserve">El 28 de noviembre de 2025, la señora [APELLIDO] , remitió un correo electrónico a la dirección [CORREO], solicitando la anulación del Seguro del Banco e indicando que el Seguro Vehicular se encontraba vigente hasta el 9 de diciembre de 2025. </w:t>
       </w:r>
@@ -1528,7 +1528,7 @@
           <w:color w:val="000000"/>
           <w:kern w:val="0"/>
           <w:lang w:eastAsia="es-ES"/>
-          <w14:ligatures w14:val="none"/>
+          <ns2:ligatures ns2:val="none"/>
         </w:rPr>
         <w:t/>
       </w:r>
@@ -1538,7 +1538,7 @@
           <w:color w:val="000000"/>
           <w:kern w:val="0"/>
           <w:lang w:eastAsia="es-ES"/>
-          <w14:ligatures w14:val="none"/>
+          <ns2:ligatures ns2:val="none"/>
         </w:rPr>
         <w:t xml:space="preserve"/>
       </w:r>
@@ -1548,7 +1548,7 @@
           <w:color w:val="000000"/>
           <w:kern w:val="0"/>
           <w:lang w:eastAsia="es-ES"/>
-          <w14:ligatures w14:val="none"/>
+          <ns2:ligatures ns2:val="none"/>
         </w:rPr>
         <w:t xml:space="preserve"/>
       </w:r>
@@ -1558,7 +1558,7 @@
           <w:color w:val="000000"/>
           <w:kern w:val="0"/>
           <w:lang w:eastAsia="es-ES"/>
-          <w14:ligatures w14:val="none"/>
+          <ns2:ligatures ns2:val="none"/>
         </w:rPr>
         <w:t/>
       </w:r>
@@ -1568,7 +1568,7 @@
           <w:color w:val="000000"/>
           <w:kern w:val="0"/>
           <w:lang w:eastAsia="es-ES"/>
-          <w14:ligatures w14:val="none"/>
+          <ns2:ligatures ns2:val="none"/>
         </w:rPr>
         <w:t xml:space="preserve"/>
       </w:r>
@@ -1578,7 +1578,7 @@
           <w:color w:val="000000"/>
           <w:kern w:val="0"/>
           <w:lang w:eastAsia="es-ES"/>
-          <w14:ligatures w14:val="none"/>
+          <ns2:ligatures ns2:val="none"/>
         </w:rPr>
         <w:t/>
       </w:r>
@@ -1588,7 +1588,7 @@
           <w:color w:val="000000"/>
           <w:kern w:val="0"/>
           <w:lang w:eastAsia="es-ES"/>
-          <w14:ligatures w14:val="none"/>
+          <ns2:ligatures ns2:val="none"/>
         </w:rPr>
         <w:t xml:space="preserve"/>
       </w:r>
@@ -1598,12 +1598,12 @@
           <w:color w:val="000000"/>
           <w:kern w:val="0"/>
           <w:lang w:eastAsia="es-ES"/>
-          <w14:ligatures w14:val="none"/>
+          <ns2:ligatures ns2:val="none"/>
         </w:rPr>
         <w:t xml:space="preserve"/>
       </w:r>
     </w:p>
-    <w:p>
+    <w:p ns2:paraId="12C19140" ns2:textId="77777777">
       <w:pPr>
         <w:spacing w:after="0" w:line="240" w:lineRule="auto"/>
         <w:contextualSpacing/>
@@ -1613,11 +1613,11 @@
           <w:color w:val="000000"/>
           <w:kern w:val="0"/>
           <w:lang w:eastAsia="es-ES"/>
-          <w14:ligatures w14:val="none"/>
-        </w:rPr>
-      </w:pPr>
-    </w:p>
-    <w:p>
+          <ns2:ligatures ns2:val="none"/>
+        </w:rPr>
+      </w:pPr>
+    </w:p>
+    <w:p ns2:paraId="1AFE4E48" ns2:textId="75644618">
       <w:pPr>
         <w:pStyle w:val="Prrafodelista"/>
         <w:numPr>
@@ -1635,16 +1635,16 @@
           <w:color w:val="000000"/>
           <w:kern w:val="0"/>
           <w:lang w:eastAsia="es-ES"/>
-          <w14:ligatures w14:val="none"/>
-        </w:rPr>
-      </w:pPr>
-      <w:r>
-        <w:rPr>
-          <w:rFonts w:ascii="Arial Narrow" w:eastAsia="Times New Roman" w:hAnsi="Arial Narrow" w:cs="Arial"/>
-          <w:color w:val="000000"/>
-          <w:kern w:val="0"/>
-          <w:lang w:eastAsia="es-ES"/>
-          <w14:ligatures w14:val="none"/>
+          <ns2:ligatures ns2:val="none"/>
+        </w:rPr>
+      </w:pPr>
+      <w:r>
+        <w:rPr>
+          <w:rFonts w:ascii="Arial Narrow" w:eastAsia="Times New Roman" w:hAnsi="Arial Narrow" w:cs="Arial"/>
+          <w:color w:val="000000"/>
+          <w:kern w:val="0"/>
+          <w:lang w:eastAsia="es-ES"/>
+          <ns2:ligatures ns2:val="none"/>
         </w:rPr>
         <w:t xml:space="preserve">El 29 de noviembre de 2025, </w:t>
       </w:r>
@@ -1654,7 +1654,7 @@
           <w:color w:val="000000"/>
           <w:kern w:val="0"/>
           <w:lang w:eastAsia="es-ES"/>
-          <w14:ligatures w14:val="none"/>
+          <ns2:ligatures ns2:val="none"/>
         </w:rPr>
         <w:t xml:space="preserve">se remitió </w:t>
       </w:r>
@@ -1664,7 +1664,7 @@
           <w:color w:val="000000"/>
           <w:kern w:val="0"/>
           <w:lang w:eastAsia="es-ES"/>
-          <w14:ligatures w14:val="none"/>
+          <ns2:ligatures ns2:val="none"/>
         </w:rPr>
         <w:t>a</w:t>
       </w:r>
@@ -1674,7 +1674,7 @@
           <w:color w:val="000000"/>
           <w:kern w:val="0"/>
           <w:lang w:eastAsia="es-ES"/>
-          <w14:ligatures w14:val="none"/>
+          <ns2:ligatures ns2:val="none"/>
         </w:rPr>
         <w:t xml:space="preserve">l </w:t>
       </w:r>
@@ -1684,7 +1684,7 @@
           <w:color w:val="000000"/>
           <w:kern w:val="0"/>
           <w:lang w:eastAsia="es-ES"/>
-          <w14:ligatures w14:val="none"/>
+          <ns2:ligatures ns2:val="none"/>
         </w:rPr>
         <w:t xml:space="preserve">Banco </w:t>
       </w:r>
@@ -1694,7 +1694,7 @@
           <w:color w:val="000000"/>
           <w:kern w:val="0"/>
           <w:lang w:eastAsia="es-ES"/>
-          <w14:ligatures w14:val="none"/>
+          <ns2:ligatures ns2:val="none"/>
         </w:rPr>
         <w:t>la documentación que acreditaba la vigencia del Seguro Vehicular hasta el 9 de diciembre de 2025.</w:t>
       </w:r>
@@ -1704,12 +1704,12 @@
           <w:color w:val="000000"/>
           <w:kern w:val="0"/>
           <w:lang w:eastAsia="es-ES"/>
-          <w14:ligatures w14:val="none"/>
+          <ns2:ligatures ns2:val="none"/>
         </w:rPr>
         <w:t xml:space="preserve"> </w:t>
       </w:r>
     </w:p>
-    <w:p>
+    <w:p ns2:paraId="290DDA01" ns2:textId="77777777">
       <w:pPr>
         <w:pStyle w:val="Prrafodelista"/>
         <w:spacing w:after="0" w:line="240" w:lineRule="auto"/>
@@ -1720,11 +1720,11 @@
           <w:color w:val="000000"/>
           <w:kern w:val="0"/>
           <w:lang w:eastAsia="es-ES"/>
-          <w14:ligatures w14:val="none"/>
-        </w:rPr>
-      </w:pPr>
-    </w:p>
-    <w:p>
+          <ns2:ligatures ns2:val="none"/>
+        </w:rPr>
+      </w:pPr>
+    </w:p>
+    <w:p ns2:paraId="13711489" ns2:textId="7C65191D">
       <w:pPr>
         <w:pStyle w:val="Prrafodelista"/>
         <w:numPr>
@@ -1742,16 +1742,16 @@
           <w:color w:val="000000"/>
           <w:kern w:val="0"/>
           <w:lang w:eastAsia="es-ES"/>
-          <w14:ligatures w14:val="none"/>
-        </w:rPr>
-      </w:pPr>
-      <w:r>
-        <w:rPr>
-          <w:rFonts w:ascii="Arial Narrow" w:eastAsia="Times New Roman" w:hAnsi="Arial Narrow" w:cs="Arial"/>
-          <w:color w:val="000000"/>
-          <w:kern w:val="0"/>
-          <w:lang w:eastAsia="es-ES"/>
-          <w14:ligatures w14:val="none"/>
+          <ns2:ligatures ns2:val="none"/>
+        </w:rPr>
+      </w:pPr>
+      <w:r>
+        <w:rPr>
+          <w:rFonts w:ascii="Arial Narrow" w:eastAsia="Times New Roman" w:hAnsi="Arial Narrow" w:cs="Arial"/>
+          <w:color w:val="000000"/>
+          <w:kern w:val="0"/>
+          <w:lang w:eastAsia="es-ES"/>
+          <ns2:ligatures ns2:val="none"/>
         </w:rPr>
         <w:lastRenderedPageBreak/>
         <w:t xml:space="preserve">El 5 de diciembre de 2025, el </w:t>
@@ -1762,7 +1762,7 @@
           <w:color w:val="000000"/>
           <w:kern w:val="0"/>
           <w:lang w:eastAsia="es-ES"/>
-          <w14:ligatures w14:val="none"/>
+          <ns2:ligatures ns2:val="none"/>
         </w:rPr>
         <w:t xml:space="preserve">Banco </w:t>
       </w:r>
@@ -1772,7 +1772,7 @@
           <w:color w:val="000000"/>
           <w:kern w:val="0"/>
           <w:lang w:eastAsia="es-ES"/>
-          <w14:ligatures w14:val="none"/>
+          <ns2:ligatures ns2:val="none"/>
         </w:rPr>
         <w:t xml:space="preserve">emitió </w:t>
       </w:r>
@@ -1782,7 +1782,7 @@
           <w:color w:val="000000"/>
           <w:kern w:val="0"/>
           <w:lang w:eastAsia="es-ES"/>
-          <w14:ligatures w14:val="none"/>
+          <ns2:ligatures ns2:val="none"/>
         </w:rPr>
         <w:t>respuesta a la hoja de reclamaciones C47466292</w:t>
       </w:r>
@@ -1792,7 +1792,7 @@
           <w:color w:val="000000"/>
           <w:kern w:val="0"/>
           <w:lang w:eastAsia="es-ES"/>
-          <w14:ligatures w14:val="none"/>
+          <ns2:ligatures ns2:val="none"/>
         </w:rPr>
         <w:t xml:space="preserve">, la cual no </w:t>
       </w:r>
@@ -1802,7 +1802,7 @@
           <w:color w:val="000000"/>
           <w:kern w:val="0"/>
           <w:lang w:eastAsia="es-ES"/>
-          <w14:ligatures w14:val="none"/>
+          <ns2:ligatures ns2:val="none"/>
         </w:rPr>
         <w:t>era</w:t>
       </w:r>
@@ -1812,7 +1812,7 @@
           <w:color w:val="000000"/>
           <w:kern w:val="0"/>
           <w:lang w:eastAsia="es-ES"/>
-          <w14:ligatures w14:val="none"/>
+          <ns2:ligatures ns2:val="none"/>
         </w:rPr>
         <w:t xml:space="preserve"> coherente con el reclamo que interpuesto</w:t>
       </w:r>
@@ -1822,7 +1822,7 @@
           <w:color w:val="000000"/>
           <w:kern w:val="0"/>
           <w:lang w:eastAsia="es-ES"/>
-          <w14:ligatures w14:val="none"/>
+          <ns2:ligatures ns2:val="none"/>
         </w:rPr>
         <w:t xml:space="preserve">, señalando </w:t>
       </w:r>
@@ -1832,7 +1832,7 @@
           <w:color w:val="000000"/>
           <w:kern w:val="0"/>
           <w:lang w:eastAsia="es-ES"/>
-          <w14:ligatures w14:val="none"/>
+          <ns2:ligatures ns2:val="none"/>
         </w:rPr>
         <w:t>que solicitó información sobre su crédito vehicular y que dicho tipo de solicitudes podían gestionarse a través de los asesores de plataforma de servicios en su red de agencias.</w:t>
       </w:r>
@@ -1842,7 +1842,7 @@
           <w:color w:val="000000"/>
           <w:kern w:val="0"/>
           <w:lang w:eastAsia="es-ES"/>
-          <w14:ligatures w14:val="none"/>
+          <ns2:ligatures ns2:val="none"/>
         </w:rPr>
         <w:t xml:space="preserve"> </w:t>
       </w:r>
@@ -1852,12 +1852,12 @@
           <w:color w:val="000000"/>
           <w:kern w:val="0"/>
           <w:lang w:eastAsia="es-ES"/>
-          <w14:ligatures w14:val="none"/>
+          <ns2:ligatures ns2:val="none"/>
         </w:rPr>
         <w:t xml:space="preserve"> </w:t>
       </w:r>
     </w:p>
-    <w:p>
+    <w:p ns2:paraId="742D79C6" ns2:textId="77777777">
       <w:pPr>
         <w:pStyle w:val="Prrafodelista"/>
         <w:spacing w:after="0" w:line="240" w:lineRule="auto"/>
@@ -1868,11 +1868,11 @@
           <w:color w:val="000000"/>
           <w:kern w:val="0"/>
           <w:lang w:eastAsia="es-ES"/>
-          <w14:ligatures w14:val="none"/>
-        </w:rPr>
-      </w:pPr>
-    </w:p>
-    <w:p>
+          <ns2:ligatures ns2:val="none"/>
+        </w:rPr>
+      </w:pPr>
+    </w:p>
+    <w:p ns2:paraId="0FA58F01" ns2:textId="5D8408AB">
       <w:pPr>
         <w:pStyle w:val="Prrafodelista"/>
         <w:numPr>
@@ -1890,16 +1890,16 @@
           <w:color w:val="000000"/>
           <w:kern w:val="0"/>
           <w:lang w:eastAsia="es-ES"/>
-          <w14:ligatures w14:val="none"/>
-        </w:rPr>
-      </w:pPr>
-      <w:r>
-        <w:rPr>
-          <w:rFonts w:ascii="Arial Narrow" w:eastAsia="Times New Roman" w:hAnsi="Arial Narrow" w:cs="Arial"/>
-          <w:color w:val="000000"/>
-          <w:kern w:val="0"/>
-          <w:lang w:eastAsia="es-ES"/>
-          <w14:ligatures w14:val="none"/>
+          <ns2:ligatures ns2:val="none"/>
+        </w:rPr>
+      </w:pPr>
+      <w:r>
+        <w:rPr>
+          <w:rFonts w:ascii="Arial Narrow" w:eastAsia="Times New Roman" w:hAnsi="Arial Narrow" w:cs="Arial"/>
+          <w:color w:val="000000"/>
+          <w:kern w:val="0"/>
+          <w:lang w:eastAsia="es-ES"/>
+          <ns2:ligatures ns2:val="none"/>
         </w:rPr>
         <w:t xml:space="preserve">El 6 de diciembre de 2025, el </w:t>
       </w:r>
@@ -1909,7 +1909,7 @@
           <w:color w:val="000000"/>
           <w:kern w:val="0"/>
           <w:lang w:eastAsia="es-ES"/>
-          <w14:ligatures w14:val="none"/>
+          <ns2:ligatures ns2:val="none"/>
         </w:rPr>
         <w:t xml:space="preserve">Banco </w:t>
       </w:r>
@@ -1919,7 +1919,7 @@
           <w:color w:val="000000"/>
           <w:kern w:val="0"/>
           <w:lang w:eastAsia="es-ES"/>
-          <w14:ligatures w14:val="none"/>
+          <ns2:ligatures ns2:val="none"/>
         </w:rPr>
         <w:t xml:space="preserve">debitó de su cuenta de ahorros la suma de S/ 1 590,38, monto superior a la cuota mensual pactada de S/ 1 582,00, manteniendo el cobro vinculado al </w:t>
       </w:r>
@@ -1929,7 +1929,7 @@
           <w:color w:val="000000"/>
           <w:kern w:val="0"/>
           <w:lang w:eastAsia="es-ES"/>
-          <w14:ligatures w14:val="none"/>
+          <ns2:ligatures ns2:val="none"/>
         </w:rPr>
         <w:t>Seguro del Banco que no contrató</w:t>
       </w:r>
@@ -1939,7 +1939,7 @@
           <w:color w:val="000000"/>
           <w:kern w:val="0"/>
           <w:lang w:eastAsia="es-ES"/>
-          <w14:ligatures w14:val="none"/>
+          <ns2:ligatures ns2:val="none"/>
         </w:rPr>
         <w:t xml:space="preserve">, pese a las comunicaciones y documentación remitidas </w:t>
       </w:r>
@@ -1949,7 +1949,7 @@
           <w:color w:val="000000"/>
           <w:kern w:val="0"/>
           <w:lang w:eastAsia="es-ES"/>
-          <w14:ligatures w14:val="none"/>
+          <ns2:ligatures ns2:val="none"/>
         </w:rPr>
         <w:t>previamente</w:t>
       </w:r>
@@ -1959,7 +1959,7 @@
           <w:color w:val="000000"/>
           <w:kern w:val="0"/>
           <w:lang w:eastAsia="es-ES"/>
-          <w14:ligatures w14:val="none"/>
+          <ns2:ligatures ns2:val="none"/>
         </w:rPr>
         <w:t xml:space="preserve">. Asimismo, señaló que, ante la falta de fondos en su cuenta, </w:t>
       </w:r>
@@ -1969,7 +1969,7 @@
           <w:color w:val="000000"/>
           <w:kern w:val="0"/>
           <w:lang w:eastAsia="es-ES"/>
-          <w14:ligatures w14:val="none"/>
+          <ns2:ligatures ns2:val="none"/>
         </w:rPr>
         <w:t xml:space="preserve">el Banco </w:t>
       </w:r>
@@ -1979,7 +1979,7 @@
           <w:color w:val="000000"/>
           <w:kern w:val="0"/>
           <w:lang w:eastAsia="es-ES"/>
-          <w14:ligatures w14:val="none"/>
+          <ns2:ligatures ns2:val="none"/>
         </w:rPr>
         <w:t>procedió a efectuar débitos en la cuenta de ahorros de su cónyuge, quien mantiene un préstamo hipotecario con la misma entidad, y que dicha situación generó restricciones en el uso de su cuenta de ahorros y de la aplicación YAPE.</w:t>
       </w:r>
@@ -1989,7 +1989,7 @@
           <w:color w:val="000000"/>
           <w:kern w:val="0"/>
           <w:lang w:eastAsia="es-ES"/>
-          <w14:ligatures w14:val="none"/>
+          <ns2:ligatures ns2:val="none"/>
         </w:rPr>
         <w:t xml:space="preserve"> </w:t>
       </w:r>
@@ -1999,12 +1999,12 @@
           <w:color w:val="000000"/>
           <w:kern w:val="0"/>
           <w:lang w:eastAsia="es-ES"/>
-          <w14:ligatures w14:val="none"/>
+          <ns2:ligatures ns2:val="none"/>
         </w:rPr>
         <w:t xml:space="preserve"> </w:t>
       </w:r>
     </w:p>
-    <w:p>
+    <w:p ns2:paraId="5D6BC665" ns2:textId="77777777">
       <w:pPr>
         <w:pStyle w:val="Prrafodelista"/>
         <w:spacing w:after="0" w:line="240" w:lineRule="auto"/>
@@ -2015,11 +2015,11 @@
           <w:color w:val="000000"/>
           <w:kern w:val="0"/>
           <w:lang w:eastAsia="es-ES"/>
-          <w14:ligatures w14:val="none"/>
-        </w:rPr>
-      </w:pPr>
-    </w:p>
-    <w:p>
+          <ns2:ligatures ns2:val="none"/>
+        </w:rPr>
+      </w:pPr>
+    </w:p>
+    <w:p ns2:paraId="0AA6F0E7" ns2:textId="2D4E03A5">
       <w:pPr>
         <w:pStyle w:val="Prrafodelista"/>
         <w:numPr>
@@ -2037,16 +2037,16 @@
           <w:color w:val="000000"/>
           <w:kern w:val="0"/>
           <w:lang w:eastAsia="es-ES"/>
-          <w14:ligatures w14:val="none"/>
-        </w:rPr>
-      </w:pPr>
-      <w:r>
-        <w:rPr>
-          <w:rFonts w:ascii="Arial Narrow" w:eastAsia="Times New Roman" w:hAnsi="Arial Narrow" w:cs="Arial"/>
-          <w:color w:val="000000"/>
-          <w:kern w:val="0"/>
-          <w:lang w:eastAsia="es-ES"/>
-          <w14:ligatures w14:val="none"/>
+          <ns2:ligatures ns2:val="none"/>
+        </w:rPr>
+      </w:pPr>
+      <w:r>
+        <w:rPr>
+          <w:rFonts w:ascii="Arial Narrow" w:eastAsia="Times New Roman" w:hAnsi="Arial Narrow" w:cs="Arial"/>
+          <w:color w:val="000000"/>
+          <w:kern w:val="0"/>
+          <w:lang w:eastAsia="es-ES"/>
+          <ns2:ligatures ns2:val="none"/>
         </w:rPr>
         <w:t xml:space="preserve">El 12 de diciembre de 2025, se apersonó nuevamente a la agencia del </w:t>
       </w:r>
@@ -2056,7 +2056,7 @@
           <w:color w:val="000000"/>
           <w:kern w:val="0"/>
           <w:lang w:eastAsia="es-ES"/>
-          <w14:ligatures w14:val="none"/>
+          <ns2:ligatures ns2:val="none"/>
         </w:rPr>
         <w:t xml:space="preserve">Banco </w:t>
       </w:r>
@@ -2066,7 +2066,7 @@
           <w:color w:val="000000"/>
           <w:kern w:val="0"/>
           <w:lang w:eastAsia="es-ES"/>
-          <w14:ligatures w14:val="none"/>
+          <ns2:ligatures ns2:val="none"/>
         </w:rPr>
         <w:t xml:space="preserve">ubicada en </w:t>
       </w:r>
@@ -2076,7 +2076,7 @@
           <w:color w:val="000000"/>
           <w:kern w:val="0"/>
           <w:lang w:eastAsia="es-ES"/>
-          <w14:ligatures w14:val="none"/>
+          <ns2:ligatures ns2:val="none"/>
         </w:rPr>
         <w:t>el</w:t>
       </w:r>
@@ -2086,7 +2086,7 @@
           <w:color w:val="000000"/>
           <w:kern w:val="0"/>
           <w:lang w:eastAsia="es-ES"/>
-          <w14:ligatures w14:val="none"/>
+          <ns2:ligatures ns2:val="none"/>
         </w:rPr>
         <w:t xml:space="preserve"> distrito de Jesús María, donde manifestó su disconformidad con la respuesta emitida a su reclamo y solicitó entrevistarse con el Gerente de Agencia; ante </w:t>
       </w:r>
@@ -2096,7 +2096,7 @@
           <w:color w:val="000000"/>
           <w:kern w:val="0"/>
           <w:lang w:eastAsia="es-ES"/>
-          <w14:ligatures w14:val="none"/>
+          <ns2:ligatures ns2:val="none"/>
         </w:rPr>
         <w:t>lo cual</w:t>
       </w:r>
@@ -2106,7 +2106,7 @@
           <w:color w:val="000000"/>
           <w:kern w:val="0"/>
           <w:lang w:eastAsia="es-ES"/>
-          <w14:ligatures w14:val="none"/>
+          <ns2:ligatures ns2:val="none"/>
         </w:rPr>
         <w:t xml:space="preserve"> registró un nuevo reclamo </w:t>
       </w:r>
@@ -2116,7 +2116,7 @@
           <w:color w:val="000000"/>
           <w:kern w:val="0"/>
           <w:lang w:eastAsia="es-ES"/>
-          <w14:ligatures w14:val="none"/>
+          <ns2:ligatures ns2:val="none"/>
         </w:rPr>
         <w:t xml:space="preserve">mediante la hoja de reclamaciones </w:t>
       </w:r>
@@ -2126,7 +2126,7 @@
           <w:color w:val="000000"/>
           <w:kern w:val="0"/>
           <w:lang w:eastAsia="es-ES"/>
-          <w14:ligatures w14:val="none"/>
+          <ns2:ligatures ns2:val="none"/>
         </w:rPr>
         <w:t>C48061817.</w:t>
       </w:r>
@@ -2136,12 +2136,12 @@
           <w:color w:val="000000"/>
           <w:kern w:val="0"/>
           <w:lang w:eastAsia="es-ES"/>
-          <w14:ligatures w14:val="none"/>
+          <ns2:ligatures ns2:val="none"/>
         </w:rPr>
         <w:t xml:space="preserve"> </w:t>
       </w:r>
     </w:p>
-    <w:p>
+    <w:p ns2:paraId="41748A16" ns2:textId="77777777">
       <w:pPr>
         <w:pStyle w:val="Prrafodelista"/>
         <w:spacing w:after="0" w:line="240" w:lineRule="auto"/>
@@ -2152,11 +2152,11 @@
           <w:color w:val="000000"/>
           <w:kern w:val="0"/>
           <w:lang w:eastAsia="es-ES"/>
-          <w14:ligatures w14:val="none"/>
-        </w:rPr>
-      </w:pPr>
-    </w:p>
-    <w:p>
+          <ns2:ligatures ns2:val="none"/>
+        </w:rPr>
+      </w:pPr>
+    </w:p>
+    <w:p ns2:paraId="2EE2425D" ns2:textId="4FC93492">
       <w:pPr>
         <w:pStyle w:val="Prrafodelista"/>
         <w:numPr>
@@ -2174,16 +2174,16 @@
           <w:color w:val="000000"/>
           <w:kern w:val="0"/>
           <w:lang w:eastAsia="es-ES"/>
-          <w14:ligatures w14:val="none"/>
-        </w:rPr>
-      </w:pPr>
-      <w:r>
-        <w:rPr>
-          <w:rFonts w:ascii="Arial Narrow" w:eastAsia="Times New Roman" w:hAnsi="Arial Narrow" w:cs="Arial"/>
-          <w:color w:val="000000"/>
-          <w:kern w:val="0"/>
-          <w:lang w:eastAsia="es-ES"/>
-          <w14:ligatures w14:val="none"/>
+          <ns2:ligatures ns2:val="none"/>
+        </w:rPr>
+      </w:pPr>
+      <w:r>
+        <w:rPr>
+          <w:rFonts w:ascii="Arial Narrow" w:eastAsia="Times New Roman" w:hAnsi="Arial Narrow" w:cs="Arial"/>
+          <w:color w:val="000000"/>
+          <w:kern w:val="0"/>
+          <w:lang w:eastAsia="es-ES"/>
+          <ns2:ligatures ns2:val="none"/>
         </w:rPr>
         <w:t xml:space="preserve">El 13 de diciembre de 2025, acudió a la agencia del </w:t>
       </w:r>
@@ -2193,7 +2193,7 @@
           <w:color w:val="000000"/>
           <w:kern w:val="0"/>
           <w:lang w:eastAsia="es-ES"/>
-          <w14:ligatures w14:val="none"/>
+          <ns2:ligatures ns2:val="none"/>
         </w:rPr>
         <w:t xml:space="preserve">Banco </w:t>
       </w:r>
@@ -2203,7 +2203,7 @@
           <w:color w:val="000000"/>
           <w:kern w:val="0"/>
           <w:lang w:eastAsia="es-ES"/>
-          <w14:ligatures w14:val="none"/>
+          <ns2:ligatures ns2:val="none"/>
         </w:rPr>
         <w:t xml:space="preserve">ubicada en </w:t>
       </w:r>
@@ -2213,7 +2213,7 @@
           <w:color w:val="000000"/>
           <w:kern w:val="0"/>
           <w:lang w:eastAsia="es-ES"/>
-          <w14:ligatures w14:val="none"/>
+          <ns2:ligatures ns2:val="none"/>
         </w:rPr>
         <w:t>el distrito de</w:t>
       </w:r>
@@ -2223,7 +2223,7 @@
           <w:color w:val="000000"/>
           <w:kern w:val="0"/>
           <w:lang w:eastAsia="es-ES"/>
-          <w14:ligatures w14:val="none"/>
+          <ns2:ligatures ns2:val="none"/>
         </w:rPr>
         <w:t xml:space="preserve"> San Isidro, donde Maykol </w:t>
       </w:r>
@@ -2234,7 +2234,7 @@
           <w:color w:val="000000"/>
           <w:kern w:val="0"/>
           <w:lang w:eastAsia="es-ES"/>
-          <w14:ligatures w14:val="none"/>
+          <ns2:ligatures ns2:val="none"/>
         </w:rPr>
         <w:t>Jordan</w:t>
       </w:r>
@@ -2245,7 +2245,7 @@
           <w:color w:val="000000"/>
           <w:kern w:val="0"/>
           <w:lang w:eastAsia="es-ES"/>
-          <w14:ligatures w14:val="none"/>
+          <ns2:ligatures ns2:val="none"/>
         </w:rPr>
         <w:t xml:space="preserve"> Godos Montalvo, personal de plataforma de servicios, le indicó que derivaría </w:t>
       </w:r>
@@ -2255,7 +2255,7 @@
           <w:color w:val="000000"/>
           <w:kern w:val="0"/>
           <w:lang w:eastAsia="es-ES"/>
-          <w14:ligatures w14:val="none"/>
+          <ns2:ligatures ns2:val="none"/>
         </w:rPr>
         <w:t xml:space="preserve">la hoja de reclamaciones </w:t>
       </w:r>
@@ -2265,7 +2265,7 @@
           <w:color w:val="000000"/>
           <w:kern w:val="0"/>
           <w:lang w:eastAsia="es-ES"/>
-          <w14:ligatures w14:val="none"/>
+          <ns2:ligatures ns2:val="none"/>
         </w:rPr>
         <w:t>C48061817 al área de asesoría de seguros para una atención más célere.</w:t>
       </w:r>
@@ -2275,12 +2275,12 @@
           <w:color w:val="000000"/>
           <w:kern w:val="0"/>
           <w:lang w:eastAsia="es-ES"/>
-          <w14:ligatures w14:val="none"/>
+          <ns2:ligatures ns2:val="none"/>
         </w:rPr>
         <w:t xml:space="preserve"> </w:t>
       </w:r>
     </w:p>
-    <w:p>
+    <w:p ns2:paraId="3918B17E" ns2:textId="77777777">
       <w:pPr>
         <w:pStyle w:val="Prrafodelista"/>
         <w:spacing w:after="0" w:line="240" w:lineRule="auto"/>
@@ -2291,11 +2291,11 @@
           <w:color w:val="000000"/>
           <w:kern w:val="0"/>
           <w:lang w:eastAsia="es-ES"/>
-          <w14:ligatures w14:val="none"/>
-        </w:rPr>
-      </w:pPr>
-    </w:p>
-    <w:p>
+          <ns2:ligatures ns2:val="none"/>
+        </w:rPr>
+      </w:pPr>
+    </w:p>
+    <w:p ns2:paraId="035E0219" ns2:textId="23E26C95">
       <w:pPr>
         <w:pStyle w:val="Prrafodelista"/>
         <w:numPr>
@@ -2313,16 +2313,16 @@
           <w:color w:val="000000"/>
           <w:kern w:val="0"/>
           <w:lang w:eastAsia="es-ES"/>
-          <w14:ligatures w14:val="none"/>
-        </w:rPr>
-      </w:pPr>
-      <w:r>
-        <w:rPr>
-          <w:rFonts w:ascii="Arial Narrow" w:eastAsia="Times New Roman" w:hAnsi="Arial Narrow" w:cs="Arial"/>
-          <w:color w:val="000000"/>
-          <w:kern w:val="0"/>
-          <w:lang w:eastAsia="es-ES"/>
-          <w14:ligatures w14:val="none"/>
+          <ns2:ligatures ns2:val="none"/>
+        </w:rPr>
+      </w:pPr>
+      <w:r>
+        <w:rPr>
+          <w:rFonts w:ascii="Arial Narrow" w:eastAsia="Times New Roman" w:hAnsi="Arial Narrow" w:cs="Arial"/>
+          <w:color w:val="000000"/>
+          <w:kern w:val="0"/>
+          <w:lang w:eastAsia="es-ES"/>
+          <ns2:ligatures ns2:val="none"/>
         </w:rPr>
         <w:t xml:space="preserve">El 16 de diciembre de 2025, el </w:t>
       </w:r>
@@ -2332,7 +2332,7 @@
           <w:color w:val="000000"/>
           <w:kern w:val="0"/>
           <w:lang w:eastAsia="es-ES"/>
-          <w14:ligatures w14:val="none"/>
+          <ns2:ligatures ns2:val="none"/>
         </w:rPr>
         <w:t xml:space="preserve">Banco </w:t>
       </w:r>
@@ -2342,7 +2342,7 @@
           <w:color w:val="000000"/>
           <w:kern w:val="0"/>
           <w:lang w:eastAsia="es-ES"/>
-          <w14:ligatures w14:val="none"/>
+          <ns2:ligatures ns2:val="none"/>
         </w:rPr>
         <w:t xml:space="preserve">emitió respuesta </w:t>
       </w:r>
@@ -2352,7 +2352,7 @@
           <w:color w:val="000000"/>
           <w:kern w:val="0"/>
           <w:lang w:eastAsia="es-ES"/>
-          <w14:ligatures w14:val="none"/>
+          <ns2:ligatures ns2:val="none"/>
         </w:rPr>
         <w:t xml:space="preserve">a la hoja de reclamaciones </w:t>
       </w:r>
@@ -2362,7 +2362,7 @@
           <w:color w:val="000000"/>
           <w:kern w:val="0"/>
           <w:lang w:eastAsia="es-ES"/>
-          <w14:ligatures w14:val="none"/>
+          <ns2:ligatures ns2:val="none"/>
         </w:rPr>
         <w:t xml:space="preserve">C48061817, señalando </w:t>
       </w:r>
@@ -2372,7 +2372,7 @@
           <w:color w:val="000000"/>
           <w:kern w:val="0"/>
           <w:lang w:eastAsia="es-ES"/>
-          <w14:ligatures w14:val="none"/>
+          <ns2:ligatures ns2:val="none"/>
         </w:rPr>
         <w:t xml:space="preserve">incorrectamente </w:t>
       </w:r>
@@ -2382,7 +2382,7 @@
           <w:color w:val="000000"/>
           <w:kern w:val="0"/>
           <w:lang w:eastAsia="es-ES"/>
-          <w14:ligatures w14:val="none"/>
+          <ns2:ligatures ns2:val="none"/>
         </w:rPr>
         <w:t xml:space="preserve">que el </w:t>
       </w:r>
@@ -2392,7 +2392,7 @@
           <w:color w:val="000000"/>
           <w:kern w:val="0"/>
           <w:lang w:eastAsia="es-ES"/>
-          <w14:ligatures w14:val="none"/>
+          <ns2:ligatures ns2:val="none"/>
         </w:rPr>
         <w:t xml:space="preserve">Seguro Vehicular </w:t>
       </w:r>
@@ -2402,7 +2402,7 @@
           <w:color w:val="000000"/>
           <w:kern w:val="0"/>
           <w:lang w:eastAsia="es-ES"/>
-          <w14:ligatures w14:val="none"/>
+          <ns2:ligatures ns2:val="none"/>
         </w:rPr>
         <w:t>venció el 7 de noviembre de 2025, que el endoso debía renovarse un mes antes del vencimiento y que el nuevo endoso fue presentado con posterioridad</w:t>
       </w:r>
@@ -2412,7 +2412,7 @@
           <w:color w:val="000000"/>
           <w:kern w:val="0"/>
           <w:lang w:eastAsia="es-ES"/>
-          <w14:ligatures w14:val="none"/>
+          <ns2:ligatures ns2:val="none"/>
         </w:rPr>
         <w:t>, pese a que</w:t>
       </w:r>
@@ -2422,7 +2422,7 @@
           <w:color w:val="000000"/>
           <w:kern w:val="0"/>
           <w:lang w:eastAsia="es-ES"/>
-          <w14:ligatures w14:val="none"/>
+          <ns2:ligatures ns2:val="none"/>
         </w:rPr>
         <w:t xml:space="preserve"> la renovación se realizó oportunamente</w:t>
       </w:r>
@@ -2432,7 +2432,7 @@
           <w:color w:val="000000"/>
           <w:kern w:val="0"/>
           <w:lang w:eastAsia="es-ES"/>
-          <w14:ligatures w14:val="none"/>
+          <ns2:ligatures ns2:val="none"/>
         </w:rPr>
         <w:t xml:space="preserve">; asimismo, </w:t>
       </w:r>
@@ -2442,7 +2442,7 @@
           <w:color w:val="000000"/>
           <w:kern w:val="0"/>
           <w:lang w:eastAsia="es-ES"/>
-          <w14:ligatures w14:val="none"/>
+          <ns2:ligatures ns2:val="none"/>
         </w:rPr>
         <w:t>le indicaron</w:t>
       </w:r>
@@ -2452,7 +2452,7 @@
           <w:color w:val="000000"/>
           <w:kern w:val="0"/>
           <w:lang w:eastAsia="es-ES"/>
-          <w14:ligatures w14:val="none"/>
+          <ns2:ligatures ns2:val="none"/>
         </w:rPr>
         <w:t xml:space="preserve"> que el </w:t>
       </w:r>
@@ -2462,7 +2462,7 @@
           <w:color w:val="000000"/>
           <w:kern w:val="0"/>
           <w:lang w:eastAsia="es-ES"/>
-          <w14:ligatures w14:val="none"/>
+          <ns2:ligatures ns2:val="none"/>
         </w:rPr>
         <w:t xml:space="preserve">Seguro </w:t>
       </w:r>
@@ -2472,7 +2472,7 @@
           <w:color w:val="000000"/>
           <w:kern w:val="0"/>
           <w:lang w:eastAsia="es-ES"/>
-          <w14:ligatures w14:val="none"/>
+          <ns2:ligatures ns2:val="none"/>
         </w:rPr>
         <w:t xml:space="preserve">del </w:t>
       </w:r>
@@ -2482,7 +2482,7 @@
           <w:color w:val="000000"/>
           <w:kern w:val="0"/>
           <w:lang w:eastAsia="es-ES"/>
-          <w14:ligatures w14:val="none"/>
+          <ns2:ligatures ns2:val="none"/>
         </w:rPr>
         <w:t xml:space="preserve">Banco </w:t>
       </w:r>
@@ -2492,7 +2492,7 @@
           <w:color w:val="000000"/>
           <w:kern w:val="0"/>
           <w:lang w:eastAsia="es-ES"/>
-          <w14:ligatures w14:val="none"/>
+          <ns2:ligatures ns2:val="none"/>
         </w:rPr>
         <w:t>fue anulado el 11 de diciembre de 2025 con fecha valor 1 de diciembre de 2025 y que la cuota del crédito se estableció en S/ 1 610,00.</w:t>
       </w:r>
@@ -2502,12 +2502,12 @@
           <w:color w:val="000000"/>
           <w:kern w:val="0"/>
           <w:lang w:eastAsia="es-ES"/>
-          <w14:ligatures w14:val="none"/>
+          <ns2:ligatures ns2:val="none"/>
         </w:rPr>
         <w:t xml:space="preserve"> </w:t>
       </w:r>
     </w:p>
-    <w:p>
+    <w:p ns2:paraId="48832BF5" ns2:textId="77777777">
       <w:pPr>
         <w:pStyle w:val="Prrafodelista"/>
         <w:spacing w:after="0" w:line="240" w:lineRule="auto"/>
@@ -2518,11 +2518,11 @@
           <w:color w:val="000000"/>
           <w:kern w:val="0"/>
           <w:lang w:eastAsia="es-ES"/>
-          <w14:ligatures w14:val="none"/>
-        </w:rPr>
-      </w:pPr>
-    </w:p>
-    <w:p>
+          <ns2:ligatures ns2:val="none"/>
+        </w:rPr>
+      </w:pPr>
+    </w:p>
+    <w:p ns2:paraId="6B3A3CA7" ns2:textId="2003BDB3">
       <w:pPr>
         <w:pStyle w:val="Prrafodelista"/>
         <w:numPr>
@@ -2540,16 +2540,16 @@
           <w:color w:val="000000"/>
           <w:kern w:val="0"/>
           <w:lang w:eastAsia="es-ES"/>
-          <w14:ligatures w14:val="none"/>
-        </w:rPr>
-      </w:pPr>
-      <w:r>
-        <w:rPr>
-          <w:rFonts w:ascii="Arial Narrow" w:eastAsia="Times New Roman" w:hAnsi="Arial Narrow" w:cs="Arial"/>
-          <w:color w:val="000000"/>
-          <w:kern w:val="0"/>
-          <w:lang w:eastAsia="es-ES"/>
-          <w14:ligatures w14:val="none"/>
+          <ns2:ligatures ns2:val="none"/>
+        </w:rPr>
+      </w:pPr>
+      <w:r>
+        <w:rPr>
+          <w:rFonts w:ascii="Arial Narrow" w:eastAsia="Times New Roman" w:hAnsi="Arial Narrow" w:cs="Arial"/>
+          <w:color w:val="000000"/>
+          <w:kern w:val="0"/>
+          <w:lang w:eastAsia="es-ES"/>
+          <ns2:ligatures ns2:val="none"/>
         </w:rPr>
         <w:t xml:space="preserve">El </w:t>
       </w:r>
@@ -2559,7 +2559,7 @@
           <w:color w:val="000000"/>
           <w:kern w:val="0"/>
           <w:lang w:eastAsia="es-ES"/>
-          <w14:ligatures w14:val="none"/>
+          <ns2:ligatures ns2:val="none"/>
         </w:rPr>
         <w:t>mismo día</w:t>
       </w:r>
@@ -2569,7 +2569,7 @@
           <w:color w:val="000000"/>
           <w:kern w:val="0"/>
           <w:lang w:eastAsia="es-ES"/>
-          <w14:ligatures w14:val="none"/>
+          <ns2:ligatures ns2:val="none"/>
         </w:rPr>
         <w:t xml:space="preserve">, se comunicó con el área de reclamos de banca móvil del </w:t>
       </w:r>
@@ -2579,7 +2579,7 @@
           <w:color w:val="000000"/>
           <w:kern w:val="0"/>
           <w:lang w:eastAsia="es-ES"/>
-          <w14:ligatures w14:val="none"/>
+          <ns2:ligatures ns2:val="none"/>
         </w:rPr>
         <w:t>Banco</w:t>
       </w:r>
@@ -2589,7 +2589,7 @@
           <w:color w:val="000000"/>
           <w:kern w:val="0"/>
           <w:lang w:eastAsia="es-ES"/>
-          <w14:ligatures w14:val="none"/>
+          <ns2:ligatures ns2:val="none"/>
         </w:rPr>
         <w:t xml:space="preserve">, donde manifestó su disconformidad por el cobro de S/ 386,58 correspondiente al endoso del </w:t>
       </w:r>
@@ -2599,7 +2599,7 @@
           <w:color w:val="000000"/>
           <w:kern w:val="0"/>
           <w:lang w:eastAsia="es-ES"/>
-          <w14:ligatures w14:val="none"/>
+          <ns2:ligatures ns2:val="none"/>
         </w:rPr>
         <w:t>Seguro del Banco que no contrató</w:t>
       </w:r>
@@ -2609,7 +2609,7 @@
           <w:color w:val="000000"/>
           <w:kern w:val="0"/>
           <w:lang w:eastAsia="es-ES"/>
-          <w14:ligatures w14:val="none"/>
+          <ns2:ligatures ns2:val="none"/>
         </w:rPr>
         <w:t xml:space="preserve"> y por las comunicaciones de cobranza referidas a una deuda que desconocía; en dicha oportunidad </w:t>
       </w:r>
@@ -2619,7 +2619,7 @@
           <w:color w:val="000000"/>
           <w:kern w:val="0"/>
           <w:lang w:eastAsia="es-ES"/>
-          <w14:ligatures w14:val="none"/>
+          <ns2:ligatures ns2:val="none"/>
         </w:rPr>
         <w:t>presentó el reclamo mediante</w:t>
       </w:r>
@@ -2629,7 +2629,7 @@
           <w:color w:val="000000"/>
           <w:kern w:val="0"/>
           <w:lang w:eastAsia="es-ES"/>
-          <w14:ligatures w14:val="none"/>
+          <ns2:ligatures ns2:val="none"/>
         </w:rPr>
         <w:t xml:space="preserve"> </w:t>
       </w:r>
@@ -2639,7 +2639,7 @@
           <w:color w:val="000000"/>
           <w:kern w:val="0"/>
           <w:lang w:eastAsia="es-ES"/>
-          <w14:ligatures w14:val="none"/>
+          <ns2:ligatures ns2:val="none"/>
         </w:rPr>
         <w:t>la hoja de reclamaci</w:t>
       </w:r>
@@ -2649,7 +2649,7 @@
           <w:color w:val="000000"/>
           <w:kern w:val="0"/>
           <w:lang w:eastAsia="es-ES"/>
-          <w14:ligatures w14:val="none"/>
+          <ns2:ligatures ns2:val="none"/>
         </w:rPr>
         <w:t>ó</w:t>
       </w:r>
@@ -2659,7 +2659,7 @@
           <w:color w:val="000000"/>
           <w:kern w:val="0"/>
           <w:lang w:eastAsia="es-ES"/>
-          <w14:ligatures w14:val="none"/>
+          <ns2:ligatures ns2:val="none"/>
         </w:rPr>
         <w:t xml:space="preserve">n </w:t>
       </w:r>
@@ -2669,7 +2669,7 @@
           <w:color w:val="000000"/>
           <w:kern w:val="0"/>
           <w:lang w:eastAsia="es-ES"/>
-          <w14:ligatures w14:val="none"/>
+          <ns2:ligatures ns2:val="none"/>
         </w:rPr>
         <w:t>C48221674.</w:t>
       </w:r>
@@ -2679,12 +2679,12 @@
           <w:color w:val="000000"/>
           <w:kern w:val="0"/>
           <w:lang w:eastAsia="es-ES"/>
-          <w14:ligatures w14:val="none"/>
+          <ns2:ligatures ns2:val="none"/>
         </w:rPr>
         <w:t xml:space="preserve"> </w:t>
       </w:r>
     </w:p>
-    <w:p>
+    <w:p ns2:paraId="250DD3E5" ns2:textId="77777777">
       <w:pPr>
         <w:spacing w:after="0" w:line="240" w:lineRule="auto"/>
         <w:contextualSpacing/>
@@ -2694,11 +2694,11 @@
           <w:color w:val="000000"/>
           <w:kern w:val="0"/>
           <w:lang w:eastAsia="es-ES"/>
-          <w14:ligatures w14:val="none"/>
-        </w:rPr>
-      </w:pPr>
-    </w:p>
-    <w:p>
+          <ns2:ligatures ns2:val="none"/>
+        </w:rPr>
+      </w:pPr>
+    </w:p>
+    <w:p ns2:paraId="2F9CF7F5" ns2:textId="1F1B3110">
       <w:pPr>
         <w:pStyle w:val="Prrafodelista"/>
         <w:numPr>
@@ -2713,16 +2713,16 @@
           <w:color w:val="000000"/>
           <w:kern w:val="0"/>
           <w:lang w:eastAsia="es-ES"/>
-          <w14:ligatures w14:val="none"/>
-        </w:rPr>
-      </w:pPr>
-      <w:r>
-        <w:rPr>
-          <w:rFonts w:ascii="Arial Narrow" w:eastAsia="Times New Roman" w:hAnsi="Arial Narrow" w:cs="Arial"/>
-          <w:color w:val="000000"/>
-          <w:kern w:val="0"/>
-          <w:lang w:eastAsia="es-ES"/>
-          <w14:ligatures w14:val="none"/>
+          <ns2:ligatures ns2:val="none"/>
+        </w:rPr>
+      </w:pPr>
+      <w:r>
+        <w:rPr>
+          <w:rFonts w:ascii="Arial Narrow" w:eastAsia="Times New Roman" w:hAnsi="Arial Narrow" w:cs="Arial"/>
+          <w:color w:val="000000"/>
+          <w:kern w:val="0"/>
+          <w:lang w:eastAsia="es-ES"/>
+          <ns2:ligatures ns2:val="none"/>
         </w:rPr>
         <w:t xml:space="preserve">El 19 de diciembre de 2025, la señora [APELLIDO] , remitió un nuevo correo electrónico al Banco, indicando que se encontraban a la espera de respuesta al correo del 16 de diciembre de 2025 y adjuntando el estado de pagos de las primas del Seguro Vehicular con vigencia del 9 de diciembre de 2024 al 9 de diciembre de 2025 y de su renovación mediante la Póliza 70251797 con vigencia del 9 de diciembre de 2025 al 9 de diciembre de 2026, emitidas por la compañía aseguradora. </w:t>
       </w:r>
@@ -2732,7 +2732,7 @@
           <w:color w:val="000000"/>
           <w:kern w:val="0"/>
           <w:lang w:eastAsia="es-ES"/>
-          <w14:ligatures w14:val="none"/>
+          <ns2:ligatures ns2:val="none"/>
         </w:rPr>
         <w:t/>
       </w:r>
@@ -2742,7 +2742,7 @@
           <w:color w:val="000000"/>
           <w:kern w:val="0"/>
           <w:lang w:eastAsia="es-ES"/>
-          <w14:ligatures w14:val="none"/>
+          <ns2:ligatures ns2:val="none"/>
         </w:rPr>
         <w:t/>
       </w:r>
@@ -2752,7 +2752,7 @@
           <w:color w:val="000000"/>
           <w:kern w:val="0"/>
           <w:lang w:eastAsia="es-ES"/>
-          <w14:ligatures w14:val="none"/>
+          <ns2:ligatures ns2:val="none"/>
         </w:rPr>
         <w:t xml:space="preserve"/>
       </w:r>
@@ -2762,7 +2762,7 @@
           <w:color w:val="000000"/>
           <w:kern w:val="0"/>
           <w:lang w:eastAsia="es-ES"/>
-          <w14:ligatures w14:val="none"/>
+          <ns2:ligatures ns2:val="none"/>
         </w:rPr>
         <w:t xml:space="preserve"/>
       </w:r>
@@ -2772,7 +2772,7 @@
           <w:color w:val="000000"/>
           <w:kern w:val="0"/>
           <w:lang w:eastAsia="es-ES"/>
-          <w14:ligatures w14:val="none"/>
+          <ns2:ligatures ns2:val="none"/>
         </w:rPr>
         <w:t/>
       </w:r>
@@ -2782,7 +2782,7 @@
           <w:color w:val="000000"/>
           <w:kern w:val="0"/>
           <w:lang w:eastAsia="es-ES"/>
-          <w14:ligatures w14:val="none"/>
+          <ns2:ligatures ns2:val="none"/>
         </w:rPr>
         <w:t xml:space="preserve"/>
       </w:r>
@@ -2792,7 +2792,7 @@
           <w:color w:val="000000"/>
           <w:kern w:val="0"/>
           <w:lang w:eastAsia="es-ES"/>
-          <w14:ligatures w14:val="none"/>
+          <ns2:ligatures ns2:val="none"/>
         </w:rPr>
         <w:t xml:space="preserve"/>
       </w:r>
@@ -2802,7 +2802,7 @@
           <w:color w:val="000000"/>
           <w:kern w:val="0"/>
           <w:lang w:eastAsia="es-ES"/>
-          <w14:ligatures w14:val="none"/>
+          <ns2:ligatures ns2:val="none"/>
         </w:rPr>
         <w:t xml:space="preserve"/>
       </w:r>
@@ -2812,7 +2812,7 @@
           <w:color w:val="000000"/>
           <w:kern w:val="0"/>
           <w:lang w:eastAsia="es-ES"/>
-          <w14:ligatures w14:val="none"/>
+          <ns2:ligatures ns2:val="none"/>
         </w:rPr>
         <w:t/>
       </w:r>
@@ -2822,7 +2822,7 @@
           <w:color w:val="000000"/>
           <w:kern w:val="0"/>
           <w:lang w:eastAsia="es-ES"/>
-          <w14:ligatures w14:val="none"/>
+          <ns2:ligatures ns2:val="none"/>
         </w:rPr>
         <w:t/>
       </w:r>
@@ -2832,7 +2832,7 @@
           <w:color w:val="000000"/>
           <w:kern w:val="0"/>
           <w:lang w:eastAsia="es-ES"/>
-          <w14:ligatures w14:val="none"/>
+          <ns2:ligatures ns2:val="none"/>
         </w:rPr>
         <w:t xml:space="preserve"/>
       </w:r>
@@ -2842,12 +2842,12 @@
           <w:color w:val="000000"/>
           <w:kern w:val="0"/>
           <w:lang w:eastAsia="es-ES"/>
-          <w14:ligatures w14:val="none"/>
+          <ns2:ligatures ns2:val="none"/>
         </w:rPr>
         <w:t xml:space="preserve"/>
       </w:r>
     </w:p>
-    <w:p>
+    <w:p ns2:paraId="33E14FF7" ns2:textId="77777777">
       <w:pPr>
         <w:tabs>
           <w:tab w:val="left" w:pos="1134"/>
@@ -2860,11 +2860,11 @@
           <w:color w:val="000000"/>
           <w:kern w:val="0"/>
           <w:lang w:eastAsia="es-ES"/>
-          <w14:ligatures w14:val="none"/>
-        </w:rPr>
-      </w:pPr>
-    </w:p>
-    <w:p>
+          <ns2:ligatures ns2:val="none"/>
+        </w:rPr>
+      </w:pPr>
+    </w:p>
+    <w:p ns2:paraId="65C58807" ns2:textId="20EF015A">
       <w:pPr>
         <w:numPr>
           <w:ilvl w:val="1"/>
@@ -2882,7 +2882,7 @@
           <w:color w:val="000000"/>
           <w:kern w:val="0"/>
           <w:lang w:val="es-ES" w:eastAsia="es-ES"/>
-          <w14:ligatures w14:val="none"/>
+          <ns2:ligatures ns2:val="none"/>
         </w:rPr>
       </w:pPr>
       <w:r>
@@ -2891,7 +2891,7 @@
           <w:color w:val="000000"/>
           <w:kern w:val="0"/>
           <w:lang w:val="es-ES" w:eastAsia="es-ES"/>
-          <w14:ligatures w14:val="none"/>
+          <ns2:ligatures ns2:val="none"/>
         </w:rPr>
         <w:t xml:space="preserve">El señor [APELLIDO] solicitó, en calidad de medida correctiva, que el Banco cumpla con: (i) realizar el cese de manera inmediata de la atribución, facturación, cobro y/o débito automático por el monto de S/ 1 610,00, correspondiente a la cuota mensual de su crédito vehicular, así como de cualquier otro cargo vinculado a dicho concepto; (ii) regularizar las condiciones de su crédito vehicular, restableciendo el monto correcto de la cuota mensual de S/ 1 582,00, dejando sin efecto cualquier incremento arbitrario generado por la imposición del Seguro del Banco no contratado; (iii) reconocer expresamente que mantuvo y mantiene vigente el Seguro Vehicular endosado con la compañía aseguradora cuya renovación fue presentada dentro de los plazos establecidos y aprobada conforme a la documentación remitida al propio Banco; y, (iv), rectificar la información financiera, crediticia y comercial asociada a su persona, dejando sin efecto cualquier registro de deuda inexistente, así como cesar toda llamada, comunicación o gestión de cobranza relacionada con el endoso del Seguro del Banco no contratado. Asimismo, no requirió de manera expresa el reembolso de costos y costas del presente procedimiento. </w:t>
       </w:r>
@@ -2901,7 +2901,7 @@
           <w:color w:val="000000"/>
           <w:kern w:val="0"/>
           <w:lang w:val="es-ES" w:eastAsia="es-ES"/>
-          <w14:ligatures w14:val="none"/>
+          <ns2:ligatures ns2:val="none"/>
         </w:rPr>
         <w:t xml:space="preserve"/>
       </w:r>
@@ -2909,7 +2909,7 @@
         <w:rPr>
           <w:rFonts w:ascii="Arial Narrow" w:eastAsia="Calibri" w:hAnsi="Arial Narrow" w:cs="Arial"/>
           <w:kern w:val="0"/>
-          <w14:ligatures w14:val="none"/>
+          <ns2:ligatures ns2:val="none"/>
         </w:rPr>
         <w:t xml:space="preserve"/>
       </w:r>
@@ -2919,7 +2919,7 @@
           <w:color w:val="000000"/>
           <w:kern w:val="0"/>
           <w:lang w:val="es-ES" w:eastAsia="es-ES"/>
-          <w14:ligatures w14:val="none"/>
+          <ns2:ligatures ns2:val="none"/>
         </w:rPr>
         <w:t xml:space="preserve"/>
       </w:r>
@@ -2929,7 +2929,7 @@
           <w:color w:val="000000"/>
           <w:kern w:val="0"/>
           <w:lang w:val="es-ES" w:eastAsia="es-ES"/>
-          <w14:ligatures w14:val="none"/>
+          <ns2:ligatures ns2:val="none"/>
         </w:rPr>
         <w:t xml:space="preserve"/>
       </w:r>
@@ -2939,7 +2939,7 @@
           <w:color w:val="000000"/>
           <w:kern w:val="0"/>
           <w:lang w:val="es-ES" w:eastAsia="es-ES"/>
-          <w14:ligatures w14:val="none"/>
+          <ns2:ligatures ns2:val="none"/>
         </w:rPr>
         <w:t/>
       </w:r>
@@ -2949,7 +2949,7 @@
           <w:color w:val="000000"/>
           <w:kern w:val="0"/>
           <w:lang w:val="es-ES" w:eastAsia="es-ES"/>
-          <w14:ligatures w14:val="none"/>
+          <ns2:ligatures ns2:val="none"/>
         </w:rPr>
         <w:t/>
       </w:r>
@@ -2960,7 +2960,7 @@
           <w:color w:val="000000"/>
           <w:kern w:val="0"/>
           <w:lang w:val="es-ES" w:eastAsia="es-ES"/>
-          <w14:ligatures w14:val="none"/>
+          <ns2:ligatures ns2:val="none"/>
         </w:rPr>
         <w:t/>
       </w:r>
@@ -2971,7 +2971,7 @@
           <w:color w:val="000000"/>
           <w:kern w:val="0"/>
           <w:lang w:val="es-ES" w:eastAsia="es-ES"/>
-          <w14:ligatures w14:val="none"/>
+          <ns2:ligatures ns2:val="none"/>
         </w:rPr>
         <w:t xml:space="preserve"/>
       </w:r>
@@ -2981,7 +2981,7 @@
           <w:color w:val="000000"/>
           <w:kern w:val="0"/>
           <w:lang w:eastAsia="es-ES"/>
-          <w14:ligatures w14:val="none"/>
+          <ns2:ligatures ns2:val="none"/>
         </w:rPr>
         <w:t xml:space="preserve"/>
       </w:r>
@@ -2991,7 +2991,7 @@
           <w:color w:val="000000"/>
           <w:kern w:val="0"/>
           <w:lang w:val="es-ES" w:eastAsia="es-ES"/>
-          <w14:ligatures w14:val="none"/>
+          <ns2:ligatures ns2:val="none"/>
         </w:rPr>
         <w:t/>
       </w:r>
@@ -3001,7 +3001,7 @@
           <w:color w:val="000000"/>
           <w:kern w:val="0"/>
           <w:lang w:val="es-ES" w:eastAsia="es-ES"/>
-          <w14:ligatures w14:val="none"/>
+          <ns2:ligatures ns2:val="none"/>
         </w:rPr>
         <w:t/>
       </w:r>
@@ -3012,7 +3012,7 @@
           <w:color w:val="000000"/>
           <w:kern w:val="0"/>
           <w:lang w:val="es-ES" w:eastAsia="es-ES"/>
-          <w14:ligatures w14:val="none"/>
+          <ns2:ligatures ns2:val="none"/>
         </w:rPr>
         <w:t/>
       </w:r>
@@ -3023,7 +3023,7 @@
           <w:color w:val="000000"/>
           <w:kern w:val="0"/>
           <w:lang w:val="es-ES" w:eastAsia="es-ES"/>
-          <w14:ligatures w14:val="none"/>
+          <ns2:ligatures ns2:val="none"/>
         </w:rPr>
         <w:t/>
       </w:r>
@@ -3033,7 +3033,7 @@
           <w:color w:val="000000"/>
           <w:kern w:val="0"/>
           <w:lang w:val="es-ES" w:eastAsia="es-ES"/>
-          <w14:ligatures w14:val="none"/>
+          <ns2:ligatures ns2:val="none"/>
         </w:rPr>
         <w:t xml:space="preserve"/>
       </w:r>
@@ -3043,7 +3043,7 @@
           <w:color w:val="000000"/>
           <w:kern w:val="0"/>
           <w:lang w:val="es-ES" w:eastAsia="es-ES"/>
-          <w14:ligatures w14:val="none"/>
+          <ns2:ligatures ns2:val="none"/>
         </w:rPr>
         <w:t/>
       </w:r>
@@ -3053,7 +3053,7 @@
           <w:color w:val="000000"/>
           <w:kern w:val="0"/>
           <w:lang w:val="es-ES" w:eastAsia="es-ES"/>
-          <w14:ligatures w14:val="none"/>
+          <ns2:ligatures ns2:val="none"/>
         </w:rPr>
         <w:t xml:space="preserve"/>
       </w:r>
@@ -3063,7 +3063,7 @@
           <w:color w:val="000000"/>
           <w:kern w:val="0"/>
           <w:lang w:val="es-ES" w:eastAsia="es-ES"/>
-          <w14:ligatures w14:val="none"/>
+          <ns2:ligatures ns2:val="none"/>
         </w:rPr>
         <w:lastRenderedPageBreak/>
         <w:t/>
@@ -3074,7 +3074,7 @@
           <w:color w:val="000000"/>
           <w:kern w:val="0"/>
           <w:lang w:val="es-ES" w:eastAsia="es-ES"/>
-          <w14:ligatures w14:val="none"/>
+          <ns2:ligatures ns2:val="none"/>
         </w:rPr>
         <w:t/>
       </w:r>
@@ -3084,7 +3084,7 @@
           <w:color w:val="000000"/>
           <w:kern w:val="0"/>
           <w:lang w:val="es-ES" w:eastAsia="es-ES"/>
-          <w14:ligatures w14:val="none"/>
+          <ns2:ligatures ns2:val="none"/>
         </w:rPr>
         <w:t xml:space="preserve"/>
       </w:r>
@@ -3094,7 +3094,7 @@
           <w:color w:val="000000"/>
           <w:kern w:val="0"/>
           <w:lang w:val="es-ES" w:eastAsia="es-ES"/>
-          <w14:ligatures w14:val="none"/>
+          <ns2:ligatures ns2:val="none"/>
         </w:rPr>
         <w:t/>
       </w:r>
@@ -3104,7 +3104,7 @@
           <w:color w:val="000000"/>
           <w:kern w:val="0"/>
           <w:lang w:val="es-ES" w:eastAsia="es-ES"/>
-          <w14:ligatures w14:val="none"/>
+          <ns2:ligatures ns2:val="none"/>
         </w:rPr>
         <w:t xml:space="preserve"/>
       </w:r>
@@ -3114,7 +3114,7 @@
           <w:color w:val="000000"/>
           <w:kern w:val="0"/>
           <w:lang w:val="es-ES" w:eastAsia="es-ES"/>
-          <w14:ligatures w14:val="none"/>
+          <ns2:ligatures ns2:val="none"/>
         </w:rPr>
         <w:t xml:space="preserve"/>
       </w:r>
@@ -3124,7 +3124,7 @@
           <w:color w:val="000000"/>
           <w:kern w:val="0"/>
           <w:lang w:eastAsia="es-ES"/>
-          <w14:ligatures w14:val="none"/>
+          <ns2:ligatures ns2:val="none"/>
         </w:rPr>
         <w:t/>
       </w:r>
@@ -3134,7 +3134,7 @@
           <w:color w:val="000000"/>
           <w:kern w:val="0"/>
           <w:lang w:val="es-ES" w:eastAsia="es-ES"/>
-          <w14:ligatures w14:val="none"/>
+          <ns2:ligatures ns2:val="none"/>
         </w:rPr>
         <w:t xml:space="preserve"/>
       </w:r>
@@ -3144,7 +3144,7 @@
           <w:color w:val="000000"/>
           <w:kern w:val="0"/>
           <w:lang w:val="es-ES" w:eastAsia="es-ES"/>
-          <w14:ligatures w14:val="none"/>
+          <ns2:ligatures ns2:val="none"/>
         </w:rPr>
         <w:t xml:space="preserve"/>
       </w:r>
@@ -3154,7 +3154,7 @@
           <w:color w:val="000000"/>
           <w:kern w:val="0"/>
           <w:lang w:val="es-ES" w:eastAsia="es-ES"/>
-          <w14:ligatures w14:val="none"/>
+          <ns2:ligatures ns2:val="none"/>
         </w:rPr>
         <w:t/>
       </w:r>
@@ -3164,7 +3164,7 @@
           <w:color w:val="000000"/>
           <w:kern w:val="0"/>
           <w:lang w:val="es-ES" w:eastAsia="es-ES"/>
-          <w14:ligatures w14:val="none"/>
+          <ns2:ligatures ns2:val="none"/>
         </w:rPr>
         <w:t xml:space="preserve"/>
       </w:r>
@@ -3174,7 +3174,7 @@
           <w:color w:val="000000"/>
           <w:kern w:val="0"/>
           <w:lang w:val="es-ES" w:eastAsia="es-ES"/>
-          <w14:ligatures w14:val="none"/>
+          <ns2:ligatures ns2:val="none"/>
         </w:rPr>
         <w:t/>
       </w:r>
@@ -3185,7 +3185,7 @@
           <w:color w:val="000000"/>
           <w:kern w:val="0"/>
           <w:lang w:val="es-ES" w:eastAsia="es-ES"/>
-          <w14:ligatures w14:val="none"/>
+          <ns2:ligatures ns2:val="none"/>
         </w:rPr>
         <w:t/>
       </w:r>
@@ -3196,7 +3196,7 @@
           <w:color w:val="000000"/>
           <w:kern w:val="0"/>
           <w:lang w:val="es-ES" w:eastAsia="es-ES"/>
-          <w14:ligatures w14:val="none"/>
+          <ns2:ligatures ns2:val="none"/>
         </w:rPr>
         <w:t/>
       </w:r>
@@ -3206,7 +3206,7 @@
           <w:color w:val="000000"/>
           <w:kern w:val="0"/>
           <w:lang w:val="es-ES" w:eastAsia="es-ES"/>
-          <w14:ligatures w14:val="none"/>
+          <ns2:ligatures ns2:val="none"/>
         </w:rPr>
         <w:t xml:space="preserve"/>
       </w:r>
@@ -3216,7 +3216,7 @@
           <w:color w:val="000000"/>
           <w:kern w:val="0"/>
           <w:lang w:val="es-ES" w:eastAsia="es-ES"/>
-          <w14:ligatures w14:val="none"/>
+          <ns2:ligatures ns2:val="none"/>
         </w:rPr>
         <w:t/>
       </w:r>
@@ -3226,7 +3226,7 @@
           <w:color w:val="000000"/>
           <w:kern w:val="0"/>
           <w:lang w:val="es-ES" w:eastAsia="es-ES"/>
-          <w14:ligatures w14:val="none"/>
+          <ns2:ligatures ns2:val="none"/>
         </w:rPr>
         <w:t xml:space="preserve"/>
       </w:r>
@@ -3236,7 +3236,7 @@
           <w:color w:val="000000"/>
           <w:kern w:val="0"/>
           <w:lang w:val="es-ES" w:eastAsia="es-ES"/>
-          <w14:ligatures w14:val="none"/>
+          <ns2:ligatures ns2:val="none"/>
         </w:rPr>
         <w:t xml:space="preserve"/>
       </w:r>
@@ -3246,7 +3246,7 @@
           <w:color w:val="000000"/>
           <w:kern w:val="0"/>
           <w:lang w:val="es-ES" w:eastAsia="es-ES"/>
-          <w14:ligatures w14:val="none"/>
+          <ns2:ligatures ns2:val="none"/>
         </w:rPr>
         <w:t xml:space="preserve"/>
       </w:r>
@@ -3256,7 +3256,7 @@
           <w:color w:val="000000"/>
           <w:kern w:val="0"/>
           <w:lang w:eastAsia="es-ES"/>
-          <w14:ligatures w14:val="none"/>
+          <ns2:ligatures ns2:val="none"/>
         </w:rPr>
         <w:t xml:space="preserve"/>
       </w:r>
@@ -3266,7 +3266,7 @@
           <w:color w:val="000000"/>
           <w:kern w:val="0"/>
           <w:lang w:val="es-ES" w:eastAsia="es-ES"/>
-          <w14:ligatures w14:val="none"/>
+          <ns2:ligatures ns2:val="none"/>
         </w:rPr>
         <w:t/>
       </w:r>
@@ -3276,7 +3276,7 @@
           <w:color w:val="000000"/>
           <w:kern w:val="0"/>
           <w:lang w:val="es-ES" w:eastAsia="es-ES"/>
-          <w14:ligatures w14:val="none"/>
+          <ns2:ligatures ns2:val="none"/>
         </w:rPr>
         <w:t xml:space="preserve"/>
       </w:r>
@@ -3286,7 +3286,7 @@
           <w:color w:val="000000"/>
           <w:kern w:val="0"/>
           <w:lang w:val="es-ES" w:eastAsia="es-ES"/>
-          <w14:ligatures w14:val="none"/>
+          <ns2:ligatures ns2:val="none"/>
         </w:rPr>
         <w:t xml:space="preserve"/>
       </w:r>
@@ -3296,7 +3296,7 @@
           <w:color w:val="000000"/>
           <w:kern w:val="0"/>
           <w:lang w:val="es-ES" w:eastAsia="es-ES"/>
-          <w14:ligatures w14:val="none"/>
+          <ns2:ligatures ns2:val="none"/>
         </w:rPr>
         <w:t/>
       </w:r>
@@ -3306,7 +3306,7 @@
           <w:color w:val="000000"/>
           <w:kern w:val="0"/>
           <w:lang w:val="es-ES" w:eastAsia="es-ES"/>
-          <w14:ligatures w14:val="none"/>
+          <ns2:ligatures ns2:val="none"/>
         </w:rPr>
         <w:t xml:space="preserve"/>
       </w:r>
@@ -3316,7 +3316,7 @@
           <w:color w:val="000000"/>
           <w:kern w:val="0"/>
           <w:lang w:val="es-ES" w:eastAsia="es-ES"/>
-          <w14:ligatures w14:val="none"/>
+          <ns2:ligatures ns2:val="none"/>
         </w:rPr>
         <w:t xml:space="preserve"/>
       </w:r>
@@ -3326,7 +3326,7 @@
           <w:color w:val="000000"/>
           <w:kern w:val="0"/>
           <w:lang w:val="es-ES" w:eastAsia="es-ES"/>
-          <w14:ligatures w14:val="none"/>
+          <ns2:ligatures ns2:val="none"/>
         </w:rPr>
         <w:t xml:space="preserve"/>
       </w:r>
@@ -3336,12 +3336,12 @@
           <w:color w:val="000000"/>
           <w:kern w:val="0"/>
           <w:lang w:val="es-ES" w:eastAsia="es-ES"/>
-          <w14:ligatures w14:val="none"/>
+          <ns2:ligatures ns2:val="none"/>
         </w:rPr>
         <w:t xml:space="preserve"/>
       </w:r>
     </w:p>
-    <w:p>
+    <w:p ns2:paraId="66005174" ns2:textId="77777777">
       <w:pPr>
         <w:spacing w:after="0" w:line="240" w:lineRule="auto"/>
         <w:contextualSpacing/>
@@ -3352,11 +3352,11 @@
           <w:color w:val="000000"/>
           <w:kern w:val="0"/>
           <w:lang w:eastAsia="es-PE"/>
-          <w14:ligatures w14:val="none"/>
-        </w:rPr>
-      </w:pPr>
-    </w:p>
-    <w:p>
+          <ns2:ligatures ns2:val="none"/>
+        </w:rPr>
+      </w:pPr>
+    </w:p>
+    <w:p ns2:paraId="3541B1F9" ns2:textId="77777777">
       <w:pPr>
         <w:pStyle w:val="Prrafodelista"/>
         <w:numPr>
@@ -3376,7 +3376,7 @@
           <w:color w:val="000000"/>
           <w:kern w:val="0"/>
           <w:lang w:eastAsia="es-PE"/>
-          <w14:ligatures w14:val="none"/>
+          <ns2:ligatures ns2:val="none"/>
         </w:rPr>
       </w:pPr>
       <w:r>
@@ -3386,12 +3386,12 @@
           <w:color w:val="000000"/>
           <w:kern w:val="0"/>
           <w:lang w:eastAsia="es-PE"/>
-          <w14:ligatures w14:val="none"/>
+          <ns2:ligatures ns2:val="none"/>
         </w:rPr>
         <w:t>DE LA ADMISIÓN A TRÁMITE DE LA DENUNCIA</w:t>
       </w:r>
     </w:p>
-    <w:p>
+    <w:p ns2:paraId="34556756" ns2:textId="77777777">
       <w:pPr>
         <w:spacing w:after="0" w:line="240" w:lineRule="auto"/>
         <w:contextualSpacing/>
@@ -3402,13 +3402,13 @@
           <w:color w:val="000000"/>
           <w:kern w:val="0"/>
           <w:lang w:eastAsia="es-PE"/>
-          <w14:ligatures w14:val="none"/>
+          <ns2:ligatures ns2:val="none"/>
         </w:rPr>
       </w:pPr>
       <w:bookmarkStart w:id="1" w:name="_Hlk212795168"/>
       <w:bookmarkStart w:id="2" w:name="_Hlk218848146"/>
     </w:p>
-    <w:p>
+    <w:p ns2:paraId="6BADF48E" ns2:textId="16C04739">
       <w:pPr>
         <w:pStyle w:val="Prrafodelista"/>
         <w:numPr>
@@ -3421,7 +3421,7 @@
         <w:rPr>
           <w:rFonts w:ascii="Arial Narrow" w:eastAsia="Arial Narrow" w:hAnsi="Arial Narrow" w:cs="Arial Narrow"/>
           <w:kern w:val="0"/>
-          <w14:ligatures w14:val="none"/>
+          <ns2:ligatures ns2:val="none"/>
         </w:rPr>
       </w:pPr>
       <w:bookmarkStart w:id="3" w:name="_Hlk140755208"/>
@@ -3433,7 +3433,7 @@
           <w:color w:val="000000"/>
           <w:kern w:val="0"/>
           <w:lang w:eastAsia="es-PE"/>
-          <w14:ligatures w14:val="none"/>
+          <ns2:ligatures ns2:val="none"/>
         </w:rPr>
         <w:t>La Secretaría Técnica de la Comisión de Protección al Consumidor 1 (en adelante, la Secretaría Técnica), en ejercicio de sus facultades</w:t>
       </w:r>
@@ -3446,7 +3446,7 @@
           <w:rFonts w:ascii="Arial Narrow" w:eastAsia="Arial Narrow" w:hAnsi="Arial Narrow" w:cs="Arial Narrow"/>
           <w:kern w:val="0"/>
           <w:vertAlign w:val="superscript"/>
-          <w14:ligatures w14:val="none"/>
+          <ns2:ligatures ns2:val="none"/>
         </w:rPr>
         <w:footnoteReference w:id="3"/>
       </w:r>
@@ -3456,7 +3456,7 @@
           <w:color w:val="000000"/>
           <w:kern w:val="0"/>
           <w:lang w:eastAsia="es-PE"/>
-          <w14:ligatures w14:val="none"/>
+          <ns2:ligatures ns2:val="none"/>
         </w:rPr>
         <w:t xml:space="preserve">, </w:t>
       </w:r>
@@ -3466,7 +3466,7 @@
           <w:color w:val="000000"/>
           <w:kern w:val="0"/>
           <w:lang w:eastAsia="es-PE"/>
-          <w14:ligatures w14:val="none"/>
+          <ns2:ligatures ns2:val="none"/>
         </w:rPr>
         <w:t xml:space="preserve">considera </w:t>
       </w:r>
@@ -3474,7 +3474,7 @@
         <w:rPr>
           <w:rFonts w:ascii="Arial Narrow" w:eastAsia="Arial Narrow" w:hAnsi="Arial Narrow" w:cs="Arial Narrow"/>
           <w:kern w:val="0"/>
-          <w14:ligatures w14:val="none"/>
+          <ns2:ligatures ns2:val="none"/>
         </w:rPr>
         <w:t xml:space="preserve">que el hecho denunciado, </w:t>
       </w:r>
@@ -3483,7 +3483,7 @@
         <w:rPr>
           <w:rFonts w:ascii="Arial Narrow" w:eastAsia="Arial Narrow" w:hAnsi="Arial Narrow" w:cs="Arial Narrow"/>
           <w:kern w:val="0"/>
-          <w14:ligatures w14:val="none"/>
+          <ns2:ligatures ns2:val="none"/>
         </w:rPr>
         <w:t xml:space="preserve">consistente en que </w:t>
       </w:r>
@@ -3497,7 +3497,7 @@
           <w:kern w:val="0"/>
           <w:shd w:val="clear" w:color="auto" w:fill="FFFFFF"/>
           <w:lang w:eastAsia="es-PE"/>
-          <w14:ligatures w14:val="none"/>
+          <ns2:ligatures ns2:val="none"/>
         </w:rPr>
         <w:t>el Banco de Crédito del Perú S.A. habría modificado indebidamente el 26 de noviembre de 2025 la cuota del crédito vehicular del denunciante de S/ 1 582,00 al monto no pactado de S/ 1 968,58</w:t>
       </w:r>
@@ -3505,7 +3505,7 @@
         <w:rPr>
           <w:rFonts w:ascii="Arial Narrow" w:eastAsia="Arial Narrow" w:hAnsi="Arial Narrow" w:cs="Arial Narrow"/>
           <w:kern w:val="0"/>
-          <w14:ligatures w14:val="none"/>
+          <ns2:ligatures ns2:val="none"/>
         </w:rPr>
         <w:t>; involucraría una presunta afectación a sus expectativas, quien no habría encontrado una correspondencia entre lo que esperaba recibir de parte del proveedor y lo que realmente recibió. Por consiguiente, corresponde calificar el hecho materia de denuncia como una presunta infracción al deber de idoneidad, tipificado en los artículos 18</w:t>
       </w:r>
@@ -3515,7 +3515,7 @@
           <w:color w:val="000000"/>
           <w:kern w:val="0"/>
           <w:lang w:eastAsia="es-PE"/>
-          <w14:ligatures w14:val="none"/>
+          <ns2:ligatures ns2:val="none"/>
         </w:rPr>
         <w:t/>
       </w:r>
@@ -3523,7 +3523,7 @@
         <w:rPr>
           <w:rFonts w:ascii="Arial Narrow" w:eastAsia="Arial Narrow" w:hAnsi="Arial Narrow" w:cs="Arial Narrow"/>
           <w:kern w:val="0"/>
-          <w14:ligatures w14:val="none"/>
+          <ns2:ligatures ns2:val="none"/>
         </w:rPr>
         <w:t xml:space="preserve"> y 19</w:t>
       </w:r>
@@ -3533,7 +3533,7 @@
           <w:color w:val="000000"/>
           <w:kern w:val="0"/>
           <w:lang w:eastAsia="es-PE"/>
-          <w14:ligatures w14:val="none"/>
+          <ns2:ligatures ns2:val="none"/>
         </w:rPr>
         <w:t/>
       </w:r>
@@ -3541,7 +3541,7 @@
         <w:rPr>
           <w:rFonts w:ascii="Arial Narrow" w:eastAsia="Arial Narrow" w:hAnsi="Arial Narrow" w:cs="Arial Narrow"/>
           <w:kern w:val="0"/>
-          <w14:ligatures w14:val="none"/>
+          <ns2:ligatures ns2:val="none"/>
         </w:rPr>
         <w:t xml:space="preserve"> del Código</w:t>
       </w:r>
@@ -3553,7 +3553,7 @@
           <w:rFonts w:ascii="Arial Narrow" w:eastAsia="Arial Narrow" w:hAnsi="Arial Narrow" w:cs="Arial"/>
           <w:kern w:val="0"/>
           <w:vertAlign w:val="superscript"/>
-          <w14:ligatures w14:val="none"/>
+          <ns2:ligatures ns2:val="none"/>
         </w:rPr>
         <w:footnoteReference w:id="4"/>
       </w:r>
@@ -3563,12 +3563,12 @@
         <w:rPr>
           <w:rFonts w:ascii="Arial Narrow" w:eastAsia="Arial Narrow" w:hAnsi="Arial Narrow" w:cs="Arial Narrow"/>
           <w:kern w:val="0"/>
-          <w14:ligatures w14:val="none"/>
+          <ns2:ligatures ns2:val="none"/>
         </w:rPr>
         <w:t>.</w:t>
       </w:r>
     </w:p>
-    <w:p>
+    <w:p ns2:paraId="3C3C5F2D" ns2:textId="77777777">
       <w:pPr>
         <w:pStyle w:val="Prrafodelista"/>
         <w:spacing w:after="0" w:line="240" w:lineRule="auto"/>
@@ -3577,11 +3577,11 @@
         <w:rPr>
           <w:rFonts w:ascii="Arial Narrow" w:eastAsia="Arial Narrow" w:hAnsi="Arial Narrow" w:cs="Arial Narrow"/>
           <w:kern w:val="0"/>
-          <w14:ligatures w14:val="none"/>
-        </w:rPr>
-      </w:pPr>
-    </w:p>
-    <w:p>
+          <ns2:ligatures ns2:val="none"/>
+        </w:rPr>
+      </w:pPr>
+    </w:p>
+    <w:p ns2:paraId="4B7AB98F" ns2:textId="00EF77D4">
       <w:pPr>
         <w:pStyle w:val="Prrafodelista"/>
         <w:numPr>
@@ -3594,14 +3594,14 @@
         <w:rPr>
           <w:rFonts w:ascii="Arial Narrow" w:eastAsia="Arial Narrow" w:hAnsi="Arial Narrow" w:cs="Arial Narrow"/>
           <w:kern w:val="0"/>
-          <w14:ligatures w14:val="none"/>
-        </w:rPr>
-      </w:pPr>
-      <w:r>
-        <w:rPr>
-          <w:rFonts w:ascii="Arial Narrow" w:eastAsia="Arial Narrow" w:hAnsi="Arial Narrow" w:cs="Arial Narrow"/>
-          <w:kern w:val="0"/>
-          <w14:ligatures w14:val="none"/>
+          <ns2:ligatures ns2:val="none"/>
+        </w:rPr>
+      </w:pPr>
+      <w:r>
+        <w:rPr>
+          <w:rFonts w:ascii="Arial Narrow" w:eastAsia="Arial Narrow" w:hAnsi="Arial Narrow" w:cs="Arial Narrow"/>
+          <w:kern w:val="0"/>
+          <ns2:ligatures ns2:val="none"/>
         </w:rPr>
         <w:t xml:space="preserve">Adicionalmente, </w:t>
       </w:r>
@@ -3611,7 +3611,7 @@
           <w:color w:val="000000"/>
           <w:kern w:val="0"/>
           <w:lang w:eastAsia="es-PE"/>
-          <w14:ligatures w14:val="none"/>
+          <ns2:ligatures ns2:val="none"/>
         </w:rPr>
         <w:t xml:space="preserve">la Secretaría Técnica, en ejercicio de sus facultades, considera </w:t>
       </w:r>
@@ -3619,7 +3619,7 @@
         <w:rPr>
           <w:rFonts w:ascii="Arial Narrow" w:eastAsia="Arial Narrow" w:hAnsi="Arial Narrow" w:cs="Arial"/>
           <w:kern w:val="0"/>
-          <w14:ligatures w14:val="none"/>
+          <ns2:ligatures ns2:val="none"/>
         </w:rPr>
         <w:t xml:space="preserve">que el hecho denunciado, consistente en que </w:t>
       </w:r>
@@ -3630,7 +3630,7 @@
           <w:kern w:val="0"/>
           <w:shd w:val="clear" w:color="auto" w:fill="FFFFFF"/>
           <w:lang w:eastAsia="es-PE"/>
-          <w14:ligatures w14:val="none"/>
+          <ns2:ligatures ns2:val="none"/>
         </w:rPr>
         <w:t>el Banco de Crédito del Perú S.A. habría efectuado el 6 de diciembre de 2025 un cobro indebido al debitar de la cuenta de ahorros del denunciante la suma de S/ 1 590,38, monto superior a la cuota mensual pactada de S/ 1 582,00</w:t>
       </w:r>
@@ -3638,7 +3638,7 @@
         <w:rPr>
           <w:rFonts w:ascii="Arial Narrow" w:eastAsia="Arial Narrow" w:hAnsi="Arial Narrow" w:cs="Arial Narrow"/>
           <w:kern w:val="0"/>
-          <w14:ligatures w14:val="none"/>
+          <ns2:ligatures ns2:val="none"/>
         </w:rPr>
         <w:t xml:space="preserve">; involucraría una presunta afectación a sus expectativas, quien no habría encontrado una correspondencia entre lo que esperaba recibir de parte del proveedor y lo que realmente recibió. Por consiguiente, corresponde calificar el hecho </w:t>
       </w:r>
@@ -3646,7 +3646,7 @@
         <w:rPr>
           <w:rFonts w:ascii="Arial Narrow" w:eastAsia="Arial Narrow" w:hAnsi="Arial Narrow" w:cs="Arial Narrow"/>
           <w:kern w:val="0"/>
-          <w14:ligatures w14:val="none"/>
+          <ns2:ligatures ns2:val="none"/>
         </w:rPr>
         <w:lastRenderedPageBreak/>
         <w:t>materia de denuncia como una presunta infracción al deber de idoneidad, tipificado en los artículos 18</w:t>
@@ -3657,7 +3657,7 @@
           <w:color w:val="000000"/>
           <w:kern w:val="0"/>
           <w:lang w:eastAsia="es-PE"/>
-          <w14:ligatures w14:val="none"/>
+          <ns2:ligatures ns2:val="none"/>
         </w:rPr>
         <w:t/>
       </w:r>
@@ -3665,7 +3665,7 @@
         <w:rPr>
           <w:rFonts w:ascii="Arial Narrow" w:eastAsia="Arial Narrow" w:hAnsi="Arial Narrow" w:cs="Arial Narrow"/>
           <w:kern w:val="0"/>
-          <w14:ligatures w14:val="none"/>
+          <ns2:ligatures ns2:val="none"/>
         </w:rPr>
         <w:t xml:space="preserve"> y 19</w:t>
       </w:r>
@@ -3675,7 +3675,7 @@
           <w:color w:val="000000"/>
           <w:kern w:val="0"/>
           <w:lang w:eastAsia="es-PE"/>
-          <w14:ligatures w14:val="none"/>
+          <ns2:ligatures ns2:val="none"/>
         </w:rPr>
         <w:t/>
       </w:r>
@@ -3683,7 +3683,7 @@
         <w:rPr>
           <w:rFonts w:ascii="Arial Narrow" w:eastAsia="Arial Narrow" w:hAnsi="Arial Narrow" w:cs="Arial Narrow"/>
           <w:kern w:val="0"/>
-          <w14:ligatures w14:val="none"/>
+          <ns2:ligatures ns2:val="none"/>
         </w:rPr>
         <w:t xml:space="preserve"> del Código</w:t>
       </w:r>
@@ -3694,23 +3694,23 @@
           <w:color w:val="000000"/>
           <w:kern w:val="0"/>
           <w:lang w:eastAsia="es-PE"/>
-          <w14:ligatures w14:val="none"/>
+          <ns2:ligatures ns2:val="none"/>
         </w:rPr>
         <w:t>.</w:t>
       </w:r>
     </w:p>
-    <w:p>
+    <w:p ns2:paraId="4F54E328" ns2:textId="77777777">
       <w:pPr>
         <w:pStyle w:val="Prrafodelista"/>
         <w:spacing w:after="0" w:line="240" w:lineRule="auto"/>
         <w:rPr>
           <w:rFonts w:ascii="Arial Narrow" w:eastAsia="Arial Narrow" w:hAnsi="Arial Narrow" w:cs="Arial Narrow"/>
           <w:kern w:val="0"/>
-          <w14:ligatures w14:val="none"/>
-        </w:rPr>
-      </w:pPr>
-    </w:p>
-    <w:p>
+          <ns2:ligatures ns2:val="none"/>
+        </w:rPr>
+      </w:pPr>
+    </w:p>
+    <w:p ns2:paraId="37799BA5" ns2:textId="12F8239D">
       <w:pPr>
         <w:pStyle w:val="Prrafodelista"/>
         <w:numPr>
@@ -3723,14 +3723,14 @@
         <w:rPr>
           <w:rFonts w:ascii="Arial Narrow" w:eastAsia="Arial Narrow" w:hAnsi="Arial Narrow" w:cs="Arial Narrow"/>
           <w:kern w:val="0"/>
-          <w14:ligatures w14:val="none"/>
-        </w:rPr>
-      </w:pPr>
-      <w:r>
-        <w:rPr>
-          <w:rFonts w:ascii="Arial Narrow" w:eastAsia="Arial Narrow" w:hAnsi="Arial Narrow" w:cs="Arial Narrow"/>
-          <w:kern w:val="0"/>
-          <w14:ligatures w14:val="none"/>
+          <ns2:ligatures ns2:val="none"/>
+        </w:rPr>
+      </w:pPr>
+      <w:r>
+        <w:rPr>
+          <w:rFonts w:ascii="Arial Narrow" w:eastAsia="Arial Narrow" w:hAnsi="Arial Narrow" w:cs="Arial Narrow"/>
+          <w:kern w:val="0"/>
+          <ns2:ligatures ns2:val="none"/>
         </w:rPr>
         <w:t xml:space="preserve">Asimismo, </w:t>
       </w:r>
@@ -3740,7 +3740,7 @@
           <w:color w:val="000000"/>
           <w:kern w:val="0"/>
           <w:lang w:eastAsia="es-PE"/>
-          <w14:ligatures w14:val="none"/>
+          <ns2:ligatures ns2:val="none"/>
         </w:rPr>
         <w:t xml:space="preserve">la Secretaría Técnica, en ejercicio de sus facultades, considera </w:t>
       </w:r>
@@ -3748,7 +3748,7 @@
         <w:rPr>
           <w:rFonts w:ascii="Arial Narrow" w:eastAsia="Arial Narrow" w:hAnsi="Arial Narrow" w:cs="Arial"/>
           <w:kern w:val="0"/>
-          <w14:ligatures w14:val="none"/>
+          <ns2:ligatures ns2:val="none"/>
         </w:rPr>
         <w:t xml:space="preserve">que el hecho denunciado, consistente en que </w:t>
       </w:r>
@@ -3759,7 +3759,7 @@
           <w:kern w:val="0"/>
           <w:shd w:val="clear" w:color="auto" w:fill="FFFFFF"/>
           <w:lang w:eastAsia="es-PE"/>
-          <w14:ligatures w14:val="none"/>
+          <ns2:ligatures ns2:val="none"/>
         </w:rPr>
         <w:t>el Banco de Crédito del Perú S.A. habría realizado indebidamente</w:t>
       </w:r>
@@ -3770,7 +3770,7 @@
           <w:kern w:val="0"/>
           <w:shd w:val="clear" w:color="auto" w:fill="FFFFFF"/>
           <w:lang w:eastAsia="es-PE"/>
-          <w14:ligatures w14:val="none"/>
+          <ns2:ligatures ns2:val="none"/>
         </w:rPr>
         <w:t xml:space="preserve"> </w:t>
       </w:r>
@@ -3781,7 +3781,7 @@
           <w:kern w:val="0"/>
           <w:shd w:val="clear" w:color="auto" w:fill="FFFFFF"/>
           <w:lang w:eastAsia="es-PE"/>
-          <w14:ligatures w14:val="none"/>
+          <ns2:ligatures ns2:val="none"/>
         </w:rPr>
         <w:t>débitos en la cuenta de ahorros de la cónyuge del denunciante para cubrir cargos vinculados al Seguro Vehicular que no contrató</w:t>
       </w:r>
@@ -3789,7 +3789,7 @@
         <w:rPr>
           <w:rFonts w:ascii="Arial Narrow" w:eastAsia="Arial Narrow" w:hAnsi="Arial Narrow" w:cs="Arial Narrow"/>
           <w:kern w:val="0"/>
-          <w14:ligatures w14:val="none"/>
+          <ns2:ligatures ns2:val="none"/>
         </w:rPr>
         <w:t>; involucraría una presunta afectación a sus expectativas, quien no habría encontrado una correspondencia entre lo que esperaba recibir de parte del proveedor y lo que realmente recibió. Por consiguiente, corresponde calificar el hecho materia de denuncia como una presunta infracción al deber de idoneidad, tipificado en los artículos 18</w:t>
       </w:r>
@@ -3799,7 +3799,7 @@
           <w:color w:val="000000"/>
           <w:kern w:val="0"/>
           <w:lang w:eastAsia="es-PE"/>
-          <w14:ligatures w14:val="none"/>
+          <ns2:ligatures ns2:val="none"/>
         </w:rPr>
         <w:t/>
       </w:r>
@@ -3807,7 +3807,7 @@
         <w:rPr>
           <w:rFonts w:ascii="Arial Narrow" w:eastAsia="Arial Narrow" w:hAnsi="Arial Narrow" w:cs="Arial Narrow"/>
           <w:kern w:val="0"/>
-          <w14:ligatures w14:val="none"/>
+          <ns2:ligatures ns2:val="none"/>
         </w:rPr>
         <w:t xml:space="preserve"> y 19</w:t>
       </w:r>
@@ -3817,7 +3817,7 @@
           <w:color w:val="000000"/>
           <w:kern w:val="0"/>
           <w:lang w:eastAsia="es-PE"/>
-          <w14:ligatures w14:val="none"/>
+          <ns2:ligatures ns2:val="none"/>
         </w:rPr>
         <w:t/>
       </w:r>
@@ -3825,23 +3825,23 @@
         <w:rPr>
           <w:rFonts w:ascii="Arial Narrow" w:eastAsia="Arial Narrow" w:hAnsi="Arial Narrow" w:cs="Arial Narrow"/>
           <w:kern w:val="0"/>
-          <w14:ligatures w14:val="none"/>
+          <ns2:ligatures ns2:val="none"/>
         </w:rPr>
         <w:t xml:space="preserve"> del Código.</w:t>
       </w:r>
     </w:p>
-    <w:p>
+    <w:p ns2:paraId="3A59C81E" ns2:textId="77777777">
       <w:pPr>
         <w:pStyle w:val="Prrafodelista"/>
         <w:spacing w:after="0" w:line="240" w:lineRule="auto"/>
         <w:rPr>
           <w:rFonts w:ascii="Arial Narrow" w:eastAsia="Arial Narrow" w:hAnsi="Arial Narrow" w:cs="Arial Narrow"/>
           <w:kern w:val="0"/>
-          <w14:ligatures w14:val="none"/>
-        </w:rPr>
-      </w:pPr>
-    </w:p>
-    <w:p>
+          <ns2:ligatures ns2:val="none"/>
+        </w:rPr>
+      </w:pPr>
+    </w:p>
+    <w:p ns2:paraId="0DBD8310" ns2:textId="74B175B4">
       <w:pPr>
         <w:pStyle w:val="Prrafodelista"/>
         <w:numPr>
@@ -3854,14 +3854,14 @@
         <w:rPr>
           <w:rFonts w:ascii="Arial Narrow" w:eastAsia="Arial Narrow" w:hAnsi="Arial Narrow" w:cs="Arial Narrow"/>
           <w:kern w:val="0"/>
-          <w14:ligatures w14:val="none"/>
-        </w:rPr>
-      </w:pPr>
-      <w:r>
-        <w:rPr>
-          <w:rFonts w:ascii="Arial Narrow" w:eastAsia="Arial Narrow" w:hAnsi="Arial Narrow" w:cs="Arial Narrow"/>
-          <w:kern w:val="0"/>
-          <w14:ligatures w14:val="none"/>
+          <ns2:ligatures ns2:val="none"/>
+        </w:rPr>
+      </w:pPr>
+      <w:r>
+        <w:rPr>
+          <w:rFonts w:ascii="Arial Narrow" w:eastAsia="Arial Narrow" w:hAnsi="Arial Narrow" w:cs="Arial Narrow"/>
+          <w:kern w:val="0"/>
+          <ns2:ligatures ns2:val="none"/>
         </w:rPr>
         <w:t xml:space="preserve">Adicionalmente, </w:t>
       </w:r>
@@ -3871,7 +3871,7 @@
           <w:color w:val="000000"/>
           <w:kern w:val="0"/>
           <w:lang w:eastAsia="es-PE"/>
-          <w14:ligatures w14:val="none"/>
+          <ns2:ligatures ns2:val="none"/>
         </w:rPr>
         <w:t xml:space="preserve">la Secretaría Técnica, en ejercicio de sus facultades, considera </w:t>
       </w:r>
@@ -3879,7 +3879,7 @@
         <w:rPr>
           <w:rFonts w:ascii="Arial Narrow" w:eastAsia="Arial Narrow" w:hAnsi="Arial Narrow" w:cs="Arial"/>
           <w:kern w:val="0"/>
-          <w14:ligatures w14:val="none"/>
+          <ns2:ligatures ns2:val="none"/>
         </w:rPr>
         <w:t xml:space="preserve">que el hecho denunciado, consistente en que </w:t>
       </w:r>
@@ -3890,7 +3890,7 @@
           <w:kern w:val="0"/>
           <w:shd w:val="clear" w:color="auto" w:fill="FFFFFF"/>
           <w:lang w:eastAsia="es-PE"/>
-          <w14:ligatures w14:val="none"/>
+          <ns2:ligatures ns2:val="none"/>
         </w:rPr>
         <w:t>el Banco de Crédito del Perú S.A. habría generado restricciones indebidas en el uso de la cuenta de ahorros y de la aplicación YAPE del denunciante como consecuencia de los débitos efectuados vinculados al Seguro Vehicular no contratado que fue anulado el 11 de diciembre de 2025</w:t>
       </w:r>
@@ -3898,7 +3898,7 @@
         <w:rPr>
           <w:rFonts w:ascii="Arial Narrow" w:eastAsia="Arial Narrow" w:hAnsi="Arial Narrow" w:cs="Arial Narrow"/>
           <w:kern w:val="0"/>
-          <w14:ligatures w14:val="none"/>
+          <ns2:ligatures ns2:val="none"/>
         </w:rPr>
         <w:t>; involucraría una presunta afectación a sus expectativas, quien no habría encontrado una correspondencia entre lo que esperaba recibir de parte del proveedor y lo que realmente recibió. Por consiguiente, corresponde calificar el hecho materia de denuncia como una presunta infracción al deber de idoneidad, tipificado en los artículos 18</w:t>
       </w:r>
@@ -3908,7 +3908,7 @@
           <w:color w:val="000000"/>
           <w:kern w:val="0"/>
           <w:lang w:eastAsia="es-PE"/>
-          <w14:ligatures w14:val="none"/>
+          <ns2:ligatures ns2:val="none"/>
         </w:rPr>
         <w:t/>
       </w:r>
@@ -3916,7 +3916,7 @@
         <w:rPr>
           <w:rFonts w:ascii="Arial Narrow" w:eastAsia="Arial Narrow" w:hAnsi="Arial Narrow" w:cs="Arial Narrow"/>
           <w:kern w:val="0"/>
-          <w14:ligatures w14:val="none"/>
+          <ns2:ligatures ns2:val="none"/>
         </w:rPr>
         <w:t xml:space="preserve"> y 19</w:t>
       </w:r>
@@ -3926,7 +3926,7 @@
           <w:color w:val="000000"/>
           <w:kern w:val="0"/>
           <w:lang w:eastAsia="es-PE"/>
-          <w14:ligatures w14:val="none"/>
+          <ns2:ligatures ns2:val="none"/>
         </w:rPr>
         <w:t/>
       </w:r>
@@ -3934,12 +3934,12 @@
         <w:rPr>
           <w:rFonts w:ascii="Arial Narrow" w:eastAsia="Arial Narrow" w:hAnsi="Arial Narrow" w:cs="Arial Narrow"/>
           <w:kern w:val="0"/>
-          <w14:ligatures w14:val="none"/>
+          <ns2:ligatures ns2:val="none"/>
         </w:rPr>
         <w:t xml:space="preserve"> del Código.</w:t>
       </w:r>
     </w:p>
-    <w:p>
+    <w:p ns2:paraId="17C7F874" ns2:textId="77777777">
       <w:pPr>
         <w:pStyle w:val="Prrafodelista"/>
         <w:spacing w:after="0" w:line="240" w:lineRule="auto"/>
@@ -3948,11 +3948,11 @@
         <w:rPr>
           <w:rFonts w:ascii="Arial Narrow" w:eastAsia="Arial Narrow" w:hAnsi="Arial Narrow" w:cs="Arial Narrow"/>
           <w:kern w:val="0"/>
-          <w14:ligatures w14:val="none"/>
-        </w:rPr>
-      </w:pPr>
-    </w:p>
-    <w:p>
+          <ns2:ligatures ns2:val="none"/>
+        </w:rPr>
+      </w:pPr>
+    </w:p>
+    <w:p ns2:paraId="17529F74" ns2:textId="402B8FC9">
       <w:pPr>
         <w:pStyle w:val="Prrafodelista"/>
         <w:numPr>
@@ -3965,7 +3965,7 @@
         <w:rPr>
           <w:rFonts w:ascii="Arial Narrow" w:eastAsia="Arial Narrow" w:hAnsi="Arial Narrow" w:cs="Arial Narrow"/>
           <w:kern w:val="0"/>
-          <w14:ligatures w14:val="none"/>
+          <ns2:ligatures ns2:val="none"/>
         </w:rPr>
       </w:pPr>
       <w:bookmarkStart w:id="11" w:name="_Hlk214534552"/>
@@ -3975,7 +3975,7 @@
           <w:color w:val="000000"/>
           <w:kern w:val="0"/>
           <w:lang w:eastAsia="es-PE"/>
-          <w14:ligatures w14:val="none"/>
+          <ns2:ligatures ns2:val="none"/>
         </w:rPr>
         <w:t xml:space="preserve">Además, </w:t>
       </w:r>
@@ -3986,7 +3986,7 @@
           <w:color w:val="000000"/>
           <w:kern w:val="0"/>
           <w:lang w:eastAsia="es-PE"/>
-          <w14:ligatures w14:val="none"/>
+          <ns2:ligatures ns2:val="none"/>
         </w:rPr>
         <w:t xml:space="preserve">la Secretaría Técnica, en ejercicio de sus facultades, considera </w:t>
       </w:r>
@@ -3994,7 +3994,7 @@
         <w:rPr>
           <w:rFonts w:ascii="Arial Narrow" w:eastAsia="Arial Narrow" w:hAnsi="Arial Narrow" w:cs="Arial"/>
           <w:kern w:val="0"/>
-          <w14:ligatures w14:val="none"/>
+          <ns2:ligatures ns2:val="none"/>
         </w:rPr>
         <w:t xml:space="preserve">que el hecho denunciado, consistente en que </w:t>
       </w:r>
@@ -4002,7 +4002,7 @@
         <w:rPr>
           <w:rFonts w:ascii="Arial Narrow" w:eastAsia="Arial Narrow" w:hAnsi="Arial Narrow" w:cs="Arial Narrow"/>
           <w:kern w:val="0"/>
-          <w14:ligatures w14:val="none"/>
+          <ns2:ligatures ns2:val="none"/>
         </w:rPr>
         <w:t xml:space="preserve">el Banco de Crédito del Perú S.A. habría brindado el 10 de noviembre de 2025 información errónea al comunicar al denunciante que mantenía impaga la prima del Seguro Vehicular asociado a la Póliza </w:t>
       </w:r>
@@ -4011,7 +4011,7 @@
         <w:rPr>
           <w:rFonts w:ascii="Arial Narrow" w:eastAsia="Arial Narrow" w:hAnsi="Arial Narrow" w:cs="Arial Narrow"/>
           <w:kern w:val="0"/>
-          <w14:ligatures w14:val="none"/>
+          <ns2:ligatures ns2:val="none"/>
         </w:rPr>
         <w:t/>
       </w:r>
@@ -4020,7 +4020,7 @@
         <w:rPr>
           <w:rFonts w:ascii="Arial Narrow" w:eastAsia="Arial Narrow" w:hAnsi="Arial Narrow" w:cs="Arial Narrow"/>
           <w:kern w:val="0"/>
-          <w14:ligatures w14:val="none"/>
+          <ns2:ligatures ns2:val="none"/>
         </w:rPr>
         <w:t xml:space="preserve"> 70194001 pese a que se encontraba al día en sus pagos</w:t>
       </w:r>
@@ -4031,7 +4031,7 @@
           <w:color w:val="000000"/>
           <w:kern w:val="0"/>
           <w:lang w:eastAsia="es-PE"/>
-          <w14:ligatures w14:val="none"/>
+          <ns2:ligatures ns2:val="none"/>
         </w:rPr>
         <w:t xml:space="preserve">. </w:t>
       </w:r>
@@ -4044,7 +4044,7 @@
           <w:color w:val="000000"/>
           <w:kern w:val="0"/>
           <w:lang w:eastAsia="es-PE"/>
-          <w14:ligatures w14:val="none"/>
+          <ns2:ligatures ns2:val="none"/>
         </w:rPr>
         <w:t xml:space="preserve">Por consiguiente, corresponde calificar el hecho materia de denuncia como una presunta infracción al deber de información, tipificado en el </w:t>
       </w:r>
@@ -4056,7 +4056,7 @@
           <w:color w:val="000000"/>
           <w:kern w:val="0"/>
           <w:lang w:eastAsia="es-PE"/>
-          <w14:ligatures w14:val="none"/>
+          <ns2:ligatures ns2:val="none"/>
         </w:rPr>
         <w:t xml:space="preserve">artículo 1, numeral 1, literal b) </w:t>
       </w:r>
@@ -4068,7 +4068,7 @@
           <w:color w:val="000000"/>
           <w:kern w:val="0"/>
           <w:lang w:eastAsia="es-PE"/>
-          <w14:ligatures w14:val="none"/>
+          <ns2:ligatures ns2:val="none"/>
         </w:rPr>
         <w:t>y al artículo 2 del Código</w:t>
       </w:r>
@@ -4083,7 +4083,7 @@
           <w:kern w:val="0"/>
           <w:vertAlign w:val="superscript"/>
           <w:lang w:eastAsia="es-PE"/>
-          <w14:ligatures w14:val="none"/>
+          <ns2:ligatures ns2:val="none"/>
         </w:rPr>
         <w:footnoteReference w:id="5"/>
       </w:r>
@@ -4095,7 +4095,7 @@
           <w:color w:val="000000"/>
           <w:kern w:val="0"/>
           <w:lang w:eastAsia="es-PE"/>
-          <w14:ligatures w14:val="none"/>
+          <ns2:ligatures ns2:val="none"/>
         </w:rPr>
         <w:t xml:space="preserve">. </w:t>
       </w:r>
@@ -4103,7 +4103,7 @@
       <w:bookmarkEnd w:id="12"/>
       <w:bookmarkEnd w:id="14"/>
     </w:p>
-    <w:p>
+    <w:p ns2:paraId="116891C0" ns2:textId="77777777">
       <w:pPr>
         <w:pStyle w:val="Prrafodelista"/>
         <w:spacing w:after="0" w:line="240" w:lineRule="auto"/>
@@ -4112,11 +4112,11 @@
         <w:rPr>
           <w:rFonts w:ascii="Arial Narrow" w:eastAsia="Arial Narrow" w:hAnsi="Arial Narrow" w:cs="Arial Narrow"/>
           <w:kern w:val="0"/>
-          <w14:ligatures w14:val="none"/>
-        </w:rPr>
-      </w:pPr>
-    </w:p>
-    <w:p>
+          <ns2:ligatures ns2:val="none"/>
+        </w:rPr>
+      </w:pPr>
+    </w:p>
+    <w:p ns2:paraId="7A2CF596" ns2:textId="37D24E71">
       <w:pPr>
         <w:pStyle w:val="Prrafodelista"/>
         <w:numPr>
@@ -4129,7 +4129,7 @@
         <w:rPr>
           <w:rFonts w:ascii="Arial Narrow" w:eastAsia="Arial Narrow" w:hAnsi="Arial Narrow" w:cs="Arial Narrow"/>
           <w:kern w:val="0"/>
-          <w14:ligatures w14:val="none"/>
+          <ns2:ligatures ns2:val="none"/>
         </w:rPr>
       </w:pPr>
       <w:bookmarkStart w:id="17" w:name="_Hlk213150180"/>
@@ -4137,7 +4137,7 @@
         <w:rPr>
           <w:rFonts w:ascii="Arial Narrow" w:eastAsia="Arial Narrow" w:hAnsi="Arial Narrow" w:cs="Arial Narrow"/>
           <w:kern w:val="0"/>
-          <w14:ligatures w14:val="none"/>
+          <ns2:ligatures ns2:val="none"/>
         </w:rPr>
         <w:t xml:space="preserve">Así también, la Secretaría Técnica, en ejercicio de sus facultades, </w:t>
       </w:r>
@@ -4147,7 +4147,7 @@
           <w:color w:val="000000"/>
           <w:kern w:val="0"/>
           <w:lang w:eastAsia="es-PE"/>
-          <w14:ligatures w14:val="none"/>
+          <ns2:ligatures ns2:val="none"/>
         </w:rPr>
         <w:t xml:space="preserve">considera </w:t>
       </w:r>
@@ -4155,7 +4155,7 @@
         <w:rPr>
           <w:rFonts w:ascii="Arial Narrow" w:eastAsia="Arial Narrow" w:hAnsi="Arial Narrow" w:cs="Arial Narrow"/>
           <w:kern w:val="0"/>
-          <w14:ligatures w14:val="none"/>
+          <ns2:ligatures ns2:val="none"/>
         </w:rPr>
         <w:t xml:space="preserve">que el hecho denunciado, consistente en que </w:t>
       </w:r>
@@ -4164,7 +4164,7 @@
         <w:rPr>
           <w:rFonts w:ascii="Arial Narrow" w:eastAsia="Arial Narrow" w:hAnsi="Arial Narrow" w:cs="Arial Narrow"/>
           <w:kern w:val="0"/>
-          <w14:ligatures w14:val="none"/>
+          <ns2:ligatures ns2:val="none"/>
         </w:rPr>
         <w:t xml:space="preserve">el Banco de Crédito del Perú S.A. habría atribuido indebidamente al denunciante un Seguro </w:t>
       </w:r>
@@ -4172,7 +4172,7 @@
         <w:rPr>
           <w:rFonts w:ascii="Arial Narrow" w:eastAsia="Arial Narrow" w:hAnsi="Arial Narrow" w:cs="Arial Narrow"/>
           <w:kern w:val="0"/>
-          <w14:ligatures w14:val="none"/>
+          <ns2:ligatures ns2:val="none"/>
         </w:rPr>
         <w:t xml:space="preserve">Vehicular </w:t>
       </w:r>
@@ -4180,7 +4180,7 @@
         <w:rPr>
           <w:rFonts w:ascii="Arial Narrow" w:eastAsia="Arial Narrow" w:hAnsi="Arial Narrow" w:cs="Arial Narrow"/>
           <w:kern w:val="0"/>
-          <w14:ligatures w14:val="none"/>
+          <ns2:ligatures ns2:val="none"/>
         </w:rPr>
         <w:t xml:space="preserve">que no contrató, pese a que contaba con la Póliza </w:t>
       </w:r>
@@ -4189,7 +4189,7 @@
         <w:rPr>
           <w:rFonts w:ascii="Arial Narrow" w:eastAsia="Arial Narrow" w:hAnsi="Arial Narrow" w:cs="Arial Narrow"/>
           <w:kern w:val="0"/>
-          <w14:ligatures w14:val="none"/>
+          <ns2:ligatures ns2:val="none"/>
         </w:rPr>
         <w:t/>
       </w:r>
@@ -4198,7 +4198,7 @@
         <w:rPr>
           <w:rFonts w:ascii="Arial Narrow" w:eastAsia="Arial Narrow" w:hAnsi="Arial Narrow" w:cs="Arial Narrow"/>
           <w:kern w:val="0"/>
-          <w14:ligatures w14:val="none"/>
+          <ns2:ligatures ns2:val="none"/>
         </w:rPr>
         <w:t xml:space="preserve"> 70194001 vigente hasta el 9 de diciembre de 2025</w:t>
       </w:r>
@@ -4206,7 +4206,7 @@
         <w:rPr>
           <w:rFonts w:ascii="Arial Narrow" w:eastAsia="Arial Narrow" w:hAnsi="Arial Narrow" w:cs="Arial Narrow"/>
           <w:kern w:val="0"/>
-          <w14:ligatures w14:val="none"/>
+          <ns2:ligatures ns2:val="none"/>
         </w:rPr>
         <w:t>.</w:t>
       </w:r>
@@ -4214,7 +4214,7 @@
         <w:rPr>
           <w:rFonts w:ascii="Arial Narrow" w:eastAsia="Arial Narrow" w:hAnsi="Arial Narrow" w:cs="Arial Narrow"/>
           <w:kern w:val="0"/>
-          <w14:ligatures w14:val="none"/>
+          <ns2:ligatures ns2:val="none"/>
         </w:rPr>
         <w:t xml:space="preserve"> </w:t>
       </w:r>
@@ -4225,7 +4225,7 @@
           <w:color w:val="000000"/>
           <w:kern w:val="0"/>
           <w:lang w:eastAsia="es-PE"/>
-          <w14:ligatures w14:val="none"/>
+          <ns2:ligatures ns2:val="none"/>
         </w:rPr>
         <w:t xml:space="preserve">Por consiguiente, corresponde calificar el hecho materia </w:t>
       </w:r>
@@ -4236,7 +4236,7 @@
           <w:color w:val="000000"/>
           <w:kern w:val="0"/>
           <w:lang w:eastAsia="es-PE"/>
-          <w14:ligatures w14:val="none"/>
+          <ns2:ligatures ns2:val="none"/>
         </w:rPr>
         <w:lastRenderedPageBreak/>
         <w:t>de denuncia como una presunta infracción al deber de protección contra los métodos comerciales</w:t>
@@ -4248,7 +4248,7 @@
           <w:color w:val="000000"/>
           <w:kern w:val="0"/>
           <w:lang w:eastAsia="es-PE"/>
-          <w14:ligatures w14:val="none"/>
+          <ns2:ligatures ns2:val="none"/>
         </w:rPr>
         <w:t xml:space="preserve"> coercitivos</w:t>
       </w:r>
@@ -4259,7 +4259,7 @@
           <w:color w:val="000000"/>
           <w:kern w:val="0"/>
           <w:lang w:eastAsia="es-PE"/>
-          <w14:ligatures w14:val="none"/>
+          <ns2:ligatures ns2:val="none"/>
         </w:rPr>
         <w:t xml:space="preserve">, tipificado en </w:t>
       </w:r>
@@ -4270,7 +4270,7 @@
           <w:kern w:val="0"/>
           <w:shd w:val="clear" w:color="auto" w:fill="FFFFFF"/>
           <w:lang w:eastAsia="es-PE"/>
-          <w14:ligatures w14:val="none"/>
+          <ns2:ligatures ns2:val="none"/>
         </w:rPr>
         <w:t xml:space="preserve">literal </w:t>
       </w:r>
@@ -4281,7 +4281,7 @@
           <w:kern w:val="0"/>
           <w:shd w:val="clear" w:color="auto" w:fill="FFFFFF"/>
           <w:lang w:eastAsia="es-PE"/>
-          <w14:ligatures w14:val="none"/>
+          <ns2:ligatures ns2:val="none"/>
         </w:rPr>
         <w:t>b</w:t>
       </w:r>
@@ -4292,7 +4292,7 @@
           <w:kern w:val="0"/>
           <w:shd w:val="clear" w:color="auto" w:fill="FFFFFF"/>
           <w:lang w:eastAsia="es-PE"/>
-          <w14:ligatures w14:val="none"/>
+          <ns2:ligatures ns2:val="none"/>
         </w:rPr>
         <w:t xml:space="preserve">) del artículo 56 </w:t>
       </w:r>
@@ -4303,7 +4303,7 @@
           <w:color w:val="000000"/>
           <w:kern w:val="0"/>
           <w:lang w:eastAsia="es-PE"/>
-          <w14:ligatures w14:val="none"/>
+          <ns2:ligatures ns2:val="none"/>
         </w:rPr>
         <w:t>del Código</w:t>
       </w:r>
@@ -4323,14 +4323,14 @@
           <w:color w:val="000000"/>
           <w:kern w:val="0"/>
           <w:lang w:eastAsia="es-PE"/>
-          <w14:ligatures w14:val="none"/>
+          <ns2:ligatures ns2:val="none"/>
         </w:rPr>
         <w:t xml:space="preserve">. </w:t>
       </w:r>
       <w:bookmarkStart w:id="18" w:name="_Hlk215162008"/>
       <w:bookmarkEnd w:id="1"/>
     </w:p>
-    <w:p>
+    <w:p ns2:paraId="4C317D48" ns2:textId="77777777">
       <w:pPr>
         <w:pStyle w:val="Prrafodelista"/>
         <w:spacing w:after="0" w:line="240" w:lineRule="auto"/>
@@ -4339,13 +4339,13 @@
         <w:rPr>
           <w:rFonts w:ascii="Arial Narrow" w:eastAsia="Arial Narrow" w:hAnsi="Arial Narrow" w:cs="Arial Narrow"/>
           <w:kern w:val="0"/>
-          <w14:ligatures w14:val="none"/>
+          <ns2:ligatures ns2:val="none"/>
         </w:rPr>
       </w:pPr>
       <w:bookmarkStart w:id="19" w:name="_Hlk214962902"/>
       <w:bookmarkStart w:id="20" w:name="_Hlk214559009"/>
     </w:p>
-    <w:p>
+    <w:p ns2:paraId="07559B21" ns2:textId="25D8068D">
       <w:pPr>
         <w:pStyle w:val="Prrafodelista"/>
         <w:numPr>
@@ -4358,14 +4358,14 @@
         <w:rPr>
           <w:rFonts w:ascii="Arial Narrow" w:eastAsia="Arial Narrow" w:hAnsi="Arial Narrow" w:cs="Arial Narrow"/>
           <w:kern w:val="0"/>
-          <w14:ligatures w14:val="none"/>
-        </w:rPr>
-      </w:pPr>
-      <w:r>
-        <w:rPr>
-          <w:rFonts w:ascii="Arial Narrow" w:eastAsia="Arial Narrow" w:hAnsi="Arial Narrow" w:cs="Arial Narrow"/>
-          <w:kern w:val="0"/>
-          <w14:ligatures w14:val="none"/>
+          <ns2:ligatures ns2:val="none"/>
+        </w:rPr>
+      </w:pPr>
+      <w:r>
+        <w:rPr>
+          <w:rFonts w:ascii="Arial Narrow" w:eastAsia="Arial Narrow" w:hAnsi="Arial Narrow" w:cs="Arial Narrow"/>
+          <w:kern w:val="0"/>
+          <ns2:ligatures ns2:val="none"/>
         </w:rPr>
         <w:t xml:space="preserve">Asimismo, la Secretaría Técnica, en ejercicio de sus facultades, considera que el hecho denunciado, consistente en que </w:t>
       </w:r>
@@ -4373,7 +4373,7 @@
         <w:rPr>
           <w:rFonts w:ascii="Arial Narrow" w:eastAsia="Arial Narrow" w:hAnsi="Arial Narrow" w:cs="Arial"/>
           <w:kern w:val="0"/>
-          <w14:ligatures w14:val="none"/>
+          <ns2:ligatures ns2:val="none"/>
         </w:rPr>
         <w:t>el Banco de Crédito del Perú S.A. habría emitido el 5 de diciembre de 2025 una respuesta incongruente a la hoja de reclamaciones C47466292, al señalar que el denunciante solicitó información sobre su crédito vehicular cuando el reclamo trataba sobre la atribución de un seguro no contratado y la modificación de su cuota</w:t>
       </w:r>
@@ -4381,7 +4381,7 @@
         <w:rPr>
           <w:rFonts w:ascii="Arial Narrow" w:eastAsia="Arial Narrow" w:hAnsi="Arial Narrow" w:cs="Arial"/>
           <w:kern w:val="0"/>
-          <w14:ligatures w14:val="none"/>
+          <ns2:ligatures ns2:val="none"/>
         </w:rPr>
         <w:t>. Por consiguiente, corresponde calificar el hecho materia de denuncia como una presunta infracción al numeral 88.1 del artículo 88 del Código</w:t>
       </w:r>
@@ -4395,7 +4395,7 @@
           <w:kern w:val="0"/>
           <w:vertAlign w:val="superscript"/>
           <w:lang w:eastAsia="es-PE"/>
-          <w14:ligatures w14:val="none"/>
+          <ns2:ligatures ns2:val="none"/>
         </w:rPr>
         <w:footnoteReference w:id="7"/>
       </w:r>
@@ -4406,23 +4406,23 @@
           <w:color w:val="000000"/>
           <w:kern w:val="0"/>
           <w:lang w:eastAsia="es-PE"/>
-          <w14:ligatures w14:val="none"/>
+          <ns2:ligatures ns2:val="none"/>
         </w:rPr>
         <w:t>.</w:t>
       </w:r>
     </w:p>
-    <w:p>
+    <w:p ns2:paraId="6776F976" ns2:textId="77777777">
       <w:pPr>
         <w:pStyle w:val="Prrafodelista"/>
         <w:spacing w:after="0" w:line="240" w:lineRule="auto"/>
         <w:rPr>
           <w:rFonts w:ascii="Arial Narrow" w:eastAsia="Arial Narrow" w:hAnsi="Arial Narrow" w:cs="Arial Narrow"/>
           <w:kern w:val="0"/>
-          <w14:ligatures w14:val="none"/>
-        </w:rPr>
-      </w:pPr>
-    </w:p>
-    <w:p>
+          <ns2:ligatures ns2:val="none"/>
+        </w:rPr>
+      </w:pPr>
+    </w:p>
+    <w:p ns2:paraId="524BF36F" ns2:textId="2257E5C8">
       <w:pPr>
         <w:pStyle w:val="Prrafodelista"/>
         <w:numPr>
@@ -4435,14 +4435,14 @@
         <w:rPr>
           <w:rFonts w:ascii="Arial Narrow" w:eastAsia="Arial Narrow" w:hAnsi="Arial Narrow" w:cs="Arial Narrow"/>
           <w:kern w:val="0"/>
-          <w14:ligatures w14:val="none"/>
-        </w:rPr>
-      </w:pPr>
-      <w:r>
-        <w:rPr>
-          <w:rFonts w:ascii="Arial Narrow" w:eastAsia="Arial Narrow" w:hAnsi="Arial Narrow" w:cs="Arial Narrow"/>
-          <w:kern w:val="0"/>
-          <w14:ligatures w14:val="none"/>
+          <ns2:ligatures ns2:val="none"/>
+        </w:rPr>
+      </w:pPr>
+      <w:r>
+        <w:rPr>
+          <w:rFonts w:ascii="Arial Narrow" w:eastAsia="Arial Narrow" w:hAnsi="Arial Narrow" w:cs="Arial Narrow"/>
+          <w:kern w:val="0"/>
+          <ns2:ligatures ns2:val="none"/>
         </w:rPr>
         <w:t xml:space="preserve">Adicionalmente, la Secretaría Técnica, en ejercicio de sus facultades, considera que el hecho denunciado, consistente en que </w:t>
       </w:r>
@@ -4450,7 +4450,7 @@
         <w:rPr>
           <w:rFonts w:ascii="Arial Narrow" w:eastAsia="Arial Narrow" w:hAnsi="Arial Narrow" w:cs="Arial"/>
           <w:kern w:val="0"/>
-          <w14:ligatures w14:val="none"/>
+          <ns2:ligatures ns2:val="none"/>
         </w:rPr>
         <w:t>el Banco de Crédito del Perú S.A. habría emitido el 5 de diciembre de 2025 una respuesta incongruente a la hoja de reclamaciones C47466292 presentada por el denunciante, al señalar que solicitó información sobre su crédito vehicular cuando el reclamo trataba sobre la atribución de un seguro no contratado y la modificación de su cuota</w:t>
       </w:r>
@@ -4458,7 +4458,7 @@
         <w:rPr>
           <w:rFonts w:ascii="Arial Narrow" w:eastAsia="Arial Narrow" w:hAnsi="Arial Narrow" w:cs="Arial"/>
           <w:kern w:val="0"/>
-          <w14:ligatures w14:val="none"/>
+          <ns2:ligatures ns2:val="none"/>
         </w:rPr>
         <w:t>. Por consiguiente, corresponde calificar el hecho materia de denuncia como una presunta infracción al numeral 88.1 del artículo 88 del Código.</w:t>
       </w:r>
@@ -4467,7 +4467,7 @@
     <w:bookmarkEnd w:id="9"/>
     <w:bookmarkEnd w:id="18"/>
     <w:bookmarkEnd w:id="20"/>
-    <w:p>
+    <w:p ns2:paraId="432038D6" ns2:textId="0A9F6D75">
       <w:pPr>
         <w:spacing w:after="0" w:line="240" w:lineRule="auto"/>
         <w:contextualSpacing/>
@@ -4476,12 +4476,12 @@
           <w:rFonts w:ascii="Arial Narrow" w:eastAsia="Calibri" w:hAnsi="Arial Narrow" w:cs="Arial Narrow"/>
           <w:kern w:val="0"/>
           <w:lang w:eastAsia="es-PE"/>
-          <w14:ligatures w14:val="none"/>
+          <ns2:ligatures ns2:val="none"/>
         </w:rPr>
       </w:pPr>
     </w:p>
     <w:bookmarkEnd w:id="2"/>
-    <w:p>
+    <w:p ns2:paraId="463134E5" ns2:textId="77777777">
       <w:pPr>
         <w:pStyle w:val="Prrafodelista"/>
         <w:numPr>
@@ -4495,7 +4495,7 @@
           <w:rFonts w:ascii="Arial Narrow" w:eastAsia="Calibri" w:hAnsi="Arial Narrow" w:cs="Arial Narrow"/>
           <w:kern w:val="0"/>
           <w:lang w:eastAsia="es-PE"/>
-          <w14:ligatures w14:val="none"/>
+          <ns2:ligatures ns2:val="none"/>
         </w:rPr>
       </w:pPr>
       <w:r>
@@ -4504,7 +4504,7 @@
           <w:color w:val="000000"/>
           <w:kern w:val="0"/>
           <w:lang w:eastAsia="es-PE"/>
-          <w14:ligatures w14:val="none"/>
+          <ns2:ligatures ns2:val="none"/>
         </w:rPr>
         <w:t>En tanto la denuncia reúne los requisitos establecidos por la norma citada, corresponde admitirla a trámite</w:t>
       </w:r>
@@ -4514,7 +4514,7 @@
           <w:rFonts w:ascii="Arial Narrow" w:eastAsia="Arial Narrow" w:hAnsi="Arial Narrow" w:cs="Arial Narrow"/>
           <w:kern w:val="0"/>
           <w:vertAlign w:val="superscript"/>
-          <w14:ligatures w14:val="none"/>
+          <ns2:ligatures ns2:val="none"/>
         </w:rPr>
         <w:footnoteReference w:id="8"/>
       </w:r>
@@ -4524,13 +4524,13 @@
           <w:color w:val="000000"/>
           <w:kern w:val="0"/>
           <w:lang w:eastAsia="es-PE"/>
-          <w14:ligatures w14:val="none"/>
+          <ns2:ligatures ns2:val="none"/>
         </w:rPr>
         <w:t>.</w:t>
       </w:r>
       <w:bookmarkStart w:id="21" w:name="_Hlk214963039"/>
     </w:p>
-    <w:p>
+    <w:p ns2:paraId="68C71625" ns2:textId="77777777">
       <w:pPr>
         <w:spacing w:after="0" w:line="240" w:lineRule="auto"/>
         <w:ind w:left="567"/>
@@ -4541,12 +4541,12 @@
           <w:color w:val="000000"/>
           <w:kern w:val="0"/>
           <w:lang w:eastAsia="es-PE"/>
-          <w14:ligatures w14:val="none"/>
+          <ns2:ligatures ns2:val="none"/>
         </w:rPr>
       </w:pPr>
       <w:bookmarkStart w:id="22" w:name="_Hlk214963071"/>
     </w:p>
-    <w:p>
+    <w:p ns2:paraId="38A98B4B" ns2:textId="77777777">
       <w:pPr>
         <w:pStyle w:val="Prrafodelista"/>
         <w:numPr>
@@ -4566,7 +4566,7 @@
           <w:color w:val="000000"/>
           <w:kern w:val="0"/>
           <w:lang w:eastAsia="es-PE"/>
-          <w14:ligatures w14:val="none"/>
+          <ns2:ligatures ns2:val="none"/>
         </w:rPr>
       </w:pPr>
       <w:r>
@@ -4576,12 +4576,12 @@
           <w:color w:val="000000"/>
           <w:kern w:val="0"/>
           <w:lang w:eastAsia="es-PE"/>
-          <w14:ligatures w14:val="none"/>
+          <ns2:ligatures ns2:val="none"/>
         </w:rPr>
         <w:t>REQUERIMIENTO DE INFORMACIÓN</w:t>
       </w:r>
     </w:p>
-    <w:p>
+    <w:p ns2:paraId="5B518DC4" ns2:textId="77777777">
       <w:pPr>
         <w:spacing w:after="0" w:line="240" w:lineRule="auto"/>
         <w:contextualSpacing/>
@@ -4591,11 +4591,11 @@
           <w:color w:val="000000"/>
           <w:kern w:val="0"/>
           <w:lang w:val="es-ES" w:eastAsia="es-ES"/>
-          <w14:ligatures w14:val="none"/>
-        </w:rPr>
-      </w:pPr>
-    </w:p>
-    <w:p>
+          <ns2:ligatures ns2:val="none"/>
+        </w:rPr>
+      </w:pPr>
+    </w:p>
+    <w:p ns2:paraId="62B88A04" ns2:textId="494240CB">
       <w:pPr>
         <w:pStyle w:val="Prrafodelista"/>
         <w:numPr>
@@ -4610,7 +4610,7 @@
           <w:color w:val="000000"/>
           <w:kern w:val="0"/>
           <w:lang w:val="es-ES" w:eastAsia="es-ES"/>
-          <w14:ligatures w14:val="none"/>
+          <ns2:ligatures ns2:val="none"/>
         </w:rPr>
       </w:pPr>
       <w:r>
@@ -4619,7 +4619,7 @@
           <w:color w:val="000000"/>
           <w:kern w:val="0"/>
           <w:lang w:val="es-ES" w:eastAsia="es-ES"/>
-          <w14:ligatures w14:val="none"/>
+          <ns2:ligatures ns2:val="none"/>
         </w:rPr>
         <w:t xml:space="preserve">A efectos de tener mayores elementos </w:t>
       </w:r>
@@ -4630,7 +4630,7 @@
           <w:color w:val="000000"/>
           <w:kern w:val="0"/>
           <w:lang w:val="es-ES" w:eastAsia="es-ES"/>
-          <w14:ligatures w14:val="none"/>
+          <ns2:ligatures ns2:val="none"/>
         </w:rPr>
         <w:t>que sirvan para la resolución definitiva del presente caso, la Secretaría Técnica, en ejercicio de las facultades que la ley le confiere, conviene requerir al proveedor denunciado que, en un plazo no mayor de cinco (5) días hábiles contado a partir del día siguiente de la notificación de la presente resolución, cumpla con lo siguiente: (i) presentar una copia completa, legible y debidamente suscrita de la Póliza del Seguro Vehicular</w:t>
       </w:r>
@@ -4640,7 +4640,7 @@
           <w:color w:val="000000"/>
           <w:kern w:val="0"/>
           <w:lang w:val="es-ES" w:eastAsia="es-ES"/>
-          <w14:ligatures w14:val="none"/>
+          <ns2:ligatures ns2:val="none"/>
         </w:rPr>
         <w:t xml:space="preserve"> anulada el 11 de diciembre de 2025</w:t>
       </w:r>
@@ -4650,7 +4650,7 @@
           <w:color w:val="000000"/>
           <w:kern w:val="0"/>
           <w:lang w:val="es-ES" w:eastAsia="es-ES"/>
-          <w14:ligatures w14:val="none"/>
+          <ns2:ligatures ns2:val="none"/>
         </w:rPr>
         <w:t xml:space="preserve">, </w:t>
       </w:r>
@@ -4661,7 +4661,7 @@
           <w:color w:val="000000"/>
           <w:kern w:val="0"/>
           <w:lang w:val="es-ES" w:eastAsia="es-ES"/>
-          <w14:ligatures w14:val="none"/>
+          <ns2:ligatures ns2:val="none"/>
         </w:rPr>
         <w:t>así como el cargo de remisión de la póliza</w:t>
       </w:r>
@@ -4672,7 +4672,7 @@
           <w:color w:val="000000"/>
           <w:kern w:val="0"/>
           <w:lang w:val="es-ES" w:eastAsia="es-ES"/>
-          <w14:ligatures w14:val="none"/>
+          <ns2:ligatures ns2:val="none"/>
         </w:rPr>
         <w:t>; (</w:t>
       </w:r>
@@ -4683,7 +4683,7 @@
           <w:color w:val="000000"/>
           <w:kern w:val="0"/>
           <w:lang w:val="es-ES" w:eastAsia="es-ES"/>
-          <w14:ligatures w14:val="none"/>
+          <ns2:ligatures ns2:val="none"/>
         </w:rPr>
         <w:t>ii</w:t>
       </w:r>
@@ -4694,7 +4694,7 @@
           <w:color w:val="000000"/>
           <w:kern w:val="0"/>
           <w:lang w:val="es-ES" w:eastAsia="es-ES"/>
-          <w14:ligatures w14:val="none"/>
+          <ns2:ligatures ns2:val="none"/>
         </w:rPr>
         <w:t xml:space="preserve">) presentar los medios probatorios </w:t>
       </w:r>
@@ -4704,7 +4704,7 @@
           <w:color w:val="000000"/>
           <w:kern w:val="0"/>
           <w:lang w:val="es-ES" w:eastAsia="es-ES"/>
-          <w14:ligatures w14:val="none"/>
+          <ns2:ligatures ns2:val="none"/>
         </w:rPr>
         <w:lastRenderedPageBreak/>
         <w:t xml:space="preserve">que acrediten </w:t>
@@ -4715,7 +4715,7 @@
           <w:color w:val="000000"/>
           <w:kern w:val="0"/>
           <w:lang w:val="es-ES" w:eastAsia="es-ES"/>
-          <w14:ligatures w14:val="none"/>
+          <ns2:ligatures ns2:val="none"/>
         </w:rPr>
         <w:t>que emitir la Póliza del Seguro Vehicular anulad</w:t>
       </w:r>
@@ -4725,7 +4725,7 @@
           <w:color w:val="000000"/>
           <w:kern w:val="0"/>
           <w:lang w:val="es-ES" w:eastAsia="es-ES"/>
-          <w14:ligatures w14:val="none"/>
+          <ns2:ligatures ns2:val="none"/>
         </w:rPr>
         <w:t>a</w:t>
       </w:r>
@@ -4735,7 +4735,7 @@
           <w:color w:val="000000"/>
           <w:kern w:val="0"/>
           <w:lang w:val="es-ES" w:eastAsia="es-ES"/>
-          <w14:ligatures w14:val="none"/>
+          <ns2:ligatures ns2:val="none"/>
         </w:rPr>
         <w:t xml:space="preserve"> el 11 de diciembre de 2025</w:t>
       </w:r>
@@ -4745,7 +4745,7 @@
           <w:color w:val="000000"/>
           <w:kern w:val="0"/>
           <w:lang w:val="es-ES" w:eastAsia="es-ES"/>
-          <w14:ligatures w14:val="none"/>
+          <ns2:ligatures ns2:val="none"/>
         </w:rPr>
         <w:t xml:space="preserve"> </w:t>
       </w:r>
@@ -4755,7 +4755,7 @@
           <w:color w:val="000000"/>
           <w:kern w:val="0"/>
           <w:lang w:val="es-ES" w:eastAsia="es-ES"/>
-          <w14:ligatures w14:val="none"/>
+          <ns2:ligatures ns2:val="none"/>
         </w:rPr>
         <w:t>fue justificada</w:t>
       </w:r>
@@ -4765,7 +4765,7 @@
           <w:color w:val="000000"/>
           <w:kern w:val="0"/>
           <w:lang w:val="es-ES" w:eastAsia="es-ES"/>
-          <w14:ligatures w14:val="none"/>
+          <ns2:ligatures ns2:val="none"/>
         </w:rPr>
         <w:t>; y, (</w:t>
       </w:r>
@@ -4776,7 +4776,7 @@
           <w:color w:val="000000"/>
           <w:kern w:val="0"/>
           <w:lang w:val="es-ES" w:eastAsia="es-ES"/>
-          <w14:ligatures w14:val="none"/>
+          <ns2:ligatures ns2:val="none"/>
         </w:rPr>
         <w:t>iii</w:t>
       </w:r>
@@ -4787,7 +4787,7 @@
           <w:color w:val="000000"/>
           <w:kern w:val="0"/>
           <w:lang w:val="es-ES" w:eastAsia="es-ES"/>
-          <w14:ligatures w14:val="none"/>
+          <ns2:ligatures ns2:val="none"/>
         </w:rPr>
         <w:t xml:space="preserve">) presentar todas las comunicaciones cursadas </w:t>
       </w:r>
@@ -4797,7 +4797,7 @@
           <w:color w:val="000000"/>
           <w:kern w:val="0"/>
           <w:lang w:val="es-ES" w:eastAsia="es-ES"/>
-          <w14:ligatures w14:val="none"/>
+          <ns2:ligatures ns2:val="none"/>
         </w:rPr>
         <w:t xml:space="preserve">con la parte denunciante </w:t>
       </w:r>
@@ -4807,7 +4807,7 @@
           <w:color w:val="000000"/>
           <w:kern w:val="0"/>
           <w:lang w:val="es-ES" w:eastAsia="es-ES"/>
-          <w14:ligatures w14:val="none"/>
+          <ns2:ligatures ns2:val="none"/>
         </w:rPr>
         <w:t xml:space="preserve">en virtud </w:t>
       </w:r>
@@ -4817,7 +4817,7 @@
           <w:color w:val="000000"/>
           <w:kern w:val="0"/>
           <w:lang w:val="es-ES" w:eastAsia="es-ES"/>
-          <w14:ligatures w14:val="none"/>
+          <ns2:ligatures ns2:val="none"/>
         </w:rPr>
         <w:t xml:space="preserve">de los hechos materia </w:t>
       </w:r>
@@ -4827,7 +4827,7 @@
           <w:color w:val="000000"/>
           <w:kern w:val="0"/>
           <w:lang w:val="es-ES" w:eastAsia="es-ES"/>
-          <w14:ligatures w14:val="none"/>
+          <ns2:ligatures ns2:val="none"/>
         </w:rPr>
         <w:t>de denuncia.</w:t>
       </w:r>
@@ -4837,13 +4837,13 @@
           <w:color w:val="000000"/>
           <w:kern w:val="0"/>
           <w:lang w:eastAsia="es-ES"/>
-          <w14:ligatures w14:val="none"/>
+          <ns2:ligatures ns2:val="none"/>
         </w:rPr>
         <w:t xml:space="preserve"> </w:t>
       </w:r>
     </w:p>
     <w:bookmarkEnd w:id="22"/>
-    <w:p>
+    <w:p ns2:paraId="5C93B848" ns2:textId="77777777">
       <w:pPr>
         <w:pStyle w:val="Prrafodelista"/>
         <w:spacing w:after="0" w:line="240" w:lineRule="auto"/>
@@ -4854,11 +4854,11 @@
           <w:color w:val="000000"/>
           <w:kern w:val="0"/>
           <w:lang w:val="es-ES" w:eastAsia="es-ES"/>
-          <w14:ligatures w14:val="none"/>
-        </w:rPr>
-      </w:pPr>
-    </w:p>
-    <w:p>
+          <ns2:ligatures ns2:val="none"/>
+        </w:rPr>
+      </w:pPr>
+    </w:p>
+    <w:p ns2:paraId="2A119386" ns2:textId="77777777">
       <w:pPr>
         <w:pStyle w:val="Prrafodelista"/>
         <w:numPr>
@@ -4878,7 +4878,7 @@
           <w:color w:val="000000"/>
           <w:kern w:val="0"/>
           <w:lang w:eastAsia="es-PE"/>
-          <w14:ligatures w14:val="none"/>
+          <ns2:ligatures ns2:val="none"/>
         </w:rPr>
       </w:pPr>
       <w:r>
@@ -4888,12 +4888,12 @@
           <w:color w:val="000000"/>
           <w:kern w:val="0"/>
           <w:lang w:eastAsia="es-PE"/>
-          <w14:ligatures w14:val="none"/>
+          <ns2:ligatures ns2:val="none"/>
         </w:rPr>
         <w:t xml:space="preserve">RESOLUCIÓN DE LA SECRETARÍA TÉCNICA </w:t>
       </w:r>
     </w:p>
-    <w:p>
+    <w:p ns2:paraId="7F554EB2" ns2:textId="77777777">
       <w:pPr>
         <w:spacing w:after="0" w:line="240" w:lineRule="auto"/>
         <w:contextualSpacing/>
@@ -4904,11 +4904,11 @@
           <w:color w:val="000000"/>
           <w:kern w:val="0"/>
           <w:lang w:eastAsia="es-PE"/>
-          <w14:ligatures w14:val="none"/>
-        </w:rPr>
-      </w:pPr>
-    </w:p>
-    <w:p>
+          <ns2:ligatures ns2:val="none"/>
+        </w:rPr>
+      </w:pPr>
+    </w:p>
+    <w:p ns2:paraId="40BE44E6" ns2:textId="1E461FB7">
       <w:pPr>
         <w:spacing w:after="0" w:line="240" w:lineRule="auto"/>
         <w:contextualSpacing/>
@@ -4918,7 +4918,7 @@
           <w:color w:val="000000"/>
           <w:kern w:val="0"/>
           <w:lang w:eastAsia="es-PE"/>
-          <w14:ligatures w14:val="none"/>
+          <ns2:ligatures ns2:val="none"/>
         </w:rPr>
       </w:pPr>
       <w:r>
@@ -4928,7 +4928,7 @@
           <w:color w:val="000000"/>
           <w:kern w:val="0"/>
           <w:lang w:eastAsia="es-PE"/>
-          <w14:ligatures w14:val="none"/>
+          <ns2:ligatures ns2:val="none"/>
         </w:rPr>
         <w:t xml:space="preserve">PRIMERO: admitir a trámite la denuncia del 26 de diciembre de 2025, complementado mediante dos (2) escritos del 26 de diciembre de 2025, interpuesta por el señor [DENUNCIANTE] contra el Banco de Crédito del Perú S.A., por lo siguiente:</w:t>
       </w:r>
@@ -4939,7 +4939,7 @@
           <w:kern w:val="0"/>
           <w:shd w:val="clear" w:color="auto" w:fill="FFFFFF"/>
           <w:lang w:eastAsia="es-PE"/>
-          <w14:ligatures w14:val="none"/>
+          <ns2:ligatures ns2:val="none"/>
         </w:rPr>
         <w:t xml:space="preserve"/>
       </w:r>
@@ -4950,7 +4950,7 @@
           <w:kern w:val="0"/>
           <w:shd w:val="clear" w:color="auto" w:fill="FFFFFF"/>
           <w:lang w:eastAsia="es-PE"/>
-          <w14:ligatures w14:val="none"/>
+          <ns2:ligatures ns2:val="none"/>
         </w:rPr>
         <w:t xml:space="preserve"/>
       </w:r>
@@ -4961,7 +4961,7 @@
           <w:kern w:val="0"/>
           <w:shd w:val="clear" w:color="auto" w:fill="FFFFFF"/>
           <w:lang w:eastAsia="es-PE"/>
-          <w14:ligatures w14:val="none"/>
+          <ns2:ligatures ns2:val="none"/>
         </w:rPr>
         <w:t xml:space="preserve"/>
       </w:r>
@@ -4971,7 +4971,7 @@
           <w:bCs/>
           <w:spacing w:val="-3"/>
           <w:kern w:val="0"/>
-          <w14:ligatures w14:val="none"/>
+          <ns2:ligatures ns2:val="none"/>
         </w:rPr>
         <w:t xml:space="preserve"/>
       </w:r>
@@ -4982,7 +4982,7 @@
           <w:kern w:val="0"/>
           <w:shd w:val="clear" w:color="auto" w:fill="FFFFFF"/>
           <w:lang w:eastAsia="es-PE"/>
-          <w14:ligatures w14:val="none"/>
+          <ns2:ligatures ns2:val="none"/>
         </w:rPr>
         <w:t xml:space="preserve"/>
       </w:r>
@@ -4993,7 +4993,7 @@
           <w:kern w:val="0"/>
           <w:shd w:val="clear" w:color="auto" w:fill="FFFFFF"/>
           <w:lang w:eastAsia="es-PE"/>
-          <w14:ligatures w14:val="none"/>
+          <ns2:ligatures ns2:val="none"/>
         </w:rPr>
         <w:t xml:space="preserve"/>
       </w:r>
@@ -5004,7 +5004,7 @@
           <w:kern w:val="0"/>
           <w:shd w:val="clear" w:color="auto" w:fill="FFFFFF"/>
           <w:lang w:eastAsia="es-PE"/>
-          <w14:ligatures w14:val="none"/>
+          <ns2:ligatures ns2:val="none"/>
         </w:rPr>
         <w:t/>
       </w:r>
@@ -5015,7 +5015,7 @@
           <w:kern w:val="0"/>
           <w:shd w:val="clear" w:color="auto" w:fill="FFFFFF"/>
           <w:lang w:eastAsia="es-PE"/>
-          <w14:ligatures w14:val="none"/>
+          <ns2:ligatures ns2:val="none"/>
         </w:rPr>
         <w:t xml:space="preserve"/>
       </w:r>
@@ -5027,24 +5027,24 @@
           <w:kern w:val="0"/>
           <w:shd w:val="clear" w:color="auto" w:fill="FFFFFF"/>
           <w:lang w:eastAsia="es-PE"/>
-          <w14:ligatures w14:val="none"/>
+          <ns2:ligatures ns2:val="none"/>
         </w:rPr>
         <w:t/>
       </w:r>
     </w:p>
-    <w:p>
+    <w:p ns2:paraId="515E88B8" ns2:textId="77777777">
       <w:pPr>
         <w:spacing w:after="0" w:line="240" w:lineRule="auto"/>
         <w:contextualSpacing/>
         <w:rPr>
           <w:rFonts w:ascii="Arial Narrow" w:eastAsia="Arial Narrow" w:hAnsi="Arial Narrow" w:cs="Arial Narrow"/>
           <w:kern w:val="0"/>
-          <w14:ligatures w14:val="none"/>
+          <ns2:ligatures ns2:val="none"/>
         </w:rPr>
       </w:pPr>
       <w:bookmarkStart w:id="25" w:name="_Hlk215162047"/>
     </w:p>
-    <w:p>
+    <w:p ns2:paraId="06F41A6C" ns2:textId="0700CCD0">
       <w:pPr>
         <w:pStyle w:val="Prrafodelista"/>
         <w:numPr>
@@ -5060,14 +5060,14 @@
         <w:rPr>
           <w:rFonts w:ascii="Arial Narrow" w:eastAsia="Arial Narrow" w:hAnsi="Arial Narrow" w:cs="Arial Narrow"/>
           <w:kern w:val="0"/>
-          <w14:ligatures w14:val="none"/>
-        </w:rPr>
-      </w:pPr>
-      <w:r>
-        <w:rPr>
-          <w:rFonts w:ascii="Arial Narrow" w:eastAsia="Arial Narrow" w:hAnsi="Arial Narrow" w:cs="Arial Narrow"/>
-          <w:kern w:val="0"/>
-          <w14:ligatures w14:val="none"/>
+          <ns2:ligatures ns2:val="none"/>
+        </w:rPr>
+      </w:pPr>
+      <w:r>
+        <w:rPr>
+          <w:rFonts w:ascii="Arial Narrow" w:eastAsia="Arial Narrow" w:hAnsi="Arial Narrow" w:cs="Arial Narrow"/>
+          <w:kern w:val="0"/>
+          <ns2:ligatures ns2:val="none"/>
         </w:rPr>
         <w:t xml:space="preserve">Presunta </w:t>
       </w:r>
@@ -5075,7 +5075,7 @@
         <w:rPr>
           <w:rFonts w:ascii="Arial Narrow" w:eastAsia="Arial Narrow" w:hAnsi="Arial Narrow" w:cs="Arial Narrow"/>
           <w:kern w:val="0"/>
-          <w14:ligatures w14:val="none"/>
+          <ns2:ligatures ns2:val="none"/>
         </w:rPr>
         <w:t>infracción a los artículos 18 y 19 de la Ley</w:t>
       </w:r>
@@ -5083,7 +5083,7 @@
         <w:rPr>
           <w:rFonts w:ascii="Arial Narrow" w:eastAsia="Arial Narrow" w:hAnsi="Arial Narrow" w:cs="Arial Narrow"/>
           <w:kern w:val="0"/>
-          <w14:ligatures w14:val="none"/>
+          <ns2:ligatures ns2:val="none"/>
         </w:rPr>
         <w:t xml:space="preserve"> </w:t>
       </w:r>
@@ -5092,7 +5092,7 @@
         <w:rPr>
           <w:rFonts w:ascii="Arial Narrow" w:eastAsia="Arial Narrow" w:hAnsi="Arial Narrow" w:cs="Arial Narrow"/>
           <w:kern w:val="0"/>
-          <w14:ligatures w14:val="none"/>
+          <ns2:ligatures ns2:val="none"/>
         </w:rPr>
         <w:t/>
       </w:r>
@@ -5101,7 +5101,7 @@
         <w:rPr>
           <w:rFonts w:ascii="Arial Narrow" w:eastAsia="Arial Narrow" w:hAnsi="Arial Narrow" w:cs="Arial Narrow"/>
           <w:kern w:val="0"/>
-          <w14:ligatures w14:val="none"/>
+          <ns2:ligatures ns2:val="none"/>
         </w:rPr>
         <w:t xml:space="preserve"> 29571, Código de Protección y Defensa del Consumidor</w:t>
       </w:r>
@@ -5109,7 +5109,7 @@
         <w:rPr>
           <w:rFonts w:ascii="Arial Narrow" w:eastAsia="Arial Narrow" w:hAnsi="Arial Narrow" w:cs="Arial Narrow"/>
           <w:kern w:val="0"/>
-          <w14:ligatures w14:val="none"/>
+          <ns2:ligatures ns2:val="none"/>
         </w:rPr>
         <w:t xml:space="preserve">, en tanto </w:t>
       </w:r>
@@ -5117,7 +5117,7 @@
         <w:rPr>
           <w:rFonts w:ascii="Arial Narrow" w:eastAsia="Arial Narrow" w:hAnsi="Arial Narrow" w:cs="Arial Narrow"/>
           <w:kern w:val="0"/>
-          <w14:ligatures w14:val="none"/>
+          <ns2:ligatures ns2:val="none"/>
         </w:rPr>
         <w:t xml:space="preserve">el Banco de Crédito del Perú S.A. </w:t>
       </w:r>
@@ -5125,7 +5125,7 @@
         <w:rPr>
           <w:rFonts w:ascii="Arial Narrow" w:eastAsia="Arial Narrow" w:hAnsi="Arial Narrow" w:cs="Arial Narrow"/>
           <w:kern w:val="0"/>
-          <w14:ligatures w14:val="none"/>
+          <ns2:ligatures ns2:val="none"/>
         </w:rPr>
         <w:t xml:space="preserve">habría </w:t>
       </w:r>
@@ -5133,7 +5133,7 @@
         <w:rPr>
           <w:rFonts w:ascii="Arial Narrow" w:eastAsia="Arial Narrow" w:hAnsi="Arial Narrow" w:cs="Arial Narrow"/>
           <w:kern w:val="0"/>
-          <w14:ligatures w14:val="none"/>
+          <ns2:ligatures ns2:val="none"/>
         </w:rPr>
         <w:t>modificado indebidamente</w:t>
       </w:r>
@@ -5141,7 +5141,7 @@
         <w:rPr>
           <w:rFonts w:ascii="Arial Narrow" w:eastAsia="Arial Narrow" w:hAnsi="Arial Narrow" w:cs="Arial Narrow"/>
           <w:kern w:val="0"/>
-          <w14:ligatures w14:val="none"/>
+          <ns2:ligatures ns2:val="none"/>
         </w:rPr>
         <w:t xml:space="preserve"> el 26 de noviembre de 2025 la cuota de</w:t>
       </w:r>
@@ -5149,7 +5149,7 @@
         <w:rPr>
           <w:rFonts w:ascii="Arial Narrow" w:eastAsia="Arial Narrow" w:hAnsi="Arial Narrow" w:cs="Arial Narrow"/>
           <w:kern w:val="0"/>
-          <w14:ligatures w14:val="none"/>
+          <ns2:ligatures ns2:val="none"/>
         </w:rPr>
         <w:t xml:space="preserve">l </w:t>
       </w:r>
@@ -5157,7 +5157,7 @@
         <w:rPr>
           <w:rFonts w:ascii="Arial Narrow" w:eastAsia="Arial Narrow" w:hAnsi="Arial Narrow" w:cs="Arial Narrow"/>
           <w:kern w:val="0"/>
-          <w14:ligatures w14:val="none"/>
+          <ns2:ligatures ns2:val="none"/>
         </w:rPr>
         <w:t>crédito vehicular</w:t>
       </w:r>
@@ -5165,7 +5165,7 @@
         <w:rPr>
           <w:rFonts w:ascii="Arial Narrow" w:eastAsia="Arial Narrow" w:hAnsi="Arial Narrow" w:cs="Arial Narrow"/>
           <w:kern w:val="0"/>
-          <w14:ligatures w14:val="none"/>
+          <ns2:ligatures ns2:val="none"/>
         </w:rPr>
         <w:t xml:space="preserve"> del denunciante</w:t>
       </w:r>
@@ -5173,7 +5173,7 @@
         <w:rPr>
           <w:rFonts w:ascii="Arial Narrow" w:eastAsia="Arial Narrow" w:hAnsi="Arial Narrow" w:cs="Arial Narrow"/>
           <w:kern w:val="0"/>
-          <w14:ligatures w14:val="none"/>
+          <ns2:ligatures ns2:val="none"/>
         </w:rPr>
         <w:t xml:space="preserve"> de S/ 1 582,00 a</w:t>
       </w:r>
@@ -5181,7 +5181,7 @@
         <w:rPr>
           <w:rFonts w:ascii="Arial Narrow" w:eastAsia="Arial Narrow" w:hAnsi="Arial Narrow" w:cs="Arial Narrow"/>
           <w:kern w:val="0"/>
-          <w14:ligatures w14:val="none"/>
+          <ns2:ligatures ns2:val="none"/>
         </w:rPr>
         <w:t>l monto no pactado de</w:t>
       </w:r>
@@ -5189,12 +5189,12 @@
         <w:rPr>
           <w:rFonts w:ascii="Arial Narrow" w:eastAsia="Arial Narrow" w:hAnsi="Arial Narrow" w:cs="Arial Narrow"/>
           <w:kern w:val="0"/>
-          <w14:ligatures w14:val="none"/>
+          <ns2:ligatures ns2:val="none"/>
         </w:rPr>
         <w:t xml:space="preserve"> S/ 1 968,58.</w:t>
       </w:r>
     </w:p>
-    <w:p>
+    <w:p ns2:paraId="5DA65562" ns2:textId="77777777">
       <w:pPr>
         <w:pStyle w:val="Prrafodelista"/>
         <w:spacing w:after="0" w:line="240" w:lineRule="auto"/>
@@ -5203,11 +5203,11 @@
         <w:rPr>
           <w:rFonts w:ascii="Arial Narrow" w:eastAsia="Arial Narrow" w:hAnsi="Arial Narrow" w:cs="Arial Narrow"/>
           <w:kern w:val="0"/>
-          <w14:ligatures w14:val="none"/>
-        </w:rPr>
-      </w:pPr>
-    </w:p>
-    <w:p>
+          <ns2:ligatures ns2:val="none"/>
+        </w:rPr>
+      </w:pPr>
+    </w:p>
+    <w:p ns2:paraId="51267AA0" ns2:textId="049A6674">
       <w:pPr>
         <w:pStyle w:val="Prrafodelista"/>
         <w:numPr>
@@ -5223,14 +5223,14 @@
         <w:rPr>
           <w:rFonts w:ascii="Arial Narrow" w:eastAsia="Arial Narrow" w:hAnsi="Arial Narrow" w:cs="Arial Narrow"/>
           <w:kern w:val="0"/>
-          <w14:ligatures w14:val="none"/>
-        </w:rPr>
-      </w:pPr>
-      <w:r>
-        <w:rPr>
-          <w:rFonts w:ascii="Arial Narrow" w:eastAsia="Arial Narrow" w:hAnsi="Arial Narrow" w:cs="Arial Narrow"/>
-          <w:kern w:val="0"/>
-          <w14:ligatures w14:val="none"/>
+          <ns2:ligatures ns2:val="none"/>
+        </w:rPr>
+      </w:pPr>
+      <w:r>
+        <w:rPr>
+          <w:rFonts w:ascii="Arial Narrow" w:eastAsia="Arial Narrow" w:hAnsi="Arial Narrow" w:cs="Arial Narrow"/>
+          <w:kern w:val="0"/>
+          <ns2:ligatures ns2:val="none"/>
         </w:rPr>
         <w:t xml:space="preserve">Presunta </w:t>
       </w:r>
@@ -5238,7 +5238,7 @@
         <w:rPr>
           <w:rFonts w:ascii="Arial Narrow" w:eastAsia="Arial Narrow" w:hAnsi="Arial Narrow" w:cs="Arial Narrow"/>
           <w:kern w:val="0"/>
-          <w14:ligatures w14:val="none"/>
+          <ns2:ligatures ns2:val="none"/>
         </w:rPr>
         <w:t>infracción a los artículos 18 y 19 de la Ley</w:t>
       </w:r>
@@ -5246,7 +5246,7 @@
         <w:rPr>
           <w:rFonts w:ascii="Arial Narrow" w:eastAsia="Arial Narrow" w:hAnsi="Arial Narrow" w:cs="Arial Narrow"/>
           <w:kern w:val="0"/>
-          <w14:ligatures w14:val="none"/>
+          <ns2:ligatures ns2:val="none"/>
         </w:rPr>
         <w:t xml:space="preserve"> </w:t>
       </w:r>
@@ -5255,7 +5255,7 @@
         <w:rPr>
           <w:rFonts w:ascii="Arial Narrow" w:eastAsia="Arial Narrow" w:hAnsi="Arial Narrow" w:cs="Arial Narrow"/>
           <w:kern w:val="0"/>
-          <w14:ligatures w14:val="none"/>
+          <ns2:ligatures ns2:val="none"/>
         </w:rPr>
         <w:t/>
       </w:r>
@@ -5264,7 +5264,7 @@
         <w:rPr>
           <w:rFonts w:ascii="Arial Narrow" w:eastAsia="Arial Narrow" w:hAnsi="Arial Narrow" w:cs="Arial Narrow"/>
           <w:kern w:val="0"/>
-          <w14:ligatures w14:val="none"/>
+          <ns2:ligatures ns2:val="none"/>
         </w:rPr>
         <w:t xml:space="preserve"> 29571, Código de Protección y Defensa del Consumidor</w:t>
       </w:r>
@@ -5272,7 +5272,7 @@
         <w:rPr>
           <w:rFonts w:ascii="Arial Narrow" w:eastAsia="Arial Narrow" w:hAnsi="Arial Narrow" w:cs="Arial Narrow"/>
           <w:kern w:val="0"/>
-          <w14:ligatures w14:val="none"/>
+          <ns2:ligatures ns2:val="none"/>
         </w:rPr>
         <w:t xml:space="preserve">, en tanto </w:t>
       </w:r>
@@ -5280,7 +5280,7 @@
         <w:rPr>
           <w:rFonts w:ascii="Arial Narrow" w:eastAsia="Arial Narrow" w:hAnsi="Arial Narrow" w:cs="Arial Narrow"/>
           <w:kern w:val="0"/>
-          <w14:ligatures w14:val="none"/>
+          <ns2:ligatures ns2:val="none"/>
         </w:rPr>
         <w:t xml:space="preserve">el Banco de Crédito del Perú S.A. </w:t>
       </w:r>
@@ -5288,7 +5288,7 @@
         <w:rPr>
           <w:rFonts w:ascii="Arial Narrow" w:eastAsia="Arial Narrow" w:hAnsi="Arial Narrow" w:cs="Arial Narrow"/>
           <w:kern w:val="0"/>
-          <w14:ligatures w14:val="none"/>
+          <ns2:ligatures ns2:val="none"/>
         </w:rPr>
         <w:t xml:space="preserve">habría efectuado el 6 de diciembre de 2025 un cobro indebido al debitar de la cuenta de ahorros del </w:t>
       </w:r>
@@ -5296,7 +5296,7 @@
         <w:rPr>
           <w:rFonts w:ascii="Arial Narrow" w:eastAsia="Arial Narrow" w:hAnsi="Arial Narrow" w:cs="Arial Narrow"/>
           <w:kern w:val="0"/>
-          <w14:ligatures w14:val="none"/>
+          <ns2:ligatures ns2:val="none"/>
         </w:rPr>
         <w:t xml:space="preserve">denunciante </w:t>
       </w:r>
@@ -5304,12 +5304,12 @@
         <w:rPr>
           <w:rFonts w:ascii="Arial Narrow" w:eastAsia="Arial Narrow" w:hAnsi="Arial Narrow" w:cs="Arial Narrow"/>
           <w:kern w:val="0"/>
-          <w14:ligatures w14:val="none"/>
+          <ns2:ligatures ns2:val="none"/>
         </w:rPr>
         <w:t>la suma de S/ 1 590,38, monto superior a la cuota mensual pactada de S/ 1 582,00.</w:t>
       </w:r>
     </w:p>
-    <w:p>
+    <w:p ns2:paraId="3E9C439B" ns2:textId="77777777">
       <w:pPr>
         <w:spacing w:after="0" w:line="240" w:lineRule="auto"/>
         <w:contextualSpacing/>
@@ -5317,11 +5317,11 @@
         <w:rPr>
           <w:rFonts w:ascii="Arial Narrow" w:eastAsia="Arial Narrow" w:hAnsi="Arial Narrow" w:cs="Arial Narrow"/>
           <w:kern w:val="0"/>
-          <w14:ligatures w14:val="none"/>
-        </w:rPr>
-      </w:pPr>
-    </w:p>
-    <w:p>
+          <ns2:ligatures ns2:val="none"/>
+        </w:rPr>
+      </w:pPr>
+    </w:p>
+    <w:p ns2:paraId="0BDA63A9" ns2:textId="2F502B1B">
       <w:pPr>
         <w:pStyle w:val="Prrafodelista"/>
         <w:numPr>
@@ -5337,14 +5337,14 @@
         <w:rPr>
           <w:rFonts w:ascii="Arial Narrow" w:eastAsia="Arial Narrow" w:hAnsi="Arial Narrow" w:cs="Arial Narrow"/>
           <w:kern w:val="0"/>
-          <w14:ligatures w14:val="none"/>
-        </w:rPr>
-      </w:pPr>
-      <w:r>
-        <w:rPr>
-          <w:rFonts w:ascii="Arial Narrow" w:eastAsia="Arial Narrow" w:hAnsi="Arial Narrow" w:cs="Arial Narrow"/>
-          <w:kern w:val="0"/>
-          <w14:ligatures w14:val="none"/>
+          <ns2:ligatures ns2:val="none"/>
+        </w:rPr>
+      </w:pPr>
+      <w:r>
+        <w:rPr>
+          <w:rFonts w:ascii="Arial Narrow" w:eastAsia="Arial Narrow" w:hAnsi="Arial Narrow" w:cs="Arial Narrow"/>
+          <w:kern w:val="0"/>
+          <ns2:ligatures ns2:val="none"/>
         </w:rPr>
         <w:t xml:space="preserve">Presunta </w:t>
       </w:r>
@@ -5352,7 +5352,7 @@
         <w:rPr>
           <w:rFonts w:ascii="Arial Narrow" w:eastAsia="Arial Narrow" w:hAnsi="Arial Narrow" w:cs="Arial Narrow"/>
           <w:kern w:val="0"/>
-          <w14:ligatures w14:val="none"/>
+          <ns2:ligatures ns2:val="none"/>
         </w:rPr>
         <w:t xml:space="preserve">infracción a los artículos 18 y 19 de la Ley </w:t>
       </w:r>
@@ -5361,7 +5361,7 @@
         <w:rPr>
           <w:rFonts w:ascii="Arial Narrow" w:eastAsia="Arial Narrow" w:hAnsi="Arial Narrow" w:cs="Arial Narrow"/>
           <w:kern w:val="0"/>
-          <w14:ligatures w14:val="none"/>
+          <ns2:ligatures ns2:val="none"/>
         </w:rPr>
         <w:t/>
       </w:r>
@@ -5370,7 +5370,7 @@
         <w:rPr>
           <w:rFonts w:ascii="Arial Narrow" w:eastAsia="Arial Narrow" w:hAnsi="Arial Narrow" w:cs="Arial Narrow"/>
           <w:kern w:val="0"/>
-          <w14:ligatures w14:val="none"/>
+          <ns2:ligatures ns2:val="none"/>
         </w:rPr>
         <w:t xml:space="preserve"> </w:t>
       </w:r>
@@ -5378,7 +5378,7 @@
         <w:rPr>
           <w:rFonts w:ascii="Arial Narrow" w:eastAsia="Arial Narrow" w:hAnsi="Arial Narrow" w:cs="Arial Narrow"/>
           <w:kern w:val="0"/>
-          <w14:ligatures w14:val="none"/>
+          <ns2:ligatures ns2:val="none"/>
         </w:rPr>
         <w:t>29571, Código de Protección y Defensa del Consumidor</w:t>
       </w:r>
@@ -5386,7 +5386,7 @@
         <w:rPr>
           <w:rFonts w:ascii="Arial Narrow" w:eastAsia="Arial Narrow" w:hAnsi="Arial Narrow" w:cs="Arial Narrow"/>
           <w:kern w:val="0"/>
-          <w14:ligatures w14:val="none"/>
+          <ns2:ligatures ns2:val="none"/>
         </w:rPr>
         <w:t xml:space="preserve">, en tanto </w:t>
       </w:r>
@@ -5394,7 +5394,7 @@
         <w:rPr>
           <w:rFonts w:ascii="Arial Narrow" w:eastAsia="Arial Narrow" w:hAnsi="Arial Narrow" w:cs="Arial Narrow"/>
           <w:kern w:val="0"/>
-          <w14:ligatures w14:val="none"/>
+          <ns2:ligatures ns2:val="none"/>
         </w:rPr>
         <w:t xml:space="preserve">el Banco de Crédito del Perú S.A. </w:t>
       </w:r>
@@ -5402,7 +5402,7 @@
         <w:rPr>
           <w:rFonts w:ascii="Arial Narrow" w:eastAsia="Arial Narrow" w:hAnsi="Arial Narrow" w:cs="Arial Narrow"/>
           <w:kern w:val="0"/>
-          <w14:ligatures w14:val="none"/>
+          <ns2:ligatures ns2:val="none"/>
         </w:rPr>
         <w:t xml:space="preserve">habría realizado </w:t>
       </w:r>
@@ -5410,7 +5410,7 @@
         <w:rPr>
           <w:rFonts w:ascii="Arial Narrow" w:eastAsia="Arial Narrow" w:hAnsi="Arial Narrow" w:cs="Arial Narrow"/>
           <w:kern w:val="0"/>
-          <w14:ligatures w14:val="none"/>
+          <ns2:ligatures ns2:val="none"/>
         </w:rPr>
         <w:t>indebidamente</w:t>
       </w:r>
@@ -5418,7 +5418,7 @@
         <w:rPr>
           <w:rFonts w:ascii="Arial Narrow" w:eastAsia="Arial Narrow" w:hAnsi="Arial Narrow" w:cs="Arial Narrow"/>
           <w:kern w:val="0"/>
-          <w14:ligatures w14:val="none"/>
+          <ns2:ligatures ns2:val="none"/>
         </w:rPr>
         <w:t xml:space="preserve"> débitos en la cuenta de ahorros de la cónyuge del </w:t>
       </w:r>
@@ -5426,7 +5426,7 @@
         <w:rPr>
           <w:rFonts w:ascii="Arial Narrow" w:eastAsia="Arial Narrow" w:hAnsi="Arial Narrow" w:cs="Arial Narrow"/>
           <w:kern w:val="0"/>
-          <w14:ligatures w14:val="none"/>
+          <ns2:ligatures ns2:val="none"/>
         </w:rPr>
         <w:t xml:space="preserve">denunciante </w:t>
       </w:r>
@@ -5434,7 +5434,7 @@
         <w:rPr>
           <w:rFonts w:ascii="Arial Narrow" w:eastAsia="Arial Narrow" w:hAnsi="Arial Narrow" w:cs="Arial Narrow"/>
           <w:kern w:val="0"/>
-          <w14:ligatures w14:val="none"/>
+          <ns2:ligatures ns2:val="none"/>
         </w:rPr>
         <w:t>para cubrir cargos vinculados a</w:t>
       </w:r>
@@ -5442,7 +5442,7 @@
         <w:rPr>
           <w:rFonts w:ascii="Arial Narrow" w:eastAsia="Arial Narrow" w:hAnsi="Arial Narrow" w:cs="Arial Narrow"/>
           <w:kern w:val="0"/>
-          <w14:ligatures w14:val="none"/>
+          <ns2:ligatures ns2:val="none"/>
         </w:rPr>
         <w:t>l Seguro Vehicular que no contrató</w:t>
       </w:r>
@@ -5450,12 +5450,12 @@
         <w:rPr>
           <w:rFonts w:ascii="Arial Narrow" w:eastAsia="Arial Narrow" w:hAnsi="Arial Narrow" w:cs="Arial Narrow"/>
           <w:kern w:val="0"/>
-          <w14:ligatures w14:val="none"/>
+          <ns2:ligatures ns2:val="none"/>
         </w:rPr>
         <w:t>.</w:t>
       </w:r>
     </w:p>
-    <w:p>
+    <w:p ns2:paraId="487BBC2B" ns2:textId="77777777">
       <w:pPr>
         <w:spacing w:after="0" w:line="240" w:lineRule="auto"/>
         <w:contextualSpacing/>
@@ -5463,11 +5463,11 @@
         <w:rPr>
           <w:rFonts w:ascii="Arial Narrow" w:eastAsia="Arial Narrow" w:hAnsi="Arial Narrow" w:cs="Arial Narrow"/>
           <w:kern w:val="0"/>
-          <w14:ligatures w14:val="none"/>
-        </w:rPr>
-      </w:pPr>
-    </w:p>
-    <w:p>
+          <ns2:ligatures ns2:val="none"/>
+        </w:rPr>
+      </w:pPr>
+    </w:p>
+    <w:p ns2:paraId="0A7257DB" ns2:textId="7260D92C">
       <w:pPr>
         <w:pStyle w:val="Prrafodelista"/>
         <w:numPr>
@@ -5480,14 +5480,14 @@
         <w:rPr>
           <w:rFonts w:ascii="Arial Narrow" w:eastAsia="Arial Narrow" w:hAnsi="Arial Narrow" w:cs="Arial Narrow"/>
           <w:kern w:val="0"/>
-          <w14:ligatures w14:val="none"/>
-        </w:rPr>
-      </w:pPr>
-      <w:r>
-        <w:rPr>
-          <w:rFonts w:ascii="Arial Narrow" w:eastAsia="Arial Narrow" w:hAnsi="Arial Narrow" w:cs="Arial Narrow"/>
-          <w:kern w:val="0"/>
-          <w14:ligatures w14:val="none"/>
+          <ns2:ligatures ns2:val="none"/>
+        </w:rPr>
+      </w:pPr>
+      <w:r>
+        <w:rPr>
+          <w:rFonts w:ascii="Arial Narrow" w:eastAsia="Arial Narrow" w:hAnsi="Arial Narrow" w:cs="Arial Narrow"/>
+          <w:kern w:val="0"/>
+          <ns2:ligatures ns2:val="none"/>
         </w:rPr>
         <w:t xml:space="preserve">Presunta </w:t>
       </w:r>
@@ -5495,7 +5495,7 @@
         <w:rPr>
           <w:rFonts w:ascii="Arial Narrow" w:eastAsia="Arial Narrow" w:hAnsi="Arial Narrow" w:cs="Arial Narrow"/>
           <w:kern w:val="0"/>
-          <w14:ligatures w14:val="none"/>
+          <ns2:ligatures ns2:val="none"/>
         </w:rPr>
         <w:t>infracción a los artículos 18 y 19 de la Ley</w:t>
       </w:r>
@@ -5503,7 +5503,7 @@
         <w:rPr>
           <w:rFonts w:ascii="Arial Narrow" w:eastAsia="Arial Narrow" w:hAnsi="Arial Narrow" w:cs="Arial Narrow"/>
           <w:kern w:val="0"/>
-          <w14:ligatures w14:val="none"/>
+          <ns2:ligatures ns2:val="none"/>
         </w:rPr>
         <w:t xml:space="preserve"> </w:t>
       </w:r>
@@ -5512,7 +5512,7 @@
         <w:rPr>
           <w:rFonts w:ascii="Arial Narrow" w:eastAsia="Arial Narrow" w:hAnsi="Arial Narrow" w:cs="Arial Narrow"/>
           <w:kern w:val="0"/>
-          <w14:ligatures w14:val="none"/>
+          <ns2:ligatures ns2:val="none"/>
         </w:rPr>
         <w:t/>
       </w:r>
@@ -5521,7 +5521,7 @@
         <w:rPr>
           <w:rFonts w:ascii="Arial Narrow" w:eastAsia="Arial Narrow" w:hAnsi="Arial Narrow" w:cs="Arial Narrow"/>
           <w:kern w:val="0"/>
-          <w14:ligatures w14:val="none"/>
+          <ns2:ligatures ns2:val="none"/>
         </w:rPr>
         <w:t xml:space="preserve"> 29571, Código de Protección y Defensa del Consumidor</w:t>
       </w:r>
@@ -5529,7 +5529,7 @@
         <w:rPr>
           <w:rFonts w:ascii="Arial Narrow" w:eastAsia="Arial Narrow" w:hAnsi="Arial Narrow" w:cs="Arial Narrow"/>
           <w:kern w:val="0"/>
-          <w14:ligatures w14:val="none"/>
+          <ns2:ligatures ns2:val="none"/>
         </w:rPr>
         <w:t xml:space="preserve">, en tanto </w:t>
       </w:r>
@@ -5537,7 +5537,7 @@
         <w:rPr>
           <w:rFonts w:ascii="Arial Narrow" w:eastAsia="Arial Narrow" w:hAnsi="Arial Narrow" w:cs="Arial Narrow"/>
           <w:kern w:val="0"/>
-          <w14:ligatures w14:val="none"/>
+          <ns2:ligatures ns2:val="none"/>
         </w:rPr>
         <w:t xml:space="preserve">el Banco de Crédito del Perú S.A. </w:t>
       </w:r>
@@ -5545,7 +5545,7 @@
         <w:rPr>
           <w:rFonts w:ascii="Arial Narrow" w:eastAsia="Arial Narrow" w:hAnsi="Arial Narrow" w:cs="Arial Narrow"/>
           <w:kern w:val="0"/>
-          <w14:ligatures w14:val="none"/>
+          <ns2:ligatures ns2:val="none"/>
         </w:rPr>
         <w:t>habría generado restricciones</w:t>
       </w:r>
@@ -5553,7 +5553,7 @@
         <w:rPr>
           <w:rFonts w:ascii="Arial Narrow" w:eastAsia="Arial Narrow" w:hAnsi="Arial Narrow" w:cs="Arial Narrow"/>
           <w:kern w:val="0"/>
-          <w14:ligatures w14:val="none"/>
+          <ns2:ligatures ns2:val="none"/>
         </w:rPr>
         <w:t xml:space="preserve"> indebidas</w:t>
       </w:r>
@@ -5561,7 +5561,7 @@
         <w:rPr>
           <w:rFonts w:ascii="Arial Narrow" w:eastAsia="Arial Narrow" w:hAnsi="Arial Narrow" w:cs="Arial Narrow"/>
           <w:kern w:val="0"/>
-          <w14:ligatures w14:val="none"/>
+          <ns2:ligatures ns2:val="none"/>
         </w:rPr>
         <w:t xml:space="preserve"> en el uso de la cuenta de ahorros y de la aplicación YAPE del </w:t>
       </w:r>
@@ -5569,7 +5569,7 @@
         <w:rPr>
           <w:rFonts w:ascii="Arial Narrow" w:eastAsia="Arial Narrow" w:hAnsi="Arial Narrow" w:cs="Arial Narrow"/>
           <w:kern w:val="0"/>
-          <w14:ligatures w14:val="none"/>
+          <ns2:ligatures ns2:val="none"/>
         </w:rPr>
         <w:t xml:space="preserve">denunciante </w:t>
       </w:r>
@@ -5577,7 +5577,7 @@
         <w:rPr>
           <w:rFonts w:ascii="Arial Narrow" w:eastAsia="Arial Narrow" w:hAnsi="Arial Narrow" w:cs="Arial Narrow"/>
           <w:kern w:val="0"/>
-          <w14:ligatures w14:val="none"/>
+          <ns2:ligatures ns2:val="none"/>
         </w:rPr>
         <w:t xml:space="preserve">como consecuencia de los débitos efectuados vinculados </w:t>
       </w:r>
@@ -5585,7 +5585,7 @@
         <w:rPr>
           <w:rFonts w:ascii="Arial Narrow" w:eastAsia="Arial Narrow" w:hAnsi="Arial Narrow" w:cs="Arial Narrow"/>
           <w:kern w:val="0"/>
-          <w14:ligatures w14:val="none"/>
+          <ns2:ligatures ns2:val="none"/>
         </w:rPr>
         <w:t>al Seguro Vehicular</w:t>
       </w:r>
@@ -5593,7 +5593,7 @@
         <w:rPr>
           <w:rFonts w:ascii="Arial Narrow" w:eastAsia="Arial Narrow" w:hAnsi="Arial Narrow" w:cs="Arial Narrow"/>
           <w:kern w:val="0"/>
-          <w14:ligatures w14:val="none"/>
+          <ns2:ligatures ns2:val="none"/>
         </w:rPr>
         <w:t xml:space="preserve"> no contratado</w:t>
       </w:r>
@@ -5601,7 +5601,7 @@
         <w:rPr>
           <w:rFonts w:ascii="Arial Narrow" w:eastAsia="Arial Narrow" w:hAnsi="Arial Narrow" w:cs="Arial Narrow"/>
           <w:kern w:val="0"/>
-          <w14:ligatures w14:val="none"/>
+          <ns2:ligatures ns2:val="none"/>
         </w:rPr>
         <w:t xml:space="preserve"> que fue </w:t>
       </w:r>
@@ -5611,7 +5611,7 @@
           <w:color w:val="000000"/>
           <w:kern w:val="0"/>
           <w:lang w:val="es-ES" w:eastAsia="es-ES"/>
-          <w14:ligatures w14:val="none"/>
+          <ns2:ligatures ns2:val="none"/>
         </w:rPr>
         <w:t>anulado el 11 de diciembre de 2025</w:t>
       </w:r>
@@ -5619,23 +5619,23 @@
         <w:rPr>
           <w:rFonts w:ascii="Arial Narrow" w:eastAsia="Arial Narrow" w:hAnsi="Arial Narrow" w:cs="Arial Narrow"/>
           <w:kern w:val="0"/>
-          <w14:ligatures w14:val="none"/>
+          <ns2:ligatures ns2:val="none"/>
         </w:rPr>
         <w:t>.</w:t>
       </w:r>
     </w:p>
-    <w:p>
+    <w:p ns2:paraId="2744EEFB" ns2:textId="77777777">
       <w:pPr>
         <w:pStyle w:val="Prrafodelista"/>
         <w:spacing w:after="0" w:line="240" w:lineRule="auto"/>
         <w:rPr>
           <w:rFonts w:ascii="Arial Narrow" w:eastAsia="Arial Narrow" w:hAnsi="Arial Narrow" w:cs="Arial Narrow"/>
           <w:kern w:val="0"/>
-          <w14:ligatures w14:val="none"/>
-        </w:rPr>
-      </w:pPr>
-    </w:p>
-    <w:p>
+          <ns2:ligatures ns2:val="none"/>
+        </w:rPr>
+      </w:pPr>
+    </w:p>
+    <w:p ns2:paraId="476921DD" ns2:textId="449404C4">
       <w:pPr>
         <w:pStyle w:val="Prrafodelista"/>
         <w:numPr>
@@ -5651,14 +5651,14 @@
         <w:rPr>
           <w:rFonts w:ascii="Arial Narrow" w:eastAsia="Arial Narrow" w:hAnsi="Arial Narrow" w:cs="Arial Narrow"/>
           <w:kern w:val="0"/>
-          <w14:ligatures w14:val="none"/>
-        </w:rPr>
-      </w:pPr>
-      <w:r>
-        <w:rPr>
-          <w:rFonts w:ascii="Arial Narrow" w:eastAsia="Arial Narrow" w:hAnsi="Arial Narrow" w:cs="Arial Narrow"/>
-          <w:kern w:val="0"/>
-          <w14:ligatures w14:val="none"/>
+          <ns2:ligatures ns2:val="none"/>
+        </w:rPr>
+      </w:pPr>
+      <w:r>
+        <w:rPr>
+          <w:rFonts w:ascii="Arial Narrow" w:eastAsia="Arial Narrow" w:hAnsi="Arial Narrow" w:cs="Arial Narrow"/>
+          <w:kern w:val="0"/>
+          <ns2:ligatures ns2:val="none"/>
         </w:rPr>
         <w:t xml:space="preserve">Presunta infracción </w:t>
       </w:r>
@@ -5666,7 +5666,7 @@
         <w:rPr>
           <w:rFonts w:ascii="Arial Narrow" w:eastAsia="Arial Narrow" w:hAnsi="Arial Narrow" w:cs="Arial Narrow"/>
           <w:kern w:val="0"/>
-          <w14:ligatures w14:val="none"/>
+          <ns2:ligatures ns2:val="none"/>
         </w:rPr>
         <w:t xml:space="preserve">al artículo 1, numeral 1, literal b) y al artículo 2 </w:t>
       </w:r>
@@ -5674,7 +5674,7 @@
         <w:rPr>
           <w:rFonts w:ascii="Arial Narrow" w:eastAsia="Arial Narrow" w:hAnsi="Arial Narrow" w:cs="Arial Narrow"/>
           <w:kern w:val="0"/>
-          <w14:ligatures w14:val="none"/>
+          <ns2:ligatures ns2:val="none"/>
         </w:rPr>
         <w:t>de la Ley</w:t>
       </w:r>
@@ -5682,7 +5682,7 @@
         <w:rPr>
           <w:rFonts w:ascii="Arial Narrow" w:eastAsia="Arial Narrow" w:hAnsi="Arial Narrow" w:cs="Arial Narrow"/>
           <w:kern w:val="0"/>
-          <w14:ligatures w14:val="none"/>
+          <ns2:ligatures ns2:val="none"/>
         </w:rPr>
         <w:t xml:space="preserve"> </w:t>
       </w:r>
@@ -5691,7 +5691,7 @@
         <w:rPr>
           <w:rFonts w:ascii="Arial Narrow" w:eastAsia="Arial Narrow" w:hAnsi="Arial Narrow" w:cs="Arial Narrow"/>
           <w:kern w:val="0"/>
-          <w14:ligatures w14:val="none"/>
+          <ns2:ligatures ns2:val="none"/>
         </w:rPr>
         <w:t/>
       </w:r>
@@ -5700,7 +5700,7 @@
         <w:rPr>
           <w:rFonts w:ascii="Arial Narrow" w:eastAsia="Arial Narrow" w:hAnsi="Arial Narrow" w:cs="Arial Narrow"/>
           <w:kern w:val="0"/>
-          <w14:ligatures w14:val="none"/>
+          <ns2:ligatures ns2:val="none"/>
         </w:rPr>
         <w:t xml:space="preserve"> 29571, Código de Protección y Defensa del Consumidor, en tanto el Banco de Crédito del Perú S.A. habría brindado el 10 de noviembre de 2025 información errónea al comunicar al denunciante que mantenía impaga la prima del Seguro Vehicular asociado a la Póliza </w:t>
       </w:r>
@@ -5709,7 +5709,7 @@
         <w:rPr>
           <w:rFonts w:ascii="Arial Narrow" w:eastAsia="Arial Narrow" w:hAnsi="Arial Narrow" w:cs="Arial Narrow"/>
           <w:kern w:val="0"/>
-          <w14:ligatures w14:val="none"/>
+          <ns2:ligatures ns2:val="none"/>
         </w:rPr>
         <w:t/>
       </w:r>
@@ -5718,23 +5718,23 @@
         <w:rPr>
           <w:rFonts w:ascii="Arial Narrow" w:eastAsia="Arial Narrow" w:hAnsi="Arial Narrow" w:cs="Arial Narrow"/>
           <w:kern w:val="0"/>
-          <w14:ligatures w14:val="none"/>
+          <ns2:ligatures ns2:val="none"/>
         </w:rPr>
         <w:t xml:space="preserve"> 70194001 pese a que se encontraba al día en sus pagos.</w:t>
       </w:r>
     </w:p>
-    <w:p>
+    <w:p ns2:paraId="6AFD23E6" ns2:textId="77777777">
       <w:pPr>
         <w:pStyle w:val="Prrafodelista"/>
         <w:spacing w:after="0" w:line="240" w:lineRule="auto"/>
         <w:rPr>
           <w:rFonts w:ascii="Arial Narrow" w:eastAsia="Arial Narrow" w:hAnsi="Arial Narrow" w:cs="Arial Narrow"/>
           <w:kern w:val="0"/>
-          <w14:ligatures w14:val="none"/>
-        </w:rPr>
-      </w:pPr>
-    </w:p>
-    <w:p>
+          <ns2:ligatures ns2:val="none"/>
+        </w:rPr>
+      </w:pPr>
+    </w:p>
+    <w:p ns2:paraId="6AE152A7" ns2:textId="34D04E19">
       <w:pPr>
         <w:pStyle w:val="Prrafodelista"/>
         <w:numPr>
@@ -5750,14 +5750,14 @@
         <w:rPr>
           <w:rFonts w:ascii="Arial Narrow" w:eastAsia="Arial Narrow" w:hAnsi="Arial Narrow" w:cs="Arial Narrow"/>
           <w:kern w:val="0"/>
-          <w14:ligatures w14:val="none"/>
-        </w:rPr>
-      </w:pPr>
-      <w:r>
-        <w:rPr>
-          <w:rFonts w:ascii="Arial Narrow" w:eastAsia="Arial Narrow" w:hAnsi="Arial Narrow" w:cs="Arial Narrow"/>
-          <w:kern w:val="0"/>
-          <w14:ligatures w14:val="none"/>
+          <ns2:ligatures ns2:val="none"/>
+        </w:rPr>
+      </w:pPr>
+      <w:r>
+        <w:rPr>
+          <w:rFonts w:ascii="Arial Narrow" w:eastAsia="Arial Narrow" w:hAnsi="Arial Narrow" w:cs="Arial Narrow"/>
+          <w:kern w:val="0"/>
+          <ns2:ligatures ns2:val="none"/>
         </w:rPr>
         <w:t xml:space="preserve">Presunta </w:t>
       </w:r>
@@ -5765,7 +5765,7 @@
         <w:rPr>
           <w:rFonts w:ascii="Arial Narrow" w:eastAsia="Arial Narrow" w:hAnsi="Arial Narrow" w:cs="Arial Narrow"/>
           <w:kern w:val="0"/>
-          <w14:ligatures w14:val="none"/>
+          <ns2:ligatures ns2:val="none"/>
         </w:rPr>
         <w:t xml:space="preserve">infracción al literal b) del artículo 56 de la Ley </w:t>
       </w:r>
@@ -5774,7 +5774,7 @@
         <w:rPr>
           <w:rFonts w:ascii="Arial Narrow" w:eastAsia="Arial Narrow" w:hAnsi="Arial Narrow" w:cs="Arial Narrow"/>
           <w:kern w:val="0"/>
-          <w14:ligatures w14:val="none"/>
+          <ns2:ligatures ns2:val="none"/>
         </w:rPr>
         <w:t/>
       </w:r>
@@ -5783,7 +5783,7 @@
         <w:rPr>
           <w:rFonts w:ascii="Arial Narrow" w:eastAsia="Arial Narrow" w:hAnsi="Arial Narrow" w:cs="Arial Narrow"/>
           <w:kern w:val="0"/>
-          <w14:ligatures w14:val="none"/>
+          <ns2:ligatures ns2:val="none"/>
         </w:rPr>
         <w:t xml:space="preserve"> </w:t>
       </w:r>
@@ -5791,7 +5791,7 @@
         <w:rPr>
           <w:rFonts w:ascii="Arial Narrow" w:eastAsia="Arial Narrow" w:hAnsi="Arial Narrow" w:cs="Arial Narrow"/>
           <w:kern w:val="0"/>
-          <w14:ligatures w14:val="none"/>
+          <ns2:ligatures ns2:val="none"/>
         </w:rPr>
         <w:t>29571, Código de Protección y Defensa del Consumidor</w:t>
       </w:r>
@@ -5799,7 +5799,7 @@
         <w:rPr>
           <w:rFonts w:ascii="Arial Narrow" w:eastAsia="Arial Narrow" w:hAnsi="Arial Narrow" w:cs="Arial Narrow"/>
           <w:kern w:val="0"/>
-          <w14:ligatures w14:val="none"/>
+          <ns2:ligatures ns2:val="none"/>
         </w:rPr>
         <w:t xml:space="preserve">, en tanto </w:t>
       </w:r>
@@ -5807,7 +5807,7 @@
         <w:rPr>
           <w:rFonts w:ascii="Arial Narrow" w:eastAsia="Arial Narrow" w:hAnsi="Arial Narrow" w:cs="Arial Narrow"/>
           <w:kern w:val="0"/>
-          <w14:ligatures w14:val="none"/>
+          <ns2:ligatures ns2:val="none"/>
         </w:rPr>
         <w:t xml:space="preserve">el Banco de Crédito del Perú S.A. </w:t>
       </w:r>
@@ -5815,7 +5815,7 @@
         <w:rPr>
           <w:rFonts w:ascii="Arial Narrow" w:eastAsia="Arial Narrow" w:hAnsi="Arial Narrow" w:cs="Arial Narrow"/>
           <w:kern w:val="0"/>
-          <w14:ligatures w14:val="none"/>
+          <ns2:ligatures ns2:val="none"/>
         </w:rPr>
         <w:t xml:space="preserve">habría atribuido indebidamente al </w:t>
       </w:r>
@@ -5823,7 +5823,7 @@
         <w:rPr>
           <w:rFonts w:ascii="Arial Narrow" w:eastAsia="Arial Narrow" w:hAnsi="Arial Narrow" w:cs="Arial Narrow"/>
           <w:kern w:val="0"/>
-          <w14:ligatures w14:val="none"/>
+          <ns2:ligatures ns2:val="none"/>
         </w:rPr>
         <w:t xml:space="preserve">denunciante </w:t>
       </w:r>
@@ -5831,7 +5831,7 @@
         <w:rPr>
           <w:rFonts w:ascii="Arial Narrow" w:eastAsia="Arial Narrow" w:hAnsi="Arial Narrow" w:cs="Arial Narrow"/>
           <w:kern w:val="0"/>
-          <w14:ligatures w14:val="none"/>
+          <ns2:ligatures ns2:val="none"/>
         </w:rPr>
         <w:t xml:space="preserve">un Seguro </w:t>
       </w:r>
@@ -5839,7 +5839,7 @@
         <w:rPr>
           <w:rFonts w:ascii="Arial Narrow" w:eastAsia="Arial Narrow" w:hAnsi="Arial Narrow" w:cs="Arial Narrow"/>
           <w:kern w:val="0"/>
-          <w14:ligatures w14:val="none"/>
+          <ns2:ligatures ns2:val="none"/>
         </w:rPr>
         <w:t>Vehicular</w:t>
       </w:r>
@@ -5847,7 +5847,7 @@
         <w:rPr>
           <w:rFonts w:ascii="Arial Narrow" w:eastAsia="Arial Narrow" w:hAnsi="Arial Narrow" w:cs="Arial Narrow"/>
           <w:kern w:val="0"/>
-          <w14:ligatures w14:val="none"/>
+          <ns2:ligatures ns2:val="none"/>
         </w:rPr>
         <w:t xml:space="preserve"> que no contrató, pese a que contaba con la Póliza </w:t>
       </w:r>
@@ -5856,7 +5856,7 @@
         <w:rPr>
           <w:rFonts w:ascii="Arial Narrow" w:eastAsia="Arial Narrow" w:hAnsi="Arial Narrow" w:cs="Arial Narrow"/>
           <w:kern w:val="0"/>
-          <w14:ligatures w14:val="none"/>
+          <ns2:ligatures ns2:val="none"/>
         </w:rPr>
         <w:t/>
       </w:r>
@@ -5865,12 +5865,12 @@
         <w:rPr>
           <w:rFonts w:ascii="Arial Narrow" w:eastAsia="Arial Narrow" w:hAnsi="Arial Narrow" w:cs="Arial Narrow"/>
           <w:kern w:val="0"/>
-          <w14:ligatures w14:val="none"/>
+          <ns2:ligatures ns2:val="none"/>
         </w:rPr>
         <w:t xml:space="preserve"> 70194001 vigente hasta el 9 de diciembre de 2025.</w:t>
       </w:r>
     </w:p>
-    <w:p>
+    <w:p ns2:paraId="708180D0" ns2:textId="77777777">
       <w:pPr>
         <w:pStyle w:val="Prrafodelista"/>
         <w:spacing w:after="0" w:line="240" w:lineRule="auto"/>
@@ -5879,11 +5879,11 @@
         <w:rPr>
           <w:rFonts w:ascii="Arial Narrow" w:eastAsia="Arial Narrow" w:hAnsi="Arial Narrow" w:cs="Arial Narrow"/>
           <w:kern w:val="0"/>
-          <w14:ligatures w14:val="none"/>
-        </w:rPr>
-      </w:pPr>
-    </w:p>
-    <w:p>
+          <ns2:ligatures ns2:val="none"/>
+        </w:rPr>
+      </w:pPr>
+    </w:p>
+    <w:p ns2:paraId="08316A2C" ns2:textId="041246D1">
       <w:pPr>
         <w:pStyle w:val="Prrafodelista"/>
         <w:numPr>
@@ -5900,14 +5900,14 @@
         <w:rPr>
           <w:rFonts w:ascii="Arial Narrow" w:eastAsia="Arial Narrow" w:hAnsi="Arial Narrow" w:cs="Arial Narrow"/>
           <w:kern w:val="0"/>
-          <w14:ligatures w14:val="none"/>
-        </w:rPr>
-      </w:pPr>
-      <w:r>
-        <w:rPr>
-          <w:rFonts w:ascii="Arial Narrow" w:eastAsia="Arial Narrow" w:hAnsi="Arial Narrow" w:cs="Arial Narrow"/>
-          <w:kern w:val="0"/>
-          <w14:ligatures w14:val="none"/>
+          <ns2:ligatures ns2:val="none"/>
+        </w:rPr>
+      </w:pPr>
+      <w:r>
+        <w:rPr>
+          <w:rFonts w:ascii="Arial Narrow" w:eastAsia="Arial Narrow" w:hAnsi="Arial Narrow" w:cs="Arial Narrow"/>
+          <w:kern w:val="0"/>
+          <ns2:ligatures ns2:val="none"/>
         </w:rPr>
         <w:t xml:space="preserve">Presunta </w:t>
       </w:r>
@@ -5915,7 +5915,7 @@
         <w:rPr>
           <w:rFonts w:ascii="Arial Narrow" w:eastAsia="Arial Narrow" w:hAnsi="Arial Narrow" w:cs="Arial Narrow"/>
           <w:kern w:val="0"/>
-          <w14:ligatures w14:val="none"/>
+          <ns2:ligatures ns2:val="none"/>
         </w:rPr>
         <w:t xml:space="preserve">infracción al numeral 88.1 del artículo 88 de la Ley </w:t>
       </w:r>
@@ -5924,7 +5924,7 @@
         <w:rPr>
           <w:rFonts w:ascii="Arial Narrow" w:eastAsia="Arial Narrow" w:hAnsi="Arial Narrow" w:cs="Arial Narrow"/>
           <w:kern w:val="0"/>
-          <w14:ligatures w14:val="none"/>
+          <ns2:ligatures ns2:val="none"/>
         </w:rPr>
         <w:t/>
       </w:r>
@@ -5933,7 +5933,7 @@
         <w:rPr>
           <w:rFonts w:ascii="Arial Narrow" w:eastAsia="Arial Narrow" w:hAnsi="Arial Narrow" w:cs="Arial Narrow"/>
           <w:kern w:val="0"/>
-          <w14:ligatures w14:val="none"/>
+          <ns2:ligatures ns2:val="none"/>
         </w:rPr>
         <w:t xml:space="preserve"> 29571, Código de Protección y Defensa del Consumidor</w:t>
       </w:r>
@@ -5941,7 +5941,7 @@
         <w:rPr>
           <w:rFonts w:ascii="Arial Narrow" w:eastAsia="Arial Narrow" w:hAnsi="Arial Narrow" w:cs="Arial Narrow"/>
           <w:kern w:val="0"/>
-          <w14:ligatures w14:val="none"/>
+          <ns2:ligatures ns2:val="none"/>
         </w:rPr>
         <w:t xml:space="preserve">, en tanto </w:t>
       </w:r>
@@ -5949,7 +5949,7 @@
         <w:rPr>
           <w:rFonts w:ascii="Arial Narrow" w:eastAsia="Arial Narrow" w:hAnsi="Arial Narrow" w:cs="Arial Narrow"/>
           <w:kern w:val="0"/>
-          <w14:ligatures w14:val="none"/>
+          <ns2:ligatures ns2:val="none"/>
         </w:rPr>
         <w:t xml:space="preserve">el Banco de Crédito del Perú S.A. </w:t>
       </w:r>
@@ -5957,7 +5957,7 @@
         <w:rPr>
           <w:rFonts w:ascii="Arial Narrow" w:eastAsia="Arial Narrow" w:hAnsi="Arial Narrow" w:cs="Arial Narrow"/>
           <w:kern w:val="0"/>
-          <w14:ligatures w14:val="none"/>
+          <ns2:ligatures ns2:val="none"/>
         </w:rPr>
         <w:t>habría emitido el 5 de diciembre de 2025 una respuesta incongruente a la hoja de reclamaciones C47466292</w:t>
       </w:r>
@@ -5965,7 +5965,7 @@
         <w:rPr>
           <w:rFonts w:ascii="Arial Narrow" w:eastAsia="Arial Narrow" w:hAnsi="Arial Narrow" w:cs="Arial Narrow"/>
           <w:kern w:val="0"/>
-          <w14:ligatures w14:val="none"/>
+          <ns2:ligatures ns2:val="none"/>
         </w:rPr>
         <w:t xml:space="preserve"> presentada por el denunciante</w:t>
       </w:r>
@@ -5973,7 +5973,7 @@
         <w:rPr>
           <w:rFonts w:ascii="Arial Narrow" w:eastAsia="Arial Narrow" w:hAnsi="Arial Narrow" w:cs="Arial Narrow"/>
           <w:kern w:val="0"/>
-          <w14:ligatures w14:val="none"/>
+          <ns2:ligatures ns2:val="none"/>
         </w:rPr>
         <w:t xml:space="preserve">, al señalar que solicitó información sobre su crédito vehicular cuando el reclamo </w:t>
       </w:r>
@@ -5981,7 +5981,7 @@
         <w:rPr>
           <w:rFonts w:ascii="Arial Narrow" w:eastAsia="Arial Narrow" w:hAnsi="Arial Narrow" w:cs="Arial Narrow"/>
           <w:kern w:val="0"/>
-          <w14:ligatures w14:val="none"/>
+          <ns2:ligatures ns2:val="none"/>
         </w:rPr>
         <w:t>trataba</w:t>
       </w:r>
@@ -5989,12 +5989,12 @@
         <w:rPr>
           <w:rFonts w:ascii="Arial Narrow" w:eastAsia="Arial Narrow" w:hAnsi="Arial Narrow" w:cs="Arial Narrow"/>
           <w:kern w:val="0"/>
-          <w14:ligatures w14:val="none"/>
+          <ns2:ligatures ns2:val="none"/>
         </w:rPr>
         <w:t xml:space="preserve"> sobre la atribución de un seguro no contratado y la modificación de su cuota.</w:t>
       </w:r>
     </w:p>
-    <w:p>
+    <w:p ns2:paraId="6AC2CDFB" ns2:textId="77777777">
       <w:pPr>
         <w:pStyle w:val="Prrafodelista"/>
         <w:spacing w:after="0" w:line="240" w:lineRule="auto"/>
@@ -6003,11 +6003,11 @@
         <w:rPr>
           <w:rFonts w:ascii="Arial Narrow" w:eastAsia="Arial Narrow" w:hAnsi="Arial Narrow" w:cs="Arial Narrow"/>
           <w:kern w:val="0"/>
-          <w14:ligatures w14:val="none"/>
-        </w:rPr>
-      </w:pPr>
-    </w:p>
-    <w:p>
+          <ns2:ligatures ns2:val="none"/>
+        </w:rPr>
+      </w:pPr>
+    </w:p>
+    <w:p ns2:paraId="78B6D54C" ns2:textId="49067B53">
       <w:pPr>
         <w:pStyle w:val="Prrafodelista"/>
         <w:numPr>
@@ -6023,14 +6023,14 @@
         <w:rPr>
           <w:rFonts w:ascii="Arial Narrow" w:eastAsia="Arial Narrow" w:hAnsi="Arial Narrow" w:cs="Arial Narrow"/>
           <w:kern w:val="0"/>
-          <w14:ligatures w14:val="none"/>
-        </w:rPr>
-      </w:pPr>
-      <w:r>
-        <w:rPr>
-          <w:rFonts w:ascii="Arial Narrow" w:eastAsia="Arial Narrow" w:hAnsi="Arial Narrow" w:cs="Arial Narrow"/>
-          <w:kern w:val="0"/>
-          <w14:ligatures w14:val="none"/>
+          <ns2:ligatures ns2:val="none"/>
+        </w:rPr>
+      </w:pPr>
+      <w:r>
+        <w:rPr>
+          <w:rFonts w:ascii="Arial Narrow" w:eastAsia="Arial Narrow" w:hAnsi="Arial Narrow" w:cs="Arial Narrow"/>
+          <w:kern w:val="0"/>
+          <ns2:ligatures ns2:val="none"/>
         </w:rPr>
         <w:lastRenderedPageBreak/>
         <w:t xml:space="preserve">Presunta </w:t>
@@ -6039,7 +6039,7 @@
         <w:rPr>
           <w:rFonts w:ascii="Arial Narrow" w:eastAsia="Arial Narrow" w:hAnsi="Arial Narrow" w:cs="Arial Narrow"/>
           <w:kern w:val="0"/>
-          <w14:ligatures w14:val="none"/>
+          <ns2:ligatures ns2:val="none"/>
         </w:rPr>
         <w:t xml:space="preserve">infracción al numeral 88.1 del artículo 88 de la Ley </w:t>
       </w:r>
@@ -6048,7 +6048,7 @@
         <w:rPr>
           <w:rFonts w:ascii="Arial Narrow" w:eastAsia="Arial Narrow" w:hAnsi="Arial Narrow" w:cs="Arial Narrow"/>
           <w:kern w:val="0"/>
-          <w14:ligatures w14:val="none"/>
+          <ns2:ligatures ns2:val="none"/>
         </w:rPr>
         <w:t/>
       </w:r>
@@ -6057,7 +6057,7 @@
         <w:rPr>
           <w:rFonts w:ascii="Arial Narrow" w:eastAsia="Arial Narrow" w:hAnsi="Arial Narrow" w:cs="Arial Narrow"/>
           <w:kern w:val="0"/>
-          <w14:ligatures w14:val="none"/>
+          <ns2:ligatures ns2:val="none"/>
         </w:rPr>
         <w:t xml:space="preserve"> 29571, Código de Protección y Defensa del Consumidor</w:t>
       </w:r>
@@ -6065,7 +6065,7 @@
         <w:rPr>
           <w:rFonts w:ascii="Arial Narrow" w:eastAsia="Arial Narrow" w:hAnsi="Arial Narrow" w:cs="Arial Narrow"/>
           <w:kern w:val="0"/>
-          <w14:ligatures w14:val="none"/>
+          <ns2:ligatures ns2:val="none"/>
         </w:rPr>
         <w:t xml:space="preserve">, en tanto el </w:t>
       </w:r>
@@ -6073,7 +6073,7 @@
         <w:rPr>
           <w:rFonts w:ascii="Arial Narrow" w:eastAsia="Arial Narrow" w:hAnsi="Arial Narrow" w:cs="Arial Narrow"/>
           <w:kern w:val="0"/>
-          <w14:ligatures w14:val="none"/>
+          <ns2:ligatures ns2:val="none"/>
         </w:rPr>
         <w:t xml:space="preserve">Banco de Crédito del Perú S.A. </w:t>
       </w:r>
@@ -6081,7 +6081,7 @@
         <w:rPr>
           <w:rFonts w:ascii="Arial Narrow" w:eastAsia="Arial Narrow" w:hAnsi="Arial Narrow" w:cs="Arial Narrow"/>
           <w:kern w:val="0"/>
-          <w14:ligatures w14:val="none"/>
+          <ns2:ligatures ns2:val="none"/>
         </w:rPr>
         <w:t>habría emitido el 16 de diciembre de 2025 una respuesta inadecuada a la hoja de reclamaciones C48061817</w:t>
       </w:r>
@@ -6089,7 +6089,7 @@
         <w:rPr>
           <w:rFonts w:ascii="Arial Narrow" w:eastAsia="Arial Narrow" w:hAnsi="Arial Narrow" w:cs="Arial Narrow"/>
           <w:kern w:val="0"/>
-          <w14:ligatures w14:val="none"/>
+          <ns2:ligatures ns2:val="none"/>
         </w:rPr>
         <w:t xml:space="preserve"> presentada por el denunciante</w:t>
       </w:r>
@@ -6097,7 +6097,7 @@
         <w:rPr>
           <w:rFonts w:ascii="Arial Narrow" w:eastAsia="Arial Narrow" w:hAnsi="Arial Narrow" w:cs="Arial Narrow"/>
           <w:kern w:val="0"/>
-          <w14:ligatures w14:val="none"/>
+          <ns2:ligatures ns2:val="none"/>
         </w:rPr>
         <w:t xml:space="preserve">, al indicar incorrectamente que la Póliza </w:t>
       </w:r>
@@ -6106,7 +6106,7 @@
         <w:rPr>
           <w:rFonts w:ascii="Arial Narrow" w:eastAsia="Arial Narrow" w:hAnsi="Arial Narrow" w:cs="Arial Narrow"/>
           <w:kern w:val="0"/>
-          <w14:ligatures w14:val="none"/>
+          <ns2:ligatures ns2:val="none"/>
         </w:rPr>
         <w:t/>
       </w:r>
@@ -6115,14 +6115,14 @@
         <w:rPr>
           <w:rFonts w:ascii="Arial Narrow" w:eastAsia="Arial Narrow" w:hAnsi="Arial Narrow" w:cs="Arial Narrow"/>
           <w:kern w:val="0"/>
-          <w14:ligatures w14:val="none"/>
+          <ns2:ligatures ns2:val="none"/>
         </w:rPr>
         <w:t xml:space="preserve"> 70194001 venció el 7 de noviembre de 2025 pese a que su vigencia era hasta el 9 de diciembre de 2025.</w:t>
       </w:r>
     </w:p>
     <w:bookmarkEnd w:id="24"/>
     <w:bookmarkEnd w:id="25"/>
-    <w:p>
+    <w:p ns2:paraId="042B3F54" ns2:textId="777BBF33">
       <w:pPr>
         <w:spacing w:after="0" w:line="240" w:lineRule="auto"/>
         <w:contextualSpacing/>
@@ -6130,11 +6130,11 @@
         <w:rPr>
           <w:rFonts w:ascii="Arial Narrow" w:eastAsia="Arial Narrow" w:hAnsi="Arial Narrow" w:cs="Arial Narrow"/>
           <w:kern w:val="0"/>
-          <w14:ligatures w14:val="none"/>
-        </w:rPr>
-      </w:pPr>
-    </w:p>
-    <w:p>
+          <ns2:ligatures ns2:val="none"/>
+        </w:rPr>
+      </w:pPr>
+    </w:p>
+    <w:p ns2:paraId="0A292C9F" ns2:textId="39C9771D">
       <w:pPr>
         <w:spacing w:after="0" w:line="240" w:lineRule="auto"/>
         <w:contextualSpacing/>
@@ -6142,7 +6142,7 @@
         <w:rPr>
           <w:rFonts w:ascii="Arial Narrow" w:eastAsia="Calibri" w:hAnsi="Arial Narrow" w:cs="Arial"/>
           <w:kern w:val="0"/>
-          <w14:ligatures w14:val="none"/>
+          <ns2:ligatures ns2:val="none"/>
         </w:rPr>
       </w:pPr>
       <w:r>
@@ -6152,7 +6152,7 @@
           <w:color w:val="000000"/>
           <w:kern w:val="0"/>
           <w:lang w:eastAsia="es-PE"/>
-          <w14:ligatures w14:val="none"/>
+          <ns2:ligatures ns2:val="none"/>
         </w:rPr>
         <w:t>SEGUNDO:</w:t>
       </w:r>
@@ -6162,7 +6162,7 @@
           <w:color w:val="000000"/>
           <w:kern w:val="0"/>
           <w:lang w:eastAsia="es-PE"/>
-          <w14:ligatures w14:val="none"/>
+          <ns2:ligatures ns2:val="none"/>
         </w:rPr>
         <w:t xml:space="preserve"> tener por ofrecidos los medios probatorios presentados en el escrito de denuncia </w:t>
       </w:r>
@@ -6172,7 +6172,7 @@
           <w:color w:val="000000"/>
           <w:kern w:val="0"/>
           <w:lang w:val="es-ES" w:eastAsia="es-ES"/>
-          <w14:ligatures w14:val="none"/>
+          <ns2:ligatures ns2:val="none"/>
         </w:rPr>
         <w:t xml:space="preserve">del </w:t>
       </w:r>
@@ -6182,7 +6182,7 @@
           <w:color w:val="000000"/>
           <w:kern w:val="0"/>
           <w:lang w:val="es-ES" w:eastAsia="es-ES"/>
-          <w14:ligatures w14:val="none"/>
+          <ns2:ligatures ns2:val="none"/>
         </w:rPr>
         <w:t>26 de diciembre de 2025, complementado mediante dos (2) escritos del 26 de diciembre de 2025</w:t>
       </w:r>
@@ -6190,12 +6190,12 @@
         <w:rPr>
           <w:rFonts w:ascii="Arial Narrow" w:eastAsia="Calibri" w:hAnsi="Arial Narrow" w:cs="Arial"/>
           <w:kern w:val="0"/>
-          <w14:ligatures w14:val="none"/>
+          <ns2:ligatures ns2:val="none"/>
         </w:rPr>
         <w:t>.</w:t>
       </w:r>
     </w:p>
-    <w:p>
+    <w:p ns2:paraId="68A17E97" ns2:textId="77777777">
       <w:pPr>
         <w:spacing w:after="0" w:line="240" w:lineRule="auto"/>
         <w:contextualSpacing/>
@@ -6205,11 +6205,11 @@
           <w:color w:val="000000"/>
           <w:kern w:val="0"/>
           <w:lang w:eastAsia="es-PE"/>
-          <w14:ligatures w14:val="none"/>
-        </w:rPr>
-      </w:pPr>
-    </w:p>
-    <w:p>
+          <ns2:ligatures ns2:val="none"/>
+        </w:rPr>
+      </w:pPr>
+    </w:p>
+    <w:p ns2:paraId="168254DA" ns2:textId="6247B589">
       <w:pPr>
         <w:spacing w:after="0" w:line="240" w:lineRule="auto"/>
         <w:contextualSpacing/>
@@ -6219,7 +6219,7 @@
           <w:color w:val="000000"/>
           <w:kern w:val="0"/>
           <w:lang w:eastAsia="es-PE"/>
-          <w14:ligatures w14:val="none"/>
+          <ns2:ligatures ns2:val="none"/>
         </w:rPr>
       </w:pPr>
       <w:r>
@@ -6229,7 +6229,7 @@
           <w:color w:val="000000"/>
           <w:kern w:val="0"/>
           <w:lang w:eastAsia="es-PE"/>
-          <w14:ligatures w14:val="none"/>
+          <ns2:ligatures ns2:val="none"/>
         </w:rPr>
         <w:t xml:space="preserve">TERCERO: </w:t>
       </w:r>
@@ -6239,7 +6239,7 @@
           <w:color w:val="000000"/>
           <w:kern w:val="0"/>
           <w:lang w:eastAsia="es-PE"/>
-          <w14:ligatures w14:val="none"/>
+          <ns2:ligatures ns2:val="none"/>
         </w:rPr>
         <w:t>requerir a</w:t>
       </w:r>
@@ -6249,7 +6249,7 @@
           <w:color w:val="000000"/>
           <w:kern w:val="0"/>
           <w:lang w:eastAsia="es-PE"/>
-          <w14:ligatures w14:val="none"/>
+          <ns2:ligatures ns2:val="none"/>
         </w:rPr>
         <w:t xml:space="preserve">l </w:t>
       </w:r>
@@ -6260,7 +6260,7 @@
           <w:kern w:val="0"/>
           <w:shd w:val="clear" w:color="auto" w:fill="FFFFFF"/>
           <w:lang w:eastAsia="es-PE"/>
-          <w14:ligatures w14:val="none"/>
+          <ns2:ligatures ns2:val="none"/>
         </w:rPr>
         <w:t xml:space="preserve">Banco de Crédito del Perú S.A. </w:t>
       </w:r>
@@ -6270,12 +6270,12 @@
           <w:color w:val="000000"/>
           <w:kern w:val="0"/>
           <w:lang w:eastAsia="es-PE"/>
-          <w14:ligatures w14:val="none"/>
+          <ns2:ligatures ns2:val="none"/>
         </w:rPr>
         <w:t>que cumpla con lo siguiente:</w:t>
       </w:r>
     </w:p>
-    <w:p>
+    <w:p ns2:paraId="20FDFB8D" ns2:textId="77777777">
       <w:pPr>
         <w:spacing w:after="0" w:line="240" w:lineRule="auto"/>
         <w:contextualSpacing/>
@@ -6285,11 +6285,11 @@
           <w:color w:val="000000"/>
           <w:kern w:val="0"/>
           <w:lang w:eastAsia="es-PE"/>
-          <w14:ligatures w14:val="none"/>
-        </w:rPr>
-      </w:pPr>
-    </w:p>
-    <w:p>
+          <ns2:ligatures ns2:val="none"/>
+        </w:rPr>
+      </w:pPr>
+    </w:p>
+    <w:p ns2:paraId="4AA80738" ns2:textId="77777777">
       <w:pPr>
         <w:numPr>
           <w:ilvl w:val="0"/>
@@ -6304,21 +6304,21 @@
           <w:color w:val="000000"/>
           <w:kern w:val="0"/>
           <w:lang w:eastAsia="es-PE"/>
-          <w14:ligatures w14:val="none"/>
-        </w:rPr>
-      </w:pPr>
-      <w:r>
-        <w:rPr>
-          <w:rFonts w:ascii="Arial Narrow" w:eastAsia="Arial Narrow" w:hAnsi="Arial Narrow" w:cs="Arial Narrow"/>
-          <w:color w:val="000000"/>
-          <w:kern w:val="0"/>
-          <w:lang w:eastAsia="es-PE"/>
-          <w14:ligatures w14:val="none"/>
+          <ns2:ligatures ns2:val="none"/>
+        </w:rPr>
+      </w:pPr>
+      <w:r>
+        <w:rPr>
+          <w:rFonts w:ascii="Arial Narrow" w:eastAsia="Arial Narrow" w:hAnsi="Arial Narrow" w:cs="Arial Narrow"/>
+          <w:color w:val="000000"/>
+          <w:kern w:val="0"/>
+          <w:lang w:eastAsia="es-PE"/>
+          <ns2:ligatures ns2:val="none"/>
         </w:rPr>
         <w:t>presentar documentos que acrediten su inscripción en los Registros Públicos o una declaración jurada que indique que cuenta con dicha inscripción;</w:t>
       </w:r>
     </w:p>
-    <w:p>
+    <w:p ns2:paraId="2B29D59F" ns2:textId="77777777">
       <w:pPr>
         <w:numPr>
           <w:ilvl w:val="0"/>
@@ -6333,21 +6333,21 @@
           <w:color w:val="000000"/>
           <w:kern w:val="0"/>
           <w:lang w:eastAsia="es-PE"/>
-          <w14:ligatures w14:val="none"/>
-        </w:rPr>
-      </w:pPr>
-      <w:r>
-        <w:rPr>
-          <w:rFonts w:ascii="Arial Narrow" w:eastAsia="Arial Narrow" w:hAnsi="Arial Narrow" w:cs="Arial Narrow"/>
-          <w:color w:val="000000"/>
-          <w:kern w:val="0"/>
-          <w:lang w:eastAsia="es-PE"/>
-          <w14:ligatures w14:val="none"/>
+          <ns2:ligatures ns2:val="none"/>
+        </w:rPr>
+      </w:pPr>
+      <w:r>
+        <w:rPr>
+          <w:rFonts w:ascii="Arial Narrow" w:eastAsia="Arial Narrow" w:hAnsi="Arial Narrow" w:cs="Arial Narrow"/>
+          <w:color w:val="000000"/>
+          <w:kern w:val="0"/>
+          <w:lang w:eastAsia="es-PE"/>
+          <ns2:ligatures ns2:val="none"/>
         </w:rPr>
         <w:t>presentar copia simple de las facultades de representación de su representante legal en el presente procedimiento o la declaración jurada que indique que cuenta con dichas facultades y que estas se encuentran vigentes;</w:t>
       </w:r>
     </w:p>
-    <w:p>
+    <w:p ns2:paraId="7EF50C46" ns2:textId="77777777">
       <w:pPr>
         <w:numPr>
           <w:ilvl w:val="0"/>
@@ -6362,21 +6362,21 @@
           <w:color w:val="000000"/>
           <w:kern w:val="0"/>
           <w:lang w:eastAsia="es-PE"/>
-          <w14:ligatures w14:val="none"/>
-        </w:rPr>
-      </w:pPr>
-      <w:r>
-        <w:rPr>
-          <w:rFonts w:ascii="Arial Narrow" w:eastAsia="Arial Narrow" w:hAnsi="Arial Narrow" w:cs="Arial Narrow"/>
-          <w:color w:val="000000"/>
-          <w:kern w:val="0"/>
-          <w:lang w:eastAsia="es-PE"/>
-          <w14:ligatures w14:val="none"/>
+          <ns2:ligatures ns2:val="none"/>
+        </w:rPr>
+      </w:pPr>
+      <w:r>
+        <w:rPr>
+          <w:rFonts w:ascii="Arial Narrow" w:eastAsia="Arial Narrow" w:hAnsi="Arial Narrow" w:cs="Arial Narrow"/>
+          <w:color w:val="000000"/>
+          <w:kern w:val="0"/>
+          <w:lang w:eastAsia="es-PE"/>
+          <ns2:ligatures ns2:val="none"/>
         </w:rPr>
         <w:t>consignar el Número de Registro Único de Contribuyentes (RUC); y,</w:t>
       </w:r>
     </w:p>
-    <w:p>
+    <w:p ns2:paraId="19E4DFA1" ns2:textId="77777777">
       <w:pPr>
         <w:numPr>
           <w:ilvl w:val="0"/>
@@ -6389,16 +6389,16 @@
         <w:rPr>
           <w:rFonts w:ascii="Arial Narrow" w:eastAsia="Calibri" w:hAnsi="Arial Narrow" w:cs="Arial"/>
           <w:kern w:val="0"/>
-          <w14:ligatures w14:val="none"/>
-        </w:rPr>
-      </w:pPr>
-      <w:r>
-        <w:rPr>
-          <w:rFonts w:ascii="Arial Narrow" w:eastAsia="Arial Narrow" w:hAnsi="Arial Narrow" w:cs="Arial Narrow"/>
-          <w:color w:val="000000"/>
-          <w:kern w:val="0"/>
-          <w:lang w:eastAsia="es-PE"/>
-          <w14:ligatures w14:val="none"/>
+          <ns2:ligatures ns2:val="none"/>
+        </w:rPr>
+      </w:pPr>
+      <w:r>
+        <w:rPr>
+          <w:rFonts w:ascii="Arial Narrow" w:eastAsia="Arial Narrow" w:hAnsi="Arial Narrow" w:cs="Arial Narrow"/>
+          <w:color w:val="000000"/>
+          <w:kern w:val="0"/>
+          <w:lang w:eastAsia="es-PE"/>
+          <ns2:ligatures ns2:val="none"/>
         </w:rPr>
         <w:t>fijar domicilio procesal para el procedimiento, de conformidad con el numeral 1 del artículo 442</w:t>
       </w:r>
@@ -6408,7 +6408,7 @@
           <w:color w:val="000000"/>
           <w:kern w:val="0"/>
           <w:lang w:eastAsia="es-PE"/>
-          <w14:ligatures w14:val="none"/>
+          <ns2:ligatures ns2:val="none"/>
         </w:rPr>
         <w:t/>
       </w:r>
@@ -6418,7 +6418,7 @@
           <w:color w:val="000000"/>
           <w:kern w:val="0"/>
           <w:lang w:eastAsia="es-PE"/>
-          <w14:ligatures w14:val="none"/>
+          <ns2:ligatures ns2:val="none"/>
         </w:rPr>
         <w:t xml:space="preserve"> del Código Procesal Civil. </w:t>
       </w:r>
@@ -6426,7 +6426,7 @@
         <w:rPr>
           <w:rFonts w:ascii="Arial Narrow" w:eastAsia="Calibri" w:hAnsi="Arial Narrow" w:cs="Arial"/>
           <w:kern w:val="0"/>
-          <w14:ligatures w14:val="none"/>
+          <ns2:ligatures ns2:val="none"/>
         </w:rPr>
         <w:t>Para ello podrá señalar domicilio físico o una dirección electrónica a la que pueda remitirse las notificaciones</w:t>
       </w:r>
@@ -6435,12 +6435,12 @@
           <w:rFonts w:ascii="Arial Narrow" w:eastAsia="Arial" w:hAnsi="Arial Narrow" w:cs="Arial"/>
           <w:kern w:val="0"/>
           <w:lang w:val="es"/>
-          <w14:ligatures w14:val="none"/>
+          <ns2:ligatures ns2:val="none"/>
         </w:rPr>
         <w:t>;</w:t>
       </w:r>
     </w:p>
-    <w:p>
+    <w:p ns2:paraId="7C63E340" ns2:textId="77777777">
       <w:pPr>
         <w:numPr>
           <w:ilvl w:val="0"/>
@@ -6453,14 +6453,14 @@
         <w:rPr>
           <w:rFonts w:ascii="Arial Narrow" w:eastAsia="Calibri" w:hAnsi="Arial Narrow" w:cs="Arial"/>
           <w:kern w:val="0"/>
-          <w14:ligatures w14:val="none"/>
+          <ns2:ligatures ns2:val="none"/>
         </w:rPr>
       </w:pPr>
       <w:r>
         <w:rPr>
           <w:rFonts w:ascii="Arial Narrow" w:eastAsia="Calibri" w:hAnsi="Arial Narrow" w:cs="Arial"/>
           <w:kern w:val="0"/>
-          <w14:ligatures w14:val="none"/>
+          <ns2:ligatures ns2:val="none"/>
         </w:rPr>
         <w:t xml:space="preserve">en caso califique como </w:t>
       </w:r>
@@ -6469,7 +6469,7 @@
         <w:rPr>
           <w:rFonts w:ascii="Arial Narrow" w:eastAsia="Calibri" w:hAnsi="Arial Narrow" w:cs="Arial"/>
           <w:kern w:val="0"/>
-          <w14:ligatures w14:val="none"/>
+          <ns2:ligatures ns2:val="none"/>
         </w:rPr>
         <w:t>micro empresa</w:t>
       </w:r>
@@ -6478,7 +6478,7 @@
         <w:rPr>
           <w:rFonts w:ascii="Arial Narrow" w:eastAsia="Calibri" w:hAnsi="Arial Narrow" w:cs="Arial"/>
           <w:kern w:val="0"/>
-          <w14:ligatures w14:val="none"/>
+          <ns2:ligatures ns2:val="none"/>
         </w:rPr>
         <w:t xml:space="preserve"> o pequeña empresa, presentar los documentos que acrediten su volumen de ventas o ingresos brutos percibidos el año anterior relativo a todas sus actividades económicas y el número de trabajadores con el que cuenta</w:t>
       </w:r>
@@ -6488,7 +6488,7 @@
           <w:rFonts w:ascii="Arial Narrow" w:eastAsia="Calibri" w:hAnsi="Arial Narrow" w:cs="Arial"/>
           <w:kern w:val="0"/>
           <w:vertAlign w:val="superscript"/>
-          <w14:ligatures w14:val="none"/>
+          <ns2:ligatures ns2:val="none"/>
         </w:rPr>
         <w:footnoteReference w:id="9"/>
       </w:r>
@@ -6496,7 +6496,7 @@
         <w:rPr>
           <w:rFonts w:ascii="Arial Narrow" w:eastAsia="Calibri" w:hAnsi="Arial Narrow" w:cs="Arial"/>
           <w:kern w:val="0"/>
-          <w14:ligatures w14:val="none"/>
+          <ns2:ligatures ns2:val="none"/>
         </w:rPr>
         <w:t>. Ello, a fin de que la Comisión pueda meritar dicha documentación, conforme lo establece el artículo 110</w:t>
       </w:r>
@@ -6506,7 +6506,7 @@
           <w:color w:val="000000"/>
           <w:kern w:val="0"/>
           <w:lang w:eastAsia="es-PE"/>
-          <w14:ligatures w14:val="none"/>
+          <ns2:ligatures ns2:val="none"/>
         </w:rPr>
         <w:t/>
       </w:r>
@@ -6514,7 +6514,7 @@
         <w:rPr>
           <w:rFonts w:ascii="Arial Narrow" w:eastAsia="Calibri" w:hAnsi="Arial Narrow" w:cs="Arial"/>
           <w:kern w:val="0"/>
-          <w14:ligatures w14:val="none"/>
+          <ns2:ligatures ns2:val="none"/>
         </w:rPr>
         <w:t xml:space="preserve"> del </w:t>
       </w:r>
@@ -6523,7 +6523,7 @@
           <w:rFonts w:ascii="Arial Narrow" w:eastAsia="Calibri" w:hAnsi="Arial Narrow" w:cs="Arial"/>
           <w:spacing w:val="-2"/>
           <w:kern w:val="0"/>
-          <w14:ligatures w14:val="none"/>
+          <ns2:ligatures ns2:val="none"/>
         </w:rPr>
         <w:t>Código</w:t>
       </w:r>
@@ -6534,7 +6534,7 @@
           <w:spacing w:val="-2"/>
           <w:kern w:val="0"/>
           <w:vertAlign w:val="superscript"/>
-          <w14:ligatures w14:val="none"/>
+          <ns2:ligatures ns2:val="none"/>
         </w:rPr>
         <w:footnoteReference w:id="10"/>
       </w:r>
@@ -6543,12 +6543,12 @@
           <w:rFonts w:ascii="Arial Narrow" w:eastAsia="Calibri" w:hAnsi="Arial Narrow" w:cs="Arial"/>
           <w:spacing w:val="-2"/>
           <w:kern w:val="0"/>
-          <w14:ligatures w14:val="none"/>
+          <ns2:ligatures ns2:val="none"/>
         </w:rPr>
         <w:t>.</w:t>
       </w:r>
     </w:p>
-    <w:p>
+    <w:p ns2:paraId="1F11FE32" ns2:textId="77777777">
       <w:pPr>
         <w:spacing w:after="0" w:line="240" w:lineRule="auto"/>
         <w:ind w:left="567"/>
@@ -6559,7 +6559,7 @@
           <w:color w:val="000000"/>
           <w:kern w:val="0"/>
           <w:lang w:eastAsia="es-PE"/>
-          <w14:ligatures w14:val="none"/>
+          <ns2:ligatures ns2:val="none"/>
         </w:rPr>
       </w:pPr>
     </w:p>
@@ -6573,7 +6573,53 @@
           <w:color w:val="000000"/>
           <w:kern w:val="0"/>
           <w:lang w:eastAsia="es-PE"/>
-          <w14:ligatures w14:val="none"/>
+          <ns2:ligatures ns2:val="none"/>
+        </w:rPr>
+      </w:pPr>
+      <w:r>
+        <w:rPr>
+          <w:rFonts w:ascii="Arial Narrow" w:hAnsi="Arial Narrow" w:cs="Arial Narrow"/>
+          <w:b w:val="1"/>
+          <w:bCs w:val="1"/>
+          <w:sz w:val="20"/>
+          <w:szCs w:val="20"/>
+        </w:rPr>
+        <w:t xml:space="preserve">CUARTO: </w:t>
+      </w:r>
+      <w:r>
+        <w:rPr>
+          <w:rFonts w:ascii="Arial Narrow" w:hAnsi="Arial Narrow" w:cs="Arial Narrow"/>
+          <w:sz w:val="20"/>
+          <w:szCs w:val="20"/>
+        </w:rPr>
+        <w:t xml:space="preserve">correr traslado de la presente resolución a Banco de Crédito del Perú S.A para que, de conformidad con lo dispuesto por el artículo 26° de la Ley sobre Facultades, Normas y Organización del Indecopi, aprobado por Decreto Legislativo N° 8079, presente sus descargos sobre la imputación de cargos realizada en un plazo no mayor a cinco (5) días hábiles contado a partir del día siguiente de la notificación de la presente resolución, vencido el cual, el Secretario Técnico declarará en rebeldía a los denunciados que no lo hubieran presentado. Debe precisarse que de conformidad con lo establecido por el artículo 223° del Texto Único Ordenado de la Ley N° 27444, Ley del Procedimiento Administrativo General, las alegaciones y los hechos relevantes de la reclamación, salvo que hayan sido específicamente negadas en la contestación, se tendrán por aceptadas o meritadas como ciertas.</w:t>
+      </w:r>
+    </w:p>
+    <w:p ns2:paraId="228F876C" ns2:textId="77777777">
+      <w:pPr>
+        <w:spacing w:after="0" w:line="240" w:lineRule="auto"/>
+        <w:contextualSpacing/>
+        <w:jc w:val="both"/>
+        <w:rPr>
+          <w:rFonts w:ascii="Arial Narrow" w:eastAsia="Arial Narrow" w:hAnsi="Arial Narrow" w:cs="Arial Narrow"/>
+          <w:color w:val="000000"/>
+          <w:kern w:val="0"/>
+          <w:lang w:eastAsia="es-PE"/>
+          <ns2:ligatures ns2:val="none"/>
+        </w:rPr>
+      </w:pPr>
+    </w:p>
+    <w:p ns2:paraId="774AFBA5" ns2:textId="03F9D1D8">
+      <w:pPr>
+        <w:spacing w:after="0" w:line="240" w:lineRule="auto"/>
+        <w:contextualSpacing/>
+        <w:jc w:val="both"/>
+        <w:rPr>
+          <w:rFonts w:ascii="Arial Narrow" w:eastAsia="Times New Roman" w:hAnsi="Arial Narrow" w:cs="Arial"/>
+          <w:color w:val="000000"/>
+          <w:kern w:val="0"/>
+          <w:lang w:val="es-ES" w:eastAsia="es-ES"/>
+          <ns2:ligatures ns2:val="none"/>
         </w:rPr>
       </w:pPr>
       <w:r>
@@ -6583,19 +6629,20 @@
           <w:color w:val="000000"/>
           <w:kern w:val="0"/>
           <w:lang w:eastAsia="es-PE"/>
-          <w14:ligatures w14:val="none"/>
-        </w:rPr>
-        <w:t xml:space="preserve">CUARTO: </w:t>
-      </w:r>
-      <w:r>
-        <w:rPr>
-          <w:rFonts w:ascii="Arial Narrow" w:eastAsia="Arial Narrow" w:hAnsi="Arial Narrow" w:cs="Arial Narrow"/>
-          <w:color w:val="000000"/>
-          <w:kern w:val="0"/>
-          <w:lang w:eastAsia="es-PE"/>
-          <w14:ligatures w14:val="none"/>
-        </w:rPr>
-        <w:t xml:space="preserve">correr traslado de la denuncia interpuesta </w:t>
+          <ns2:ligatures ns2:val="none"/>
+        </w:rPr>
+        <w:t xml:space="preserve">QUINTO: </w:t>
+      </w:r>
+      <w:bookmarkStart w:id="26" w:name="_Hlk188286813"/>
+      <w:r>
+        <w:rPr>
+          <w:rFonts w:ascii="Arial Narrow" w:eastAsia="Times New Roman" w:hAnsi="Arial Narrow" w:cs="Arial"/>
+          <w:color w:val="000000"/>
+          <w:kern w:val="0"/>
+          <w:lang w:eastAsia="es-ES"/>
+          <ns2:ligatures ns2:val="none"/>
+        </w:rPr>
+        <w:t xml:space="preserve">requerir </w:t>
       </w:r>
       <w:r>
         <w:rPr>
@@ -6603,213 +6650,95 @@
           <w:color w:val="000000"/>
           <w:kern w:val="0"/>
           <w:lang w:val="es-ES" w:eastAsia="es-ES"/>
-          <w14:ligatures w14:val="none"/>
-        </w:rPr>
-        <w:t xml:space="preserve">el </w:t>
-      </w:r>
+          <ns2:ligatures ns2:val="none"/>
+        </w:rPr>
+        <w:t xml:space="preserve">que, en un </w:t>
+      </w:r>
+      <w:r>
+        <w:rPr>
+          <w:rFonts w:ascii="Arial Narrow" w:eastAsia="Times New Roman" w:hAnsi="Arial Narrow" w:cs="Arial"/>
+          <w:color w:val="000000"/>
+          <w:kern w:val="0"/>
+          <w:lang w:eastAsia="es-ES"/>
+          <ns2:ligatures ns2:val="none"/>
+        </w:rPr>
+        <w:t>plazo no mayor de cinco (5) días hábiles contado a partir del día siguiente de la notificación de la presente resolución</w:t>
+      </w:r>
+      <w:bookmarkEnd w:id="26"/>
+      <w:r>
+        <w:rPr>
+          <w:rFonts w:ascii="Arial Narrow" w:eastAsia="Times New Roman" w:hAnsi="Arial Narrow" w:cs="Arial"/>
+          <w:color w:val="000000"/>
+          <w:kern w:val="0"/>
+          <w:lang w:eastAsia="es-ES"/>
+          <ns2:ligatures ns2:val="none"/>
+        </w:rPr>
+        <w:t xml:space="preserve">, </w:t>
+      </w:r>
+      <w:bookmarkStart w:id="27" w:name="_Hlk188286828"/>
+      <w:r>
+        <w:rPr>
+          <w:rFonts w:ascii="Arial Narrow" w:eastAsia="Times New Roman" w:hAnsi="Arial Narrow" w:cs="Times New Roman"/>
+          <w:color w:val="000000"/>
+          <w:kern w:val="0"/>
+          <w:shd w:val="clear" w:color="auto" w:fill="FFFFFF"/>
+          <w:lang w:eastAsia="es-PE"/>
+          <ns2:ligatures ns2:val="none"/>
+        </w:rPr>
+        <w:t>el proveedor denunciado</w:t>
+      </w:r>
+      <w:r>
+        <w:rPr>
+          <w:rFonts w:ascii="Arial Narrow" w:eastAsia="Times New Roman" w:hAnsi="Arial Narrow" w:cs="Arial"/>
+          <w:color w:val="000000"/>
+          <w:kern w:val="0"/>
+          <w:lang w:eastAsia="es-ES"/>
+          <ns2:ligatures ns2:val="none"/>
+        </w:rPr>
+        <w:t xml:space="preserve"> </w:t>
+      </w:r>
+      <w:bookmarkEnd w:id="27"/>
       <w:r>
         <w:rPr>
           <w:rFonts w:ascii="Arial Narrow" w:eastAsia="Times New Roman" w:hAnsi="Arial Narrow" w:cs="Arial"/>
           <w:color w:val="000000"/>
           <w:kern w:val="0"/>
           <w:lang w:val="es-ES" w:eastAsia="es-ES"/>
-          <w14:ligatures w14:val="none"/>
-        </w:rPr>
-        <w:t>26 de diciembre de 2025, complementado mediante dos (2) escritos del 26 de diciembre de 2025</w:t>
-      </w:r>
-      <w:r>
-        <w:rPr>
-          <w:rFonts w:ascii="Arial Narrow" w:eastAsia="Calibri" w:hAnsi="Arial Narrow" w:cs="Arial"/>
-          <w:kern w:val="0"/>
-          <w14:ligatures w14:val="none"/>
-        </w:rPr>
-        <w:t xml:space="preserve">, </w:t>
-      </w:r>
-      <w:r>
-        <w:rPr>
-          <w:rFonts w:ascii="Arial Narrow" w:eastAsia="Arial Narrow" w:hAnsi="Arial Narrow" w:cs="Arial Narrow"/>
-          <w:color w:val="000000"/>
-          <w:kern w:val="0"/>
-          <w:lang w:eastAsia="es-PE"/>
-          <w14:ligatures w14:val="none"/>
-        </w:rPr>
-        <w:t>a</w:t>
-      </w:r>
-      <w:r>
-        <w:rPr>
-          <w:rFonts w:ascii="Arial Narrow" w:eastAsia="Arial Narrow" w:hAnsi="Arial Narrow" w:cs="Arial Narrow"/>
-          <w:color w:val="000000"/>
-          <w:kern w:val="0"/>
-          <w:lang w:eastAsia="es-PE"/>
-          <w14:ligatures w14:val="none"/>
-        </w:rPr>
-        <w:t>l</w:t>
-      </w:r>
-      <w:r>
-        <w:rPr>
-          <w:rFonts w:ascii="Arial Narrow" w:eastAsia="Times New Roman" w:hAnsi="Arial Narrow" w:cs="Times New Roman"/>
-          <w:color w:val="000000"/>
-          <w:kern w:val="0"/>
-          <w:shd w:val="clear" w:color="auto" w:fill="FFFFFF"/>
-          <w:lang w:eastAsia="es-PE"/>
-          <w14:ligatures w14:val="none"/>
-        </w:rPr>
-        <w:t xml:space="preserve"> </w:t>
-      </w:r>
-      <w:r>
-        <w:rPr>
-          <w:rFonts w:ascii="Arial Narrow" w:eastAsia="Times New Roman" w:hAnsi="Arial Narrow" w:cs="Times New Roman"/>
-          <w:color w:val="000000"/>
-          <w:kern w:val="0"/>
-          <w:shd w:val="clear" w:color="auto" w:fill="FFFFFF"/>
-          <w:lang w:eastAsia="es-PE"/>
-          <w14:ligatures w14:val="none"/>
-        </w:rPr>
-        <w:t>Banco de Crédito del Perú S.A.</w:t>
-      </w:r>
-      <w:r>
-        <w:rPr>
-          <w:rFonts w:ascii="Arial Narrow" w:eastAsia="Arial Narrow" w:hAnsi="Arial Narrow" w:cs="Arial Narrow"/>
-          <w:color w:val="000000"/>
-          <w:kern w:val="0"/>
-          <w:lang w:eastAsia="es-PE"/>
-          <w14:ligatures w14:val="none"/>
-        </w:rPr>
-        <w:t>, para que, de conformidad con lo dispuesto por el artículo 26</w:t>
-      </w:r>
-      <w:r>
-        <w:rPr>
-          <w:rFonts w:ascii="Arial Narrow" w:eastAsia="Times New Roman" w:hAnsi="Arial Narrow" w:cs="Segoe UI"/>
-          <w:color w:val="000000"/>
-          <w:kern w:val="0"/>
-          <w:lang w:eastAsia="es-PE"/>
-          <w14:ligatures w14:val="none"/>
-        </w:rPr>
-        <w:t/>
-      </w:r>
-      <w:r>
-        <w:rPr>
-          <w:rFonts w:ascii="Arial Narrow" w:eastAsia="Arial Narrow" w:hAnsi="Arial Narrow" w:cs="Arial Narrow"/>
-          <w:color w:val="000000"/>
-          <w:kern w:val="0"/>
-          <w:lang w:eastAsia="es-PE"/>
-          <w14:ligatures w14:val="none"/>
-        </w:rPr>
-        <w:t xml:space="preserve"> de la Ley sobre Facultades, Normas y Organización del Indecopi, aprobada por Decreto Legislativo 807, presente sus descargos en un plazo no mayor de cinco (5) días hábiles contados desde la notificación. </w:t>
-      </w:r>
-    </w:p>
-    <w:p>
-      <w:pPr>
-        <w:spacing w:after="0" w:line="240" w:lineRule="auto"/>
-        <w:contextualSpacing/>
-        <w:jc w:val="both"/>
-        <w:rPr>
-          <w:rFonts w:ascii="Arial Narrow" w:eastAsia="Arial Narrow" w:hAnsi="Arial Narrow" w:cs="Arial Narrow"/>
-          <w:color w:val="000000"/>
-          <w:kern w:val="0"/>
-          <w:lang w:eastAsia="es-PE"/>
-          <w14:ligatures w14:val="none"/>
-        </w:rPr>
-      </w:pPr>
-    </w:p>
-    <w:p>
-      <w:pPr>
-        <w:spacing w:after="0" w:line="240" w:lineRule="auto"/>
-        <w:contextualSpacing/>
-        <w:jc w:val="both"/>
+          <ns2:ligatures ns2:val="none"/>
+        </w:rPr>
+        <w:t xml:space="preserve">cumpla con: </w:t>
+      </w:r>
+      <w:r>
         <w:rPr>
           <w:rFonts w:ascii="Arial Narrow" w:eastAsia="Times New Roman" w:hAnsi="Arial Narrow" w:cs="Arial"/>
           <w:color w:val="000000"/>
           <w:kern w:val="0"/>
           <w:lang w:val="es-ES" w:eastAsia="es-ES"/>
-          <w14:ligatures w14:val="none"/>
-        </w:rPr>
-      </w:pPr>
-      <w:r>
-        <w:rPr>
-          <w:rFonts w:ascii="Arial Narrow" w:eastAsia="Arial Narrow" w:hAnsi="Arial Narrow" w:cs="Arial Narrow"/>
-          <w:b/>
-          <w:color w:val="000000"/>
-          <w:kern w:val="0"/>
-          <w:lang w:eastAsia="es-PE"/>
-          <w14:ligatures w14:val="none"/>
-        </w:rPr>
-        <w:t xml:space="preserve">QUINTO: </w:t>
-      </w:r>
-      <w:bookmarkStart w:id="26" w:name="_Hlk188286813"/>
-      <w:r>
-        <w:rPr>
-          <w:rFonts w:ascii="Arial Narrow" w:eastAsia="Times New Roman" w:hAnsi="Arial Narrow" w:cs="Arial"/>
-          <w:color w:val="000000"/>
-          <w:kern w:val="0"/>
-          <w:lang w:eastAsia="es-ES"/>
-          <w14:ligatures w14:val="none"/>
-        </w:rPr>
-        <w:t xml:space="preserve">requerir </w:t>
-      </w:r>
+          <ns2:ligatures ns2:val="none"/>
+        </w:rPr>
+        <w:t>(i) presentar una copia completa, legible y debidamente suscrita de la Póliza del Seguro Vehicular anulada el 11 de diciembre de 2025, así como el cargo de remisión de la póliza; (</w:t>
+      </w:r>
+      <w:proofErr w:type="spellStart"/>
       <w:r>
         <w:rPr>
           <w:rFonts w:ascii="Arial Narrow" w:eastAsia="Times New Roman" w:hAnsi="Arial Narrow" w:cs="Arial"/>
           <w:color w:val="000000"/>
           <w:kern w:val="0"/>
           <w:lang w:val="es-ES" w:eastAsia="es-ES"/>
-          <w14:ligatures w14:val="none"/>
-        </w:rPr>
-        <w:t xml:space="preserve">que, en un </w:t>
-      </w:r>
-      <w:r>
-        <w:rPr>
-          <w:rFonts w:ascii="Arial Narrow" w:eastAsia="Times New Roman" w:hAnsi="Arial Narrow" w:cs="Arial"/>
-          <w:color w:val="000000"/>
-          <w:kern w:val="0"/>
-          <w:lang w:eastAsia="es-ES"/>
-          <w14:ligatures w14:val="none"/>
-        </w:rPr>
-        <w:t>plazo no mayor de cinco (5) días hábiles contado a partir del día siguiente de la notificación de la presente resolución</w:t>
-      </w:r>
-      <w:bookmarkEnd w:id="26"/>
-      <w:r>
-        <w:rPr>
-          <w:rFonts w:ascii="Arial Narrow" w:eastAsia="Times New Roman" w:hAnsi="Arial Narrow" w:cs="Arial"/>
-          <w:color w:val="000000"/>
-          <w:kern w:val="0"/>
-          <w:lang w:eastAsia="es-ES"/>
-          <w14:ligatures w14:val="none"/>
-        </w:rPr>
-        <w:t xml:space="preserve">, </w:t>
-      </w:r>
-      <w:bookmarkStart w:id="27" w:name="_Hlk188286828"/>
-      <w:r>
-        <w:rPr>
-          <w:rFonts w:ascii="Arial Narrow" w:eastAsia="Times New Roman" w:hAnsi="Arial Narrow" w:cs="Times New Roman"/>
-          <w:color w:val="000000"/>
-          <w:kern w:val="0"/>
-          <w:shd w:val="clear" w:color="auto" w:fill="FFFFFF"/>
-          <w:lang w:eastAsia="es-PE"/>
-          <w14:ligatures w14:val="none"/>
-        </w:rPr>
-        <w:t>el proveedor denunciado</w:t>
-      </w:r>
-      <w:r>
-        <w:rPr>
-          <w:rFonts w:ascii="Arial Narrow" w:eastAsia="Times New Roman" w:hAnsi="Arial Narrow" w:cs="Arial"/>
-          <w:color w:val="000000"/>
-          <w:kern w:val="0"/>
-          <w:lang w:eastAsia="es-ES"/>
-          <w14:ligatures w14:val="none"/>
-        </w:rPr>
-        <w:t xml:space="preserve"> </w:t>
-      </w:r>
-      <w:bookmarkEnd w:id="27"/>
+          <ns2:ligatures ns2:val="none"/>
+        </w:rPr>
+        <w:t>ii</w:t>
+      </w:r>
+      <w:proofErr w:type="spellEnd"/>
       <w:r>
         <w:rPr>
           <w:rFonts w:ascii="Arial Narrow" w:eastAsia="Times New Roman" w:hAnsi="Arial Narrow" w:cs="Arial"/>
           <w:color w:val="000000"/>
           <w:kern w:val="0"/>
           <w:lang w:val="es-ES" w:eastAsia="es-ES"/>
-          <w14:ligatures w14:val="none"/>
-        </w:rPr>
-        <w:t xml:space="preserve">cumpla con: </w:t>
+          <ns2:ligatures ns2:val="none"/>
+        </w:rPr>
+        <w:t xml:space="preserve">) presentar los medios probatorios que acrediten que </w:t>
       </w:r>
       <w:r>
         <w:rPr>
@@ -6817,39 +6746,7 @@
           <w:color w:val="000000"/>
           <w:kern w:val="0"/>
           <w:lang w:val="es-ES" w:eastAsia="es-ES"/>
-          <w14:ligatures w14:val="none"/>
-        </w:rPr>
-        <w:t>(i) presentar una copia completa, legible y debidamente suscrita de la Póliza del Seguro Vehicular anulada el 11 de diciembre de 2025, así como el cargo de remisión de la póliza; (</w:t>
-      </w:r>
-      <w:proofErr w:type="spellStart"/>
-      <w:r>
-        <w:rPr>
-          <w:rFonts w:ascii="Arial Narrow" w:eastAsia="Times New Roman" w:hAnsi="Arial Narrow" w:cs="Arial"/>
-          <w:color w:val="000000"/>
-          <w:kern w:val="0"/>
-          <w:lang w:val="es-ES" w:eastAsia="es-ES"/>
-          <w14:ligatures w14:val="none"/>
-        </w:rPr>
-        <w:t>ii</w:t>
-      </w:r>
-      <w:proofErr w:type="spellEnd"/>
-      <w:r>
-        <w:rPr>
-          <w:rFonts w:ascii="Arial Narrow" w:eastAsia="Times New Roman" w:hAnsi="Arial Narrow" w:cs="Arial"/>
-          <w:color w:val="000000"/>
-          <w:kern w:val="0"/>
-          <w:lang w:val="es-ES" w:eastAsia="es-ES"/>
-          <w14:ligatures w14:val="none"/>
-        </w:rPr>
-        <w:t xml:space="preserve">) presentar los medios probatorios que acrediten que </w:t>
-      </w:r>
-      <w:r>
-        <w:rPr>
-          <w:rFonts w:ascii="Arial Narrow" w:eastAsia="Times New Roman" w:hAnsi="Arial Narrow" w:cs="Arial"/>
-          <w:color w:val="000000"/>
-          <w:kern w:val="0"/>
-          <w:lang w:val="es-ES" w:eastAsia="es-ES"/>
-          <w14:ligatures w14:val="none"/>
+          <ns2:ligatures ns2:val="none"/>
         </w:rPr>
         <w:lastRenderedPageBreak/>
         <w:t>emitir la Póliza del Seguro Vehicular anulada el 11 de diciembre de 2025 fue justificada; y, (</w:t>
@@ -6861,7 +6758,7 @@
           <w:color w:val="000000"/>
           <w:kern w:val="0"/>
           <w:lang w:val="es-ES" w:eastAsia="es-ES"/>
-          <w14:ligatures w14:val="none"/>
+          <ns2:ligatures ns2:val="none"/>
         </w:rPr>
         <w:t>iii</w:t>
       </w:r>
@@ -6872,7 +6769,7 @@
           <w:color w:val="000000"/>
           <w:kern w:val="0"/>
           <w:lang w:val="es-ES" w:eastAsia="es-ES"/>
-          <w14:ligatures w14:val="none"/>
+          <ns2:ligatures ns2:val="none"/>
         </w:rPr>
         <w:t>) presentar todas las comunicaciones cursadas con la parte denunciante en virtud de los hechos materia de denuncia</w:t>
       </w:r>
@@ -6882,12 +6779,12 @@
           <w:color w:val="000000"/>
           <w:kern w:val="0"/>
           <w:lang w:val="es-ES" w:eastAsia="es-ES"/>
-          <w14:ligatures w14:val="none"/>
+          <ns2:ligatures ns2:val="none"/>
         </w:rPr>
         <w:t>.</w:t>
       </w:r>
     </w:p>
-    <w:p>
+    <w:p ns2:paraId="12A4D8BD" ns2:textId="77777777">
       <w:pPr>
         <w:spacing w:after="0" w:line="240" w:lineRule="auto"/>
         <w:contextualSpacing/>
@@ -6898,11 +6795,11 @@
           <w:color w:val="000000"/>
           <w:kern w:val="0"/>
           <w:lang w:val="es-ES" w:eastAsia="es-PE"/>
-          <w14:ligatures w14:val="none"/>
-        </w:rPr>
-      </w:pPr>
-    </w:p>
-    <w:p>
+          <ns2:ligatures ns2:val="none"/>
+        </w:rPr>
+      </w:pPr>
+    </w:p>
+    <w:p ns2:paraId="591B7E6F" ns2:textId="77777777">
       <w:pPr>
         <w:spacing w:after="0" w:line="240" w:lineRule="auto"/>
         <w:contextualSpacing/>
@@ -6912,7 +6809,7 @@
           <w:color w:val="000000"/>
           <w:kern w:val="0"/>
           <w:lang w:eastAsia="es-PE"/>
-          <w14:ligatures w14:val="none"/>
+          <ns2:ligatures ns2:val="none"/>
         </w:rPr>
       </w:pPr>
       <w:r>
@@ -6922,7 +6819,7 @@
           <w:color w:val="000000"/>
           <w:kern w:val="0"/>
           <w:lang w:eastAsia="es-PE"/>
-          <w14:ligatures w14:val="none"/>
+          <ns2:ligatures ns2:val="none"/>
         </w:rPr>
         <w:t>SEXTO:</w:t>
       </w:r>
@@ -6932,7 +6829,7 @@
           <w:color w:val="000000"/>
           <w:kern w:val="0"/>
           <w:lang w:eastAsia="es-PE"/>
-          <w14:ligatures w14:val="none"/>
+          <ns2:ligatures ns2:val="none"/>
         </w:rPr>
         <w:t xml:space="preserve"> </w:t>
       </w:r>
@@ -6943,7 +6840,7 @@
           <w:color w:val="000000"/>
           <w:kern w:val="0"/>
           <w:lang w:eastAsia="es-PE"/>
-          <w14:ligatures w14:val="none"/>
+          <ns2:ligatures ns2:val="none"/>
         </w:rPr>
         <w:t>informar a las partes que el artículo 110</w:t>
       </w:r>
@@ -6953,7 +6850,7 @@
           <w:color w:val="000000"/>
           <w:kern w:val="0"/>
           <w:lang w:eastAsia="es-PE"/>
-          <w14:ligatures w14:val="none"/>
+          <ns2:ligatures ns2:val="none"/>
         </w:rPr>
         <w:t/>
       </w:r>
@@ -6963,7 +6860,7 @@
           <w:color w:val="000000"/>
           <w:kern w:val="0"/>
           <w:lang w:eastAsia="es-PE"/>
-          <w14:ligatures w14:val="none"/>
+          <ns2:ligatures ns2:val="none"/>
         </w:rPr>
         <w:t xml:space="preserve"> de la Ley 29571, Código de Protección y Defensa del Consumidor</w:t>
       </w:r>
@@ -6975,7 +6872,7 @@
           <w:kern w:val="0"/>
           <w:vertAlign w:val="superscript"/>
           <w:lang w:eastAsia="es-PE"/>
-          <w14:ligatures w14:val="none"/>
+          <ns2:ligatures ns2:val="none"/>
         </w:rPr>
         <w:footnoteReference w:id="11"/>
       </w:r>
@@ -6985,7 +6882,7 @@
           <w:color w:val="000000"/>
           <w:kern w:val="0"/>
           <w:lang w:eastAsia="es-PE"/>
-          <w14:ligatures w14:val="none"/>
+          <ns2:ligatures ns2:val="none"/>
         </w:rPr>
         <w:t>, faculta a la Comisión a calificar las infracciones de la referida norma como leves, graves o muy graves e imponer sanciones que van desde una amonestación hasta una multa por un máximo de 450 Unidades Impositivas Tributarias, sin perjuicio de las medidas correctivas, reparadoras y complementarias, que puedan ordenarse de acuerdo a lo estipulado en los artículos 114</w:t>
       </w:r>
@@ -6995,7 +6892,7 @@
           <w:color w:val="000000"/>
           <w:kern w:val="0"/>
           <w:lang w:eastAsia="es-PE"/>
-          <w14:ligatures w14:val="none"/>
+          <ns2:ligatures ns2:val="none"/>
         </w:rPr>
         <w:t/>
       </w:r>
@@ -7005,7 +6902,7 @@
           <w:color w:val="000000"/>
           <w:kern w:val="0"/>
           <w:lang w:eastAsia="es-PE"/>
-          <w14:ligatures w14:val="none"/>
+          <ns2:ligatures ns2:val="none"/>
         </w:rPr>
         <w:t>, 115</w:t>
       </w:r>
@@ -7015,7 +6912,7 @@
           <w:color w:val="000000"/>
           <w:kern w:val="0"/>
           <w:lang w:eastAsia="es-PE"/>
-          <w14:ligatures w14:val="none"/>
+          <ns2:ligatures ns2:val="none"/>
         </w:rPr>
         <w:t/>
       </w:r>
@@ -7025,7 +6922,7 @@
           <w:color w:val="000000"/>
           <w:kern w:val="0"/>
           <w:lang w:eastAsia="es-PE"/>
-          <w14:ligatures w14:val="none"/>
+          <ns2:ligatures ns2:val="none"/>
         </w:rPr>
         <w:t xml:space="preserve"> y 116</w:t>
       </w:r>
@@ -7035,7 +6932,7 @@
           <w:color w:val="000000"/>
           <w:kern w:val="0"/>
           <w:lang w:eastAsia="es-PE"/>
-          <w14:ligatures w14:val="none"/>
+          <ns2:ligatures ns2:val="none"/>
         </w:rPr>
         <w:t/>
       </w:r>
@@ -7045,7 +6942,7 @@
           <w:color w:val="000000"/>
           <w:kern w:val="0"/>
           <w:lang w:eastAsia="es-PE"/>
-          <w14:ligatures w14:val="none"/>
+          <ns2:ligatures ns2:val="none"/>
         </w:rPr>
         <w:t xml:space="preserve"> de la referida norma</w:t>
       </w:r>
@@ -7057,7 +6954,7 @@
           <w:kern w:val="0"/>
           <w:vertAlign w:val="superscript"/>
           <w:lang w:eastAsia="es-PE"/>
-          <w14:ligatures w14:val="none"/>
+          <ns2:ligatures ns2:val="none"/>
         </w:rPr>
         <w:footnoteReference w:id="12"/>
       </w:r>
@@ -7067,7 +6964,7 @@
           <w:color w:val="000000"/>
           <w:kern w:val="0"/>
           <w:lang w:eastAsia="es-PE"/>
-          <w14:ligatures w14:val="none"/>
+          <ns2:ligatures ns2:val="none"/>
         </w:rPr>
         <w:t xml:space="preserve">. </w:t>
       </w:r>
@@ -7078,7 +6975,7 @@
           <w:color w:val="000000"/>
           <w:kern w:val="0"/>
           <w:lang w:eastAsia="es-PE"/>
-          <w14:ligatures w14:val="none"/>
+          <ns2:ligatures ns2:val="none"/>
         </w:rPr>
         <w:lastRenderedPageBreak/>
         <w:t>Asimismo, se consideran circunstancias atenuantes para la graduación de la sanción, el allanamiento de la denuncia o el reconocimiento de las pretensiones en ella contenidas, de acuerdo con el artículo 112</w:t>
@@ -7089,7 +6986,7 @@
           <w:color w:val="000000"/>
           <w:kern w:val="0"/>
           <w:lang w:eastAsia="es-PE"/>
-          <w14:ligatures w14:val="none"/>
+          <ns2:ligatures ns2:val="none"/>
         </w:rPr>
         <w:t/>
       </w:r>
@@ -7099,7 +6996,7 @@
           <w:color w:val="000000"/>
           <w:kern w:val="0"/>
           <w:lang w:eastAsia="es-PE"/>
-          <w14:ligatures w14:val="none"/>
+          <ns2:ligatures ns2:val="none"/>
         </w:rPr>
         <w:t xml:space="preserve"> del Código</w:t>
       </w:r>
@@ -7111,7 +7008,7 @@
           <w:kern w:val="0"/>
           <w:vertAlign w:val="superscript"/>
           <w:lang w:eastAsia="es-PE"/>
-          <w14:ligatures w14:val="none"/>
+          <ns2:ligatures ns2:val="none"/>
         </w:rPr>
         <w:footnoteReference w:id="13"/>
       </w:r>
@@ -7121,12 +7018,12 @@
           <w:color w:val="000000"/>
           <w:kern w:val="0"/>
           <w:lang w:eastAsia="es-PE"/>
-          <w14:ligatures w14:val="none"/>
+          <ns2:ligatures ns2:val="none"/>
         </w:rPr>
         <w:t>.</w:t>
       </w:r>
     </w:p>
-    <w:p>
+    <w:p ns2:paraId="0ECE55DF" ns2:textId="77777777">
       <w:pPr>
         <w:shd w:val="clear" w:color="auto" w:fill="FFFFFF"/>
         <w:spacing w:after="0" w:line="240" w:lineRule="auto"/>
@@ -7138,11 +7035,11 @@
           <w:color w:val="000000"/>
           <w:kern w:val="0"/>
           <w:lang w:eastAsia="es-PE"/>
-          <w14:ligatures w14:val="none"/>
-        </w:rPr>
-      </w:pPr>
-    </w:p>
-    <w:p>
+          <ns2:ligatures ns2:val="none"/>
+        </w:rPr>
+      </w:pPr>
+    </w:p>
+    <w:p ns2:paraId="1CC114EB" ns2:textId="77777777">
       <w:pPr>
         <w:shd w:val="clear" w:color="auto" w:fill="FFFFFF"/>
         <w:spacing w:after="0" w:line="240" w:lineRule="auto"/>
@@ -7153,7 +7050,7 @@
           <w:color w:val="000000"/>
           <w:kern w:val="0"/>
           <w:lang w:eastAsia="es-PE"/>
-          <w14:ligatures w14:val="none"/>
+          <ns2:ligatures ns2:val="none"/>
         </w:rPr>
       </w:pPr>
       <w:r>
@@ -7163,7 +7060,7 @@
           <w:color w:val="000000"/>
           <w:kern w:val="0"/>
           <w:lang w:eastAsia="es-PE"/>
-          <w14:ligatures w14:val="none"/>
+          <ns2:ligatures ns2:val="none"/>
         </w:rPr>
         <w:t>SÉTIMO:</w:t>
       </w:r>
@@ -7173,7 +7070,7 @@
           <w:color w:val="000000"/>
           <w:kern w:val="0"/>
           <w:lang w:eastAsia="es-PE"/>
-          <w14:ligatures w14:val="none"/>
+          <ns2:ligatures ns2:val="none"/>
         </w:rPr>
         <w:t xml:space="preserve"> informar a las partes que conforme a lo establecido en el artículo 39</w:t>
       </w:r>
@@ -7183,7 +7080,7 @@
           <w:color w:val="000000"/>
           <w:kern w:val="0"/>
           <w:lang w:eastAsia="es-PE"/>
-          <w14:ligatures w14:val="none"/>
+          <ns2:ligatures ns2:val="none"/>
         </w:rPr>
         <w:t/>
       </w:r>
@@ -7193,12 +7090,12 @@
           <w:color w:val="000000"/>
           <w:kern w:val="0"/>
           <w:lang w:eastAsia="es-PE"/>
-          <w14:ligatures w14:val="none"/>
+          <ns2:ligatures ns2:val="none"/>
         </w:rPr>
         <w:t xml:space="preserve"> de la Ley sobre Facultades, Normas y Organización del Indecopi, aprobada por Decreto Legislativo 807, los gastos por los peritajes realizados, actuación de pruebas, inspecciones y otros derivados de la tramitación del proceso serán de cargo de la parte que solicita la prueba, salvo pacto en contrario. En todos los casos, la resolución final determinará si los gastos deben ser asumidos por alguna de las partes, o reembolsados a la otra parte o al Indecopi, según sea el caso, de manera adicional a la sanción que haya podido imponerse. </w:t>
       </w:r>
     </w:p>
-    <w:p>
+    <w:p ns2:paraId="364C4B19" ns2:textId="77777777">
       <w:pPr>
         <w:shd w:val="clear" w:color="auto" w:fill="FFFFFF"/>
         <w:spacing w:after="0" w:line="240" w:lineRule="auto"/>
@@ -7209,11 +7106,11 @@
           <w:color w:val="000000"/>
           <w:kern w:val="0"/>
           <w:lang w:eastAsia="es-PE"/>
-          <w14:ligatures w14:val="none"/>
-        </w:rPr>
-      </w:pPr>
-    </w:p>
-    <w:p>
+          <ns2:ligatures ns2:val="none"/>
+        </w:rPr>
+      </w:pPr>
+    </w:p>
+    <w:p ns2:paraId="27E9BBC0" ns2:textId="77777777">
       <w:pPr>
         <w:suppressAutoHyphens/>
         <w:spacing w:after="0" w:line="240" w:lineRule="auto"/>
@@ -7223,7 +7120,7 @@
           <w:rFonts w:ascii="Arial Narrow" w:eastAsia="Calibri" w:hAnsi="Arial Narrow" w:cs="Arial"/>
           <w:kern w:val="0"/>
           <w:u w:val="single"/>
-          <w14:ligatures w14:val="none"/>
+          <ns2:ligatures ns2:val="none"/>
         </w:rPr>
       </w:pPr>
       <w:r>
@@ -7232,7 +7129,7 @@
           <w:b/>
           <w:bCs/>
           <w:kern w:val="0"/>
-          <w14:ligatures w14:val="none"/>
+          <ns2:ligatures ns2:val="none"/>
         </w:rPr>
         <w:t>OCTAVO</w:t>
       </w:r>
@@ -7241,7 +7138,7 @@
           <w:rFonts w:ascii="Arial Narrow" w:eastAsia="Calibri" w:hAnsi="Arial Narrow" w:cs="Arial"/>
           <w:b/>
           <w:kern w:val="0"/>
-          <w14:ligatures w14:val="none"/>
+          <ns2:ligatures ns2:val="none"/>
         </w:rPr>
         <w:t>:</w:t>
       </w:r>
@@ -7249,7 +7146,7 @@
         <w:rPr>
           <w:rFonts w:ascii="Arial Narrow" w:eastAsia="Calibri" w:hAnsi="Arial Narrow" w:cs="Arial"/>
           <w:kern w:val="0"/>
-          <w14:ligatures w14:val="none"/>
+          <ns2:ligatures ns2:val="none"/>
         </w:rPr>
         <w:t xml:space="preserve"> comunicar a las partes que, </w:t>
       </w:r>
@@ -7258,7 +7155,7 @@
         <w:rPr>
           <w:rFonts w:ascii="Arial Narrow" w:eastAsia="Calibri" w:hAnsi="Arial Narrow" w:cs="Arial"/>
           <w:kern w:val="0"/>
-          <w14:ligatures w14:val="none"/>
+          <ns2:ligatures ns2:val="none"/>
         </w:rPr>
         <w:t>de acuerdo a</w:t>
       </w:r>
@@ -7267,7 +7164,7 @@
         <w:rPr>
           <w:rFonts w:ascii="Arial Narrow" w:eastAsia="Calibri" w:hAnsi="Arial Narrow" w:cs="Arial"/>
           <w:kern w:val="0"/>
-          <w14:ligatures w14:val="none"/>
+          <ns2:ligatures ns2:val="none"/>
         </w:rPr>
         <w:t xml:space="preserve"> lo señalado por el artículo 29</w:t>
       </w:r>
@@ -7277,7 +7174,7 @@
           <w:color w:val="000000"/>
           <w:kern w:val="0"/>
           <w:lang w:eastAsia="es-PE"/>
-          <w14:ligatures w14:val="none"/>
+          <ns2:ligatures ns2:val="none"/>
         </w:rPr>
         <w:t/>
       </w:r>
@@ -7285,7 +7182,7 @@
         <w:rPr>
           <w:rFonts w:ascii="Arial Narrow" w:eastAsia="Calibri" w:hAnsi="Arial Narrow" w:cs="Arial"/>
           <w:kern w:val="0"/>
-          <w14:ligatures w14:val="none"/>
+          <ns2:ligatures ns2:val="none"/>
         </w:rPr>
         <w:t xml:space="preserve"> del Decreto Legislativo </w:t>
       </w:r>
@@ -7294,7 +7191,7 @@
         <w:rPr>
           <w:rFonts w:ascii="Arial Narrow" w:eastAsia="Calibri" w:hAnsi="Arial Narrow" w:cs="Arial"/>
           <w:kern w:val="0"/>
-          <w14:ligatures w14:val="none"/>
+          <ns2:ligatures ns2:val="none"/>
         </w:rPr>
         <w:t/>
       </w:r>
@@ -7303,7 +7200,7 @@
         <w:rPr>
           <w:rFonts w:ascii="Arial Narrow" w:eastAsia="Calibri" w:hAnsi="Arial Narrow" w:cs="Arial"/>
           <w:kern w:val="0"/>
-          <w14:ligatures w14:val="none"/>
+          <ns2:ligatures ns2:val="none"/>
         </w:rPr>
         <w:t xml:space="preserve"> 807</w:t>
       </w:r>
@@ -7313,7 +7210,7 @@
           <w:rFonts w:ascii="Arial Narrow" w:eastAsia="Calibri" w:hAnsi="Arial Narrow" w:cs="Arial"/>
           <w:kern w:val="0"/>
           <w:vertAlign w:val="superscript"/>
-          <w14:ligatures w14:val="none"/>
+          <ns2:ligatures ns2:val="none"/>
         </w:rPr>
         <w:footnoteReference w:id="14"/>
       </w:r>
@@ -7321,7 +7218,7 @@
         <w:rPr>
           <w:rFonts w:ascii="Arial Narrow" w:eastAsia="Calibri" w:hAnsi="Arial Narrow" w:cs="Arial"/>
           <w:kern w:val="0"/>
-          <w14:ligatures w14:val="none"/>
+          <ns2:ligatures ns2:val="none"/>
         </w:rPr>
         <w:t xml:space="preserve">, hasta antes de la emisión de la Resolución Final tienen la posibilidad de solicitar una audiencia de conciliación. En caso deleguen a favor de una tercera persona su actuación en la diligencia programada, esta deberá presentar un poder especial con firma legalizada ante Notario Público, donde conste </w:t>
       </w:r>
@@ -7330,7 +7227,7 @@
           <w:rFonts w:ascii="Arial Narrow" w:eastAsia="Calibri" w:hAnsi="Arial Narrow" w:cs="Arial"/>
           <w:kern w:val="0"/>
           <w:u w:val="single"/>
-          <w14:ligatures w14:val="none"/>
+          <ns2:ligatures ns2:val="none"/>
         </w:rPr>
         <w:lastRenderedPageBreak/>
         <w:t>expresamente su facultad para asistir y conciliar en su representación</w:t>
@@ -7340,7 +7237,7 @@
           <w:rFonts w:ascii="Arial Narrow" w:eastAsia="Calibri" w:hAnsi="Arial Narrow" w:cs="Arial"/>
           <w:bCs/>
           <w:kern w:val="0"/>
-          <w14:ligatures w14:val="none"/>
+          <ns2:ligatures ns2:val="none"/>
         </w:rPr>
         <w:t>.</w:t>
       </w:r>
@@ -7350,7 +7247,7 @@
           <w:b/>
           <w:bCs/>
           <w:kern w:val="0"/>
-          <w14:ligatures w14:val="none"/>
+          <ns2:ligatures ns2:val="none"/>
         </w:rPr>
         <w:t xml:space="preserve"> </w:t>
       </w:r>
@@ -7359,12 +7256,12 @@
           <w:rFonts w:ascii="Arial Narrow" w:eastAsia="Calibri" w:hAnsi="Arial Narrow" w:cs="Arial"/>
           <w:kern w:val="0"/>
           <w:u w:val="single"/>
-          <w14:ligatures w14:val="none"/>
+          <ns2:ligatures ns2:val="none"/>
         </w:rPr>
         <w:t xml:space="preserve">Ello bajo apercibimiento de no realizar la audiencia de conciliación y levantar el acta de inasistencia correspondiente. </w:t>
       </w:r>
     </w:p>
-    <w:p>
+    <w:p ns2:paraId="4CD47B08" ns2:textId="77777777">
       <w:pPr>
         <w:suppressAutoHyphens/>
         <w:spacing w:after="0" w:line="240" w:lineRule="auto"/>
@@ -7374,11 +7271,11 @@
           <w:rFonts w:ascii="Arial Narrow" w:eastAsia="Calibri" w:hAnsi="Arial Narrow" w:cs="Arial"/>
           <w:kern w:val="0"/>
           <w:u w:val="single"/>
-          <w14:ligatures w14:val="none"/>
-        </w:rPr>
-      </w:pPr>
-    </w:p>
-    <w:p>
+          <ns2:ligatures ns2:val="none"/>
+        </w:rPr>
+      </w:pPr>
+    </w:p>
+    <w:p ns2:paraId="0E80CA49" ns2:textId="77777777">
       <w:pPr>
         <w:suppressAutoHyphens/>
         <w:spacing w:after="0" w:line="240" w:lineRule="auto"/>
@@ -7389,7 +7286,7 @@
           <w:color w:val="000000"/>
           <w:kern w:val="0"/>
           <w:lang w:eastAsia="es-PE"/>
-          <w14:ligatures w14:val="none"/>
+          <ns2:ligatures ns2:val="none"/>
         </w:rPr>
       </w:pPr>
       <w:r>
@@ -7399,7 +7296,7 @@
           <w:color w:val="000000"/>
           <w:kern w:val="0"/>
           <w:lang w:eastAsia="es-PE"/>
-          <w14:ligatures w14:val="none"/>
+          <ns2:ligatures ns2:val="none"/>
         </w:rPr>
         <w:t>NOVENO:</w:t>
       </w:r>
@@ -7409,14 +7306,14 @@
           <w:color w:val="000000"/>
           <w:kern w:val="0"/>
           <w:lang w:eastAsia="es-PE"/>
-          <w14:ligatures w14:val="none"/>
+          <ns2:ligatures ns2:val="none"/>
         </w:rPr>
         <w:t xml:space="preserve"> poner en conocimiento de las partes que, antes de la emisión de la Resolución Final, tienen la posibilidad de formular su desistimiento o presentar el acuerdo arribado mediante la conciliación, mediación, transacción o cualquier otro que, de forma indubitable, deje constancia que se ha solucionado la controversia materia de denuncia.</w:t>
       </w:r>
       <w:bookmarkStart w:id="29" w:name="h.gjdgxs" w:colFirst="0" w:colLast="0"/>
       <w:bookmarkEnd w:id="29"/>
     </w:p>
-    <w:p>
+    <w:p ns2:paraId="7DDD06F7" ns2:textId="77777777">
       <w:pPr>
         <w:suppressAutoHyphens/>
         <w:spacing w:after="0" w:line="240" w:lineRule="auto"/>
@@ -7427,11 +7324,11 @@
           <w:color w:val="000000"/>
           <w:kern w:val="0"/>
           <w:lang w:eastAsia="es-PE"/>
-          <w14:ligatures w14:val="none"/>
-        </w:rPr>
-      </w:pPr>
-    </w:p>
-    <w:p>
+          <ns2:ligatures ns2:val="none"/>
+        </w:rPr>
+      </w:pPr>
+    </w:p>
+    <w:p ns2:paraId="236137A1" ns2:textId="0A71CD29">
       <w:pPr>
         <w:suppressAutoHyphens/>
         <w:spacing w:after="0" w:line="240" w:lineRule="auto"/>
@@ -7455,7 +7352,7 @@
           <w:b/>
           <w:spacing w:val="-3"/>
           <w:kern w:val="0"/>
-          <w14:ligatures w14:val="none"/>
+          <ns2:ligatures ns2:val="none"/>
         </w:rPr>
         <w:t/>
       </w:r>
@@ -7465,7 +7362,7 @@
           <w:bCs/>
           <w:spacing w:val="-3"/>
           <w:kern w:val="0"/>
-          <w14:ligatures w14:val="none"/>
+          <ns2:ligatures ns2:val="none"/>
         </w:rPr>
         <w:t xml:space="preserve"/>
       </w:r>
@@ -7475,7 +7372,7 @@
           <w:bCs/>
           <w:spacing w:val="-3"/>
           <w:kern w:val="0"/>
-          <w14:ligatures w14:val="none"/>
+          <ns2:ligatures ns2:val="none"/>
         </w:rPr>
         <w:t/>
       </w:r>
@@ -7485,7 +7382,7 @@
           <w:bCs/>
           <w:spacing w:val="-3"/>
           <w:kern w:val="0"/>
-          <w14:ligatures w14:val="none"/>
+          <ns2:ligatures ns2:val="none"/>
         </w:rPr>
         <w:t xml:space="preserve"/>
       </w:r>
@@ -7496,7 +7393,7 @@
           <w:kern w:val="0"/>
           <w:shd w:val="clear" w:color="auto" w:fill="FFFFFF"/>
           <w:lang w:eastAsia="es-PE"/>
-          <w14:ligatures w14:val="none"/>
+          <ns2:ligatures ns2:val="none"/>
         </w:rPr>
         <w:t/>
       </w:r>
@@ -7507,7 +7404,7 @@
           <w:kern w:val="0"/>
           <w:shd w:val="clear" w:color="auto" w:fill="FFFFFF"/>
           <w:lang w:eastAsia="es-PE"/>
-          <w14:ligatures w14:val="none"/>
+          <ns2:ligatures ns2:val="none"/>
         </w:rPr>
         <w:t xml:space="preserve"/>
       </w:r>
@@ -7622,7 +7519,7 @@
           <w:color w:val="000000"/>
           <w:kern w:val="0"/>
           <w:lang w:eastAsia="es-PE"/>
-          <w14:ligatures w14:val="none"/>
+          <ns2:ligatures ns2:val="none"/>
         </w:rPr>
         <w:t/>
       </w:r>
@@ -7655,7 +7552,7 @@
           <w:color w:val="000000"/>
           <w:kern w:val="0"/>
           <w:lang w:eastAsia="es-PE"/>
-          <w14:ligatures w14:val="none"/>
+          <ns2:ligatures ns2:val="none"/>
         </w:rPr>
         <w:t/>
       </w:r>
@@ -7690,7 +7587,7 @@
       </w:r>
     </w:p>
     <w:bookmarkEnd w:id="30"/>
-    <w:p>
+    <w:p ns2:paraId="639FE5BE" ns2:textId="77777777">
       <w:pPr>
         <w:suppressAutoHyphens/>
         <w:spacing w:after="0" w:line="240" w:lineRule="auto"/>
@@ -7701,7 +7598,7 @@
         </w:rPr>
       </w:pPr>
     </w:p>
-    <w:p>
+    <w:p ns2:paraId="36317C11" ns2:textId="77777777">
       <w:pPr>
         <w:suppressAutoHyphens/>
         <w:spacing w:after="0" w:line="240" w:lineRule="auto"/>
@@ -7715,7 +7612,7 @@
       <w:bookmarkStart w:id="31" w:name="_Hlk198890962"/>
     </w:p>
     <w:bookmarkEnd w:id="31"/>
-    <w:p>
+    <w:p ns2:paraId="23716787" ns2:textId="77777777">
       <w:pPr>
         <w:suppressAutoHyphens/>
         <w:spacing w:after="0" w:line="240" w:lineRule="auto"/>
@@ -7726,7 +7623,7 @@
         </w:rPr>
       </w:pPr>
     </w:p>
-    <w:p>
+    <w:p ns2:paraId="509D673B" ns2:textId="77777777">
       <w:pPr>
         <w:spacing w:after="0" w:line="240" w:lineRule="auto"/>
         <w:contextualSpacing/>
@@ -7737,11 +7634,11 @@
           <w:color w:val="000000"/>
           <w:kern w:val="0"/>
           <w:lang w:eastAsia="es-PE"/>
-          <w14:ligatures w14:val="none"/>
-        </w:rPr>
-      </w:pPr>
-    </w:p>
-    <w:p>
+          <ns2:ligatures ns2:val="none"/>
+        </w:rPr>
+      </w:pPr>
+    </w:p>
+    <w:p ns2:paraId="418E1D52" ns2:textId="77777777">
       <w:pPr>
         <w:spacing w:after="0" w:line="240" w:lineRule="auto"/>
         <w:contextualSpacing/>
@@ -7752,12 +7649,12 @@
           <w:color w:val="000000"/>
           <w:kern w:val="0"/>
           <w:lang w:eastAsia="es-PE"/>
-          <w14:ligatures w14:val="none"/>
+          <ns2:ligatures ns2:val="none"/>
         </w:rPr>
       </w:pPr>
     </w:p>
     <w:bookmarkEnd w:id="0"/>
-    <w:p>
+    <w:p ns2:paraId="626EF8E7" ns2:textId="36A812F1">
       <w:pPr>
         <w:spacing w:after="0" w:line="240" w:lineRule="auto"/>
         <w:contextualSpacing/>
@@ -7768,7 +7665,7 @@
           <w:color w:val="000000"/>
           <w:kern w:val="0"/>
           <w:lang w:eastAsia="es-PE"/>
-          <w14:ligatures w14:val="none"/>
+          <ns2:ligatures ns2:val="none"/>
         </w:rPr>
       </w:pPr>
       <w:r>
@@ -7778,12 +7675,12 @@
           <w:color w:val="000000"/>
           <w:kern w:val="0"/>
           <w:lang w:eastAsia="es-PE"/>
-          <w14:ligatures w14:val="none"/>
+          <ns2:ligatures ns2:val="none"/>
         </w:rPr>
         <w:t>Firmado digitalmente por</w:t>
       </w:r>
     </w:p>
-    <w:p>
+    <w:p ns2:paraId="564FA57C" ns2:textId="77777777">
       <w:pPr>
         <w:spacing w:after="0" w:line="240" w:lineRule="auto"/>
         <w:contextualSpacing/>
@@ -7794,7 +7691,7 @@
           <w:bCs/>
           <w:color w:val="000000"/>
           <w:kern w:val="0"/>
-          <w14:ligatures w14:val="none"/>
+          <ns2:ligatures ns2:val="none"/>
         </w:rPr>
       </w:pPr>
       <w:r>
@@ -7804,12 +7701,12 @@
           <w:bCs/>
           <w:color w:val="000000"/>
           <w:kern w:val="0"/>
-          <w14:ligatures w14:val="none"/>
+          <ns2:ligatures ns2:val="none"/>
         </w:rPr>
         <w:t>EVELING ROA QUISPE</w:t>
       </w:r>
     </w:p>
-    <w:p>
+    <w:p ns2:paraId="488C71A5" ns2:textId="77777777">
       <w:pPr>
         <w:spacing w:after="0" w:line="240" w:lineRule="auto"/>
         <w:contextualSpacing/>
@@ -7820,7 +7717,7 @@
           <w:bCs/>
           <w:color w:val="000000"/>
           <w:kern w:val="0"/>
-          <w14:ligatures w14:val="none"/>
+          <ns2:ligatures ns2:val="none"/>
         </w:rPr>
       </w:pPr>
       <w:r>
@@ -7830,12 +7727,12 @@
           <w:bCs/>
           <w:color w:val="000000"/>
           <w:kern w:val="0"/>
-          <w14:ligatures w14:val="none"/>
+          <ns2:ligatures ns2:val="none"/>
         </w:rPr>
         <w:t>Secretaria Técnica</w:t>
       </w:r>
     </w:p>
-    <w:p>
+    <w:p ns2:paraId="4EF09A7C" ns2:textId="77777777">
       <w:pPr>
         <w:spacing w:after="0" w:line="240" w:lineRule="auto"/>
         <w:contextualSpacing/>
@@ -7846,7 +7743,7 @@
           <w:bCs/>
           <w:color w:val="000000"/>
           <w:kern w:val="0"/>
-          <w14:ligatures w14:val="none"/>
+          <ns2:ligatures ns2:val="none"/>
         </w:rPr>
       </w:pPr>
       <w:r>
@@ -7856,7 +7753,7 @@
           <w:bCs/>
           <w:color w:val="000000"/>
           <w:kern w:val="0"/>
-          <w14:ligatures w14:val="none"/>
+          <ns2:ligatures ns2:val="none"/>
         </w:rPr>
         <w:t xml:space="preserve">Comisión de Protección al Consumidor </w:t>
       </w:r>
@@ -7868,7 +7765,7 @@
           <w:bCs/>
           <w:color w:val="000000"/>
           <w:kern w:val="0"/>
-          <w14:ligatures w14:val="none"/>
+          <ns2:ligatures ns2:val="none"/>
         </w:rPr>
         <w:t/>
       </w:r>
@@ -7880,12 +7777,12 @@
           <w:bCs/>
           <w:color w:val="000000"/>
           <w:kern w:val="0"/>
-          <w14:ligatures w14:val="none"/>
+          <ns2:ligatures ns2:val="none"/>
         </w:rPr>
         <w:t xml:space="preserve"> 1</w:t>
       </w:r>
     </w:p>
-    <w:p>
+    <w:p ns2:paraId="7F637530" ns2:textId="77777777">
       <w:pPr>
         <w:spacing w:after="0" w:line="240" w:lineRule="auto"/>
         <w:contextualSpacing/>
@@ -7896,11 +7793,11 @@
           <w:color w:val="000000"/>
           <w:kern w:val="0"/>
           <w:lang w:eastAsia="es-PE"/>
-          <w14:ligatures w14:val="none"/>
-        </w:rPr>
-      </w:pPr>
-    </w:p>
-    <w:p>
+          <ns2:ligatures ns2:val="none"/>
+        </w:rPr>
+      </w:pPr>
+    </w:p>
+    <w:p ns2:paraId="74AAB5F4" ns2:textId="3E8B2C9B">
       <w:pPr>
         <w:spacing w:after="0" w:line="240" w:lineRule="auto"/>
         <w:contextualSpacing/>
@@ -7919,7 +7816,7 @@
           <w:sz w:val="16"/>
           <w:szCs w:val="16"/>
           <w:lang w:eastAsia="es-PE"/>
-          <w14:ligatures w14:val="none"/>
+          <ns2:ligatures ns2:val="none"/>
         </w:rPr>
         <w:t>LGP</w:t>
       </w:r>
@@ -7931,18 +7828,18 @@
           <w:sz w:val="16"/>
           <w:szCs w:val="16"/>
           <w:lang w:eastAsia="es-PE"/>
-          <w14:ligatures w14:val="none"/>
+          <ns2:ligatures ns2:val="none"/>
         </w:rPr>
         <w:t>/JCQ</w:t>
       </w:r>
     </w:p>
     <w:sectPr>
-      <w:headerReference w:type="even" r:id="rId8"/>
-      <w:headerReference w:type="default" r:id="rId9"/>
-      <w:footerReference w:type="even" r:id="rId10"/>
-      <w:footerReference w:type="default" r:id="rId11"/>
-      <w:headerReference w:type="first" r:id="rId12"/>
-      <w:footerReference w:type="first" r:id="rId13"/>
+      <w:headerReference w:type="even" ns3:id="rId8"/>
+      <w:headerReference w:type="default" ns3:id="rId9"/>
+      <w:footerReference w:type="even" ns3:id="rId10"/>
+      <w:footerReference w:type="default" ns3:id="rId11"/>
+      <w:headerReference w:type="first" ns3:id="rId12"/>
+      <w:footerReference w:type="first" ns3:id="rId13"/>
       <w:pgSz w:w="11906" w:h="16838"/>
       <w:pgMar w:top="1417" w:right="1701" w:bottom="1417" w:left="1701" w:header="708" w:footer="708" w:gutter="0"/>
       <w:cols w:space="708"/>

--- a/plantillas_maestras/01_seguro_vehicular/materia_general_asegurativa/1_ddo_banco_o_financiera/varon/TPL_122_2026_SEGURO_VEHICULAR_MATERIA_GENERAL_ASEGURATIVA_BANCO_VARON_R1.docx
+++ b/plantillas_maestras/01_seguro_vehicular/materia_general_asegurativa/1_ddo_banco_o_financiera/varon/TPL_122_2026_SEGURO_VEHICULAR_MATERIA_GENERAL_ASEGURATIVA_BANCO_VARON_R1.docx
@@ -6592,7 +6592,7 @@
           <w:sz w:val="20"/>
           <w:szCs w:val="20"/>
         </w:rPr>
-        <w:t xml:space="preserve">correr traslado de la presente resolución a Banco de Crédito del Perú S.A para que, de conformidad con lo dispuesto por el artículo 26° de la Ley sobre Facultades, Normas y Organización del Indecopi, aprobado por Decreto Legislativo N° 8079, presente sus descargos sobre la imputación de cargos realizada en un plazo no mayor a cinco (5) días hábiles contado a partir del día siguiente de la notificación de la presente resolución, vencido el cual, el Secretario Técnico declarará en rebeldía a los denunciados que no lo hubieran presentado. Debe precisarse que de conformidad con lo establecido por el artículo 223° del Texto Único Ordenado de la Ley N° 27444, Ley del Procedimiento Administrativo General, las alegaciones y los hechos relevantes de la reclamación, salvo que hayan sido específicamente negadas en la contestación, se tendrán por aceptadas o meritadas como ciertas.</w:t>
+        <w:t xml:space="preserve">correr traslado de la presente resolución a Banco de Crédito del Perú S.A. para que, de conformidad con lo dispuesto por el artículo 26 de la Ley sobre Facultades, Normas y Organización del Indecopi, aprobada por Decreto Legislativo 807, presente sus descargos sobre la imputación de cargos realizada en un plazo no mayor a cinco (5) días hábiles contado a partir del día siguiente de la notificación de la presente resolución, vencido el cual, el Secretario Técnico declarará en rebeldía al denunciado que no lo hubiera presentado. Debe precisarse que de conformidad con lo establecido por el artículo 223 del Texto Único Ordenado de la Ley 27444, Ley del Procedimiento Administrativo General, las alegaciones y los hechos relevantes de la reclamación, salvo que hayan sido específicamente negadas en la contestación, se tendrán por aceptadas o merituadas como ciertas.</w:t>
       </w:r>
     </w:p>
     <w:p ns2:paraId="228F876C" ns2:textId="77777777">

--- a/plantillas_maestras/01_seguro_vehicular/materia_general_asegurativa/1_ddo_banco_o_financiera/varon/TPL_122_2026_SEGURO_VEHICULAR_MATERIA_GENERAL_ASEGURATIVA_BANCO_VARON_R1.docx
+++ b/plantillas_maestras/01_seguro_vehicular/materia_general_asegurativa/1_ddo_banco_o_financiera/varon/TPL_122_2026_SEGURO_VEHICULAR_MATERIA_GENERAL_ASEGURATIVA_BANCO_VARON_R1.docx
@@ -490,7 +490,7 @@
           <w:lang w:eastAsia="es-PE"/>
           <ns2:ligatures ns2:val="none"/>
         </w:rPr>
-        <w:t>13</w:t>
+        <w:t xml:space="preserve">13 de febrero de 2026</w:t>
       </w:r>
       <w:r>
         <w:rPr>
@@ -501,7 +501,7 @@
           <w:lang w:eastAsia="es-PE"/>
           <ns2:ligatures ns2:val="none"/>
         </w:rPr>
-        <w:t xml:space="preserve"> de </w:t>
+        <w:t xml:space="preserve"/>
       </w:r>
       <w:r>
         <w:rPr>
@@ -512,7 +512,7 @@
           <w:lang w:eastAsia="es-PE"/>
           <ns2:ligatures ns2:val="none"/>
         </w:rPr>
-        <w:t>febrero</w:t>
+        <w:t xml:space="preserve"/>
       </w:r>
       <w:r>
         <w:rPr>
@@ -523,7 +523,7 @@
           <w:lang w:eastAsia="es-PE"/>
           <ns2:ligatures ns2:val="none"/>
         </w:rPr>
-        <w:t xml:space="preserve"> de 2026</w:t>
+        <w:t xml:space="preserve"/>
       </w:r>
     </w:p>
     <w:p ns2:paraId="66CE1821" ns2:textId="77777777">
@@ -8166,7 +8166,7 @@
           <w:sz w:val="16"/>
           <w:szCs w:val="16"/>
         </w:rPr>
-        <w:t>el 2 de setiembre del 2010 en el Diario Oficial El Peruano, vigente desde el 2 de octubre del 2010 y modificado por Decreto Legislativo 1308.</w:t>
+        <w:t xml:space="preserve">el 2 de setiembre de 2010 en el Diario Oficial El Peruano, vigente desde el 2 de octubre de 2010 y modificado por Decreto Legislativo 1308.</w:t>
       </w:r>
     </w:p>
     <w:p>

--- a/plantillas_maestras/01_seguro_vehicular/materia_general_asegurativa/1_ddo_banco_o_financiera/varon/TPL_122_2026_SEGURO_VEHICULAR_MATERIA_GENERAL_ASEGURATIVA_BANCO_VARON_R1.docx
+++ b/plantillas_maestras/01_seguro_vehicular/materia_general_asegurativa/1_ddo_banco_o_financiera/varon/TPL_122_2026_SEGURO_VEHICULAR_MATERIA_GENERAL_ASEGURATIVA_BANCO_VARON_R1.docx
@@ -1,8 +1,8 @@
 
 <file path=word/document.xml><?xml version="1.0" encoding="utf-8"?>
-<w:document xmlns:ns1="http://schemas.openxmlformats.org/markup-compatibility/2006" xmlns:ns2="http://schemas.microsoft.com/office/word/2010/wordml" xmlns:ns3="http://schemas.openxmlformats.org/officeDocument/2006/relationships" xmlns:w="http://schemas.openxmlformats.org/wordprocessingml/2006/main" ns1:Ignorable="w14 w15 w16se w16cid w16 w16cex w16sdtdh w16sdtfl w16du wp14">
+<w:document xmlns:mc="http://schemas.openxmlformats.org/markup-compatibility/2006" xmlns:r="http://schemas.openxmlformats.org/officeDocument/2006/relationships" xmlns:w="http://schemas.openxmlformats.org/wordprocessingml/2006/main" xmlns:w14="http://schemas.microsoft.com/office/word/2010/wordml" xmlns:w15="http://schemas.microsoft.com/office/word/2012/wordml" xmlns:w16="http://schemas.microsoft.com/office/word/2018/wordml" xmlns:w16cex="http://schemas.microsoft.com/office/word/2018/wordml/cex" xmlns:w16cid="http://schemas.microsoft.com/office/word/2016/wordml/cid" xmlns:w16du="http://schemas.microsoft.com/office/word/2023/wordml/word16du" xmlns:w16sdtdh="http://schemas.microsoft.com/office/word/2020/wordml/sdtdatahash" xmlns:w16se="http://schemas.microsoft.com/office/word/2015/wordml/symex" xmlns:wp14="http://schemas.microsoft.com/office/word/2010/wordprocessingDrawing" mc:Ignorable="w14 w15 w16se w16cid w16 w16cex w16sdtdh w16du wp14">
   <w:body>
-    <w:p ns2:paraId="1B509B2D" ns2:textId="2DA3AF2A">
+    <w:p>
       <w:pPr>
         <w:tabs>
           <w:tab w:val="left" w:pos="1701"/>
@@ -15,7 +15,7 @@
           <w:color w:val="000000"/>
           <w:kern w:val="0"/>
           <w:lang w:eastAsia="es-PE"/>
-          <ns2:ligatures ns2:val="none"/>
+          <w14:ligatures w14:val="none"/>
         </w:rPr>
       </w:pPr>
       <w:bookmarkStart w:id="0" w:name="_Hlk80343540"/>
@@ -26,7 +26,7 @@
           <w:color w:val="000000"/>
           <w:kern w:val="0"/>
           <w:lang w:eastAsia="es-PE"/>
-          <ns2:ligatures ns2:val="none"/>
+          <w14:ligatures w14:val="none"/>
         </w:rPr>
         <w:t xml:space="preserve">EXPEDIENTE </w:t>
       </w:r>
@@ -37,7 +37,7 @@
           <w:color w:val="000000"/>
           <w:kern w:val="0"/>
           <w:lang w:eastAsia="es-PE"/>
-          <ns2:ligatures ns2:val="none"/>
+          <w14:ligatures w14:val="none"/>
         </w:rPr>
         <w:tab/>
         <w:t>:</w:t>
@@ -49,7 +49,7 @@
           <w:color w:val="000000"/>
           <w:kern w:val="0"/>
           <w:lang w:eastAsia="es-PE"/>
-          <ns2:ligatures ns2:val="none"/>
+          <w14:ligatures w14:val="none"/>
         </w:rPr>
         <w:tab/>
       </w:r>
@@ -62,12 +62,12 @@
           <w:kern w:val="0"/>
           <w:shd w:val="clear" w:color="auto" w:fill="FFFFFF"/>
           <w:lang w:eastAsia="es-PE"/>
-          <ns2:ligatures ns2:val="none"/>
+          <w14:ligatures w14:val="none"/>
         </w:rPr>
         <w:t>122-2026/CC1</w:t>
       </w:r>
     </w:p>
-    <w:p ns2:paraId="7E5DC22B" ns2:textId="166CA673">
+    <w:p>
       <w:pPr>
         <w:tabs>
           <w:tab w:val="left" w:pos="1701"/>
@@ -83,7 +83,7 @@
           <w:color w:val="000000"/>
           <w:kern w:val="0"/>
           <w:lang w:eastAsia="es-PE"/>
-          <ns2:ligatures ns2:val="none"/>
+          <w14:ligatures w14:val="none"/>
         </w:rPr>
       </w:pPr>
       <w:r>
@@ -93,101 +93,16 @@
           <w:color w:val="000000"/>
           <w:kern w:val="0"/>
           <w:lang w:eastAsia="es-PE"/>
-          <ns2:ligatures ns2:val="none"/>
-        </w:rPr>
-        <w:t xml:space="preserve">DENUNCIANTE:[DENUNCIANTE] (SEÑOR [APELLIDO])</w:t>
-      </w:r>
-      <w:r>
-        <w:rPr>
-          <w:rFonts w:ascii="Arial Narrow" w:eastAsia="Arial Narrow" w:hAnsi="Arial Narrow" w:cs="Arial Narrow"/>
-          <w:b/>
-          <w:color w:val="000000"/>
-          <w:kern w:val="0"/>
-          <w:lang w:eastAsia="es-PE"/>
-          <ns2:ligatures ns2:val="none"/>
-        </w:rPr>
+          <w14:ligatures w14:val="none"/>
+        </w:rPr>
+        <w:t>DENUNCIANTE</w:t>
         <w:tab/>
-        <w:t/>
-      </w:r>
-      <w:r>
-        <w:rPr>
-          <w:rFonts w:ascii="Arial Narrow" w:eastAsia="Arial Narrow" w:hAnsi="Arial Narrow" w:cs="Arial Narrow"/>
-          <w:b/>
-          <w:color w:val="000000"/>
-          <w:kern w:val="0"/>
-          <w:lang w:eastAsia="es-PE"/>
-          <ns2:ligatures ns2:val="none"/>
-        </w:rPr>
+        <w:t>:</w:t>
         <w:tab/>
-      </w:r>
-      <w:r>
-        <w:rPr>
-          <w:rFonts w:ascii="Arial Narrow" w:eastAsia="Arial Narrow" w:hAnsi="Arial Narrow" w:cs="Arial Narrow"/>
-          <w:b/>
-          <w:color w:val="000000"/>
-          <w:kern w:val="0"/>
-          <w:lang w:eastAsia="es-PE"/>
-          <ns2:ligatures ns2:val="none"/>
-        </w:rPr>
-        <w:t/>
-      </w:r>
-      <w:r>
-        <w:rPr>
-          <w:rFonts w:ascii="Arial Narrow" w:eastAsia="Arial Narrow" w:hAnsi="Arial Narrow" w:cs="Arial Narrow"/>
-          <w:b/>
-          <w:color w:val="000000"/>
-          <w:kern w:val="0"/>
-          <w:lang w:eastAsia="es-PE"/>
-          <ns2:ligatures ns2:val="none"/>
-        </w:rPr>
-        <w:t/>
-      </w:r>
-      <w:r>
-        <w:rPr>
-          <w:rFonts w:ascii="Arial Narrow" w:eastAsia="Arial Narrow" w:hAnsi="Arial Narrow" w:cs="Arial Narrow"/>
-          <w:b/>
-          <w:color w:val="000000"/>
-          <w:kern w:val="0"/>
-          <w:lang w:eastAsia="es-PE"/>
-          <ns2:ligatures ns2:val="none"/>
-        </w:rPr>
-        <w:t xml:space="preserve"/>
-      </w:r>
-      <w:r>
-        <w:rPr>
-          <w:rFonts w:ascii="Arial Narrow" w:eastAsia="Arial Narrow" w:hAnsi="Arial Narrow" w:cs="Arial Narrow"/>
-          <w:b/>
-          <w:color w:val="000000"/>
-          <w:kern w:val="0"/>
-          <w:lang w:eastAsia="es-PE"/>
-          <ns2:ligatures ns2:val="none"/>
-        </w:rPr>
-        <w:t xml:space="preserve"/>
-      </w:r>
-      <w:r>
-        <w:rPr>
-          <w:rFonts w:ascii="Arial Narrow" w:eastAsia="Arial Narrow" w:hAnsi="Arial Narrow" w:cs="Arial Narrow"/>
-          <w:b/>
-          <w:color w:val="000000"/>
-          <w:kern w:val="0"/>
-          <w:lang w:eastAsia="es-PE"/>
-          <ns2:ligatures ns2:val="none"/>
-        </w:rPr>
-        <w:t/>
-      </w:r>
-      <w:r>
-        <w:rPr>
-          <w:rFonts w:ascii="Arial Narrow" w:eastAsia="Arial Narrow" w:hAnsi="Arial Narrow" w:cs="Arial Narrow"/>
-          <w:b/>
-          <w:color w:val="000000"/>
-          <w:kern w:val="0"/>
-          <w:lang w:eastAsia="es-PE"/>
-          <ns2:ligatures ns2:val="none"/>
-        </w:rPr>
-        <w:t/>
-      </w:r>
-    </w:p>
-    <w:p ns2:paraId="6DEEEDFE" ns2:textId="19AF57AA">
+        <w:t xml:space="preserve">[DENUNCIANTE] (SEÑOR [APELLIDO])</w:t>
+      </w:r>
+    </w:p>
+    <w:p>
       <w:pPr>
         <w:tabs>
           <w:tab w:val="left" w:pos="1701"/>
@@ -203,7 +118,7 @@
           <w:color w:val="000000"/>
           <w:kern w:val="0"/>
           <w:lang w:eastAsia="es-PE"/>
-          <ns2:ligatures ns2:val="none"/>
+          <w14:ligatures w14:val="none"/>
         </w:rPr>
       </w:pPr>
       <w:r>
@@ -213,7 +128,7 @@
           <w:color w:val="000000"/>
           <w:kern w:val="0"/>
           <w:lang w:eastAsia="es-PE"/>
-          <ns2:ligatures ns2:val="none"/>
+          <w14:ligatures w14:val="none"/>
         </w:rPr>
         <w:t>DENUNCIADO</w:t>
       </w:r>
@@ -224,7 +139,7 @@
           <w:color w:val="000000"/>
           <w:kern w:val="0"/>
           <w:lang w:eastAsia="es-PE"/>
-          <ns2:ligatures ns2:val="none"/>
+          <w14:ligatures w14:val="none"/>
         </w:rPr>
         <w:tab/>
         <w:t>:</w:t>
@@ -236,7 +151,7 @@
           <w:color w:val="000000"/>
           <w:kern w:val="0"/>
           <w:lang w:eastAsia="es-PE"/>
-          <ns2:ligatures ns2:val="none"/>
+          <w14:ligatures w14:val="none"/>
         </w:rPr>
         <w:tab/>
       </w:r>
@@ -247,7 +162,7 @@
           <w:color w:val="000000"/>
           <w:kern w:val="0"/>
           <w:lang w:eastAsia="es-PE"/>
-          <ns2:ligatures ns2:val="none"/>
+          <w14:ligatures w14:val="none"/>
         </w:rPr>
         <w:t xml:space="preserve">BANCO DE CRÉDITO DEL PERÚ S.A. </w:t>
       </w:r>
@@ -258,7 +173,7 @@
           <w:color w:val="000000"/>
           <w:kern w:val="0"/>
           <w:lang w:eastAsia="es-PE"/>
-          <ns2:ligatures ns2:val="none"/>
+          <w14:ligatures w14:val="none"/>
         </w:rPr>
         <w:t>(</w:t>
       </w:r>
@@ -269,7 +184,7 @@
           <w:color w:val="000000"/>
           <w:kern w:val="0"/>
           <w:lang w:eastAsia="es-PE"/>
-          <ns2:ligatures ns2:val="none"/>
+          <w14:ligatures w14:val="none"/>
         </w:rPr>
         <w:t>BANCO</w:t>
       </w:r>
@@ -280,12 +195,12 @@
           <w:color w:val="000000"/>
           <w:kern w:val="0"/>
           <w:lang w:eastAsia="es-PE"/>
-          <ns2:ligatures ns2:val="none"/>
+          <w14:ligatures w14:val="none"/>
         </w:rPr>
         <w:t>)</w:t>
       </w:r>
     </w:p>
-    <w:p ns2:paraId="022D2B94" ns2:textId="77777777">
+    <w:p>
       <w:pPr>
         <w:tabs>
           <w:tab w:val="left" w:pos="1701"/>
@@ -301,7 +216,7 @@
           <w:color w:val="000000"/>
           <w:kern w:val="0"/>
           <w:lang w:eastAsia="es-PE"/>
-          <ns2:ligatures ns2:val="none"/>
+          <w14:ligatures w14:val="none"/>
         </w:rPr>
       </w:pPr>
       <w:r>
@@ -311,7 +226,7 @@
           <w:color w:val="000000"/>
           <w:kern w:val="0"/>
           <w:lang w:eastAsia="es-PE"/>
-          <ns2:ligatures ns2:val="none"/>
+          <w14:ligatures w14:val="none"/>
         </w:rPr>
         <w:t>MATERIAS</w:t>
       </w:r>
@@ -322,7 +237,7 @@
           <w:color w:val="000000"/>
           <w:kern w:val="0"/>
           <w:lang w:eastAsia="es-PE"/>
-          <ns2:ligatures ns2:val="none"/>
+          <w14:ligatures w14:val="none"/>
         </w:rPr>
         <w:tab/>
         <w:t xml:space="preserve">: </w:t>
@@ -334,13 +249,13 @@
           <w:color w:val="000000"/>
           <w:kern w:val="0"/>
           <w:lang w:eastAsia="es-PE"/>
-          <ns2:ligatures ns2:val="none"/>
+          <w14:ligatures w14:val="none"/>
         </w:rPr>
         <w:tab/>
         <w:t>ADMISIÓN A TRÁMITE</w:t>
       </w:r>
     </w:p>
-    <w:p ns2:paraId="19ED7B73" ns2:textId="77777777">
+    <w:p>
       <w:pPr>
         <w:tabs>
           <w:tab w:val="left" w:pos="1701"/>
@@ -356,7 +271,7 @@
           <w:color w:val="000000"/>
           <w:kern w:val="0"/>
           <w:lang w:eastAsia="es-PE"/>
-          <ns2:ligatures ns2:val="none"/>
+          <w14:ligatures w14:val="none"/>
         </w:rPr>
       </w:pPr>
       <w:r>
@@ -366,12 +281,12 @@
           <w:color w:val="000000"/>
           <w:kern w:val="0"/>
           <w:lang w:eastAsia="es-PE"/>
-          <ns2:ligatures ns2:val="none"/>
+          <w14:ligatures w14:val="none"/>
         </w:rPr>
         <w:t xml:space="preserve">REQUERIMIENTO DE INFORMACIÓN </w:t>
       </w:r>
     </w:p>
-    <w:p ns2:paraId="46A5A479" ns2:textId="02973E2B">
+    <w:p>
       <w:pPr>
         <w:tabs>
           <w:tab w:val="left" w:pos="1701"/>
@@ -386,7 +301,7 @@
           <w:color w:val="000000"/>
           <w:kern w:val="0"/>
           <w:lang w:eastAsia="es-PE"/>
-          <ns2:ligatures ns2:val="none"/>
+          <w14:ligatures w14:val="none"/>
         </w:rPr>
       </w:pPr>
       <w:r>
@@ -396,7 +311,7 @@
           <w:color w:val="000000"/>
           <w:kern w:val="0"/>
           <w:lang w:eastAsia="es-PE"/>
-          <ns2:ligatures ns2:val="none"/>
+          <w14:ligatures w14:val="none"/>
         </w:rPr>
         <w:t xml:space="preserve">RESOLUCIÓN </w:t>
       </w:r>
@@ -407,7 +322,7 @@
           <w:color w:val="000000"/>
           <w:kern w:val="0"/>
           <w:lang w:eastAsia="es-PE"/>
-          <ns2:ligatures ns2:val="none"/>
+          <w14:ligatures w14:val="none"/>
         </w:rPr>
         <w:tab/>
         <w:t>:</w:t>
@@ -419,7 +334,7 @@
           <w:color w:val="000000"/>
           <w:kern w:val="0"/>
           <w:lang w:eastAsia="es-PE"/>
-          <ns2:ligatures ns2:val="none"/>
+          <w14:ligatures w14:val="none"/>
         </w:rPr>
         <w:tab/>
       </w:r>
@@ -430,12 +345,12 @@
           <w:color w:val="000000"/>
           <w:kern w:val="0"/>
           <w:lang w:eastAsia="es-PE"/>
-          <ns2:ligatures ns2:val="none"/>
+          <w14:ligatures w14:val="none"/>
         </w:rPr>
         <w:t>1</w:t>
       </w:r>
     </w:p>
-    <w:p ns2:paraId="5BA3A18D" ns2:textId="77777777">
+    <w:p>
       <w:pPr>
         <w:tabs>
           <w:tab w:val="left" w:pos="1014"/>
@@ -449,11 +364,11 @@
           <w:kern w:val="0"/>
           <w:shd w:val="clear" w:color="auto" w:fill="FFFFFF"/>
           <w:lang w:eastAsia="es-PE"/>
-          <ns2:ligatures ns2:val="none"/>
-        </w:rPr>
-      </w:pPr>
-    </w:p>
-    <w:p ns2:paraId="2F799822" ns2:textId="3DCFFB90">
+          <w14:ligatures w14:val="none"/>
+        </w:rPr>
+      </w:pPr>
+    </w:p>
+    <w:p>
       <w:pPr>
         <w:tabs>
           <w:tab w:val="left" w:pos="1014"/>
@@ -467,7 +382,7 @@
           <w:kern w:val="0"/>
           <w:shd w:val="clear" w:color="auto" w:fill="FFFFFF"/>
           <w:lang w:eastAsia="es-PE"/>
-          <ns2:ligatures ns2:val="none"/>
+          <w14:ligatures w14:val="none"/>
         </w:rPr>
       </w:pPr>
       <w:r>
@@ -477,7 +392,7 @@
           <w:kern w:val="0"/>
           <w:shd w:val="clear" w:color="auto" w:fill="FFFFFF"/>
           <w:lang w:eastAsia="es-PE"/>
-          <ns2:ligatures ns2:val="none"/>
+          <w14:ligatures w14:val="none"/>
         </w:rPr>
         <w:t xml:space="preserve">Lima, </w:t>
       </w:r>
@@ -488,7 +403,7 @@
           <w:kern w:val="0"/>
           <w:shd w:val="clear" w:color="auto" w:fill="FFFFFF"/>
           <w:lang w:eastAsia="es-PE"/>
-          <ns2:ligatures ns2:val="none"/>
+          <w14:ligatures w14:val="none"/>
         </w:rPr>
         <w:t xml:space="preserve">13 de febrero de 2026</w:t>
       </w:r>
@@ -499,7 +414,7 @@
           <w:kern w:val="0"/>
           <w:shd w:val="clear" w:color="auto" w:fill="FFFFFF"/>
           <w:lang w:eastAsia="es-PE"/>
-          <ns2:ligatures ns2:val="none"/>
+          <w14:ligatures w14:val="none"/>
         </w:rPr>
         <w:t xml:space="preserve"/>
       </w:r>
@@ -510,7 +425,7 @@
           <w:kern w:val="0"/>
           <w:shd w:val="clear" w:color="auto" w:fill="FFFFFF"/>
           <w:lang w:eastAsia="es-PE"/>
-          <ns2:ligatures ns2:val="none"/>
+          <w14:ligatures w14:val="none"/>
         </w:rPr>
         <w:t xml:space="preserve"/>
       </w:r>
@@ -521,12 +436,12 @@
           <w:kern w:val="0"/>
           <w:shd w:val="clear" w:color="auto" w:fill="FFFFFF"/>
           <w:lang w:eastAsia="es-PE"/>
-          <ns2:ligatures ns2:val="none"/>
+          <w14:ligatures w14:val="none"/>
         </w:rPr>
         <w:t xml:space="preserve"/>
       </w:r>
     </w:p>
-    <w:p ns2:paraId="66CE1821" ns2:textId="77777777">
+    <w:p>
       <w:pPr>
         <w:tabs>
           <w:tab w:val="left" w:pos="1014"/>
@@ -539,11 +454,11 @@
           <w:color w:val="000000"/>
           <w:kern w:val="0"/>
           <w:lang w:eastAsia="es-PE"/>
-          <ns2:ligatures ns2:val="none"/>
-        </w:rPr>
-      </w:pPr>
-    </w:p>
-    <w:p ns2:paraId="0B80AAA5" ns2:textId="77777777">
+          <w14:ligatures w14:val="none"/>
+        </w:rPr>
+      </w:pPr>
+    </w:p>
+    <w:p>
       <w:pPr>
         <w:numPr>
           <w:ilvl w:val="0"/>
@@ -558,7 +473,7 @@
           <w:color w:val="000000"/>
           <w:kern w:val="0"/>
           <w:lang w:eastAsia="es-PE"/>
-          <ns2:ligatures ns2:val="none"/>
+          <w14:ligatures w14:val="none"/>
         </w:rPr>
       </w:pPr>
       <w:r>
@@ -568,12 +483,12 @@
           <w:color w:val="000000"/>
           <w:kern w:val="0"/>
           <w:lang w:eastAsia="es-PE"/>
-          <ns2:ligatures ns2:val="none"/>
+          <w14:ligatures w14:val="none"/>
         </w:rPr>
         <w:t xml:space="preserve">HECHOS </w:t>
       </w:r>
     </w:p>
-    <w:p ns2:paraId="621F2AB2" ns2:textId="77777777">
+    <w:p>
       <w:pPr>
         <w:spacing w:after="0" w:line="240" w:lineRule="auto"/>
         <w:contextualSpacing/>
@@ -583,11 +498,11 @@
           <w:color w:val="000000"/>
           <w:kern w:val="0"/>
           <w:lang w:eastAsia="es-PE"/>
-          <ns2:ligatures ns2:val="none"/>
-        </w:rPr>
-      </w:pPr>
-    </w:p>
-    <w:p ns2:paraId="60B5D5B0" ns2:textId="4A77A836">
+          <w14:ligatures w14:val="none"/>
+        </w:rPr>
+      </w:pPr>
+    </w:p>
+    <w:p>
       <w:pPr>
         <w:numPr>
           <w:ilvl w:val="1"/>
@@ -602,7 +517,7 @@
           <w:color w:val="000000"/>
           <w:kern w:val="0"/>
           <w:lang w:val="es-ES" w:eastAsia="es-ES"/>
-          <ns2:ligatures ns2:val="none"/>
+          <w14:ligatures w14:val="none"/>
         </w:rPr>
       </w:pPr>
       <w:r>
@@ -611,7 +526,7 @@
           <w:color w:val="000000"/>
           <w:kern w:val="0"/>
           <w:lang w:val="es-ES" w:eastAsia="es-ES"/>
-          <ns2:ligatures ns2:val="none"/>
+          <w14:ligatures w14:val="none"/>
         </w:rPr>
         <w:t xml:space="preserve">Mediante el escrito del 26 de diciembre de 2025, complementado mediante dos (2) escritos del 26 de diciembre de 2025, el señor [APELLIDO] denunció al Banco por presuntas infracciones a la Ley 29571, Código de Protección y Defensa del Consumidor (en adelante, Código), señalando lo siguiente:</w:t>
       </w:r>
@@ -621,7 +536,7 @@
           <w:color w:val="000000"/>
           <w:kern w:val="0"/>
           <w:lang w:val="es-ES" w:eastAsia="es-ES"/>
-          <ns2:ligatures ns2:val="none"/>
+          <w14:ligatures w14:val="none"/>
         </w:rPr>
         <w:t/>
       </w:r>
@@ -633,7 +548,7 @@
           <w:kern w:val="0"/>
           <w:vertAlign w:val="superscript"/>
           <w:lang w:val="es-ES" w:eastAsia="es-ES"/>
-          <ns2:ligatures ns2:val="none"/>
+          <w14:ligatures w14:val="none"/>
         </w:rPr>
         <w:footnoteReference w:id="1"/>
       </w:r>
@@ -643,7 +558,7 @@
           <w:color w:val="000000"/>
           <w:kern w:val="0"/>
           <w:lang w:val="es-ES" w:eastAsia="es-ES"/>
-          <ns2:ligatures ns2:val="none"/>
+          <w14:ligatures w14:val="none"/>
         </w:rPr>
         <w:t xml:space="preserve"/>
       </w:r>
@@ -653,7 +568,7 @@
           <w:color w:val="000000"/>
           <w:kern w:val="0"/>
           <w:lang w:val="es-ES" w:eastAsia="es-ES"/>
-          <ns2:ligatures ns2:val="none"/>
+          <w14:ligatures w14:val="none"/>
         </w:rPr>
         <w:t/>
       </w:r>
@@ -663,7 +578,7 @@
           <w:color w:val="000000"/>
           <w:kern w:val="0"/>
           <w:lang w:val="es-ES" w:eastAsia="es-ES"/>
-          <ns2:ligatures ns2:val="none"/>
+          <w14:ligatures w14:val="none"/>
         </w:rPr>
         <w:t xml:space="preserve"/>
       </w:r>
@@ -673,7 +588,7 @@
           <w:color w:val="000000"/>
           <w:kern w:val="0"/>
           <w:lang w:val="es-ES" w:eastAsia="es-ES"/>
-          <ns2:ligatures ns2:val="none"/>
+          <w14:ligatures w14:val="none"/>
         </w:rPr>
         <w:t/>
       </w:r>
@@ -683,7 +598,7 @@
           <w:color w:val="000000"/>
           <w:kern w:val="0"/>
           <w:lang w:val="es-ES" w:eastAsia="es-ES"/>
-          <ns2:ligatures ns2:val="none"/>
+          <w14:ligatures w14:val="none"/>
         </w:rPr>
         <w:t xml:space="preserve"/>
       </w:r>
@@ -693,7 +608,7 @@
           <w:color w:val="000000"/>
           <w:kern w:val="0"/>
           <w:lang w:val="es-ES" w:eastAsia="es-ES"/>
-          <ns2:ligatures ns2:val="none"/>
+          <w14:ligatures w14:val="none"/>
         </w:rPr>
         <w:t/>
       </w:r>
@@ -701,7 +616,7 @@
         <w:rPr>
           <w:rFonts w:ascii="Arial Narrow" w:eastAsia="Calibri" w:hAnsi="Arial Narrow" w:cs="Arial"/>
           <w:kern w:val="0"/>
-          <ns2:ligatures ns2:val="none"/>
+          <w14:ligatures w14:val="none"/>
         </w:rPr>
         <w:t/>
       </w:r>
@@ -709,7 +624,7 @@
         <w:rPr>
           <w:rFonts w:ascii="Arial Narrow" w:eastAsia="Calibri" w:hAnsi="Arial Narrow" w:cs="Arial"/>
           <w:kern w:val="0"/>
-          <ns2:ligatures ns2:val="none"/>
+          <w14:ligatures w14:val="none"/>
         </w:rPr>
         <w:t xml:space="preserve"/>
       </w:r>
@@ -717,7 +632,7 @@
         <w:rPr>
           <w:rFonts w:ascii="Arial Narrow" w:eastAsia="Calibri" w:hAnsi="Arial Narrow" w:cs="Arial"/>
           <w:kern w:val="0"/>
-          <ns2:ligatures ns2:val="none"/>
+          <w14:ligatures w14:val="none"/>
         </w:rPr>
         <w:t/>
       </w:r>
@@ -725,7 +640,7 @@
         <w:rPr>
           <w:rFonts w:ascii="Arial Narrow" w:eastAsia="Calibri" w:hAnsi="Arial Narrow" w:cs="Arial"/>
           <w:kern w:val="0"/>
-          <ns2:ligatures ns2:val="none"/>
+          <w14:ligatures w14:val="none"/>
         </w:rPr>
         <w:t xml:space="preserve"/>
       </w:r>
@@ -733,7 +648,7 @@
         <w:rPr>
           <w:rFonts w:ascii="Arial Narrow" w:eastAsia="Calibri" w:hAnsi="Arial Narrow" w:cs="Arial"/>
           <w:kern w:val="0"/>
-          <ns2:ligatures ns2:val="none"/>
+          <w14:ligatures w14:val="none"/>
         </w:rPr>
         <w:t xml:space="preserve"/>
       </w:r>
@@ -741,7 +656,7 @@
         <w:rPr>
           <w:rFonts w:ascii="Arial Narrow" w:eastAsia="Calibri" w:hAnsi="Arial Narrow" w:cs="Arial"/>
           <w:kern w:val="0"/>
-          <ns2:ligatures ns2:val="none"/>
+          <w14:ligatures w14:val="none"/>
         </w:rPr>
         <w:t/>
       </w:r>
@@ -751,7 +666,7 @@
           <w:color w:val="000000"/>
           <w:kern w:val="0"/>
           <w:lang w:val="es-ES" w:eastAsia="es-ES"/>
-          <ns2:ligatures ns2:val="none"/>
+          <w14:ligatures w14:val="none"/>
         </w:rPr>
         <w:t/>
       </w:r>
@@ -761,7 +676,7 @@
           <w:color w:val="000000"/>
           <w:kern w:val="0"/>
           <w:lang w:val="es-ES" w:eastAsia="es-ES"/>
-          <ns2:ligatures ns2:val="none"/>
+          <w14:ligatures w14:val="none"/>
         </w:rPr>
         <w:t/>
       </w:r>
@@ -771,7 +686,7 @@
           <w:color w:val="000000"/>
           <w:kern w:val="0"/>
           <w:lang w:val="es-ES" w:eastAsia="es-ES"/>
-          <ns2:ligatures ns2:val="none"/>
+          <w14:ligatures w14:val="none"/>
         </w:rPr>
         <w:t xml:space="preserve"/>
       </w:r>
@@ -781,7 +696,7 @@
           <w:color w:val="000000"/>
           <w:kern w:val="0"/>
           <w:lang w:val="es-ES" w:eastAsia="es-ES"/>
-          <ns2:ligatures ns2:val="none"/>
+          <w14:ligatures w14:val="none"/>
         </w:rPr>
         <w:t xml:space="preserve"/>
       </w:r>
@@ -791,7 +706,7 @@
           <w:color w:val="000000"/>
           <w:kern w:val="0"/>
           <w:lang w:val="es-ES" w:eastAsia="es-ES"/>
-          <ns2:ligatures ns2:val="none"/>
+          <w14:ligatures w14:val="none"/>
         </w:rPr>
         <w:t/>
       </w:r>
@@ -803,7 +718,7 @@
           <w:kern w:val="0"/>
           <w:vertAlign w:val="superscript"/>
           <w:lang w:val="es-ES" w:eastAsia="es-ES"/>
-          <ns2:ligatures ns2:val="none"/>
+          <w14:ligatures w14:val="none"/>
         </w:rPr>
         <w:footnoteReference w:id="2"/>
       </w:r>
@@ -813,7 +728,7 @@
           <w:color w:val="000000"/>
           <w:kern w:val="0"/>
           <w:lang w:val="es-ES" w:eastAsia="es-ES"/>
-          <ns2:ligatures ns2:val="none"/>
+          <w14:ligatures w14:val="none"/>
         </w:rPr>
         <w:t xml:space="preserve"/>
       </w:r>
@@ -824,12 +739,12 @@
           <w:color w:val="000000"/>
           <w:kern w:val="0"/>
           <w:lang w:val="es-ES" w:eastAsia="es-ES"/>
-          <ns2:ligatures ns2:val="none"/>
+          <w14:ligatures w14:val="none"/>
         </w:rPr>
         <w:t/>
       </w:r>
     </w:p>
-    <w:p ns2:paraId="512911CE" ns2:textId="77777777">
+    <w:p>
       <w:pPr>
         <w:spacing w:after="0" w:line="240" w:lineRule="auto"/>
         <w:contextualSpacing/>
@@ -839,11 +754,11 @@
           <w:color w:val="000000"/>
           <w:kern w:val="0"/>
           <w:lang w:eastAsia="es-ES"/>
-          <ns2:ligatures ns2:val="none"/>
-        </w:rPr>
-      </w:pPr>
-    </w:p>
-    <w:p ns2:paraId="3670D3CC" ns2:textId="21C6F4D8">
+          <w14:ligatures w14:val="none"/>
+        </w:rPr>
+      </w:pPr>
+    </w:p>
+    <w:p>
       <w:pPr>
         <w:pStyle w:val="Prrafodelista"/>
         <w:numPr>
@@ -861,16 +776,16 @@
           <w:color w:val="000000"/>
           <w:kern w:val="0"/>
           <w:lang w:eastAsia="es-ES"/>
-          <ns2:ligatures ns2:val="none"/>
-        </w:rPr>
-      </w:pPr>
-      <w:r>
-        <w:rPr>
-          <w:rFonts w:ascii="Arial Narrow" w:eastAsia="Times New Roman" w:hAnsi="Arial Narrow" w:cs="Arial"/>
-          <w:color w:val="000000"/>
-          <w:kern w:val="0"/>
-          <w:lang w:eastAsia="es-ES"/>
-          <ns2:ligatures ns2:val="none"/>
+          <w14:ligatures w14:val="none"/>
+        </w:rPr>
+      </w:pPr>
+      <w:r>
+        <w:rPr>
+          <w:rFonts w:ascii="Arial Narrow" w:eastAsia="Times New Roman" w:hAnsi="Arial Narrow" w:cs="Arial"/>
+          <w:color w:val="000000"/>
+          <w:kern w:val="0"/>
+          <w:lang w:eastAsia="es-ES"/>
+          <w14:ligatures w14:val="none"/>
         </w:rPr>
         <w:t>C</w:t>
       </w:r>
@@ -880,7 +795,7 @@
           <w:color w:val="000000"/>
           <w:kern w:val="0"/>
           <w:lang w:eastAsia="es-ES"/>
-          <ns2:ligatures ns2:val="none"/>
+          <w14:ligatures w14:val="none"/>
         </w:rPr>
         <w:t xml:space="preserve">ontrató un crédito vehicular con el </w:t>
       </w:r>
@@ -890,7 +805,7 @@
           <w:color w:val="000000"/>
           <w:kern w:val="0"/>
           <w:lang w:val="es-ES" w:eastAsia="es-ES"/>
-          <ns2:ligatures ns2:val="none"/>
+          <w14:ligatures w14:val="none"/>
         </w:rPr>
         <w:t>Banco</w:t>
       </w:r>
@@ -900,7 +815,7 @@
           <w:color w:val="000000"/>
           <w:kern w:val="0"/>
           <w:lang w:eastAsia="es-ES"/>
-          <ns2:ligatures ns2:val="none"/>
+          <w14:ligatures w14:val="none"/>
         </w:rPr>
         <w:t>,</w:t>
       </w:r>
@@ -910,7 +825,7 @@
           <w:color w:val="000000"/>
           <w:kern w:val="0"/>
           <w:lang w:eastAsia="es-ES"/>
-          <ns2:ligatures ns2:val="none"/>
+          <w14:ligatures w14:val="none"/>
         </w:rPr>
         <w:t xml:space="preserve"> en virtud del cual adquirió</w:t>
       </w:r>
@@ -920,7 +835,7 @@
           <w:color w:val="000000"/>
           <w:kern w:val="0"/>
           <w:lang w:eastAsia="es-ES"/>
-          <ns2:ligatures ns2:val="none"/>
+          <w14:ligatures w14:val="none"/>
         </w:rPr>
         <w:t xml:space="preserve"> la</w:t>
       </w:r>
@@ -930,7 +845,7 @@
           <w:color w:val="000000"/>
           <w:kern w:val="0"/>
           <w:lang w:eastAsia="es-ES"/>
-          <ns2:ligatures ns2:val="none"/>
+          <w14:ligatures w14:val="none"/>
         </w:rPr>
         <w:t xml:space="preserve"> Póliza 70194001 </w:t>
       </w:r>
@@ -940,7 +855,7 @@
           <w:color w:val="000000"/>
           <w:kern w:val="0"/>
           <w:lang w:eastAsia="es-ES"/>
-          <ns2:ligatures ns2:val="none"/>
+          <w14:ligatures w14:val="none"/>
         </w:rPr>
         <w:t xml:space="preserve">del Seguro Vehicular </w:t>
       </w:r>
@@ -950,7 +865,7 @@
           <w:color w:val="000000"/>
           <w:kern w:val="0"/>
           <w:lang w:eastAsia="es-ES"/>
-          <ns2:ligatures ns2:val="none"/>
+          <w14:ligatures w14:val="none"/>
         </w:rPr>
         <w:t xml:space="preserve">(en adelante, Seguro Vehicular), emitido por </w:t>
       </w:r>
@@ -960,7 +875,7 @@
           <w:color w:val="000000"/>
           <w:kern w:val="0"/>
           <w:lang w:eastAsia="es-ES"/>
-          <ns2:ligatures ns2:val="none"/>
+          <w14:ligatures w14:val="none"/>
         </w:rPr>
         <w:t xml:space="preserve">Quálitas Compañía de Seguros </w:t>
       </w:r>
@@ -970,7 +885,7 @@
           <w:color w:val="000000"/>
           <w:kern w:val="0"/>
           <w:lang w:eastAsia="es-ES"/>
-          <ns2:ligatures ns2:val="none"/>
+          <w14:ligatures w14:val="none"/>
         </w:rPr>
         <w:t>S.A</w:t>
       </w:r>
@@ -980,7 +895,7 @@
           <w:color w:val="000000"/>
           <w:kern w:val="0"/>
           <w:lang w:eastAsia="es-ES"/>
-          <ns2:ligatures ns2:val="none"/>
+          <w14:ligatures w14:val="none"/>
         </w:rPr>
         <w:t>.</w:t>
       </w:r>
@@ -990,7 +905,7 @@
           <w:color w:val="000000"/>
           <w:kern w:val="0"/>
           <w:lang w:eastAsia="es-ES"/>
-          <ns2:ligatures ns2:val="none"/>
+          <w14:ligatures w14:val="none"/>
         </w:rPr>
         <w:t xml:space="preserve"> (en adelante, compañía aseguradora)</w:t>
       </w:r>
@@ -1000,7 +915,7 @@
           <w:color w:val="000000"/>
           <w:kern w:val="0"/>
           <w:lang w:eastAsia="es-ES"/>
-          <ns2:ligatures ns2:val="none"/>
+          <w14:ligatures w14:val="none"/>
         </w:rPr>
         <w:t>.</w:t>
       </w:r>
@@ -1010,12 +925,12 @@
           <w:color w:val="000000"/>
           <w:kern w:val="0"/>
           <w:lang w:eastAsia="es-ES"/>
-          <ns2:ligatures ns2:val="none"/>
+          <w14:ligatures w14:val="none"/>
         </w:rPr>
         <w:t xml:space="preserve"> </w:t>
       </w:r>
     </w:p>
-    <w:p ns2:paraId="217A0038" ns2:textId="77777777">
+    <w:p>
       <w:pPr>
         <w:pStyle w:val="Prrafodelista"/>
         <w:spacing w:after="0" w:line="240" w:lineRule="auto"/>
@@ -1026,11 +941,11 @@
           <w:color w:val="000000"/>
           <w:kern w:val="0"/>
           <w:lang w:eastAsia="es-ES"/>
-          <ns2:ligatures ns2:val="none"/>
-        </w:rPr>
-      </w:pPr>
-    </w:p>
-    <w:p ns2:paraId="60672647" ns2:textId="08B8594A">
+          <w14:ligatures w14:val="none"/>
+        </w:rPr>
+      </w:pPr>
+    </w:p>
+    <w:p>
       <w:pPr>
         <w:pStyle w:val="Prrafodelista"/>
         <w:numPr>
@@ -1048,16 +963,16 @@
           <w:color w:val="000000"/>
           <w:kern w:val="0"/>
           <w:lang w:eastAsia="es-ES"/>
-          <ns2:ligatures ns2:val="none"/>
-        </w:rPr>
-      </w:pPr>
-      <w:r>
-        <w:rPr>
-          <w:rFonts w:ascii="Arial Narrow" w:eastAsia="Times New Roman" w:hAnsi="Arial Narrow" w:cs="Arial"/>
-          <w:color w:val="000000"/>
-          <w:kern w:val="0"/>
-          <w:lang w:eastAsia="es-ES"/>
-          <ns2:ligatures ns2:val="none"/>
+          <w14:ligatures w14:val="none"/>
+        </w:rPr>
+      </w:pPr>
+      <w:r>
+        <w:rPr>
+          <w:rFonts w:ascii="Arial Narrow" w:eastAsia="Times New Roman" w:hAnsi="Arial Narrow" w:cs="Arial"/>
+          <w:color w:val="000000"/>
+          <w:kern w:val="0"/>
+          <w:lang w:eastAsia="es-ES"/>
+          <w14:ligatures w14:val="none"/>
         </w:rPr>
         <w:t xml:space="preserve">El 10 de noviembre de 2025, recibió un correo electrónico del </w:t>
       </w:r>
@@ -1067,7 +982,7 @@
           <w:color w:val="000000"/>
           <w:kern w:val="0"/>
           <w:lang w:val="es-ES" w:eastAsia="es-ES"/>
-          <ns2:ligatures ns2:val="none"/>
+          <w14:ligatures w14:val="none"/>
         </w:rPr>
         <w:t>Banco</w:t>
       </w:r>
@@ -1077,7 +992,7 @@
           <w:color w:val="000000"/>
           <w:kern w:val="0"/>
           <w:lang w:eastAsia="es-ES"/>
-          <ns2:ligatures ns2:val="none"/>
+          <w14:ligatures w14:val="none"/>
         </w:rPr>
         <w:t xml:space="preserve"> </w:t>
       </w:r>
@@ -1087,7 +1002,7 @@
           <w:color w:val="000000"/>
           <w:kern w:val="0"/>
           <w:lang w:eastAsia="es-ES"/>
-          <ns2:ligatures ns2:val="none"/>
+          <w14:ligatures w14:val="none"/>
         </w:rPr>
         <w:t xml:space="preserve">en el que se le informó que mantenía impaga </w:t>
       </w:r>
@@ -1097,7 +1012,7 @@
           <w:color w:val="000000"/>
           <w:kern w:val="0"/>
           <w:lang w:eastAsia="es-ES"/>
-          <ns2:ligatures ns2:val="none"/>
+          <w14:ligatures w14:val="none"/>
         </w:rPr>
         <w:t>el</w:t>
       </w:r>
@@ -1107,7 +1022,7 @@
           <w:color w:val="000000"/>
           <w:kern w:val="0"/>
           <w:lang w:eastAsia="es-ES"/>
-          <ns2:ligatures ns2:val="none"/>
+          <w14:ligatures w14:val="none"/>
         </w:rPr>
         <w:t xml:space="preserve"> Seguro Vehicular</w:t>
       </w:r>
@@ -1117,7 +1032,7 @@
           <w:color w:val="000000"/>
           <w:kern w:val="0"/>
           <w:lang w:eastAsia="es-ES"/>
-          <ns2:ligatures ns2:val="none"/>
+          <w14:ligatures w14:val="none"/>
         </w:rPr>
         <w:t>,</w:t>
       </w:r>
@@ -1127,7 +1042,7 @@
           <w:color w:val="000000"/>
           <w:kern w:val="0"/>
           <w:lang w:eastAsia="es-ES"/>
-          <ns2:ligatures ns2:val="none"/>
+          <w14:ligatures w14:val="none"/>
         </w:rPr>
         <w:t xml:space="preserve"> pese a que se encontraba al día en el pago de las primas.</w:t>
       </w:r>
@@ -1137,12 +1052,12 @@
           <w:color w:val="000000"/>
           <w:kern w:val="0"/>
           <w:lang w:eastAsia="es-ES"/>
-          <ns2:ligatures ns2:val="none"/>
+          <w14:ligatures w14:val="none"/>
         </w:rPr>
         <w:t xml:space="preserve"> </w:t>
       </w:r>
     </w:p>
-    <w:p ns2:paraId="70346C00" ns2:textId="77777777">
+    <w:p>
       <w:pPr>
         <w:pStyle w:val="Prrafodelista"/>
         <w:spacing w:after="0" w:line="240" w:lineRule="auto"/>
@@ -1153,11 +1068,11 @@
           <w:color w:val="000000"/>
           <w:kern w:val="0"/>
           <w:lang w:eastAsia="es-ES"/>
-          <ns2:ligatures ns2:val="none"/>
-        </w:rPr>
-      </w:pPr>
-    </w:p>
-    <w:p ns2:paraId="26201FA8" ns2:textId="358111CB">
+          <w14:ligatures w14:val="none"/>
+        </w:rPr>
+      </w:pPr>
+    </w:p>
+    <w:p>
       <w:pPr>
         <w:pStyle w:val="Prrafodelista"/>
         <w:numPr>
@@ -1175,16 +1090,16 @@
           <w:color w:val="000000"/>
           <w:kern w:val="0"/>
           <w:lang w:eastAsia="es-ES"/>
-          <ns2:ligatures ns2:val="none"/>
-        </w:rPr>
-      </w:pPr>
-      <w:r>
-        <w:rPr>
-          <w:rFonts w:ascii="Arial Narrow" w:eastAsia="Times New Roman" w:hAnsi="Arial Narrow" w:cs="Arial"/>
-          <w:color w:val="000000"/>
-          <w:kern w:val="0"/>
-          <w:lang w:eastAsia="es-ES"/>
-          <ns2:ligatures ns2:val="none"/>
+          <w14:ligatures w14:val="none"/>
+        </w:rPr>
+      </w:pPr>
+      <w:r>
+        <w:rPr>
+          <w:rFonts w:ascii="Arial Narrow" w:eastAsia="Times New Roman" w:hAnsi="Arial Narrow" w:cs="Arial"/>
+          <w:color w:val="000000"/>
+          <w:kern w:val="0"/>
+          <w:lang w:eastAsia="es-ES"/>
+          <w14:ligatures w14:val="none"/>
         </w:rPr>
         <w:t xml:space="preserve">El 26 de noviembre de 2025, se comunicó telefónicamente con Miluska Ayala (en adelante, la señora [APELLIDO] ), asesora de seguros de Ugaz Asesores y Corredores de Seguros S.A.C (en adelante, Ugaz), quien gestionó la contratación del Seguro Vehicular, y le informó que la póliza se encontraba vigente hasta el 9 de diciembre de 2025 y que la comunicación remitida por el Banco era errada. </w:t>
       </w:r>
@@ -1194,7 +1109,7 @@
           <w:color w:val="000000"/>
           <w:kern w:val="0"/>
           <w:lang w:eastAsia="es-ES"/>
-          <ns2:ligatures ns2:val="none"/>
+          <w14:ligatures w14:val="none"/>
         </w:rPr>
         <w:t xml:space="preserve"/>
       </w:r>
@@ -1204,7 +1119,7 @@
           <w:color w:val="000000"/>
           <w:kern w:val="0"/>
           <w:lang w:eastAsia="es-ES"/>
-          <ns2:ligatures ns2:val="none"/>
+          <w14:ligatures w14:val="none"/>
         </w:rPr>
         <w:t xml:space="preserve"/>
       </w:r>
@@ -1214,7 +1129,7 @@
           <w:color w:val="000000"/>
           <w:kern w:val="0"/>
           <w:lang w:eastAsia="es-ES"/>
-          <ns2:ligatures ns2:val="none"/>
+          <w14:ligatures w14:val="none"/>
         </w:rPr>
         <w:t/>
       </w:r>
@@ -1224,7 +1139,7 @@
           <w:color w:val="000000"/>
           <w:kern w:val="0"/>
           <w:lang w:eastAsia="es-ES"/>
-          <ns2:ligatures ns2:val="none"/>
+          <w14:ligatures w14:val="none"/>
         </w:rPr>
         <w:t xml:space="preserve"/>
       </w:r>
@@ -1234,7 +1149,7 @@
           <w:color w:val="000000"/>
           <w:kern w:val="0"/>
           <w:lang w:eastAsia="es-ES"/>
-          <ns2:ligatures ns2:val="none"/>
+          <w14:ligatures w14:val="none"/>
         </w:rPr>
         <w:t/>
       </w:r>
@@ -1244,7 +1159,7 @@
           <w:color w:val="000000"/>
           <w:kern w:val="0"/>
           <w:lang w:eastAsia="es-ES"/>
-          <ns2:ligatures ns2:val="none"/>
+          <w14:ligatures w14:val="none"/>
         </w:rPr>
         <w:t xml:space="preserve"/>
       </w:r>
@@ -1254,7 +1169,7 @@
           <w:color w:val="000000"/>
           <w:kern w:val="0"/>
           <w:lang w:val="es-ES" w:eastAsia="es-ES"/>
-          <ns2:ligatures ns2:val="none"/>
+          <w14:ligatures w14:val="none"/>
         </w:rPr>
         <w:t/>
       </w:r>
@@ -1264,7 +1179,7 @@
           <w:color w:val="000000"/>
           <w:kern w:val="0"/>
           <w:lang w:eastAsia="es-ES"/>
-          <ns2:ligatures ns2:val="none"/>
+          <w14:ligatures w14:val="none"/>
         </w:rPr>
         <w:t xml:space="preserve"/>
       </w:r>
@@ -1274,7 +1189,7 @@
           <w:color w:val="000000"/>
           <w:kern w:val="0"/>
           <w:lang w:eastAsia="es-ES"/>
-          <ns2:ligatures ns2:val="none"/>
+          <w14:ligatures w14:val="none"/>
         </w:rPr>
         <w:t/>
       </w:r>
@@ -1284,7 +1199,7 @@
           <w:color w:val="000000"/>
           <w:kern w:val="0"/>
           <w:lang w:eastAsia="es-ES"/>
-          <ns2:ligatures ns2:val="none"/>
+          <w14:ligatures w14:val="none"/>
         </w:rPr>
         <w:t xml:space="preserve"/>
       </w:r>
@@ -1294,7 +1209,7 @@
           <w:color w:val="000000"/>
           <w:kern w:val="0"/>
           <w:lang w:eastAsia="es-ES"/>
-          <ns2:ligatures ns2:val="none"/>
+          <w14:ligatures w14:val="none"/>
         </w:rPr>
         <w:t/>
       </w:r>
@@ -1304,7 +1219,7 @@
           <w:color w:val="000000"/>
           <w:kern w:val="0"/>
           <w:lang w:eastAsia="es-ES"/>
-          <ns2:ligatures ns2:val="none"/>
+          <w14:ligatures w14:val="none"/>
         </w:rPr>
         <w:t/>
       </w:r>
@@ -1314,12 +1229,12 @@
           <w:color w:val="000000"/>
           <w:kern w:val="0"/>
           <w:lang w:eastAsia="es-ES"/>
-          <ns2:ligatures ns2:val="none"/>
+          <w14:ligatures w14:val="none"/>
         </w:rPr>
         <w:t xml:space="preserve"/>
       </w:r>
     </w:p>
-    <w:p ns2:paraId="396B39FC" ns2:textId="77777777">
+    <w:p>
       <w:pPr>
         <w:pStyle w:val="Prrafodelista"/>
         <w:spacing w:after="0" w:line="240" w:lineRule="auto"/>
@@ -1330,11 +1245,11 @@
           <w:color w:val="000000"/>
           <w:kern w:val="0"/>
           <w:lang w:eastAsia="es-ES"/>
-          <ns2:ligatures ns2:val="none"/>
-        </w:rPr>
-      </w:pPr>
-    </w:p>
-    <w:p ns2:paraId="619C5D19" ns2:textId="49C83E97">
+          <w14:ligatures w14:val="none"/>
+        </w:rPr>
+      </w:pPr>
+    </w:p>
+    <w:p>
       <w:pPr>
         <w:pStyle w:val="Prrafodelista"/>
         <w:numPr>
@@ -1352,16 +1267,16 @@
           <w:color w:val="000000"/>
           <w:kern w:val="0"/>
           <w:lang w:eastAsia="es-ES"/>
-          <ns2:ligatures ns2:val="none"/>
-        </w:rPr>
-      </w:pPr>
-      <w:r>
-        <w:rPr>
-          <w:rFonts w:ascii="Arial Narrow" w:eastAsia="Times New Roman" w:hAnsi="Arial Narrow" w:cs="Arial"/>
-          <w:color w:val="000000"/>
-          <w:kern w:val="0"/>
-          <w:lang w:eastAsia="es-ES"/>
-          <ns2:ligatures ns2:val="none"/>
+          <w14:ligatures w14:val="none"/>
+        </w:rPr>
+      </w:pPr>
+      <w:r>
+        <w:rPr>
+          <w:rFonts w:ascii="Arial Narrow" w:eastAsia="Times New Roman" w:hAnsi="Arial Narrow" w:cs="Arial"/>
+          <w:color w:val="000000"/>
+          <w:kern w:val="0"/>
+          <w:lang w:eastAsia="es-ES"/>
+          <w14:ligatures w14:val="none"/>
         </w:rPr>
         <w:t xml:space="preserve">El </w:t>
       </w:r>
@@ -1371,7 +1286,7 @@
           <w:color w:val="000000"/>
           <w:kern w:val="0"/>
           <w:lang w:eastAsia="es-ES"/>
-          <ns2:ligatures ns2:val="none"/>
+          <w14:ligatures w14:val="none"/>
         </w:rPr>
         <w:t>mismo día</w:t>
       </w:r>
@@ -1381,7 +1296,7 @@
           <w:color w:val="000000"/>
           <w:kern w:val="0"/>
           <w:lang w:eastAsia="es-ES"/>
-          <ns2:ligatures ns2:val="none"/>
+          <w14:ligatures w14:val="none"/>
         </w:rPr>
         <w:t xml:space="preserve">, presentó el reclamo consignado </w:t>
       </w:r>
@@ -1391,7 +1306,7 @@
           <w:color w:val="000000"/>
           <w:kern w:val="0"/>
           <w:lang w:eastAsia="es-ES"/>
-          <ns2:ligatures ns2:val="none"/>
+          <w14:ligatures w14:val="none"/>
         </w:rPr>
         <w:t xml:space="preserve">en la hoja de reclamaciones </w:t>
       </w:r>
@@ -1401,7 +1316,7 @@
           <w:color w:val="000000"/>
           <w:kern w:val="0"/>
           <w:lang w:eastAsia="es-ES"/>
-          <ns2:ligatures ns2:val="none"/>
+          <w14:ligatures w14:val="none"/>
         </w:rPr>
         <w:t>C47466292</w:t>
       </w:r>
@@ -1411,7 +1326,7 @@
           <w:color w:val="000000"/>
           <w:kern w:val="0"/>
           <w:lang w:eastAsia="es-ES"/>
-          <ns2:ligatures ns2:val="none"/>
+          <w14:ligatures w14:val="none"/>
         </w:rPr>
         <w:t xml:space="preserve"> </w:t>
       </w:r>
@@ -1421,7 +1336,7 @@
           <w:color w:val="000000"/>
           <w:kern w:val="0"/>
           <w:lang w:eastAsia="es-ES"/>
-          <ns2:ligatures ns2:val="none"/>
+          <w14:ligatures w14:val="none"/>
         </w:rPr>
         <w:t>contra</w:t>
       </w:r>
@@ -1431,7 +1346,7 @@
           <w:color w:val="000000"/>
           <w:kern w:val="0"/>
           <w:lang w:eastAsia="es-ES"/>
-          <ns2:ligatures ns2:val="none"/>
+          <w14:ligatures w14:val="none"/>
         </w:rPr>
         <w:t xml:space="preserve"> el Banco</w:t>
       </w:r>
@@ -1441,7 +1356,7 @@
           <w:color w:val="000000"/>
           <w:kern w:val="0"/>
           <w:lang w:eastAsia="es-ES"/>
-          <ns2:ligatures ns2:val="none"/>
+          <w14:ligatures w14:val="none"/>
         </w:rPr>
         <w:t xml:space="preserve">, señalando la modificación de la cuota de su crédito vehicular de S/ 1 582,00 a S/ 1 968,58 y la atribución de un seguro vehicular </w:t>
       </w:r>
@@ -1451,7 +1366,7 @@
           <w:color w:val="000000"/>
           <w:kern w:val="0"/>
           <w:lang w:eastAsia="es-ES"/>
-          <ns2:ligatures ns2:val="none"/>
+          <w14:ligatures w14:val="none"/>
         </w:rPr>
         <w:t xml:space="preserve">del Banco (en adelante, Seguro del Banco) </w:t>
       </w:r>
@@ -1461,7 +1376,7 @@
           <w:color w:val="000000"/>
           <w:kern w:val="0"/>
           <w:lang w:eastAsia="es-ES"/>
-          <ns2:ligatures ns2:val="none"/>
+          <w14:ligatures w14:val="none"/>
         </w:rPr>
         <w:t>que no había contratado, indicando que mantenía vigente el Seguro Vehicular con vencimiento el 9 de diciembre de 2025.</w:t>
       </w:r>
@@ -1471,12 +1386,12 @@
           <w:color w:val="000000"/>
           <w:kern w:val="0"/>
           <w:lang w:eastAsia="es-ES"/>
-          <ns2:ligatures ns2:val="none"/>
+          <w14:ligatures w14:val="none"/>
         </w:rPr>
         <w:t xml:space="preserve"> </w:t>
       </w:r>
     </w:p>
-    <w:p ns2:paraId="46AC7F25" ns2:textId="77777777">
+    <w:p>
       <w:pPr>
         <w:pStyle w:val="Prrafodelista"/>
         <w:spacing w:after="0" w:line="240" w:lineRule="auto"/>
@@ -1487,11 +1402,11 @@
           <w:color w:val="000000"/>
           <w:kern w:val="0"/>
           <w:lang w:eastAsia="es-ES"/>
-          <ns2:ligatures ns2:val="none"/>
-        </w:rPr>
-      </w:pPr>
-    </w:p>
-    <w:p ns2:paraId="2FD1B44A" ns2:textId="1AB2FB3F">
+          <w14:ligatures w14:val="none"/>
+        </w:rPr>
+      </w:pPr>
+    </w:p>
+    <w:p>
       <w:pPr>
         <w:pStyle w:val="Prrafodelista"/>
         <w:numPr>
@@ -1509,16 +1424,16 @@
           <w:color w:val="000000"/>
           <w:kern w:val="0"/>
           <w:lang w:eastAsia="es-ES"/>
-          <ns2:ligatures ns2:val="none"/>
-        </w:rPr>
-      </w:pPr>
-      <w:r>
-        <w:rPr>
-          <w:rFonts w:ascii="Arial Narrow" w:eastAsia="Times New Roman" w:hAnsi="Arial Narrow" w:cs="Arial"/>
-          <w:color w:val="000000"/>
-          <w:kern w:val="0"/>
-          <w:lang w:eastAsia="es-ES"/>
-          <ns2:ligatures ns2:val="none"/>
+          <w14:ligatures w14:val="none"/>
+        </w:rPr>
+      </w:pPr>
+      <w:r>
+        <w:rPr>
+          <w:rFonts w:ascii="Arial Narrow" w:eastAsia="Times New Roman" w:hAnsi="Arial Narrow" w:cs="Arial"/>
+          <w:color w:val="000000"/>
+          <w:kern w:val="0"/>
+          <w:lang w:eastAsia="es-ES"/>
+          <w14:ligatures w14:val="none"/>
         </w:rPr>
         <w:t xml:space="preserve">El 28 de noviembre de 2025, la señora [APELLIDO] , remitió un correo electrónico a la dirección [CORREO], solicitando la anulación del Seguro del Banco e indicando que el Seguro Vehicular se encontraba vigente hasta el 9 de diciembre de 2025. </w:t>
       </w:r>
@@ -1528,7 +1443,7 @@
           <w:color w:val="000000"/>
           <w:kern w:val="0"/>
           <w:lang w:eastAsia="es-ES"/>
-          <ns2:ligatures ns2:val="none"/>
+          <w14:ligatures w14:val="none"/>
         </w:rPr>
         <w:t/>
       </w:r>
@@ -1538,7 +1453,7 @@
           <w:color w:val="000000"/>
           <w:kern w:val="0"/>
           <w:lang w:eastAsia="es-ES"/>
-          <ns2:ligatures ns2:val="none"/>
+          <w14:ligatures w14:val="none"/>
         </w:rPr>
         <w:t xml:space="preserve"/>
       </w:r>
@@ -1548,7 +1463,7 @@
           <w:color w:val="000000"/>
           <w:kern w:val="0"/>
           <w:lang w:eastAsia="es-ES"/>
-          <ns2:ligatures ns2:val="none"/>
+          <w14:ligatures w14:val="none"/>
         </w:rPr>
         <w:t xml:space="preserve"/>
       </w:r>
@@ -1558,7 +1473,7 @@
           <w:color w:val="000000"/>
           <w:kern w:val="0"/>
           <w:lang w:eastAsia="es-ES"/>
-          <ns2:ligatures ns2:val="none"/>
+          <w14:ligatures w14:val="none"/>
         </w:rPr>
         <w:t/>
       </w:r>
@@ -1568,7 +1483,7 @@
           <w:color w:val="000000"/>
           <w:kern w:val="0"/>
           <w:lang w:eastAsia="es-ES"/>
-          <ns2:ligatures ns2:val="none"/>
+          <w14:ligatures w14:val="none"/>
         </w:rPr>
         <w:t xml:space="preserve"/>
       </w:r>
@@ -1578,7 +1493,7 @@
           <w:color w:val="000000"/>
           <w:kern w:val="0"/>
           <w:lang w:eastAsia="es-ES"/>
-          <ns2:ligatures ns2:val="none"/>
+          <w14:ligatures w14:val="none"/>
         </w:rPr>
         <w:t/>
       </w:r>
@@ -1588,7 +1503,7 @@
           <w:color w:val="000000"/>
           <w:kern w:val="0"/>
           <w:lang w:eastAsia="es-ES"/>
-          <ns2:ligatures ns2:val="none"/>
+          <w14:ligatures w14:val="none"/>
         </w:rPr>
         <w:t xml:space="preserve"/>
       </w:r>
@@ -1598,12 +1513,12 @@
           <w:color w:val="000000"/>
           <w:kern w:val="0"/>
           <w:lang w:eastAsia="es-ES"/>
-          <ns2:ligatures ns2:val="none"/>
+          <w14:ligatures w14:val="none"/>
         </w:rPr>
         <w:t xml:space="preserve"/>
       </w:r>
     </w:p>
-    <w:p ns2:paraId="12C19140" ns2:textId="77777777">
+    <w:p>
       <w:pPr>
         <w:spacing w:after="0" w:line="240" w:lineRule="auto"/>
         <w:contextualSpacing/>
@@ -1613,11 +1528,11 @@
           <w:color w:val="000000"/>
           <w:kern w:val="0"/>
           <w:lang w:eastAsia="es-ES"/>
-          <ns2:ligatures ns2:val="none"/>
-        </w:rPr>
-      </w:pPr>
-    </w:p>
-    <w:p ns2:paraId="1AFE4E48" ns2:textId="75644618">
+          <w14:ligatures w14:val="none"/>
+        </w:rPr>
+      </w:pPr>
+    </w:p>
+    <w:p>
       <w:pPr>
         <w:pStyle w:val="Prrafodelista"/>
         <w:numPr>
@@ -1635,16 +1550,16 @@
           <w:color w:val="000000"/>
           <w:kern w:val="0"/>
           <w:lang w:eastAsia="es-ES"/>
-          <ns2:ligatures ns2:val="none"/>
-        </w:rPr>
-      </w:pPr>
-      <w:r>
-        <w:rPr>
-          <w:rFonts w:ascii="Arial Narrow" w:eastAsia="Times New Roman" w:hAnsi="Arial Narrow" w:cs="Arial"/>
-          <w:color w:val="000000"/>
-          <w:kern w:val="0"/>
-          <w:lang w:eastAsia="es-ES"/>
-          <ns2:ligatures ns2:val="none"/>
+          <w14:ligatures w14:val="none"/>
+        </w:rPr>
+      </w:pPr>
+      <w:r>
+        <w:rPr>
+          <w:rFonts w:ascii="Arial Narrow" w:eastAsia="Times New Roman" w:hAnsi="Arial Narrow" w:cs="Arial"/>
+          <w:color w:val="000000"/>
+          <w:kern w:val="0"/>
+          <w:lang w:eastAsia="es-ES"/>
+          <w14:ligatures w14:val="none"/>
         </w:rPr>
         <w:t xml:space="preserve">El 29 de noviembre de 2025, </w:t>
       </w:r>
@@ -1654,7 +1569,7 @@
           <w:color w:val="000000"/>
           <w:kern w:val="0"/>
           <w:lang w:eastAsia="es-ES"/>
-          <ns2:ligatures ns2:val="none"/>
+          <w14:ligatures w14:val="none"/>
         </w:rPr>
         <w:t xml:space="preserve">se remitió </w:t>
       </w:r>
@@ -1664,7 +1579,7 @@
           <w:color w:val="000000"/>
           <w:kern w:val="0"/>
           <w:lang w:eastAsia="es-ES"/>
-          <ns2:ligatures ns2:val="none"/>
+          <w14:ligatures w14:val="none"/>
         </w:rPr>
         <w:t>a</w:t>
       </w:r>
@@ -1674,7 +1589,7 @@
           <w:color w:val="000000"/>
           <w:kern w:val="0"/>
           <w:lang w:eastAsia="es-ES"/>
-          <ns2:ligatures ns2:val="none"/>
+          <w14:ligatures w14:val="none"/>
         </w:rPr>
         <w:t xml:space="preserve">l </w:t>
       </w:r>
@@ -1684,7 +1599,7 @@
           <w:color w:val="000000"/>
           <w:kern w:val="0"/>
           <w:lang w:eastAsia="es-ES"/>
-          <ns2:ligatures ns2:val="none"/>
+          <w14:ligatures w14:val="none"/>
         </w:rPr>
         <w:t xml:space="preserve">Banco </w:t>
       </w:r>
@@ -1694,7 +1609,7 @@
           <w:color w:val="000000"/>
           <w:kern w:val="0"/>
           <w:lang w:eastAsia="es-ES"/>
-          <ns2:ligatures ns2:val="none"/>
+          <w14:ligatures w14:val="none"/>
         </w:rPr>
         <w:t>la documentación que acreditaba la vigencia del Seguro Vehicular hasta el 9 de diciembre de 2025.</w:t>
       </w:r>
@@ -1704,12 +1619,12 @@
           <w:color w:val="000000"/>
           <w:kern w:val="0"/>
           <w:lang w:eastAsia="es-ES"/>
-          <ns2:ligatures ns2:val="none"/>
+          <w14:ligatures w14:val="none"/>
         </w:rPr>
         <w:t xml:space="preserve"> </w:t>
       </w:r>
     </w:p>
-    <w:p ns2:paraId="290DDA01" ns2:textId="77777777">
+    <w:p>
       <w:pPr>
         <w:pStyle w:val="Prrafodelista"/>
         <w:spacing w:after="0" w:line="240" w:lineRule="auto"/>
@@ -1720,11 +1635,11 @@
           <w:color w:val="000000"/>
           <w:kern w:val="0"/>
           <w:lang w:eastAsia="es-ES"/>
-          <ns2:ligatures ns2:val="none"/>
-        </w:rPr>
-      </w:pPr>
-    </w:p>
-    <w:p ns2:paraId="13711489" ns2:textId="7C65191D">
+          <w14:ligatures w14:val="none"/>
+        </w:rPr>
+      </w:pPr>
+    </w:p>
+    <w:p>
       <w:pPr>
         <w:pStyle w:val="Prrafodelista"/>
         <w:numPr>
@@ -1742,16 +1657,16 @@
           <w:color w:val="000000"/>
           <w:kern w:val="0"/>
           <w:lang w:eastAsia="es-ES"/>
-          <ns2:ligatures ns2:val="none"/>
-        </w:rPr>
-      </w:pPr>
-      <w:r>
-        <w:rPr>
-          <w:rFonts w:ascii="Arial Narrow" w:eastAsia="Times New Roman" w:hAnsi="Arial Narrow" w:cs="Arial"/>
-          <w:color w:val="000000"/>
-          <w:kern w:val="0"/>
-          <w:lang w:eastAsia="es-ES"/>
-          <ns2:ligatures ns2:val="none"/>
+          <w14:ligatures w14:val="none"/>
+        </w:rPr>
+      </w:pPr>
+      <w:r>
+        <w:rPr>
+          <w:rFonts w:ascii="Arial Narrow" w:eastAsia="Times New Roman" w:hAnsi="Arial Narrow" w:cs="Arial"/>
+          <w:color w:val="000000"/>
+          <w:kern w:val="0"/>
+          <w:lang w:eastAsia="es-ES"/>
+          <w14:ligatures w14:val="none"/>
         </w:rPr>
         <w:lastRenderedPageBreak/>
         <w:t xml:space="preserve">El 5 de diciembre de 2025, el </w:t>
@@ -1762,7 +1677,7 @@
           <w:color w:val="000000"/>
           <w:kern w:val="0"/>
           <w:lang w:eastAsia="es-ES"/>
-          <ns2:ligatures ns2:val="none"/>
+          <w14:ligatures w14:val="none"/>
         </w:rPr>
         <w:t xml:space="preserve">Banco </w:t>
       </w:r>
@@ -1772,7 +1687,7 @@
           <w:color w:val="000000"/>
           <w:kern w:val="0"/>
           <w:lang w:eastAsia="es-ES"/>
-          <ns2:ligatures ns2:val="none"/>
+          <w14:ligatures w14:val="none"/>
         </w:rPr>
         <w:t xml:space="preserve">emitió </w:t>
       </w:r>
@@ -1782,7 +1697,7 @@
           <w:color w:val="000000"/>
           <w:kern w:val="0"/>
           <w:lang w:eastAsia="es-ES"/>
-          <ns2:ligatures ns2:val="none"/>
+          <w14:ligatures w14:val="none"/>
         </w:rPr>
         <w:t>respuesta a la hoja de reclamaciones C47466292</w:t>
       </w:r>
@@ -1792,7 +1707,7 @@
           <w:color w:val="000000"/>
           <w:kern w:val="0"/>
           <w:lang w:eastAsia="es-ES"/>
-          <ns2:ligatures ns2:val="none"/>
+          <w14:ligatures w14:val="none"/>
         </w:rPr>
         <w:t xml:space="preserve">, la cual no </w:t>
       </w:r>
@@ -1802,7 +1717,7 @@
           <w:color w:val="000000"/>
           <w:kern w:val="0"/>
           <w:lang w:eastAsia="es-ES"/>
-          <ns2:ligatures ns2:val="none"/>
+          <w14:ligatures w14:val="none"/>
         </w:rPr>
         <w:t>era</w:t>
       </w:r>
@@ -1812,7 +1727,7 @@
           <w:color w:val="000000"/>
           <w:kern w:val="0"/>
           <w:lang w:eastAsia="es-ES"/>
-          <ns2:ligatures ns2:val="none"/>
+          <w14:ligatures w14:val="none"/>
         </w:rPr>
         <w:t xml:space="preserve"> coherente con el reclamo que interpuesto</w:t>
       </w:r>
@@ -1822,7 +1737,7 @@
           <w:color w:val="000000"/>
           <w:kern w:val="0"/>
           <w:lang w:eastAsia="es-ES"/>
-          <ns2:ligatures ns2:val="none"/>
+          <w14:ligatures w14:val="none"/>
         </w:rPr>
         <w:t xml:space="preserve">, señalando </w:t>
       </w:r>
@@ -1832,7 +1747,7 @@
           <w:color w:val="000000"/>
           <w:kern w:val="0"/>
           <w:lang w:eastAsia="es-ES"/>
-          <ns2:ligatures ns2:val="none"/>
+          <w14:ligatures w14:val="none"/>
         </w:rPr>
         <w:t>que solicitó información sobre su crédito vehicular y que dicho tipo de solicitudes podían gestionarse a través de los asesores de plataforma de servicios en su red de agencias.</w:t>
       </w:r>
@@ -1842,7 +1757,7 @@
           <w:color w:val="000000"/>
           <w:kern w:val="0"/>
           <w:lang w:eastAsia="es-ES"/>
-          <ns2:ligatures ns2:val="none"/>
+          <w14:ligatures w14:val="none"/>
         </w:rPr>
         <w:t xml:space="preserve"> </w:t>
       </w:r>
@@ -1852,12 +1767,12 @@
           <w:color w:val="000000"/>
           <w:kern w:val="0"/>
           <w:lang w:eastAsia="es-ES"/>
-          <ns2:ligatures ns2:val="none"/>
+          <w14:ligatures w14:val="none"/>
         </w:rPr>
         <w:t xml:space="preserve"> </w:t>
       </w:r>
     </w:p>
-    <w:p ns2:paraId="742D79C6" ns2:textId="77777777">
+    <w:p>
       <w:pPr>
         <w:pStyle w:val="Prrafodelista"/>
         <w:spacing w:after="0" w:line="240" w:lineRule="auto"/>
@@ -1868,11 +1783,11 @@
           <w:color w:val="000000"/>
           <w:kern w:val="0"/>
           <w:lang w:eastAsia="es-ES"/>
-          <ns2:ligatures ns2:val="none"/>
-        </w:rPr>
-      </w:pPr>
-    </w:p>
-    <w:p ns2:paraId="0FA58F01" ns2:textId="5D8408AB">
+          <w14:ligatures w14:val="none"/>
+        </w:rPr>
+      </w:pPr>
+    </w:p>
+    <w:p>
       <w:pPr>
         <w:pStyle w:val="Prrafodelista"/>
         <w:numPr>
@@ -1890,16 +1805,16 @@
           <w:color w:val="000000"/>
           <w:kern w:val="0"/>
           <w:lang w:eastAsia="es-ES"/>
-          <ns2:ligatures ns2:val="none"/>
-        </w:rPr>
-      </w:pPr>
-      <w:r>
-        <w:rPr>
-          <w:rFonts w:ascii="Arial Narrow" w:eastAsia="Times New Roman" w:hAnsi="Arial Narrow" w:cs="Arial"/>
-          <w:color w:val="000000"/>
-          <w:kern w:val="0"/>
-          <w:lang w:eastAsia="es-ES"/>
-          <ns2:ligatures ns2:val="none"/>
+          <w14:ligatures w14:val="none"/>
+        </w:rPr>
+      </w:pPr>
+      <w:r>
+        <w:rPr>
+          <w:rFonts w:ascii="Arial Narrow" w:eastAsia="Times New Roman" w:hAnsi="Arial Narrow" w:cs="Arial"/>
+          <w:color w:val="000000"/>
+          <w:kern w:val="0"/>
+          <w:lang w:eastAsia="es-ES"/>
+          <w14:ligatures w14:val="none"/>
         </w:rPr>
         <w:t xml:space="preserve">El 6 de diciembre de 2025, el </w:t>
       </w:r>
@@ -1909,7 +1824,7 @@
           <w:color w:val="000000"/>
           <w:kern w:val="0"/>
           <w:lang w:eastAsia="es-ES"/>
-          <ns2:ligatures ns2:val="none"/>
+          <w14:ligatures w14:val="none"/>
         </w:rPr>
         <w:t xml:space="preserve">Banco </w:t>
       </w:r>
@@ -1919,7 +1834,7 @@
           <w:color w:val="000000"/>
           <w:kern w:val="0"/>
           <w:lang w:eastAsia="es-ES"/>
-          <ns2:ligatures ns2:val="none"/>
+          <w14:ligatures w14:val="none"/>
         </w:rPr>
         <w:t xml:space="preserve">debitó de su cuenta de ahorros la suma de S/ 1 590,38, monto superior a la cuota mensual pactada de S/ 1 582,00, manteniendo el cobro vinculado al </w:t>
       </w:r>
@@ -1929,7 +1844,7 @@
           <w:color w:val="000000"/>
           <w:kern w:val="0"/>
           <w:lang w:eastAsia="es-ES"/>
-          <ns2:ligatures ns2:val="none"/>
+          <w14:ligatures w14:val="none"/>
         </w:rPr>
         <w:t>Seguro del Banco que no contrató</w:t>
       </w:r>
@@ -1939,7 +1854,7 @@
           <w:color w:val="000000"/>
           <w:kern w:val="0"/>
           <w:lang w:eastAsia="es-ES"/>
-          <ns2:ligatures ns2:val="none"/>
+          <w14:ligatures w14:val="none"/>
         </w:rPr>
         <w:t xml:space="preserve">, pese a las comunicaciones y documentación remitidas </w:t>
       </w:r>
@@ -1949,7 +1864,7 @@
           <w:color w:val="000000"/>
           <w:kern w:val="0"/>
           <w:lang w:eastAsia="es-ES"/>
-          <ns2:ligatures ns2:val="none"/>
+          <w14:ligatures w14:val="none"/>
         </w:rPr>
         <w:t>previamente</w:t>
       </w:r>
@@ -1959,7 +1874,7 @@
           <w:color w:val="000000"/>
           <w:kern w:val="0"/>
           <w:lang w:eastAsia="es-ES"/>
-          <ns2:ligatures ns2:val="none"/>
+          <w14:ligatures w14:val="none"/>
         </w:rPr>
         <w:t xml:space="preserve">. Asimismo, señaló que, ante la falta de fondos en su cuenta, </w:t>
       </w:r>
@@ -1969,7 +1884,7 @@
           <w:color w:val="000000"/>
           <w:kern w:val="0"/>
           <w:lang w:eastAsia="es-ES"/>
-          <ns2:ligatures ns2:val="none"/>
+          <w14:ligatures w14:val="none"/>
         </w:rPr>
         <w:t xml:space="preserve">el Banco </w:t>
       </w:r>
@@ -1979,7 +1894,7 @@
           <w:color w:val="000000"/>
           <w:kern w:val="0"/>
           <w:lang w:eastAsia="es-ES"/>
-          <ns2:ligatures ns2:val="none"/>
+          <w14:ligatures w14:val="none"/>
         </w:rPr>
         <w:t>procedió a efectuar débitos en la cuenta de ahorros de su cónyuge, quien mantiene un préstamo hipotecario con la misma entidad, y que dicha situación generó restricciones en el uso de su cuenta de ahorros y de la aplicación YAPE.</w:t>
       </w:r>
@@ -1989,7 +1904,7 @@
           <w:color w:val="000000"/>
           <w:kern w:val="0"/>
           <w:lang w:eastAsia="es-ES"/>
-          <ns2:ligatures ns2:val="none"/>
+          <w14:ligatures w14:val="none"/>
         </w:rPr>
         <w:t xml:space="preserve"> </w:t>
       </w:r>
@@ -1999,12 +1914,12 @@
           <w:color w:val="000000"/>
           <w:kern w:val="0"/>
           <w:lang w:eastAsia="es-ES"/>
-          <ns2:ligatures ns2:val="none"/>
+          <w14:ligatures w14:val="none"/>
         </w:rPr>
         <w:t xml:space="preserve"> </w:t>
       </w:r>
     </w:p>
-    <w:p ns2:paraId="5D6BC665" ns2:textId="77777777">
+    <w:p>
       <w:pPr>
         <w:pStyle w:val="Prrafodelista"/>
         <w:spacing w:after="0" w:line="240" w:lineRule="auto"/>
@@ -2015,11 +1930,11 @@
           <w:color w:val="000000"/>
           <w:kern w:val="0"/>
           <w:lang w:eastAsia="es-ES"/>
-          <ns2:ligatures ns2:val="none"/>
-        </w:rPr>
-      </w:pPr>
-    </w:p>
-    <w:p ns2:paraId="0AA6F0E7" ns2:textId="2D4E03A5">
+          <w14:ligatures w14:val="none"/>
+        </w:rPr>
+      </w:pPr>
+    </w:p>
+    <w:p>
       <w:pPr>
         <w:pStyle w:val="Prrafodelista"/>
         <w:numPr>
@@ -2037,16 +1952,16 @@
           <w:color w:val="000000"/>
           <w:kern w:val="0"/>
           <w:lang w:eastAsia="es-ES"/>
-          <ns2:ligatures ns2:val="none"/>
-        </w:rPr>
-      </w:pPr>
-      <w:r>
-        <w:rPr>
-          <w:rFonts w:ascii="Arial Narrow" w:eastAsia="Times New Roman" w:hAnsi="Arial Narrow" w:cs="Arial"/>
-          <w:color w:val="000000"/>
-          <w:kern w:val="0"/>
-          <w:lang w:eastAsia="es-ES"/>
-          <ns2:ligatures ns2:val="none"/>
+          <w14:ligatures w14:val="none"/>
+        </w:rPr>
+      </w:pPr>
+      <w:r>
+        <w:rPr>
+          <w:rFonts w:ascii="Arial Narrow" w:eastAsia="Times New Roman" w:hAnsi="Arial Narrow" w:cs="Arial"/>
+          <w:color w:val="000000"/>
+          <w:kern w:val="0"/>
+          <w:lang w:eastAsia="es-ES"/>
+          <w14:ligatures w14:val="none"/>
         </w:rPr>
         <w:t xml:space="preserve">El 12 de diciembre de 2025, se apersonó nuevamente a la agencia del </w:t>
       </w:r>
@@ -2056,7 +1971,7 @@
           <w:color w:val="000000"/>
           <w:kern w:val="0"/>
           <w:lang w:eastAsia="es-ES"/>
-          <ns2:ligatures ns2:val="none"/>
+          <w14:ligatures w14:val="none"/>
         </w:rPr>
         <w:t xml:space="preserve">Banco </w:t>
       </w:r>
@@ -2066,7 +1981,7 @@
           <w:color w:val="000000"/>
           <w:kern w:val="0"/>
           <w:lang w:eastAsia="es-ES"/>
-          <ns2:ligatures ns2:val="none"/>
+          <w14:ligatures w14:val="none"/>
         </w:rPr>
         <w:t xml:space="preserve">ubicada en </w:t>
       </w:r>
@@ -2076,7 +1991,7 @@
           <w:color w:val="000000"/>
           <w:kern w:val="0"/>
           <w:lang w:eastAsia="es-ES"/>
-          <ns2:ligatures ns2:val="none"/>
+          <w14:ligatures w14:val="none"/>
         </w:rPr>
         <w:t>el</w:t>
       </w:r>
@@ -2086,7 +2001,7 @@
           <w:color w:val="000000"/>
           <w:kern w:val="0"/>
           <w:lang w:eastAsia="es-ES"/>
-          <ns2:ligatures ns2:val="none"/>
+          <w14:ligatures w14:val="none"/>
         </w:rPr>
         <w:t xml:space="preserve"> distrito de Jesús María, donde manifestó su disconformidad con la respuesta emitida a su reclamo y solicitó entrevistarse con el Gerente de Agencia; ante </w:t>
       </w:r>
@@ -2096,7 +2011,7 @@
           <w:color w:val="000000"/>
           <w:kern w:val="0"/>
           <w:lang w:eastAsia="es-ES"/>
-          <ns2:ligatures ns2:val="none"/>
+          <w14:ligatures w14:val="none"/>
         </w:rPr>
         <w:t>lo cual</w:t>
       </w:r>
@@ -2106,7 +2021,7 @@
           <w:color w:val="000000"/>
           <w:kern w:val="0"/>
           <w:lang w:eastAsia="es-ES"/>
-          <ns2:ligatures ns2:val="none"/>
+          <w14:ligatures w14:val="none"/>
         </w:rPr>
         <w:t xml:space="preserve"> registró un nuevo reclamo </w:t>
       </w:r>
@@ -2116,7 +2031,7 @@
           <w:color w:val="000000"/>
           <w:kern w:val="0"/>
           <w:lang w:eastAsia="es-ES"/>
-          <ns2:ligatures ns2:val="none"/>
+          <w14:ligatures w14:val="none"/>
         </w:rPr>
         <w:t xml:space="preserve">mediante la hoja de reclamaciones </w:t>
       </w:r>
@@ -2126,7 +2041,7 @@
           <w:color w:val="000000"/>
           <w:kern w:val="0"/>
           <w:lang w:eastAsia="es-ES"/>
-          <ns2:ligatures ns2:val="none"/>
+          <w14:ligatures w14:val="none"/>
         </w:rPr>
         <w:t>C48061817.</w:t>
       </w:r>
@@ -2136,12 +2051,12 @@
           <w:color w:val="000000"/>
           <w:kern w:val="0"/>
           <w:lang w:eastAsia="es-ES"/>
-          <ns2:ligatures ns2:val="none"/>
+          <w14:ligatures w14:val="none"/>
         </w:rPr>
         <w:t xml:space="preserve"> </w:t>
       </w:r>
     </w:p>
-    <w:p ns2:paraId="41748A16" ns2:textId="77777777">
+    <w:p>
       <w:pPr>
         <w:pStyle w:val="Prrafodelista"/>
         <w:spacing w:after="0" w:line="240" w:lineRule="auto"/>
@@ -2152,11 +2067,11 @@
           <w:color w:val="000000"/>
           <w:kern w:val="0"/>
           <w:lang w:eastAsia="es-ES"/>
-          <ns2:ligatures ns2:val="none"/>
-        </w:rPr>
-      </w:pPr>
-    </w:p>
-    <w:p ns2:paraId="2EE2425D" ns2:textId="4FC93492">
+          <w14:ligatures w14:val="none"/>
+        </w:rPr>
+      </w:pPr>
+    </w:p>
+    <w:p>
       <w:pPr>
         <w:pStyle w:val="Prrafodelista"/>
         <w:numPr>
@@ -2174,16 +2089,16 @@
           <w:color w:val="000000"/>
           <w:kern w:val="0"/>
           <w:lang w:eastAsia="es-ES"/>
-          <ns2:ligatures ns2:val="none"/>
-        </w:rPr>
-      </w:pPr>
-      <w:r>
-        <w:rPr>
-          <w:rFonts w:ascii="Arial Narrow" w:eastAsia="Times New Roman" w:hAnsi="Arial Narrow" w:cs="Arial"/>
-          <w:color w:val="000000"/>
-          <w:kern w:val="0"/>
-          <w:lang w:eastAsia="es-ES"/>
-          <ns2:ligatures ns2:val="none"/>
+          <w14:ligatures w14:val="none"/>
+        </w:rPr>
+      </w:pPr>
+      <w:r>
+        <w:rPr>
+          <w:rFonts w:ascii="Arial Narrow" w:eastAsia="Times New Roman" w:hAnsi="Arial Narrow" w:cs="Arial"/>
+          <w:color w:val="000000"/>
+          <w:kern w:val="0"/>
+          <w:lang w:eastAsia="es-ES"/>
+          <w14:ligatures w14:val="none"/>
         </w:rPr>
         <w:t xml:space="preserve">El 13 de diciembre de 2025, acudió a la agencia del </w:t>
       </w:r>
@@ -2193,7 +2108,7 @@
           <w:color w:val="000000"/>
           <w:kern w:val="0"/>
           <w:lang w:eastAsia="es-ES"/>
-          <ns2:ligatures ns2:val="none"/>
+          <w14:ligatures w14:val="none"/>
         </w:rPr>
         <w:t xml:space="preserve">Banco </w:t>
       </w:r>
@@ -2203,7 +2118,7 @@
           <w:color w:val="000000"/>
           <w:kern w:val="0"/>
           <w:lang w:eastAsia="es-ES"/>
-          <ns2:ligatures ns2:val="none"/>
+          <w14:ligatures w14:val="none"/>
         </w:rPr>
         <w:t xml:space="preserve">ubicada en </w:t>
       </w:r>
@@ -2213,7 +2128,7 @@
           <w:color w:val="000000"/>
           <w:kern w:val="0"/>
           <w:lang w:eastAsia="es-ES"/>
-          <ns2:ligatures ns2:val="none"/>
+          <w14:ligatures w14:val="none"/>
         </w:rPr>
         <w:t>el distrito de</w:t>
       </w:r>
@@ -2223,7 +2138,7 @@
           <w:color w:val="000000"/>
           <w:kern w:val="0"/>
           <w:lang w:eastAsia="es-ES"/>
-          <ns2:ligatures ns2:val="none"/>
+          <w14:ligatures w14:val="none"/>
         </w:rPr>
         <w:t xml:space="preserve"> San Isidro, donde Maykol </w:t>
       </w:r>
@@ -2234,7 +2149,7 @@
           <w:color w:val="000000"/>
           <w:kern w:val="0"/>
           <w:lang w:eastAsia="es-ES"/>
-          <ns2:ligatures ns2:val="none"/>
+          <w14:ligatures w14:val="none"/>
         </w:rPr>
         <w:t>Jordan</w:t>
       </w:r>
@@ -2245,7 +2160,7 @@
           <w:color w:val="000000"/>
           <w:kern w:val="0"/>
           <w:lang w:eastAsia="es-ES"/>
-          <ns2:ligatures ns2:val="none"/>
+          <w14:ligatures w14:val="none"/>
         </w:rPr>
         <w:t xml:space="preserve"> Godos Montalvo, personal de plataforma de servicios, le indicó que derivaría </w:t>
       </w:r>
@@ -2255,7 +2170,7 @@
           <w:color w:val="000000"/>
           <w:kern w:val="0"/>
           <w:lang w:eastAsia="es-ES"/>
-          <ns2:ligatures ns2:val="none"/>
+          <w14:ligatures w14:val="none"/>
         </w:rPr>
         <w:t xml:space="preserve">la hoja de reclamaciones </w:t>
       </w:r>
@@ -2265,7 +2180,7 @@
           <w:color w:val="000000"/>
           <w:kern w:val="0"/>
           <w:lang w:eastAsia="es-ES"/>
-          <ns2:ligatures ns2:val="none"/>
+          <w14:ligatures w14:val="none"/>
         </w:rPr>
         <w:t>C48061817 al área de asesoría de seguros para una atención más célere.</w:t>
       </w:r>
@@ -2275,12 +2190,12 @@
           <w:color w:val="000000"/>
           <w:kern w:val="0"/>
           <w:lang w:eastAsia="es-ES"/>
-          <ns2:ligatures ns2:val="none"/>
+          <w14:ligatures w14:val="none"/>
         </w:rPr>
         <w:t xml:space="preserve"> </w:t>
       </w:r>
     </w:p>
-    <w:p ns2:paraId="3918B17E" ns2:textId="77777777">
+    <w:p>
       <w:pPr>
         <w:pStyle w:val="Prrafodelista"/>
         <w:spacing w:after="0" w:line="240" w:lineRule="auto"/>
@@ -2291,11 +2206,11 @@
           <w:color w:val="000000"/>
           <w:kern w:val="0"/>
           <w:lang w:eastAsia="es-ES"/>
-          <ns2:ligatures ns2:val="none"/>
-        </w:rPr>
-      </w:pPr>
-    </w:p>
-    <w:p ns2:paraId="035E0219" ns2:textId="23E26C95">
+          <w14:ligatures w14:val="none"/>
+        </w:rPr>
+      </w:pPr>
+    </w:p>
+    <w:p>
       <w:pPr>
         <w:pStyle w:val="Prrafodelista"/>
         <w:numPr>
@@ -2313,16 +2228,16 @@
           <w:color w:val="000000"/>
           <w:kern w:val="0"/>
           <w:lang w:eastAsia="es-ES"/>
-          <ns2:ligatures ns2:val="none"/>
-        </w:rPr>
-      </w:pPr>
-      <w:r>
-        <w:rPr>
-          <w:rFonts w:ascii="Arial Narrow" w:eastAsia="Times New Roman" w:hAnsi="Arial Narrow" w:cs="Arial"/>
-          <w:color w:val="000000"/>
-          <w:kern w:val="0"/>
-          <w:lang w:eastAsia="es-ES"/>
-          <ns2:ligatures ns2:val="none"/>
+          <w14:ligatures w14:val="none"/>
+        </w:rPr>
+      </w:pPr>
+      <w:r>
+        <w:rPr>
+          <w:rFonts w:ascii="Arial Narrow" w:eastAsia="Times New Roman" w:hAnsi="Arial Narrow" w:cs="Arial"/>
+          <w:color w:val="000000"/>
+          <w:kern w:val="0"/>
+          <w:lang w:eastAsia="es-ES"/>
+          <w14:ligatures w14:val="none"/>
         </w:rPr>
         <w:t xml:space="preserve">El 16 de diciembre de 2025, el </w:t>
       </w:r>
@@ -2332,7 +2247,7 @@
           <w:color w:val="000000"/>
           <w:kern w:val="0"/>
           <w:lang w:eastAsia="es-ES"/>
-          <ns2:ligatures ns2:val="none"/>
+          <w14:ligatures w14:val="none"/>
         </w:rPr>
         <w:t xml:space="preserve">Banco </w:t>
       </w:r>
@@ -2342,7 +2257,7 @@
           <w:color w:val="000000"/>
           <w:kern w:val="0"/>
           <w:lang w:eastAsia="es-ES"/>
-          <ns2:ligatures ns2:val="none"/>
+          <w14:ligatures w14:val="none"/>
         </w:rPr>
         <w:t xml:space="preserve">emitió respuesta </w:t>
       </w:r>
@@ -2352,7 +2267,7 @@
           <w:color w:val="000000"/>
           <w:kern w:val="0"/>
           <w:lang w:eastAsia="es-ES"/>
-          <ns2:ligatures ns2:val="none"/>
+          <w14:ligatures w14:val="none"/>
         </w:rPr>
         <w:t xml:space="preserve">a la hoja de reclamaciones </w:t>
       </w:r>
@@ -2362,7 +2277,7 @@
           <w:color w:val="000000"/>
           <w:kern w:val="0"/>
           <w:lang w:eastAsia="es-ES"/>
-          <ns2:ligatures ns2:val="none"/>
+          <w14:ligatures w14:val="none"/>
         </w:rPr>
         <w:t xml:space="preserve">C48061817, señalando </w:t>
       </w:r>
@@ -2372,7 +2287,7 @@
           <w:color w:val="000000"/>
           <w:kern w:val="0"/>
           <w:lang w:eastAsia="es-ES"/>
-          <ns2:ligatures ns2:val="none"/>
+          <w14:ligatures w14:val="none"/>
         </w:rPr>
         <w:t xml:space="preserve">incorrectamente </w:t>
       </w:r>
@@ -2382,7 +2297,7 @@
           <w:color w:val="000000"/>
           <w:kern w:val="0"/>
           <w:lang w:eastAsia="es-ES"/>
-          <ns2:ligatures ns2:val="none"/>
+          <w14:ligatures w14:val="none"/>
         </w:rPr>
         <w:t xml:space="preserve">que el </w:t>
       </w:r>
@@ -2392,7 +2307,7 @@
           <w:color w:val="000000"/>
           <w:kern w:val="0"/>
           <w:lang w:eastAsia="es-ES"/>
-          <ns2:ligatures ns2:val="none"/>
+          <w14:ligatures w14:val="none"/>
         </w:rPr>
         <w:t xml:space="preserve">Seguro Vehicular </w:t>
       </w:r>
@@ -2402,7 +2317,7 @@
           <w:color w:val="000000"/>
           <w:kern w:val="0"/>
           <w:lang w:eastAsia="es-ES"/>
-          <ns2:ligatures ns2:val="none"/>
+          <w14:ligatures w14:val="none"/>
         </w:rPr>
         <w:t>venció el 7 de noviembre de 2025, que el endoso debía renovarse un mes antes del vencimiento y que el nuevo endoso fue presentado con posterioridad</w:t>
       </w:r>
@@ -2412,7 +2327,7 @@
           <w:color w:val="000000"/>
           <w:kern w:val="0"/>
           <w:lang w:eastAsia="es-ES"/>
-          <ns2:ligatures ns2:val="none"/>
+          <w14:ligatures w14:val="none"/>
         </w:rPr>
         <w:t>, pese a que</w:t>
       </w:r>
@@ -2422,7 +2337,7 @@
           <w:color w:val="000000"/>
           <w:kern w:val="0"/>
           <w:lang w:eastAsia="es-ES"/>
-          <ns2:ligatures ns2:val="none"/>
+          <w14:ligatures w14:val="none"/>
         </w:rPr>
         <w:t xml:space="preserve"> la renovación se realizó oportunamente</w:t>
       </w:r>
@@ -2432,7 +2347,7 @@
           <w:color w:val="000000"/>
           <w:kern w:val="0"/>
           <w:lang w:eastAsia="es-ES"/>
-          <ns2:ligatures ns2:val="none"/>
+          <w14:ligatures w14:val="none"/>
         </w:rPr>
         <w:t xml:space="preserve">; asimismo, </w:t>
       </w:r>
@@ -2442,7 +2357,7 @@
           <w:color w:val="000000"/>
           <w:kern w:val="0"/>
           <w:lang w:eastAsia="es-ES"/>
-          <ns2:ligatures ns2:val="none"/>
+          <w14:ligatures w14:val="none"/>
         </w:rPr>
         <w:t>le indicaron</w:t>
       </w:r>
@@ -2452,7 +2367,7 @@
           <w:color w:val="000000"/>
           <w:kern w:val="0"/>
           <w:lang w:eastAsia="es-ES"/>
-          <ns2:ligatures ns2:val="none"/>
+          <w14:ligatures w14:val="none"/>
         </w:rPr>
         <w:t xml:space="preserve"> que el </w:t>
       </w:r>
@@ -2462,7 +2377,7 @@
           <w:color w:val="000000"/>
           <w:kern w:val="0"/>
           <w:lang w:eastAsia="es-ES"/>
-          <ns2:ligatures ns2:val="none"/>
+          <w14:ligatures w14:val="none"/>
         </w:rPr>
         <w:t xml:space="preserve">Seguro </w:t>
       </w:r>
@@ -2472,7 +2387,7 @@
           <w:color w:val="000000"/>
           <w:kern w:val="0"/>
           <w:lang w:eastAsia="es-ES"/>
-          <ns2:ligatures ns2:val="none"/>
+          <w14:ligatures w14:val="none"/>
         </w:rPr>
         <w:t xml:space="preserve">del </w:t>
       </w:r>
@@ -2482,7 +2397,7 @@
           <w:color w:val="000000"/>
           <w:kern w:val="0"/>
           <w:lang w:eastAsia="es-ES"/>
-          <ns2:ligatures ns2:val="none"/>
+          <w14:ligatures w14:val="none"/>
         </w:rPr>
         <w:t xml:space="preserve">Banco </w:t>
       </w:r>
@@ -2492,7 +2407,7 @@
           <w:color w:val="000000"/>
           <w:kern w:val="0"/>
           <w:lang w:eastAsia="es-ES"/>
-          <ns2:ligatures ns2:val="none"/>
+          <w14:ligatures w14:val="none"/>
         </w:rPr>
         <w:t>fue anulado el 11 de diciembre de 2025 con fecha valor 1 de diciembre de 2025 y que la cuota del crédito se estableció en S/ 1 610,00.</w:t>
       </w:r>
@@ -2502,12 +2417,12 @@
           <w:color w:val="000000"/>
           <w:kern w:val="0"/>
           <w:lang w:eastAsia="es-ES"/>
-          <ns2:ligatures ns2:val="none"/>
+          <w14:ligatures w14:val="none"/>
         </w:rPr>
         <w:t xml:space="preserve"> </w:t>
       </w:r>
     </w:p>
-    <w:p ns2:paraId="48832BF5" ns2:textId="77777777">
+    <w:p>
       <w:pPr>
         <w:pStyle w:val="Prrafodelista"/>
         <w:spacing w:after="0" w:line="240" w:lineRule="auto"/>
@@ -2518,11 +2433,11 @@
           <w:color w:val="000000"/>
           <w:kern w:val="0"/>
           <w:lang w:eastAsia="es-ES"/>
-          <ns2:ligatures ns2:val="none"/>
-        </w:rPr>
-      </w:pPr>
-    </w:p>
-    <w:p ns2:paraId="6B3A3CA7" ns2:textId="2003BDB3">
+          <w14:ligatures w14:val="none"/>
+        </w:rPr>
+      </w:pPr>
+    </w:p>
+    <w:p>
       <w:pPr>
         <w:pStyle w:val="Prrafodelista"/>
         <w:numPr>
@@ -2540,16 +2455,16 @@
           <w:color w:val="000000"/>
           <w:kern w:val="0"/>
           <w:lang w:eastAsia="es-ES"/>
-          <ns2:ligatures ns2:val="none"/>
-        </w:rPr>
-      </w:pPr>
-      <w:r>
-        <w:rPr>
-          <w:rFonts w:ascii="Arial Narrow" w:eastAsia="Times New Roman" w:hAnsi="Arial Narrow" w:cs="Arial"/>
-          <w:color w:val="000000"/>
-          <w:kern w:val="0"/>
-          <w:lang w:eastAsia="es-ES"/>
-          <ns2:ligatures ns2:val="none"/>
+          <w14:ligatures w14:val="none"/>
+        </w:rPr>
+      </w:pPr>
+      <w:r>
+        <w:rPr>
+          <w:rFonts w:ascii="Arial Narrow" w:eastAsia="Times New Roman" w:hAnsi="Arial Narrow" w:cs="Arial"/>
+          <w:color w:val="000000"/>
+          <w:kern w:val="0"/>
+          <w:lang w:eastAsia="es-ES"/>
+          <w14:ligatures w14:val="none"/>
         </w:rPr>
         <w:t xml:space="preserve">El </w:t>
       </w:r>
@@ -2559,7 +2474,7 @@
           <w:color w:val="000000"/>
           <w:kern w:val="0"/>
           <w:lang w:eastAsia="es-ES"/>
-          <ns2:ligatures ns2:val="none"/>
+          <w14:ligatures w14:val="none"/>
         </w:rPr>
         <w:t>mismo día</w:t>
       </w:r>
@@ -2569,7 +2484,7 @@
           <w:color w:val="000000"/>
           <w:kern w:val="0"/>
           <w:lang w:eastAsia="es-ES"/>
-          <ns2:ligatures ns2:val="none"/>
+          <w14:ligatures w14:val="none"/>
         </w:rPr>
         <w:t xml:space="preserve">, se comunicó con el área de reclamos de banca móvil del </w:t>
       </w:r>
@@ -2579,7 +2494,7 @@
           <w:color w:val="000000"/>
           <w:kern w:val="0"/>
           <w:lang w:eastAsia="es-ES"/>
-          <ns2:ligatures ns2:val="none"/>
+          <w14:ligatures w14:val="none"/>
         </w:rPr>
         <w:t>Banco</w:t>
       </w:r>
@@ -2589,7 +2504,7 @@
           <w:color w:val="000000"/>
           <w:kern w:val="0"/>
           <w:lang w:eastAsia="es-ES"/>
-          <ns2:ligatures ns2:val="none"/>
+          <w14:ligatures w14:val="none"/>
         </w:rPr>
         <w:t xml:space="preserve">, donde manifestó su disconformidad por el cobro de S/ 386,58 correspondiente al endoso del </w:t>
       </w:r>
@@ -2599,7 +2514,7 @@
           <w:color w:val="000000"/>
           <w:kern w:val="0"/>
           <w:lang w:eastAsia="es-ES"/>
-          <ns2:ligatures ns2:val="none"/>
+          <w14:ligatures w14:val="none"/>
         </w:rPr>
         <w:t>Seguro del Banco que no contrató</w:t>
       </w:r>
@@ -2609,7 +2524,7 @@
           <w:color w:val="000000"/>
           <w:kern w:val="0"/>
           <w:lang w:eastAsia="es-ES"/>
-          <ns2:ligatures ns2:val="none"/>
+          <w14:ligatures w14:val="none"/>
         </w:rPr>
         <w:t xml:space="preserve"> y por las comunicaciones de cobranza referidas a una deuda que desconocía; en dicha oportunidad </w:t>
       </w:r>
@@ -2619,7 +2534,7 @@
           <w:color w:val="000000"/>
           <w:kern w:val="0"/>
           <w:lang w:eastAsia="es-ES"/>
-          <ns2:ligatures ns2:val="none"/>
+          <w14:ligatures w14:val="none"/>
         </w:rPr>
         <w:t>presentó el reclamo mediante</w:t>
       </w:r>
@@ -2629,7 +2544,7 @@
           <w:color w:val="000000"/>
           <w:kern w:val="0"/>
           <w:lang w:eastAsia="es-ES"/>
-          <ns2:ligatures ns2:val="none"/>
+          <w14:ligatures w14:val="none"/>
         </w:rPr>
         <w:t xml:space="preserve"> </w:t>
       </w:r>
@@ -2639,7 +2554,7 @@
           <w:color w:val="000000"/>
           <w:kern w:val="0"/>
           <w:lang w:eastAsia="es-ES"/>
-          <ns2:ligatures ns2:val="none"/>
+          <w14:ligatures w14:val="none"/>
         </w:rPr>
         <w:t>la hoja de reclamaci</w:t>
       </w:r>
@@ -2649,7 +2564,7 @@
           <w:color w:val="000000"/>
           <w:kern w:val="0"/>
           <w:lang w:eastAsia="es-ES"/>
-          <ns2:ligatures ns2:val="none"/>
+          <w14:ligatures w14:val="none"/>
         </w:rPr>
         <w:t>ó</w:t>
       </w:r>
@@ -2659,7 +2574,7 @@
           <w:color w:val="000000"/>
           <w:kern w:val="0"/>
           <w:lang w:eastAsia="es-ES"/>
-          <ns2:ligatures ns2:val="none"/>
+          <w14:ligatures w14:val="none"/>
         </w:rPr>
         <w:t xml:space="preserve">n </w:t>
       </w:r>
@@ -2669,7 +2584,7 @@
           <w:color w:val="000000"/>
           <w:kern w:val="0"/>
           <w:lang w:eastAsia="es-ES"/>
-          <ns2:ligatures ns2:val="none"/>
+          <w14:ligatures w14:val="none"/>
         </w:rPr>
         <w:t>C48221674.</w:t>
       </w:r>
@@ -2679,12 +2594,12 @@
           <w:color w:val="000000"/>
           <w:kern w:val="0"/>
           <w:lang w:eastAsia="es-ES"/>
-          <ns2:ligatures ns2:val="none"/>
+          <w14:ligatures w14:val="none"/>
         </w:rPr>
         <w:t xml:space="preserve"> </w:t>
       </w:r>
     </w:p>
-    <w:p ns2:paraId="250DD3E5" ns2:textId="77777777">
+    <w:p>
       <w:pPr>
         <w:spacing w:after="0" w:line="240" w:lineRule="auto"/>
         <w:contextualSpacing/>
@@ -2694,11 +2609,11 @@
           <w:color w:val="000000"/>
           <w:kern w:val="0"/>
           <w:lang w:eastAsia="es-ES"/>
-          <ns2:ligatures ns2:val="none"/>
-        </w:rPr>
-      </w:pPr>
-    </w:p>
-    <w:p ns2:paraId="2F9CF7F5" ns2:textId="1F1B3110">
+          <w14:ligatures w14:val="none"/>
+        </w:rPr>
+      </w:pPr>
+    </w:p>
+    <w:p>
       <w:pPr>
         <w:pStyle w:val="Prrafodelista"/>
         <w:numPr>
@@ -2713,16 +2628,16 @@
           <w:color w:val="000000"/>
           <w:kern w:val="0"/>
           <w:lang w:eastAsia="es-ES"/>
-          <ns2:ligatures ns2:val="none"/>
-        </w:rPr>
-      </w:pPr>
-      <w:r>
-        <w:rPr>
-          <w:rFonts w:ascii="Arial Narrow" w:eastAsia="Times New Roman" w:hAnsi="Arial Narrow" w:cs="Arial"/>
-          <w:color w:val="000000"/>
-          <w:kern w:val="0"/>
-          <w:lang w:eastAsia="es-ES"/>
-          <ns2:ligatures ns2:val="none"/>
+          <w14:ligatures w14:val="none"/>
+        </w:rPr>
+      </w:pPr>
+      <w:r>
+        <w:rPr>
+          <w:rFonts w:ascii="Arial Narrow" w:eastAsia="Times New Roman" w:hAnsi="Arial Narrow" w:cs="Arial"/>
+          <w:color w:val="000000"/>
+          <w:kern w:val="0"/>
+          <w:lang w:eastAsia="es-ES"/>
+          <w14:ligatures w14:val="none"/>
         </w:rPr>
         <w:t xml:space="preserve">El 19 de diciembre de 2025, la señora [APELLIDO] , remitió un nuevo correo electrónico al Banco, indicando que se encontraban a la espera de respuesta al correo del 16 de diciembre de 2025 y adjuntando el estado de pagos de las primas del Seguro Vehicular con vigencia del 9 de diciembre de 2024 al 9 de diciembre de 2025 y de su renovación mediante la Póliza 70251797 con vigencia del 9 de diciembre de 2025 al 9 de diciembre de 2026, emitidas por la compañía aseguradora. </w:t>
       </w:r>
@@ -2732,7 +2647,7 @@
           <w:color w:val="000000"/>
           <w:kern w:val="0"/>
           <w:lang w:eastAsia="es-ES"/>
-          <ns2:ligatures ns2:val="none"/>
+          <w14:ligatures w14:val="none"/>
         </w:rPr>
         <w:t/>
       </w:r>
@@ -2742,7 +2657,7 @@
           <w:color w:val="000000"/>
           <w:kern w:val="0"/>
           <w:lang w:eastAsia="es-ES"/>
-          <ns2:ligatures ns2:val="none"/>
+          <w14:ligatures w14:val="none"/>
         </w:rPr>
         <w:t/>
       </w:r>
@@ -2752,7 +2667,7 @@
           <w:color w:val="000000"/>
           <w:kern w:val="0"/>
           <w:lang w:eastAsia="es-ES"/>
-          <ns2:ligatures ns2:val="none"/>
+          <w14:ligatures w14:val="none"/>
         </w:rPr>
         <w:t xml:space="preserve"/>
       </w:r>
@@ -2762,7 +2677,7 @@
           <w:color w:val="000000"/>
           <w:kern w:val="0"/>
           <w:lang w:eastAsia="es-ES"/>
-          <ns2:ligatures ns2:val="none"/>
+          <w14:ligatures w14:val="none"/>
         </w:rPr>
         <w:t xml:space="preserve"/>
       </w:r>
@@ -2772,7 +2687,7 @@
           <w:color w:val="000000"/>
           <w:kern w:val="0"/>
           <w:lang w:eastAsia="es-ES"/>
-          <ns2:ligatures ns2:val="none"/>
+          <w14:ligatures w14:val="none"/>
         </w:rPr>
         <w:t/>
       </w:r>
@@ -2782,7 +2697,7 @@
           <w:color w:val="000000"/>
           <w:kern w:val="0"/>
           <w:lang w:eastAsia="es-ES"/>
-          <ns2:ligatures ns2:val="none"/>
+          <w14:ligatures w14:val="none"/>
         </w:rPr>
         <w:t xml:space="preserve"/>
       </w:r>
@@ -2792,7 +2707,7 @@
           <w:color w:val="000000"/>
           <w:kern w:val="0"/>
           <w:lang w:eastAsia="es-ES"/>
-          <ns2:ligatures ns2:val="none"/>
+          <w14:ligatures w14:val="none"/>
         </w:rPr>
         <w:t xml:space="preserve"/>
       </w:r>
@@ -2802,7 +2717,7 @@
           <w:color w:val="000000"/>
           <w:kern w:val="0"/>
           <w:lang w:eastAsia="es-ES"/>
-          <ns2:ligatures ns2:val="none"/>
+          <w14:ligatures w14:val="none"/>
         </w:rPr>
         <w:t xml:space="preserve"/>
       </w:r>
@@ -2812,7 +2727,7 @@
           <w:color w:val="000000"/>
           <w:kern w:val="0"/>
           <w:lang w:eastAsia="es-ES"/>
-          <ns2:ligatures ns2:val="none"/>
+          <w14:ligatures w14:val="none"/>
         </w:rPr>
         <w:t/>
       </w:r>
@@ -2822,7 +2737,7 @@
           <w:color w:val="000000"/>
           <w:kern w:val="0"/>
           <w:lang w:eastAsia="es-ES"/>
-          <ns2:ligatures ns2:val="none"/>
+          <w14:ligatures w14:val="none"/>
         </w:rPr>
         <w:t/>
       </w:r>
@@ -2832,7 +2747,7 @@
           <w:color w:val="000000"/>
           <w:kern w:val="0"/>
           <w:lang w:eastAsia="es-ES"/>
-          <ns2:ligatures ns2:val="none"/>
+          <w14:ligatures w14:val="none"/>
         </w:rPr>
         <w:t xml:space="preserve"/>
       </w:r>
@@ -2842,12 +2757,12 @@
           <w:color w:val="000000"/>
           <w:kern w:val="0"/>
           <w:lang w:eastAsia="es-ES"/>
-          <ns2:ligatures ns2:val="none"/>
+          <w14:ligatures w14:val="none"/>
         </w:rPr>
         <w:t xml:space="preserve"/>
       </w:r>
     </w:p>
-    <w:p ns2:paraId="33E14FF7" ns2:textId="77777777">
+    <w:p>
       <w:pPr>
         <w:tabs>
           <w:tab w:val="left" w:pos="1134"/>
@@ -2860,11 +2775,11 @@
           <w:color w:val="000000"/>
           <w:kern w:val="0"/>
           <w:lang w:eastAsia="es-ES"/>
-          <ns2:ligatures ns2:val="none"/>
-        </w:rPr>
-      </w:pPr>
-    </w:p>
-    <w:p ns2:paraId="65C58807" ns2:textId="20EF015A">
+          <w14:ligatures w14:val="none"/>
+        </w:rPr>
+      </w:pPr>
+    </w:p>
+    <w:p>
       <w:pPr>
         <w:numPr>
           <w:ilvl w:val="1"/>
@@ -2882,7 +2797,7 @@
           <w:color w:val="000000"/>
           <w:kern w:val="0"/>
           <w:lang w:val="es-ES" w:eastAsia="es-ES"/>
-          <ns2:ligatures ns2:val="none"/>
+          <w14:ligatures w14:val="none"/>
         </w:rPr>
       </w:pPr>
       <w:r>
@@ -2891,7 +2806,7 @@
           <w:color w:val="000000"/>
           <w:kern w:val="0"/>
           <w:lang w:val="es-ES" w:eastAsia="es-ES"/>
-          <ns2:ligatures ns2:val="none"/>
+          <w14:ligatures w14:val="none"/>
         </w:rPr>
         <w:t xml:space="preserve">El señor [APELLIDO] solicitó, en calidad de medida correctiva, que el Banco cumpla con: (i) realizar el cese de manera inmediata de la atribución, facturación, cobro y/o débito automático por el monto de S/ 1 610,00, correspondiente a la cuota mensual de su crédito vehicular, así como de cualquier otro cargo vinculado a dicho concepto; (ii) regularizar las condiciones de su crédito vehicular, restableciendo el monto correcto de la cuota mensual de S/ 1 582,00, dejando sin efecto cualquier incremento arbitrario generado por la imposición del Seguro del Banco no contratado; (iii) reconocer expresamente que mantuvo y mantiene vigente el Seguro Vehicular endosado con la compañía aseguradora cuya renovación fue presentada dentro de los plazos establecidos y aprobada conforme a la documentación remitida al propio Banco; y, (iv), rectificar la información financiera, crediticia y comercial asociada a su persona, dejando sin efecto cualquier registro de deuda inexistente, así como cesar toda llamada, comunicación o gestión de cobranza relacionada con el endoso del Seguro del Banco no contratado. Asimismo, no requirió de manera expresa el reembolso de costos y costas del presente procedimiento. </w:t>
       </w:r>
@@ -2901,7 +2816,7 @@
           <w:color w:val="000000"/>
           <w:kern w:val="0"/>
           <w:lang w:val="es-ES" w:eastAsia="es-ES"/>
-          <ns2:ligatures ns2:val="none"/>
+          <w14:ligatures w14:val="none"/>
         </w:rPr>
         <w:t xml:space="preserve"/>
       </w:r>
@@ -2909,7 +2824,7 @@
         <w:rPr>
           <w:rFonts w:ascii="Arial Narrow" w:eastAsia="Calibri" w:hAnsi="Arial Narrow" w:cs="Arial"/>
           <w:kern w:val="0"/>
-          <ns2:ligatures ns2:val="none"/>
+          <w14:ligatures w14:val="none"/>
         </w:rPr>
         <w:t xml:space="preserve"/>
       </w:r>
@@ -2919,7 +2834,7 @@
           <w:color w:val="000000"/>
           <w:kern w:val="0"/>
           <w:lang w:val="es-ES" w:eastAsia="es-ES"/>
-          <ns2:ligatures ns2:val="none"/>
+          <w14:ligatures w14:val="none"/>
         </w:rPr>
         <w:t xml:space="preserve"/>
       </w:r>
@@ -2929,7 +2844,7 @@
           <w:color w:val="000000"/>
           <w:kern w:val="0"/>
           <w:lang w:val="es-ES" w:eastAsia="es-ES"/>
-          <ns2:ligatures ns2:val="none"/>
+          <w14:ligatures w14:val="none"/>
         </w:rPr>
         <w:t xml:space="preserve"/>
       </w:r>
@@ -2939,7 +2854,7 @@
           <w:color w:val="000000"/>
           <w:kern w:val="0"/>
           <w:lang w:val="es-ES" w:eastAsia="es-ES"/>
-          <ns2:ligatures ns2:val="none"/>
+          <w14:ligatures w14:val="none"/>
         </w:rPr>
         <w:t/>
       </w:r>
@@ -2949,7 +2864,7 @@
           <w:color w:val="000000"/>
           <w:kern w:val="0"/>
           <w:lang w:val="es-ES" w:eastAsia="es-ES"/>
-          <ns2:ligatures ns2:val="none"/>
+          <w14:ligatures w14:val="none"/>
         </w:rPr>
         <w:t/>
       </w:r>
@@ -2960,7 +2875,7 @@
           <w:color w:val="000000"/>
           <w:kern w:val="0"/>
           <w:lang w:val="es-ES" w:eastAsia="es-ES"/>
-          <ns2:ligatures ns2:val="none"/>
+          <w14:ligatures w14:val="none"/>
         </w:rPr>
         <w:t/>
       </w:r>
@@ -2971,7 +2886,7 @@
           <w:color w:val="000000"/>
           <w:kern w:val="0"/>
           <w:lang w:val="es-ES" w:eastAsia="es-ES"/>
-          <ns2:ligatures ns2:val="none"/>
+          <w14:ligatures w14:val="none"/>
         </w:rPr>
         <w:t xml:space="preserve"/>
       </w:r>
@@ -2981,7 +2896,7 @@
           <w:color w:val="000000"/>
           <w:kern w:val="0"/>
           <w:lang w:eastAsia="es-ES"/>
-          <ns2:ligatures ns2:val="none"/>
+          <w14:ligatures w14:val="none"/>
         </w:rPr>
         <w:t xml:space="preserve"/>
       </w:r>
@@ -2991,7 +2906,7 @@
           <w:color w:val="000000"/>
           <w:kern w:val="0"/>
           <w:lang w:val="es-ES" w:eastAsia="es-ES"/>
-          <ns2:ligatures ns2:val="none"/>
+          <w14:ligatures w14:val="none"/>
         </w:rPr>
         <w:t/>
       </w:r>
@@ -3001,7 +2916,7 @@
           <w:color w:val="000000"/>
           <w:kern w:val="0"/>
           <w:lang w:val="es-ES" w:eastAsia="es-ES"/>
-          <ns2:ligatures ns2:val="none"/>
+          <w14:ligatures w14:val="none"/>
         </w:rPr>
         <w:t/>
       </w:r>
@@ -3012,7 +2927,7 @@
           <w:color w:val="000000"/>
           <w:kern w:val="0"/>
           <w:lang w:val="es-ES" w:eastAsia="es-ES"/>
-          <ns2:ligatures ns2:val="none"/>
+          <w14:ligatures w14:val="none"/>
         </w:rPr>
         <w:t/>
       </w:r>
@@ -3023,7 +2938,7 @@
           <w:color w:val="000000"/>
           <w:kern w:val="0"/>
           <w:lang w:val="es-ES" w:eastAsia="es-ES"/>
-          <ns2:ligatures ns2:val="none"/>
+          <w14:ligatures w14:val="none"/>
         </w:rPr>
         <w:t/>
       </w:r>
@@ -3033,7 +2948,7 @@
           <w:color w:val="000000"/>
           <w:kern w:val="0"/>
           <w:lang w:val="es-ES" w:eastAsia="es-ES"/>
-          <ns2:ligatures ns2:val="none"/>
+          <w14:ligatures w14:val="none"/>
         </w:rPr>
         <w:t xml:space="preserve"/>
       </w:r>
@@ -3043,7 +2958,7 @@
           <w:color w:val="000000"/>
           <w:kern w:val="0"/>
           <w:lang w:val="es-ES" w:eastAsia="es-ES"/>
-          <ns2:ligatures ns2:val="none"/>
+          <w14:ligatures w14:val="none"/>
         </w:rPr>
         <w:t/>
       </w:r>
@@ -3053,7 +2968,7 @@
           <w:color w:val="000000"/>
           <w:kern w:val="0"/>
           <w:lang w:val="es-ES" w:eastAsia="es-ES"/>
-          <ns2:ligatures ns2:val="none"/>
+          <w14:ligatures w14:val="none"/>
         </w:rPr>
         <w:t xml:space="preserve"/>
       </w:r>
@@ -3063,7 +2978,7 @@
           <w:color w:val="000000"/>
           <w:kern w:val="0"/>
           <w:lang w:val="es-ES" w:eastAsia="es-ES"/>
-          <ns2:ligatures ns2:val="none"/>
+          <w14:ligatures w14:val="none"/>
         </w:rPr>
         <w:lastRenderedPageBreak/>
         <w:t/>
@@ -3074,7 +2989,7 @@
           <w:color w:val="000000"/>
           <w:kern w:val="0"/>
           <w:lang w:val="es-ES" w:eastAsia="es-ES"/>
-          <ns2:ligatures ns2:val="none"/>
+          <w14:ligatures w14:val="none"/>
         </w:rPr>
         <w:t/>
       </w:r>
@@ -3084,7 +2999,7 @@
           <w:color w:val="000000"/>
           <w:kern w:val="0"/>
           <w:lang w:val="es-ES" w:eastAsia="es-ES"/>
-          <ns2:ligatures ns2:val="none"/>
+          <w14:ligatures w14:val="none"/>
         </w:rPr>
         <w:t xml:space="preserve"/>
       </w:r>
@@ -3094,7 +3009,7 @@
           <w:color w:val="000000"/>
           <w:kern w:val="0"/>
           <w:lang w:val="es-ES" w:eastAsia="es-ES"/>
-          <ns2:ligatures ns2:val="none"/>
+          <w14:ligatures w14:val="none"/>
         </w:rPr>
         <w:t/>
       </w:r>
@@ -3104,7 +3019,7 @@
           <w:color w:val="000000"/>
           <w:kern w:val="0"/>
           <w:lang w:val="es-ES" w:eastAsia="es-ES"/>
-          <ns2:ligatures ns2:val="none"/>
+          <w14:ligatures w14:val="none"/>
         </w:rPr>
         <w:t xml:space="preserve"/>
       </w:r>
@@ -3114,7 +3029,7 @@
           <w:color w:val="000000"/>
           <w:kern w:val="0"/>
           <w:lang w:val="es-ES" w:eastAsia="es-ES"/>
-          <ns2:ligatures ns2:val="none"/>
+          <w14:ligatures w14:val="none"/>
         </w:rPr>
         <w:t xml:space="preserve"/>
       </w:r>
@@ -3124,7 +3039,7 @@
           <w:color w:val="000000"/>
           <w:kern w:val="0"/>
           <w:lang w:eastAsia="es-ES"/>
-          <ns2:ligatures ns2:val="none"/>
+          <w14:ligatures w14:val="none"/>
         </w:rPr>
         <w:t/>
       </w:r>
@@ -3134,7 +3049,7 @@
           <w:color w:val="000000"/>
           <w:kern w:val="0"/>
           <w:lang w:val="es-ES" w:eastAsia="es-ES"/>
-          <ns2:ligatures ns2:val="none"/>
+          <w14:ligatures w14:val="none"/>
         </w:rPr>
         <w:t xml:space="preserve"/>
       </w:r>
@@ -3144,7 +3059,7 @@
           <w:color w:val="000000"/>
           <w:kern w:val="0"/>
           <w:lang w:val="es-ES" w:eastAsia="es-ES"/>
-          <ns2:ligatures ns2:val="none"/>
+          <w14:ligatures w14:val="none"/>
         </w:rPr>
         <w:t xml:space="preserve"/>
       </w:r>
@@ -3154,7 +3069,7 @@
           <w:color w:val="000000"/>
           <w:kern w:val="0"/>
           <w:lang w:val="es-ES" w:eastAsia="es-ES"/>
-          <ns2:ligatures ns2:val="none"/>
+          <w14:ligatures w14:val="none"/>
         </w:rPr>
         <w:t/>
       </w:r>
@@ -3164,7 +3079,7 @@
           <w:color w:val="000000"/>
           <w:kern w:val="0"/>
           <w:lang w:val="es-ES" w:eastAsia="es-ES"/>
-          <ns2:ligatures ns2:val="none"/>
+          <w14:ligatures w14:val="none"/>
         </w:rPr>
         <w:t xml:space="preserve"/>
       </w:r>
@@ -3174,7 +3089,7 @@
           <w:color w:val="000000"/>
           <w:kern w:val="0"/>
           <w:lang w:val="es-ES" w:eastAsia="es-ES"/>
-          <ns2:ligatures ns2:val="none"/>
+          <w14:ligatures w14:val="none"/>
         </w:rPr>
         <w:t/>
       </w:r>
@@ -3185,7 +3100,7 @@
           <w:color w:val="000000"/>
           <w:kern w:val="0"/>
           <w:lang w:val="es-ES" w:eastAsia="es-ES"/>
-          <ns2:ligatures ns2:val="none"/>
+          <w14:ligatures w14:val="none"/>
         </w:rPr>
         <w:t/>
       </w:r>
@@ -3196,7 +3111,7 @@
           <w:color w:val="000000"/>
           <w:kern w:val="0"/>
           <w:lang w:val="es-ES" w:eastAsia="es-ES"/>
-          <ns2:ligatures ns2:val="none"/>
+          <w14:ligatures w14:val="none"/>
         </w:rPr>
         <w:t/>
       </w:r>
@@ -3206,7 +3121,7 @@
           <w:color w:val="000000"/>
           <w:kern w:val="0"/>
           <w:lang w:val="es-ES" w:eastAsia="es-ES"/>
-          <ns2:ligatures ns2:val="none"/>
+          <w14:ligatures w14:val="none"/>
         </w:rPr>
         <w:t xml:space="preserve"/>
       </w:r>
@@ -3216,7 +3131,7 @@
           <w:color w:val="000000"/>
           <w:kern w:val="0"/>
           <w:lang w:val="es-ES" w:eastAsia="es-ES"/>
-          <ns2:ligatures ns2:val="none"/>
+          <w14:ligatures w14:val="none"/>
         </w:rPr>
         <w:t/>
       </w:r>
@@ -3226,7 +3141,7 @@
           <w:color w:val="000000"/>
           <w:kern w:val="0"/>
           <w:lang w:val="es-ES" w:eastAsia="es-ES"/>
-          <ns2:ligatures ns2:val="none"/>
+          <w14:ligatures w14:val="none"/>
         </w:rPr>
         <w:t xml:space="preserve"/>
       </w:r>
@@ -3236,7 +3151,7 @@
           <w:color w:val="000000"/>
           <w:kern w:val="0"/>
           <w:lang w:val="es-ES" w:eastAsia="es-ES"/>
-          <ns2:ligatures ns2:val="none"/>
+          <w14:ligatures w14:val="none"/>
         </w:rPr>
         <w:t xml:space="preserve"/>
       </w:r>
@@ -3246,7 +3161,7 @@
           <w:color w:val="000000"/>
           <w:kern w:val="0"/>
           <w:lang w:val="es-ES" w:eastAsia="es-ES"/>
-          <ns2:ligatures ns2:val="none"/>
+          <w14:ligatures w14:val="none"/>
         </w:rPr>
         <w:t xml:space="preserve"/>
       </w:r>
@@ -3256,7 +3171,7 @@
           <w:color w:val="000000"/>
           <w:kern w:val="0"/>
           <w:lang w:eastAsia="es-ES"/>
-          <ns2:ligatures ns2:val="none"/>
+          <w14:ligatures w14:val="none"/>
         </w:rPr>
         <w:t xml:space="preserve"/>
       </w:r>
@@ -3266,7 +3181,7 @@
           <w:color w:val="000000"/>
           <w:kern w:val="0"/>
           <w:lang w:val="es-ES" w:eastAsia="es-ES"/>
-          <ns2:ligatures ns2:val="none"/>
+          <w14:ligatures w14:val="none"/>
         </w:rPr>
         <w:t/>
       </w:r>
@@ -3276,7 +3191,7 @@
           <w:color w:val="000000"/>
           <w:kern w:val="0"/>
           <w:lang w:val="es-ES" w:eastAsia="es-ES"/>
-          <ns2:ligatures ns2:val="none"/>
+          <w14:ligatures w14:val="none"/>
         </w:rPr>
         <w:t xml:space="preserve"/>
       </w:r>
@@ -3286,7 +3201,7 @@
           <w:color w:val="000000"/>
           <w:kern w:val="0"/>
           <w:lang w:val="es-ES" w:eastAsia="es-ES"/>
-          <ns2:ligatures ns2:val="none"/>
+          <w14:ligatures w14:val="none"/>
         </w:rPr>
         <w:t xml:space="preserve"/>
       </w:r>
@@ -3296,7 +3211,7 @@
           <w:color w:val="000000"/>
           <w:kern w:val="0"/>
           <w:lang w:val="es-ES" w:eastAsia="es-ES"/>
-          <ns2:ligatures ns2:val="none"/>
+          <w14:ligatures w14:val="none"/>
         </w:rPr>
         <w:t/>
       </w:r>
@@ -3306,7 +3221,7 @@
           <w:color w:val="000000"/>
           <w:kern w:val="0"/>
           <w:lang w:val="es-ES" w:eastAsia="es-ES"/>
-          <ns2:ligatures ns2:val="none"/>
+          <w14:ligatures w14:val="none"/>
         </w:rPr>
         <w:t xml:space="preserve"/>
       </w:r>
@@ -3316,7 +3231,7 @@
           <w:color w:val="000000"/>
           <w:kern w:val="0"/>
           <w:lang w:val="es-ES" w:eastAsia="es-ES"/>
-          <ns2:ligatures ns2:val="none"/>
+          <w14:ligatures w14:val="none"/>
         </w:rPr>
         <w:t xml:space="preserve"/>
       </w:r>
@@ -3326,7 +3241,7 @@
           <w:color w:val="000000"/>
           <w:kern w:val="0"/>
           <w:lang w:val="es-ES" w:eastAsia="es-ES"/>
-          <ns2:ligatures ns2:val="none"/>
+          <w14:ligatures w14:val="none"/>
         </w:rPr>
         <w:t xml:space="preserve"/>
       </w:r>
@@ -3336,12 +3251,12 @@
           <w:color w:val="000000"/>
           <w:kern w:val="0"/>
           <w:lang w:val="es-ES" w:eastAsia="es-ES"/>
-          <ns2:ligatures ns2:val="none"/>
+          <w14:ligatures w14:val="none"/>
         </w:rPr>
         <w:t xml:space="preserve"/>
       </w:r>
     </w:p>
-    <w:p ns2:paraId="66005174" ns2:textId="77777777">
+    <w:p>
       <w:pPr>
         <w:spacing w:after="0" w:line="240" w:lineRule="auto"/>
         <w:contextualSpacing/>
@@ -3352,11 +3267,11 @@
           <w:color w:val="000000"/>
           <w:kern w:val="0"/>
           <w:lang w:eastAsia="es-PE"/>
-          <ns2:ligatures ns2:val="none"/>
-        </w:rPr>
-      </w:pPr>
-    </w:p>
-    <w:p ns2:paraId="3541B1F9" ns2:textId="77777777">
+          <w14:ligatures w14:val="none"/>
+        </w:rPr>
+      </w:pPr>
+    </w:p>
+    <w:p>
       <w:pPr>
         <w:pStyle w:val="Prrafodelista"/>
         <w:numPr>
@@ -3376,7 +3291,7 @@
           <w:color w:val="000000"/>
           <w:kern w:val="0"/>
           <w:lang w:eastAsia="es-PE"/>
-          <ns2:ligatures ns2:val="none"/>
+          <w14:ligatures w14:val="none"/>
         </w:rPr>
       </w:pPr>
       <w:r>
@@ -3386,12 +3301,12 @@
           <w:color w:val="000000"/>
           <w:kern w:val="0"/>
           <w:lang w:eastAsia="es-PE"/>
-          <ns2:ligatures ns2:val="none"/>
+          <w14:ligatures w14:val="none"/>
         </w:rPr>
         <w:t>DE LA ADMISIÓN A TRÁMITE DE LA DENUNCIA</w:t>
       </w:r>
     </w:p>
-    <w:p ns2:paraId="34556756" ns2:textId="77777777">
+    <w:p>
       <w:pPr>
         <w:spacing w:after="0" w:line="240" w:lineRule="auto"/>
         <w:contextualSpacing/>
@@ -3402,13 +3317,13 @@
           <w:color w:val="000000"/>
           <w:kern w:val="0"/>
           <w:lang w:eastAsia="es-PE"/>
-          <ns2:ligatures ns2:val="none"/>
+          <w14:ligatures w14:val="none"/>
         </w:rPr>
       </w:pPr>
       <w:bookmarkStart w:id="1" w:name="_Hlk212795168"/>
       <w:bookmarkStart w:id="2" w:name="_Hlk218848146"/>
     </w:p>
-    <w:p ns2:paraId="6BADF48E" ns2:textId="16C04739">
+    <w:p>
       <w:pPr>
         <w:pStyle w:val="Prrafodelista"/>
         <w:numPr>
@@ -3421,7 +3336,7 @@
         <w:rPr>
           <w:rFonts w:ascii="Arial Narrow" w:eastAsia="Arial Narrow" w:hAnsi="Arial Narrow" w:cs="Arial Narrow"/>
           <w:kern w:val="0"/>
-          <ns2:ligatures ns2:val="none"/>
+          <w14:ligatures w14:val="none"/>
         </w:rPr>
       </w:pPr>
       <w:bookmarkStart w:id="3" w:name="_Hlk140755208"/>
@@ -3433,7 +3348,7 @@
           <w:color w:val="000000"/>
           <w:kern w:val="0"/>
           <w:lang w:eastAsia="es-PE"/>
-          <ns2:ligatures ns2:val="none"/>
+          <w14:ligatures w14:val="none"/>
         </w:rPr>
         <w:t>La Secretaría Técnica de la Comisión de Protección al Consumidor 1 (en adelante, la Secretaría Técnica), en ejercicio de sus facultades</w:t>
       </w:r>
@@ -3446,7 +3361,7 @@
           <w:rFonts w:ascii="Arial Narrow" w:eastAsia="Arial Narrow" w:hAnsi="Arial Narrow" w:cs="Arial Narrow"/>
           <w:kern w:val="0"/>
           <w:vertAlign w:val="superscript"/>
-          <ns2:ligatures ns2:val="none"/>
+          <w14:ligatures w14:val="none"/>
         </w:rPr>
         <w:footnoteReference w:id="3"/>
       </w:r>
@@ -3456,7 +3371,7 @@
           <w:color w:val="000000"/>
           <w:kern w:val="0"/>
           <w:lang w:eastAsia="es-PE"/>
-          <ns2:ligatures ns2:val="none"/>
+          <w14:ligatures w14:val="none"/>
         </w:rPr>
         <w:t xml:space="preserve">, </w:t>
       </w:r>
@@ -3466,7 +3381,7 @@
           <w:color w:val="000000"/>
           <w:kern w:val="0"/>
           <w:lang w:eastAsia="es-PE"/>
-          <ns2:ligatures ns2:val="none"/>
+          <w14:ligatures w14:val="none"/>
         </w:rPr>
         <w:t xml:space="preserve">considera </w:t>
       </w:r>
@@ -3474,7 +3389,7 @@
         <w:rPr>
           <w:rFonts w:ascii="Arial Narrow" w:eastAsia="Arial Narrow" w:hAnsi="Arial Narrow" w:cs="Arial Narrow"/>
           <w:kern w:val="0"/>
-          <ns2:ligatures ns2:val="none"/>
+          <w14:ligatures w14:val="none"/>
         </w:rPr>
         <w:t xml:space="preserve">que el hecho denunciado, </w:t>
       </w:r>
@@ -3483,7 +3398,7 @@
         <w:rPr>
           <w:rFonts w:ascii="Arial Narrow" w:eastAsia="Arial Narrow" w:hAnsi="Arial Narrow" w:cs="Arial Narrow"/>
           <w:kern w:val="0"/>
-          <ns2:ligatures ns2:val="none"/>
+          <w14:ligatures w14:val="none"/>
         </w:rPr>
         <w:t xml:space="preserve">consistente en que </w:t>
       </w:r>
@@ -3497,7 +3412,7 @@
           <w:kern w:val="0"/>
           <w:shd w:val="clear" w:color="auto" w:fill="FFFFFF"/>
           <w:lang w:eastAsia="es-PE"/>
-          <ns2:ligatures ns2:val="none"/>
+          <w14:ligatures w14:val="none"/>
         </w:rPr>
         <w:t>el Banco de Crédito del Perú S.A. habría modificado indebidamente el 26 de noviembre de 2025 la cuota del crédito vehicular del denunciante de S/ 1 582,00 al monto no pactado de S/ 1 968,58</w:t>
       </w:r>
@@ -3505,7 +3420,7 @@
         <w:rPr>
           <w:rFonts w:ascii="Arial Narrow" w:eastAsia="Arial Narrow" w:hAnsi="Arial Narrow" w:cs="Arial Narrow"/>
           <w:kern w:val="0"/>
-          <ns2:ligatures ns2:val="none"/>
+          <w14:ligatures w14:val="none"/>
         </w:rPr>
         <w:t>; involucraría una presunta afectación a sus expectativas, quien no habría encontrado una correspondencia entre lo que esperaba recibir de parte del proveedor y lo que realmente recibió. Por consiguiente, corresponde calificar el hecho materia de denuncia como una presunta infracción al deber de idoneidad, tipificado en los artículos 18</w:t>
       </w:r>
@@ -3515,7 +3430,7 @@
           <w:color w:val="000000"/>
           <w:kern w:val="0"/>
           <w:lang w:eastAsia="es-PE"/>
-          <ns2:ligatures ns2:val="none"/>
+          <w14:ligatures w14:val="none"/>
         </w:rPr>
         <w:t/>
       </w:r>
@@ -3523,7 +3438,7 @@
         <w:rPr>
           <w:rFonts w:ascii="Arial Narrow" w:eastAsia="Arial Narrow" w:hAnsi="Arial Narrow" w:cs="Arial Narrow"/>
           <w:kern w:val="0"/>
-          <ns2:ligatures ns2:val="none"/>
+          <w14:ligatures w14:val="none"/>
         </w:rPr>
         <w:t xml:space="preserve"> y 19</w:t>
       </w:r>
@@ -3533,7 +3448,7 @@
           <w:color w:val="000000"/>
           <w:kern w:val="0"/>
           <w:lang w:eastAsia="es-PE"/>
-          <ns2:ligatures ns2:val="none"/>
+          <w14:ligatures w14:val="none"/>
         </w:rPr>
         <w:t/>
       </w:r>
@@ -3541,7 +3456,7 @@
         <w:rPr>
           <w:rFonts w:ascii="Arial Narrow" w:eastAsia="Arial Narrow" w:hAnsi="Arial Narrow" w:cs="Arial Narrow"/>
           <w:kern w:val="0"/>
-          <ns2:ligatures ns2:val="none"/>
+          <w14:ligatures w14:val="none"/>
         </w:rPr>
         <w:t xml:space="preserve"> del Código</w:t>
       </w:r>
@@ -3553,7 +3468,7 @@
           <w:rFonts w:ascii="Arial Narrow" w:eastAsia="Arial Narrow" w:hAnsi="Arial Narrow" w:cs="Arial"/>
           <w:kern w:val="0"/>
           <w:vertAlign w:val="superscript"/>
-          <ns2:ligatures ns2:val="none"/>
+          <w14:ligatures w14:val="none"/>
         </w:rPr>
         <w:footnoteReference w:id="4"/>
       </w:r>
@@ -3563,12 +3478,12 @@
         <w:rPr>
           <w:rFonts w:ascii="Arial Narrow" w:eastAsia="Arial Narrow" w:hAnsi="Arial Narrow" w:cs="Arial Narrow"/>
           <w:kern w:val="0"/>
-          <ns2:ligatures ns2:val="none"/>
+          <w14:ligatures w14:val="none"/>
         </w:rPr>
         <w:t>.</w:t>
       </w:r>
     </w:p>
-    <w:p ns2:paraId="3C3C5F2D" ns2:textId="77777777">
+    <w:p>
       <w:pPr>
         <w:pStyle w:val="Prrafodelista"/>
         <w:spacing w:after="0" w:line="240" w:lineRule="auto"/>
@@ -3577,11 +3492,11 @@
         <w:rPr>
           <w:rFonts w:ascii="Arial Narrow" w:eastAsia="Arial Narrow" w:hAnsi="Arial Narrow" w:cs="Arial Narrow"/>
           <w:kern w:val="0"/>
-          <ns2:ligatures ns2:val="none"/>
-        </w:rPr>
-      </w:pPr>
-    </w:p>
-    <w:p ns2:paraId="4B7AB98F" ns2:textId="00EF77D4">
+          <w14:ligatures w14:val="none"/>
+        </w:rPr>
+      </w:pPr>
+    </w:p>
+    <w:p>
       <w:pPr>
         <w:pStyle w:val="Prrafodelista"/>
         <w:numPr>
@@ -3594,14 +3509,14 @@
         <w:rPr>
           <w:rFonts w:ascii="Arial Narrow" w:eastAsia="Arial Narrow" w:hAnsi="Arial Narrow" w:cs="Arial Narrow"/>
           <w:kern w:val="0"/>
-          <ns2:ligatures ns2:val="none"/>
-        </w:rPr>
-      </w:pPr>
-      <w:r>
-        <w:rPr>
-          <w:rFonts w:ascii="Arial Narrow" w:eastAsia="Arial Narrow" w:hAnsi="Arial Narrow" w:cs="Arial Narrow"/>
-          <w:kern w:val="0"/>
-          <ns2:ligatures ns2:val="none"/>
+          <w14:ligatures w14:val="none"/>
+        </w:rPr>
+      </w:pPr>
+      <w:r>
+        <w:rPr>
+          <w:rFonts w:ascii="Arial Narrow" w:eastAsia="Arial Narrow" w:hAnsi="Arial Narrow" w:cs="Arial Narrow"/>
+          <w:kern w:val="0"/>
+          <w14:ligatures w14:val="none"/>
         </w:rPr>
         <w:t xml:space="preserve">Adicionalmente, </w:t>
       </w:r>
@@ -3611,7 +3526,7 @@
           <w:color w:val="000000"/>
           <w:kern w:val="0"/>
           <w:lang w:eastAsia="es-PE"/>
-          <ns2:ligatures ns2:val="none"/>
+          <w14:ligatures w14:val="none"/>
         </w:rPr>
         <w:t xml:space="preserve">la Secretaría Técnica, en ejercicio de sus facultades, considera </w:t>
       </w:r>
@@ -3619,7 +3534,7 @@
         <w:rPr>
           <w:rFonts w:ascii="Arial Narrow" w:eastAsia="Arial Narrow" w:hAnsi="Arial Narrow" w:cs="Arial"/>
           <w:kern w:val="0"/>
-          <ns2:ligatures ns2:val="none"/>
+          <w14:ligatures w14:val="none"/>
         </w:rPr>
         <w:t xml:space="preserve">que el hecho denunciado, consistente en que </w:t>
       </w:r>
@@ -3630,7 +3545,7 @@
           <w:kern w:val="0"/>
           <w:shd w:val="clear" w:color="auto" w:fill="FFFFFF"/>
           <w:lang w:eastAsia="es-PE"/>
-          <ns2:ligatures ns2:val="none"/>
+          <w14:ligatures w14:val="none"/>
         </w:rPr>
         <w:t>el Banco de Crédito del Perú S.A. habría efectuado el 6 de diciembre de 2025 un cobro indebido al debitar de la cuenta de ahorros del denunciante la suma de S/ 1 590,38, monto superior a la cuota mensual pactada de S/ 1 582,00</w:t>
       </w:r>
@@ -3638,7 +3553,7 @@
         <w:rPr>
           <w:rFonts w:ascii="Arial Narrow" w:eastAsia="Arial Narrow" w:hAnsi="Arial Narrow" w:cs="Arial Narrow"/>
           <w:kern w:val="0"/>
-          <ns2:ligatures ns2:val="none"/>
+          <w14:ligatures w14:val="none"/>
         </w:rPr>
         <w:t xml:space="preserve">; involucraría una presunta afectación a sus expectativas, quien no habría encontrado una correspondencia entre lo que esperaba recibir de parte del proveedor y lo que realmente recibió. Por consiguiente, corresponde calificar el hecho </w:t>
       </w:r>
@@ -3646,7 +3561,7 @@
         <w:rPr>
           <w:rFonts w:ascii="Arial Narrow" w:eastAsia="Arial Narrow" w:hAnsi="Arial Narrow" w:cs="Arial Narrow"/>
           <w:kern w:val="0"/>
-          <ns2:ligatures ns2:val="none"/>
+          <w14:ligatures w14:val="none"/>
         </w:rPr>
         <w:lastRenderedPageBreak/>
         <w:t>materia de denuncia como una presunta infracción al deber de idoneidad, tipificado en los artículos 18</w:t>
@@ -3657,7 +3572,7 @@
           <w:color w:val="000000"/>
           <w:kern w:val="0"/>
           <w:lang w:eastAsia="es-PE"/>
-          <ns2:ligatures ns2:val="none"/>
+          <w14:ligatures w14:val="none"/>
         </w:rPr>
         <w:t/>
       </w:r>
@@ -3665,7 +3580,7 @@
         <w:rPr>
           <w:rFonts w:ascii="Arial Narrow" w:eastAsia="Arial Narrow" w:hAnsi="Arial Narrow" w:cs="Arial Narrow"/>
           <w:kern w:val="0"/>
-          <ns2:ligatures ns2:val="none"/>
+          <w14:ligatures w14:val="none"/>
         </w:rPr>
         <w:t xml:space="preserve"> y 19</w:t>
       </w:r>
@@ -3675,7 +3590,7 @@
           <w:color w:val="000000"/>
           <w:kern w:val="0"/>
           <w:lang w:eastAsia="es-PE"/>
-          <ns2:ligatures ns2:val="none"/>
+          <w14:ligatures w14:val="none"/>
         </w:rPr>
         <w:t/>
       </w:r>
@@ -3683,7 +3598,7 @@
         <w:rPr>
           <w:rFonts w:ascii="Arial Narrow" w:eastAsia="Arial Narrow" w:hAnsi="Arial Narrow" w:cs="Arial Narrow"/>
           <w:kern w:val="0"/>
-          <ns2:ligatures ns2:val="none"/>
+          <w14:ligatures w14:val="none"/>
         </w:rPr>
         <w:t xml:space="preserve"> del Código</w:t>
       </w:r>
@@ -3694,23 +3609,23 @@
           <w:color w:val="000000"/>
           <w:kern w:val="0"/>
           <w:lang w:eastAsia="es-PE"/>
-          <ns2:ligatures ns2:val="none"/>
+          <w14:ligatures w14:val="none"/>
         </w:rPr>
         <w:t>.</w:t>
       </w:r>
     </w:p>
-    <w:p ns2:paraId="4F54E328" ns2:textId="77777777">
+    <w:p>
       <w:pPr>
         <w:pStyle w:val="Prrafodelista"/>
         <w:spacing w:after="0" w:line="240" w:lineRule="auto"/>
         <w:rPr>
           <w:rFonts w:ascii="Arial Narrow" w:eastAsia="Arial Narrow" w:hAnsi="Arial Narrow" w:cs="Arial Narrow"/>
           <w:kern w:val="0"/>
-          <ns2:ligatures ns2:val="none"/>
-        </w:rPr>
-      </w:pPr>
-    </w:p>
-    <w:p ns2:paraId="37799BA5" ns2:textId="12F8239D">
+          <w14:ligatures w14:val="none"/>
+        </w:rPr>
+      </w:pPr>
+    </w:p>
+    <w:p>
       <w:pPr>
         <w:pStyle w:val="Prrafodelista"/>
         <w:numPr>
@@ -3723,14 +3638,14 @@
         <w:rPr>
           <w:rFonts w:ascii="Arial Narrow" w:eastAsia="Arial Narrow" w:hAnsi="Arial Narrow" w:cs="Arial Narrow"/>
           <w:kern w:val="0"/>
-          <ns2:ligatures ns2:val="none"/>
-        </w:rPr>
-      </w:pPr>
-      <w:r>
-        <w:rPr>
-          <w:rFonts w:ascii="Arial Narrow" w:eastAsia="Arial Narrow" w:hAnsi="Arial Narrow" w:cs="Arial Narrow"/>
-          <w:kern w:val="0"/>
-          <ns2:ligatures ns2:val="none"/>
+          <w14:ligatures w14:val="none"/>
+        </w:rPr>
+      </w:pPr>
+      <w:r>
+        <w:rPr>
+          <w:rFonts w:ascii="Arial Narrow" w:eastAsia="Arial Narrow" w:hAnsi="Arial Narrow" w:cs="Arial Narrow"/>
+          <w:kern w:val="0"/>
+          <w14:ligatures w14:val="none"/>
         </w:rPr>
         <w:t xml:space="preserve">Asimismo, </w:t>
       </w:r>
@@ -3740,7 +3655,7 @@
           <w:color w:val="000000"/>
           <w:kern w:val="0"/>
           <w:lang w:eastAsia="es-PE"/>
-          <ns2:ligatures ns2:val="none"/>
+          <w14:ligatures w14:val="none"/>
         </w:rPr>
         <w:t xml:space="preserve">la Secretaría Técnica, en ejercicio de sus facultades, considera </w:t>
       </w:r>
@@ -3748,7 +3663,7 @@
         <w:rPr>
           <w:rFonts w:ascii="Arial Narrow" w:eastAsia="Arial Narrow" w:hAnsi="Arial Narrow" w:cs="Arial"/>
           <w:kern w:val="0"/>
-          <ns2:ligatures ns2:val="none"/>
+          <w14:ligatures w14:val="none"/>
         </w:rPr>
         <w:t xml:space="preserve">que el hecho denunciado, consistente en que </w:t>
       </w:r>
@@ -3759,7 +3674,7 @@
           <w:kern w:val="0"/>
           <w:shd w:val="clear" w:color="auto" w:fill="FFFFFF"/>
           <w:lang w:eastAsia="es-PE"/>
-          <ns2:ligatures ns2:val="none"/>
+          <w14:ligatures w14:val="none"/>
         </w:rPr>
         <w:t>el Banco de Crédito del Perú S.A. habría realizado indebidamente</w:t>
       </w:r>
@@ -3770,7 +3685,7 @@
           <w:kern w:val="0"/>
           <w:shd w:val="clear" w:color="auto" w:fill="FFFFFF"/>
           <w:lang w:eastAsia="es-PE"/>
-          <ns2:ligatures ns2:val="none"/>
+          <w14:ligatures w14:val="none"/>
         </w:rPr>
         <w:t xml:space="preserve"> </w:t>
       </w:r>
@@ -3781,7 +3696,7 @@
           <w:kern w:val="0"/>
           <w:shd w:val="clear" w:color="auto" w:fill="FFFFFF"/>
           <w:lang w:eastAsia="es-PE"/>
-          <ns2:ligatures ns2:val="none"/>
+          <w14:ligatures w14:val="none"/>
         </w:rPr>
         <w:t>débitos en la cuenta de ahorros de la cónyuge del denunciante para cubrir cargos vinculados al Seguro Vehicular que no contrató</w:t>
       </w:r>
@@ -3789,7 +3704,7 @@
         <w:rPr>
           <w:rFonts w:ascii="Arial Narrow" w:eastAsia="Arial Narrow" w:hAnsi="Arial Narrow" w:cs="Arial Narrow"/>
           <w:kern w:val="0"/>
-          <ns2:ligatures ns2:val="none"/>
+          <w14:ligatures w14:val="none"/>
         </w:rPr>
         <w:t>; involucraría una presunta afectación a sus expectativas, quien no habría encontrado una correspondencia entre lo que esperaba recibir de parte del proveedor y lo que realmente recibió. Por consiguiente, corresponde calificar el hecho materia de denuncia como una presunta infracción al deber de idoneidad, tipificado en los artículos 18</w:t>
       </w:r>
@@ -3799,7 +3714,7 @@
           <w:color w:val="000000"/>
           <w:kern w:val="0"/>
           <w:lang w:eastAsia="es-PE"/>
-          <ns2:ligatures ns2:val="none"/>
+          <w14:ligatures w14:val="none"/>
         </w:rPr>
         <w:t/>
       </w:r>
@@ -3807,7 +3722,7 @@
         <w:rPr>
           <w:rFonts w:ascii="Arial Narrow" w:eastAsia="Arial Narrow" w:hAnsi="Arial Narrow" w:cs="Arial Narrow"/>
           <w:kern w:val="0"/>
-          <ns2:ligatures ns2:val="none"/>
+          <w14:ligatures w14:val="none"/>
         </w:rPr>
         <w:t xml:space="preserve"> y 19</w:t>
       </w:r>
@@ -3817,7 +3732,7 @@
           <w:color w:val="000000"/>
           <w:kern w:val="0"/>
           <w:lang w:eastAsia="es-PE"/>
-          <ns2:ligatures ns2:val="none"/>
+          <w14:ligatures w14:val="none"/>
         </w:rPr>
         <w:t/>
       </w:r>
@@ -3825,23 +3740,23 @@
         <w:rPr>
           <w:rFonts w:ascii="Arial Narrow" w:eastAsia="Arial Narrow" w:hAnsi="Arial Narrow" w:cs="Arial Narrow"/>
           <w:kern w:val="0"/>
-          <ns2:ligatures ns2:val="none"/>
+          <w14:ligatures w14:val="none"/>
         </w:rPr>
         <w:t xml:space="preserve"> del Código.</w:t>
       </w:r>
     </w:p>
-    <w:p ns2:paraId="3A59C81E" ns2:textId="77777777">
+    <w:p>
       <w:pPr>
         <w:pStyle w:val="Prrafodelista"/>
         <w:spacing w:after="0" w:line="240" w:lineRule="auto"/>
         <w:rPr>
           <w:rFonts w:ascii="Arial Narrow" w:eastAsia="Arial Narrow" w:hAnsi="Arial Narrow" w:cs="Arial Narrow"/>
           <w:kern w:val="0"/>
-          <ns2:ligatures ns2:val="none"/>
-        </w:rPr>
-      </w:pPr>
-    </w:p>
-    <w:p ns2:paraId="0DBD8310" ns2:textId="74B175B4">
+          <w14:ligatures w14:val="none"/>
+        </w:rPr>
+      </w:pPr>
+    </w:p>
+    <w:p>
       <w:pPr>
         <w:pStyle w:val="Prrafodelista"/>
         <w:numPr>
@@ -3854,14 +3769,14 @@
         <w:rPr>
           <w:rFonts w:ascii="Arial Narrow" w:eastAsia="Arial Narrow" w:hAnsi="Arial Narrow" w:cs="Arial Narrow"/>
           <w:kern w:val="0"/>
-          <ns2:ligatures ns2:val="none"/>
-        </w:rPr>
-      </w:pPr>
-      <w:r>
-        <w:rPr>
-          <w:rFonts w:ascii="Arial Narrow" w:eastAsia="Arial Narrow" w:hAnsi="Arial Narrow" w:cs="Arial Narrow"/>
-          <w:kern w:val="0"/>
-          <ns2:ligatures ns2:val="none"/>
+          <w14:ligatures w14:val="none"/>
+        </w:rPr>
+      </w:pPr>
+      <w:r>
+        <w:rPr>
+          <w:rFonts w:ascii="Arial Narrow" w:eastAsia="Arial Narrow" w:hAnsi="Arial Narrow" w:cs="Arial Narrow"/>
+          <w:kern w:val="0"/>
+          <w14:ligatures w14:val="none"/>
         </w:rPr>
         <w:t xml:space="preserve">Adicionalmente, </w:t>
       </w:r>
@@ -3871,7 +3786,7 @@
           <w:color w:val="000000"/>
           <w:kern w:val="0"/>
           <w:lang w:eastAsia="es-PE"/>
-          <ns2:ligatures ns2:val="none"/>
+          <w14:ligatures w14:val="none"/>
         </w:rPr>
         <w:t xml:space="preserve">la Secretaría Técnica, en ejercicio de sus facultades, considera </w:t>
       </w:r>
@@ -3879,7 +3794,7 @@
         <w:rPr>
           <w:rFonts w:ascii="Arial Narrow" w:eastAsia="Arial Narrow" w:hAnsi="Arial Narrow" w:cs="Arial"/>
           <w:kern w:val="0"/>
-          <ns2:ligatures ns2:val="none"/>
+          <w14:ligatures w14:val="none"/>
         </w:rPr>
         <w:t xml:space="preserve">que el hecho denunciado, consistente en que </w:t>
       </w:r>
@@ -3890,7 +3805,7 @@
           <w:kern w:val="0"/>
           <w:shd w:val="clear" w:color="auto" w:fill="FFFFFF"/>
           <w:lang w:eastAsia="es-PE"/>
-          <ns2:ligatures ns2:val="none"/>
+          <w14:ligatures w14:val="none"/>
         </w:rPr>
         <w:t>el Banco de Crédito del Perú S.A. habría generado restricciones indebidas en el uso de la cuenta de ahorros y de la aplicación YAPE del denunciante como consecuencia de los débitos efectuados vinculados al Seguro Vehicular no contratado que fue anulado el 11 de diciembre de 2025</w:t>
       </w:r>
@@ -3898,7 +3813,7 @@
         <w:rPr>
           <w:rFonts w:ascii="Arial Narrow" w:eastAsia="Arial Narrow" w:hAnsi="Arial Narrow" w:cs="Arial Narrow"/>
           <w:kern w:val="0"/>
-          <ns2:ligatures ns2:val="none"/>
+          <w14:ligatures w14:val="none"/>
         </w:rPr>
         <w:t>; involucraría una presunta afectación a sus expectativas, quien no habría encontrado una correspondencia entre lo que esperaba recibir de parte del proveedor y lo que realmente recibió. Por consiguiente, corresponde calificar el hecho materia de denuncia como una presunta infracción al deber de idoneidad, tipificado en los artículos 18</w:t>
       </w:r>
@@ -3908,7 +3823,7 @@
           <w:color w:val="000000"/>
           <w:kern w:val="0"/>
           <w:lang w:eastAsia="es-PE"/>
-          <ns2:ligatures ns2:val="none"/>
+          <w14:ligatures w14:val="none"/>
         </w:rPr>
         <w:t/>
       </w:r>
@@ -3916,7 +3831,7 @@
         <w:rPr>
           <w:rFonts w:ascii="Arial Narrow" w:eastAsia="Arial Narrow" w:hAnsi="Arial Narrow" w:cs="Arial Narrow"/>
           <w:kern w:val="0"/>
-          <ns2:ligatures ns2:val="none"/>
+          <w14:ligatures w14:val="none"/>
         </w:rPr>
         <w:t xml:space="preserve"> y 19</w:t>
       </w:r>
@@ -3926,7 +3841,7 @@
           <w:color w:val="000000"/>
           <w:kern w:val="0"/>
           <w:lang w:eastAsia="es-PE"/>
-          <ns2:ligatures ns2:val="none"/>
+          <w14:ligatures w14:val="none"/>
         </w:rPr>
         <w:t/>
       </w:r>
@@ -3934,12 +3849,12 @@
         <w:rPr>
           <w:rFonts w:ascii="Arial Narrow" w:eastAsia="Arial Narrow" w:hAnsi="Arial Narrow" w:cs="Arial Narrow"/>
           <w:kern w:val="0"/>
-          <ns2:ligatures ns2:val="none"/>
+          <w14:ligatures w14:val="none"/>
         </w:rPr>
         <w:t xml:space="preserve"> del Código.</w:t>
       </w:r>
     </w:p>
-    <w:p ns2:paraId="17C7F874" ns2:textId="77777777">
+    <w:p>
       <w:pPr>
         <w:pStyle w:val="Prrafodelista"/>
         <w:spacing w:after="0" w:line="240" w:lineRule="auto"/>
@@ -3948,11 +3863,11 @@
         <w:rPr>
           <w:rFonts w:ascii="Arial Narrow" w:eastAsia="Arial Narrow" w:hAnsi="Arial Narrow" w:cs="Arial Narrow"/>
           <w:kern w:val="0"/>
-          <ns2:ligatures ns2:val="none"/>
-        </w:rPr>
-      </w:pPr>
-    </w:p>
-    <w:p ns2:paraId="17529F74" ns2:textId="402B8FC9">
+          <w14:ligatures w14:val="none"/>
+        </w:rPr>
+      </w:pPr>
+    </w:p>
+    <w:p>
       <w:pPr>
         <w:pStyle w:val="Prrafodelista"/>
         <w:numPr>
@@ -3965,7 +3880,7 @@
         <w:rPr>
           <w:rFonts w:ascii="Arial Narrow" w:eastAsia="Arial Narrow" w:hAnsi="Arial Narrow" w:cs="Arial Narrow"/>
           <w:kern w:val="0"/>
-          <ns2:ligatures ns2:val="none"/>
+          <w14:ligatures w14:val="none"/>
         </w:rPr>
       </w:pPr>
       <w:bookmarkStart w:id="11" w:name="_Hlk214534552"/>
@@ -3975,7 +3890,7 @@
           <w:color w:val="000000"/>
           <w:kern w:val="0"/>
           <w:lang w:eastAsia="es-PE"/>
-          <ns2:ligatures ns2:val="none"/>
+          <w14:ligatures w14:val="none"/>
         </w:rPr>
         <w:t xml:space="preserve">Además, </w:t>
       </w:r>
@@ -3986,7 +3901,7 @@
           <w:color w:val="000000"/>
           <w:kern w:val="0"/>
           <w:lang w:eastAsia="es-PE"/>
-          <ns2:ligatures ns2:val="none"/>
+          <w14:ligatures w14:val="none"/>
         </w:rPr>
         <w:t xml:space="preserve">la Secretaría Técnica, en ejercicio de sus facultades, considera </w:t>
       </w:r>
@@ -3994,7 +3909,7 @@
         <w:rPr>
           <w:rFonts w:ascii="Arial Narrow" w:eastAsia="Arial Narrow" w:hAnsi="Arial Narrow" w:cs="Arial"/>
           <w:kern w:val="0"/>
-          <ns2:ligatures ns2:val="none"/>
+          <w14:ligatures w14:val="none"/>
         </w:rPr>
         <w:t xml:space="preserve">que el hecho denunciado, consistente en que </w:t>
       </w:r>
@@ -4002,7 +3917,7 @@
         <w:rPr>
           <w:rFonts w:ascii="Arial Narrow" w:eastAsia="Arial Narrow" w:hAnsi="Arial Narrow" w:cs="Arial Narrow"/>
           <w:kern w:val="0"/>
-          <ns2:ligatures ns2:val="none"/>
+          <w14:ligatures w14:val="none"/>
         </w:rPr>
         <w:t xml:space="preserve">el Banco de Crédito del Perú S.A. habría brindado el 10 de noviembre de 2025 información errónea al comunicar al denunciante que mantenía impaga la prima del Seguro Vehicular asociado a la Póliza </w:t>
       </w:r>
@@ -4011,7 +3926,7 @@
         <w:rPr>
           <w:rFonts w:ascii="Arial Narrow" w:eastAsia="Arial Narrow" w:hAnsi="Arial Narrow" w:cs="Arial Narrow"/>
           <w:kern w:val="0"/>
-          <ns2:ligatures ns2:val="none"/>
+          <w14:ligatures w14:val="none"/>
         </w:rPr>
         <w:t/>
       </w:r>
@@ -4020,7 +3935,7 @@
         <w:rPr>
           <w:rFonts w:ascii="Arial Narrow" w:eastAsia="Arial Narrow" w:hAnsi="Arial Narrow" w:cs="Arial Narrow"/>
           <w:kern w:val="0"/>
-          <ns2:ligatures ns2:val="none"/>
+          <w14:ligatures w14:val="none"/>
         </w:rPr>
         <w:t xml:space="preserve"> 70194001 pese a que se encontraba al día en sus pagos</w:t>
       </w:r>
@@ -4031,7 +3946,7 @@
           <w:color w:val="000000"/>
           <w:kern w:val="0"/>
           <w:lang w:eastAsia="es-PE"/>
-          <ns2:ligatures ns2:val="none"/>
+          <w14:ligatures w14:val="none"/>
         </w:rPr>
         <w:t xml:space="preserve">. </w:t>
       </w:r>
@@ -4044,7 +3959,7 @@
           <w:color w:val="000000"/>
           <w:kern w:val="0"/>
           <w:lang w:eastAsia="es-PE"/>
-          <ns2:ligatures ns2:val="none"/>
+          <w14:ligatures w14:val="none"/>
         </w:rPr>
         <w:t xml:space="preserve">Por consiguiente, corresponde calificar el hecho materia de denuncia como una presunta infracción al deber de información, tipificado en el </w:t>
       </w:r>
@@ -4056,7 +3971,7 @@
           <w:color w:val="000000"/>
           <w:kern w:val="0"/>
           <w:lang w:eastAsia="es-PE"/>
-          <ns2:ligatures ns2:val="none"/>
+          <w14:ligatures w14:val="none"/>
         </w:rPr>
         <w:t xml:space="preserve">artículo 1, numeral 1, literal b) </w:t>
       </w:r>
@@ -4068,7 +3983,7 @@
           <w:color w:val="000000"/>
           <w:kern w:val="0"/>
           <w:lang w:eastAsia="es-PE"/>
-          <ns2:ligatures ns2:val="none"/>
+          <w14:ligatures w14:val="none"/>
         </w:rPr>
         <w:t>y al artículo 2 del Código</w:t>
       </w:r>
@@ -4083,7 +3998,7 @@
           <w:kern w:val="0"/>
           <w:vertAlign w:val="superscript"/>
           <w:lang w:eastAsia="es-PE"/>
-          <ns2:ligatures ns2:val="none"/>
+          <w14:ligatures w14:val="none"/>
         </w:rPr>
         <w:footnoteReference w:id="5"/>
       </w:r>
@@ -4095,7 +4010,7 @@
           <w:color w:val="000000"/>
           <w:kern w:val="0"/>
           <w:lang w:eastAsia="es-PE"/>
-          <ns2:ligatures ns2:val="none"/>
+          <w14:ligatures w14:val="none"/>
         </w:rPr>
         <w:t xml:space="preserve">. </w:t>
       </w:r>
@@ -4103,7 +4018,7 @@
       <w:bookmarkEnd w:id="12"/>
       <w:bookmarkEnd w:id="14"/>
     </w:p>
-    <w:p ns2:paraId="116891C0" ns2:textId="77777777">
+    <w:p>
       <w:pPr>
         <w:pStyle w:val="Prrafodelista"/>
         <w:spacing w:after="0" w:line="240" w:lineRule="auto"/>
@@ -4112,11 +4027,11 @@
         <w:rPr>
           <w:rFonts w:ascii="Arial Narrow" w:eastAsia="Arial Narrow" w:hAnsi="Arial Narrow" w:cs="Arial Narrow"/>
           <w:kern w:val="0"/>
-          <ns2:ligatures ns2:val="none"/>
-        </w:rPr>
-      </w:pPr>
-    </w:p>
-    <w:p ns2:paraId="7A2CF596" ns2:textId="37D24E71">
+          <w14:ligatures w14:val="none"/>
+        </w:rPr>
+      </w:pPr>
+    </w:p>
+    <w:p>
       <w:pPr>
         <w:pStyle w:val="Prrafodelista"/>
         <w:numPr>
@@ -4129,7 +4044,7 @@
         <w:rPr>
           <w:rFonts w:ascii="Arial Narrow" w:eastAsia="Arial Narrow" w:hAnsi="Arial Narrow" w:cs="Arial Narrow"/>
           <w:kern w:val="0"/>
-          <ns2:ligatures ns2:val="none"/>
+          <w14:ligatures w14:val="none"/>
         </w:rPr>
       </w:pPr>
       <w:bookmarkStart w:id="17" w:name="_Hlk213150180"/>
@@ -4137,7 +4052,7 @@
         <w:rPr>
           <w:rFonts w:ascii="Arial Narrow" w:eastAsia="Arial Narrow" w:hAnsi="Arial Narrow" w:cs="Arial Narrow"/>
           <w:kern w:val="0"/>
-          <ns2:ligatures ns2:val="none"/>
+          <w14:ligatures w14:val="none"/>
         </w:rPr>
         <w:t xml:space="preserve">Así también, la Secretaría Técnica, en ejercicio de sus facultades, </w:t>
       </w:r>
@@ -4147,7 +4062,7 @@
           <w:color w:val="000000"/>
           <w:kern w:val="0"/>
           <w:lang w:eastAsia="es-PE"/>
-          <ns2:ligatures ns2:val="none"/>
+          <w14:ligatures w14:val="none"/>
         </w:rPr>
         <w:t xml:space="preserve">considera </w:t>
       </w:r>
@@ -4155,7 +4070,7 @@
         <w:rPr>
           <w:rFonts w:ascii="Arial Narrow" w:eastAsia="Arial Narrow" w:hAnsi="Arial Narrow" w:cs="Arial Narrow"/>
           <w:kern w:val="0"/>
-          <ns2:ligatures ns2:val="none"/>
+          <w14:ligatures w14:val="none"/>
         </w:rPr>
         <w:t xml:space="preserve">que el hecho denunciado, consistente en que </w:t>
       </w:r>
@@ -4164,7 +4079,7 @@
         <w:rPr>
           <w:rFonts w:ascii="Arial Narrow" w:eastAsia="Arial Narrow" w:hAnsi="Arial Narrow" w:cs="Arial Narrow"/>
           <w:kern w:val="0"/>
-          <ns2:ligatures ns2:val="none"/>
+          <w14:ligatures w14:val="none"/>
         </w:rPr>
         <w:t xml:space="preserve">el Banco de Crédito del Perú S.A. habría atribuido indebidamente al denunciante un Seguro </w:t>
       </w:r>
@@ -4172,7 +4087,7 @@
         <w:rPr>
           <w:rFonts w:ascii="Arial Narrow" w:eastAsia="Arial Narrow" w:hAnsi="Arial Narrow" w:cs="Arial Narrow"/>
           <w:kern w:val="0"/>
-          <ns2:ligatures ns2:val="none"/>
+          <w14:ligatures w14:val="none"/>
         </w:rPr>
         <w:t xml:space="preserve">Vehicular </w:t>
       </w:r>
@@ -4180,7 +4095,7 @@
         <w:rPr>
           <w:rFonts w:ascii="Arial Narrow" w:eastAsia="Arial Narrow" w:hAnsi="Arial Narrow" w:cs="Arial Narrow"/>
           <w:kern w:val="0"/>
-          <ns2:ligatures ns2:val="none"/>
+          <w14:ligatures w14:val="none"/>
         </w:rPr>
         <w:t xml:space="preserve">que no contrató, pese a que contaba con la Póliza </w:t>
       </w:r>
@@ -4189,7 +4104,7 @@
         <w:rPr>
           <w:rFonts w:ascii="Arial Narrow" w:eastAsia="Arial Narrow" w:hAnsi="Arial Narrow" w:cs="Arial Narrow"/>
           <w:kern w:val="0"/>
-          <ns2:ligatures ns2:val="none"/>
+          <w14:ligatures w14:val="none"/>
         </w:rPr>
         <w:t/>
       </w:r>
@@ -4198,7 +4113,7 @@
         <w:rPr>
           <w:rFonts w:ascii="Arial Narrow" w:eastAsia="Arial Narrow" w:hAnsi="Arial Narrow" w:cs="Arial Narrow"/>
           <w:kern w:val="0"/>
-          <ns2:ligatures ns2:val="none"/>
+          <w14:ligatures w14:val="none"/>
         </w:rPr>
         <w:t xml:space="preserve"> 70194001 vigente hasta el 9 de diciembre de 2025</w:t>
       </w:r>
@@ -4206,7 +4121,7 @@
         <w:rPr>
           <w:rFonts w:ascii="Arial Narrow" w:eastAsia="Arial Narrow" w:hAnsi="Arial Narrow" w:cs="Arial Narrow"/>
           <w:kern w:val="0"/>
-          <ns2:ligatures ns2:val="none"/>
+          <w14:ligatures w14:val="none"/>
         </w:rPr>
         <w:t>.</w:t>
       </w:r>
@@ -4214,7 +4129,7 @@
         <w:rPr>
           <w:rFonts w:ascii="Arial Narrow" w:eastAsia="Arial Narrow" w:hAnsi="Arial Narrow" w:cs="Arial Narrow"/>
           <w:kern w:val="0"/>
-          <ns2:ligatures ns2:val="none"/>
+          <w14:ligatures w14:val="none"/>
         </w:rPr>
         <w:t xml:space="preserve"> </w:t>
       </w:r>
@@ -4225,7 +4140,7 @@
           <w:color w:val="000000"/>
           <w:kern w:val="0"/>
           <w:lang w:eastAsia="es-PE"/>
-          <ns2:ligatures ns2:val="none"/>
+          <w14:ligatures w14:val="none"/>
         </w:rPr>
         <w:t xml:space="preserve">Por consiguiente, corresponde calificar el hecho materia </w:t>
       </w:r>
@@ -4236,7 +4151,7 @@
           <w:color w:val="000000"/>
           <w:kern w:val="0"/>
           <w:lang w:eastAsia="es-PE"/>
-          <ns2:ligatures ns2:val="none"/>
+          <w14:ligatures w14:val="none"/>
         </w:rPr>
         <w:lastRenderedPageBreak/>
         <w:t>de denuncia como una presunta infracción al deber de protección contra los métodos comerciales</w:t>
@@ -4248,7 +4163,7 @@
           <w:color w:val="000000"/>
           <w:kern w:val="0"/>
           <w:lang w:eastAsia="es-PE"/>
-          <ns2:ligatures ns2:val="none"/>
+          <w14:ligatures w14:val="none"/>
         </w:rPr>
         <w:t xml:space="preserve"> coercitivos</w:t>
       </w:r>
@@ -4259,7 +4174,7 @@
           <w:color w:val="000000"/>
           <w:kern w:val="0"/>
           <w:lang w:eastAsia="es-PE"/>
-          <ns2:ligatures ns2:val="none"/>
+          <w14:ligatures w14:val="none"/>
         </w:rPr>
         <w:t xml:space="preserve">, tipificado en </w:t>
       </w:r>
@@ -4270,7 +4185,7 @@
           <w:kern w:val="0"/>
           <w:shd w:val="clear" w:color="auto" w:fill="FFFFFF"/>
           <w:lang w:eastAsia="es-PE"/>
-          <ns2:ligatures ns2:val="none"/>
+          <w14:ligatures w14:val="none"/>
         </w:rPr>
         <w:t xml:space="preserve">literal </w:t>
       </w:r>
@@ -4281,7 +4196,7 @@
           <w:kern w:val="0"/>
           <w:shd w:val="clear" w:color="auto" w:fill="FFFFFF"/>
           <w:lang w:eastAsia="es-PE"/>
-          <ns2:ligatures ns2:val="none"/>
+          <w14:ligatures w14:val="none"/>
         </w:rPr>
         <w:t>b</w:t>
       </w:r>
@@ -4292,7 +4207,7 @@
           <w:kern w:val="0"/>
           <w:shd w:val="clear" w:color="auto" w:fill="FFFFFF"/>
           <w:lang w:eastAsia="es-PE"/>
-          <ns2:ligatures ns2:val="none"/>
+          <w14:ligatures w14:val="none"/>
         </w:rPr>
         <w:t xml:space="preserve">) del artículo 56 </w:t>
       </w:r>
@@ -4303,7 +4218,7 @@
           <w:color w:val="000000"/>
           <w:kern w:val="0"/>
           <w:lang w:eastAsia="es-PE"/>
-          <ns2:ligatures ns2:val="none"/>
+          <w14:ligatures w14:val="none"/>
         </w:rPr>
         <w:t>del Código</w:t>
       </w:r>
@@ -4323,14 +4238,14 @@
           <w:color w:val="000000"/>
           <w:kern w:val="0"/>
           <w:lang w:eastAsia="es-PE"/>
-          <ns2:ligatures ns2:val="none"/>
+          <w14:ligatures w14:val="none"/>
         </w:rPr>
         <w:t xml:space="preserve">. </w:t>
       </w:r>
       <w:bookmarkStart w:id="18" w:name="_Hlk215162008"/>
       <w:bookmarkEnd w:id="1"/>
     </w:p>
-    <w:p ns2:paraId="4C317D48" ns2:textId="77777777">
+    <w:p>
       <w:pPr>
         <w:pStyle w:val="Prrafodelista"/>
         <w:spacing w:after="0" w:line="240" w:lineRule="auto"/>
@@ -4339,13 +4254,13 @@
         <w:rPr>
           <w:rFonts w:ascii="Arial Narrow" w:eastAsia="Arial Narrow" w:hAnsi="Arial Narrow" w:cs="Arial Narrow"/>
           <w:kern w:val="0"/>
-          <ns2:ligatures ns2:val="none"/>
+          <w14:ligatures w14:val="none"/>
         </w:rPr>
       </w:pPr>
       <w:bookmarkStart w:id="19" w:name="_Hlk214962902"/>
       <w:bookmarkStart w:id="20" w:name="_Hlk214559009"/>
     </w:p>
-    <w:p ns2:paraId="07559B21" ns2:textId="25D8068D">
+    <w:p>
       <w:pPr>
         <w:pStyle w:val="Prrafodelista"/>
         <w:numPr>
@@ -4358,14 +4273,14 @@
         <w:rPr>
           <w:rFonts w:ascii="Arial Narrow" w:eastAsia="Arial Narrow" w:hAnsi="Arial Narrow" w:cs="Arial Narrow"/>
           <w:kern w:val="0"/>
-          <ns2:ligatures ns2:val="none"/>
-        </w:rPr>
-      </w:pPr>
-      <w:r>
-        <w:rPr>
-          <w:rFonts w:ascii="Arial Narrow" w:eastAsia="Arial Narrow" w:hAnsi="Arial Narrow" w:cs="Arial Narrow"/>
-          <w:kern w:val="0"/>
-          <ns2:ligatures ns2:val="none"/>
+          <w14:ligatures w14:val="none"/>
+        </w:rPr>
+      </w:pPr>
+      <w:r>
+        <w:rPr>
+          <w:rFonts w:ascii="Arial Narrow" w:eastAsia="Arial Narrow" w:hAnsi="Arial Narrow" w:cs="Arial Narrow"/>
+          <w:kern w:val="0"/>
+          <w14:ligatures w14:val="none"/>
         </w:rPr>
         <w:t xml:space="preserve">Asimismo, la Secretaría Técnica, en ejercicio de sus facultades, considera que el hecho denunciado, consistente en que </w:t>
       </w:r>
@@ -4373,7 +4288,7 @@
         <w:rPr>
           <w:rFonts w:ascii="Arial Narrow" w:eastAsia="Arial Narrow" w:hAnsi="Arial Narrow" w:cs="Arial"/>
           <w:kern w:val="0"/>
-          <ns2:ligatures ns2:val="none"/>
+          <w14:ligatures w14:val="none"/>
         </w:rPr>
         <w:t>el Banco de Crédito del Perú S.A. habría emitido el 5 de diciembre de 2025 una respuesta incongruente a la hoja de reclamaciones C47466292, al señalar que el denunciante solicitó información sobre su crédito vehicular cuando el reclamo trataba sobre la atribución de un seguro no contratado y la modificación de su cuota</w:t>
       </w:r>
@@ -4381,7 +4296,7 @@
         <w:rPr>
           <w:rFonts w:ascii="Arial Narrow" w:eastAsia="Arial Narrow" w:hAnsi="Arial Narrow" w:cs="Arial"/>
           <w:kern w:val="0"/>
-          <ns2:ligatures ns2:val="none"/>
+          <w14:ligatures w14:val="none"/>
         </w:rPr>
         <w:t>. Por consiguiente, corresponde calificar el hecho materia de denuncia como una presunta infracción al numeral 88.1 del artículo 88 del Código</w:t>
       </w:r>
@@ -4395,7 +4310,7 @@
           <w:kern w:val="0"/>
           <w:vertAlign w:val="superscript"/>
           <w:lang w:eastAsia="es-PE"/>
-          <ns2:ligatures ns2:val="none"/>
+          <w14:ligatures w14:val="none"/>
         </w:rPr>
         <w:footnoteReference w:id="7"/>
       </w:r>
@@ -4406,23 +4321,23 @@
           <w:color w:val="000000"/>
           <w:kern w:val="0"/>
           <w:lang w:eastAsia="es-PE"/>
-          <ns2:ligatures ns2:val="none"/>
+          <w14:ligatures w14:val="none"/>
         </w:rPr>
         <w:t>.</w:t>
       </w:r>
     </w:p>
-    <w:p ns2:paraId="6776F976" ns2:textId="77777777">
+    <w:p>
       <w:pPr>
         <w:pStyle w:val="Prrafodelista"/>
         <w:spacing w:after="0" w:line="240" w:lineRule="auto"/>
         <w:rPr>
           <w:rFonts w:ascii="Arial Narrow" w:eastAsia="Arial Narrow" w:hAnsi="Arial Narrow" w:cs="Arial Narrow"/>
           <w:kern w:val="0"/>
-          <ns2:ligatures ns2:val="none"/>
-        </w:rPr>
-      </w:pPr>
-    </w:p>
-    <w:p ns2:paraId="524BF36F" ns2:textId="2257E5C8">
+          <w14:ligatures w14:val="none"/>
+        </w:rPr>
+      </w:pPr>
+    </w:p>
+    <w:p>
       <w:pPr>
         <w:pStyle w:val="Prrafodelista"/>
         <w:numPr>
@@ -4435,14 +4350,14 @@
         <w:rPr>
           <w:rFonts w:ascii="Arial Narrow" w:eastAsia="Arial Narrow" w:hAnsi="Arial Narrow" w:cs="Arial Narrow"/>
           <w:kern w:val="0"/>
-          <ns2:ligatures ns2:val="none"/>
-        </w:rPr>
-      </w:pPr>
-      <w:r>
-        <w:rPr>
-          <w:rFonts w:ascii="Arial Narrow" w:eastAsia="Arial Narrow" w:hAnsi="Arial Narrow" w:cs="Arial Narrow"/>
-          <w:kern w:val="0"/>
-          <ns2:ligatures ns2:val="none"/>
+          <w14:ligatures w14:val="none"/>
+        </w:rPr>
+      </w:pPr>
+      <w:r>
+        <w:rPr>
+          <w:rFonts w:ascii="Arial Narrow" w:eastAsia="Arial Narrow" w:hAnsi="Arial Narrow" w:cs="Arial Narrow"/>
+          <w:kern w:val="0"/>
+          <w14:ligatures w14:val="none"/>
         </w:rPr>
         <w:t xml:space="preserve">Adicionalmente, la Secretaría Técnica, en ejercicio de sus facultades, considera que el hecho denunciado, consistente en que </w:t>
       </w:r>
@@ -4450,7 +4365,7 @@
         <w:rPr>
           <w:rFonts w:ascii="Arial Narrow" w:eastAsia="Arial Narrow" w:hAnsi="Arial Narrow" w:cs="Arial"/>
           <w:kern w:val="0"/>
-          <ns2:ligatures ns2:val="none"/>
+          <w14:ligatures w14:val="none"/>
         </w:rPr>
         <w:t>el Banco de Crédito del Perú S.A. habría emitido el 5 de diciembre de 2025 una respuesta incongruente a la hoja de reclamaciones C47466292 presentada por el denunciante, al señalar que solicitó información sobre su crédito vehicular cuando el reclamo trataba sobre la atribución de un seguro no contratado y la modificación de su cuota</w:t>
       </w:r>
@@ -4458,7 +4373,7 @@
         <w:rPr>
           <w:rFonts w:ascii="Arial Narrow" w:eastAsia="Arial Narrow" w:hAnsi="Arial Narrow" w:cs="Arial"/>
           <w:kern w:val="0"/>
-          <ns2:ligatures ns2:val="none"/>
+          <w14:ligatures w14:val="none"/>
         </w:rPr>
         <w:t>. Por consiguiente, corresponde calificar el hecho materia de denuncia como una presunta infracción al numeral 88.1 del artículo 88 del Código.</w:t>
       </w:r>
@@ -4467,7 +4382,7 @@
     <w:bookmarkEnd w:id="9"/>
     <w:bookmarkEnd w:id="18"/>
     <w:bookmarkEnd w:id="20"/>
-    <w:p ns2:paraId="432038D6" ns2:textId="0A9F6D75">
+    <w:p>
       <w:pPr>
         <w:spacing w:after="0" w:line="240" w:lineRule="auto"/>
         <w:contextualSpacing/>
@@ -4476,12 +4391,12 @@
           <w:rFonts w:ascii="Arial Narrow" w:eastAsia="Calibri" w:hAnsi="Arial Narrow" w:cs="Arial Narrow"/>
           <w:kern w:val="0"/>
           <w:lang w:eastAsia="es-PE"/>
-          <ns2:ligatures ns2:val="none"/>
+          <w14:ligatures w14:val="none"/>
         </w:rPr>
       </w:pPr>
     </w:p>
     <w:bookmarkEnd w:id="2"/>
-    <w:p ns2:paraId="463134E5" ns2:textId="77777777">
+    <w:p>
       <w:pPr>
         <w:pStyle w:val="Prrafodelista"/>
         <w:numPr>
@@ -4495,7 +4410,7 @@
           <w:rFonts w:ascii="Arial Narrow" w:eastAsia="Calibri" w:hAnsi="Arial Narrow" w:cs="Arial Narrow"/>
           <w:kern w:val="0"/>
           <w:lang w:eastAsia="es-PE"/>
-          <ns2:ligatures ns2:val="none"/>
+          <w14:ligatures w14:val="none"/>
         </w:rPr>
       </w:pPr>
       <w:r>
@@ -4504,7 +4419,7 @@
           <w:color w:val="000000"/>
           <w:kern w:val="0"/>
           <w:lang w:eastAsia="es-PE"/>
-          <ns2:ligatures ns2:val="none"/>
+          <w14:ligatures w14:val="none"/>
         </w:rPr>
         <w:t>En tanto la denuncia reúne los requisitos establecidos por la norma citada, corresponde admitirla a trámite</w:t>
       </w:r>
@@ -4514,7 +4429,7 @@
           <w:rFonts w:ascii="Arial Narrow" w:eastAsia="Arial Narrow" w:hAnsi="Arial Narrow" w:cs="Arial Narrow"/>
           <w:kern w:val="0"/>
           <w:vertAlign w:val="superscript"/>
-          <ns2:ligatures ns2:val="none"/>
+          <w14:ligatures w14:val="none"/>
         </w:rPr>
         <w:footnoteReference w:id="8"/>
       </w:r>
@@ -4524,13 +4439,13 @@
           <w:color w:val="000000"/>
           <w:kern w:val="0"/>
           <w:lang w:eastAsia="es-PE"/>
-          <ns2:ligatures ns2:val="none"/>
+          <w14:ligatures w14:val="none"/>
         </w:rPr>
         <w:t>.</w:t>
       </w:r>
       <w:bookmarkStart w:id="21" w:name="_Hlk214963039"/>
     </w:p>
-    <w:p ns2:paraId="68C71625" ns2:textId="77777777">
+    <w:p>
       <w:pPr>
         <w:spacing w:after="0" w:line="240" w:lineRule="auto"/>
         <w:ind w:left="567"/>
@@ -4541,12 +4456,12 @@
           <w:color w:val="000000"/>
           <w:kern w:val="0"/>
           <w:lang w:eastAsia="es-PE"/>
-          <ns2:ligatures ns2:val="none"/>
+          <w14:ligatures w14:val="none"/>
         </w:rPr>
       </w:pPr>
       <w:bookmarkStart w:id="22" w:name="_Hlk214963071"/>
     </w:p>
-    <w:p ns2:paraId="38A98B4B" ns2:textId="77777777">
+    <w:p>
       <w:pPr>
         <w:pStyle w:val="Prrafodelista"/>
         <w:numPr>
@@ -4566,7 +4481,7 @@
           <w:color w:val="000000"/>
           <w:kern w:val="0"/>
           <w:lang w:eastAsia="es-PE"/>
-          <ns2:ligatures ns2:val="none"/>
+          <w14:ligatures w14:val="none"/>
         </w:rPr>
       </w:pPr>
       <w:r>
@@ -4576,12 +4491,12 @@
           <w:color w:val="000000"/>
           <w:kern w:val="0"/>
           <w:lang w:eastAsia="es-PE"/>
-          <ns2:ligatures ns2:val="none"/>
+          <w14:ligatures w14:val="none"/>
         </w:rPr>
         <w:t>REQUERIMIENTO DE INFORMACIÓN</w:t>
       </w:r>
     </w:p>
-    <w:p ns2:paraId="5B518DC4" ns2:textId="77777777">
+    <w:p>
       <w:pPr>
         <w:spacing w:after="0" w:line="240" w:lineRule="auto"/>
         <w:contextualSpacing/>
@@ -4591,11 +4506,11 @@
           <w:color w:val="000000"/>
           <w:kern w:val="0"/>
           <w:lang w:val="es-ES" w:eastAsia="es-ES"/>
-          <ns2:ligatures ns2:val="none"/>
-        </w:rPr>
-      </w:pPr>
-    </w:p>
-    <w:p ns2:paraId="62B88A04" ns2:textId="494240CB">
+          <w14:ligatures w14:val="none"/>
+        </w:rPr>
+      </w:pPr>
+    </w:p>
+    <w:p>
       <w:pPr>
         <w:pStyle w:val="Prrafodelista"/>
         <w:numPr>
@@ -4610,7 +4525,7 @@
           <w:color w:val="000000"/>
           <w:kern w:val="0"/>
           <w:lang w:val="es-ES" w:eastAsia="es-ES"/>
-          <ns2:ligatures ns2:val="none"/>
+          <w14:ligatures w14:val="none"/>
         </w:rPr>
       </w:pPr>
       <w:r>
@@ -4619,7 +4534,7 @@
           <w:color w:val="000000"/>
           <w:kern w:val="0"/>
           <w:lang w:val="es-ES" w:eastAsia="es-ES"/>
-          <ns2:ligatures ns2:val="none"/>
+          <w14:ligatures w14:val="none"/>
         </w:rPr>
         <w:t xml:space="preserve">A efectos de tener mayores elementos </w:t>
       </w:r>
@@ -4630,7 +4545,7 @@
           <w:color w:val="000000"/>
           <w:kern w:val="0"/>
           <w:lang w:val="es-ES" w:eastAsia="es-ES"/>
-          <ns2:ligatures ns2:val="none"/>
+          <w14:ligatures w14:val="none"/>
         </w:rPr>
         <w:t>que sirvan para la resolución definitiva del presente caso, la Secretaría Técnica, en ejercicio de las facultades que la ley le confiere, conviene requerir al proveedor denunciado que, en un plazo no mayor de cinco (5) días hábiles contado a partir del día siguiente de la notificación de la presente resolución, cumpla con lo siguiente: (i) presentar una copia completa, legible y debidamente suscrita de la Póliza del Seguro Vehicular</w:t>
       </w:r>
@@ -4640,7 +4555,7 @@
           <w:color w:val="000000"/>
           <w:kern w:val="0"/>
           <w:lang w:val="es-ES" w:eastAsia="es-ES"/>
-          <ns2:ligatures ns2:val="none"/>
+          <w14:ligatures w14:val="none"/>
         </w:rPr>
         <w:t xml:space="preserve"> anulada el 11 de diciembre de 2025</w:t>
       </w:r>
@@ -4650,7 +4565,7 @@
           <w:color w:val="000000"/>
           <w:kern w:val="0"/>
           <w:lang w:val="es-ES" w:eastAsia="es-ES"/>
-          <ns2:ligatures ns2:val="none"/>
+          <w14:ligatures w14:val="none"/>
         </w:rPr>
         <w:t xml:space="preserve">, </w:t>
       </w:r>
@@ -4661,7 +4576,7 @@
           <w:color w:val="000000"/>
           <w:kern w:val="0"/>
           <w:lang w:val="es-ES" w:eastAsia="es-ES"/>
-          <ns2:ligatures ns2:val="none"/>
+          <w14:ligatures w14:val="none"/>
         </w:rPr>
         <w:t>así como el cargo de remisión de la póliza</w:t>
       </w:r>
@@ -4672,7 +4587,7 @@
           <w:color w:val="000000"/>
           <w:kern w:val="0"/>
           <w:lang w:val="es-ES" w:eastAsia="es-ES"/>
-          <ns2:ligatures ns2:val="none"/>
+          <w14:ligatures w14:val="none"/>
         </w:rPr>
         <w:t>; (</w:t>
       </w:r>
@@ -4683,7 +4598,7 @@
           <w:color w:val="000000"/>
           <w:kern w:val="0"/>
           <w:lang w:val="es-ES" w:eastAsia="es-ES"/>
-          <ns2:ligatures ns2:val="none"/>
+          <w14:ligatures w14:val="none"/>
         </w:rPr>
         <w:t>ii</w:t>
       </w:r>
@@ -4694,7 +4609,7 @@
           <w:color w:val="000000"/>
           <w:kern w:val="0"/>
           <w:lang w:val="es-ES" w:eastAsia="es-ES"/>
-          <ns2:ligatures ns2:val="none"/>
+          <w14:ligatures w14:val="none"/>
         </w:rPr>
         <w:t xml:space="preserve">) presentar los medios probatorios </w:t>
       </w:r>
@@ -4704,7 +4619,7 @@
           <w:color w:val="000000"/>
           <w:kern w:val="0"/>
           <w:lang w:val="es-ES" w:eastAsia="es-ES"/>
-          <ns2:ligatures ns2:val="none"/>
+          <w14:ligatures w14:val="none"/>
         </w:rPr>
         <w:lastRenderedPageBreak/>
         <w:t xml:space="preserve">que acrediten </w:t>
@@ -4715,7 +4630,7 @@
           <w:color w:val="000000"/>
           <w:kern w:val="0"/>
           <w:lang w:val="es-ES" w:eastAsia="es-ES"/>
-          <ns2:ligatures ns2:val="none"/>
+          <w14:ligatures w14:val="none"/>
         </w:rPr>
         <w:t>que emitir la Póliza del Seguro Vehicular anulad</w:t>
       </w:r>
@@ -4725,7 +4640,7 @@
           <w:color w:val="000000"/>
           <w:kern w:val="0"/>
           <w:lang w:val="es-ES" w:eastAsia="es-ES"/>
-          <ns2:ligatures ns2:val="none"/>
+          <w14:ligatures w14:val="none"/>
         </w:rPr>
         <w:t>a</w:t>
       </w:r>
@@ -4735,7 +4650,7 @@
           <w:color w:val="000000"/>
           <w:kern w:val="0"/>
           <w:lang w:val="es-ES" w:eastAsia="es-ES"/>
-          <ns2:ligatures ns2:val="none"/>
+          <w14:ligatures w14:val="none"/>
         </w:rPr>
         <w:t xml:space="preserve"> el 11 de diciembre de 2025</w:t>
       </w:r>
@@ -4745,7 +4660,7 @@
           <w:color w:val="000000"/>
           <w:kern w:val="0"/>
           <w:lang w:val="es-ES" w:eastAsia="es-ES"/>
-          <ns2:ligatures ns2:val="none"/>
+          <w14:ligatures w14:val="none"/>
         </w:rPr>
         <w:t xml:space="preserve"> </w:t>
       </w:r>
@@ -4755,7 +4670,7 @@
           <w:color w:val="000000"/>
           <w:kern w:val="0"/>
           <w:lang w:val="es-ES" w:eastAsia="es-ES"/>
-          <ns2:ligatures ns2:val="none"/>
+          <w14:ligatures w14:val="none"/>
         </w:rPr>
         <w:t>fue justificada</w:t>
       </w:r>
@@ -4765,7 +4680,7 @@
           <w:color w:val="000000"/>
           <w:kern w:val="0"/>
           <w:lang w:val="es-ES" w:eastAsia="es-ES"/>
-          <ns2:ligatures ns2:val="none"/>
+          <w14:ligatures w14:val="none"/>
         </w:rPr>
         <w:t>; y, (</w:t>
       </w:r>
@@ -4776,7 +4691,7 @@
           <w:color w:val="000000"/>
           <w:kern w:val="0"/>
           <w:lang w:val="es-ES" w:eastAsia="es-ES"/>
-          <ns2:ligatures ns2:val="none"/>
+          <w14:ligatures w14:val="none"/>
         </w:rPr>
         <w:t>iii</w:t>
       </w:r>
@@ -4787,7 +4702,7 @@
           <w:color w:val="000000"/>
           <w:kern w:val="0"/>
           <w:lang w:val="es-ES" w:eastAsia="es-ES"/>
-          <ns2:ligatures ns2:val="none"/>
+          <w14:ligatures w14:val="none"/>
         </w:rPr>
         <w:t xml:space="preserve">) presentar todas las comunicaciones cursadas </w:t>
       </w:r>
@@ -4797,7 +4712,7 @@
           <w:color w:val="000000"/>
           <w:kern w:val="0"/>
           <w:lang w:val="es-ES" w:eastAsia="es-ES"/>
-          <ns2:ligatures ns2:val="none"/>
+          <w14:ligatures w14:val="none"/>
         </w:rPr>
         <w:t xml:space="preserve">con la parte denunciante </w:t>
       </w:r>
@@ -4807,7 +4722,7 @@
           <w:color w:val="000000"/>
           <w:kern w:val="0"/>
           <w:lang w:val="es-ES" w:eastAsia="es-ES"/>
-          <ns2:ligatures ns2:val="none"/>
+          <w14:ligatures w14:val="none"/>
         </w:rPr>
         <w:t xml:space="preserve">en virtud </w:t>
       </w:r>
@@ -4817,7 +4732,7 @@
           <w:color w:val="000000"/>
           <w:kern w:val="0"/>
           <w:lang w:val="es-ES" w:eastAsia="es-ES"/>
-          <ns2:ligatures ns2:val="none"/>
+          <w14:ligatures w14:val="none"/>
         </w:rPr>
         <w:t xml:space="preserve">de los hechos materia </w:t>
       </w:r>
@@ -4827,7 +4742,7 @@
           <w:color w:val="000000"/>
           <w:kern w:val="0"/>
           <w:lang w:val="es-ES" w:eastAsia="es-ES"/>
-          <ns2:ligatures ns2:val="none"/>
+          <w14:ligatures w14:val="none"/>
         </w:rPr>
         <w:t>de denuncia.</w:t>
       </w:r>
@@ -4837,13 +4752,13 @@
           <w:color w:val="000000"/>
           <w:kern w:val="0"/>
           <w:lang w:eastAsia="es-ES"/>
-          <ns2:ligatures ns2:val="none"/>
+          <w14:ligatures w14:val="none"/>
         </w:rPr>
         <w:t xml:space="preserve"> </w:t>
       </w:r>
     </w:p>
     <w:bookmarkEnd w:id="22"/>
-    <w:p ns2:paraId="5C93B848" ns2:textId="77777777">
+    <w:p>
       <w:pPr>
         <w:pStyle w:val="Prrafodelista"/>
         <w:spacing w:after="0" w:line="240" w:lineRule="auto"/>
@@ -4854,11 +4769,11 @@
           <w:color w:val="000000"/>
           <w:kern w:val="0"/>
           <w:lang w:val="es-ES" w:eastAsia="es-ES"/>
-          <ns2:ligatures ns2:val="none"/>
-        </w:rPr>
-      </w:pPr>
-    </w:p>
-    <w:p ns2:paraId="2A119386" ns2:textId="77777777">
+          <w14:ligatures w14:val="none"/>
+        </w:rPr>
+      </w:pPr>
+    </w:p>
+    <w:p>
       <w:pPr>
         <w:pStyle w:val="Prrafodelista"/>
         <w:numPr>
@@ -4878,7 +4793,7 @@
           <w:color w:val="000000"/>
           <w:kern w:val="0"/>
           <w:lang w:eastAsia="es-PE"/>
-          <ns2:ligatures ns2:val="none"/>
+          <w14:ligatures w14:val="none"/>
         </w:rPr>
       </w:pPr>
       <w:r>
@@ -4888,12 +4803,12 @@
           <w:color w:val="000000"/>
           <w:kern w:val="0"/>
           <w:lang w:eastAsia="es-PE"/>
-          <ns2:ligatures ns2:val="none"/>
+          <w14:ligatures w14:val="none"/>
         </w:rPr>
         <w:t xml:space="preserve">RESOLUCIÓN DE LA SECRETARÍA TÉCNICA </w:t>
       </w:r>
     </w:p>
-    <w:p ns2:paraId="7F554EB2" ns2:textId="77777777">
+    <w:p>
       <w:pPr>
         <w:spacing w:after="0" w:line="240" w:lineRule="auto"/>
         <w:contextualSpacing/>
@@ -4904,11 +4819,11 @@
           <w:color w:val="000000"/>
           <w:kern w:val="0"/>
           <w:lang w:eastAsia="es-PE"/>
-          <ns2:ligatures ns2:val="none"/>
-        </w:rPr>
-      </w:pPr>
-    </w:p>
-    <w:p ns2:paraId="40BE44E6" ns2:textId="1E461FB7">
+          <w14:ligatures w14:val="none"/>
+        </w:rPr>
+      </w:pPr>
+    </w:p>
+    <w:p>
       <w:pPr>
         <w:spacing w:after="0" w:line="240" w:lineRule="auto"/>
         <w:contextualSpacing/>
@@ -4918,7 +4833,7 @@
           <w:color w:val="000000"/>
           <w:kern w:val="0"/>
           <w:lang w:eastAsia="es-PE"/>
-          <ns2:ligatures ns2:val="none"/>
+          <w14:ligatures w14:val="none"/>
         </w:rPr>
       </w:pPr>
       <w:r>
@@ -4928,7 +4843,7 @@
           <w:color w:val="000000"/>
           <w:kern w:val="0"/>
           <w:lang w:eastAsia="es-PE"/>
-          <ns2:ligatures ns2:val="none"/>
+          <w14:ligatures w14:val="none"/>
         </w:rPr>
         <w:t xml:space="preserve">PRIMERO: admitir a trámite la denuncia del 26 de diciembre de 2025, complementado mediante dos (2) escritos del 26 de diciembre de 2025, interpuesta por el señor [DENUNCIANTE] contra el Banco de Crédito del Perú S.A., por lo siguiente:</w:t>
       </w:r>
@@ -4939,7 +4854,7 @@
           <w:kern w:val="0"/>
           <w:shd w:val="clear" w:color="auto" w:fill="FFFFFF"/>
           <w:lang w:eastAsia="es-PE"/>
-          <ns2:ligatures ns2:val="none"/>
+          <w14:ligatures w14:val="none"/>
         </w:rPr>
         <w:t xml:space="preserve"/>
       </w:r>
@@ -4950,7 +4865,7 @@
           <w:kern w:val="0"/>
           <w:shd w:val="clear" w:color="auto" w:fill="FFFFFF"/>
           <w:lang w:eastAsia="es-PE"/>
-          <ns2:ligatures ns2:val="none"/>
+          <w14:ligatures w14:val="none"/>
         </w:rPr>
         <w:t xml:space="preserve"/>
       </w:r>
@@ -4961,7 +4876,7 @@
           <w:kern w:val="0"/>
           <w:shd w:val="clear" w:color="auto" w:fill="FFFFFF"/>
           <w:lang w:eastAsia="es-PE"/>
-          <ns2:ligatures ns2:val="none"/>
+          <w14:ligatures w14:val="none"/>
         </w:rPr>
         <w:t xml:space="preserve"/>
       </w:r>
@@ -4971,7 +4886,7 @@
           <w:bCs/>
           <w:spacing w:val="-3"/>
           <w:kern w:val="0"/>
-          <ns2:ligatures ns2:val="none"/>
+          <w14:ligatures w14:val="none"/>
         </w:rPr>
         <w:t xml:space="preserve"/>
       </w:r>
@@ -4982,7 +4897,7 @@
           <w:kern w:val="0"/>
           <w:shd w:val="clear" w:color="auto" w:fill="FFFFFF"/>
           <w:lang w:eastAsia="es-PE"/>
-          <ns2:ligatures ns2:val="none"/>
+          <w14:ligatures w14:val="none"/>
         </w:rPr>
         <w:t xml:space="preserve"/>
       </w:r>
@@ -4993,7 +4908,7 @@
           <w:kern w:val="0"/>
           <w:shd w:val="clear" w:color="auto" w:fill="FFFFFF"/>
           <w:lang w:eastAsia="es-PE"/>
-          <ns2:ligatures ns2:val="none"/>
+          <w14:ligatures w14:val="none"/>
         </w:rPr>
         <w:t xml:space="preserve"/>
       </w:r>
@@ -5004,7 +4919,7 @@
           <w:kern w:val="0"/>
           <w:shd w:val="clear" w:color="auto" w:fill="FFFFFF"/>
           <w:lang w:eastAsia="es-PE"/>
-          <ns2:ligatures ns2:val="none"/>
+          <w14:ligatures w14:val="none"/>
         </w:rPr>
         <w:t/>
       </w:r>
@@ -5015,7 +4930,7 @@
           <w:kern w:val="0"/>
           <w:shd w:val="clear" w:color="auto" w:fill="FFFFFF"/>
           <w:lang w:eastAsia="es-PE"/>
-          <ns2:ligatures ns2:val="none"/>
+          <w14:ligatures w14:val="none"/>
         </w:rPr>
         <w:t xml:space="preserve"/>
       </w:r>
@@ -5027,24 +4942,24 @@
           <w:kern w:val="0"/>
           <w:shd w:val="clear" w:color="auto" w:fill="FFFFFF"/>
           <w:lang w:eastAsia="es-PE"/>
-          <ns2:ligatures ns2:val="none"/>
+          <w14:ligatures w14:val="none"/>
         </w:rPr>
         <w:t/>
       </w:r>
     </w:p>
-    <w:p ns2:paraId="515E88B8" ns2:textId="77777777">
+    <w:p>
       <w:pPr>
         <w:spacing w:after="0" w:line="240" w:lineRule="auto"/>
         <w:contextualSpacing/>
         <w:rPr>
           <w:rFonts w:ascii="Arial Narrow" w:eastAsia="Arial Narrow" w:hAnsi="Arial Narrow" w:cs="Arial Narrow"/>
           <w:kern w:val="0"/>
-          <ns2:ligatures ns2:val="none"/>
+          <w14:ligatures w14:val="none"/>
         </w:rPr>
       </w:pPr>
       <w:bookmarkStart w:id="25" w:name="_Hlk215162047"/>
     </w:p>
-    <w:p ns2:paraId="06F41A6C" ns2:textId="0700CCD0">
+    <w:p>
       <w:pPr>
         <w:pStyle w:val="Prrafodelista"/>
         <w:numPr>
@@ -5060,14 +4975,14 @@
         <w:rPr>
           <w:rFonts w:ascii="Arial Narrow" w:eastAsia="Arial Narrow" w:hAnsi="Arial Narrow" w:cs="Arial Narrow"/>
           <w:kern w:val="0"/>
-          <ns2:ligatures ns2:val="none"/>
-        </w:rPr>
-      </w:pPr>
-      <w:r>
-        <w:rPr>
-          <w:rFonts w:ascii="Arial Narrow" w:eastAsia="Arial Narrow" w:hAnsi="Arial Narrow" w:cs="Arial Narrow"/>
-          <w:kern w:val="0"/>
-          <ns2:ligatures ns2:val="none"/>
+          <w14:ligatures w14:val="none"/>
+        </w:rPr>
+      </w:pPr>
+      <w:r>
+        <w:rPr>
+          <w:rFonts w:ascii="Arial Narrow" w:eastAsia="Arial Narrow" w:hAnsi="Arial Narrow" w:cs="Arial Narrow"/>
+          <w:kern w:val="0"/>
+          <w14:ligatures w14:val="none"/>
         </w:rPr>
         <w:t xml:space="preserve">Presunta </w:t>
       </w:r>
@@ -5075,7 +4990,7 @@
         <w:rPr>
           <w:rFonts w:ascii="Arial Narrow" w:eastAsia="Arial Narrow" w:hAnsi="Arial Narrow" w:cs="Arial Narrow"/>
           <w:kern w:val="0"/>
-          <ns2:ligatures ns2:val="none"/>
+          <w14:ligatures w14:val="none"/>
         </w:rPr>
         <w:t>infracción a los artículos 18 y 19 de la Ley</w:t>
       </w:r>
@@ -5083,7 +4998,7 @@
         <w:rPr>
           <w:rFonts w:ascii="Arial Narrow" w:eastAsia="Arial Narrow" w:hAnsi="Arial Narrow" w:cs="Arial Narrow"/>
           <w:kern w:val="0"/>
-          <ns2:ligatures ns2:val="none"/>
+          <w14:ligatures w14:val="none"/>
         </w:rPr>
         <w:t xml:space="preserve"> </w:t>
       </w:r>
@@ -5092,7 +5007,7 @@
         <w:rPr>
           <w:rFonts w:ascii="Arial Narrow" w:eastAsia="Arial Narrow" w:hAnsi="Arial Narrow" w:cs="Arial Narrow"/>
           <w:kern w:val="0"/>
-          <ns2:ligatures ns2:val="none"/>
+          <w14:ligatures w14:val="none"/>
         </w:rPr>
         <w:t/>
       </w:r>
@@ -5101,7 +5016,7 @@
         <w:rPr>
           <w:rFonts w:ascii="Arial Narrow" w:eastAsia="Arial Narrow" w:hAnsi="Arial Narrow" w:cs="Arial Narrow"/>
           <w:kern w:val="0"/>
-          <ns2:ligatures ns2:val="none"/>
+          <w14:ligatures w14:val="none"/>
         </w:rPr>
         <w:t xml:space="preserve"> 29571, Código de Protección y Defensa del Consumidor</w:t>
       </w:r>
@@ -5109,7 +5024,7 @@
         <w:rPr>
           <w:rFonts w:ascii="Arial Narrow" w:eastAsia="Arial Narrow" w:hAnsi="Arial Narrow" w:cs="Arial Narrow"/>
           <w:kern w:val="0"/>
-          <ns2:ligatures ns2:val="none"/>
+          <w14:ligatures w14:val="none"/>
         </w:rPr>
         <w:t xml:space="preserve">, en tanto </w:t>
       </w:r>
@@ -5117,7 +5032,7 @@
         <w:rPr>
           <w:rFonts w:ascii="Arial Narrow" w:eastAsia="Arial Narrow" w:hAnsi="Arial Narrow" w:cs="Arial Narrow"/>
           <w:kern w:val="0"/>
-          <ns2:ligatures ns2:val="none"/>
+          <w14:ligatures w14:val="none"/>
         </w:rPr>
         <w:t xml:space="preserve">el Banco de Crédito del Perú S.A. </w:t>
       </w:r>
@@ -5125,7 +5040,7 @@
         <w:rPr>
           <w:rFonts w:ascii="Arial Narrow" w:eastAsia="Arial Narrow" w:hAnsi="Arial Narrow" w:cs="Arial Narrow"/>
           <w:kern w:val="0"/>
-          <ns2:ligatures ns2:val="none"/>
+          <w14:ligatures w14:val="none"/>
         </w:rPr>
         <w:t xml:space="preserve">habría </w:t>
       </w:r>
@@ -5133,7 +5048,7 @@
         <w:rPr>
           <w:rFonts w:ascii="Arial Narrow" w:eastAsia="Arial Narrow" w:hAnsi="Arial Narrow" w:cs="Arial Narrow"/>
           <w:kern w:val="0"/>
-          <ns2:ligatures ns2:val="none"/>
+          <w14:ligatures w14:val="none"/>
         </w:rPr>
         <w:t>modificado indebidamente</w:t>
       </w:r>
@@ -5141,7 +5056,7 @@
         <w:rPr>
           <w:rFonts w:ascii="Arial Narrow" w:eastAsia="Arial Narrow" w:hAnsi="Arial Narrow" w:cs="Arial Narrow"/>
           <w:kern w:val="0"/>
-          <ns2:ligatures ns2:val="none"/>
+          <w14:ligatures w14:val="none"/>
         </w:rPr>
         <w:t xml:space="preserve"> el 26 de noviembre de 2025 la cuota de</w:t>
       </w:r>
@@ -5149,7 +5064,7 @@
         <w:rPr>
           <w:rFonts w:ascii="Arial Narrow" w:eastAsia="Arial Narrow" w:hAnsi="Arial Narrow" w:cs="Arial Narrow"/>
           <w:kern w:val="0"/>
-          <ns2:ligatures ns2:val="none"/>
+          <w14:ligatures w14:val="none"/>
         </w:rPr>
         <w:t xml:space="preserve">l </w:t>
       </w:r>
@@ -5157,7 +5072,7 @@
         <w:rPr>
           <w:rFonts w:ascii="Arial Narrow" w:eastAsia="Arial Narrow" w:hAnsi="Arial Narrow" w:cs="Arial Narrow"/>
           <w:kern w:val="0"/>
-          <ns2:ligatures ns2:val="none"/>
+          <w14:ligatures w14:val="none"/>
         </w:rPr>
         <w:t>crédito vehicular</w:t>
       </w:r>
@@ -5165,7 +5080,7 @@
         <w:rPr>
           <w:rFonts w:ascii="Arial Narrow" w:eastAsia="Arial Narrow" w:hAnsi="Arial Narrow" w:cs="Arial Narrow"/>
           <w:kern w:val="0"/>
-          <ns2:ligatures ns2:val="none"/>
+          <w14:ligatures w14:val="none"/>
         </w:rPr>
         <w:t xml:space="preserve"> del denunciante</w:t>
       </w:r>
@@ -5173,7 +5088,7 @@
         <w:rPr>
           <w:rFonts w:ascii="Arial Narrow" w:eastAsia="Arial Narrow" w:hAnsi="Arial Narrow" w:cs="Arial Narrow"/>
           <w:kern w:val="0"/>
-          <ns2:ligatures ns2:val="none"/>
+          <w14:ligatures w14:val="none"/>
         </w:rPr>
         <w:t xml:space="preserve"> de S/ 1 582,00 a</w:t>
       </w:r>
@@ -5181,7 +5096,7 @@
         <w:rPr>
           <w:rFonts w:ascii="Arial Narrow" w:eastAsia="Arial Narrow" w:hAnsi="Arial Narrow" w:cs="Arial Narrow"/>
           <w:kern w:val="0"/>
-          <ns2:ligatures ns2:val="none"/>
+          <w14:ligatures w14:val="none"/>
         </w:rPr>
         <w:t>l monto no pactado de</w:t>
       </w:r>
@@ -5189,12 +5104,12 @@
         <w:rPr>
           <w:rFonts w:ascii="Arial Narrow" w:eastAsia="Arial Narrow" w:hAnsi="Arial Narrow" w:cs="Arial Narrow"/>
           <w:kern w:val="0"/>
-          <ns2:ligatures ns2:val="none"/>
+          <w14:ligatures w14:val="none"/>
         </w:rPr>
         <w:t xml:space="preserve"> S/ 1 968,58.</w:t>
       </w:r>
     </w:p>
-    <w:p ns2:paraId="5DA65562" ns2:textId="77777777">
+    <w:p>
       <w:pPr>
         <w:pStyle w:val="Prrafodelista"/>
         <w:spacing w:after="0" w:line="240" w:lineRule="auto"/>
@@ -5203,11 +5118,11 @@
         <w:rPr>
           <w:rFonts w:ascii="Arial Narrow" w:eastAsia="Arial Narrow" w:hAnsi="Arial Narrow" w:cs="Arial Narrow"/>
           <w:kern w:val="0"/>
-          <ns2:ligatures ns2:val="none"/>
-        </w:rPr>
-      </w:pPr>
-    </w:p>
-    <w:p ns2:paraId="51267AA0" ns2:textId="049A6674">
+          <w14:ligatures w14:val="none"/>
+        </w:rPr>
+      </w:pPr>
+    </w:p>
+    <w:p>
       <w:pPr>
         <w:pStyle w:val="Prrafodelista"/>
         <w:numPr>
@@ -5223,14 +5138,14 @@
         <w:rPr>
           <w:rFonts w:ascii="Arial Narrow" w:eastAsia="Arial Narrow" w:hAnsi="Arial Narrow" w:cs="Arial Narrow"/>
           <w:kern w:val="0"/>
-          <ns2:ligatures ns2:val="none"/>
-        </w:rPr>
-      </w:pPr>
-      <w:r>
-        <w:rPr>
-          <w:rFonts w:ascii="Arial Narrow" w:eastAsia="Arial Narrow" w:hAnsi="Arial Narrow" w:cs="Arial Narrow"/>
-          <w:kern w:val="0"/>
-          <ns2:ligatures ns2:val="none"/>
+          <w14:ligatures w14:val="none"/>
+        </w:rPr>
+      </w:pPr>
+      <w:r>
+        <w:rPr>
+          <w:rFonts w:ascii="Arial Narrow" w:eastAsia="Arial Narrow" w:hAnsi="Arial Narrow" w:cs="Arial Narrow"/>
+          <w:kern w:val="0"/>
+          <w14:ligatures w14:val="none"/>
         </w:rPr>
         <w:t xml:space="preserve">Presunta </w:t>
       </w:r>
@@ -5238,7 +5153,7 @@
         <w:rPr>
           <w:rFonts w:ascii="Arial Narrow" w:eastAsia="Arial Narrow" w:hAnsi="Arial Narrow" w:cs="Arial Narrow"/>
           <w:kern w:val="0"/>
-          <ns2:ligatures ns2:val="none"/>
+          <w14:ligatures w14:val="none"/>
         </w:rPr>
         <w:t>infracción a los artículos 18 y 19 de la Ley</w:t>
       </w:r>
@@ -5246,7 +5161,7 @@
         <w:rPr>
           <w:rFonts w:ascii="Arial Narrow" w:eastAsia="Arial Narrow" w:hAnsi="Arial Narrow" w:cs="Arial Narrow"/>
           <w:kern w:val="0"/>
-          <ns2:ligatures ns2:val="none"/>
+          <w14:ligatures w14:val="none"/>
         </w:rPr>
         <w:t xml:space="preserve"> </w:t>
       </w:r>
@@ -5255,7 +5170,7 @@
         <w:rPr>
           <w:rFonts w:ascii="Arial Narrow" w:eastAsia="Arial Narrow" w:hAnsi="Arial Narrow" w:cs="Arial Narrow"/>
           <w:kern w:val="0"/>
-          <ns2:ligatures ns2:val="none"/>
+          <w14:ligatures w14:val="none"/>
         </w:rPr>
         <w:t/>
       </w:r>
@@ -5264,7 +5179,7 @@
         <w:rPr>
           <w:rFonts w:ascii="Arial Narrow" w:eastAsia="Arial Narrow" w:hAnsi="Arial Narrow" w:cs="Arial Narrow"/>
           <w:kern w:val="0"/>
-          <ns2:ligatures ns2:val="none"/>
+          <w14:ligatures w14:val="none"/>
         </w:rPr>
         <w:t xml:space="preserve"> 29571, Código de Protección y Defensa del Consumidor</w:t>
       </w:r>
@@ -5272,7 +5187,7 @@
         <w:rPr>
           <w:rFonts w:ascii="Arial Narrow" w:eastAsia="Arial Narrow" w:hAnsi="Arial Narrow" w:cs="Arial Narrow"/>
           <w:kern w:val="0"/>
-          <ns2:ligatures ns2:val="none"/>
+          <w14:ligatures w14:val="none"/>
         </w:rPr>
         <w:t xml:space="preserve">, en tanto </w:t>
       </w:r>
@@ -5280,7 +5195,7 @@
         <w:rPr>
           <w:rFonts w:ascii="Arial Narrow" w:eastAsia="Arial Narrow" w:hAnsi="Arial Narrow" w:cs="Arial Narrow"/>
           <w:kern w:val="0"/>
-          <ns2:ligatures ns2:val="none"/>
+          <w14:ligatures w14:val="none"/>
         </w:rPr>
         <w:t xml:space="preserve">el Banco de Crédito del Perú S.A. </w:t>
       </w:r>
@@ -5288,7 +5203,7 @@
         <w:rPr>
           <w:rFonts w:ascii="Arial Narrow" w:eastAsia="Arial Narrow" w:hAnsi="Arial Narrow" w:cs="Arial Narrow"/>
           <w:kern w:val="0"/>
-          <ns2:ligatures ns2:val="none"/>
+          <w14:ligatures w14:val="none"/>
         </w:rPr>
         <w:t xml:space="preserve">habría efectuado el 6 de diciembre de 2025 un cobro indebido al debitar de la cuenta de ahorros del </w:t>
       </w:r>
@@ -5296,7 +5211,7 @@
         <w:rPr>
           <w:rFonts w:ascii="Arial Narrow" w:eastAsia="Arial Narrow" w:hAnsi="Arial Narrow" w:cs="Arial Narrow"/>
           <w:kern w:val="0"/>
-          <ns2:ligatures ns2:val="none"/>
+          <w14:ligatures w14:val="none"/>
         </w:rPr>
         <w:t xml:space="preserve">denunciante </w:t>
       </w:r>
@@ -5304,12 +5219,12 @@
         <w:rPr>
           <w:rFonts w:ascii="Arial Narrow" w:eastAsia="Arial Narrow" w:hAnsi="Arial Narrow" w:cs="Arial Narrow"/>
           <w:kern w:val="0"/>
-          <ns2:ligatures ns2:val="none"/>
+          <w14:ligatures w14:val="none"/>
         </w:rPr>
         <w:t>la suma de S/ 1 590,38, monto superior a la cuota mensual pactada de S/ 1 582,00.</w:t>
       </w:r>
     </w:p>
-    <w:p ns2:paraId="3E9C439B" ns2:textId="77777777">
+    <w:p>
       <w:pPr>
         <w:spacing w:after="0" w:line="240" w:lineRule="auto"/>
         <w:contextualSpacing/>
@@ -5317,11 +5232,11 @@
         <w:rPr>
           <w:rFonts w:ascii="Arial Narrow" w:eastAsia="Arial Narrow" w:hAnsi="Arial Narrow" w:cs="Arial Narrow"/>
           <w:kern w:val="0"/>
-          <ns2:ligatures ns2:val="none"/>
-        </w:rPr>
-      </w:pPr>
-    </w:p>
-    <w:p ns2:paraId="0BDA63A9" ns2:textId="2F502B1B">
+          <w14:ligatures w14:val="none"/>
+        </w:rPr>
+      </w:pPr>
+    </w:p>
+    <w:p>
       <w:pPr>
         <w:pStyle w:val="Prrafodelista"/>
         <w:numPr>
@@ -5337,14 +5252,14 @@
         <w:rPr>
           <w:rFonts w:ascii="Arial Narrow" w:eastAsia="Arial Narrow" w:hAnsi="Arial Narrow" w:cs="Arial Narrow"/>
           <w:kern w:val="0"/>
-          <ns2:ligatures ns2:val="none"/>
-        </w:rPr>
-      </w:pPr>
-      <w:r>
-        <w:rPr>
-          <w:rFonts w:ascii="Arial Narrow" w:eastAsia="Arial Narrow" w:hAnsi="Arial Narrow" w:cs="Arial Narrow"/>
-          <w:kern w:val="0"/>
-          <ns2:ligatures ns2:val="none"/>
+          <w14:ligatures w14:val="none"/>
+        </w:rPr>
+      </w:pPr>
+      <w:r>
+        <w:rPr>
+          <w:rFonts w:ascii="Arial Narrow" w:eastAsia="Arial Narrow" w:hAnsi="Arial Narrow" w:cs="Arial Narrow"/>
+          <w:kern w:val="0"/>
+          <w14:ligatures w14:val="none"/>
         </w:rPr>
         <w:t xml:space="preserve">Presunta </w:t>
       </w:r>
@@ -5352,7 +5267,7 @@
         <w:rPr>
           <w:rFonts w:ascii="Arial Narrow" w:eastAsia="Arial Narrow" w:hAnsi="Arial Narrow" w:cs="Arial Narrow"/>
           <w:kern w:val="0"/>
-          <ns2:ligatures ns2:val="none"/>
+          <w14:ligatures w14:val="none"/>
         </w:rPr>
         <w:t xml:space="preserve">infracción a los artículos 18 y 19 de la Ley </w:t>
       </w:r>
@@ -5361,7 +5276,7 @@
         <w:rPr>
           <w:rFonts w:ascii="Arial Narrow" w:eastAsia="Arial Narrow" w:hAnsi="Arial Narrow" w:cs="Arial Narrow"/>
           <w:kern w:val="0"/>
-          <ns2:ligatures ns2:val="none"/>
+          <w14:ligatures w14:val="none"/>
         </w:rPr>
         <w:t/>
       </w:r>
@@ -5370,7 +5285,7 @@
         <w:rPr>
           <w:rFonts w:ascii="Arial Narrow" w:eastAsia="Arial Narrow" w:hAnsi="Arial Narrow" w:cs="Arial Narrow"/>
           <w:kern w:val="0"/>
-          <ns2:ligatures ns2:val="none"/>
+          <w14:ligatures w14:val="none"/>
         </w:rPr>
         <w:t xml:space="preserve"> </w:t>
       </w:r>
@@ -5378,7 +5293,7 @@
         <w:rPr>
           <w:rFonts w:ascii="Arial Narrow" w:eastAsia="Arial Narrow" w:hAnsi="Arial Narrow" w:cs="Arial Narrow"/>
           <w:kern w:val="0"/>
-          <ns2:ligatures ns2:val="none"/>
+          <w14:ligatures w14:val="none"/>
         </w:rPr>
         <w:t>29571, Código de Protección y Defensa del Consumidor</w:t>
       </w:r>
@@ -5386,7 +5301,7 @@
         <w:rPr>
           <w:rFonts w:ascii="Arial Narrow" w:eastAsia="Arial Narrow" w:hAnsi="Arial Narrow" w:cs="Arial Narrow"/>
           <w:kern w:val="0"/>
-          <ns2:ligatures ns2:val="none"/>
+          <w14:ligatures w14:val="none"/>
         </w:rPr>
         <w:t xml:space="preserve">, en tanto </w:t>
       </w:r>
@@ -5394,7 +5309,7 @@
         <w:rPr>
           <w:rFonts w:ascii="Arial Narrow" w:eastAsia="Arial Narrow" w:hAnsi="Arial Narrow" w:cs="Arial Narrow"/>
           <w:kern w:val="0"/>
-          <ns2:ligatures ns2:val="none"/>
+          <w14:ligatures w14:val="none"/>
         </w:rPr>
         <w:t xml:space="preserve">el Banco de Crédito del Perú S.A. </w:t>
       </w:r>
@@ -5402,7 +5317,7 @@
         <w:rPr>
           <w:rFonts w:ascii="Arial Narrow" w:eastAsia="Arial Narrow" w:hAnsi="Arial Narrow" w:cs="Arial Narrow"/>
           <w:kern w:val="0"/>
-          <ns2:ligatures ns2:val="none"/>
+          <w14:ligatures w14:val="none"/>
         </w:rPr>
         <w:t xml:space="preserve">habría realizado </w:t>
       </w:r>
@@ -5410,7 +5325,7 @@
         <w:rPr>
           <w:rFonts w:ascii="Arial Narrow" w:eastAsia="Arial Narrow" w:hAnsi="Arial Narrow" w:cs="Arial Narrow"/>
           <w:kern w:val="0"/>
-          <ns2:ligatures ns2:val="none"/>
+          <w14:ligatures w14:val="none"/>
         </w:rPr>
         <w:t>indebidamente</w:t>
       </w:r>
@@ -5418,7 +5333,7 @@
         <w:rPr>
           <w:rFonts w:ascii="Arial Narrow" w:eastAsia="Arial Narrow" w:hAnsi="Arial Narrow" w:cs="Arial Narrow"/>
           <w:kern w:val="0"/>
-          <ns2:ligatures ns2:val="none"/>
+          <w14:ligatures w14:val="none"/>
         </w:rPr>
         <w:t xml:space="preserve"> débitos en la cuenta de ahorros de la cónyuge del </w:t>
       </w:r>
@@ -5426,7 +5341,7 @@
         <w:rPr>
           <w:rFonts w:ascii="Arial Narrow" w:eastAsia="Arial Narrow" w:hAnsi="Arial Narrow" w:cs="Arial Narrow"/>
           <w:kern w:val="0"/>
-          <ns2:ligatures ns2:val="none"/>
+          <w14:ligatures w14:val="none"/>
         </w:rPr>
         <w:t xml:space="preserve">denunciante </w:t>
       </w:r>
@@ -5434,7 +5349,7 @@
         <w:rPr>
           <w:rFonts w:ascii="Arial Narrow" w:eastAsia="Arial Narrow" w:hAnsi="Arial Narrow" w:cs="Arial Narrow"/>
           <w:kern w:val="0"/>
-          <ns2:ligatures ns2:val="none"/>
+          <w14:ligatures w14:val="none"/>
         </w:rPr>
         <w:t>para cubrir cargos vinculados a</w:t>
       </w:r>
@@ -5442,7 +5357,7 @@
         <w:rPr>
           <w:rFonts w:ascii="Arial Narrow" w:eastAsia="Arial Narrow" w:hAnsi="Arial Narrow" w:cs="Arial Narrow"/>
           <w:kern w:val="0"/>
-          <ns2:ligatures ns2:val="none"/>
+          <w14:ligatures w14:val="none"/>
         </w:rPr>
         <w:t>l Seguro Vehicular que no contrató</w:t>
       </w:r>
@@ -5450,12 +5365,12 @@
         <w:rPr>
           <w:rFonts w:ascii="Arial Narrow" w:eastAsia="Arial Narrow" w:hAnsi="Arial Narrow" w:cs="Arial Narrow"/>
           <w:kern w:val="0"/>
-          <ns2:ligatures ns2:val="none"/>
+          <w14:ligatures w14:val="none"/>
         </w:rPr>
         <w:t>.</w:t>
       </w:r>
     </w:p>
-    <w:p ns2:paraId="487BBC2B" ns2:textId="77777777">
+    <w:p>
       <w:pPr>
         <w:spacing w:after="0" w:line="240" w:lineRule="auto"/>
         <w:contextualSpacing/>
@@ -5463,11 +5378,11 @@
         <w:rPr>
           <w:rFonts w:ascii="Arial Narrow" w:eastAsia="Arial Narrow" w:hAnsi="Arial Narrow" w:cs="Arial Narrow"/>
           <w:kern w:val="0"/>
-          <ns2:ligatures ns2:val="none"/>
-        </w:rPr>
-      </w:pPr>
-    </w:p>
-    <w:p ns2:paraId="0A7257DB" ns2:textId="7260D92C">
+          <w14:ligatures w14:val="none"/>
+        </w:rPr>
+      </w:pPr>
+    </w:p>
+    <w:p>
       <w:pPr>
         <w:pStyle w:val="Prrafodelista"/>
         <w:numPr>
@@ -5480,14 +5395,14 @@
         <w:rPr>
           <w:rFonts w:ascii="Arial Narrow" w:eastAsia="Arial Narrow" w:hAnsi="Arial Narrow" w:cs="Arial Narrow"/>
           <w:kern w:val="0"/>
-          <ns2:ligatures ns2:val="none"/>
-        </w:rPr>
-      </w:pPr>
-      <w:r>
-        <w:rPr>
-          <w:rFonts w:ascii="Arial Narrow" w:eastAsia="Arial Narrow" w:hAnsi="Arial Narrow" w:cs="Arial Narrow"/>
-          <w:kern w:val="0"/>
-          <ns2:ligatures ns2:val="none"/>
+          <w14:ligatures w14:val="none"/>
+        </w:rPr>
+      </w:pPr>
+      <w:r>
+        <w:rPr>
+          <w:rFonts w:ascii="Arial Narrow" w:eastAsia="Arial Narrow" w:hAnsi="Arial Narrow" w:cs="Arial Narrow"/>
+          <w:kern w:val="0"/>
+          <w14:ligatures w14:val="none"/>
         </w:rPr>
         <w:t xml:space="preserve">Presunta </w:t>
       </w:r>
@@ -5495,7 +5410,7 @@
         <w:rPr>
           <w:rFonts w:ascii="Arial Narrow" w:eastAsia="Arial Narrow" w:hAnsi="Arial Narrow" w:cs="Arial Narrow"/>
           <w:kern w:val="0"/>
-          <ns2:ligatures ns2:val="none"/>
+          <w14:ligatures w14:val="none"/>
         </w:rPr>
         <w:t>infracción a los artículos 18 y 19 de la Ley</w:t>
       </w:r>
@@ -5503,7 +5418,7 @@
         <w:rPr>
           <w:rFonts w:ascii="Arial Narrow" w:eastAsia="Arial Narrow" w:hAnsi="Arial Narrow" w:cs="Arial Narrow"/>
           <w:kern w:val="0"/>
-          <ns2:ligatures ns2:val="none"/>
+          <w14:ligatures w14:val="none"/>
         </w:rPr>
         <w:t xml:space="preserve"> </w:t>
       </w:r>
@@ -5512,7 +5427,7 @@
         <w:rPr>
           <w:rFonts w:ascii="Arial Narrow" w:eastAsia="Arial Narrow" w:hAnsi="Arial Narrow" w:cs="Arial Narrow"/>
           <w:kern w:val="0"/>
-          <ns2:ligatures ns2:val="none"/>
+          <w14:ligatures w14:val="none"/>
         </w:rPr>
         <w:t/>
       </w:r>
@@ -5521,7 +5436,7 @@
         <w:rPr>
           <w:rFonts w:ascii="Arial Narrow" w:eastAsia="Arial Narrow" w:hAnsi="Arial Narrow" w:cs="Arial Narrow"/>
           <w:kern w:val="0"/>
-          <ns2:ligatures ns2:val="none"/>
+          <w14:ligatures w14:val="none"/>
         </w:rPr>
         <w:t xml:space="preserve"> 29571, Código de Protección y Defensa del Consumidor</w:t>
       </w:r>
@@ -5529,7 +5444,7 @@
         <w:rPr>
           <w:rFonts w:ascii="Arial Narrow" w:eastAsia="Arial Narrow" w:hAnsi="Arial Narrow" w:cs="Arial Narrow"/>
           <w:kern w:val="0"/>
-          <ns2:ligatures ns2:val="none"/>
+          <w14:ligatures w14:val="none"/>
         </w:rPr>
         <w:t xml:space="preserve">, en tanto </w:t>
       </w:r>
@@ -5537,7 +5452,7 @@
         <w:rPr>
           <w:rFonts w:ascii="Arial Narrow" w:eastAsia="Arial Narrow" w:hAnsi="Arial Narrow" w:cs="Arial Narrow"/>
           <w:kern w:val="0"/>
-          <ns2:ligatures ns2:val="none"/>
+          <w14:ligatures w14:val="none"/>
         </w:rPr>
         <w:t xml:space="preserve">el Banco de Crédito del Perú S.A. </w:t>
       </w:r>
@@ -5545,7 +5460,7 @@
         <w:rPr>
           <w:rFonts w:ascii="Arial Narrow" w:eastAsia="Arial Narrow" w:hAnsi="Arial Narrow" w:cs="Arial Narrow"/>
           <w:kern w:val="0"/>
-          <ns2:ligatures ns2:val="none"/>
+          <w14:ligatures w14:val="none"/>
         </w:rPr>
         <w:t>habría generado restricciones</w:t>
       </w:r>
@@ -5553,7 +5468,7 @@
         <w:rPr>
           <w:rFonts w:ascii="Arial Narrow" w:eastAsia="Arial Narrow" w:hAnsi="Arial Narrow" w:cs="Arial Narrow"/>
           <w:kern w:val="0"/>
-          <ns2:ligatures ns2:val="none"/>
+          <w14:ligatures w14:val="none"/>
         </w:rPr>
         <w:t xml:space="preserve"> indebidas</w:t>
       </w:r>
@@ -5561,7 +5476,7 @@
         <w:rPr>
           <w:rFonts w:ascii="Arial Narrow" w:eastAsia="Arial Narrow" w:hAnsi="Arial Narrow" w:cs="Arial Narrow"/>
           <w:kern w:val="0"/>
-          <ns2:ligatures ns2:val="none"/>
+          <w14:ligatures w14:val="none"/>
         </w:rPr>
         <w:t xml:space="preserve"> en el uso de la cuenta de ahorros y de la aplicación YAPE del </w:t>
       </w:r>
@@ -5569,7 +5484,7 @@
         <w:rPr>
           <w:rFonts w:ascii="Arial Narrow" w:eastAsia="Arial Narrow" w:hAnsi="Arial Narrow" w:cs="Arial Narrow"/>
           <w:kern w:val="0"/>
-          <ns2:ligatures ns2:val="none"/>
+          <w14:ligatures w14:val="none"/>
         </w:rPr>
         <w:t xml:space="preserve">denunciante </w:t>
       </w:r>
@@ -5577,7 +5492,7 @@
         <w:rPr>
           <w:rFonts w:ascii="Arial Narrow" w:eastAsia="Arial Narrow" w:hAnsi="Arial Narrow" w:cs="Arial Narrow"/>
           <w:kern w:val="0"/>
-          <ns2:ligatures ns2:val="none"/>
+          <w14:ligatures w14:val="none"/>
         </w:rPr>
         <w:t xml:space="preserve">como consecuencia de los débitos efectuados vinculados </w:t>
       </w:r>
@@ -5585,7 +5500,7 @@
         <w:rPr>
           <w:rFonts w:ascii="Arial Narrow" w:eastAsia="Arial Narrow" w:hAnsi="Arial Narrow" w:cs="Arial Narrow"/>
           <w:kern w:val="0"/>
-          <ns2:ligatures ns2:val="none"/>
+          <w14:ligatures w14:val="none"/>
         </w:rPr>
         <w:t>al Seguro Vehicular</w:t>
       </w:r>
@@ -5593,7 +5508,7 @@
         <w:rPr>
           <w:rFonts w:ascii="Arial Narrow" w:eastAsia="Arial Narrow" w:hAnsi="Arial Narrow" w:cs="Arial Narrow"/>
           <w:kern w:val="0"/>
-          <ns2:ligatures ns2:val="none"/>
+          <w14:ligatures w14:val="none"/>
         </w:rPr>
         <w:t xml:space="preserve"> no contratado</w:t>
       </w:r>
@@ -5601,7 +5516,7 @@
         <w:rPr>
           <w:rFonts w:ascii="Arial Narrow" w:eastAsia="Arial Narrow" w:hAnsi="Arial Narrow" w:cs="Arial Narrow"/>
           <w:kern w:val="0"/>
-          <ns2:ligatures ns2:val="none"/>
+          <w14:ligatures w14:val="none"/>
         </w:rPr>
         <w:t xml:space="preserve"> que fue </w:t>
       </w:r>
@@ -5611,7 +5526,7 @@
           <w:color w:val="000000"/>
           <w:kern w:val="0"/>
           <w:lang w:val="es-ES" w:eastAsia="es-ES"/>
-          <ns2:ligatures ns2:val="none"/>
+          <w14:ligatures w14:val="none"/>
         </w:rPr>
         <w:t>anulado el 11 de diciembre de 2025</w:t>
       </w:r>
@@ -5619,23 +5534,23 @@
         <w:rPr>
           <w:rFonts w:ascii="Arial Narrow" w:eastAsia="Arial Narrow" w:hAnsi="Arial Narrow" w:cs="Arial Narrow"/>
           <w:kern w:val="0"/>
-          <ns2:ligatures ns2:val="none"/>
+          <w14:ligatures w14:val="none"/>
         </w:rPr>
         <w:t>.</w:t>
       </w:r>
     </w:p>
-    <w:p ns2:paraId="2744EEFB" ns2:textId="77777777">
+    <w:p>
       <w:pPr>
         <w:pStyle w:val="Prrafodelista"/>
         <w:spacing w:after="0" w:line="240" w:lineRule="auto"/>
         <w:rPr>
           <w:rFonts w:ascii="Arial Narrow" w:eastAsia="Arial Narrow" w:hAnsi="Arial Narrow" w:cs="Arial Narrow"/>
           <w:kern w:val="0"/>
-          <ns2:ligatures ns2:val="none"/>
-        </w:rPr>
-      </w:pPr>
-    </w:p>
-    <w:p ns2:paraId="476921DD" ns2:textId="449404C4">
+          <w14:ligatures w14:val="none"/>
+        </w:rPr>
+      </w:pPr>
+    </w:p>
+    <w:p>
       <w:pPr>
         <w:pStyle w:val="Prrafodelista"/>
         <w:numPr>
@@ -5651,14 +5566,14 @@
         <w:rPr>
           <w:rFonts w:ascii="Arial Narrow" w:eastAsia="Arial Narrow" w:hAnsi="Arial Narrow" w:cs="Arial Narrow"/>
           <w:kern w:val="0"/>
-          <ns2:ligatures ns2:val="none"/>
-        </w:rPr>
-      </w:pPr>
-      <w:r>
-        <w:rPr>
-          <w:rFonts w:ascii="Arial Narrow" w:eastAsia="Arial Narrow" w:hAnsi="Arial Narrow" w:cs="Arial Narrow"/>
-          <w:kern w:val="0"/>
-          <ns2:ligatures ns2:val="none"/>
+          <w14:ligatures w14:val="none"/>
+        </w:rPr>
+      </w:pPr>
+      <w:r>
+        <w:rPr>
+          <w:rFonts w:ascii="Arial Narrow" w:eastAsia="Arial Narrow" w:hAnsi="Arial Narrow" w:cs="Arial Narrow"/>
+          <w:kern w:val="0"/>
+          <w14:ligatures w14:val="none"/>
         </w:rPr>
         <w:t xml:space="preserve">Presunta infracción </w:t>
       </w:r>
@@ -5666,7 +5581,7 @@
         <w:rPr>
           <w:rFonts w:ascii="Arial Narrow" w:eastAsia="Arial Narrow" w:hAnsi="Arial Narrow" w:cs="Arial Narrow"/>
           <w:kern w:val="0"/>
-          <ns2:ligatures ns2:val="none"/>
+          <w14:ligatures w14:val="none"/>
         </w:rPr>
         <w:t xml:space="preserve">al artículo 1, numeral 1, literal b) y al artículo 2 </w:t>
       </w:r>
@@ -5674,7 +5589,7 @@
         <w:rPr>
           <w:rFonts w:ascii="Arial Narrow" w:eastAsia="Arial Narrow" w:hAnsi="Arial Narrow" w:cs="Arial Narrow"/>
           <w:kern w:val="0"/>
-          <ns2:ligatures ns2:val="none"/>
+          <w14:ligatures w14:val="none"/>
         </w:rPr>
         <w:t>de la Ley</w:t>
       </w:r>
@@ -5682,7 +5597,7 @@
         <w:rPr>
           <w:rFonts w:ascii="Arial Narrow" w:eastAsia="Arial Narrow" w:hAnsi="Arial Narrow" w:cs="Arial Narrow"/>
           <w:kern w:val="0"/>
-          <ns2:ligatures ns2:val="none"/>
+          <w14:ligatures w14:val="none"/>
         </w:rPr>
         <w:t xml:space="preserve"> </w:t>
       </w:r>
@@ -5691,7 +5606,7 @@
         <w:rPr>
           <w:rFonts w:ascii="Arial Narrow" w:eastAsia="Arial Narrow" w:hAnsi="Arial Narrow" w:cs="Arial Narrow"/>
           <w:kern w:val="0"/>
-          <ns2:ligatures ns2:val="none"/>
+          <w14:ligatures w14:val="none"/>
         </w:rPr>
         <w:t/>
       </w:r>
@@ -5700,7 +5615,7 @@
         <w:rPr>
           <w:rFonts w:ascii="Arial Narrow" w:eastAsia="Arial Narrow" w:hAnsi="Arial Narrow" w:cs="Arial Narrow"/>
           <w:kern w:val="0"/>
-          <ns2:ligatures ns2:val="none"/>
+          <w14:ligatures w14:val="none"/>
         </w:rPr>
         <w:t xml:space="preserve"> 29571, Código de Protección y Defensa del Consumidor, en tanto el Banco de Crédito del Perú S.A. habría brindado el 10 de noviembre de 2025 información errónea al comunicar al denunciante que mantenía impaga la prima del Seguro Vehicular asociado a la Póliza </w:t>
       </w:r>
@@ -5709,7 +5624,7 @@
         <w:rPr>
           <w:rFonts w:ascii="Arial Narrow" w:eastAsia="Arial Narrow" w:hAnsi="Arial Narrow" w:cs="Arial Narrow"/>
           <w:kern w:val="0"/>
-          <ns2:ligatures ns2:val="none"/>
+          <w14:ligatures w14:val="none"/>
         </w:rPr>
         <w:t/>
       </w:r>
@@ -5718,23 +5633,23 @@
         <w:rPr>
           <w:rFonts w:ascii="Arial Narrow" w:eastAsia="Arial Narrow" w:hAnsi="Arial Narrow" w:cs="Arial Narrow"/>
           <w:kern w:val="0"/>
-          <ns2:ligatures ns2:val="none"/>
+          <w14:ligatures w14:val="none"/>
         </w:rPr>
         <w:t xml:space="preserve"> 70194001 pese a que se encontraba al día en sus pagos.</w:t>
       </w:r>
     </w:p>
-    <w:p ns2:paraId="6AFD23E6" ns2:textId="77777777">
+    <w:p>
       <w:pPr>
         <w:pStyle w:val="Prrafodelista"/>
         <w:spacing w:after="0" w:line="240" w:lineRule="auto"/>
         <w:rPr>
           <w:rFonts w:ascii="Arial Narrow" w:eastAsia="Arial Narrow" w:hAnsi="Arial Narrow" w:cs="Arial Narrow"/>
           <w:kern w:val="0"/>
-          <ns2:ligatures ns2:val="none"/>
-        </w:rPr>
-      </w:pPr>
-    </w:p>
-    <w:p ns2:paraId="6AE152A7" ns2:textId="34D04E19">
+          <w14:ligatures w14:val="none"/>
+        </w:rPr>
+      </w:pPr>
+    </w:p>
+    <w:p>
       <w:pPr>
         <w:pStyle w:val="Prrafodelista"/>
         <w:numPr>
@@ -5750,14 +5665,14 @@
         <w:rPr>
           <w:rFonts w:ascii="Arial Narrow" w:eastAsia="Arial Narrow" w:hAnsi="Arial Narrow" w:cs="Arial Narrow"/>
           <w:kern w:val="0"/>
-          <ns2:ligatures ns2:val="none"/>
-        </w:rPr>
-      </w:pPr>
-      <w:r>
-        <w:rPr>
-          <w:rFonts w:ascii="Arial Narrow" w:eastAsia="Arial Narrow" w:hAnsi="Arial Narrow" w:cs="Arial Narrow"/>
-          <w:kern w:val="0"/>
-          <ns2:ligatures ns2:val="none"/>
+          <w14:ligatures w14:val="none"/>
+        </w:rPr>
+      </w:pPr>
+      <w:r>
+        <w:rPr>
+          <w:rFonts w:ascii="Arial Narrow" w:eastAsia="Arial Narrow" w:hAnsi="Arial Narrow" w:cs="Arial Narrow"/>
+          <w:kern w:val="0"/>
+          <w14:ligatures w14:val="none"/>
         </w:rPr>
         <w:t xml:space="preserve">Presunta </w:t>
       </w:r>
@@ -5765,7 +5680,7 @@
         <w:rPr>
           <w:rFonts w:ascii="Arial Narrow" w:eastAsia="Arial Narrow" w:hAnsi="Arial Narrow" w:cs="Arial Narrow"/>
           <w:kern w:val="0"/>
-          <ns2:ligatures ns2:val="none"/>
+          <w14:ligatures w14:val="none"/>
         </w:rPr>
         <w:t xml:space="preserve">infracción al literal b) del artículo 56 de la Ley </w:t>
       </w:r>
@@ -5774,7 +5689,7 @@
         <w:rPr>
           <w:rFonts w:ascii="Arial Narrow" w:eastAsia="Arial Narrow" w:hAnsi="Arial Narrow" w:cs="Arial Narrow"/>
           <w:kern w:val="0"/>
-          <ns2:ligatures ns2:val="none"/>
+          <w14:ligatures w14:val="none"/>
         </w:rPr>
         <w:t/>
       </w:r>
@@ -5783,7 +5698,7 @@
         <w:rPr>
           <w:rFonts w:ascii="Arial Narrow" w:eastAsia="Arial Narrow" w:hAnsi="Arial Narrow" w:cs="Arial Narrow"/>
           <w:kern w:val="0"/>
-          <ns2:ligatures ns2:val="none"/>
+          <w14:ligatures w14:val="none"/>
         </w:rPr>
         <w:t xml:space="preserve"> </w:t>
       </w:r>
@@ -5791,7 +5706,7 @@
         <w:rPr>
           <w:rFonts w:ascii="Arial Narrow" w:eastAsia="Arial Narrow" w:hAnsi="Arial Narrow" w:cs="Arial Narrow"/>
           <w:kern w:val="0"/>
-          <ns2:ligatures ns2:val="none"/>
+          <w14:ligatures w14:val="none"/>
         </w:rPr>
         <w:t>29571, Código de Protección y Defensa del Consumidor</w:t>
       </w:r>
@@ -5799,7 +5714,7 @@
         <w:rPr>
           <w:rFonts w:ascii="Arial Narrow" w:eastAsia="Arial Narrow" w:hAnsi="Arial Narrow" w:cs="Arial Narrow"/>
           <w:kern w:val="0"/>
-          <ns2:ligatures ns2:val="none"/>
+          <w14:ligatures w14:val="none"/>
         </w:rPr>
         <w:t xml:space="preserve">, en tanto </w:t>
       </w:r>
@@ -5807,7 +5722,7 @@
         <w:rPr>
           <w:rFonts w:ascii="Arial Narrow" w:eastAsia="Arial Narrow" w:hAnsi="Arial Narrow" w:cs="Arial Narrow"/>
           <w:kern w:val="0"/>
-          <ns2:ligatures ns2:val="none"/>
+          <w14:ligatures w14:val="none"/>
         </w:rPr>
         <w:t xml:space="preserve">el Banco de Crédito del Perú S.A. </w:t>
       </w:r>
@@ -5815,7 +5730,7 @@
         <w:rPr>
           <w:rFonts w:ascii="Arial Narrow" w:eastAsia="Arial Narrow" w:hAnsi="Arial Narrow" w:cs="Arial Narrow"/>
           <w:kern w:val="0"/>
-          <ns2:ligatures ns2:val="none"/>
+          <w14:ligatures w14:val="none"/>
         </w:rPr>
         <w:t xml:space="preserve">habría atribuido indebidamente al </w:t>
       </w:r>
@@ -5823,7 +5738,7 @@
         <w:rPr>
           <w:rFonts w:ascii="Arial Narrow" w:eastAsia="Arial Narrow" w:hAnsi="Arial Narrow" w:cs="Arial Narrow"/>
           <w:kern w:val="0"/>
-          <ns2:ligatures ns2:val="none"/>
+          <w14:ligatures w14:val="none"/>
         </w:rPr>
         <w:t xml:space="preserve">denunciante </w:t>
       </w:r>
@@ -5831,7 +5746,7 @@
         <w:rPr>
           <w:rFonts w:ascii="Arial Narrow" w:eastAsia="Arial Narrow" w:hAnsi="Arial Narrow" w:cs="Arial Narrow"/>
           <w:kern w:val="0"/>
-          <ns2:ligatures ns2:val="none"/>
+          <w14:ligatures w14:val="none"/>
         </w:rPr>
         <w:t xml:space="preserve">un Seguro </w:t>
       </w:r>
@@ -5839,7 +5754,7 @@
         <w:rPr>
           <w:rFonts w:ascii="Arial Narrow" w:eastAsia="Arial Narrow" w:hAnsi="Arial Narrow" w:cs="Arial Narrow"/>
           <w:kern w:val="0"/>
-          <ns2:ligatures ns2:val="none"/>
+          <w14:ligatures w14:val="none"/>
         </w:rPr>
         <w:t>Vehicular</w:t>
       </w:r>
@@ -5847,7 +5762,7 @@
         <w:rPr>
           <w:rFonts w:ascii="Arial Narrow" w:eastAsia="Arial Narrow" w:hAnsi="Arial Narrow" w:cs="Arial Narrow"/>
           <w:kern w:val="0"/>
-          <ns2:ligatures ns2:val="none"/>
+          <w14:ligatures w14:val="none"/>
         </w:rPr>
         <w:t xml:space="preserve"> que no contrató, pese a que contaba con la Póliza </w:t>
       </w:r>
@@ -5856,7 +5771,7 @@
         <w:rPr>
           <w:rFonts w:ascii="Arial Narrow" w:eastAsia="Arial Narrow" w:hAnsi="Arial Narrow" w:cs="Arial Narrow"/>
           <w:kern w:val="0"/>
-          <ns2:ligatures ns2:val="none"/>
+          <w14:ligatures w14:val="none"/>
         </w:rPr>
         <w:t/>
       </w:r>
@@ -5865,12 +5780,12 @@
         <w:rPr>
           <w:rFonts w:ascii="Arial Narrow" w:eastAsia="Arial Narrow" w:hAnsi="Arial Narrow" w:cs="Arial Narrow"/>
           <w:kern w:val="0"/>
-          <ns2:ligatures ns2:val="none"/>
+          <w14:ligatures w14:val="none"/>
         </w:rPr>
         <w:t xml:space="preserve"> 70194001 vigente hasta el 9 de diciembre de 2025.</w:t>
       </w:r>
     </w:p>
-    <w:p ns2:paraId="708180D0" ns2:textId="77777777">
+    <w:p>
       <w:pPr>
         <w:pStyle w:val="Prrafodelista"/>
         <w:spacing w:after="0" w:line="240" w:lineRule="auto"/>
@@ -5879,11 +5794,11 @@
         <w:rPr>
           <w:rFonts w:ascii="Arial Narrow" w:eastAsia="Arial Narrow" w:hAnsi="Arial Narrow" w:cs="Arial Narrow"/>
           <w:kern w:val="0"/>
-          <ns2:ligatures ns2:val="none"/>
-        </w:rPr>
-      </w:pPr>
-    </w:p>
-    <w:p ns2:paraId="08316A2C" ns2:textId="041246D1">
+          <w14:ligatures w14:val="none"/>
+        </w:rPr>
+      </w:pPr>
+    </w:p>
+    <w:p>
       <w:pPr>
         <w:pStyle w:val="Prrafodelista"/>
         <w:numPr>
@@ -5900,14 +5815,14 @@
         <w:rPr>
           <w:rFonts w:ascii="Arial Narrow" w:eastAsia="Arial Narrow" w:hAnsi="Arial Narrow" w:cs="Arial Narrow"/>
           <w:kern w:val="0"/>
-          <ns2:ligatures ns2:val="none"/>
-        </w:rPr>
-      </w:pPr>
-      <w:r>
-        <w:rPr>
-          <w:rFonts w:ascii="Arial Narrow" w:eastAsia="Arial Narrow" w:hAnsi="Arial Narrow" w:cs="Arial Narrow"/>
-          <w:kern w:val="0"/>
-          <ns2:ligatures ns2:val="none"/>
+          <w14:ligatures w14:val="none"/>
+        </w:rPr>
+      </w:pPr>
+      <w:r>
+        <w:rPr>
+          <w:rFonts w:ascii="Arial Narrow" w:eastAsia="Arial Narrow" w:hAnsi="Arial Narrow" w:cs="Arial Narrow"/>
+          <w:kern w:val="0"/>
+          <w14:ligatures w14:val="none"/>
         </w:rPr>
         <w:t xml:space="preserve">Presunta </w:t>
       </w:r>
@@ -5915,7 +5830,7 @@
         <w:rPr>
           <w:rFonts w:ascii="Arial Narrow" w:eastAsia="Arial Narrow" w:hAnsi="Arial Narrow" w:cs="Arial Narrow"/>
           <w:kern w:val="0"/>
-          <ns2:ligatures ns2:val="none"/>
+          <w14:ligatures w14:val="none"/>
         </w:rPr>
         <w:t xml:space="preserve">infracción al numeral 88.1 del artículo 88 de la Ley </w:t>
       </w:r>
@@ -5924,7 +5839,7 @@
         <w:rPr>
           <w:rFonts w:ascii="Arial Narrow" w:eastAsia="Arial Narrow" w:hAnsi="Arial Narrow" w:cs="Arial Narrow"/>
           <w:kern w:val="0"/>
-          <ns2:ligatures ns2:val="none"/>
+          <w14:ligatures w14:val="none"/>
         </w:rPr>
         <w:t/>
       </w:r>
@@ -5933,7 +5848,7 @@
         <w:rPr>
           <w:rFonts w:ascii="Arial Narrow" w:eastAsia="Arial Narrow" w:hAnsi="Arial Narrow" w:cs="Arial Narrow"/>
           <w:kern w:val="0"/>
-          <ns2:ligatures ns2:val="none"/>
+          <w14:ligatures w14:val="none"/>
         </w:rPr>
         <w:t xml:space="preserve"> 29571, Código de Protección y Defensa del Consumidor</w:t>
       </w:r>
@@ -5941,7 +5856,7 @@
         <w:rPr>
           <w:rFonts w:ascii="Arial Narrow" w:eastAsia="Arial Narrow" w:hAnsi="Arial Narrow" w:cs="Arial Narrow"/>
           <w:kern w:val="0"/>
-          <ns2:ligatures ns2:val="none"/>
+          <w14:ligatures w14:val="none"/>
         </w:rPr>
         <w:t xml:space="preserve">, en tanto </w:t>
       </w:r>
@@ -5949,7 +5864,7 @@
         <w:rPr>
           <w:rFonts w:ascii="Arial Narrow" w:eastAsia="Arial Narrow" w:hAnsi="Arial Narrow" w:cs="Arial Narrow"/>
           <w:kern w:val="0"/>
-          <ns2:ligatures ns2:val="none"/>
+          <w14:ligatures w14:val="none"/>
         </w:rPr>
         <w:t xml:space="preserve">el Banco de Crédito del Perú S.A. </w:t>
       </w:r>
@@ -5957,7 +5872,7 @@
         <w:rPr>
           <w:rFonts w:ascii="Arial Narrow" w:eastAsia="Arial Narrow" w:hAnsi="Arial Narrow" w:cs="Arial Narrow"/>
           <w:kern w:val="0"/>
-          <ns2:ligatures ns2:val="none"/>
+          <w14:ligatures w14:val="none"/>
         </w:rPr>
         <w:t>habría emitido el 5 de diciembre de 2025 una respuesta incongruente a la hoja de reclamaciones C47466292</w:t>
       </w:r>
@@ -5965,7 +5880,7 @@
         <w:rPr>
           <w:rFonts w:ascii="Arial Narrow" w:eastAsia="Arial Narrow" w:hAnsi="Arial Narrow" w:cs="Arial Narrow"/>
           <w:kern w:val="0"/>
-          <ns2:ligatures ns2:val="none"/>
+          <w14:ligatures w14:val="none"/>
         </w:rPr>
         <w:t xml:space="preserve"> presentada por el denunciante</w:t>
       </w:r>
@@ -5973,7 +5888,7 @@
         <w:rPr>
           <w:rFonts w:ascii="Arial Narrow" w:eastAsia="Arial Narrow" w:hAnsi="Arial Narrow" w:cs="Arial Narrow"/>
           <w:kern w:val="0"/>
-          <ns2:ligatures ns2:val="none"/>
+          <w14:ligatures w14:val="none"/>
         </w:rPr>
         <w:t xml:space="preserve">, al señalar que solicitó información sobre su crédito vehicular cuando el reclamo </w:t>
       </w:r>
@@ -5981,7 +5896,7 @@
         <w:rPr>
           <w:rFonts w:ascii="Arial Narrow" w:eastAsia="Arial Narrow" w:hAnsi="Arial Narrow" w:cs="Arial Narrow"/>
           <w:kern w:val="0"/>
-          <ns2:ligatures ns2:val="none"/>
+          <w14:ligatures w14:val="none"/>
         </w:rPr>
         <w:t>trataba</w:t>
       </w:r>
@@ -5989,12 +5904,12 @@
         <w:rPr>
           <w:rFonts w:ascii="Arial Narrow" w:eastAsia="Arial Narrow" w:hAnsi="Arial Narrow" w:cs="Arial Narrow"/>
           <w:kern w:val="0"/>
-          <ns2:ligatures ns2:val="none"/>
+          <w14:ligatures w14:val="none"/>
         </w:rPr>
         <w:t xml:space="preserve"> sobre la atribución de un seguro no contratado y la modificación de su cuota.</w:t>
       </w:r>
     </w:p>
-    <w:p ns2:paraId="6AC2CDFB" ns2:textId="77777777">
+    <w:p>
       <w:pPr>
         <w:pStyle w:val="Prrafodelista"/>
         <w:spacing w:after="0" w:line="240" w:lineRule="auto"/>
@@ -6003,11 +5918,11 @@
         <w:rPr>
           <w:rFonts w:ascii="Arial Narrow" w:eastAsia="Arial Narrow" w:hAnsi="Arial Narrow" w:cs="Arial Narrow"/>
           <w:kern w:val="0"/>
-          <ns2:ligatures ns2:val="none"/>
-        </w:rPr>
-      </w:pPr>
-    </w:p>
-    <w:p ns2:paraId="78B6D54C" ns2:textId="49067B53">
+          <w14:ligatures w14:val="none"/>
+        </w:rPr>
+      </w:pPr>
+    </w:p>
+    <w:p>
       <w:pPr>
         <w:pStyle w:val="Prrafodelista"/>
         <w:numPr>
@@ -6023,14 +5938,14 @@
         <w:rPr>
           <w:rFonts w:ascii="Arial Narrow" w:eastAsia="Arial Narrow" w:hAnsi="Arial Narrow" w:cs="Arial Narrow"/>
           <w:kern w:val="0"/>
-          <ns2:ligatures ns2:val="none"/>
-        </w:rPr>
-      </w:pPr>
-      <w:r>
-        <w:rPr>
-          <w:rFonts w:ascii="Arial Narrow" w:eastAsia="Arial Narrow" w:hAnsi="Arial Narrow" w:cs="Arial Narrow"/>
-          <w:kern w:val="0"/>
-          <ns2:ligatures ns2:val="none"/>
+          <w14:ligatures w14:val="none"/>
+        </w:rPr>
+      </w:pPr>
+      <w:r>
+        <w:rPr>
+          <w:rFonts w:ascii="Arial Narrow" w:eastAsia="Arial Narrow" w:hAnsi="Arial Narrow" w:cs="Arial Narrow"/>
+          <w:kern w:val="0"/>
+          <w14:ligatures w14:val="none"/>
         </w:rPr>
         <w:lastRenderedPageBreak/>
         <w:t xml:space="preserve">Presunta </w:t>
@@ -6039,7 +5954,7 @@
         <w:rPr>
           <w:rFonts w:ascii="Arial Narrow" w:eastAsia="Arial Narrow" w:hAnsi="Arial Narrow" w:cs="Arial Narrow"/>
           <w:kern w:val="0"/>
-          <ns2:ligatures ns2:val="none"/>
+          <w14:ligatures w14:val="none"/>
         </w:rPr>
         <w:t xml:space="preserve">infracción al numeral 88.1 del artículo 88 de la Ley </w:t>
       </w:r>
@@ -6048,7 +5963,7 @@
         <w:rPr>
           <w:rFonts w:ascii="Arial Narrow" w:eastAsia="Arial Narrow" w:hAnsi="Arial Narrow" w:cs="Arial Narrow"/>
           <w:kern w:val="0"/>
-          <ns2:ligatures ns2:val="none"/>
+          <w14:ligatures w14:val="none"/>
         </w:rPr>
         <w:t/>
       </w:r>
@@ -6057,7 +5972,7 @@
         <w:rPr>
           <w:rFonts w:ascii="Arial Narrow" w:eastAsia="Arial Narrow" w:hAnsi="Arial Narrow" w:cs="Arial Narrow"/>
           <w:kern w:val="0"/>
-          <ns2:ligatures ns2:val="none"/>
+          <w14:ligatures w14:val="none"/>
         </w:rPr>
         <w:t xml:space="preserve"> 29571, Código de Protección y Defensa del Consumidor</w:t>
       </w:r>
@@ -6065,7 +5980,7 @@
         <w:rPr>
           <w:rFonts w:ascii="Arial Narrow" w:eastAsia="Arial Narrow" w:hAnsi="Arial Narrow" w:cs="Arial Narrow"/>
           <w:kern w:val="0"/>
-          <ns2:ligatures ns2:val="none"/>
+          <w14:ligatures w14:val="none"/>
         </w:rPr>
         <w:t xml:space="preserve">, en tanto el </w:t>
       </w:r>
@@ -6073,7 +5988,7 @@
         <w:rPr>
           <w:rFonts w:ascii="Arial Narrow" w:eastAsia="Arial Narrow" w:hAnsi="Arial Narrow" w:cs="Arial Narrow"/>
           <w:kern w:val="0"/>
-          <ns2:ligatures ns2:val="none"/>
+          <w14:ligatures w14:val="none"/>
         </w:rPr>
         <w:t xml:space="preserve">Banco de Crédito del Perú S.A. </w:t>
       </w:r>
@@ -6081,7 +5996,7 @@
         <w:rPr>
           <w:rFonts w:ascii="Arial Narrow" w:eastAsia="Arial Narrow" w:hAnsi="Arial Narrow" w:cs="Arial Narrow"/>
           <w:kern w:val="0"/>
-          <ns2:ligatures ns2:val="none"/>
+          <w14:ligatures w14:val="none"/>
         </w:rPr>
         <w:t>habría emitido el 16 de diciembre de 2025 una respuesta inadecuada a la hoja de reclamaciones C48061817</w:t>
       </w:r>
@@ -6089,7 +6004,7 @@
         <w:rPr>
           <w:rFonts w:ascii="Arial Narrow" w:eastAsia="Arial Narrow" w:hAnsi="Arial Narrow" w:cs="Arial Narrow"/>
           <w:kern w:val="0"/>
-          <ns2:ligatures ns2:val="none"/>
+          <w14:ligatures w14:val="none"/>
         </w:rPr>
         <w:t xml:space="preserve"> presentada por el denunciante</w:t>
       </w:r>
@@ -6097,7 +6012,7 @@
         <w:rPr>
           <w:rFonts w:ascii="Arial Narrow" w:eastAsia="Arial Narrow" w:hAnsi="Arial Narrow" w:cs="Arial Narrow"/>
           <w:kern w:val="0"/>
-          <ns2:ligatures ns2:val="none"/>
+          <w14:ligatures w14:val="none"/>
         </w:rPr>
         <w:t xml:space="preserve">, al indicar incorrectamente que la Póliza </w:t>
       </w:r>
@@ -6106,7 +6021,7 @@
         <w:rPr>
           <w:rFonts w:ascii="Arial Narrow" w:eastAsia="Arial Narrow" w:hAnsi="Arial Narrow" w:cs="Arial Narrow"/>
           <w:kern w:val="0"/>
-          <ns2:ligatures ns2:val="none"/>
+          <w14:ligatures w14:val="none"/>
         </w:rPr>
         <w:t/>
       </w:r>
@@ -6115,14 +6030,14 @@
         <w:rPr>
           <w:rFonts w:ascii="Arial Narrow" w:eastAsia="Arial Narrow" w:hAnsi="Arial Narrow" w:cs="Arial Narrow"/>
           <w:kern w:val="0"/>
-          <ns2:ligatures ns2:val="none"/>
+          <w14:ligatures w14:val="none"/>
         </w:rPr>
         <w:t xml:space="preserve"> 70194001 venció el 7 de noviembre de 2025 pese a que su vigencia era hasta el 9 de diciembre de 2025.</w:t>
       </w:r>
     </w:p>
     <w:bookmarkEnd w:id="24"/>
     <w:bookmarkEnd w:id="25"/>
-    <w:p ns2:paraId="042B3F54" ns2:textId="777BBF33">
+    <w:p>
       <w:pPr>
         <w:spacing w:after="0" w:line="240" w:lineRule="auto"/>
         <w:contextualSpacing/>
@@ -6130,11 +6045,11 @@
         <w:rPr>
           <w:rFonts w:ascii="Arial Narrow" w:eastAsia="Arial Narrow" w:hAnsi="Arial Narrow" w:cs="Arial Narrow"/>
           <w:kern w:val="0"/>
-          <ns2:ligatures ns2:val="none"/>
-        </w:rPr>
-      </w:pPr>
-    </w:p>
-    <w:p ns2:paraId="0A292C9F" ns2:textId="39C9771D">
+          <w14:ligatures w14:val="none"/>
+        </w:rPr>
+      </w:pPr>
+    </w:p>
+    <w:p>
       <w:pPr>
         <w:spacing w:after="0" w:line="240" w:lineRule="auto"/>
         <w:contextualSpacing/>
@@ -6142,7 +6057,7 @@
         <w:rPr>
           <w:rFonts w:ascii="Arial Narrow" w:eastAsia="Calibri" w:hAnsi="Arial Narrow" w:cs="Arial"/>
           <w:kern w:val="0"/>
-          <ns2:ligatures ns2:val="none"/>
+          <w14:ligatures w14:val="none"/>
         </w:rPr>
       </w:pPr>
       <w:r>
@@ -6152,7 +6067,7 @@
           <w:color w:val="000000"/>
           <w:kern w:val="0"/>
           <w:lang w:eastAsia="es-PE"/>
-          <ns2:ligatures ns2:val="none"/>
+          <w14:ligatures w14:val="none"/>
         </w:rPr>
         <w:t>SEGUNDO:</w:t>
       </w:r>
@@ -6162,7 +6077,7 @@
           <w:color w:val="000000"/>
           <w:kern w:val="0"/>
           <w:lang w:eastAsia="es-PE"/>
-          <ns2:ligatures ns2:val="none"/>
+          <w14:ligatures w14:val="none"/>
         </w:rPr>
         <w:t xml:space="preserve"> tener por ofrecidos los medios probatorios presentados en el escrito de denuncia </w:t>
       </w:r>
@@ -6172,7 +6087,7 @@
           <w:color w:val="000000"/>
           <w:kern w:val="0"/>
           <w:lang w:val="es-ES" w:eastAsia="es-ES"/>
-          <ns2:ligatures ns2:val="none"/>
+          <w14:ligatures w14:val="none"/>
         </w:rPr>
         <w:t xml:space="preserve">del </w:t>
       </w:r>
@@ -6182,7 +6097,7 @@
           <w:color w:val="000000"/>
           <w:kern w:val="0"/>
           <w:lang w:val="es-ES" w:eastAsia="es-ES"/>
-          <ns2:ligatures ns2:val="none"/>
+          <w14:ligatures w14:val="none"/>
         </w:rPr>
         <w:t>26 de diciembre de 2025, complementado mediante dos (2) escritos del 26 de diciembre de 2025</w:t>
       </w:r>
@@ -6190,12 +6105,12 @@
         <w:rPr>
           <w:rFonts w:ascii="Arial Narrow" w:eastAsia="Calibri" w:hAnsi="Arial Narrow" w:cs="Arial"/>
           <w:kern w:val="0"/>
-          <ns2:ligatures ns2:val="none"/>
+          <w14:ligatures w14:val="none"/>
         </w:rPr>
         <w:t>.</w:t>
       </w:r>
     </w:p>
-    <w:p ns2:paraId="68A17E97" ns2:textId="77777777">
+    <w:p>
       <w:pPr>
         <w:spacing w:after="0" w:line="240" w:lineRule="auto"/>
         <w:contextualSpacing/>
@@ -6205,11 +6120,11 @@
           <w:color w:val="000000"/>
           <w:kern w:val="0"/>
           <w:lang w:eastAsia="es-PE"/>
-          <ns2:ligatures ns2:val="none"/>
-        </w:rPr>
-      </w:pPr>
-    </w:p>
-    <w:p ns2:paraId="168254DA" ns2:textId="6247B589">
+          <w14:ligatures w14:val="none"/>
+        </w:rPr>
+      </w:pPr>
+    </w:p>
+    <w:p>
       <w:pPr>
         <w:spacing w:after="0" w:line="240" w:lineRule="auto"/>
         <w:contextualSpacing/>
@@ -6219,7 +6134,7 @@
           <w:color w:val="000000"/>
           <w:kern w:val="0"/>
           <w:lang w:eastAsia="es-PE"/>
-          <ns2:ligatures ns2:val="none"/>
+          <w14:ligatures w14:val="none"/>
         </w:rPr>
       </w:pPr>
       <w:r>
@@ -6229,7 +6144,7 @@
           <w:color w:val="000000"/>
           <w:kern w:val="0"/>
           <w:lang w:eastAsia="es-PE"/>
-          <ns2:ligatures ns2:val="none"/>
+          <w14:ligatures w14:val="none"/>
         </w:rPr>
         <w:t xml:space="preserve">TERCERO: </w:t>
       </w:r>
@@ -6239,7 +6154,7 @@
           <w:color w:val="000000"/>
           <w:kern w:val="0"/>
           <w:lang w:eastAsia="es-PE"/>
-          <ns2:ligatures ns2:val="none"/>
+          <w14:ligatures w14:val="none"/>
         </w:rPr>
         <w:t>requerir a</w:t>
       </w:r>
@@ -6249,7 +6164,7 @@
           <w:color w:val="000000"/>
           <w:kern w:val="0"/>
           <w:lang w:eastAsia="es-PE"/>
-          <ns2:ligatures ns2:val="none"/>
+          <w14:ligatures w14:val="none"/>
         </w:rPr>
         <w:t xml:space="preserve">l </w:t>
       </w:r>
@@ -6260,7 +6175,7 @@
           <w:kern w:val="0"/>
           <w:shd w:val="clear" w:color="auto" w:fill="FFFFFF"/>
           <w:lang w:eastAsia="es-PE"/>
-          <ns2:ligatures ns2:val="none"/>
+          <w14:ligatures w14:val="none"/>
         </w:rPr>
         <w:t xml:space="preserve">Banco de Crédito del Perú S.A. </w:t>
       </w:r>
@@ -6270,12 +6185,12 @@
           <w:color w:val="000000"/>
           <w:kern w:val="0"/>
           <w:lang w:eastAsia="es-PE"/>
-          <ns2:ligatures ns2:val="none"/>
+          <w14:ligatures w14:val="none"/>
         </w:rPr>
         <w:t>que cumpla con lo siguiente:</w:t>
       </w:r>
     </w:p>
-    <w:p ns2:paraId="20FDFB8D" ns2:textId="77777777">
+    <w:p>
       <w:pPr>
         <w:spacing w:after="0" w:line="240" w:lineRule="auto"/>
         <w:contextualSpacing/>
@@ -6285,11 +6200,11 @@
           <w:color w:val="000000"/>
           <w:kern w:val="0"/>
           <w:lang w:eastAsia="es-PE"/>
-          <ns2:ligatures ns2:val="none"/>
-        </w:rPr>
-      </w:pPr>
-    </w:p>
-    <w:p ns2:paraId="4AA80738" ns2:textId="77777777">
+          <w14:ligatures w14:val="none"/>
+        </w:rPr>
+      </w:pPr>
+    </w:p>
+    <w:p>
       <w:pPr>
         <w:numPr>
           <w:ilvl w:val="0"/>
@@ -6304,21 +6219,21 @@
           <w:color w:val="000000"/>
           <w:kern w:val="0"/>
           <w:lang w:eastAsia="es-PE"/>
-          <ns2:ligatures ns2:val="none"/>
-        </w:rPr>
-      </w:pPr>
-      <w:r>
-        <w:rPr>
-          <w:rFonts w:ascii="Arial Narrow" w:eastAsia="Arial Narrow" w:hAnsi="Arial Narrow" w:cs="Arial Narrow"/>
-          <w:color w:val="000000"/>
-          <w:kern w:val="0"/>
-          <w:lang w:eastAsia="es-PE"/>
-          <ns2:ligatures ns2:val="none"/>
+          <w14:ligatures w14:val="none"/>
+        </w:rPr>
+      </w:pPr>
+      <w:r>
+        <w:rPr>
+          <w:rFonts w:ascii="Arial Narrow" w:eastAsia="Arial Narrow" w:hAnsi="Arial Narrow" w:cs="Arial Narrow"/>
+          <w:color w:val="000000"/>
+          <w:kern w:val="0"/>
+          <w:lang w:eastAsia="es-PE"/>
+          <w14:ligatures w14:val="none"/>
         </w:rPr>
         <w:t>presentar documentos que acrediten su inscripción en los Registros Públicos o una declaración jurada que indique que cuenta con dicha inscripción;</w:t>
       </w:r>
     </w:p>
-    <w:p ns2:paraId="2B29D59F" ns2:textId="77777777">
+    <w:p>
       <w:pPr>
         <w:numPr>
           <w:ilvl w:val="0"/>
@@ -6333,21 +6248,21 @@
           <w:color w:val="000000"/>
           <w:kern w:val="0"/>
           <w:lang w:eastAsia="es-PE"/>
-          <ns2:ligatures ns2:val="none"/>
-        </w:rPr>
-      </w:pPr>
-      <w:r>
-        <w:rPr>
-          <w:rFonts w:ascii="Arial Narrow" w:eastAsia="Arial Narrow" w:hAnsi="Arial Narrow" w:cs="Arial Narrow"/>
-          <w:color w:val="000000"/>
-          <w:kern w:val="0"/>
-          <w:lang w:eastAsia="es-PE"/>
-          <ns2:ligatures ns2:val="none"/>
+          <w14:ligatures w14:val="none"/>
+        </w:rPr>
+      </w:pPr>
+      <w:r>
+        <w:rPr>
+          <w:rFonts w:ascii="Arial Narrow" w:eastAsia="Arial Narrow" w:hAnsi="Arial Narrow" w:cs="Arial Narrow"/>
+          <w:color w:val="000000"/>
+          <w:kern w:val="0"/>
+          <w:lang w:eastAsia="es-PE"/>
+          <w14:ligatures w14:val="none"/>
         </w:rPr>
         <w:t>presentar copia simple de las facultades de representación de su representante legal en el presente procedimiento o la declaración jurada que indique que cuenta con dichas facultades y que estas se encuentran vigentes;</w:t>
       </w:r>
     </w:p>
-    <w:p ns2:paraId="7EF50C46" ns2:textId="77777777">
+    <w:p>
       <w:pPr>
         <w:numPr>
           <w:ilvl w:val="0"/>
@@ -6362,21 +6277,21 @@
           <w:color w:val="000000"/>
           <w:kern w:val="0"/>
           <w:lang w:eastAsia="es-PE"/>
-          <ns2:ligatures ns2:val="none"/>
-        </w:rPr>
-      </w:pPr>
-      <w:r>
-        <w:rPr>
-          <w:rFonts w:ascii="Arial Narrow" w:eastAsia="Arial Narrow" w:hAnsi="Arial Narrow" w:cs="Arial Narrow"/>
-          <w:color w:val="000000"/>
-          <w:kern w:val="0"/>
-          <w:lang w:eastAsia="es-PE"/>
-          <ns2:ligatures ns2:val="none"/>
+          <w14:ligatures w14:val="none"/>
+        </w:rPr>
+      </w:pPr>
+      <w:r>
+        <w:rPr>
+          <w:rFonts w:ascii="Arial Narrow" w:eastAsia="Arial Narrow" w:hAnsi="Arial Narrow" w:cs="Arial Narrow"/>
+          <w:color w:val="000000"/>
+          <w:kern w:val="0"/>
+          <w:lang w:eastAsia="es-PE"/>
+          <w14:ligatures w14:val="none"/>
         </w:rPr>
         <w:t>consignar el Número de Registro Único de Contribuyentes (RUC); y,</w:t>
       </w:r>
     </w:p>
-    <w:p ns2:paraId="19E4DFA1" ns2:textId="77777777">
+    <w:p>
       <w:pPr>
         <w:numPr>
           <w:ilvl w:val="0"/>
@@ -6389,16 +6304,16 @@
         <w:rPr>
           <w:rFonts w:ascii="Arial Narrow" w:eastAsia="Calibri" w:hAnsi="Arial Narrow" w:cs="Arial"/>
           <w:kern w:val="0"/>
-          <ns2:ligatures ns2:val="none"/>
-        </w:rPr>
-      </w:pPr>
-      <w:r>
-        <w:rPr>
-          <w:rFonts w:ascii="Arial Narrow" w:eastAsia="Arial Narrow" w:hAnsi="Arial Narrow" w:cs="Arial Narrow"/>
-          <w:color w:val="000000"/>
-          <w:kern w:val="0"/>
-          <w:lang w:eastAsia="es-PE"/>
-          <ns2:ligatures ns2:val="none"/>
+          <w14:ligatures w14:val="none"/>
+        </w:rPr>
+      </w:pPr>
+      <w:r>
+        <w:rPr>
+          <w:rFonts w:ascii="Arial Narrow" w:eastAsia="Arial Narrow" w:hAnsi="Arial Narrow" w:cs="Arial Narrow"/>
+          <w:color w:val="000000"/>
+          <w:kern w:val="0"/>
+          <w:lang w:eastAsia="es-PE"/>
+          <w14:ligatures w14:val="none"/>
         </w:rPr>
         <w:t>fijar domicilio procesal para el procedimiento, de conformidad con el numeral 1 del artículo 442</w:t>
       </w:r>
@@ -6408,7 +6323,7 @@
           <w:color w:val="000000"/>
           <w:kern w:val="0"/>
           <w:lang w:eastAsia="es-PE"/>
-          <ns2:ligatures ns2:val="none"/>
+          <w14:ligatures w14:val="none"/>
         </w:rPr>
         <w:t/>
       </w:r>
@@ -6418,7 +6333,7 @@
           <w:color w:val="000000"/>
           <w:kern w:val="0"/>
           <w:lang w:eastAsia="es-PE"/>
-          <ns2:ligatures ns2:val="none"/>
+          <w14:ligatures w14:val="none"/>
         </w:rPr>
         <w:t xml:space="preserve"> del Código Procesal Civil. </w:t>
       </w:r>
@@ -6426,7 +6341,7 @@
         <w:rPr>
           <w:rFonts w:ascii="Arial Narrow" w:eastAsia="Calibri" w:hAnsi="Arial Narrow" w:cs="Arial"/>
           <w:kern w:val="0"/>
-          <ns2:ligatures ns2:val="none"/>
+          <w14:ligatures w14:val="none"/>
         </w:rPr>
         <w:t>Para ello podrá señalar domicilio físico o una dirección electrónica a la que pueda remitirse las notificaciones</w:t>
       </w:r>
@@ -6435,12 +6350,12 @@
           <w:rFonts w:ascii="Arial Narrow" w:eastAsia="Arial" w:hAnsi="Arial Narrow" w:cs="Arial"/>
           <w:kern w:val="0"/>
           <w:lang w:val="es"/>
-          <ns2:ligatures ns2:val="none"/>
+          <w14:ligatures w14:val="none"/>
         </w:rPr>
         <w:t>;</w:t>
       </w:r>
     </w:p>
-    <w:p ns2:paraId="7C63E340" ns2:textId="77777777">
+    <w:p>
       <w:pPr>
         <w:numPr>
           <w:ilvl w:val="0"/>
@@ -6453,14 +6368,14 @@
         <w:rPr>
           <w:rFonts w:ascii="Arial Narrow" w:eastAsia="Calibri" w:hAnsi="Arial Narrow" w:cs="Arial"/>
           <w:kern w:val="0"/>
-          <ns2:ligatures ns2:val="none"/>
+          <w14:ligatures w14:val="none"/>
         </w:rPr>
       </w:pPr>
       <w:r>
         <w:rPr>
           <w:rFonts w:ascii="Arial Narrow" w:eastAsia="Calibri" w:hAnsi="Arial Narrow" w:cs="Arial"/>
           <w:kern w:val="0"/>
-          <ns2:ligatures ns2:val="none"/>
+          <w14:ligatures w14:val="none"/>
         </w:rPr>
         <w:t xml:space="preserve">en caso califique como </w:t>
       </w:r>
@@ -6469,7 +6384,7 @@
         <w:rPr>
           <w:rFonts w:ascii="Arial Narrow" w:eastAsia="Calibri" w:hAnsi="Arial Narrow" w:cs="Arial"/>
           <w:kern w:val="0"/>
-          <ns2:ligatures ns2:val="none"/>
+          <w14:ligatures w14:val="none"/>
         </w:rPr>
         <w:t>micro empresa</w:t>
       </w:r>
@@ -6478,7 +6393,7 @@
         <w:rPr>
           <w:rFonts w:ascii="Arial Narrow" w:eastAsia="Calibri" w:hAnsi="Arial Narrow" w:cs="Arial"/>
           <w:kern w:val="0"/>
-          <ns2:ligatures ns2:val="none"/>
+          <w14:ligatures w14:val="none"/>
         </w:rPr>
         <w:t xml:space="preserve"> o pequeña empresa, presentar los documentos que acrediten su volumen de ventas o ingresos brutos percibidos el año anterior relativo a todas sus actividades económicas y el número de trabajadores con el que cuenta</w:t>
       </w:r>
@@ -6488,7 +6403,7 @@
           <w:rFonts w:ascii="Arial Narrow" w:eastAsia="Calibri" w:hAnsi="Arial Narrow" w:cs="Arial"/>
           <w:kern w:val="0"/>
           <w:vertAlign w:val="superscript"/>
-          <ns2:ligatures ns2:val="none"/>
+          <w14:ligatures w14:val="none"/>
         </w:rPr>
         <w:footnoteReference w:id="9"/>
       </w:r>
@@ -6496,7 +6411,7 @@
         <w:rPr>
           <w:rFonts w:ascii="Arial Narrow" w:eastAsia="Calibri" w:hAnsi="Arial Narrow" w:cs="Arial"/>
           <w:kern w:val="0"/>
-          <ns2:ligatures ns2:val="none"/>
+          <w14:ligatures w14:val="none"/>
         </w:rPr>
         <w:t>. Ello, a fin de que la Comisión pueda meritar dicha documentación, conforme lo establece el artículo 110</w:t>
       </w:r>
@@ -6506,7 +6421,7 @@
           <w:color w:val="000000"/>
           <w:kern w:val="0"/>
           <w:lang w:eastAsia="es-PE"/>
-          <ns2:ligatures ns2:val="none"/>
+          <w14:ligatures w14:val="none"/>
         </w:rPr>
         <w:t/>
       </w:r>
@@ -6514,7 +6429,7 @@
         <w:rPr>
           <w:rFonts w:ascii="Arial Narrow" w:eastAsia="Calibri" w:hAnsi="Arial Narrow" w:cs="Arial"/>
           <w:kern w:val="0"/>
-          <ns2:ligatures ns2:val="none"/>
+          <w14:ligatures w14:val="none"/>
         </w:rPr>
         <w:t xml:space="preserve"> del </w:t>
       </w:r>
@@ -6523,7 +6438,7 @@
           <w:rFonts w:ascii="Arial Narrow" w:eastAsia="Calibri" w:hAnsi="Arial Narrow" w:cs="Arial"/>
           <w:spacing w:val="-2"/>
           <w:kern w:val="0"/>
-          <ns2:ligatures ns2:val="none"/>
+          <w14:ligatures w14:val="none"/>
         </w:rPr>
         <w:t>Código</w:t>
       </w:r>
@@ -6534,7 +6449,7 @@
           <w:spacing w:val="-2"/>
           <w:kern w:val="0"/>
           <w:vertAlign w:val="superscript"/>
-          <ns2:ligatures ns2:val="none"/>
+          <w14:ligatures w14:val="none"/>
         </w:rPr>
         <w:footnoteReference w:id="10"/>
       </w:r>
@@ -6543,12 +6458,12 @@
           <w:rFonts w:ascii="Arial Narrow" w:eastAsia="Calibri" w:hAnsi="Arial Narrow" w:cs="Arial"/>
           <w:spacing w:val="-2"/>
           <w:kern w:val="0"/>
-          <ns2:ligatures ns2:val="none"/>
+          <w14:ligatures w14:val="none"/>
         </w:rPr>
         <w:t>.</w:t>
       </w:r>
     </w:p>
-    <w:p ns2:paraId="1F11FE32" ns2:textId="77777777">
+    <w:p>
       <w:pPr>
         <w:spacing w:after="0" w:line="240" w:lineRule="auto"/>
         <w:ind w:left="567"/>
@@ -6559,7 +6474,7 @@
           <w:color w:val="000000"/>
           <w:kern w:val="0"/>
           <w:lang w:eastAsia="es-PE"/>
-          <ns2:ligatures ns2:val="none"/>
+          <w14:ligatures w14:val="none"/>
         </w:rPr>
       </w:pPr>
     </w:p>
@@ -6573,7 +6488,7 @@
           <w:color w:val="000000"/>
           <w:kern w:val="0"/>
           <w:lang w:eastAsia="es-PE"/>
-          <ns2:ligatures ns2:val="none"/>
+          <w14:ligatures w14:val="none"/>
         </w:rPr>
       </w:pPr>
       <w:r>
@@ -6592,10 +6507,50 @@
           <w:sz w:val="20"/>
           <w:szCs w:val="20"/>
         </w:rPr>
-        <w:t xml:space="preserve">correr traslado de la presente resolución a Banco de Crédito del Perú S.A. para que, de conformidad con lo dispuesto por el artículo 26 de la Ley sobre Facultades, Normas y Organización del Indecopi, aprobada por Decreto Legislativo 807, presente sus descargos sobre la imputación de cargos realizada en un plazo no mayor a cinco (5) días hábiles contado a partir del día siguiente de la notificación de la presente resolución, vencido el cual, el Secretario Técnico declarará en rebeldía al denunciado que no lo hubiera presentado. Debe precisarse que de conformidad con lo establecido por el artículo 223 del Texto Único Ordenado de la Ley 27444, Ley del Procedimiento Administrativo General, las alegaciones y los hechos relevantes de la reclamación, salvo que hayan sido específicamente negadas en la contestación, se tendrán por aceptadas o merituadas como ciertas.</w:t>
-      </w:r>
-    </w:p>
-    <w:p ns2:paraId="228F876C" ns2:textId="77777777">
+        <w:t xml:space="preserve">correr traslado de la presente resolución a Banco de Crédito del Perú S.A. para que, de conformidad con lo dispuesto por el artículo 26 de la Ley sobre Facultades, Normas y Organización del Indecopi, aprobada por Decreto Legislativo 807</w:t>
+      </w:r>
+      <w:r>
+        <w:rPr>
+          <w:rStyle w:val="Refdenotaalpie"/>
+          <w:rFonts w:ascii="Arial Narrow" w:eastAsia="Times New Roman" w:hAnsi="Arial Narrow" w:cs="Times New Roman"/>
+          <w:color w:val="000000"/>
+          <w:kern w:val="0"/>
+          <w:vertAlign w:val="superscript"/>
+          <w:lang w:val="es-ES" w:eastAsia="es-ES"/>
+          <w14:ligatures w14:val="none"/>
+        </w:rPr>
+        <w:footnoteReference w:id="16"/>
+      </w:r>
+      <w:r>
+        <w:rPr>
+          <w:rFonts w:ascii="Arial Narrow" w:hAnsi="Arial Narrow" w:cs="Arial Narrow"/>
+          <w:sz w:val="20"/>
+          <w:szCs w:val="20"/>
+        </w:rPr>
+        <w:t xml:space="preserve">, presente sus descargos sobre la imputación de cargos realizada en un plazo no mayor a cinco (5) días hábiles contado a partir del día siguiente de la notificación de la presente resolución, vencido el cual, el Secretario Técnico declarará en rebeldía al denunciado que no lo hubiera presentado. Debe precisarse que de conformidad con lo establecido por el artículo 223 del Texto Único Ordenado de la Ley 27444, Ley del Procedimiento Administrativo General</w:t>
+      </w:r>
+      <w:r>
+        <w:rPr>
+          <w:rStyle w:val="Refdenotaalpie"/>
+          <w:rFonts w:ascii="Arial Narrow" w:eastAsia="Times New Roman" w:hAnsi="Arial Narrow" w:cs="Times New Roman"/>
+          <w:color w:val="000000"/>
+          <w:kern w:val="0"/>
+          <w:vertAlign w:val="superscript"/>
+          <w:lang w:val="es-ES" w:eastAsia="es-ES"/>
+          <w14:ligatures w14:val="none"/>
+        </w:rPr>
+        <w:footnoteReference w:id="17"/>
+      </w:r>
+      <w:r>
+        <w:rPr>
+          <w:rFonts w:ascii="Arial Narrow" w:hAnsi="Arial Narrow" w:cs="Arial Narrow"/>
+          <w:sz w:val="20"/>
+          <w:szCs w:val="20"/>
+        </w:rPr>
+        <w:t xml:space="preserve">, las alegaciones y los hechos relevantes de la reclamación, salvo que hayan sido específicamente negadas en la contestación, se tendrán por aceptadas o merituadas como ciertas.</w:t>
+      </w:r>
+    </w:p>
+    <w:p>
       <w:pPr>
         <w:spacing w:after="0" w:line="240" w:lineRule="auto"/>
         <w:contextualSpacing/>
@@ -6605,11 +6560,11 @@
           <w:color w:val="000000"/>
           <w:kern w:val="0"/>
           <w:lang w:eastAsia="es-PE"/>
-          <ns2:ligatures ns2:val="none"/>
-        </w:rPr>
-      </w:pPr>
-    </w:p>
-    <w:p ns2:paraId="774AFBA5" ns2:textId="03F9D1D8">
+          <w14:ligatures w14:val="none"/>
+        </w:rPr>
+      </w:pPr>
+    </w:p>
+    <w:p>
       <w:pPr>
         <w:spacing w:after="0" w:line="240" w:lineRule="auto"/>
         <w:contextualSpacing/>
@@ -6619,7 +6574,7 @@
           <w:color w:val="000000"/>
           <w:kern w:val="0"/>
           <w:lang w:val="es-ES" w:eastAsia="es-ES"/>
-          <ns2:ligatures ns2:val="none"/>
+          <w14:ligatures w14:val="none"/>
         </w:rPr>
       </w:pPr>
       <w:r>
@@ -6629,7 +6584,7 @@
           <w:color w:val="000000"/>
           <w:kern w:val="0"/>
           <w:lang w:eastAsia="es-PE"/>
-          <ns2:ligatures ns2:val="none"/>
+          <w14:ligatures w14:val="none"/>
         </w:rPr>
         <w:t xml:space="preserve">QUINTO: </w:t>
       </w:r>
@@ -6640,7 +6595,7 @@
           <w:color w:val="000000"/>
           <w:kern w:val="0"/>
           <w:lang w:eastAsia="es-ES"/>
-          <ns2:ligatures ns2:val="none"/>
+          <w14:ligatures w14:val="none"/>
         </w:rPr>
         <w:t xml:space="preserve">requerir </w:t>
       </w:r>
@@ -6650,7 +6605,7 @@
           <w:color w:val="000000"/>
           <w:kern w:val="0"/>
           <w:lang w:val="es-ES" w:eastAsia="es-ES"/>
-          <ns2:ligatures ns2:val="none"/>
+          <w14:ligatures w14:val="none"/>
         </w:rPr>
         <w:t xml:space="preserve">que, en un </w:t>
       </w:r>
@@ -6660,7 +6615,7 @@
           <w:color w:val="000000"/>
           <w:kern w:val="0"/>
           <w:lang w:eastAsia="es-ES"/>
-          <ns2:ligatures ns2:val="none"/>
+          <w14:ligatures w14:val="none"/>
         </w:rPr>
         <w:t>plazo no mayor de cinco (5) días hábiles contado a partir del día siguiente de la notificación de la presente resolución</w:t>
       </w:r>
@@ -6671,7 +6626,7 @@
           <w:color w:val="000000"/>
           <w:kern w:val="0"/>
           <w:lang w:eastAsia="es-ES"/>
-          <ns2:ligatures ns2:val="none"/>
+          <w14:ligatures w14:val="none"/>
         </w:rPr>
         <w:t xml:space="preserve">, </w:t>
       </w:r>
@@ -6683,7 +6638,7 @@
           <w:kern w:val="0"/>
           <w:shd w:val="clear" w:color="auto" w:fill="FFFFFF"/>
           <w:lang w:eastAsia="es-PE"/>
-          <ns2:ligatures ns2:val="none"/>
+          <w14:ligatures w14:val="none"/>
         </w:rPr>
         <w:t>el proveedor denunciado</w:t>
       </w:r>
@@ -6693,7 +6648,7 @@
           <w:color w:val="000000"/>
           <w:kern w:val="0"/>
           <w:lang w:eastAsia="es-ES"/>
-          <ns2:ligatures ns2:val="none"/>
+          <w14:ligatures w14:val="none"/>
         </w:rPr>
         <w:t xml:space="preserve"> </w:t>
       </w:r>
@@ -6704,7 +6659,7 @@
           <w:color w:val="000000"/>
           <w:kern w:val="0"/>
           <w:lang w:val="es-ES" w:eastAsia="es-ES"/>
-          <ns2:ligatures ns2:val="none"/>
+          <w14:ligatures w14:val="none"/>
         </w:rPr>
         <w:t xml:space="preserve">cumpla con: </w:t>
       </w:r>
@@ -6714,7 +6669,7 @@
           <w:color w:val="000000"/>
           <w:kern w:val="0"/>
           <w:lang w:val="es-ES" w:eastAsia="es-ES"/>
-          <ns2:ligatures ns2:val="none"/>
+          <w14:ligatures w14:val="none"/>
         </w:rPr>
         <w:t>(i) presentar una copia completa, legible y debidamente suscrita de la Póliza del Seguro Vehicular anulada el 11 de diciembre de 2025, así como el cargo de remisión de la póliza; (</w:t>
       </w:r>
@@ -6725,7 +6680,7 @@
           <w:color w:val="000000"/>
           <w:kern w:val="0"/>
           <w:lang w:val="es-ES" w:eastAsia="es-ES"/>
-          <ns2:ligatures ns2:val="none"/>
+          <w14:ligatures w14:val="none"/>
         </w:rPr>
         <w:t>ii</w:t>
       </w:r>
@@ -6736,7 +6691,7 @@
           <w:color w:val="000000"/>
           <w:kern w:val="0"/>
           <w:lang w:val="es-ES" w:eastAsia="es-ES"/>
-          <ns2:ligatures ns2:val="none"/>
+          <w14:ligatures w14:val="none"/>
         </w:rPr>
         <w:t xml:space="preserve">) presentar los medios probatorios que acrediten que </w:t>
       </w:r>
@@ -6746,7 +6701,7 @@
           <w:color w:val="000000"/>
           <w:kern w:val="0"/>
           <w:lang w:val="es-ES" w:eastAsia="es-ES"/>
-          <ns2:ligatures ns2:val="none"/>
+          <w14:ligatures w14:val="none"/>
         </w:rPr>
         <w:lastRenderedPageBreak/>
         <w:t>emitir la Póliza del Seguro Vehicular anulada el 11 de diciembre de 2025 fue justificada; y, (</w:t>
@@ -6758,7 +6713,7 @@
           <w:color w:val="000000"/>
           <w:kern w:val="0"/>
           <w:lang w:val="es-ES" w:eastAsia="es-ES"/>
-          <ns2:ligatures ns2:val="none"/>
+          <w14:ligatures w14:val="none"/>
         </w:rPr>
         <w:t>iii</w:t>
       </w:r>
@@ -6769,7 +6724,7 @@
           <w:color w:val="000000"/>
           <w:kern w:val="0"/>
           <w:lang w:val="es-ES" w:eastAsia="es-ES"/>
-          <ns2:ligatures ns2:val="none"/>
+          <w14:ligatures w14:val="none"/>
         </w:rPr>
         <w:t>) presentar todas las comunicaciones cursadas con la parte denunciante en virtud de los hechos materia de denuncia</w:t>
       </w:r>
@@ -6779,12 +6734,12 @@
           <w:color w:val="000000"/>
           <w:kern w:val="0"/>
           <w:lang w:val="es-ES" w:eastAsia="es-ES"/>
-          <ns2:ligatures ns2:val="none"/>
+          <w14:ligatures w14:val="none"/>
         </w:rPr>
         <w:t>.</w:t>
       </w:r>
     </w:p>
-    <w:p ns2:paraId="12A4D8BD" ns2:textId="77777777">
+    <w:p>
       <w:pPr>
         <w:spacing w:after="0" w:line="240" w:lineRule="auto"/>
         <w:contextualSpacing/>
@@ -6795,11 +6750,11 @@
           <w:color w:val="000000"/>
           <w:kern w:val="0"/>
           <w:lang w:val="es-ES" w:eastAsia="es-PE"/>
-          <ns2:ligatures ns2:val="none"/>
-        </w:rPr>
-      </w:pPr>
-    </w:p>
-    <w:p ns2:paraId="591B7E6F" ns2:textId="77777777">
+          <w14:ligatures w14:val="none"/>
+        </w:rPr>
+      </w:pPr>
+    </w:p>
+    <w:p>
       <w:pPr>
         <w:spacing w:after="0" w:line="240" w:lineRule="auto"/>
         <w:contextualSpacing/>
@@ -6809,7 +6764,7 @@
           <w:color w:val="000000"/>
           <w:kern w:val="0"/>
           <w:lang w:eastAsia="es-PE"/>
-          <ns2:ligatures ns2:val="none"/>
+          <w14:ligatures w14:val="none"/>
         </w:rPr>
       </w:pPr>
       <w:r>
@@ -6819,7 +6774,7 @@
           <w:color w:val="000000"/>
           <w:kern w:val="0"/>
           <w:lang w:eastAsia="es-PE"/>
-          <ns2:ligatures ns2:val="none"/>
+          <w14:ligatures w14:val="none"/>
         </w:rPr>
         <w:t>SEXTO:</w:t>
       </w:r>
@@ -6829,7 +6784,7 @@
           <w:color w:val="000000"/>
           <w:kern w:val="0"/>
           <w:lang w:eastAsia="es-PE"/>
-          <ns2:ligatures ns2:val="none"/>
+          <w14:ligatures w14:val="none"/>
         </w:rPr>
         <w:t xml:space="preserve"> </w:t>
       </w:r>
@@ -6840,7 +6795,7 @@
           <w:color w:val="000000"/>
           <w:kern w:val="0"/>
           <w:lang w:eastAsia="es-PE"/>
-          <ns2:ligatures ns2:val="none"/>
+          <w14:ligatures w14:val="none"/>
         </w:rPr>
         <w:t>informar a las partes que el artículo 110</w:t>
       </w:r>
@@ -6850,7 +6805,7 @@
           <w:color w:val="000000"/>
           <w:kern w:val="0"/>
           <w:lang w:eastAsia="es-PE"/>
-          <ns2:ligatures ns2:val="none"/>
+          <w14:ligatures w14:val="none"/>
         </w:rPr>
         <w:t/>
       </w:r>
@@ -6860,7 +6815,7 @@
           <w:color w:val="000000"/>
           <w:kern w:val="0"/>
           <w:lang w:eastAsia="es-PE"/>
-          <ns2:ligatures ns2:val="none"/>
+          <w14:ligatures w14:val="none"/>
         </w:rPr>
         <w:t xml:space="preserve"> de la Ley 29571, Código de Protección y Defensa del Consumidor</w:t>
       </w:r>
@@ -6872,7 +6827,7 @@
           <w:kern w:val="0"/>
           <w:vertAlign w:val="superscript"/>
           <w:lang w:eastAsia="es-PE"/>
-          <ns2:ligatures ns2:val="none"/>
+          <w14:ligatures w14:val="none"/>
         </w:rPr>
         <w:footnoteReference w:id="11"/>
       </w:r>
@@ -6882,7 +6837,7 @@
           <w:color w:val="000000"/>
           <w:kern w:val="0"/>
           <w:lang w:eastAsia="es-PE"/>
-          <ns2:ligatures ns2:val="none"/>
+          <w14:ligatures w14:val="none"/>
         </w:rPr>
         <w:t>, faculta a la Comisión a calificar las infracciones de la referida norma como leves, graves o muy graves e imponer sanciones que van desde una amonestación hasta una multa por un máximo de 450 Unidades Impositivas Tributarias, sin perjuicio de las medidas correctivas, reparadoras y complementarias, que puedan ordenarse de acuerdo a lo estipulado en los artículos 114</w:t>
       </w:r>
@@ -6892,7 +6847,7 @@
           <w:color w:val="000000"/>
           <w:kern w:val="0"/>
           <w:lang w:eastAsia="es-PE"/>
-          <ns2:ligatures ns2:val="none"/>
+          <w14:ligatures w14:val="none"/>
         </w:rPr>
         <w:t/>
       </w:r>
@@ -6902,7 +6857,7 @@
           <w:color w:val="000000"/>
           <w:kern w:val="0"/>
           <w:lang w:eastAsia="es-PE"/>
-          <ns2:ligatures ns2:val="none"/>
+          <w14:ligatures w14:val="none"/>
         </w:rPr>
         <w:t>, 115</w:t>
       </w:r>
@@ -6912,7 +6867,7 @@
           <w:color w:val="000000"/>
           <w:kern w:val="0"/>
           <w:lang w:eastAsia="es-PE"/>
-          <ns2:ligatures ns2:val="none"/>
+          <w14:ligatures w14:val="none"/>
         </w:rPr>
         <w:t/>
       </w:r>
@@ -6922,7 +6877,7 @@
           <w:color w:val="000000"/>
           <w:kern w:val="0"/>
           <w:lang w:eastAsia="es-PE"/>
-          <ns2:ligatures ns2:val="none"/>
+          <w14:ligatures w14:val="none"/>
         </w:rPr>
         <w:t xml:space="preserve"> y 116</w:t>
       </w:r>
@@ -6932,7 +6887,7 @@
           <w:color w:val="000000"/>
           <w:kern w:val="0"/>
           <w:lang w:eastAsia="es-PE"/>
-          <ns2:ligatures ns2:val="none"/>
+          <w14:ligatures w14:val="none"/>
         </w:rPr>
         <w:t/>
       </w:r>
@@ -6942,7 +6897,7 @@
           <w:color w:val="000000"/>
           <w:kern w:val="0"/>
           <w:lang w:eastAsia="es-PE"/>
-          <ns2:ligatures ns2:val="none"/>
+          <w14:ligatures w14:val="none"/>
         </w:rPr>
         <w:t xml:space="preserve"> de la referida norma</w:t>
       </w:r>
@@ -6954,7 +6909,7 @@
           <w:kern w:val="0"/>
           <w:vertAlign w:val="superscript"/>
           <w:lang w:eastAsia="es-PE"/>
-          <ns2:ligatures ns2:val="none"/>
+          <w14:ligatures w14:val="none"/>
         </w:rPr>
         <w:footnoteReference w:id="12"/>
       </w:r>
@@ -6964,7 +6919,7 @@
           <w:color w:val="000000"/>
           <w:kern w:val="0"/>
           <w:lang w:eastAsia="es-PE"/>
-          <ns2:ligatures ns2:val="none"/>
+          <w14:ligatures w14:val="none"/>
         </w:rPr>
         <w:t xml:space="preserve">. </w:t>
       </w:r>
@@ -6975,7 +6930,7 @@
           <w:color w:val="000000"/>
           <w:kern w:val="0"/>
           <w:lang w:eastAsia="es-PE"/>
-          <ns2:ligatures ns2:val="none"/>
+          <w14:ligatures w14:val="none"/>
         </w:rPr>
         <w:lastRenderedPageBreak/>
         <w:t>Asimismo, se consideran circunstancias atenuantes para la graduación de la sanción, el allanamiento de la denuncia o el reconocimiento de las pretensiones en ella contenidas, de acuerdo con el artículo 112</w:t>
@@ -6986,7 +6941,7 @@
           <w:color w:val="000000"/>
           <w:kern w:val="0"/>
           <w:lang w:eastAsia="es-PE"/>
-          <ns2:ligatures ns2:val="none"/>
+          <w14:ligatures w14:val="none"/>
         </w:rPr>
         <w:t/>
       </w:r>
@@ -6996,7 +6951,7 @@
           <w:color w:val="000000"/>
           <w:kern w:val="0"/>
           <w:lang w:eastAsia="es-PE"/>
-          <ns2:ligatures ns2:val="none"/>
+          <w14:ligatures w14:val="none"/>
         </w:rPr>
         <w:t xml:space="preserve"> del Código</w:t>
       </w:r>
@@ -7008,7 +6963,7 @@
           <w:kern w:val="0"/>
           <w:vertAlign w:val="superscript"/>
           <w:lang w:eastAsia="es-PE"/>
-          <ns2:ligatures ns2:val="none"/>
+          <w14:ligatures w14:val="none"/>
         </w:rPr>
         <w:footnoteReference w:id="13"/>
       </w:r>
@@ -7018,12 +6973,12 @@
           <w:color w:val="000000"/>
           <w:kern w:val="0"/>
           <w:lang w:eastAsia="es-PE"/>
-          <ns2:ligatures ns2:val="none"/>
+          <w14:ligatures w14:val="none"/>
         </w:rPr>
         <w:t>.</w:t>
       </w:r>
     </w:p>
-    <w:p ns2:paraId="0ECE55DF" ns2:textId="77777777">
+    <w:p>
       <w:pPr>
         <w:shd w:val="clear" w:color="auto" w:fill="FFFFFF"/>
         <w:spacing w:after="0" w:line="240" w:lineRule="auto"/>
@@ -7035,11 +6990,11 @@
           <w:color w:val="000000"/>
           <w:kern w:val="0"/>
           <w:lang w:eastAsia="es-PE"/>
-          <ns2:ligatures ns2:val="none"/>
-        </w:rPr>
-      </w:pPr>
-    </w:p>
-    <w:p ns2:paraId="1CC114EB" ns2:textId="77777777">
+          <w14:ligatures w14:val="none"/>
+        </w:rPr>
+      </w:pPr>
+    </w:p>
+    <w:p>
       <w:pPr>
         <w:shd w:val="clear" w:color="auto" w:fill="FFFFFF"/>
         <w:spacing w:after="0" w:line="240" w:lineRule="auto"/>
@@ -7050,7 +7005,7 @@
           <w:color w:val="000000"/>
           <w:kern w:val="0"/>
           <w:lang w:eastAsia="es-PE"/>
-          <ns2:ligatures ns2:val="none"/>
+          <w14:ligatures w14:val="none"/>
         </w:rPr>
       </w:pPr>
       <w:r>
@@ -7060,7 +7015,7 @@
           <w:color w:val="000000"/>
           <w:kern w:val="0"/>
           <w:lang w:eastAsia="es-PE"/>
-          <ns2:ligatures ns2:val="none"/>
+          <w14:ligatures w14:val="none"/>
         </w:rPr>
         <w:t>SÉTIMO:</w:t>
       </w:r>
@@ -7070,7 +7025,7 @@
           <w:color w:val="000000"/>
           <w:kern w:val="0"/>
           <w:lang w:eastAsia="es-PE"/>
-          <ns2:ligatures ns2:val="none"/>
+          <w14:ligatures w14:val="none"/>
         </w:rPr>
         <w:t xml:space="preserve"> informar a las partes que conforme a lo establecido en el artículo 39</w:t>
       </w:r>
@@ -7080,7 +7035,7 @@
           <w:color w:val="000000"/>
           <w:kern w:val="0"/>
           <w:lang w:eastAsia="es-PE"/>
-          <ns2:ligatures ns2:val="none"/>
+          <w14:ligatures w14:val="none"/>
         </w:rPr>
         <w:t/>
       </w:r>
@@ -7090,12 +7045,12 @@
           <w:color w:val="000000"/>
           <w:kern w:val="0"/>
           <w:lang w:eastAsia="es-PE"/>
-          <ns2:ligatures ns2:val="none"/>
+          <w14:ligatures w14:val="none"/>
         </w:rPr>
         <w:t xml:space="preserve"> de la Ley sobre Facultades, Normas y Organización del Indecopi, aprobada por Decreto Legislativo 807, los gastos por los peritajes realizados, actuación de pruebas, inspecciones y otros derivados de la tramitación del proceso serán de cargo de la parte que solicita la prueba, salvo pacto en contrario. En todos los casos, la resolución final determinará si los gastos deben ser asumidos por alguna de las partes, o reembolsados a la otra parte o al Indecopi, según sea el caso, de manera adicional a la sanción que haya podido imponerse. </w:t>
       </w:r>
     </w:p>
-    <w:p ns2:paraId="364C4B19" ns2:textId="77777777">
+    <w:p>
       <w:pPr>
         <w:shd w:val="clear" w:color="auto" w:fill="FFFFFF"/>
         <w:spacing w:after="0" w:line="240" w:lineRule="auto"/>
@@ -7106,11 +7061,11 @@
           <w:color w:val="000000"/>
           <w:kern w:val="0"/>
           <w:lang w:eastAsia="es-PE"/>
-          <ns2:ligatures ns2:val="none"/>
-        </w:rPr>
-      </w:pPr>
-    </w:p>
-    <w:p ns2:paraId="27E9BBC0" ns2:textId="77777777">
+          <w14:ligatures w14:val="none"/>
+        </w:rPr>
+      </w:pPr>
+    </w:p>
+    <w:p>
       <w:pPr>
         <w:suppressAutoHyphens/>
         <w:spacing w:after="0" w:line="240" w:lineRule="auto"/>
@@ -7120,7 +7075,7 @@
           <w:rFonts w:ascii="Arial Narrow" w:eastAsia="Calibri" w:hAnsi="Arial Narrow" w:cs="Arial"/>
           <w:kern w:val="0"/>
           <w:u w:val="single"/>
-          <ns2:ligatures ns2:val="none"/>
+          <w14:ligatures w14:val="none"/>
         </w:rPr>
       </w:pPr>
       <w:r>
@@ -7129,7 +7084,7 @@
           <w:b/>
           <w:bCs/>
           <w:kern w:val="0"/>
-          <ns2:ligatures ns2:val="none"/>
+          <w14:ligatures w14:val="none"/>
         </w:rPr>
         <w:t>OCTAVO</w:t>
       </w:r>
@@ -7138,7 +7093,7 @@
           <w:rFonts w:ascii="Arial Narrow" w:eastAsia="Calibri" w:hAnsi="Arial Narrow" w:cs="Arial"/>
           <w:b/>
           <w:kern w:val="0"/>
-          <ns2:ligatures ns2:val="none"/>
+          <w14:ligatures w14:val="none"/>
         </w:rPr>
         <w:t>:</w:t>
       </w:r>
@@ -7146,7 +7101,7 @@
         <w:rPr>
           <w:rFonts w:ascii="Arial Narrow" w:eastAsia="Calibri" w:hAnsi="Arial Narrow" w:cs="Arial"/>
           <w:kern w:val="0"/>
-          <ns2:ligatures ns2:val="none"/>
+          <w14:ligatures w14:val="none"/>
         </w:rPr>
         <w:t xml:space="preserve"> comunicar a las partes que, </w:t>
       </w:r>
@@ -7155,7 +7110,7 @@
         <w:rPr>
           <w:rFonts w:ascii="Arial Narrow" w:eastAsia="Calibri" w:hAnsi="Arial Narrow" w:cs="Arial"/>
           <w:kern w:val="0"/>
-          <ns2:ligatures ns2:val="none"/>
+          <w14:ligatures w14:val="none"/>
         </w:rPr>
         <w:t>de acuerdo a</w:t>
       </w:r>
@@ -7164,7 +7119,7 @@
         <w:rPr>
           <w:rFonts w:ascii="Arial Narrow" w:eastAsia="Calibri" w:hAnsi="Arial Narrow" w:cs="Arial"/>
           <w:kern w:val="0"/>
-          <ns2:ligatures ns2:val="none"/>
+          <w14:ligatures w14:val="none"/>
         </w:rPr>
         <w:t xml:space="preserve"> lo señalado por el artículo 29</w:t>
       </w:r>
@@ -7174,7 +7129,7 @@
           <w:color w:val="000000"/>
           <w:kern w:val="0"/>
           <w:lang w:eastAsia="es-PE"/>
-          <ns2:ligatures ns2:val="none"/>
+          <w14:ligatures w14:val="none"/>
         </w:rPr>
         <w:t/>
       </w:r>
@@ -7182,7 +7137,7 @@
         <w:rPr>
           <w:rFonts w:ascii="Arial Narrow" w:eastAsia="Calibri" w:hAnsi="Arial Narrow" w:cs="Arial"/>
           <w:kern w:val="0"/>
-          <ns2:ligatures ns2:val="none"/>
+          <w14:ligatures w14:val="none"/>
         </w:rPr>
         <w:t xml:space="preserve"> del Decreto Legislativo </w:t>
       </w:r>
@@ -7191,7 +7146,7 @@
         <w:rPr>
           <w:rFonts w:ascii="Arial Narrow" w:eastAsia="Calibri" w:hAnsi="Arial Narrow" w:cs="Arial"/>
           <w:kern w:val="0"/>
-          <ns2:ligatures ns2:val="none"/>
+          <w14:ligatures w14:val="none"/>
         </w:rPr>
         <w:t/>
       </w:r>
@@ -7200,7 +7155,7 @@
         <w:rPr>
           <w:rFonts w:ascii="Arial Narrow" w:eastAsia="Calibri" w:hAnsi="Arial Narrow" w:cs="Arial"/>
           <w:kern w:val="0"/>
-          <ns2:ligatures ns2:val="none"/>
+          <w14:ligatures w14:val="none"/>
         </w:rPr>
         <w:t xml:space="preserve"> 807</w:t>
       </w:r>
@@ -7210,7 +7165,7 @@
           <w:rFonts w:ascii="Arial Narrow" w:eastAsia="Calibri" w:hAnsi="Arial Narrow" w:cs="Arial"/>
           <w:kern w:val="0"/>
           <w:vertAlign w:val="superscript"/>
-          <ns2:ligatures ns2:val="none"/>
+          <w14:ligatures w14:val="none"/>
         </w:rPr>
         <w:footnoteReference w:id="14"/>
       </w:r>
@@ -7218,7 +7173,7 @@
         <w:rPr>
           <w:rFonts w:ascii="Arial Narrow" w:eastAsia="Calibri" w:hAnsi="Arial Narrow" w:cs="Arial"/>
           <w:kern w:val="0"/>
-          <ns2:ligatures ns2:val="none"/>
+          <w14:ligatures w14:val="none"/>
         </w:rPr>
         <w:t xml:space="preserve">, hasta antes de la emisión de la Resolución Final tienen la posibilidad de solicitar una audiencia de conciliación. En caso deleguen a favor de una tercera persona su actuación en la diligencia programada, esta deberá presentar un poder especial con firma legalizada ante Notario Público, donde conste </w:t>
       </w:r>
@@ -7227,7 +7182,7 @@
           <w:rFonts w:ascii="Arial Narrow" w:eastAsia="Calibri" w:hAnsi="Arial Narrow" w:cs="Arial"/>
           <w:kern w:val="0"/>
           <w:u w:val="single"/>
-          <ns2:ligatures ns2:val="none"/>
+          <w14:ligatures w14:val="none"/>
         </w:rPr>
         <w:lastRenderedPageBreak/>
         <w:t>expresamente su facultad para asistir y conciliar en su representación</w:t>
@@ -7237,7 +7192,7 @@
           <w:rFonts w:ascii="Arial Narrow" w:eastAsia="Calibri" w:hAnsi="Arial Narrow" w:cs="Arial"/>
           <w:bCs/>
           <w:kern w:val="0"/>
-          <ns2:ligatures ns2:val="none"/>
+          <w14:ligatures w14:val="none"/>
         </w:rPr>
         <w:t>.</w:t>
       </w:r>
@@ -7247,7 +7202,7 @@
           <w:b/>
           <w:bCs/>
           <w:kern w:val="0"/>
-          <ns2:ligatures ns2:val="none"/>
+          <w14:ligatures w14:val="none"/>
         </w:rPr>
         <w:t xml:space="preserve"> </w:t>
       </w:r>
@@ -7256,12 +7211,12 @@
           <w:rFonts w:ascii="Arial Narrow" w:eastAsia="Calibri" w:hAnsi="Arial Narrow" w:cs="Arial"/>
           <w:kern w:val="0"/>
           <w:u w:val="single"/>
-          <ns2:ligatures ns2:val="none"/>
+          <w14:ligatures w14:val="none"/>
         </w:rPr>
         <w:t xml:space="preserve">Ello bajo apercibimiento de no realizar la audiencia de conciliación y levantar el acta de inasistencia correspondiente. </w:t>
       </w:r>
     </w:p>
-    <w:p ns2:paraId="4CD47B08" ns2:textId="77777777">
+    <w:p>
       <w:pPr>
         <w:suppressAutoHyphens/>
         <w:spacing w:after="0" w:line="240" w:lineRule="auto"/>
@@ -7271,11 +7226,11 @@
           <w:rFonts w:ascii="Arial Narrow" w:eastAsia="Calibri" w:hAnsi="Arial Narrow" w:cs="Arial"/>
           <w:kern w:val="0"/>
           <w:u w:val="single"/>
-          <ns2:ligatures ns2:val="none"/>
-        </w:rPr>
-      </w:pPr>
-    </w:p>
-    <w:p ns2:paraId="0E80CA49" ns2:textId="77777777">
+          <w14:ligatures w14:val="none"/>
+        </w:rPr>
+      </w:pPr>
+    </w:p>
+    <w:p>
       <w:pPr>
         <w:suppressAutoHyphens/>
         <w:spacing w:after="0" w:line="240" w:lineRule="auto"/>
@@ -7286,7 +7241,7 @@
           <w:color w:val="000000"/>
           <w:kern w:val="0"/>
           <w:lang w:eastAsia="es-PE"/>
-          <ns2:ligatures ns2:val="none"/>
+          <w14:ligatures w14:val="none"/>
         </w:rPr>
       </w:pPr>
       <w:r>
@@ -7296,7 +7251,7 @@
           <w:color w:val="000000"/>
           <w:kern w:val="0"/>
           <w:lang w:eastAsia="es-PE"/>
-          <ns2:ligatures ns2:val="none"/>
+          <w14:ligatures w14:val="none"/>
         </w:rPr>
         <w:t>NOVENO:</w:t>
       </w:r>
@@ -7306,14 +7261,14 @@
           <w:color w:val="000000"/>
           <w:kern w:val="0"/>
           <w:lang w:eastAsia="es-PE"/>
-          <ns2:ligatures ns2:val="none"/>
+          <w14:ligatures w14:val="none"/>
         </w:rPr>
         <w:t xml:space="preserve"> poner en conocimiento de las partes que, antes de la emisión de la Resolución Final, tienen la posibilidad de formular su desistimiento o presentar el acuerdo arribado mediante la conciliación, mediación, transacción o cualquier otro que, de forma indubitable, deje constancia que se ha solucionado la controversia materia de denuncia.</w:t>
       </w:r>
       <w:bookmarkStart w:id="29" w:name="h.gjdgxs" w:colFirst="0" w:colLast="0"/>
       <w:bookmarkEnd w:id="29"/>
     </w:p>
-    <w:p ns2:paraId="7DDD06F7" ns2:textId="77777777">
+    <w:p>
       <w:pPr>
         <w:suppressAutoHyphens/>
         <w:spacing w:after="0" w:line="240" w:lineRule="auto"/>
@@ -7324,11 +7279,11 @@
           <w:color w:val="000000"/>
           <w:kern w:val="0"/>
           <w:lang w:eastAsia="es-PE"/>
-          <ns2:ligatures ns2:val="none"/>
-        </w:rPr>
-      </w:pPr>
-    </w:p>
-    <w:p ns2:paraId="236137A1" ns2:textId="0A71CD29">
+          <w14:ligatures w14:val="none"/>
+        </w:rPr>
+      </w:pPr>
+    </w:p>
+    <w:p>
       <w:pPr>
         <w:suppressAutoHyphens/>
         <w:spacing w:after="0" w:line="240" w:lineRule="auto"/>
@@ -7352,7 +7307,7 @@
           <w:b/>
           <w:spacing w:val="-3"/>
           <w:kern w:val="0"/>
-          <ns2:ligatures ns2:val="none"/>
+          <w14:ligatures w14:val="none"/>
         </w:rPr>
         <w:t/>
       </w:r>
@@ -7362,7 +7317,7 @@
           <w:bCs/>
           <w:spacing w:val="-3"/>
           <w:kern w:val="0"/>
-          <ns2:ligatures ns2:val="none"/>
+          <w14:ligatures w14:val="none"/>
         </w:rPr>
         <w:t xml:space="preserve"/>
       </w:r>
@@ -7372,7 +7327,7 @@
           <w:bCs/>
           <w:spacing w:val="-3"/>
           <w:kern w:val="0"/>
-          <ns2:ligatures ns2:val="none"/>
+          <w14:ligatures w14:val="none"/>
         </w:rPr>
         <w:t/>
       </w:r>
@@ -7382,7 +7337,7 @@
           <w:bCs/>
           <w:spacing w:val="-3"/>
           <w:kern w:val="0"/>
-          <ns2:ligatures ns2:val="none"/>
+          <w14:ligatures w14:val="none"/>
         </w:rPr>
         <w:t xml:space="preserve"/>
       </w:r>
@@ -7393,7 +7348,7 @@
           <w:kern w:val="0"/>
           <w:shd w:val="clear" w:color="auto" w:fill="FFFFFF"/>
           <w:lang w:eastAsia="es-PE"/>
-          <ns2:ligatures ns2:val="none"/>
+          <w14:ligatures w14:val="none"/>
         </w:rPr>
         <w:t/>
       </w:r>
@@ -7404,7 +7359,7 @@
           <w:kern w:val="0"/>
           <w:shd w:val="clear" w:color="auto" w:fill="FFFFFF"/>
           <w:lang w:eastAsia="es-PE"/>
-          <ns2:ligatures ns2:val="none"/>
+          <w14:ligatures w14:val="none"/>
         </w:rPr>
         <w:t xml:space="preserve"/>
       </w:r>
@@ -7519,7 +7474,7 @@
           <w:color w:val="000000"/>
           <w:kern w:val="0"/>
           <w:lang w:eastAsia="es-PE"/>
-          <ns2:ligatures ns2:val="none"/>
+          <w14:ligatures w14:val="none"/>
         </w:rPr>
         <w:t/>
       </w:r>
@@ -7552,7 +7507,7 @@
           <w:color w:val="000000"/>
           <w:kern w:val="0"/>
           <w:lang w:eastAsia="es-PE"/>
-          <ns2:ligatures ns2:val="none"/>
+          <w14:ligatures w14:val="none"/>
         </w:rPr>
         <w:t/>
       </w:r>
@@ -7587,7 +7542,7 @@
       </w:r>
     </w:p>
     <w:bookmarkEnd w:id="30"/>
-    <w:p ns2:paraId="639FE5BE" ns2:textId="77777777">
+    <w:p>
       <w:pPr>
         <w:suppressAutoHyphens/>
         <w:spacing w:after="0" w:line="240" w:lineRule="auto"/>
@@ -7598,7 +7553,7 @@
         </w:rPr>
       </w:pPr>
     </w:p>
-    <w:p ns2:paraId="36317C11" ns2:textId="77777777">
+    <w:p>
       <w:pPr>
         <w:suppressAutoHyphens/>
         <w:spacing w:after="0" w:line="240" w:lineRule="auto"/>
@@ -7612,7 +7567,7 @@
       <w:bookmarkStart w:id="31" w:name="_Hlk198890962"/>
     </w:p>
     <w:bookmarkEnd w:id="31"/>
-    <w:p ns2:paraId="23716787" ns2:textId="77777777">
+    <w:p>
       <w:pPr>
         <w:suppressAutoHyphens/>
         <w:spacing w:after="0" w:line="240" w:lineRule="auto"/>
@@ -7623,7 +7578,7 @@
         </w:rPr>
       </w:pPr>
     </w:p>
-    <w:p ns2:paraId="509D673B" ns2:textId="77777777">
+    <w:p>
       <w:pPr>
         <w:spacing w:after="0" w:line="240" w:lineRule="auto"/>
         <w:contextualSpacing/>
@@ -7634,11 +7589,11 @@
           <w:color w:val="000000"/>
           <w:kern w:val="0"/>
           <w:lang w:eastAsia="es-PE"/>
-          <ns2:ligatures ns2:val="none"/>
-        </w:rPr>
-      </w:pPr>
-    </w:p>
-    <w:p ns2:paraId="418E1D52" ns2:textId="77777777">
+          <w14:ligatures w14:val="none"/>
+        </w:rPr>
+      </w:pPr>
+    </w:p>
+    <w:p>
       <w:pPr>
         <w:spacing w:after="0" w:line="240" w:lineRule="auto"/>
         <w:contextualSpacing/>
@@ -7649,12 +7604,12 @@
           <w:color w:val="000000"/>
           <w:kern w:val="0"/>
           <w:lang w:eastAsia="es-PE"/>
-          <ns2:ligatures ns2:val="none"/>
+          <w14:ligatures w14:val="none"/>
         </w:rPr>
       </w:pPr>
     </w:p>
     <w:bookmarkEnd w:id="0"/>
-    <w:p ns2:paraId="626EF8E7" ns2:textId="36A812F1">
+    <w:p>
       <w:pPr>
         <w:spacing w:after="0" w:line="240" w:lineRule="auto"/>
         <w:contextualSpacing/>
@@ -7665,7 +7620,7 @@
           <w:color w:val="000000"/>
           <w:kern w:val="0"/>
           <w:lang w:eastAsia="es-PE"/>
-          <ns2:ligatures ns2:val="none"/>
+          <w14:ligatures w14:val="none"/>
         </w:rPr>
       </w:pPr>
       <w:r>
@@ -7675,12 +7630,12 @@
           <w:color w:val="000000"/>
           <w:kern w:val="0"/>
           <w:lang w:eastAsia="es-PE"/>
-          <ns2:ligatures ns2:val="none"/>
+          <w14:ligatures w14:val="none"/>
         </w:rPr>
         <w:t>Firmado digitalmente por</w:t>
       </w:r>
     </w:p>
-    <w:p ns2:paraId="564FA57C" ns2:textId="77777777">
+    <w:p>
       <w:pPr>
         <w:spacing w:after="0" w:line="240" w:lineRule="auto"/>
         <w:contextualSpacing/>
@@ -7691,7 +7646,7 @@
           <w:bCs/>
           <w:color w:val="000000"/>
           <w:kern w:val="0"/>
-          <ns2:ligatures ns2:val="none"/>
+          <w14:ligatures w14:val="none"/>
         </w:rPr>
       </w:pPr>
       <w:r>
@@ -7701,12 +7656,12 @@
           <w:bCs/>
           <w:color w:val="000000"/>
           <w:kern w:val="0"/>
-          <ns2:ligatures ns2:val="none"/>
+          <w14:ligatures w14:val="none"/>
         </w:rPr>
         <w:t>EVELING ROA QUISPE</w:t>
       </w:r>
     </w:p>
-    <w:p ns2:paraId="488C71A5" ns2:textId="77777777">
+    <w:p>
       <w:pPr>
         <w:spacing w:after="0" w:line="240" w:lineRule="auto"/>
         <w:contextualSpacing/>
@@ -7717,7 +7672,7 @@
           <w:bCs/>
           <w:color w:val="000000"/>
           <w:kern w:val="0"/>
-          <ns2:ligatures ns2:val="none"/>
+          <w14:ligatures w14:val="none"/>
         </w:rPr>
       </w:pPr>
       <w:r>
@@ -7727,12 +7682,12 @@
           <w:bCs/>
           <w:color w:val="000000"/>
           <w:kern w:val="0"/>
-          <ns2:ligatures ns2:val="none"/>
+          <w14:ligatures w14:val="none"/>
         </w:rPr>
         <w:t>Secretaria Técnica</w:t>
       </w:r>
     </w:p>
-    <w:p ns2:paraId="4EF09A7C" ns2:textId="77777777">
+    <w:p>
       <w:pPr>
         <w:spacing w:after="0" w:line="240" w:lineRule="auto"/>
         <w:contextualSpacing/>
@@ -7743,7 +7698,7 @@
           <w:bCs/>
           <w:color w:val="000000"/>
           <w:kern w:val="0"/>
-          <ns2:ligatures ns2:val="none"/>
+          <w14:ligatures w14:val="none"/>
         </w:rPr>
       </w:pPr>
       <w:r>
@@ -7753,7 +7708,7 @@
           <w:bCs/>
           <w:color w:val="000000"/>
           <w:kern w:val="0"/>
-          <ns2:ligatures ns2:val="none"/>
+          <w14:ligatures w14:val="none"/>
         </w:rPr>
         <w:t xml:space="preserve">Comisión de Protección al Consumidor </w:t>
       </w:r>
@@ -7765,7 +7720,7 @@
           <w:bCs/>
           <w:color w:val="000000"/>
           <w:kern w:val="0"/>
-          <ns2:ligatures ns2:val="none"/>
+          <w14:ligatures w14:val="none"/>
         </w:rPr>
         <w:t/>
       </w:r>
@@ -7777,12 +7732,12 @@
           <w:bCs/>
           <w:color w:val="000000"/>
           <w:kern w:val="0"/>
-          <ns2:ligatures ns2:val="none"/>
+          <w14:ligatures w14:val="none"/>
         </w:rPr>
         <w:t xml:space="preserve"> 1</w:t>
       </w:r>
     </w:p>
-    <w:p ns2:paraId="7F637530" ns2:textId="77777777">
+    <w:p>
       <w:pPr>
         <w:spacing w:after="0" w:line="240" w:lineRule="auto"/>
         <w:contextualSpacing/>
@@ -7793,11 +7748,11 @@
           <w:color w:val="000000"/>
           <w:kern w:val="0"/>
           <w:lang w:eastAsia="es-PE"/>
-          <ns2:ligatures ns2:val="none"/>
-        </w:rPr>
-      </w:pPr>
-    </w:p>
-    <w:p ns2:paraId="74AAB5F4" ns2:textId="3E8B2C9B">
+          <w14:ligatures w14:val="none"/>
+        </w:rPr>
+      </w:pPr>
+    </w:p>
+    <w:p>
       <w:pPr>
         <w:spacing w:after="0" w:line="240" w:lineRule="auto"/>
         <w:contextualSpacing/>
@@ -7816,7 +7771,7 @@
           <w:sz w:val="16"/>
           <w:szCs w:val="16"/>
           <w:lang w:eastAsia="es-PE"/>
-          <ns2:ligatures ns2:val="none"/>
+          <w14:ligatures w14:val="none"/>
         </w:rPr>
         <w:t>LGP</w:t>
       </w:r>
@@ -7828,18 +7783,18 @@
           <w:sz w:val="16"/>
           <w:szCs w:val="16"/>
           <w:lang w:eastAsia="es-PE"/>
-          <ns2:ligatures ns2:val="none"/>
+          <w14:ligatures w14:val="none"/>
         </w:rPr>
         <w:t>/JCQ</w:t>
       </w:r>
     </w:p>
     <w:sectPr>
-      <w:headerReference w:type="even" ns3:id="rId8"/>
-      <w:headerReference w:type="default" ns3:id="rId9"/>
-      <w:footerReference w:type="even" ns3:id="rId10"/>
-      <w:footerReference w:type="default" ns3:id="rId11"/>
-      <w:headerReference w:type="first" ns3:id="rId12"/>
-      <w:footerReference w:type="first" ns3:id="rId13"/>
+      <w:headerReference w:type="even" r:id="rId8"/>
+      <w:headerReference w:type="default" r:id="rId9"/>
+      <w:footerReference w:type="even" r:id="rId10"/>
+      <w:footerReference w:type="default" r:id="rId11"/>
+      <w:headerReference w:type="first" r:id="rId12"/>
+      <w:footerReference w:type="first" r:id="rId13"/>
       <w:pgSz w:w="11906" w:h="16838"/>
       <w:pgMar w:top="1417" w:right="1701" w:bottom="1417" w:left="1701" w:header="708" w:footer="708" w:gutter="0"/>
       <w:cols w:space="708"/>
@@ -7850,7 +7805,7 @@
 </file>
 
 <file path=word/endnotes.xml><?xml version="1.0" encoding="utf-8"?>
-<w:endnotes xmlns:wpc="http://schemas.microsoft.com/office/word/2010/wordprocessingCanvas" xmlns:cx="http://schemas.microsoft.com/office/drawing/2014/chartex" xmlns:cx1="http://schemas.microsoft.com/office/drawing/2015/9/8/chartex" xmlns:cx2="http://schemas.microsoft.com/office/drawing/2015/10/21/chartex" xmlns:cx3="http://schemas.microsoft.com/office/drawing/2016/5/9/chartex" xmlns:cx4="http://schemas.microsoft.com/office/drawing/2016/5/10/chartex" xmlns:cx5="http://schemas.microsoft.com/office/drawing/2016/5/11/chartex" xmlns:cx6="http://schemas.microsoft.com/office/drawing/2016/5/12/chartex" xmlns:cx7="http://schemas.microsoft.com/office/drawing/2016/5/13/chartex" xmlns:cx8="http://schemas.microsoft.com/office/drawing/2016/5/14/chartex" xmlns:mc="http://schemas.openxmlformats.org/markup-compatibility/2006" xmlns:aink="http://schemas.microsoft.com/office/drawing/2016/ink" xmlns:am3d="http://schemas.microsoft.com/office/drawing/2017/model3d" xmlns:o="urn:schemas-microsoft-com:office:office" xmlns:oel="http://schemas.microsoft.com/office/2019/extlst" xmlns:r="http://schemas.openxmlformats.org/officeDocument/2006/relationships" xmlns:m="http://schemas.openxmlformats.org/officeDocument/2006/math" xmlns:v="urn:schemas-microsoft-com:vml" xmlns:wp14="http://schemas.microsoft.com/office/word/2010/wordprocessingDrawing" xmlns:wp="http://schemas.openxmlformats.org/drawingml/2006/wordprocessingDrawing" xmlns:w10="urn:schemas-microsoft-com:office:word" xmlns:w="http://schemas.openxmlformats.org/wordprocessingml/2006/main" xmlns:w14="http://schemas.microsoft.com/office/word/2010/wordml" xmlns:w15="http://schemas.microsoft.com/office/word/2012/wordml" xmlns:w16cex="http://schemas.microsoft.com/office/word/2018/wordml/cex" xmlns:w16cid="http://schemas.microsoft.com/office/word/2016/wordml/cid" xmlns:w16="http://schemas.microsoft.com/office/word/2018/wordml" xmlns:w16du="http://schemas.microsoft.com/office/word/2023/wordml/word16du" xmlns:w16sdtdh="http://schemas.microsoft.com/office/word/2020/wordml/sdtdatahash" xmlns:w16sdtfl="http://schemas.microsoft.com/office/word/2024/wordml/sdtformatlock" xmlns:w16se="http://schemas.microsoft.com/office/word/2015/wordml/symex" xmlns:wpg="http://schemas.microsoft.com/office/word/2010/wordprocessingGroup" xmlns:wpi="http://schemas.microsoft.com/office/word/2010/wordprocessingInk" xmlns:wne="http://schemas.microsoft.com/office/word/2006/wordml" xmlns:wps="http://schemas.microsoft.com/office/word/2010/wordprocessingShape" mc:Ignorable="w14 w15 w16se w16cid w16 w16cex w16sdtdh w16sdtfl w16du wp14">
+<w:endnotes xmlns:mc="http://schemas.openxmlformats.org/markup-compatibility/2006" xmlns:r="http://schemas.openxmlformats.org/officeDocument/2006/relationships" xmlns:w="http://schemas.openxmlformats.org/wordprocessingml/2006/main" xmlns:w14="http://schemas.microsoft.com/office/word/2010/wordml" xmlns:w15="http://schemas.microsoft.com/office/word/2012/wordml" xmlns:w16="http://schemas.microsoft.com/office/word/2018/wordml" xmlns:w16cex="http://schemas.microsoft.com/office/word/2018/wordml/cex" xmlns:w16cid="http://schemas.microsoft.com/office/word/2016/wordml/cid" xmlns:w16du="http://schemas.microsoft.com/office/word/2023/wordml/word16du" xmlns:w16sdtdh="http://schemas.microsoft.com/office/word/2020/wordml/sdtdatahash" xmlns:w16se="http://schemas.microsoft.com/office/word/2015/wordml/symex" xmlns:wp14="http://schemas.microsoft.com/office/word/2010/wordprocessingDrawing" mc:Ignorable="w14 w15 w16se w16cid w16 w16cex w16sdtdh w16du wp14">
   <w:endnote w:type="separator" w:id="-1">
     <w:p>
       <w:pPr>
@@ -7875,7 +7830,7 @@
 </file>
 
 <file path=word/footer1.xml><?xml version="1.0" encoding="utf-8"?>
-<w:ftr xmlns:wpc="http://schemas.microsoft.com/office/word/2010/wordprocessingCanvas" xmlns:cx="http://schemas.microsoft.com/office/drawing/2014/chartex" xmlns:cx1="http://schemas.microsoft.com/office/drawing/2015/9/8/chartex" xmlns:cx2="http://schemas.microsoft.com/office/drawing/2015/10/21/chartex" xmlns:cx3="http://schemas.microsoft.com/office/drawing/2016/5/9/chartex" xmlns:cx4="http://schemas.microsoft.com/office/drawing/2016/5/10/chartex" xmlns:cx5="http://schemas.microsoft.com/office/drawing/2016/5/11/chartex" xmlns:cx6="http://schemas.microsoft.com/office/drawing/2016/5/12/chartex" xmlns:cx7="http://schemas.microsoft.com/office/drawing/2016/5/13/chartex" xmlns:cx8="http://schemas.microsoft.com/office/drawing/2016/5/14/chartex" xmlns:mc="http://schemas.openxmlformats.org/markup-compatibility/2006" xmlns:aink="http://schemas.microsoft.com/office/drawing/2016/ink" xmlns:am3d="http://schemas.microsoft.com/office/drawing/2017/model3d" xmlns:o="urn:schemas-microsoft-com:office:office" xmlns:oel="http://schemas.microsoft.com/office/2019/extlst" xmlns:r="http://schemas.openxmlformats.org/officeDocument/2006/relationships" xmlns:m="http://schemas.openxmlformats.org/officeDocument/2006/math" xmlns:v="urn:schemas-microsoft-com:vml" xmlns:wp14="http://schemas.microsoft.com/office/word/2010/wordprocessingDrawing" xmlns:wp="http://schemas.openxmlformats.org/drawingml/2006/wordprocessingDrawing" xmlns:w10="urn:schemas-microsoft-com:office:word" xmlns:w="http://schemas.openxmlformats.org/wordprocessingml/2006/main" xmlns:w14="http://schemas.microsoft.com/office/word/2010/wordml" xmlns:w15="http://schemas.microsoft.com/office/word/2012/wordml" xmlns:w16cex="http://schemas.microsoft.com/office/word/2018/wordml/cex" xmlns:w16cid="http://schemas.microsoft.com/office/word/2016/wordml/cid" xmlns:w16="http://schemas.microsoft.com/office/word/2018/wordml" xmlns:w16du="http://schemas.microsoft.com/office/word/2023/wordml/word16du" xmlns:w16sdtdh="http://schemas.microsoft.com/office/word/2020/wordml/sdtdatahash" xmlns:w16sdtfl="http://schemas.microsoft.com/office/word/2024/wordml/sdtformatlock" xmlns:w16se="http://schemas.microsoft.com/office/word/2015/wordml/symex" xmlns:wpg="http://schemas.microsoft.com/office/word/2010/wordprocessingGroup" xmlns:wpi="http://schemas.microsoft.com/office/word/2010/wordprocessingInk" xmlns:wne="http://schemas.microsoft.com/office/word/2006/wordml" xmlns:wps="http://schemas.microsoft.com/office/word/2010/wordprocessingShape" mc:Ignorable="w14 w15 w16se w16cid w16 w16cex w16sdtdh w16sdtfl w16du wp14">
+<w:ftr xmlns:mc="http://schemas.openxmlformats.org/markup-compatibility/2006" xmlns:r="http://schemas.openxmlformats.org/officeDocument/2006/relationships" xmlns:w="http://schemas.openxmlformats.org/wordprocessingml/2006/main" xmlns:w14="http://schemas.microsoft.com/office/word/2010/wordml" xmlns:w15="http://schemas.microsoft.com/office/word/2012/wordml" xmlns:w16="http://schemas.microsoft.com/office/word/2018/wordml" xmlns:w16cex="http://schemas.microsoft.com/office/word/2018/wordml/cex" xmlns:w16cid="http://schemas.microsoft.com/office/word/2016/wordml/cid" xmlns:w16du="http://schemas.microsoft.com/office/word/2023/wordml/word16du" xmlns:w16sdtdh="http://schemas.microsoft.com/office/word/2020/wordml/sdtdatahash" xmlns:w16se="http://schemas.microsoft.com/office/word/2015/wordml/symex" xmlns:wp14="http://schemas.microsoft.com/office/word/2010/wordprocessingDrawing" mc:Ignorable="w14 w15 w16se w16cid w16 w16cex w16sdtdh w16du wp14">
   <w:p>
     <w:pPr>
       <w:pStyle w:val="Piedepgina"/>
@@ -7974,7 +7929,7 @@
 </file>
 
 <file path=word/footnotes.xml><?xml version="1.0" encoding="utf-8"?>
-<w:footnotes xmlns:wpc="http://schemas.microsoft.com/office/word/2010/wordprocessingCanvas" xmlns:cx="http://schemas.microsoft.com/office/drawing/2014/chartex" xmlns:cx1="http://schemas.microsoft.com/office/drawing/2015/9/8/chartex" xmlns:cx2="http://schemas.microsoft.com/office/drawing/2015/10/21/chartex" xmlns:cx3="http://schemas.microsoft.com/office/drawing/2016/5/9/chartex" xmlns:cx4="http://schemas.microsoft.com/office/drawing/2016/5/10/chartex" xmlns:cx5="http://schemas.microsoft.com/office/drawing/2016/5/11/chartex" xmlns:cx6="http://schemas.microsoft.com/office/drawing/2016/5/12/chartex" xmlns:cx7="http://schemas.microsoft.com/office/drawing/2016/5/13/chartex" xmlns:cx8="http://schemas.microsoft.com/office/drawing/2016/5/14/chartex" xmlns:mc="http://schemas.openxmlformats.org/markup-compatibility/2006" xmlns:aink="http://schemas.microsoft.com/office/drawing/2016/ink" xmlns:am3d="http://schemas.microsoft.com/office/drawing/2017/model3d" xmlns:o="urn:schemas-microsoft-com:office:office" xmlns:oel="http://schemas.microsoft.com/office/2019/extlst" xmlns:r="http://schemas.openxmlformats.org/officeDocument/2006/relationships" xmlns:m="http://schemas.openxmlformats.org/officeDocument/2006/math" xmlns:v="urn:schemas-microsoft-com:vml" xmlns:wp14="http://schemas.microsoft.com/office/word/2010/wordprocessingDrawing" xmlns:wp="http://schemas.openxmlformats.org/drawingml/2006/wordprocessingDrawing" xmlns:w10="urn:schemas-microsoft-com:office:word" xmlns:w="http://schemas.openxmlformats.org/wordprocessingml/2006/main" xmlns:w14="http://schemas.microsoft.com/office/word/2010/wordml" xmlns:w15="http://schemas.microsoft.com/office/word/2012/wordml" xmlns:w16cex="http://schemas.microsoft.com/office/word/2018/wordml/cex" xmlns:w16cid="http://schemas.microsoft.com/office/word/2016/wordml/cid" xmlns:w16="http://schemas.microsoft.com/office/word/2018/wordml" xmlns:w16du="http://schemas.microsoft.com/office/word/2023/wordml/word16du" xmlns:w16sdtdh="http://schemas.microsoft.com/office/word/2020/wordml/sdtdatahash" xmlns:w16sdtfl="http://schemas.microsoft.com/office/word/2024/wordml/sdtformatlock" xmlns:w16se="http://schemas.microsoft.com/office/word/2015/wordml/symex" xmlns:wpg="http://schemas.microsoft.com/office/word/2010/wordprocessingGroup" xmlns:wpi="http://schemas.microsoft.com/office/word/2010/wordprocessingInk" xmlns:wne="http://schemas.microsoft.com/office/word/2006/wordml" xmlns:wps="http://schemas.microsoft.com/office/word/2010/wordprocessingShape" mc:Ignorable="w14 w15 w16se w16cid w16 w16cex w16sdtdh w16sdtfl w16du wp14">
+<w:footnotes xmlns:mc="http://schemas.openxmlformats.org/markup-compatibility/2006" xmlns:r="http://schemas.openxmlformats.org/officeDocument/2006/relationships" xmlns:w="http://schemas.openxmlformats.org/wordprocessingml/2006/main" xmlns:w14="http://schemas.microsoft.com/office/word/2010/wordml" xmlns:w15="http://schemas.microsoft.com/office/word/2012/wordml" xmlns:w16="http://schemas.microsoft.com/office/word/2018/wordml" xmlns:w16cex="http://schemas.microsoft.com/office/word/2018/wordml/cex" xmlns:w16cid="http://schemas.microsoft.com/office/word/2016/wordml/cid" xmlns:w16du="http://schemas.microsoft.com/office/word/2023/wordml/word16du" xmlns:w16sdtdh="http://schemas.microsoft.com/office/word/2020/wordml/sdtdatahash" xmlns:w16se="http://schemas.microsoft.com/office/word/2015/wordml/symex" xmlns:wp14="http://schemas.microsoft.com/office/word/2010/wordprocessingDrawing" mc:Ignorable="w14 w15 w16se w16cid w16 w16cex w16sdtdh w16du wp14">
   <w:footnote w:type="separator" w:id="-1">
     <w:p>
       <w:pPr>
@@ -9659,6 +9614,161 @@
       </w:pPr>
     </w:p>
   </w:footnote>
+  <w:footnote w:id="16">
+    <w:p>
+      <w:pPr>
+        <w:pStyle w:val="Textonotapie"/>
+        <w:ind w:left="567" w:hanging="567"/>
+        <w:jc w:val="both"/>
+      </w:pPr>
+      <w:r>
+        <w:rPr>
+          <w:rStyle w:val="Refdenotaalpie"/>
+          <w:rFonts w:ascii="Arial Narrow" w:hAnsi="Arial Narrow" w:cs="Arial"/>
+          <w:sz w:val="16"/>
+          <w:szCs w:val="16"/>
+          <w:vertAlign w:val="superscript"/>
+        </w:rPr>
+        <w:footnoteRef/>
+      </w:r>
+      <w:r>
+        <w:rPr>
+          <w:rFonts w:ascii="Arial Narrow" w:hAnsi="Arial Narrow" w:cs="Arial"/>
+          <w:sz w:val="16"/>
+          <w:szCs w:val="16"/>
+        </w:rPr>
+        <w:tab/>
+      </w:r>
+      <w:r>
+        <w:rPr>
+          <w:rFonts w:ascii="Arial Narrow" w:hAnsi="Arial Narrow" w:cs="Arial"/>
+          <w:b/>
+          <w:bCs/>
+          <w:sz w:val="16"/>
+          <w:szCs w:val="16"/>
+        </w:rPr>
+        <w:t xml:space="preserve">DECRETO LEGISLATIVO 807, LEY SOBRE FACULTADES, NORMAS Y ORGANIZACIÓN DEL INDECOPI, publicado el 18 de abril de 1996</w:t>
+      </w:r>
+    </w:p>
+    <w:p>
+      <w:pPr>
+        <w:pStyle w:val="Textonotapie"/>
+        <w:ind w:left="567" w:hanging="567"/>
+        <w:jc w:val="both"/>
+      </w:pPr>
+      <w:r>
+        <w:rPr>
+          <w:rFonts w:ascii="Arial Narrow" w:hAnsi="Arial Narrow" w:cs="Arial"/>
+          <w:sz w:val="16"/>
+          <w:szCs w:val="16"/>
+        </w:rPr>
+        <w:tab/>
+      </w:r>
+      <w:r>
+        <w:rPr>
+          <w:rFonts w:ascii="Arial Narrow" w:hAnsi="Arial Narrow" w:cs="Arial"/>
+          <w:b/>
+          <w:bCs/>
+          <w:sz w:val="16"/>
+          <w:szCs w:val="16"/>
+        </w:rPr>
+        <w:t xml:space="preserve">Artículo 26.-</w:t>
+      </w:r>
+      <w:r>
+        <w:rPr>
+          <w:rFonts w:ascii="Arial Narrow" w:hAnsi="Arial Narrow" w:cs="Arial"/>
+          <w:sz w:val="16"/>
+          <w:szCs w:val="16"/>
+        </w:rPr>
+        <w:t xml:space="preserve"> Una vez admitida a trámite la denuncia, se correrá traslado de la misma al denunciado, a fin de que éste presente su descargo. El plazo para la presentación del descargo será de cinco (5) días contados desde la notificación, vencido el cual, el Secretario Técnico declarará en rebeldía al denunciado que no lo hubiera presentado.</w:t>
+      </w:r>
+    </w:p>
+  </w:footnote>
+  <w:footnote w:id="17">
+    <w:p>
+      <w:pPr>
+        <w:pStyle w:val="Textonotapie"/>
+        <w:ind w:left="567" w:hanging="567"/>
+        <w:jc w:val="both"/>
+      </w:pPr>
+      <w:r>
+        <w:rPr>
+          <w:rStyle w:val="Refdenotaalpie"/>
+          <w:rFonts w:ascii="Arial Narrow" w:hAnsi="Arial Narrow" w:cs="Arial"/>
+          <w:sz w:val="16"/>
+          <w:szCs w:val="16"/>
+          <w:vertAlign w:val="superscript"/>
+        </w:rPr>
+        <w:footnoteRef/>
+      </w:r>
+      <w:r>
+        <w:rPr>
+          <w:rFonts w:ascii="Arial Narrow" w:hAnsi="Arial Narrow" w:cs="Arial"/>
+          <w:sz w:val="16"/>
+          <w:szCs w:val="16"/>
+        </w:rPr>
+        <w:tab/>
+      </w:r>
+      <w:r>
+        <w:rPr>
+          <w:rFonts w:ascii="Arial Narrow" w:hAnsi="Arial Narrow" w:cs="Arial"/>
+          <w:b/>
+          <w:bCs/>
+          <w:sz w:val="16"/>
+          <w:szCs w:val="16"/>
+        </w:rPr>
+        <w:t xml:space="preserve">DECRETO SUPREMO 006-2026-JUS, TEXTO ÚNICO ORDENADO DE LA LEY 27444, LEY DEL PROCEDIMIENTO ADMINISTRATIVO GENERAL, publicado el 30 de abril de 2026</w:t>
+      </w:r>
+    </w:p>
+    <w:p>
+      <w:pPr>
+        <w:pStyle w:val="Textonotapie"/>
+        <w:ind w:left="567" w:hanging="567"/>
+        <w:jc w:val="both"/>
+      </w:pPr>
+      <w:r>
+        <w:rPr>
+          <w:rFonts w:ascii="Arial Narrow" w:hAnsi="Arial Narrow" w:cs="Arial"/>
+          <w:sz w:val="16"/>
+          <w:szCs w:val="16"/>
+        </w:rPr>
+        <w:tab/>
+      </w:r>
+      <w:r>
+        <w:rPr>
+          <w:rFonts w:ascii="Arial Narrow" w:hAnsi="Arial Narrow" w:cs="Arial"/>
+          <w:b/>
+          <w:bCs/>
+          <w:sz w:val="16"/>
+          <w:szCs w:val="16"/>
+        </w:rPr>
+        <w:t xml:space="preserve">Artículo 223.- Contestación de la reclamación</w:t>
+      </w:r>
+    </w:p>
+    <w:p>
+      <w:pPr>
+        <w:pStyle w:val="Textonotapie"/>
+        <w:ind w:left="567" w:hanging="567"/>
+        <w:jc w:val="both"/>
+      </w:pPr>
+      <w:r>
+        <w:rPr>
+          <w:rFonts w:ascii="Arial Narrow" w:hAnsi="Arial Narrow" w:cs="Arial"/>
+          <w:sz w:val="16"/>
+          <w:szCs w:val="16"/>
+        </w:rPr>
+        <w:tab/>
+      </w:r>
+      <w:r>
+        <w:rPr>
+          <w:rFonts w:ascii="Arial Narrow" w:hAnsi="Arial Narrow" w:cs="Arial"/>
+          <w:sz w:val="16"/>
+          <w:szCs w:val="16"/>
+        </w:rPr>
+        <w:t xml:space="preserve">223.1 El reclamado deberá presentar la contestación de la reclamación dentro de los quince (15) días posteriores a la notificación de ésta; vencido este plazo, la Administración declarará en rebeldía al reclamado que no la hubiera presentado. La contestación deberá contener los requisitos de los escritos previstos en el artículo 113 de la presente Ley, así como la absolución de todos los asuntos controvertidos de hecho y de derecho, Las alegaciones y los hechos relevantes de la reclamación, salvo que hayan sido específicamente negadas en la contestación, se tendrán por aceptadas o merituadas como ciertas.</w:t>
+      </w:r>
+    </w:p>
+  </w:footnote>
   <w:footnote w:id="11">
     <w:p>
       <w:pPr>
@@ -11080,7 +11190,7 @@
 </file>
 
 <file path=word/header1.xml><?xml version="1.0" encoding="utf-8"?>
-<w:hdr xmlns:wpc="http://schemas.microsoft.com/office/word/2010/wordprocessingCanvas" xmlns:cx="http://schemas.microsoft.com/office/drawing/2014/chartex" xmlns:cx1="http://schemas.microsoft.com/office/drawing/2015/9/8/chartex" xmlns:cx2="http://schemas.microsoft.com/office/drawing/2015/10/21/chartex" xmlns:cx3="http://schemas.microsoft.com/office/drawing/2016/5/9/chartex" xmlns:cx4="http://schemas.microsoft.com/office/drawing/2016/5/10/chartex" xmlns:cx5="http://schemas.microsoft.com/office/drawing/2016/5/11/chartex" xmlns:cx6="http://schemas.microsoft.com/office/drawing/2016/5/12/chartex" xmlns:cx7="http://schemas.microsoft.com/office/drawing/2016/5/13/chartex" xmlns:cx8="http://schemas.microsoft.com/office/drawing/2016/5/14/chartex" xmlns:mc="http://schemas.openxmlformats.org/markup-compatibility/2006" xmlns:aink="http://schemas.microsoft.com/office/drawing/2016/ink" xmlns:am3d="http://schemas.microsoft.com/office/drawing/2017/model3d" xmlns:o="urn:schemas-microsoft-com:office:office" xmlns:oel="http://schemas.microsoft.com/office/2019/extlst" xmlns:r="http://schemas.openxmlformats.org/officeDocument/2006/relationships" xmlns:m="http://schemas.openxmlformats.org/officeDocument/2006/math" xmlns:v="urn:schemas-microsoft-com:vml" xmlns:wp14="http://schemas.microsoft.com/office/word/2010/wordprocessingDrawing" xmlns:wp="http://schemas.openxmlformats.org/drawingml/2006/wordprocessingDrawing" xmlns:w10="urn:schemas-microsoft-com:office:word" xmlns:w="http://schemas.openxmlformats.org/wordprocessingml/2006/main" xmlns:w14="http://schemas.microsoft.com/office/word/2010/wordml" xmlns:w15="http://schemas.microsoft.com/office/word/2012/wordml" xmlns:w16cex="http://schemas.microsoft.com/office/word/2018/wordml/cex" xmlns:w16cid="http://schemas.microsoft.com/office/word/2016/wordml/cid" xmlns:w16="http://schemas.microsoft.com/office/word/2018/wordml" xmlns:w16du="http://schemas.microsoft.com/office/word/2023/wordml/word16du" xmlns:w16sdtdh="http://schemas.microsoft.com/office/word/2020/wordml/sdtdatahash" xmlns:w16sdtfl="http://schemas.microsoft.com/office/word/2024/wordml/sdtformatlock" xmlns:w16se="http://schemas.microsoft.com/office/word/2015/wordml/symex" xmlns:wpg="http://schemas.microsoft.com/office/word/2010/wordprocessingGroup" xmlns:wpi="http://schemas.microsoft.com/office/word/2010/wordprocessingInk" xmlns:wne="http://schemas.microsoft.com/office/word/2006/wordml" xmlns:wps="http://schemas.microsoft.com/office/word/2010/wordprocessingShape" mc:Ignorable="w14 w15 w16se w16cid w16 w16cex w16sdtdh w16sdtfl w16du wp14">
+<w:hdr xmlns:mc="http://schemas.openxmlformats.org/markup-compatibility/2006" xmlns:r="http://schemas.openxmlformats.org/officeDocument/2006/relationships" xmlns:w="http://schemas.openxmlformats.org/wordprocessingml/2006/main" xmlns:w14="http://schemas.microsoft.com/office/word/2010/wordml" xmlns:w15="http://schemas.microsoft.com/office/word/2012/wordml" xmlns:w16="http://schemas.microsoft.com/office/word/2018/wordml" xmlns:w16cex="http://schemas.microsoft.com/office/word/2018/wordml/cex" xmlns:w16cid="http://schemas.microsoft.com/office/word/2016/wordml/cid" xmlns:w16du="http://schemas.microsoft.com/office/word/2023/wordml/word16du" xmlns:w16sdtdh="http://schemas.microsoft.com/office/word/2020/wordml/sdtdatahash" xmlns:w16se="http://schemas.microsoft.com/office/word/2015/wordml/symex" xmlns:wp14="http://schemas.microsoft.com/office/word/2010/wordprocessingDrawing" mc:Ignorable="w14 w15 w16se w16cid w16 w16cex w16sdtdh w16du wp14">
   <w:p>
     <w:pPr>
       <w:pStyle w:val="Encabezado"/>

--- a/plantillas_maestras/01_seguro_vehicular/materia_general_asegurativa/1_ddo_banco_o_financiera/varon/TPL_122_2026_SEGURO_VEHICULAR_MATERIA_GENERAL_ASEGURATIVA_BANCO_VARON_R1.docx
+++ b/plantillas_maestras/01_seguro_vehicular/materia_general_asegurativa/1_ddo_banco_o_financiera/varon/TPL_122_2026_SEGURO_VEHICULAR_MATERIA_GENERAL_ASEGURATIVA_BANCO_VARON_R1.docx
@@ -606,19 +606,7 @@
           <w:lang w:val="es-ES" w:eastAsia="es-ES"/>
           <w14:ligatures w14:val="none"/>
         </w:rPr>
-        <w:t xml:space="preserve">Mediante el escrito del 26 de diciembre de 2025, complementado mediante dos (2) escritos del 26 de diciembre de 2025, el señor [APELLIDO] denunció al Banco por presuntas infracciones a la Ley 29571, Código de Protección y Defensa del Consumidor (en adelante, Código), señalando lo siguiente:</w:t>
-      </w:r>
-      <w:r>
-        <w:rPr>
-          <w:rFonts w:ascii="Arial Narrow" w:eastAsia="Arial Narrow" w:hAnsi="Arial Narrow" w:cs="Arial Narrow"/>
-          <w:color w:val="000000"/>
-          <w:kern w:val="0"/>
-          <w:sz w:val="22"/>
-          <w:szCs w:val="22"/>
-          <w:lang w:val="es-ES" w:eastAsia="es-ES"/>
-          <w14:ligatures w14:val="none"/>
-        </w:rPr>
-        <w:t/>
+        <w:t xml:space="preserve">Mediante el escrito del 26 de diciembre de 2025, complementado mediante dos (2) escritos del 26 de diciembre de 2025, el señor [APELLIDO] denunció al Banco por presuntas infracciones a la Ley 29571, Código de Protección y Defensa del Consumidor</w:t>
       </w:r>
       <w:r>
         <w:rPr>
@@ -644,175 +632,7 @@
           <w:lang w:val="es-ES" w:eastAsia="es-ES"/>
           <w14:ligatures w14:val="none"/>
         </w:rPr>
-        <w:t xml:space="preserve"/>
-      </w:r>
-      <w:r>
-        <w:rPr>
-          <w:rFonts w:ascii="Arial Narrow" w:eastAsia="Arial Narrow" w:hAnsi="Arial Narrow" w:cs="Arial Narrow"/>
-          <w:color w:val="000000"/>
-          <w:kern w:val="0"/>
-          <w:sz w:val="22"/>
-          <w:szCs w:val="22"/>
-          <w:lang w:val="es-ES" w:eastAsia="es-ES"/>
-          <w14:ligatures w14:val="none"/>
-        </w:rPr>
-        <w:t/>
-      </w:r>
-      <w:r>
-        <w:rPr>
-          <w:rFonts w:ascii="Arial Narrow" w:eastAsia="Arial Narrow" w:hAnsi="Arial Narrow" w:cs="Arial Narrow"/>
-          <w:color w:val="000000"/>
-          <w:kern w:val="0"/>
-          <w:sz w:val="22"/>
-          <w:szCs w:val="22"/>
-          <w:lang w:val="es-ES" w:eastAsia="es-ES"/>
-          <w14:ligatures w14:val="none"/>
-        </w:rPr>
-        <w:t xml:space="preserve"/>
-      </w:r>
-      <w:r>
-        <w:rPr>
-          <w:rFonts w:ascii="Arial Narrow" w:eastAsia="Arial Narrow" w:hAnsi="Arial Narrow" w:cs="Arial Narrow"/>
-          <w:color w:val="000000"/>
-          <w:kern w:val="0"/>
-          <w:sz w:val="22"/>
-          <w:szCs w:val="22"/>
-          <w:lang w:val="es-ES" w:eastAsia="es-ES"/>
-          <w14:ligatures w14:val="none"/>
-        </w:rPr>
-        <w:t/>
-      </w:r>
-      <w:r>
-        <w:rPr>
-          <w:rFonts w:ascii="Arial Narrow" w:eastAsia="Arial Narrow" w:hAnsi="Arial Narrow" w:cs="Arial Narrow"/>
-          <w:color w:val="000000"/>
-          <w:kern w:val="0"/>
-          <w:sz w:val="22"/>
-          <w:szCs w:val="22"/>
-          <w:lang w:val="es-ES" w:eastAsia="es-ES"/>
-          <w14:ligatures w14:val="none"/>
-        </w:rPr>
-        <w:t xml:space="preserve"/>
-      </w:r>
-      <w:r>
-        <w:rPr>
-          <w:rFonts w:ascii="Arial Narrow" w:eastAsia="Arial Narrow" w:hAnsi="Arial Narrow" w:cs="Arial Narrow"/>
-          <w:color w:val="000000"/>
-          <w:kern w:val="0"/>
-          <w:sz w:val="22"/>
-          <w:szCs w:val="22"/>
-          <w:lang w:val="es-ES" w:eastAsia="es-ES"/>
-          <w14:ligatures w14:val="none"/>
-        </w:rPr>
-        <w:t/>
-      </w:r>
-      <w:r>
-        <w:rPr>
-          <w:rFonts w:ascii="Arial Narrow" w:eastAsia="Arial Narrow" w:hAnsi="Arial Narrow" w:cs="Arial Narrow"/>
-          <w:kern w:val="0"/>
-          <w14:ligatures w14:val="none"/>
-          <w:sz w:val="22"/>
-          <w:szCs w:val="22"/>
-        </w:rPr>
-        <w:t/>
-      </w:r>
-      <w:r>
-        <w:rPr>
-          <w:rFonts w:ascii="Arial Narrow" w:eastAsia="Arial Narrow" w:hAnsi="Arial Narrow" w:cs="Arial Narrow"/>
-          <w:kern w:val="0"/>
-          <w14:ligatures w14:val="none"/>
-          <w:sz w:val="22"/>
-          <w:szCs w:val="22"/>
-        </w:rPr>
-        <w:t xml:space="preserve"/>
-      </w:r>
-      <w:r>
-        <w:rPr>
-          <w:rFonts w:ascii="Arial Narrow" w:eastAsia="Arial Narrow" w:hAnsi="Arial Narrow" w:cs="Arial Narrow"/>
-          <w:kern w:val="0"/>
-          <w14:ligatures w14:val="none"/>
-          <w:sz w:val="22"/>
-          <w:szCs w:val="22"/>
-        </w:rPr>
-        <w:t/>
-      </w:r>
-      <w:r>
-        <w:rPr>
-          <w:rFonts w:ascii="Arial Narrow" w:eastAsia="Arial Narrow" w:hAnsi="Arial Narrow" w:cs="Arial Narrow"/>
-          <w:kern w:val="0"/>
-          <w14:ligatures w14:val="none"/>
-          <w:sz w:val="22"/>
-          <w:szCs w:val="22"/>
-        </w:rPr>
-        <w:t xml:space="preserve"/>
-      </w:r>
-      <w:r>
-        <w:rPr>
-          <w:rFonts w:ascii="Arial Narrow" w:eastAsia="Arial Narrow" w:hAnsi="Arial Narrow" w:cs="Arial Narrow"/>
-          <w:kern w:val="0"/>
-          <w14:ligatures w14:val="none"/>
-          <w:sz w:val="22"/>
-          <w:szCs w:val="22"/>
-        </w:rPr>
-        <w:t xml:space="preserve"/>
-      </w:r>
-      <w:r>
-        <w:rPr>
-          <w:rFonts w:ascii="Arial Narrow" w:eastAsia="Arial Narrow" w:hAnsi="Arial Narrow" w:cs="Arial Narrow"/>
-          <w:kern w:val="0"/>
-          <w14:ligatures w14:val="none"/>
-          <w:sz w:val="22"/>
-          <w:szCs w:val="22"/>
-        </w:rPr>
-        <w:t/>
-      </w:r>
-      <w:r>
-        <w:rPr>
-          <w:rFonts w:ascii="Arial Narrow" w:eastAsia="Arial Narrow" w:hAnsi="Arial Narrow" w:cs="Arial Narrow"/>
-          <w:color w:val="000000"/>
-          <w:kern w:val="0"/>
-          <w:sz w:val="22"/>
-          <w:szCs w:val="22"/>
-          <w:lang w:val="es-ES" w:eastAsia="es-ES"/>
-          <w14:ligatures w14:val="none"/>
-        </w:rPr>
-        <w:t/>
-      </w:r>
-      <w:r>
-        <w:rPr>
-          <w:rFonts w:ascii="Arial Narrow" w:eastAsia="Arial Narrow" w:hAnsi="Arial Narrow" w:cs="Arial Narrow"/>
-          <w:color w:val="000000"/>
-          <w:kern w:val="0"/>
-          <w:sz w:val="22"/>
-          <w:szCs w:val="22"/>
-          <w:lang w:val="es-ES" w:eastAsia="es-ES"/>
-          <w14:ligatures w14:val="none"/>
-        </w:rPr>
-        <w:t/>
-      </w:r>
-      <w:r>
-        <w:rPr>
-          <w:rFonts w:ascii="Arial Narrow" w:eastAsia="Arial Narrow" w:hAnsi="Arial Narrow" w:cs="Arial Narrow"/>
-          <w:color w:val="000000"/>
-          <w:kern w:val="0"/>
-          <w:sz w:val="22"/>
-          <w:szCs w:val="22"/>
-          <w:lang w:val="es-ES" w:eastAsia="es-ES"/>
-          <w14:ligatures w14:val="none"/>
-        </w:rPr>
-        <w:t xml:space="preserve"/>
-      </w:r>
-      <w:r>
-        <w:rPr>
-          <w:rFonts w:ascii="Arial Narrow" w:eastAsia="Arial Narrow" w:hAnsi="Arial Narrow" w:cs="Arial Narrow"/>
-          <w:color w:val="000000"/>
-          <w:kern w:val="0"/>
-          <w:sz w:val="22"/>
-          <w:szCs w:val="22"/>
-          <w:lang w:val="es-ES" w:eastAsia="es-ES"/>
-          <w14:ligatures w14:val="none"/>
-        </w:rPr>
-        <w:t xml:space="preserve"/>
+        <w:t xml:space="preserve"> (en adelante, Código), señalando lo siguiente:</w:t>
       </w:r>
       <w:r>
         <w:rPr>
@@ -839,6 +659,198 @@
           <w14:ligatures w14:val="none"/>
         </w:rPr>
         <w:footnoteReference w:id="2"/>
+      </w:r>
+      <w:r>
+        <w:rPr>
+          <w:rFonts w:ascii="Arial Narrow" w:eastAsia="Arial Narrow" w:hAnsi="Arial Narrow" w:cs="Arial Narrow"/>
+          <w:color w:val="000000"/>
+          <w:kern w:val="0"/>
+          <w:sz w:val="22"/>
+          <w:szCs w:val="22"/>
+          <w:lang w:val="es-ES" w:eastAsia="es-ES"/>
+          <w14:ligatures w14:val="none"/>
+        </w:rPr>
+        <w:t xml:space="preserve"/>
+      </w:r>
+      <w:r>
+        <w:rPr>
+          <w:rFonts w:ascii="Arial Narrow" w:eastAsia="Arial Narrow" w:hAnsi="Arial Narrow" w:cs="Arial Narrow"/>
+          <w:color w:val="000000"/>
+          <w:kern w:val="0"/>
+          <w:sz w:val="22"/>
+          <w:szCs w:val="22"/>
+          <w:lang w:val="es-ES" w:eastAsia="es-ES"/>
+          <w14:ligatures w14:val="none"/>
+        </w:rPr>
+        <w:t/>
+      </w:r>
+      <w:r>
+        <w:rPr>
+          <w:rFonts w:ascii="Arial Narrow" w:eastAsia="Arial Narrow" w:hAnsi="Arial Narrow" w:cs="Arial Narrow"/>
+          <w:color w:val="000000"/>
+          <w:kern w:val="0"/>
+          <w:sz w:val="22"/>
+          <w:szCs w:val="22"/>
+          <w:lang w:val="es-ES" w:eastAsia="es-ES"/>
+          <w14:ligatures w14:val="none"/>
+        </w:rPr>
+        <w:t xml:space="preserve"/>
+      </w:r>
+      <w:r>
+        <w:rPr>
+          <w:rFonts w:ascii="Arial Narrow" w:eastAsia="Arial Narrow" w:hAnsi="Arial Narrow" w:cs="Arial Narrow"/>
+          <w:color w:val="000000"/>
+          <w:kern w:val="0"/>
+          <w:sz w:val="22"/>
+          <w:szCs w:val="22"/>
+          <w:lang w:val="es-ES" w:eastAsia="es-ES"/>
+          <w14:ligatures w14:val="none"/>
+        </w:rPr>
+        <w:t/>
+      </w:r>
+      <w:r>
+        <w:rPr>
+          <w:rFonts w:ascii="Arial Narrow" w:eastAsia="Arial Narrow" w:hAnsi="Arial Narrow" w:cs="Arial Narrow"/>
+          <w:color w:val="000000"/>
+          <w:kern w:val="0"/>
+          <w:sz w:val="22"/>
+          <w:szCs w:val="22"/>
+          <w:lang w:val="es-ES" w:eastAsia="es-ES"/>
+          <w14:ligatures w14:val="none"/>
+        </w:rPr>
+        <w:t xml:space="preserve"/>
+      </w:r>
+      <w:r>
+        <w:rPr>
+          <w:rFonts w:ascii="Arial Narrow" w:eastAsia="Arial Narrow" w:hAnsi="Arial Narrow" w:cs="Arial Narrow"/>
+          <w:color w:val="000000"/>
+          <w:kern w:val="0"/>
+          <w:sz w:val="22"/>
+          <w:szCs w:val="22"/>
+          <w:lang w:val="es-ES" w:eastAsia="es-ES"/>
+          <w14:ligatures w14:val="none"/>
+        </w:rPr>
+        <w:t/>
+      </w:r>
+      <w:r>
+        <w:rPr>
+          <w:rFonts w:ascii="Arial Narrow" w:eastAsia="Arial Narrow" w:hAnsi="Arial Narrow" w:cs="Arial Narrow"/>
+          <w:kern w:val="0"/>
+          <w14:ligatures w14:val="none"/>
+          <w:sz w:val="22"/>
+          <w:szCs w:val="22"/>
+        </w:rPr>
+        <w:t/>
+      </w:r>
+      <w:r>
+        <w:rPr>
+          <w:rFonts w:ascii="Arial Narrow" w:eastAsia="Arial Narrow" w:hAnsi="Arial Narrow" w:cs="Arial Narrow"/>
+          <w:kern w:val="0"/>
+          <w14:ligatures w14:val="none"/>
+          <w:sz w:val="22"/>
+          <w:szCs w:val="22"/>
+        </w:rPr>
+        <w:t xml:space="preserve"/>
+      </w:r>
+      <w:r>
+        <w:rPr>
+          <w:rFonts w:ascii="Arial Narrow" w:eastAsia="Arial Narrow" w:hAnsi="Arial Narrow" w:cs="Arial Narrow"/>
+          <w:kern w:val="0"/>
+          <w14:ligatures w14:val="none"/>
+          <w:sz w:val="22"/>
+          <w:szCs w:val="22"/>
+        </w:rPr>
+        <w:t/>
+      </w:r>
+      <w:r>
+        <w:rPr>
+          <w:rFonts w:ascii="Arial Narrow" w:eastAsia="Arial Narrow" w:hAnsi="Arial Narrow" w:cs="Arial Narrow"/>
+          <w:kern w:val="0"/>
+          <w14:ligatures w14:val="none"/>
+          <w:sz w:val="22"/>
+          <w:szCs w:val="22"/>
+        </w:rPr>
+        <w:t xml:space="preserve"/>
+      </w:r>
+      <w:r>
+        <w:rPr>
+          <w:rFonts w:ascii="Arial Narrow" w:eastAsia="Arial Narrow" w:hAnsi="Arial Narrow" w:cs="Arial Narrow"/>
+          <w:kern w:val="0"/>
+          <w14:ligatures w14:val="none"/>
+          <w:sz w:val="22"/>
+          <w:szCs w:val="22"/>
+        </w:rPr>
+        <w:t xml:space="preserve"/>
+      </w:r>
+      <w:r>
+        <w:rPr>
+          <w:rFonts w:ascii="Arial Narrow" w:eastAsia="Arial Narrow" w:hAnsi="Arial Narrow" w:cs="Arial Narrow"/>
+          <w:kern w:val="0"/>
+          <w14:ligatures w14:val="none"/>
+          <w:sz w:val="22"/>
+          <w:szCs w:val="22"/>
+        </w:rPr>
+        <w:t/>
+      </w:r>
+      <w:r>
+        <w:rPr>
+          <w:rFonts w:ascii="Arial Narrow" w:eastAsia="Arial Narrow" w:hAnsi="Arial Narrow" w:cs="Arial Narrow"/>
+          <w:color w:val="000000"/>
+          <w:kern w:val="0"/>
+          <w:sz w:val="22"/>
+          <w:szCs w:val="22"/>
+          <w:lang w:val="es-ES" w:eastAsia="es-ES"/>
+          <w14:ligatures w14:val="none"/>
+        </w:rPr>
+        <w:t/>
+      </w:r>
+      <w:r>
+        <w:rPr>
+          <w:rFonts w:ascii="Arial Narrow" w:eastAsia="Arial Narrow" w:hAnsi="Arial Narrow" w:cs="Arial Narrow"/>
+          <w:color w:val="000000"/>
+          <w:kern w:val="0"/>
+          <w:sz w:val="22"/>
+          <w:szCs w:val="22"/>
+          <w:lang w:val="es-ES" w:eastAsia="es-ES"/>
+          <w14:ligatures w14:val="none"/>
+        </w:rPr>
+        <w:t/>
+      </w:r>
+      <w:r>
+        <w:rPr>
+          <w:rFonts w:ascii="Arial Narrow" w:eastAsia="Arial Narrow" w:hAnsi="Arial Narrow" w:cs="Arial Narrow"/>
+          <w:color w:val="000000"/>
+          <w:kern w:val="0"/>
+          <w:sz w:val="22"/>
+          <w:szCs w:val="22"/>
+          <w:lang w:val="es-ES" w:eastAsia="es-ES"/>
+          <w14:ligatures w14:val="none"/>
+        </w:rPr>
+        <w:t xml:space="preserve"/>
+      </w:r>
+      <w:r>
+        <w:rPr>
+          <w:rFonts w:ascii="Arial Narrow" w:eastAsia="Arial Narrow" w:hAnsi="Arial Narrow" w:cs="Arial Narrow"/>
+          <w:color w:val="000000"/>
+          <w:kern w:val="0"/>
+          <w:sz w:val="22"/>
+          <w:szCs w:val="22"/>
+          <w:lang w:val="es-ES" w:eastAsia="es-ES"/>
+          <w14:ligatures w14:val="none"/>
+        </w:rPr>
+        <w:t xml:space="preserve"/>
+      </w:r>
+      <w:r>
+        <w:rPr>
+          <w:rFonts w:ascii="Arial Narrow" w:eastAsia="Arial Narrow" w:hAnsi="Arial Narrow" w:cs="Arial Narrow"/>
+          <w:color w:val="000000"/>
+          <w:kern w:val="0"/>
+          <w:sz w:val="22"/>
+          <w:szCs w:val="22"/>
+          <w:lang w:val="es-ES" w:eastAsia="es-ES"/>
+          <w14:ligatures w14:val="none"/>
+        </w:rPr>
+        <w:t/>
       </w:r>
       <w:r>
         <w:rPr>
@@ -5705,7 +5717,19 @@
           <w:lang w:eastAsia="es-PE"/>
           <w14:ligatures w14:val="none"/>
         </w:rPr>
-        <w:t xml:space="preserve">PRIMERO: admitir a trámite la denuncia del 26 de diciembre de 2025, complementado mediante dos (2) escritos del 26 de diciembre de 2025, interpuesta por el señor [DENUNCIANTE] contra el Banco de Crédito del Perú S.A., por lo siguiente:</w:t>
+        <w:t xml:space="preserve">PRIMERO:</w:t>
+      </w:r>
+      <w:r>
+        <w:rPr>
+          <w:rFonts w:ascii="Arial Narrow" w:eastAsia="Arial Narrow" w:hAnsi="Arial Narrow" w:cs="Arial Narrow"/>
+          <w:color w:val="000000"/>
+          <w:kern w:val="0"/>
+          <w:sz w:val="22"/>
+          <w:szCs w:val="22"/>
+          <w:lang w:eastAsia="es-PE"/>
+          <w14:ligatures w14:val="none"/>
+        </w:rPr>
+        <w:t xml:space="preserve"> admitir a trámite la denuncia del 26 de diciembre de 2025, complementado mediante dos (2) escritos del 26 de diciembre de 2025, interpuesta por el señor [DENUNCIANTE] contra el Banco de Crédito del Perú S.A., por lo siguiente:</w:t>
       </w:r>
       <w:r>
         <w:rPr>
@@ -5749,7 +5773,6 @@
       <w:r>
         <w:rPr>
           <w:rFonts w:ascii="Arial Narrow" w:eastAsia="Arial Narrow" w:hAnsi="Arial Narrow" w:cs="Arial Narrow"/>
-          <w:bCs/>
           <w:spacing w:val="-3"/>
           <w:kern w:val="0"/>
           <w14:ligatures w14:val="none"/>
@@ -7278,7 +7301,19 @@
           <w:lang w:eastAsia="es-PE"/>
           <w14:ligatures w14:val="none"/>
         </w:rPr>
-        <w:t xml:space="preserve">TERCERO: </w:t>
+        <w:t xml:space="preserve">TERCERO:</w:t>
+      </w:r>
+      <w:r>
+        <w:rPr>
+          <w:rFonts w:ascii="Arial Narrow" w:eastAsia="Arial Narrow" w:hAnsi="Arial Narrow" w:cs="Arial Narrow"/>
+          <w:color w:val="000000"/>
+          <w:kern w:val="0"/>
+          <w:sz w:val="22"/>
+          <w:szCs w:val="22"/>
+          <w:lang w:eastAsia="es-PE"/>
+          <w14:ligatures w14:val="none"/>
+        </w:rPr>
+        <w:t xml:space="preserve"> </w:t>
       </w:r>
       <w:r>
         <w:rPr>
@@ -7691,7 +7726,15 @@
           <w:sz w:val="22"/>
           <w:szCs w:val="22"/>
         </w:rPr>
-        <w:t xml:space="preserve">CUARTO: </w:t>
+        <w:t xml:space="preserve">CUARTO:</w:t>
+      </w:r>
+      <w:r>
+        <w:rPr>
+          <w:rFonts w:ascii="Arial Narrow" w:eastAsia="Arial Narrow" w:hAnsi="Arial Narrow" w:cs="Arial Narrow"/>
+          <w:sz w:val="22"/>
+          <w:szCs w:val="22"/>
+        </w:rPr>
+        <w:t xml:space="preserve"> </w:t>
       </w:r>
       <w:r>
         <w:rPr>
@@ -7713,7 +7756,7 @@
           <w:lang w:val="es-ES" w:eastAsia="es-ES"/>
           <w14:ligatures w14:val="none"/>
         </w:rPr>
-        <w:footnoteReference w:id="16"/>
+        <w:footnoteReference w:id="11"/>
       </w:r>
       <w:r>
         <w:rPr>
@@ -7735,7 +7778,7 @@
           <w:lang w:val="es-ES" w:eastAsia="es-ES"/>
           <w14:ligatures w14:val="none"/>
         </w:rPr>
-        <w:footnoteReference w:id="17"/>
+        <w:footnoteReference w:id="12"/>
       </w:r>
       <w:r>
         <w:rPr>
@@ -7788,7 +7831,19 @@
           <w:lang w:eastAsia="es-PE"/>
           <w14:ligatures w14:val="none"/>
         </w:rPr>
-        <w:t xml:space="preserve">QUINTO: </w:t>
+        <w:t xml:space="preserve">QUINTO:</w:t>
+      </w:r>
+      <w:r>
+        <w:rPr>
+          <w:rFonts w:ascii="Arial Narrow" w:eastAsia="Arial Narrow" w:hAnsi="Arial Narrow" w:cs="Arial Narrow"/>
+          <w:color w:val="000000"/>
+          <w:kern w:val="0"/>
+          <w:sz w:val="22"/>
+          <w:szCs w:val="22"/>
+          <w:lang w:eastAsia="es-PE"/>
+          <w14:ligatures w14:val="none"/>
+        </w:rPr>
+        <w:t xml:space="preserve"> </w:t>
       </w:r>
       <w:bookmarkStart w:id="26" w:name="_Hlk188286813"/>
       <w:r>
@@ -8075,7 +8130,7 @@
           <w:lang w:eastAsia="es-PE"/>
           <w14:ligatures w14:val="none"/>
         </w:rPr>
-        <w:footnoteReference w:id="11"/>
+        <w:footnoteReference w:id="13"/>
       </w:r>
       <w:r>
         <w:rPr>
@@ -8173,7 +8228,7 @@
           <w:lang w:eastAsia="es-PE"/>
           <w14:ligatures w14:val="none"/>
         </w:rPr>
-        <w:footnoteReference w:id="12"/>
+        <w:footnoteReference w:id="14"/>
       </w:r>
       <w:r>
         <w:rPr>
@@ -8237,7 +8292,7 @@
           <w:lang w:eastAsia="es-PE"/>
           <w14:ligatures w14:val="none"/>
         </w:rPr>
-        <w:footnoteReference w:id="13"/>
+        <w:footnoteReference w:id="15"/>
       </w:r>
       <w:r>
         <w:rPr>
@@ -8477,7 +8532,7 @@
           <w:vertAlign w:val="superscript"/>
           <w14:ligatures w14:val="none"/>
         </w:rPr>
-        <w:footnoteReference w:id="14"/>
+        <w:footnoteReference w:id="16"/>
       </w:r>
       <w:r>
         <w:rPr>
@@ -8495,7 +8550,6 @@
           <w:kern w:val="0"/>
           <w:sz w:val="22"/>
           <w:szCs w:val="22"/>
-          <w:u w:val="single"/>
           <w14:ligatures w14:val="none"/>
         </w:rPr>
         <w:lastRenderedPageBreak/>
@@ -8504,7 +8558,6 @@
       <w:r>
         <w:rPr>
           <w:rFonts w:ascii="Arial Narrow" w:eastAsia="Arial Narrow" w:hAnsi="Arial Narrow" w:cs="Arial Narrow"/>
-          <w:bCs/>
           <w:kern w:val="0"/>
           <w14:ligatures w14:val="none"/>
           <w:sz w:val="22"/>
@@ -8512,13 +8565,129 @@
         </w:rPr>
         <w:t>.</w:t>
       </w:r>
+      <w:r>
+        <w:rPr>
+          <w:rFonts w:ascii="Arial Narrow" w:eastAsia="Arial Narrow" w:hAnsi="Arial Narrow" w:cs="Arial Narrow"/>
+          <w:kern w:val="0"/>
+          <w14:ligatures w14:val="none"/>
+          <w:sz w:val="22"/>
+          <w:szCs w:val="22"/>
+        </w:rPr>
+        <w:t xml:space="preserve"> </w:t>
+      </w:r>
+      <w:r>
+        <w:rPr>
+          <w:rFonts w:ascii="Arial Narrow" w:eastAsia="Arial Narrow" w:hAnsi="Arial Narrow" w:cs="Arial Narrow"/>
+          <w:kern w:val="0"/>
+          <w:sz w:val="22"/>
+          <w:szCs w:val="22"/>
+          <w14:ligatures w14:val="none"/>
+        </w:rPr>
+        <w:t xml:space="preserve">Ello bajo apercibimiento de no realizar la audiencia de conciliación y levantar el acta de inasistencia correspondiente. </w:t>
+      </w:r>
+    </w:p>
+    <w:p>
+      <w:pPr>
+        <w:suppressAutoHyphens/>
+        <w:spacing w:after="0" w:line="240" w:lineRule="auto"/>
+        <w:contextualSpacing/>
+        <w:jc w:val="both"/>
+        <w:rPr>
+          <w:rFonts w:ascii="Arial Narrow" w:eastAsia="Arial Narrow" w:hAnsi="Arial Narrow" w:cs="Arial Narrow"/>
+          <w:kern w:val="0"/>
+          <w:sz w:val="22"/>
+          <w:szCs w:val="22"/>
+          <w:u w:val="single"/>
+          <w14:ligatures w14:val="none"/>
+        </w:rPr>
+      </w:pPr>
+    </w:p>
+    <w:p>
+      <w:pPr>
+        <w:suppressAutoHyphens/>
+        <w:spacing w:after="0" w:line="240" w:lineRule="auto"/>
+        <w:contextualSpacing/>
+        <w:jc w:val="both"/>
+        <w:rPr>
+          <w:rFonts w:ascii="Arial Narrow" w:eastAsia="Arial Narrow" w:hAnsi="Arial Narrow" w:cs="Arial Narrow"/>
+          <w:color w:val="000000"/>
+          <w:kern w:val="0"/>
+          <w:sz w:val="22"/>
+          <w:szCs w:val="22"/>
+          <w:lang w:eastAsia="es-PE"/>
+          <w14:ligatures w14:val="none"/>
+        </w:rPr>
+      </w:pPr>
+      <w:r>
+        <w:rPr>
+          <w:rFonts w:ascii="Arial Narrow" w:eastAsia="Arial Narrow" w:hAnsi="Arial Narrow" w:cs="Arial Narrow"/>
+          <w:b/>
+          <w:color w:val="000000"/>
+          <w:kern w:val="0"/>
+          <w:sz w:val="22"/>
+          <w:szCs w:val="22"/>
+          <w:lang w:eastAsia="es-PE"/>
+          <w14:ligatures w14:val="none"/>
+        </w:rPr>
+        <w:t>NOVENO:</w:t>
+      </w:r>
+      <w:r>
+        <w:rPr>
+          <w:rFonts w:ascii="Arial Narrow" w:eastAsia="Arial Narrow" w:hAnsi="Arial Narrow" w:cs="Arial Narrow"/>
+          <w:color w:val="000000"/>
+          <w:kern w:val="0"/>
+          <w:sz w:val="22"/>
+          <w:szCs w:val="22"/>
+          <w:lang w:eastAsia="es-PE"/>
+          <w14:ligatures w14:val="none"/>
+        </w:rPr>
+        <w:t xml:space="preserve"> poner en conocimiento de las partes que, antes de la emisión de la Resolución Final, tienen la posibilidad de formular su desistimiento o presentar el acuerdo arribado mediante la conciliación, mediación, transacción o cualquier otro que, de forma indubitable, deje constancia que se ha solucionado la controversia materia de denuncia.</w:t>
+      </w:r>
+      <w:bookmarkStart w:id="29" w:name="h.gjdgxs" w:colFirst="0" w:colLast="0"/>
+      <w:bookmarkEnd w:id="29"/>
+    </w:p>
+    <w:p>
+      <w:pPr>
+        <w:suppressAutoHyphens/>
+        <w:spacing w:after="0" w:line="240" w:lineRule="auto"/>
+        <w:contextualSpacing/>
+        <w:jc w:val="both"/>
+        <w:rPr>
+          <w:rFonts w:ascii="Arial Narrow" w:eastAsia="Arial Narrow" w:hAnsi="Arial Narrow" w:cs="Arial Narrow"/>
+          <w:color w:val="000000"/>
+          <w:kern w:val="0"/>
+          <w:sz w:val="22"/>
+          <w:szCs w:val="22"/>
+          <w:lang w:eastAsia="es-PE"/>
+          <w14:ligatures w14:val="none"/>
+        </w:rPr>
+      </w:pPr>
+    </w:p>
+    <w:p>
+      <w:pPr>
+        <w:suppressAutoHyphens/>
+        <w:spacing w:after="0" w:line="240" w:lineRule="auto"/>
+        <w:contextualSpacing/>
+        <w:jc w:val="both"/>
+        <w:rPr>
+          <w:rFonts w:ascii="Arial Narrow" w:eastAsia="Arial Narrow" w:hAnsi="Arial Narrow" w:cs="Arial Narrow"/>
+          <w:sz w:val="22"/>
+          <w:szCs w:val="22"/>
+        </w:rPr>
+      </w:pPr>
       <w:r>
         <w:rPr>
           <w:rFonts w:ascii="Arial Narrow" w:eastAsia="Arial Narrow" w:hAnsi="Arial Narrow" w:cs="Arial Narrow"/>
           <w:b/>
           <w:bCs/>
-          <w:kern w:val="0"/>
-          <w14:ligatures w14:val="none"/>
+          <w:sz w:val="22"/>
+          <w:szCs w:val="22"/>
+        </w:rPr>
+        <w:t xml:space="preserve">DÉCIMO:</w:t>
+      </w:r>
+      <w:r>
+        <w:rPr>
+          <w:rFonts w:ascii="Arial Narrow" w:eastAsia="Arial Narrow" w:hAnsi="Arial Narrow" w:cs="Arial Narrow"/>
           <w:sz w:val="22"/>
           <w:szCs w:val="22"/>
         </w:rPr>
@@ -8527,121 +8696,10 @@
       <w:r>
         <w:rPr>
           <w:rFonts w:ascii="Arial Narrow" w:eastAsia="Arial Narrow" w:hAnsi="Arial Narrow" w:cs="Arial Narrow"/>
-          <w:kern w:val="0"/>
-          <w:sz w:val="22"/>
-          <w:szCs w:val="22"/>
-          <w:u w:val="single"/>
-          <w14:ligatures w14:val="none"/>
-        </w:rPr>
-        <w:t xml:space="preserve">Ello bajo apercibimiento de no realizar la audiencia de conciliación y levantar el acta de inasistencia correspondiente. </w:t>
-      </w:r>
-    </w:p>
-    <w:p>
-      <w:pPr>
-        <w:suppressAutoHyphens/>
-        <w:spacing w:after="0" w:line="240" w:lineRule="auto"/>
-        <w:contextualSpacing/>
-        <w:jc w:val="both"/>
-        <w:rPr>
-          <w:rFonts w:ascii="Arial Narrow" w:eastAsia="Arial Narrow" w:hAnsi="Arial Narrow" w:cs="Arial Narrow"/>
-          <w:kern w:val="0"/>
-          <w:sz w:val="22"/>
-          <w:szCs w:val="22"/>
-          <w:u w:val="single"/>
-          <w14:ligatures w14:val="none"/>
-        </w:rPr>
-      </w:pPr>
-    </w:p>
-    <w:p>
-      <w:pPr>
-        <w:suppressAutoHyphens/>
-        <w:spacing w:after="0" w:line="240" w:lineRule="auto"/>
-        <w:contextualSpacing/>
-        <w:jc w:val="both"/>
-        <w:rPr>
-          <w:rFonts w:ascii="Arial Narrow" w:eastAsia="Arial Narrow" w:hAnsi="Arial Narrow" w:cs="Arial Narrow"/>
-          <w:color w:val="000000"/>
-          <w:kern w:val="0"/>
-          <w:sz w:val="22"/>
-          <w:szCs w:val="22"/>
-          <w:lang w:eastAsia="es-PE"/>
-          <w14:ligatures w14:val="none"/>
-        </w:rPr>
-      </w:pPr>
-      <w:r>
-        <w:rPr>
-          <w:rFonts w:ascii="Arial Narrow" w:eastAsia="Arial Narrow" w:hAnsi="Arial Narrow" w:cs="Arial Narrow"/>
-          <w:b/>
-          <w:color w:val="000000"/>
-          <w:kern w:val="0"/>
-          <w:sz w:val="22"/>
-          <w:szCs w:val="22"/>
-          <w:lang w:eastAsia="es-PE"/>
-          <w14:ligatures w14:val="none"/>
-        </w:rPr>
-        <w:t>NOVENO:</w:t>
-      </w:r>
-      <w:r>
-        <w:rPr>
-          <w:rFonts w:ascii="Arial Narrow" w:eastAsia="Arial Narrow" w:hAnsi="Arial Narrow" w:cs="Arial Narrow"/>
-          <w:color w:val="000000"/>
-          <w:kern w:val="0"/>
-          <w:sz w:val="22"/>
-          <w:szCs w:val="22"/>
-          <w:lang w:eastAsia="es-PE"/>
-          <w14:ligatures w14:val="none"/>
-        </w:rPr>
-        <w:t xml:space="preserve"> poner en conocimiento de las partes que, antes de la emisión de la Resolución Final, tienen la posibilidad de formular su desistimiento o presentar el acuerdo arribado mediante la conciliación, mediación, transacción o cualquier otro que, de forma indubitable, deje constancia que se ha solucionado la controversia materia de denuncia.</w:t>
-      </w:r>
-      <w:bookmarkStart w:id="29" w:name="h.gjdgxs" w:colFirst="0" w:colLast="0"/>
-      <w:bookmarkEnd w:id="29"/>
-    </w:p>
-    <w:p>
-      <w:pPr>
-        <w:suppressAutoHyphens/>
-        <w:spacing w:after="0" w:line="240" w:lineRule="auto"/>
-        <w:contextualSpacing/>
-        <w:jc w:val="both"/>
-        <w:rPr>
-          <w:rFonts w:ascii="Arial Narrow" w:eastAsia="Arial Narrow" w:hAnsi="Arial Narrow" w:cs="Arial Narrow"/>
-          <w:color w:val="000000"/>
-          <w:kern w:val="0"/>
-          <w:sz w:val="22"/>
-          <w:szCs w:val="22"/>
-          <w:lang w:eastAsia="es-PE"/>
-          <w14:ligatures w14:val="none"/>
-        </w:rPr>
-      </w:pPr>
-    </w:p>
-    <w:p>
-      <w:pPr>
-        <w:suppressAutoHyphens/>
-        <w:spacing w:after="0" w:line="240" w:lineRule="auto"/>
-        <w:contextualSpacing/>
-        <w:jc w:val="both"/>
-        <w:rPr>
-          <w:rFonts w:ascii="Arial Narrow" w:eastAsia="Arial Narrow" w:hAnsi="Arial Narrow" w:cs="Arial Narrow"/>
-          <w:sz w:val="22"/>
-          <w:szCs w:val="22"/>
-        </w:rPr>
-      </w:pPr>
-      <w:r>
-        <w:rPr>
-          <w:rFonts w:ascii="Arial Narrow" w:eastAsia="Arial Narrow" w:hAnsi="Arial Narrow" w:cs="Arial Narrow"/>
-          <w:b/>
-          <w:bCs/>
-          <w:sz w:val="22"/>
-          <w:szCs w:val="22"/>
-        </w:rPr>
-        <w:t xml:space="preserve">DÉCIMO: </w:t>
-      </w:r>
-      <w:r>
-        <w:rPr>
-          <w:rFonts w:ascii="Arial Narrow" w:eastAsia="Arial Narrow" w:hAnsi="Arial Narrow" w:cs="Arial Narrow"/>
-          <w:sz w:val="22"/>
-          <w:szCs w:val="22"/>
-        </w:rPr>
-        <w:t xml:space="preserve">requerir al señor [DENUNCIANTE] y al Banco de Crédito del Perú S.A. para que, dentro del plazo de dos (2) días hábiles siguientes a la fecha en que reciban la notificación en sus bandejas de correo electrónico, efectúen la confirmación de recepción de la notificación remitida por este despacho a sus correos electrónicos, de conformidad con el segundo párrafo del numeral 4 del artículo 20 del Texto Único Ordenado de la Ley del Procedimiento Administrativo General, aprobado mediante Decreto Supremo 006-2026-JUS, bajo apercibimiento de rehacer el acto de notificación y notificarle conforme al numeral 1 del artículo 20 del citado cuerpo normativo.</w:t>
+          <w:sz w:val="22"/>
+          <w:szCs w:val="22"/>
+        </w:rPr>
+        <w:t xml:space="preserve">requerir al señor [DENUNCIANTE] y al Banco de Crédito del Perú S.A. para que, dentro del plazo de dos (2) días hábiles siguientes a la fecha en que reciban la notificación en sus bandejas de correo electrónico, efectúen la confirmación de recepción de la notificación remitida por este despacho a sus correos electrónicos, de conformidad con el segundo párrafo del numeral 4 del artículo 20 del Texto Único Ordenado de la Ley del Procedimiento Administrativo General, aprobado mediante Decreto Supremo 006-2026-JUS, bajo apercibimiento de rehacer el acto de notificación y notificarles conforme al numeral 1 del artículo 20 del citado cuerpo normativo.</w:t>
       </w:r>
       <w:r>
         <w:rPr>
@@ -8928,7 +8986,7 @@
           <w:szCs w:val="22"/>
           <w:vertAlign w:val="superscript"/>
         </w:rPr>
-        <w:footnoteReference w:id="15"/>
+        <w:footnoteReference w:id="17"/>
       </w:r>
       <w:r>
         <w:rPr>
@@ -9384,6 +9442,9 @@
     <w:p>
       <w:pPr>
         <w:pStyle w:val="Textonotapie"/>
+        <w:tabs>
+          <w:tab w:val="left" w:pos="567"/>
+        </w:tabs>
         <w:ind w:left="567" w:hanging="567"/>
         <w:jc w:val="both"/>
         <w:rPr>
@@ -9408,7 +9469,82 @@
           <w:sz w:val="16"/>
           <w:szCs w:val="16"/>
         </w:rPr>
+        <w:tab/>
+        <w:t xml:space="preserve"/>
+      </w:r>
+      <w:r>
+        <w:rPr>
+          <w:rFonts w:ascii="Arial Narrow" w:eastAsia="Arial Narrow" w:hAnsi="Arial Narrow" w:cs="Arial Narrow"/>
+          <w:sz w:val="16"/>
+          <w:szCs w:val="16"/>
+        </w:rPr>
+        <w:tab/>
+        <w:t>Publicado</w:t>
+      </w:r>
+      <w:r>
+        <w:rPr>
+          <w:rFonts w:ascii="Arial Narrow" w:eastAsia="Arial Narrow" w:hAnsi="Arial Narrow" w:cs="Arial Narrow"/>
+          <w:b/>
+          <w:sz w:val="16"/>
+          <w:szCs w:val="16"/>
+        </w:rPr>
         <w:t xml:space="preserve"> </w:t>
+      </w:r>
+      <w:r>
+        <w:rPr>
+          <w:rFonts w:ascii="Arial Narrow" w:eastAsia="Arial Narrow" w:hAnsi="Arial Narrow" w:cs="Arial Narrow"/>
+          <w:sz w:val="16"/>
+          <w:szCs w:val="16"/>
+        </w:rPr>
+        <w:t xml:space="preserve">el 2 de setiembre de 2010 en el Diario Oficial El Peruano, vigente desde el 2 de octubre de 2010 y modificado por Decreto Legislativo 1308.</w:t>
+      </w:r>
+    </w:p>
+    <w:p>
+      <w:pPr>
+        <w:pStyle w:val="Textonotapie"/>
+        <w:ind w:left="567" w:hanging="567"/>
+        <w:jc w:val="both"/>
+        <w:rPr>
+          <w:rFonts w:ascii="Arial Narrow" w:eastAsia="Arial Narrow" w:hAnsi="Arial Narrow" w:cs="Arial Narrow"/>
+          <w:sz w:val="16"/>
+          <w:szCs w:val="16"/>
+        </w:rPr>
+      </w:pPr>
+    </w:p>
+  </w:footnote>
+  <w:footnote w:id="2">
+    <w:p>
+      <w:pPr>
+        <w:pStyle w:val="Textonotapie"/>
+        <w:tabs>
+          <w:tab w:val="left" w:pos="567"/>
+        </w:tabs>
+        <w:ind w:left="567" w:hanging="567"/>
+        <w:jc w:val="both"/>
+        <w:rPr>
+          <w:rFonts w:ascii="Arial Narrow" w:eastAsia="Arial Narrow" w:hAnsi="Arial Narrow" w:cs="Arial Narrow"/>
+          <w:sz w:val="16"/>
+          <w:szCs w:val="16"/>
+        </w:rPr>
+      </w:pPr>
+      <w:r>
+        <w:rPr>
+          <w:rStyle w:val="Refdenotaalpie"/>
+          <w:rFonts w:ascii="Arial Narrow" w:eastAsia="Arial Narrow" w:hAnsi="Arial Narrow" w:cs="Arial Narrow"/>
+          <w:sz w:val="16"/>
+          <w:szCs w:val="16"/>
+          <w:vertAlign w:val="superscript"/>
+        </w:rPr>
+        <w:footnoteRef/>
+      </w:r>
+      <w:r>
+        <w:rPr>
+          <w:rFonts w:ascii="Arial Narrow" w:eastAsia="Arial Narrow" w:hAnsi="Arial Narrow" w:cs="Arial Narrow"/>
+          <w:sz w:val="16"/>
+          <w:szCs w:val="16"/>
+        </w:rPr>
+        <w:tab/>
+        <w:t xml:space="preserve"/>
       </w:r>
       <w:r>
         <w:rPr>
@@ -9482,76 +9618,6 @@
           <w:szCs w:val="16"/>
         </w:rPr>
         <w:t>.</w:t>
-      </w:r>
-    </w:p>
-    <w:p>
-      <w:pPr>
-        <w:pStyle w:val="Textonotapie"/>
-        <w:ind w:left="567" w:hanging="567"/>
-        <w:jc w:val="both"/>
-        <w:rPr>
-          <w:rFonts w:ascii="Arial Narrow" w:eastAsia="Arial Narrow" w:hAnsi="Arial Narrow" w:cs="Arial Narrow"/>
-          <w:sz w:val="16"/>
-          <w:szCs w:val="16"/>
-        </w:rPr>
-      </w:pPr>
-    </w:p>
-  </w:footnote>
-  <w:footnote w:id="2">
-    <w:p>
-      <w:pPr>
-        <w:pStyle w:val="Textonotapie"/>
-        <w:ind w:left="567" w:hanging="567"/>
-        <w:jc w:val="both"/>
-        <w:rPr>
-          <w:rFonts w:ascii="Arial Narrow" w:eastAsia="Arial Narrow" w:hAnsi="Arial Narrow" w:cs="Arial Narrow"/>
-          <w:sz w:val="16"/>
-          <w:szCs w:val="16"/>
-        </w:rPr>
-      </w:pPr>
-      <w:r>
-        <w:rPr>
-          <w:rStyle w:val="Refdenotaalpie"/>
-          <w:rFonts w:ascii="Arial Narrow" w:eastAsia="Arial Narrow" w:hAnsi="Arial Narrow" w:cs="Arial Narrow"/>
-          <w:sz w:val="16"/>
-          <w:szCs w:val="16"/>
-          <w:vertAlign w:val="superscript"/>
-        </w:rPr>
-        <w:footnoteRef/>
-      </w:r>
-      <w:r>
-        <w:rPr>
-          <w:rFonts w:ascii="Arial Narrow" w:eastAsia="Arial Narrow" w:hAnsi="Arial Narrow" w:cs="Arial Narrow"/>
-          <w:sz w:val="16"/>
-          <w:szCs w:val="16"/>
-        </w:rPr>
-        <w:t xml:space="preserve"> </w:t>
-      </w:r>
-      <w:r>
-        <w:rPr>
-          <w:rFonts w:ascii="Arial Narrow" w:eastAsia="Arial Narrow" w:hAnsi="Arial Narrow" w:cs="Arial Narrow"/>
-          <w:sz w:val="16"/>
-          <w:szCs w:val="16"/>
-        </w:rPr>
-        <w:tab/>
-        <w:t>Publicado</w:t>
-      </w:r>
-      <w:r>
-        <w:rPr>
-          <w:rFonts w:ascii="Arial Narrow" w:eastAsia="Arial Narrow" w:hAnsi="Arial Narrow" w:cs="Arial Narrow"/>
-          <w:b/>
-          <w:sz w:val="16"/>
-          <w:szCs w:val="16"/>
-        </w:rPr>
-        <w:t xml:space="preserve"> </w:t>
-      </w:r>
-      <w:r>
-        <w:rPr>
-          <w:rFonts w:ascii="Arial Narrow" w:eastAsia="Arial Narrow" w:hAnsi="Arial Narrow" w:cs="Arial Narrow"/>
-          <w:sz w:val="16"/>
-          <w:szCs w:val="16"/>
-        </w:rPr>
-        <w:t xml:space="preserve">el 2 de setiembre de 2010 en el Diario Oficial El Peruano, vigente desde el 2 de octubre de 2010 y modificado por Decreto Legislativo 1308.</w:t>
       </w:r>
     </w:p>
     <w:p>
@@ -9600,7 +9666,8 @@
           <w:sz w:val="16"/>
           <w:szCs w:val="16"/>
         </w:rPr>
-        <w:t xml:space="preserve"> </w:t>
+        <w:tab/>
+        <w:t xml:space="preserve"/>
       </w:r>
       <w:r>
         <w:rPr>
@@ -9707,10 +9774,30 @@
         <w:jc w:val="both"/>
         <w:rPr>
           <w:rFonts w:ascii="Arial Narrow" w:eastAsia="Arial Narrow" w:hAnsi="Arial Narrow" w:cs="Arial Narrow"/>
-          <w:sz w:val="16"/>
-          <w:szCs w:val="16"/>
-        </w:rPr>
-      </w:pPr>
+          <w:b/>
+          <w:bCs/>
+          <w:sz w:val="16"/>
+          <w:szCs w:val="16"/>
+        </w:rPr>
+      </w:pPr>
+      <w:r>
+        <w:rPr>
+          <w:rFonts w:ascii="Arial Narrow" w:eastAsia="Arial Narrow" w:hAnsi="Arial Narrow" w:cs="Arial Narrow"/>
+          <w:sz w:val="16"/>
+          <w:szCs w:val="16"/>
+        </w:rPr>
+        <w:tab/>
+      </w:r>
+      <w:r>
+        <w:rPr>
+          <w:rFonts w:ascii="Arial Narrow" w:eastAsia="Arial Narrow" w:hAnsi="Arial Narrow" w:cs="Arial Narrow"/>
+          <w:b/>
+          <w:bCs/>
+          <w:sz w:val="16"/>
+          <w:szCs w:val="16"/>
+        </w:rPr>
+        <w:t xml:space="preserve">LEY DE ORGANIZACIÓN Y FUNCIONES DEL INDECOPI, APROBADA POR DECRETO LEGISLATIVO 1033 </w:t>
+      </w:r>
     </w:p>
     <w:p>
       <w:pPr>
@@ -9722,29 +9809,28 @@
         <w:jc w:val="both"/>
         <w:rPr>
           <w:rFonts w:ascii="Arial Narrow" w:eastAsia="Arial Narrow" w:hAnsi="Arial Narrow" w:cs="Arial Narrow"/>
+          <w:sz w:val="16"/>
+          <w:szCs w:val="16"/>
+        </w:rPr>
+      </w:pPr>
+      <w:r>
+        <w:rPr>
+          <w:rFonts w:ascii="Arial Narrow" w:eastAsia="Arial Narrow" w:hAnsi="Arial Narrow" w:cs="Arial Narrow"/>
           <w:b/>
           <w:bCs/>
           <w:sz w:val="16"/>
           <w:szCs w:val="16"/>
         </w:rPr>
-      </w:pPr>
-      <w:r>
-        <w:rPr>
-          <w:rFonts w:ascii="Arial Narrow" w:eastAsia="Arial Narrow" w:hAnsi="Arial Narrow" w:cs="Arial Narrow"/>
-          <w:sz w:val="16"/>
-          <w:szCs w:val="16"/>
-        </w:rPr>
         <w:tab/>
-      </w:r>
-      <w:r>
-        <w:rPr>
-          <w:rFonts w:ascii="Arial Narrow" w:eastAsia="Arial Narrow" w:hAnsi="Arial Narrow" w:cs="Arial Narrow"/>
-          <w:b/>
-          <w:bCs/>
-          <w:sz w:val="16"/>
-          <w:szCs w:val="16"/>
-        </w:rPr>
-        <w:t xml:space="preserve">LEY DE ORGANIZACIÓN Y FUNCIONES DEL INDECOPI, APROBADA POR DECRETO LEGISLATIVO 1033 </w:t>
+        <w:t>Artículo 27.-</w:t>
+      </w:r>
+      <w:r>
+        <w:rPr>
+          <w:rFonts w:ascii="Arial Narrow" w:eastAsia="Arial Narrow" w:hAnsi="Arial Narrow" w:cs="Arial Narrow"/>
+          <w:sz w:val="16"/>
+          <w:szCs w:val="16"/>
+        </w:rPr>
+        <w:t xml:space="preserve"> De la Comisión de Protección al Consumidor.- </w:t>
       </w:r>
     </w:p>
     <w:p>
@@ -9764,21 +9850,11 @@
       <w:r>
         <w:rPr>
           <w:rFonts w:ascii="Arial Narrow" w:eastAsia="Arial Narrow" w:hAnsi="Arial Narrow" w:cs="Arial Narrow"/>
-          <w:b/>
-          <w:bCs/>
           <w:sz w:val="16"/>
           <w:szCs w:val="16"/>
         </w:rPr>
         <w:tab/>
-        <w:t>Artículo 27.-</w:t>
-      </w:r>
-      <w:r>
-        <w:rPr>
-          <w:rFonts w:ascii="Arial Narrow" w:eastAsia="Arial Narrow" w:hAnsi="Arial Narrow" w:cs="Arial Narrow"/>
-          <w:sz w:val="16"/>
-          <w:szCs w:val="16"/>
-        </w:rPr>
-        <w:t xml:space="preserve"> De la Comisión de Protección al Consumidor.- </w:t>
+        <w:t>Corresponde a la Comisión de Protección al Consumidor velar por el cumplimiento de la Ley de Protección al Consumidor y de las leyes que, en general, protegen a los consumidores de la falta de idoneidad de los bienes y servicios en función de la información brindada, de las omisiones de información y de la discriminación en el consumo, así como de aquellas que complementen o sustituyan a las anteriores.</w:t>
       </w:r>
     </w:p>
     <w:p>
@@ -9791,20 +9867,15 @@
         <w:jc w:val="both"/>
         <w:rPr>
           <w:rFonts w:ascii="Arial Narrow" w:eastAsia="Arial Narrow" w:hAnsi="Arial Narrow" w:cs="Arial Narrow"/>
-          <w:sz w:val="16"/>
-          <w:szCs w:val="16"/>
-        </w:rPr>
-      </w:pPr>
-      <w:r>
-        <w:rPr>
-          <w:rFonts w:ascii="Arial Narrow" w:eastAsia="Arial Narrow" w:hAnsi="Arial Narrow" w:cs="Arial Narrow"/>
-          <w:sz w:val="16"/>
-          <w:szCs w:val="16"/>
-        </w:rPr>
-        <w:tab/>
-        <w:t>Corresponde a la Comisión de Protección al Consumidor velar por el cumplimiento de la Ley de Protección al Consumidor y de las leyes que, en general, protegen a los consumidores de la falta de idoneidad de los bienes y servicios en función de la información brindada, de las omisiones de información y de la discriminación en el consumo, así como de aquellas que complementen o sustituyan a las anteriores.</w:t>
-      </w:r>
-    </w:p>
+          <w:b/>
+          <w:bCs/>
+          <w:sz w:val="16"/>
+          <w:szCs w:val="16"/>
+        </w:rPr>
+      </w:pPr>
+    </w:p>
+  </w:footnote>
+  <w:footnote w:id="4">
     <w:p>
       <w:pPr>
         <w:pStyle w:val="Textonotapie"/>
@@ -9821,9 +9892,150 @@
           <w:szCs w:val="16"/>
         </w:rPr>
       </w:pPr>
-    </w:p>
-  </w:footnote>
-  <w:footnote w:id="4">
+      <w:r>
+        <w:rPr>
+          <w:rStyle w:val="Refdenotaalpie"/>
+          <w:rFonts w:ascii="Arial Narrow" w:eastAsia="Arial Narrow" w:hAnsi="Arial Narrow" w:cs="Arial Narrow"/>
+          <w:sz w:val="16"/>
+          <w:szCs w:val="16"/>
+          <w:vertAlign w:val="superscript"/>
+        </w:rPr>
+        <w:footnoteRef/>
+      </w:r>
+      <w:r>
+        <w:rPr>
+          <w:rFonts w:ascii="Arial Narrow" w:eastAsia="Arial Narrow" w:hAnsi="Arial Narrow" w:cs="Arial Narrow"/>
+          <w:sz w:val="16"/>
+          <w:szCs w:val="16"/>
+        </w:rPr>
+        <w:tab/>
+        <w:t xml:space="preserve"/>
+      </w:r>
+      <w:r>
+        <w:rPr>
+          <w:rFonts w:ascii="Arial Narrow" w:eastAsia="Arial Narrow" w:hAnsi="Arial Narrow" w:cs="Arial Narrow"/>
+          <w:sz w:val="16"/>
+          <w:szCs w:val="16"/>
+        </w:rPr>
+        <w:tab/>
+      </w:r>
+      <w:r>
+        <w:rPr>
+          <w:rFonts w:ascii="Arial Narrow" w:eastAsia="Arial Narrow" w:hAnsi="Arial Narrow" w:cs="Arial Narrow"/>
+          <w:b/>
+          <w:bCs/>
+          <w:sz w:val="16"/>
+          <w:szCs w:val="16"/>
+        </w:rPr>
+        <w:t xml:space="preserve">LEY 29571, CÓDIGO DE PROTECCIÓN Y DEFENSA DEL CONSUMIDOR, publicado el 2 de setiembre de 2010 y modificado por Decreto Legislativo 1308 </w:t>
+      </w:r>
+    </w:p>
+    <w:p>
+      <w:pPr>
+        <w:pStyle w:val="Textonotapie"/>
+        <w:ind w:left="567" w:right="-1"/>
+        <w:jc w:val="both"/>
+        <w:rPr>
+          <w:rFonts w:ascii="Arial Narrow" w:eastAsia="Arial Narrow" w:hAnsi="Arial Narrow" w:cs="Arial Narrow"/>
+          <w:b/>
+          <w:bCs/>
+          <w:sz w:val="16"/>
+          <w:szCs w:val="16"/>
+        </w:rPr>
+      </w:pPr>
+      <w:r>
+        <w:rPr>
+          <w:rFonts w:ascii="Arial Narrow" w:eastAsia="Arial Narrow" w:hAnsi="Arial Narrow" w:cs="Arial Narrow"/>
+          <w:b/>
+          <w:bCs/>
+          <w:sz w:val="16"/>
+          <w:szCs w:val="16"/>
+        </w:rPr>
+        <w:t xml:space="preserve">Artículo 18.- Idoneidad </w:t>
+      </w:r>
+    </w:p>
+    <w:p>
+      <w:pPr>
+        <w:pStyle w:val="Textonotapie"/>
+        <w:ind w:left="567" w:right="-1"/>
+        <w:jc w:val="both"/>
+        <w:rPr>
+          <w:rFonts w:ascii="Arial Narrow" w:eastAsia="Arial Narrow" w:hAnsi="Arial Narrow" w:cs="Arial Narrow"/>
+          <w:sz w:val="16"/>
+          <w:szCs w:val="16"/>
+        </w:rPr>
+      </w:pPr>
+      <w:r>
+        <w:rPr>
+          <w:rFonts w:ascii="Arial Narrow" w:eastAsia="Arial Narrow" w:hAnsi="Arial Narrow" w:cs="Arial Narrow"/>
+          <w:sz w:val="16"/>
+          <w:szCs w:val="16"/>
+        </w:rPr>
+        <w:t xml:space="preserve">Se entiende por idoneidad la correspondencia entre lo que un consumidor espera y lo que efectivamente recibe, en función a lo que se le hubiera ofrecido, la publicidad e información transmitida, las condiciones y circunstancias de la transacción, las características y naturaleza del producto o servicio, el precio, entre otros factores, atendiendo a las circunstancias del caso. </w:t>
+      </w:r>
+    </w:p>
+    <w:p>
+      <w:pPr>
+        <w:pStyle w:val="Textonotapie"/>
+        <w:ind w:left="567" w:right="-1"/>
+        <w:jc w:val="both"/>
+        <w:rPr>
+          <w:rFonts w:ascii="Arial Narrow" w:eastAsia="Arial Narrow" w:hAnsi="Arial Narrow" w:cs="Arial Narrow"/>
+          <w:sz w:val="16"/>
+          <w:szCs w:val="16"/>
+        </w:rPr>
+      </w:pPr>
+      <w:r>
+        <w:rPr>
+          <w:rFonts w:ascii="Arial Narrow" w:eastAsia="Arial Narrow" w:hAnsi="Arial Narrow" w:cs="Arial Narrow"/>
+          <w:sz w:val="16"/>
+          <w:szCs w:val="16"/>
+        </w:rPr>
+        <w:t xml:space="preserve">La idoneidad es evaluada en función a la propia naturaleza del producto o servicio y a su aptitud para satisfacer la finalidad para la cual ha sido puesto en el mercado. Las autorizaciones por parte de los organismos del Estado para la fabricación de un producto o la prestación de un servicio, en los casos que sea necesario, no eximen de responsabilidad al proveedor frente al consumidor. </w:t>
+      </w:r>
+    </w:p>
+    <w:p>
+      <w:pPr>
+        <w:pStyle w:val="Textonotapie"/>
+        <w:ind w:left="567" w:right="-1"/>
+        <w:jc w:val="both"/>
+        <w:rPr>
+          <w:rFonts w:ascii="Arial Narrow" w:eastAsia="Arial Narrow" w:hAnsi="Arial Narrow" w:cs="Arial Narrow"/>
+          <w:sz w:val="16"/>
+          <w:szCs w:val="16"/>
+        </w:rPr>
+      </w:pPr>
+      <w:r>
+        <w:rPr>
+          <w:rFonts w:ascii="Arial Narrow" w:eastAsia="Arial Narrow" w:hAnsi="Arial Narrow" w:cs="Arial Narrow"/>
+          <w:b/>
+          <w:bCs/>
+          <w:sz w:val="16"/>
+          <w:szCs w:val="16"/>
+        </w:rPr>
+        <w:t xml:space="preserve">Artículo 19.- Obligación de los proveedores </w:t>
+      </w:r>
+    </w:p>
+    <w:p>
+      <w:pPr>
+        <w:pStyle w:val="Textonotapie"/>
+        <w:ind w:left="567" w:right="-1"/>
+        <w:jc w:val="both"/>
+        <w:rPr>
+          <w:rFonts w:ascii="Arial Narrow" w:eastAsia="Arial Narrow" w:hAnsi="Arial Narrow" w:cs="Arial Narrow"/>
+          <w:sz w:val="16"/>
+          <w:szCs w:val="16"/>
+        </w:rPr>
+      </w:pPr>
+      <w:r>
+        <w:rPr>
+          <w:rFonts w:ascii="Arial Narrow" w:eastAsia="Arial Narrow" w:hAnsi="Arial Narrow" w:cs="Arial Narrow"/>
+          <w:sz w:val="16"/>
+          <w:szCs w:val="16"/>
+        </w:rPr>
+        <w:t>El proveedor responde por la idoneidad y calidad de los productos y servicios ofrecidos; por la autenticidad de las marcas y leyendas que exhiben sus productos o del signo que respalda al prestador del servicio, por la falta de conformidad entre la publicidad comercial de los productos y servicios y estos, así como por el contenido y la vida útil del producto indicado en el envase, en lo que corresponda.</w:t>
+      </w:r>
+    </w:p>
     <w:p>
       <w:pPr>
         <w:pStyle w:val="Textonotapie"/>
@@ -9840,161 +10052,9 @@
           <w:szCs w:val="16"/>
         </w:rPr>
       </w:pPr>
-      <w:r>
-        <w:rPr>
-          <w:rStyle w:val="Refdenotaalpie"/>
-          <w:rFonts w:ascii="Arial Narrow" w:eastAsia="Arial Narrow" w:hAnsi="Arial Narrow" w:cs="Arial Narrow"/>
-          <w:sz w:val="16"/>
-          <w:szCs w:val="16"/>
-          <w:vertAlign w:val="superscript"/>
-        </w:rPr>
-        <w:footnoteRef/>
-      </w:r>
-      <w:r>
-        <w:rPr>
-          <w:rFonts w:ascii="Arial Narrow" w:eastAsia="Arial Narrow" w:hAnsi="Arial Narrow" w:cs="Arial Narrow"/>
-          <w:sz w:val="16"/>
-          <w:szCs w:val="16"/>
-        </w:rPr>
-        <w:t xml:space="preserve"> </w:t>
-      </w:r>
-      <w:r>
-        <w:rPr>
-          <w:rFonts w:ascii="Arial Narrow" w:eastAsia="Arial Narrow" w:hAnsi="Arial Narrow" w:cs="Arial Narrow"/>
-          <w:sz w:val="16"/>
-          <w:szCs w:val="16"/>
-        </w:rPr>
-        <w:tab/>
-      </w:r>
-      <w:r>
-        <w:rPr>
-          <w:rFonts w:ascii="Arial Narrow" w:eastAsia="Arial Narrow" w:hAnsi="Arial Narrow" w:cs="Arial Narrow"/>
-          <w:b/>
-          <w:bCs/>
-          <w:sz w:val="16"/>
-          <w:szCs w:val="16"/>
-        </w:rPr>
-        <w:t xml:space="preserve">LEY 29571, CÓDIGO DE PROTECCIÓN Y DEFENSA DEL CONSUMIDOR, publicado el 2 de setiembre de 2010 y modificado por Decreto Legislativo 1308 </w:t>
-      </w:r>
-    </w:p>
-    <w:p>
-      <w:pPr>
-        <w:pStyle w:val="Textonotapie"/>
-        <w:ind w:left="567" w:right="-1"/>
-        <w:jc w:val="both"/>
-        <w:rPr>
-          <w:rFonts w:ascii="Arial Narrow" w:eastAsia="Arial Narrow" w:hAnsi="Arial Narrow" w:cs="Arial Narrow"/>
-          <w:b/>
-          <w:bCs/>
-          <w:sz w:val="16"/>
-          <w:szCs w:val="16"/>
-        </w:rPr>
-      </w:pPr>
-      <w:r>
-        <w:rPr>
-          <w:rFonts w:ascii="Arial Narrow" w:eastAsia="Arial Narrow" w:hAnsi="Arial Narrow" w:cs="Arial Narrow"/>
-          <w:b/>
-          <w:bCs/>
-          <w:sz w:val="16"/>
-          <w:szCs w:val="16"/>
-        </w:rPr>
-        <w:t xml:space="preserve">Artículo 18.- Idoneidad </w:t>
-      </w:r>
-    </w:p>
-    <w:p>
-      <w:pPr>
-        <w:pStyle w:val="Textonotapie"/>
-        <w:ind w:left="567" w:right="-1"/>
-        <w:jc w:val="both"/>
-        <w:rPr>
-          <w:rFonts w:ascii="Arial Narrow" w:eastAsia="Arial Narrow" w:hAnsi="Arial Narrow" w:cs="Arial Narrow"/>
-          <w:sz w:val="16"/>
-          <w:szCs w:val="16"/>
-        </w:rPr>
-      </w:pPr>
-      <w:r>
-        <w:rPr>
-          <w:rFonts w:ascii="Arial Narrow" w:eastAsia="Arial Narrow" w:hAnsi="Arial Narrow" w:cs="Arial Narrow"/>
-          <w:sz w:val="16"/>
-          <w:szCs w:val="16"/>
-        </w:rPr>
-        <w:t xml:space="preserve">Se entiende por idoneidad la correspondencia entre lo que un consumidor espera y lo que efectivamente recibe, en función a lo que se le hubiera ofrecido, la publicidad e información transmitida, las condiciones y circunstancias de la transacción, las características y naturaleza del producto o servicio, el precio, entre otros factores, atendiendo a las circunstancias del caso. </w:t>
-      </w:r>
-    </w:p>
-    <w:p>
-      <w:pPr>
-        <w:pStyle w:val="Textonotapie"/>
-        <w:ind w:left="567" w:right="-1"/>
-        <w:jc w:val="both"/>
-        <w:rPr>
-          <w:rFonts w:ascii="Arial Narrow" w:eastAsia="Arial Narrow" w:hAnsi="Arial Narrow" w:cs="Arial Narrow"/>
-          <w:sz w:val="16"/>
-          <w:szCs w:val="16"/>
-        </w:rPr>
-      </w:pPr>
-      <w:r>
-        <w:rPr>
-          <w:rFonts w:ascii="Arial Narrow" w:eastAsia="Arial Narrow" w:hAnsi="Arial Narrow" w:cs="Arial Narrow"/>
-          <w:sz w:val="16"/>
-          <w:szCs w:val="16"/>
-        </w:rPr>
-        <w:t xml:space="preserve">La idoneidad es evaluada en función a la propia naturaleza del producto o servicio y a su aptitud para satisfacer la finalidad para la cual ha sido puesto en el mercado. Las autorizaciones por parte de los organismos del Estado para la fabricación de un producto o la prestación de un servicio, en los casos que sea necesario, no eximen de responsabilidad al proveedor frente al consumidor. </w:t>
-      </w:r>
-    </w:p>
-    <w:p>
-      <w:pPr>
-        <w:pStyle w:val="Textonotapie"/>
-        <w:ind w:left="567" w:right="-1"/>
-        <w:jc w:val="both"/>
-        <w:rPr>
-          <w:rFonts w:ascii="Arial Narrow" w:eastAsia="Arial Narrow" w:hAnsi="Arial Narrow" w:cs="Arial Narrow"/>
-          <w:sz w:val="16"/>
-          <w:szCs w:val="16"/>
-        </w:rPr>
-      </w:pPr>
-    </w:p>
-    <w:p>
-      <w:pPr>
-        <w:pStyle w:val="Textonotapie"/>
-        <w:ind w:left="567" w:right="-1"/>
-        <w:jc w:val="both"/>
-        <w:rPr>
-          <w:rFonts w:ascii="Arial Narrow" w:eastAsia="Arial Narrow" w:hAnsi="Arial Narrow" w:cs="Arial Narrow"/>
-          <w:sz w:val="16"/>
-          <w:szCs w:val="16"/>
-        </w:rPr>
-      </w:pPr>
-      <w:r>
-        <w:rPr>
-          <w:rFonts w:ascii="Arial Narrow" w:eastAsia="Arial Narrow" w:hAnsi="Arial Narrow" w:cs="Arial Narrow"/>
-          <w:b/>
-          <w:bCs/>
-          <w:sz w:val="16"/>
-          <w:szCs w:val="16"/>
-        </w:rPr>
-        <w:t xml:space="preserve">Artículo 19.- Obligación de los proveedores </w:t>
-      </w:r>
-    </w:p>
-    <w:p>
-      <w:pPr>
-        <w:pStyle w:val="Textonotapie"/>
-        <w:ind w:left="567" w:right="-1"/>
-        <w:jc w:val="both"/>
-        <w:rPr>
-          <w:rFonts w:ascii="Arial Narrow" w:eastAsia="Arial Narrow" w:hAnsi="Arial Narrow" w:cs="Arial Narrow"/>
-          <w:sz w:val="16"/>
-          <w:szCs w:val="16"/>
-        </w:rPr>
-      </w:pPr>
-      <w:r>
-        <w:rPr>
-          <w:rFonts w:ascii="Arial Narrow" w:eastAsia="Arial Narrow" w:hAnsi="Arial Narrow" w:cs="Arial Narrow"/>
-          <w:sz w:val="16"/>
-          <w:szCs w:val="16"/>
-        </w:rPr>
-        <w:t>El proveedor responde por la idoneidad y calidad de los productos y servicios ofrecidos; por la autenticidad de las marcas y leyendas que exhiben sus productos o del signo que respalda al prestador del servicio, por la falta de conformidad entre la publicidad comercial de los productos y servicios y estos, así como por el contenido y la vida útil del producto indicado en el envase, en lo que corresponda.</w:t>
-      </w:r>
-    </w:p>
+    </w:p>
+  </w:footnote>
+  <w:footnote w:id="5">
     <w:p>
       <w:pPr>
         <w:pStyle w:val="Textonotapie"/>
@@ -10011,9 +10071,122 @@
           <w:szCs w:val="16"/>
         </w:rPr>
       </w:pPr>
-    </w:p>
-  </w:footnote>
-  <w:footnote w:id="5">
+      <w:r>
+        <w:rPr>
+          <w:rStyle w:val="Refdenotaalpie"/>
+          <w:rFonts w:ascii="Arial Narrow" w:eastAsia="Arial Narrow" w:hAnsi="Arial Narrow" w:cs="Arial Narrow"/>
+          <w:sz w:val="16"/>
+          <w:szCs w:val="16"/>
+          <w:vertAlign w:val="superscript"/>
+        </w:rPr>
+        <w:footnoteRef/>
+      </w:r>
+      <w:r>
+        <w:rPr>
+          <w:rFonts w:ascii="Arial Narrow" w:eastAsia="Arial Narrow" w:hAnsi="Arial Narrow" w:cs="Arial Narrow"/>
+          <w:sz w:val="16"/>
+          <w:szCs w:val="16"/>
+        </w:rPr>
+        <w:tab/>
+        <w:t xml:space="preserve"/>
+      </w:r>
+      <w:r>
+        <w:rPr>
+          <w:rFonts w:ascii="Arial Narrow" w:eastAsia="Arial Narrow" w:hAnsi="Arial Narrow" w:cs="Arial Narrow"/>
+          <w:sz w:val="16"/>
+          <w:szCs w:val="16"/>
+        </w:rPr>
+        <w:tab/>
+      </w:r>
+      <w:r>
+        <w:rPr>
+          <w:rFonts w:ascii="Arial Narrow" w:eastAsia="Arial Narrow" w:hAnsi="Arial Narrow" w:cs="Arial Narrow"/>
+          <w:b/>
+          <w:bCs/>
+          <w:sz w:val="16"/>
+          <w:szCs w:val="16"/>
+        </w:rPr>
+        <w:t xml:space="preserve">LEY 29571, CÓDIGO DE PROTECCIÓN Y DEFENSA DEL CONSUMIDOR, publicado el 2 de setiembre de 2010 y modificado por Decreto Legislativo 1308 </w:t>
+      </w:r>
+    </w:p>
+    <w:p>
+      <w:pPr>
+        <w:pStyle w:val="Textonotapie"/>
+        <w:ind w:firstLine="567"/>
+        <w:jc w:val="both"/>
+        <w:rPr>
+          <w:rFonts w:ascii="Arial Narrow" w:eastAsia="Arial Narrow" w:hAnsi="Arial Narrow" w:cs="Arial Narrow"/>
+          <w:b/>
+          <w:bCs/>
+          <w:sz w:val="16"/>
+          <w:szCs w:val="16"/>
+        </w:rPr>
+      </w:pPr>
+      <w:r>
+        <w:rPr>
+          <w:rFonts w:ascii="Arial Narrow" w:eastAsia="Arial Narrow" w:hAnsi="Arial Narrow" w:cs="Arial Narrow"/>
+          <w:b/>
+          <w:bCs/>
+          <w:sz w:val="16"/>
+          <w:szCs w:val="16"/>
+        </w:rPr>
+        <w:t>Artículo 1.- Derechos de los consumidores</w:t>
+      </w:r>
+    </w:p>
+    <w:p>
+      <w:pPr>
+        <w:pStyle w:val="Textonotapie"/>
+        <w:tabs>
+          <w:tab w:val="left" w:pos="567"/>
+        </w:tabs>
+        <w:jc w:val="both"/>
+        <w:rPr>
+          <w:rFonts w:ascii="Arial Narrow" w:eastAsia="Arial Narrow" w:hAnsi="Arial Narrow" w:cs="Arial Narrow"/>
+          <w:sz w:val="16"/>
+          <w:szCs w:val="16"/>
+        </w:rPr>
+      </w:pPr>
+      <w:r>
+        <w:rPr>
+          <w:rFonts w:ascii="Arial Narrow" w:eastAsia="Arial Narrow" w:hAnsi="Arial Narrow" w:cs="Arial Narrow"/>
+          <w:sz w:val="16"/>
+          <w:szCs w:val="16"/>
+        </w:rPr>
+        <w:tab/>
+        <w:t>1.1 (…)</w:t>
+      </w:r>
+    </w:p>
+    <w:p>
+      <w:pPr>
+        <w:pStyle w:val="Textonotapie"/>
+        <w:tabs>
+          <w:tab w:val="left" w:pos="567"/>
+        </w:tabs>
+        <w:ind w:left="570"/>
+        <w:jc w:val="both"/>
+        <w:rPr>
+          <w:rFonts w:ascii="Arial Narrow" w:eastAsia="Arial Narrow" w:hAnsi="Arial Narrow" w:cs="Arial Narrow"/>
+          <w:sz w:val="16"/>
+          <w:szCs w:val="16"/>
+        </w:rPr>
+      </w:pPr>
+      <w:r>
+        <w:rPr>
+          <w:rFonts w:ascii="Arial Narrow" w:eastAsia="Arial Narrow" w:hAnsi="Arial Narrow" w:cs="Arial Narrow"/>
+          <w:sz w:val="16"/>
+          <w:szCs w:val="16"/>
+        </w:rPr>
+        <w:t xml:space="preserve">b. </w:t>
+      </w:r>
+      <w:r>
+        <w:rPr>
+          <w:rFonts w:ascii="Arial Narrow" w:eastAsia="Arial Narrow" w:hAnsi="Arial Narrow" w:cs="Arial Narrow"/>
+          <w:sz w:val="16"/>
+          <w:szCs w:val="16"/>
+        </w:rPr>
+        <w:t xml:space="preserve">Derecho a acceder a información oportuna, suficiente, veraz y fácilmente accesible, relevante para tomar una decisión o realizar una elección de consumo que se ajuste a sus intereses, así como para efectuar un uso o consumo adecuado de los productos o servicios. </w:t>
+      </w:r>
+    </w:p>
     <w:p>
       <w:pPr>
         <w:pStyle w:val="Textonotapie"/>
@@ -10024,6 +10197,27 @@
         <w:jc w:val="both"/>
         <w:rPr>
           <w:rFonts w:ascii="Arial Narrow" w:eastAsia="Arial Narrow" w:hAnsi="Arial Narrow" w:cs="Arial Narrow"/>
+          <w:sz w:val="16"/>
+          <w:szCs w:val="16"/>
+        </w:rPr>
+      </w:pPr>
+      <w:r>
+        <w:rPr>
+          <w:rFonts w:ascii="Arial Narrow" w:eastAsia="Arial Narrow" w:hAnsi="Arial Narrow" w:cs="Arial Narrow"/>
+          <w:sz w:val="16"/>
+          <w:szCs w:val="16"/>
+        </w:rPr>
+        <w:tab/>
+        <w:t>(…).</w:t>
+      </w:r>
+    </w:p>
+    <w:p>
+      <w:pPr>
+        <w:pStyle w:val="Textonotapie"/>
+        <w:ind w:firstLine="567"/>
+        <w:jc w:val="both"/>
+        <w:rPr>
+          <w:rFonts w:ascii="Arial Narrow" w:eastAsia="Arial Narrow" w:hAnsi="Arial Narrow" w:cs="Arial Narrow"/>
           <w:b/>
           <w:bCs/>
           <w:sz w:val="16"/>
@@ -10032,63 +10226,13 @@
       </w:pPr>
       <w:r>
         <w:rPr>
-          <w:rStyle w:val="Refdenotaalpie"/>
-          <w:rFonts w:ascii="Arial Narrow" w:eastAsia="Arial Narrow" w:hAnsi="Arial Narrow" w:cs="Arial Narrow"/>
-          <w:sz w:val="16"/>
-          <w:szCs w:val="16"/>
-          <w:vertAlign w:val="superscript"/>
-        </w:rPr>
-        <w:footnoteRef/>
-      </w:r>
-      <w:r>
-        <w:rPr>
-          <w:rFonts w:ascii="Arial Narrow" w:eastAsia="Arial Narrow" w:hAnsi="Arial Narrow" w:cs="Arial Narrow"/>
-          <w:sz w:val="16"/>
-          <w:szCs w:val="16"/>
-        </w:rPr>
-        <w:t xml:space="preserve"> </w:t>
-      </w:r>
-      <w:r>
-        <w:rPr>
-          <w:rFonts w:ascii="Arial Narrow" w:eastAsia="Arial Narrow" w:hAnsi="Arial Narrow" w:cs="Arial Narrow"/>
-          <w:sz w:val="16"/>
-          <w:szCs w:val="16"/>
-        </w:rPr>
-        <w:tab/>
-      </w:r>
-      <w:r>
-        <w:rPr>
           <w:rFonts w:ascii="Arial Narrow" w:eastAsia="Arial Narrow" w:hAnsi="Arial Narrow" w:cs="Arial Narrow"/>
           <w:b/>
           <w:bCs/>
           <w:sz w:val="16"/>
           <w:szCs w:val="16"/>
         </w:rPr>
-        <w:t xml:space="preserve">LEY 29571, CÓDIGO DE PROTECCIÓN Y DEFENSA DEL CONSUMIDOR, publicado el 2 de setiembre de 2010 y modificado por Decreto Legislativo 1308 </w:t>
-      </w:r>
-    </w:p>
-    <w:p>
-      <w:pPr>
-        <w:pStyle w:val="Textonotapie"/>
-        <w:ind w:firstLine="567"/>
-        <w:jc w:val="both"/>
-        <w:rPr>
-          <w:rFonts w:ascii="Arial Narrow" w:eastAsia="Arial Narrow" w:hAnsi="Arial Narrow" w:cs="Arial Narrow"/>
-          <w:b/>
-          <w:bCs/>
-          <w:sz w:val="16"/>
-          <w:szCs w:val="16"/>
-        </w:rPr>
-      </w:pPr>
-      <w:r>
-        <w:rPr>
-          <w:rFonts w:ascii="Arial Narrow" w:eastAsia="Arial Narrow" w:hAnsi="Arial Narrow" w:cs="Arial Narrow"/>
-          <w:b/>
-          <w:bCs/>
-          <w:sz w:val="16"/>
-          <w:szCs w:val="16"/>
-        </w:rPr>
-        <w:t>Artículo 1.- Derechos de los consumidores</w:t>
+        <w:t>Artículo 2.- Información relevante</w:t>
       </w:r>
     </w:p>
     <w:p>
@@ -10097,21 +10241,21 @@
         <w:tabs>
           <w:tab w:val="left" w:pos="567"/>
         </w:tabs>
-        <w:jc w:val="both"/>
-        <w:rPr>
-          <w:rFonts w:ascii="Arial Narrow" w:eastAsia="Arial Narrow" w:hAnsi="Arial Narrow" w:cs="Arial Narrow"/>
-          <w:sz w:val="16"/>
-          <w:szCs w:val="16"/>
-        </w:rPr>
-      </w:pPr>
-      <w:r>
-        <w:rPr>
-          <w:rFonts w:ascii="Arial Narrow" w:eastAsia="Arial Narrow" w:hAnsi="Arial Narrow" w:cs="Arial Narrow"/>
-          <w:sz w:val="16"/>
-          <w:szCs w:val="16"/>
-        </w:rPr>
-        <w:tab/>
-        <w:t>1.1 (…)</w:t>
+        <w:ind w:left="567"/>
+        <w:jc w:val="both"/>
+        <w:rPr>
+          <w:rFonts w:ascii="Arial Narrow" w:eastAsia="Arial Narrow" w:hAnsi="Arial Narrow" w:cs="Arial Narrow"/>
+          <w:sz w:val="16"/>
+          <w:szCs w:val="16"/>
+        </w:rPr>
+      </w:pPr>
+      <w:r>
+        <w:rPr>
+          <w:rFonts w:ascii="Arial Narrow" w:eastAsia="Arial Narrow" w:hAnsi="Arial Narrow" w:cs="Arial Narrow"/>
+          <w:sz w:val="16"/>
+          <w:szCs w:val="16"/>
+        </w:rPr>
+        <w:t xml:space="preserve">2.1 El proveedor tiene la obligación de ofrecer al consumidor toda la información relevante para tomar una decisión o realizar una elección adecuada de consumo, así como para efectuar un uso o consumo adecuado de los productos o servicios. </w:t>
       </w:r>
     </w:p>
     <w:p>
@@ -10120,29 +10264,75 @@
         <w:tabs>
           <w:tab w:val="left" w:pos="567"/>
         </w:tabs>
-        <w:ind w:left="570"/>
-        <w:jc w:val="both"/>
-        <w:rPr>
-          <w:rFonts w:ascii="Arial Narrow" w:eastAsia="Arial Narrow" w:hAnsi="Arial Narrow" w:cs="Arial Narrow"/>
-          <w:sz w:val="16"/>
-          <w:szCs w:val="16"/>
-        </w:rPr>
-      </w:pPr>
-      <w:r>
-        <w:rPr>
-          <w:rFonts w:ascii="Arial Narrow" w:eastAsia="Arial Narrow" w:hAnsi="Arial Narrow" w:cs="Arial Narrow"/>
-          <w:sz w:val="16"/>
-          <w:szCs w:val="16"/>
-        </w:rPr>
-        <w:t xml:space="preserve">b. </w:t>
-      </w:r>
-      <w:r>
-        <w:rPr>
-          <w:rFonts w:ascii="Arial Narrow" w:eastAsia="Arial Narrow" w:hAnsi="Arial Narrow" w:cs="Arial Narrow"/>
-          <w:sz w:val="16"/>
-          <w:szCs w:val="16"/>
-        </w:rPr>
-        <w:t xml:space="preserve">Derecho a acceder a información oportuna, suficiente, veraz y fácilmente accesible, relevante para tomar una decisión o realizar una elección de consumo que se ajuste a sus intereses, así como para efectuar un uso o consumo adecuado de los productos o servicios. </w:t>
+        <w:ind w:left="567"/>
+        <w:jc w:val="both"/>
+        <w:rPr>
+          <w:rFonts w:ascii="Arial Narrow" w:eastAsia="Arial Narrow" w:hAnsi="Arial Narrow" w:cs="Arial Narrow"/>
+          <w:sz w:val="16"/>
+          <w:szCs w:val="16"/>
+        </w:rPr>
+      </w:pPr>
+      <w:r>
+        <w:rPr>
+          <w:rFonts w:ascii="Arial Narrow" w:eastAsia="Arial Narrow" w:hAnsi="Arial Narrow" w:cs="Arial Narrow"/>
+          <w:sz w:val="16"/>
+          <w:szCs w:val="16"/>
+        </w:rPr>
+        <w:t xml:space="preserve">2.2 La información debe ser veraz, suficiente, de fácil comprensión, apropiada, oportuna y fácilmente accesible, debiendo ser brindada en idioma castellano. </w:t>
+      </w:r>
+    </w:p>
+    <w:p>
+      <w:pPr>
+        <w:pStyle w:val="Textonotapie"/>
+        <w:tabs>
+          <w:tab w:val="left" w:pos="567"/>
+        </w:tabs>
+        <w:ind w:left="567"/>
+        <w:jc w:val="both"/>
+        <w:rPr>
+          <w:rFonts w:ascii="Arial Narrow" w:eastAsia="Arial Narrow" w:hAnsi="Arial Narrow" w:cs="Arial Narrow"/>
+          <w:sz w:val="16"/>
+          <w:szCs w:val="16"/>
+        </w:rPr>
+      </w:pPr>
+      <w:r>
+        <w:rPr>
+          <w:rFonts w:ascii="Arial Narrow" w:eastAsia="Arial Narrow" w:hAnsi="Arial Narrow" w:cs="Arial Narrow"/>
+          <w:sz w:val="16"/>
+          <w:szCs w:val="16"/>
+        </w:rPr>
+        <w:t xml:space="preserve">2.3 Sin perjuicio de las exigencias concretas de las normas sectoriales correspondientes, para analizar la información relevante se tiene en consideración a toda aquella sin la cual no se hubiera adoptado la decisión de consumo o se hubiera efectuado en términos substancialmente distintos. Para ello se debe examinar si la información omitida desnaturaliza las condiciones en que se realizó la oferta al consumidor. </w:t>
+      </w:r>
+    </w:p>
+    <w:p>
+      <w:pPr>
+        <w:pStyle w:val="Textonotapie"/>
+        <w:tabs>
+          <w:tab w:val="left" w:pos="567"/>
+        </w:tabs>
+        <w:ind w:left="567"/>
+        <w:jc w:val="both"/>
+        <w:rPr>
+          <w:rFonts w:ascii="Arial Narrow" w:eastAsia="Arial Narrow" w:hAnsi="Arial Narrow" w:cs="Arial Narrow"/>
+          <w:sz w:val="16"/>
+          <w:szCs w:val="16"/>
+        </w:rPr>
+      </w:pPr>
+      <w:r>
+        <w:rPr>
+          <w:rFonts w:ascii="Arial Narrow" w:eastAsia="Arial Narrow" w:hAnsi="Arial Narrow" w:cs="Arial Narrow"/>
+          <w:sz w:val="16"/>
+          <w:szCs w:val="16"/>
+        </w:rPr>
+        <w:t>2.4 Al evaluarse la información, deben considerarse los problemas de confusión que generarían al consumidor el suministro de información excesiva o sumamente compleja, atendiendo a la naturaleza del producto adquirido o al servicio contratado</w:t>
+      </w:r>
+      <w:r>
+        <w:rPr>
+          <w:rFonts w:ascii="Arial Narrow" w:eastAsia="Arial Narrow" w:hAnsi="Arial Narrow" w:cs="Arial Narrow"/>
+          <w:sz w:val="16"/>
+          <w:szCs w:val="16"/>
+        </w:rPr>
+        <w:t xml:space="preserve">. </w:t>
       </w:r>
     </w:p>
     <w:p>
@@ -10155,20 +10345,15 @@
         <w:jc w:val="both"/>
         <w:rPr>
           <w:rFonts w:ascii="Arial Narrow" w:eastAsia="Arial Narrow" w:hAnsi="Arial Narrow" w:cs="Arial Narrow"/>
-          <w:sz w:val="16"/>
-          <w:szCs w:val="16"/>
-        </w:rPr>
-      </w:pPr>
-      <w:r>
-        <w:rPr>
-          <w:rFonts w:ascii="Arial Narrow" w:eastAsia="Arial Narrow" w:hAnsi="Arial Narrow" w:cs="Arial Narrow"/>
-          <w:sz w:val="16"/>
-          <w:szCs w:val="16"/>
-        </w:rPr>
-        <w:tab/>
-        <w:t>(…).</w:t>
-      </w:r>
-    </w:p>
+          <w:b/>
+          <w:bCs/>
+          <w:sz w:val="16"/>
+          <w:szCs w:val="16"/>
+        </w:rPr>
+      </w:pPr>
+    </w:p>
+  </w:footnote>
+  <w:footnote w:id="6">
     <w:p>
       <w:pPr>
         <w:pStyle w:val="Textonotapie"/>
@@ -10185,12 +10370,34 @@
           <w:szCs w:val="16"/>
         </w:rPr>
       </w:pPr>
-    </w:p>
-    <w:p>
-      <w:pPr>
-        <w:pStyle w:val="Textonotapie"/>
-        <w:ind w:firstLine="567"/>
-        <w:jc w:val="both"/>
+      <w:r>
+        <w:rPr>
+          <w:rStyle w:val="Refdenotaalpie"/>
+          <w:rFonts w:ascii="Arial Narrow" w:eastAsia="Arial Narrow" w:hAnsi="Arial Narrow" w:cs="Arial Narrow"/>
+          <w:sz w:val="16"/>
+          <w:szCs w:val="16"/>
+          <w:vertAlign w:val="superscript"/>
+        </w:rPr>
+        <w:footnoteRef/>
+      </w:r>
+      <w:r>
+        <w:rPr>
+          <w:rFonts w:ascii="Arial Narrow" w:eastAsia="Arial Narrow" w:hAnsi="Arial Narrow" w:cs="Arial Narrow"/>
+          <w:sz w:val="16"/>
+          <w:szCs w:val="16"/>
+        </w:rPr>
+        <w:tab/>
+        <w:t xml:space="preserve"/>
+      </w:r>
+      <w:r>
+        <w:rPr>
+          <w:rFonts w:ascii="Arial Narrow" w:eastAsia="Arial Narrow" w:hAnsi="Arial Narrow" w:cs="Arial Narrow"/>
+          <w:sz w:val="16"/>
+          <w:szCs w:val="16"/>
+        </w:rPr>
+        <w:tab/>
+      </w:r>
+      <w:r>
         <w:rPr>
           <w:rFonts w:ascii="Arial Narrow" w:eastAsia="Arial Narrow" w:hAnsi="Arial Narrow" w:cs="Arial Narrow"/>
           <w:b/>
@@ -10198,6 +10405,21 @@
           <w:sz w:val="16"/>
           <w:szCs w:val="16"/>
         </w:rPr>
+        <w:t xml:space="preserve">LEY 29571, CÓDIGO DE PROTECCIÓN Y DEFENSA DEL CONSUMIDOR, publicado el 2 de setiembre de 2010 y modificado por Decreto Legislativo 1308 </w:t>
+      </w:r>
+    </w:p>
+    <w:p>
+      <w:pPr>
+        <w:pStyle w:val="Textonotapie"/>
+        <w:tabs>
+          <w:tab w:val="left" w:pos="567"/>
+        </w:tabs>
+        <w:jc w:val="both"/>
+        <w:rPr>
+          <w:rFonts w:ascii="Arial Narrow" w:eastAsia="Arial Narrow" w:hAnsi="Arial Narrow" w:cs="Arial Narrow"/>
+          <w:sz w:val="16"/>
+          <w:szCs w:val="16"/>
+        </w:rPr>
       </w:pPr>
       <w:r>
         <w:rPr>
@@ -10207,7 +10429,2038 @@
           <w:sz w:val="16"/>
           <w:szCs w:val="16"/>
         </w:rPr>
-        <w:t>Artículo 2.- Información relevante</w:t>
+        <w:tab/>
+        <w:t>Artículo 56.- Métodos comerciales coercitivos</w:t>
+      </w:r>
+    </w:p>
+    <w:p>
+      <w:pPr>
+        <w:pStyle w:val="Textonotapie"/>
+        <w:ind w:left="567"/>
+        <w:jc w:val="both"/>
+        <w:rPr>
+          <w:rFonts w:ascii="Arial Narrow" w:eastAsia="Arial Narrow" w:hAnsi="Arial Narrow" w:cs="Arial Narrow"/>
+          <w:sz w:val="16"/>
+          <w:szCs w:val="16"/>
+        </w:rPr>
+      </w:pPr>
+      <w:r>
+        <w:rPr>
+          <w:rFonts w:ascii="Arial Narrow" w:eastAsia="Arial Narrow" w:hAnsi="Arial Narrow" w:cs="Arial Narrow"/>
+          <w:sz w:val="16"/>
+          <w:szCs w:val="16"/>
+        </w:rPr>
+        <w:t>56.1 De manera enunciativa y no limitativa, el derecho de todo consumidor a la protección contra los métodos comerciales coercitivos implica que los proveedores no pueden:</w:t>
+      </w:r>
+    </w:p>
+    <w:p>
+      <w:pPr>
+        <w:pStyle w:val="Textonotapie"/>
+        <w:ind w:left="567"/>
+        <w:jc w:val="both"/>
+        <w:rPr>
+          <w:rFonts w:ascii="Arial Narrow" w:eastAsia="Arial Narrow" w:hAnsi="Arial Narrow" w:cs="Arial Narrow"/>
+          <w:sz w:val="16"/>
+          <w:szCs w:val="16"/>
+        </w:rPr>
+      </w:pPr>
+      <w:r>
+        <w:rPr>
+          <w:rFonts w:ascii="Arial Narrow" w:eastAsia="Arial Narrow" w:hAnsi="Arial Narrow" w:cs="Arial Narrow"/>
+          <w:sz w:val="16"/>
+          <w:szCs w:val="16"/>
+        </w:rPr>
+        <w:t>(…)</w:t>
+      </w:r>
+    </w:p>
+    <w:p>
+      <w:pPr>
+        <w:pStyle w:val="Textonotapie"/>
+        <w:ind w:left="567"/>
+        <w:jc w:val="both"/>
+        <w:rPr>
+          <w:rFonts w:ascii="Arial Narrow" w:eastAsia="Arial Narrow" w:hAnsi="Arial Narrow" w:cs="Arial Narrow"/>
+          <w:sz w:val="16"/>
+          <w:szCs w:val="16"/>
+        </w:rPr>
+      </w:pPr>
+      <w:r>
+        <w:rPr>
+          <w:rFonts w:ascii="Arial Narrow" w:eastAsia="Arial Narrow" w:hAnsi="Arial Narrow" w:cs="Arial Narrow"/>
+          <w:sz w:val="16"/>
+          <w:szCs w:val="16"/>
+        </w:rPr>
+        <w:t>b</w:t>
+      </w:r>
+      <w:r>
+        <w:rPr>
+          <w:rFonts w:ascii="Arial Narrow" w:eastAsia="Arial Narrow" w:hAnsi="Arial Narrow" w:cs="Arial Narrow"/>
+          <w:sz w:val="16"/>
+          <w:szCs w:val="16"/>
+        </w:rPr>
+        <w:t xml:space="preserve">. </w:t>
+      </w:r>
+      <w:r>
+        <w:rPr>
+          <w:rFonts w:ascii="Arial Narrow" w:eastAsia="Arial Narrow" w:hAnsi="Arial Narrow" w:cs="Arial Narrow"/>
+          <w:sz w:val="16"/>
+          <w:szCs w:val="16"/>
+        </w:rPr>
+        <w:t>Obligar al consumidor a asumir prestaciones que no ha pactado o a efectuar pagos por productos o servicios que no han sido requeridos previamente. En ningún caso puede interpretarse el silencio del consumidor como aceptación de dichas prestaciones o pagos, salvo que lo haya autorizado previamente de manera expresa</w:t>
+      </w:r>
+      <w:r>
+        <w:rPr>
+          <w:rFonts w:ascii="Arial Narrow" w:eastAsia="Arial Narrow" w:hAnsi="Arial Narrow" w:cs="Arial Narrow"/>
+          <w:sz w:val="16"/>
+          <w:szCs w:val="16"/>
+        </w:rPr>
+        <w:t>.</w:t>
+      </w:r>
+    </w:p>
+    <w:p>
+      <w:pPr>
+        <w:pStyle w:val="Textonotapie"/>
+        <w:tabs>
+          <w:tab w:val="left" w:pos="567"/>
+        </w:tabs>
+        <w:ind w:left="567" w:right="-1" w:hanging="567"/>
+        <w:jc w:val="both"/>
+        <w:rPr>
+          <w:rFonts w:ascii="Arial Narrow" w:eastAsia="Arial Narrow" w:hAnsi="Arial Narrow" w:cs="Arial Narrow"/>
+          <w:b/>
+          <w:bCs/>
+          <w:sz w:val="16"/>
+          <w:szCs w:val="16"/>
+        </w:rPr>
+      </w:pPr>
+    </w:p>
+  </w:footnote>
+  <w:footnote w:id="7">
+    <w:p>
+      <w:pPr>
+        <w:pStyle w:val="Textonotapie"/>
+        <w:tabs>
+          <w:tab w:val="left" w:pos="567"/>
+        </w:tabs>
+        <w:ind w:left="567" w:right="-1" w:hanging="567"/>
+        <w:jc w:val="both"/>
+        <w:rPr>
+          <w:rFonts w:ascii="Arial Narrow" w:eastAsia="Arial Narrow" w:hAnsi="Arial Narrow" w:cs="Arial Narrow"/>
+          <w:b/>
+          <w:bCs/>
+          <w:sz w:val="16"/>
+          <w:szCs w:val="16"/>
+        </w:rPr>
+      </w:pPr>
+      <w:r>
+        <w:rPr>
+          <w:rStyle w:val="Refdenotaalpie"/>
+          <w:rFonts w:ascii="Arial Narrow" w:eastAsia="Arial Narrow" w:hAnsi="Arial Narrow" w:cs="Arial Narrow"/>
+          <w:sz w:val="16"/>
+          <w:szCs w:val="16"/>
+          <w:vertAlign w:val="superscript"/>
+        </w:rPr>
+        <w:footnoteRef/>
+      </w:r>
+      <w:r>
+        <w:rPr>
+          <w:rFonts w:ascii="Arial Narrow" w:eastAsia="Arial Narrow" w:hAnsi="Arial Narrow" w:cs="Arial Narrow"/>
+          <w:sz w:val="16"/>
+          <w:szCs w:val="16"/>
+        </w:rPr>
+        <w:tab/>
+        <w:t xml:space="preserve"/>
+      </w:r>
+      <w:r>
+        <w:rPr>
+          <w:rFonts w:ascii="Arial Narrow" w:eastAsia="Arial Narrow" w:hAnsi="Arial Narrow" w:cs="Arial Narrow"/>
+          <w:sz w:val="16"/>
+          <w:szCs w:val="16"/>
+        </w:rPr>
+        <w:tab/>
+      </w:r>
+      <w:r>
+        <w:rPr>
+          <w:rFonts w:ascii="Arial Narrow" w:eastAsia="Arial Narrow" w:hAnsi="Arial Narrow" w:cs="Arial Narrow"/>
+          <w:b/>
+          <w:bCs/>
+          <w:sz w:val="16"/>
+          <w:szCs w:val="16"/>
+        </w:rPr>
+        <w:t xml:space="preserve">LEY 29571, CÓDIGO DE PROTECCIÓN Y DEFENSA DEL CONSUMIDOR, publicado el 2 de setiembre de 2010 y modificado por Decreto Legislativo 1308 </w:t>
+      </w:r>
+    </w:p>
+    <w:p>
+      <w:pPr>
+        <w:pStyle w:val="Textonotapie"/>
+        <w:ind w:left="567" w:right="-1"/>
+        <w:jc w:val="both"/>
+        <w:rPr>
+          <w:rFonts w:ascii="Arial Narrow" w:eastAsia="Arial Narrow" w:hAnsi="Arial Narrow" w:cs="Arial Narrow"/>
+          <w:b/>
+          <w:bCs/>
+          <w:sz w:val="16"/>
+          <w:szCs w:val="16"/>
+        </w:rPr>
+      </w:pPr>
+      <w:r>
+        <w:rPr>
+          <w:rFonts w:ascii="Arial Narrow" w:eastAsia="Arial Narrow" w:hAnsi="Arial Narrow" w:cs="Arial Narrow"/>
+          <w:b/>
+          <w:bCs/>
+          <w:sz w:val="16"/>
+          <w:szCs w:val="16"/>
+        </w:rPr>
+        <w:t>Artículo 88.- Reclamo de productos o servicios financieros y de seguros</w:t>
+      </w:r>
+    </w:p>
+    <w:p>
+      <w:pPr>
+        <w:pStyle w:val="Textonotapie"/>
+        <w:ind w:left="567" w:right="-1"/>
+        <w:jc w:val="both"/>
+        <w:rPr>
+          <w:rFonts w:ascii="Arial Narrow" w:eastAsia="Arial Narrow" w:hAnsi="Arial Narrow" w:cs="Arial Narrow"/>
+          <w:sz w:val="16"/>
+          <w:szCs w:val="16"/>
+        </w:rPr>
+      </w:pPr>
+      <w:r>
+        <w:rPr>
+          <w:rFonts w:ascii="Arial Narrow" w:eastAsia="Arial Narrow" w:hAnsi="Arial Narrow" w:cs="Arial Narrow"/>
+          <w:sz w:val="16"/>
+          <w:szCs w:val="16"/>
+        </w:rPr>
+        <w:t>88.1 Las entidades del sistema financiero y de seguros, en todas sus oficinas en la República, deben resolver los reclamos en un plazo no mayor de quince días hábiles. Excepcionalmente, la Superintendencia de Banca, Seguros y Administradoras Privadas de Fondos de Pensiones podrá establecer un plazo ampliatorio cuando la naturaleza y complejidad de la operación, producto o servicio materia del reclamo o requerimiento lo justifique, situación que debe ponerse en conocimiento del consumidor antes de la culminación del plazo inicial, sin perjuicio del derecho del consumidor de recurrir directamente ante la Autoridad de Consumo</w:t>
+      </w:r>
+      <w:r>
+        <w:rPr>
+          <w:rFonts w:ascii="Arial Narrow" w:eastAsia="Arial Narrow" w:hAnsi="Arial Narrow" w:cs="Arial Narrow"/>
+          <w:sz w:val="16"/>
+          <w:szCs w:val="16"/>
+        </w:rPr>
+        <w:t xml:space="preserve">. </w:t>
+      </w:r>
+    </w:p>
+    <w:p>
+      <w:pPr>
+        <w:pStyle w:val="Textonotapie"/>
+        <w:tabs>
+          <w:tab w:val="left" w:pos="567"/>
+        </w:tabs>
+        <w:ind w:left="567" w:right="-1" w:hanging="567"/>
+        <w:jc w:val="both"/>
+        <w:rPr>
+          <w:rFonts w:ascii="Arial Narrow" w:eastAsia="Arial Narrow" w:hAnsi="Arial Narrow" w:cs="Arial Narrow"/>
+          <w:b/>
+          <w:bCs/>
+          <w:sz w:val="16"/>
+          <w:szCs w:val="16"/>
+        </w:rPr>
+      </w:pPr>
+    </w:p>
+  </w:footnote>
+  <w:footnote w:id="8">
+    <w:p>
+      <w:pPr>
+        <w:pStyle w:val="Textonotapie"/>
+        <w:tabs>
+          <w:tab w:val="left" w:pos="567"/>
+        </w:tabs>
+        <w:ind w:left="567" w:right="-1" w:hanging="567"/>
+        <w:jc w:val="both"/>
+        <w:rPr>
+          <w:rFonts w:ascii="Arial Narrow" w:eastAsia="Arial Narrow" w:hAnsi="Arial Narrow" w:cs="Arial Narrow"/>
+          <w:sz w:val="16"/>
+          <w:szCs w:val="16"/>
+        </w:rPr>
+      </w:pPr>
+      <w:r>
+        <w:rPr>
+          <w:rStyle w:val="Refdenotaalpie"/>
+          <w:rFonts w:ascii="Arial Narrow" w:eastAsia="Arial Narrow" w:hAnsi="Arial Narrow" w:cs="Arial Narrow"/>
+          <w:sz w:val="16"/>
+          <w:szCs w:val="16"/>
+          <w:vertAlign w:val="superscript"/>
+        </w:rPr>
+        <w:footnoteRef/>
+      </w:r>
+      <w:r>
+        <w:rPr>
+          <w:rFonts w:ascii="Arial Narrow" w:eastAsia="Arial Narrow" w:hAnsi="Arial Narrow" w:cs="Arial Narrow"/>
+          <w:sz w:val="16"/>
+          <w:szCs w:val="16"/>
+        </w:rPr>
+        <w:tab/>
+        <w:t xml:space="preserve"/>
+      </w:r>
+      <w:r>
+        <w:rPr>
+          <w:rFonts w:ascii="Arial Narrow" w:eastAsia="Arial Narrow" w:hAnsi="Arial Narrow" w:cs="Arial Narrow"/>
+          <w:sz w:val="16"/>
+          <w:szCs w:val="16"/>
+        </w:rPr>
+        <w:tab/>
+      </w:r>
+      <w:r>
+        <w:rPr>
+          <w:rFonts w:ascii="Arial Narrow" w:eastAsia="Arial Narrow" w:hAnsi="Arial Narrow" w:cs="Arial Narrow"/>
+          <w:b/>
+          <w:bCs/>
+          <w:sz w:val="16"/>
+          <w:szCs w:val="16"/>
+        </w:rPr>
+        <w:t>LEY SOBRE FACULTADES, NORMAS Y ORGANIZACIÓN DEL INDECOPI, APROBADA POR DECRETO LEGISLATIVO 807 Artículo 24.-</w:t>
+      </w:r>
+      <w:r>
+        <w:rPr>
+          <w:rFonts w:ascii="Arial Narrow" w:eastAsia="Arial Narrow" w:hAnsi="Arial Narrow" w:cs="Arial Narrow"/>
+          <w:sz w:val="16"/>
+          <w:szCs w:val="16"/>
+        </w:rPr>
+        <w:t xml:space="preserve"> El Secretario Técnico se encargará de la tramitación del procedimiento. Para ello, cuenta con las siguientes facultades:</w:t>
+      </w:r>
+    </w:p>
+    <w:p>
+      <w:pPr>
+        <w:pStyle w:val="Textonotapie"/>
+        <w:tabs>
+          <w:tab w:val="left" w:pos="567"/>
+        </w:tabs>
+        <w:ind w:left="567" w:right="-1" w:hanging="567"/>
+        <w:jc w:val="both"/>
+        <w:rPr>
+          <w:rFonts w:ascii="Arial Narrow" w:eastAsia="Arial Narrow" w:hAnsi="Arial Narrow" w:cs="Arial Narrow"/>
+          <w:sz w:val="16"/>
+          <w:szCs w:val="16"/>
+        </w:rPr>
+      </w:pPr>
+      <w:r>
+        <w:rPr>
+          <w:rFonts w:ascii="Arial Narrow" w:eastAsia="Arial Narrow" w:hAnsi="Arial Narrow" w:cs="Arial Narrow"/>
+          <w:sz w:val="16"/>
+          <w:szCs w:val="16"/>
+        </w:rPr>
+        <w:tab/>
+        <w:t xml:space="preserve">(...) </w:t>
+      </w:r>
+    </w:p>
+    <w:p>
+      <w:pPr>
+        <w:pStyle w:val="Textonotapie"/>
+        <w:tabs>
+          <w:tab w:val="left" w:pos="567"/>
+        </w:tabs>
+        <w:ind w:left="567" w:right="-1" w:hanging="567"/>
+        <w:jc w:val="both"/>
+        <w:rPr>
+          <w:rFonts w:ascii="Arial Narrow" w:eastAsia="Arial Narrow" w:hAnsi="Arial Narrow" w:cs="Arial Narrow"/>
+          <w:sz w:val="16"/>
+          <w:szCs w:val="16"/>
+        </w:rPr>
+      </w:pPr>
+      <w:r>
+        <w:rPr>
+          <w:rFonts w:ascii="Arial Narrow" w:eastAsia="Arial Narrow" w:hAnsi="Arial Narrow" w:cs="Arial Narrow"/>
+          <w:sz w:val="16"/>
+          <w:szCs w:val="16"/>
+        </w:rPr>
+        <w:tab/>
+        <w:t xml:space="preserve">c) Admitir denuncias a trámite, en aquellos casos en que la Comisión le haya delegado esta facultad. </w:t>
+      </w:r>
+    </w:p>
+    <w:p>
+      <w:pPr>
+        <w:pStyle w:val="Textonotapie"/>
+        <w:tabs>
+          <w:tab w:val="left" w:pos="567"/>
+        </w:tabs>
+        <w:ind w:left="567" w:right="-1" w:hanging="567"/>
+        <w:jc w:val="both"/>
+        <w:rPr>
+          <w:rFonts w:ascii="Arial Narrow" w:eastAsia="Arial Narrow" w:hAnsi="Arial Narrow" w:cs="Arial Narrow"/>
+          <w:sz w:val="16"/>
+          <w:szCs w:val="16"/>
+        </w:rPr>
+      </w:pPr>
+      <w:r>
+        <w:rPr>
+          <w:rFonts w:ascii="Arial Narrow" w:eastAsia="Arial Narrow" w:hAnsi="Arial Narrow" w:cs="Arial Narrow"/>
+          <w:sz w:val="16"/>
+          <w:szCs w:val="16"/>
+        </w:rPr>
+        <w:tab/>
+        <w:t>(...).</w:t>
+      </w:r>
+    </w:p>
+    <w:p>
+      <w:pPr>
+        <w:pStyle w:val="Textonotapie"/>
+        <w:tabs>
+          <w:tab w:val="left" w:pos="567"/>
+        </w:tabs>
+        <w:ind w:left="567" w:right="-1" w:hanging="567"/>
+        <w:jc w:val="both"/>
+        <w:rPr>
+          <w:rFonts w:ascii="Arial Narrow" w:eastAsia="Arial Narrow" w:hAnsi="Arial Narrow" w:cs="Arial Narrow"/>
+          <w:sz w:val="16"/>
+          <w:szCs w:val="16"/>
+        </w:rPr>
+      </w:pPr>
+    </w:p>
+  </w:footnote>
+  <w:footnote w:id="9">
+    <w:p>
+      <w:pPr>
+        <w:pStyle w:val="Textonotapie"/>
+        <w:tabs>
+          <w:tab w:val="left" w:pos="567"/>
+        </w:tabs>
+        <w:ind w:left="567" w:hanging="567"/>
+        <w:jc w:val="both"/>
+        <w:rPr>
+          <w:rFonts w:ascii="Arial Narrow" w:eastAsia="Arial Narrow" w:hAnsi="Arial Narrow" w:cs="Arial Narrow"/>
+          <w:sz w:val="16"/>
+          <w:szCs w:val="16"/>
+        </w:rPr>
+      </w:pPr>
+      <w:r>
+        <w:rPr>
+          <w:rStyle w:val="Refdenotaalpie"/>
+          <w:rFonts w:ascii="Arial Narrow" w:eastAsia="Arial Narrow" w:hAnsi="Arial Narrow" w:cs="Arial Narrow"/>
+          <w:sz w:val="16"/>
+          <w:szCs w:val="16"/>
+          <w:vertAlign w:val="superscript"/>
+        </w:rPr>
+        <w:footnoteRef/>
+      </w:r>
+      <w:r>
+        <w:rPr>
+          <w:rFonts w:ascii="Arial Narrow" w:eastAsia="Arial Narrow" w:hAnsi="Arial Narrow" w:cs="Arial Narrow"/>
+          <w:sz w:val="16"/>
+          <w:szCs w:val="16"/>
+        </w:rPr>
+        <w:tab/>
+        <w:t xml:space="preserve"/>
+      </w:r>
+      <w:r>
+        <w:rPr>
+          <w:rFonts w:ascii="Arial Narrow" w:eastAsia="Arial Narrow" w:hAnsi="Arial Narrow" w:cs="Arial Narrow"/>
+          <w:sz w:val="16"/>
+          <w:szCs w:val="16"/>
+        </w:rPr>
+        <w:tab/>
+        <w:t xml:space="preserve">El número de trabajadores se atenderá siempre que la empresa haya sido constituida antes de la vigencia de la Ley 30056, publicada el 2 de julio de 2013, que modificó el artículo 5 del Texto Único Ordenado de la Ley de Promoción de la Competitividad, Formalización y Desarrollo de la Micro y Pequeña Empresa y de Acceso al Empleo Decente (LEY MYPE). Ello, en la medida que la Tercera Disposición Complementaria Transitoria de la norma modificatoria precisa que las empresas constituidas antes de la </w:t>
+      </w:r>
+      <w:proofErr w:type="gramStart"/>
+      <w:r>
+        <w:rPr>
+          <w:rFonts w:ascii="Arial Narrow" w:eastAsia="Arial Narrow" w:hAnsi="Arial Narrow" w:cs="Arial Narrow"/>
+          <w:sz w:val="16"/>
+          <w:szCs w:val="16"/>
+        </w:rPr>
+        <w:t>entrada en vigencia</w:t>
+      </w:r>
+      <w:proofErr w:type="gramEnd"/>
+      <w:r>
+        <w:rPr>
+          <w:rFonts w:ascii="Arial Narrow" w:eastAsia="Arial Narrow" w:hAnsi="Arial Narrow" w:cs="Arial Narrow"/>
+          <w:sz w:val="16"/>
+          <w:szCs w:val="16"/>
+        </w:rPr>
+        <w:t xml:space="preserve"> de dicha Ley se rigen por los requisitos de acogimiento al régimen de las micro y pequeñas empresas regulados en el Decreto Legislativo 1086.</w:t>
+      </w:r>
+    </w:p>
+    <w:p>
+      <w:pPr>
+        <w:pStyle w:val="Textonotapie"/>
+        <w:ind w:left="567" w:hanging="567"/>
+        <w:jc w:val="both"/>
+        <w:rPr>
+          <w:rFonts w:ascii="Arial Narrow" w:eastAsia="Arial Narrow" w:hAnsi="Arial Narrow" w:cs="Arial Narrow"/>
+          <w:sz w:val="16"/>
+          <w:szCs w:val="16"/>
+        </w:rPr>
+      </w:pPr>
+    </w:p>
+  </w:footnote>
+  <w:footnote w:id="10">
+    <w:p>
+      <w:pPr>
+        <w:pStyle w:val="Textonotapie"/>
+        <w:tabs>
+          <w:tab w:val="left" w:pos="567"/>
+        </w:tabs>
+        <w:ind w:left="567" w:hanging="567"/>
+        <w:jc w:val="both"/>
+        <w:rPr>
+          <w:rFonts w:ascii="Arial Narrow" w:eastAsia="Arial Narrow" w:hAnsi="Arial Narrow" w:cs="Arial Narrow"/>
+          <w:sz w:val="16"/>
+          <w:szCs w:val="16"/>
+        </w:rPr>
+      </w:pPr>
+      <w:r>
+        <w:rPr>
+          <w:rStyle w:val="Refdenotaalpie"/>
+          <w:rFonts w:ascii="Arial Narrow" w:eastAsia="Arial Narrow" w:hAnsi="Arial Narrow" w:cs="Arial Narrow"/>
+          <w:sz w:val="16"/>
+          <w:szCs w:val="16"/>
+          <w:vertAlign w:val="superscript"/>
+        </w:rPr>
+        <w:footnoteRef/>
+      </w:r>
+      <w:r>
+        <w:rPr>
+          <w:rFonts w:ascii="Arial Narrow" w:eastAsia="Arial Narrow" w:hAnsi="Arial Narrow" w:cs="Arial Narrow"/>
+          <w:sz w:val="16"/>
+          <w:szCs w:val="16"/>
+        </w:rPr>
+        <w:tab/>
+        <w:t xml:space="preserve"/>
+      </w:r>
+      <w:r>
+        <w:rPr>
+          <w:rFonts w:ascii="Arial Narrow" w:eastAsia="Arial Narrow" w:hAnsi="Arial Narrow" w:cs="Arial Narrow"/>
+          <w:sz w:val="16"/>
+          <w:szCs w:val="16"/>
+        </w:rPr>
+        <w:tab/>
+      </w:r>
+      <w:r>
+        <w:rPr>
+          <w:rFonts w:ascii="Arial Narrow" w:eastAsia="Arial Narrow" w:hAnsi="Arial Narrow" w:cs="Arial Narrow"/>
+          <w:b/>
+          <w:sz w:val="16"/>
+          <w:szCs w:val="16"/>
+        </w:rPr>
+        <w:t>LEY 29571, CÓDIGO DE PROTECCIÓN Y DEFENSA DEL CONSUMIDOR</w:t>
+      </w:r>
+      <w:r>
+        <w:rPr>
+          <w:rFonts w:ascii="Arial Narrow" w:eastAsia="Arial Narrow" w:hAnsi="Arial Narrow" w:cs="Arial Narrow"/>
+          <w:b/>
+          <w:bCs/>
+          <w:sz w:val="16"/>
+          <w:szCs w:val="16"/>
+        </w:rPr>
+        <w:t xml:space="preserve">, </w:t>
+      </w:r>
+      <w:r>
+        <w:rPr>
+          <w:rFonts w:ascii="Arial Narrow" w:eastAsia="Arial Narrow" w:hAnsi="Arial Narrow" w:cs="Arial Narrow"/>
+          <w:b/>
+          <w:sz w:val="16"/>
+          <w:szCs w:val="16"/>
+        </w:rPr>
+        <w:t>publicado el 2 de setiembre de 2010 y modificado por Decreto Legislativo 1308</w:t>
+      </w:r>
+    </w:p>
+    <w:p>
+      <w:pPr>
+        <w:pStyle w:val="Textonotapie"/>
+        <w:ind w:left="567" w:hanging="567"/>
+        <w:jc w:val="both"/>
+        <w:rPr>
+          <w:rFonts w:ascii="Arial Narrow" w:eastAsia="Arial Narrow" w:hAnsi="Arial Narrow" w:cs="Arial Narrow"/>
+          <w:b/>
+          <w:bCs/>
+          <w:sz w:val="16"/>
+          <w:szCs w:val="16"/>
+        </w:rPr>
+      </w:pPr>
+      <w:r>
+        <w:rPr>
+          <w:rFonts w:ascii="Arial Narrow" w:eastAsia="Arial Narrow" w:hAnsi="Arial Narrow" w:cs="Arial Narrow"/>
+          <w:sz w:val="16"/>
+          <w:szCs w:val="16"/>
+        </w:rPr>
+        <w:tab/>
+      </w:r>
+      <w:r>
+        <w:rPr>
+          <w:rFonts w:ascii="Arial Narrow" w:eastAsia="Arial Narrow" w:hAnsi="Arial Narrow" w:cs="Arial Narrow"/>
+          <w:b/>
+          <w:bCs/>
+          <w:sz w:val="16"/>
+          <w:szCs w:val="16"/>
+        </w:rPr>
+        <w:t>Artículo 110.- Sanciones Administrativas</w:t>
+      </w:r>
+    </w:p>
+    <w:p>
+      <w:pPr>
+        <w:autoSpaceDE w:val="0"/>
+        <w:autoSpaceDN w:val="0"/>
+        <w:adjustRightInd w:val="0"/>
+        <w:spacing w:after="0" w:line="240" w:lineRule="auto"/>
+        <w:ind w:left="567"/>
+        <w:jc w:val="both"/>
+        <w:rPr>
+          <w:rFonts w:ascii="Arial Narrow" w:eastAsia="Arial Narrow" w:hAnsi="Arial Narrow" w:cs="Arial Narrow"/>
+          <w:sz w:val="16"/>
+          <w:szCs w:val="16"/>
+          <w:lang w:eastAsia="es-PE"/>
+        </w:rPr>
+      </w:pPr>
+      <w:r>
+        <w:rPr>
+          <w:rFonts w:ascii="Arial Narrow" w:eastAsia="Arial Narrow" w:hAnsi="Arial Narrow" w:cs="Arial Narrow"/>
+          <w:sz w:val="16"/>
+          <w:szCs w:val="16"/>
+          <w:lang w:eastAsia="es-PE"/>
+        </w:rPr>
+        <w:t>(…)</w:t>
+      </w:r>
+    </w:p>
+    <w:p>
+      <w:pPr>
+        <w:autoSpaceDE w:val="0"/>
+        <w:autoSpaceDN w:val="0"/>
+        <w:adjustRightInd w:val="0"/>
+        <w:spacing w:after="0" w:line="240" w:lineRule="auto"/>
+        <w:ind w:left="567"/>
+        <w:jc w:val="both"/>
+        <w:rPr>
+          <w:rFonts w:ascii="Arial Narrow" w:eastAsia="Arial Narrow" w:hAnsi="Arial Narrow" w:cs="Arial Narrow"/>
+          <w:sz w:val="16"/>
+          <w:szCs w:val="16"/>
+          <w:lang w:eastAsia="es-PE"/>
+        </w:rPr>
+      </w:pPr>
+      <w:r>
+        <w:rPr>
+          <w:rFonts w:ascii="Arial Narrow" w:eastAsia="Arial Narrow" w:hAnsi="Arial Narrow" w:cs="Arial Narrow"/>
+          <w:sz w:val="16"/>
+          <w:szCs w:val="16"/>
+          <w:lang w:eastAsia="es-PE"/>
+        </w:rPr>
+        <w:t>En el caso de las microempresas, la multa no puede superar el diez por ciento (10%) de las ventas o ingresos brutos percibidos por el infractor, relativos a todas sus actividades económicas, correspondientes al ejercicio inmediato anterior al de la expedición de la resolución de primera instancia, siempre que se haya acreditado dichos ingresos, no se encuentre en una situación de reincidencia y el caso no verse sobre la vida, salud o integridad de los consumidores. Para el caso de las pequeñas empresas, la multa no puede superar el veinte por ciento (20%) de las ventas o ingresos brutos percibidos por el infractor, conforme a los requisitos señalados anteriormente.</w:t>
+      </w:r>
+    </w:p>
+    <w:p>
+      <w:pPr>
+        <w:autoSpaceDE w:val="0"/>
+        <w:autoSpaceDN w:val="0"/>
+        <w:adjustRightInd w:val="0"/>
+        <w:spacing w:after="0" w:line="240" w:lineRule="auto"/>
+        <w:ind w:left="567"/>
+        <w:jc w:val="both"/>
+        <w:rPr>
+          <w:rFonts w:ascii="Arial Narrow" w:eastAsia="Arial Narrow" w:hAnsi="Arial Narrow" w:cs="Arial Narrow"/>
+          <w:sz w:val="16"/>
+          <w:szCs w:val="16"/>
+          <w:lang w:eastAsia="es-PE"/>
+        </w:rPr>
+      </w:pPr>
+      <w:r>
+        <w:rPr>
+          <w:rFonts w:ascii="Arial Narrow" w:eastAsia="Arial Narrow" w:hAnsi="Arial Narrow" w:cs="Arial Narrow"/>
+          <w:sz w:val="16"/>
+          <w:szCs w:val="16"/>
+          <w:lang w:eastAsia="es-PE"/>
+        </w:rPr>
+        <w:t>(…).</w:t>
+      </w:r>
+    </w:p>
+    <w:p>
+      <w:pPr>
+        <w:pStyle w:val="Textonotapie"/>
+        <w:ind w:left="567" w:hanging="567"/>
+        <w:jc w:val="both"/>
+        <w:rPr>
+          <w:rFonts w:ascii="Arial Narrow" w:eastAsia="Arial Narrow" w:hAnsi="Arial Narrow" w:cs="Arial Narrow"/>
+          <w:sz w:val="16"/>
+          <w:szCs w:val="16"/>
+        </w:rPr>
+      </w:pPr>
+    </w:p>
+  </w:footnote>
+  <w:footnote w:id="11">
+    <w:p>
+      <w:pPr>
+        <w:pStyle w:val="Textonotapie"/>
+        <w:tabs>
+          <w:tab w:val="left" w:pos="567"/>
+        </w:tabs>
+        <w:ind w:left="567" w:hanging="567"/>
+        <w:jc w:val="both"/>
+        <w:rPr>
+          <w:rFonts w:ascii="Arial Narrow" w:eastAsia="Arial Narrow" w:hAnsi="Arial Narrow" w:cs="Arial Narrow"/>
+          <w:sz w:val="16"/>
+          <w:szCs w:val="16"/>
+        </w:rPr>
+      </w:pPr>
+      <w:r>
+        <w:rPr>
+          <w:rStyle w:val="Refdenotaalpie"/>
+          <w:rFonts w:ascii="Arial Narrow" w:eastAsia="Arial Narrow" w:hAnsi="Arial Narrow" w:cs="Arial Narrow"/>
+          <w:sz w:val="16"/>
+          <w:szCs w:val="16"/>
+          <w:vertAlign w:val="superscript"/>
+        </w:rPr>
+        <w:footnoteRef/>
+      </w:r>
+      <w:r>
+        <w:rPr>
+          <w:rFonts w:ascii="Arial Narrow" w:eastAsia="Arial Narrow" w:hAnsi="Arial Narrow" w:cs="Arial Narrow"/>
+          <w:sz w:val="16"/>
+          <w:szCs w:val="16"/>
+        </w:rPr>
+        <w:tab/>
+      </w:r>
+      <w:r>
+        <w:rPr>
+          <w:rFonts w:ascii="Arial Narrow" w:eastAsia="Arial Narrow" w:hAnsi="Arial Narrow" w:cs="Arial Narrow"/>
+          <w:b/>
+          <w:bCs/>
+          <w:sz w:val="16"/>
+          <w:szCs w:val="16"/>
+        </w:rPr>
+        <w:t xml:space="preserve">DECRETO LEGISLATIVO 807, LEY SOBRE FACULTADES, NORMAS Y ORGANIZACIÓN DEL INDECOPI, publicado el 18 de abril de 1996</w:t>
+      </w:r>
+    </w:p>
+    <w:p>
+      <w:pPr>
+        <w:pStyle w:val="Textonotapie"/>
+        <w:ind w:left="567" w:hanging="567"/>
+        <w:jc w:val="both"/>
+        <w:rPr>
+          <w:rFonts w:ascii="Arial Narrow" w:eastAsia="Arial Narrow" w:hAnsi="Arial Narrow" w:cs="Arial Narrow"/>
+          <w:sz w:val="16"/>
+          <w:szCs w:val="16"/>
+        </w:rPr>
+      </w:pPr>
+      <w:r>
+        <w:rPr>
+          <w:rFonts w:ascii="Arial Narrow" w:eastAsia="Arial Narrow" w:hAnsi="Arial Narrow" w:cs="Arial Narrow"/>
+          <w:sz w:val="16"/>
+          <w:szCs w:val="16"/>
+        </w:rPr>
+        <w:tab/>
+      </w:r>
+      <w:r>
+        <w:rPr>
+          <w:rFonts w:ascii="Arial Narrow" w:eastAsia="Arial Narrow" w:hAnsi="Arial Narrow" w:cs="Arial Narrow"/>
+          <w:b/>
+          <w:bCs/>
+          <w:sz w:val="16"/>
+          <w:szCs w:val="16"/>
+        </w:rPr>
+        <w:t xml:space="preserve">Artículo 26.-</w:t>
+      </w:r>
+      <w:r>
+        <w:rPr>
+          <w:rFonts w:ascii="Arial Narrow" w:eastAsia="Arial Narrow" w:hAnsi="Arial Narrow" w:cs="Arial Narrow"/>
+          <w:sz w:val="16"/>
+          <w:szCs w:val="16"/>
+        </w:rPr>
+        <w:t xml:space="preserve"> Una vez admitida a trámite la denuncia, se correrá traslado de la misma al denunciado, a fin de que éste presente su descargo. El plazo para la presentación del descargo será de cinco (5) días contados desde la notificación, vencido el cual, el Secretario Técnico declarará en rebeldía al denunciado que no lo hubiera presentado.</w:t>
+      </w:r>
+    </w:p>
+    <w:p>
+      <w:pPr>
+        <w:pStyle w:val="Textonotapie"/>
+        <w:ind w:left="567" w:hanging="567"/>
+        <w:jc w:val="both"/>
+        <w:rPr>
+          <w:rFonts w:ascii="Arial Narrow" w:eastAsia="Arial Narrow" w:hAnsi="Arial Narrow" w:cs="Arial Narrow"/>
+          <w:sz w:val="16"/>
+          <w:szCs w:val="16"/>
+        </w:rPr>
+      </w:pPr>
+    </w:p>
+  </w:footnote>
+  <w:footnote w:id="12">
+    <w:p>
+      <w:pPr>
+        <w:pStyle w:val="Textonotapie"/>
+        <w:tabs>
+          <w:tab w:val="left" w:pos="567"/>
+        </w:tabs>
+        <w:ind w:left="567" w:hanging="567"/>
+        <w:jc w:val="both"/>
+        <w:rPr>
+          <w:rFonts w:ascii="Arial Narrow" w:eastAsia="Arial Narrow" w:hAnsi="Arial Narrow" w:cs="Arial Narrow"/>
+          <w:sz w:val="16"/>
+          <w:szCs w:val="16"/>
+        </w:rPr>
+      </w:pPr>
+      <w:r>
+        <w:rPr>
+          <w:rStyle w:val="Refdenotaalpie"/>
+          <w:rFonts w:ascii="Arial Narrow" w:eastAsia="Arial Narrow" w:hAnsi="Arial Narrow" w:cs="Arial Narrow"/>
+          <w:sz w:val="16"/>
+          <w:szCs w:val="16"/>
+          <w:vertAlign w:val="superscript"/>
+        </w:rPr>
+        <w:footnoteRef/>
+      </w:r>
+      <w:r>
+        <w:rPr>
+          <w:rFonts w:ascii="Arial Narrow" w:eastAsia="Arial Narrow" w:hAnsi="Arial Narrow" w:cs="Arial Narrow"/>
+          <w:sz w:val="16"/>
+          <w:szCs w:val="16"/>
+        </w:rPr>
+        <w:tab/>
+      </w:r>
+      <w:r>
+        <w:rPr>
+          <w:rFonts w:ascii="Arial Narrow" w:eastAsia="Arial Narrow" w:hAnsi="Arial Narrow" w:cs="Arial Narrow"/>
+          <w:b/>
+          <w:bCs/>
+          <w:sz w:val="16"/>
+          <w:szCs w:val="16"/>
+        </w:rPr>
+        <w:t xml:space="preserve">DECRETO SUPREMO 006-2026-JUS, TEXTO ÚNICO ORDENADO DE LA LEY 27444, LEY DEL PROCEDIMIENTO ADMINISTRATIVO GENERAL, publicado el 30 de abril de 2026</w:t>
+      </w:r>
+    </w:p>
+    <w:p>
+      <w:pPr>
+        <w:pStyle w:val="Textonotapie"/>
+        <w:ind w:left="567" w:hanging="567"/>
+        <w:jc w:val="both"/>
+        <w:rPr>
+          <w:rFonts w:ascii="Arial Narrow" w:eastAsia="Arial Narrow" w:hAnsi="Arial Narrow" w:cs="Arial Narrow"/>
+          <w:sz w:val="16"/>
+          <w:szCs w:val="16"/>
+        </w:rPr>
+      </w:pPr>
+      <w:r>
+        <w:rPr>
+          <w:rFonts w:ascii="Arial Narrow" w:eastAsia="Arial Narrow" w:hAnsi="Arial Narrow" w:cs="Arial Narrow"/>
+          <w:sz w:val="16"/>
+          <w:szCs w:val="16"/>
+        </w:rPr>
+        <w:tab/>
+      </w:r>
+      <w:r>
+        <w:rPr>
+          <w:rFonts w:ascii="Arial Narrow" w:eastAsia="Arial Narrow" w:hAnsi="Arial Narrow" w:cs="Arial Narrow"/>
+          <w:b/>
+          <w:bCs/>
+          <w:sz w:val="16"/>
+          <w:szCs w:val="16"/>
+        </w:rPr>
+        <w:t xml:space="preserve">Artículo 223.- Contestación de la reclamación</w:t>
+      </w:r>
+    </w:p>
+    <w:p>
+      <w:pPr>
+        <w:pStyle w:val="Textonotapie"/>
+        <w:ind w:left="567" w:hanging="567"/>
+        <w:jc w:val="both"/>
+        <w:rPr>
+          <w:rFonts w:ascii="Arial Narrow" w:eastAsia="Arial Narrow" w:hAnsi="Arial Narrow" w:cs="Arial Narrow"/>
+          <w:sz w:val="16"/>
+          <w:szCs w:val="16"/>
+        </w:rPr>
+      </w:pPr>
+      <w:r>
+        <w:rPr>
+          <w:rFonts w:ascii="Arial Narrow" w:eastAsia="Arial Narrow" w:hAnsi="Arial Narrow" w:cs="Arial Narrow"/>
+          <w:sz w:val="16"/>
+          <w:szCs w:val="16"/>
+        </w:rPr>
+        <w:tab/>
+      </w:r>
+      <w:r>
+        <w:rPr>
+          <w:rFonts w:ascii="Arial Narrow" w:eastAsia="Arial Narrow" w:hAnsi="Arial Narrow" w:cs="Arial Narrow"/>
+          <w:sz w:val="16"/>
+          <w:szCs w:val="16"/>
+        </w:rPr>
+        <w:t xml:space="preserve">223.1 El reclamado deberá presentar la contestación de la reclamación dentro de los quince (15) días posteriores a la notificación de ésta; vencido este plazo, la Administración declarará en rebeldía al reclamado que no la hubiera presentado. La contestación deberá contener los requisitos de los escritos previstos en el artículo 113 de la presente Ley, así como la absolución de todos los asuntos controvertidos de hecho y de derecho, Las alegaciones y los hechos relevantes de la reclamación, salvo que hayan sido específicamente negadas en la contestación, se tendrán por aceptadas o merituadas como ciertas.</w:t>
+      </w:r>
+    </w:p>
+    <w:p>
+      <w:pPr>
+        <w:pStyle w:val="Textonotapie"/>
+        <w:ind w:left="567" w:hanging="567"/>
+        <w:jc w:val="both"/>
+        <w:rPr>
+          <w:rFonts w:ascii="Arial Narrow" w:eastAsia="Arial Narrow" w:hAnsi="Arial Narrow" w:cs="Arial Narrow"/>
+          <w:sz w:val="16"/>
+          <w:szCs w:val="16"/>
+        </w:rPr>
+      </w:pPr>
+    </w:p>
+  </w:footnote>
+  <w:footnote w:id="13">
+    <w:p>
+      <w:pPr>
+        <w:tabs>
+          <w:tab w:val="left" w:pos="567"/>
+        </w:tabs>
+        <w:spacing w:after="0" w:line="240" w:lineRule="auto"/>
+        <w:ind w:left="567" w:hanging="567"/>
+        <w:jc w:val="both"/>
+        <w:rPr>
+          <w:rFonts w:ascii="Arial Narrow" w:eastAsia="Arial Narrow" w:hAnsi="Arial Narrow" w:cs="Arial Narrow"/>
+          <w:sz w:val="16"/>
+          <w:szCs w:val="16"/>
+        </w:rPr>
+      </w:pPr>
+      <w:r>
+        <w:rPr>
+          <w:rStyle w:val="Refdenotaalpie"/>
+          <w:rFonts w:ascii="Arial Narrow" w:eastAsia="Arial Narrow" w:hAnsi="Arial Narrow" w:cs="Arial Narrow"/>
+          <w:sz w:val="16"/>
+          <w:szCs w:val="16"/>
+          <w:vertAlign w:val="superscript"/>
+        </w:rPr>
+        <w:footnoteRef/>
+      </w:r>
+      <w:r>
+        <w:rPr>
+          <w:rFonts w:ascii="Arial Narrow" w:eastAsia="Arial Narrow" w:hAnsi="Arial Narrow" w:cs="Arial Narrow"/>
+          <w:sz w:val="16"/>
+          <w:szCs w:val="16"/>
+          <w:vertAlign w:val="superscript"/>
+        </w:rPr>
+        <w:tab/>
+        <w:t xml:space="preserve"/>
+      </w:r>
+      <w:r>
+        <w:rPr>
+          <w:rFonts w:ascii="Arial Narrow" w:eastAsia="Arial Narrow" w:hAnsi="Arial Narrow" w:cs="Arial Narrow"/>
+          <w:sz w:val="16"/>
+          <w:szCs w:val="16"/>
+        </w:rPr>
+        <w:t xml:space="preserve"> </w:t>
+      </w:r>
+      <w:r>
+        <w:rPr>
+          <w:rFonts w:ascii="Arial Narrow" w:eastAsia="Arial Narrow" w:hAnsi="Arial Narrow" w:cs="Arial Narrow"/>
+          <w:sz w:val="16"/>
+          <w:szCs w:val="16"/>
+        </w:rPr>
+        <w:tab/>
+      </w:r>
+      <w:r>
+        <w:rPr>
+          <w:rFonts w:ascii="Arial Narrow" w:eastAsia="Arial Narrow" w:hAnsi="Arial Narrow" w:cs="Arial Narrow"/>
+          <w:b/>
+          <w:sz w:val="16"/>
+          <w:szCs w:val="16"/>
+        </w:rPr>
+        <w:t>LEY 29571, CÓDIGO DE PROTECCIÓN Y DEFENSA DEL CONSUMIDOR</w:t>
+      </w:r>
+      <w:r>
+        <w:rPr>
+          <w:rFonts w:ascii="Arial Narrow" w:eastAsia="Arial Narrow" w:hAnsi="Arial Narrow" w:cs="Arial Narrow"/>
+          <w:b/>
+          <w:bCs/>
+          <w:sz w:val="16"/>
+          <w:szCs w:val="16"/>
+        </w:rPr>
+        <w:t xml:space="preserve">, </w:t>
+      </w:r>
+      <w:r>
+        <w:rPr>
+          <w:rFonts w:ascii="Arial Narrow" w:eastAsia="Arial Narrow" w:hAnsi="Arial Narrow" w:cs="Arial Narrow"/>
+          <w:b/>
+          <w:sz w:val="16"/>
+          <w:szCs w:val="16"/>
+        </w:rPr>
+        <w:t>publicado el 2 de setiembre de 2010 y modificado por Decreto Legislativo 1308</w:t>
+      </w:r>
+    </w:p>
+    <w:p>
+      <w:pPr>
+        <w:spacing w:after="0" w:line="240" w:lineRule="auto"/>
+        <w:ind w:left="567" w:hanging="567"/>
+        <w:jc w:val="both"/>
+        <w:rPr>
+          <w:rFonts w:ascii="Arial Narrow" w:eastAsia="Arial Narrow" w:hAnsi="Arial Narrow" w:cs="Arial Narrow"/>
+          <w:b/>
+          <w:sz w:val="16"/>
+          <w:szCs w:val="16"/>
+        </w:rPr>
+      </w:pPr>
+      <w:r>
+        <w:rPr>
+          <w:rFonts w:ascii="Arial Narrow" w:eastAsia="Arial Narrow" w:hAnsi="Arial Narrow" w:cs="Arial Narrow"/>
+          <w:b/>
+          <w:sz w:val="16"/>
+          <w:szCs w:val="16"/>
+        </w:rPr>
+        <w:tab/>
+        <w:t>Artículo 110.- Sanciones administrativas</w:t>
+      </w:r>
+    </w:p>
+    <w:p>
+      <w:pPr>
+        <w:spacing w:after="0" w:line="240" w:lineRule="auto"/>
+        <w:ind w:left="567"/>
+        <w:jc w:val="both"/>
+        <w:rPr>
+          <w:rFonts w:ascii="Arial Narrow" w:eastAsia="Arial Narrow" w:hAnsi="Arial Narrow" w:cs="Arial Narrow"/>
+          <w:sz w:val="16"/>
+          <w:szCs w:val="16"/>
+        </w:rPr>
+      </w:pPr>
+      <w:r>
+        <w:rPr>
+          <w:rFonts w:ascii="Arial Narrow" w:eastAsia="Arial Narrow" w:hAnsi="Arial Narrow" w:cs="Arial Narrow"/>
+          <w:sz w:val="16"/>
+          <w:szCs w:val="16"/>
+        </w:rPr>
+        <w:t>El órgano resolutivo puede sancionar las infracciones administrativas a que se refiere el artículo 108 con amonestación y multas de hasta cuatrocientos cincuenta (450) Unidades Impositivas Tributarias (UIT), las cuales son calificadas de la siguiente manera:</w:t>
+      </w:r>
+    </w:p>
+    <w:p>
+      <w:pPr>
+        <w:numPr>
+          <w:ilvl w:val="0"/>
+          <w:numId w:val="2"/>
+        </w:numPr>
+        <w:spacing w:after="0" w:line="240" w:lineRule="auto"/>
+        <w:ind w:left="426" w:firstLine="141"/>
+        <w:jc w:val="both"/>
+        <w:rPr>
+          <w:rFonts w:ascii="Arial Narrow" w:eastAsia="Arial Narrow" w:hAnsi="Arial Narrow" w:cs="Arial Narrow"/>
+          <w:sz w:val="16"/>
+          <w:szCs w:val="16"/>
+        </w:rPr>
+      </w:pPr>
+      <w:r>
+        <w:rPr>
+          <w:rFonts w:ascii="Arial Narrow" w:eastAsia="Arial Narrow" w:hAnsi="Arial Narrow" w:cs="Arial Narrow"/>
+          <w:sz w:val="16"/>
+          <w:szCs w:val="16"/>
+        </w:rPr>
+        <w:t>Infracciones leves, con una amonestación o con una multa de hasta cincuenta (50) UIT.</w:t>
+      </w:r>
+    </w:p>
+    <w:p>
+      <w:pPr>
+        <w:numPr>
+          <w:ilvl w:val="0"/>
+          <w:numId w:val="2"/>
+        </w:numPr>
+        <w:spacing w:after="0" w:line="240" w:lineRule="auto"/>
+        <w:ind w:left="426" w:firstLine="141"/>
+        <w:jc w:val="both"/>
+        <w:rPr>
+          <w:rFonts w:ascii="Arial Narrow" w:eastAsia="Arial Narrow" w:hAnsi="Arial Narrow" w:cs="Arial Narrow"/>
+          <w:sz w:val="16"/>
+          <w:szCs w:val="16"/>
+        </w:rPr>
+      </w:pPr>
+      <w:r>
+        <w:rPr>
+          <w:rFonts w:ascii="Arial Narrow" w:eastAsia="Arial Narrow" w:hAnsi="Arial Narrow" w:cs="Arial Narrow"/>
+          <w:sz w:val="16"/>
+          <w:szCs w:val="16"/>
+        </w:rPr>
+        <w:t>Infracciones graves, con una multa de hasta ciento cincuenta (150) UIT.</w:t>
+      </w:r>
+    </w:p>
+    <w:p>
+      <w:pPr>
+        <w:numPr>
+          <w:ilvl w:val="0"/>
+          <w:numId w:val="2"/>
+        </w:numPr>
+        <w:spacing w:after="0" w:line="240" w:lineRule="auto"/>
+        <w:ind w:left="426" w:firstLine="141"/>
+        <w:jc w:val="both"/>
+        <w:rPr>
+          <w:rFonts w:ascii="Arial Narrow" w:eastAsia="Arial Narrow" w:hAnsi="Arial Narrow" w:cs="Arial Narrow"/>
+          <w:sz w:val="16"/>
+          <w:szCs w:val="16"/>
+        </w:rPr>
+      </w:pPr>
+      <w:r>
+        <w:rPr>
+          <w:rFonts w:ascii="Arial Narrow" w:eastAsia="Arial Narrow" w:hAnsi="Arial Narrow" w:cs="Arial Narrow"/>
+          <w:sz w:val="16"/>
+          <w:szCs w:val="16"/>
+        </w:rPr>
+        <w:t>Infracciones muy graves, con una multa de hasta cuatrocientos cincuenta (450) UIT.</w:t>
+      </w:r>
+    </w:p>
+    <w:p>
+      <w:pPr>
+        <w:spacing w:after="0" w:line="240" w:lineRule="auto"/>
+        <w:ind w:left="567"/>
+        <w:jc w:val="both"/>
+        <w:rPr>
+          <w:rFonts w:ascii="Arial Narrow" w:eastAsia="Arial Narrow" w:hAnsi="Arial Narrow" w:cs="Arial Narrow"/>
+          <w:sz w:val="16"/>
+          <w:szCs w:val="16"/>
+        </w:rPr>
+      </w:pPr>
+      <w:r>
+        <w:rPr>
+          <w:rFonts w:ascii="Arial Narrow" w:eastAsia="Arial Narrow" w:hAnsi="Arial Narrow" w:cs="Arial Narrow"/>
+          <w:sz w:val="16"/>
+          <w:szCs w:val="16"/>
+        </w:rPr>
+        <w:t>(…).</w:t>
+      </w:r>
+    </w:p>
+    <w:p>
+      <w:pPr>
+        <w:spacing w:after="0" w:line="240" w:lineRule="auto"/>
+        <w:ind w:left="567" w:hanging="567"/>
+        <w:jc w:val="both"/>
+        <w:rPr>
+          <w:rFonts w:ascii="Arial Narrow" w:eastAsia="Arial Narrow" w:hAnsi="Arial Narrow" w:cs="Arial Narrow"/>
+          <w:sz w:val="16"/>
+          <w:szCs w:val="16"/>
+        </w:rPr>
+      </w:pPr>
+    </w:p>
+  </w:footnote>
+  <w:footnote w:id="14">
+    <w:p>
+      <w:pPr>
+        <w:pStyle w:val="Textonotapie"/>
+        <w:tabs>
+          <w:tab w:val="left" w:pos="567"/>
+        </w:tabs>
+        <w:ind w:left="567" w:right="-1" w:hanging="567"/>
+        <w:jc w:val="both"/>
+        <w:rPr>
+          <w:rFonts w:ascii="Arial Narrow" w:eastAsia="Arial Narrow" w:hAnsi="Arial Narrow" w:cs="Arial Narrow"/>
+          <w:b/>
+          <w:bCs/>
+          <w:sz w:val="16"/>
+          <w:szCs w:val="16"/>
+        </w:rPr>
+      </w:pPr>
+      <w:r>
+        <w:rPr>
+          <w:rStyle w:val="Refdenotaalpie"/>
+          <w:rFonts w:ascii="Arial Narrow" w:eastAsia="Arial Narrow" w:hAnsi="Arial Narrow" w:cs="Arial Narrow"/>
+          <w:sz w:val="16"/>
+          <w:szCs w:val="16"/>
+          <w:vertAlign w:val="superscript"/>
+        </w:rPr>
+        <w:footnoteRef/>
+      </w:r>
+      <w:r>
+        <w:rPr>
+          <w:rFonts w:ascii="Arial Narrow" w:eastAsia="Arial Narrow" w:hAnsi="Arial Narrow" w:cs="Arial Narrow"/>
+          <w:sz w:val="16"/>
+          <w:szCs w:val="16"/>
+        </w:rPr>
+        <w:tab/>
+        <w:t xml:space="preserve"/>
+      </w:r>
+      <w:r>
+        <w:rPr>
+          <w:rFonts w:ascii="Arial Narrow" w:eastAsia="Arial Narrow" w:hAnsi="Arial Narrow" w:cs="Arial Narrow"/>
+          <w:sz w:val="16"/>
+          <w:szCs w:val="16"/>
+        </w:rPr>
+        <w:tab/>
+      </w:r>
+      <w:r>
+        <w:rPr>
+          <w:rFonts w:ascii="Arial Narrow" w:eastAsia="Arial Narrow" w:hAnsi="Arial Narrow" w:cs="Arial Narrow"/>
+          <w:b/>
+          <w:bCs/>
+          <w:sz w:val="16"/>
+          <w:szCs w:val="16"/>
+        </w:rPr>
+        <w:t xml:space="preserve">LEY 29571, CÓDIGO DE PROTECCIÓN Y DEFENSA DEL CONSUMIDOR, publicado el 2 de setiembre de 2010 y modificado por Decreto Legislativo 1308 </w:t>
+      </w:r>
+    </w:p>
+    <w:p>
+      <w:pPr>
+        <w:tabs>
+          <w:tab w:val="left" w:pos="567"/>
+        </w:tabs>
+        <w:spacing w:after="0" w:line="240" w:lineRule="auto"/>
+        <w:ind w:left="567" w:hanging="567"/>
+        <w:jc w:val="both"/>
+        <w:rPr>
+          <w:rFonts w:ascii="Arial Narrow" w:eastAsia="Arial Narrow" w:hAnsi="Arial Narrow" w:cs="Arial Narrow"/>
+          <w:sz w:val="16"/>
+          <w:szCs w:val="16"/>
+        </w:rPr>
+      </w:pPr>
+      <w:r>
+        <w:rPr>
+          <w:rFonts w:ascii="Arial Narrow" w:eastAsia="Arial Narrow" w:hAnsi="Arial Narrow" w:cs="Arial Narrow"/>
+          <w:sz w:val="16"/>
+          <w:szCs w:val="16"/>
+        </w:rPr>
+        <w:tab/>
+        <w:t xml:space="preserve"/>
+      </w:r>
+      <w:r>
+        <w:rPr>
+          <w:rFonts w:ascii="Arial Narrow" w:eastAsia="Arial Narrow" w:hAnsi="Arial Narrow" w:cs="Arial Narrow"/>
+          <w:b/>
+          <w:sz w:val="16"/>
+          <w:szCs w:val="16"/>
+        </w:rPr>
+        <w:t>Artículo 114.- Medidas correctivas</w:t>
+      </w:r>
+    </w:p>
+    <w:p>
+      <w:pPr>
+        <w:spacing w:after="0" w:line="240" w:lineRule="auto"/>
+        <w:ind w:left="567"/>
+        <w:jc w:val="both"/>
+        <w:rPr>
+          <w:rFonts w:ascii="Arial Narrow" w:eastAsia="Arial Narrow" w:hAnsi="Arial Narrow" w:cs="Arial Narrow"/>
+          <w:sz w:val="16"/>
+          <w:szCs w:val="16"/>
+        </w:rPr>
+      </w:pPr>
+      <w:r>
+        <w:rPr>
+          <w:rFonts w:ascii="Arial Narrow" w:eastAsia="Arial Narrow" w:hAnsi="Arial Narrow" w:cs="Arial Narrow"/>
+          <w:sz w:val="16"/>
+          <w:szCs w:val="16"/>
+        </w:rPr>
+        <w:t xml:space="preserve">Sin perjuicio de la sanción administrativa que corresponda al proveedor por una infracción al presente Código, el Indecopi puede dictar, en calidad de mandatos, medidas correctivas reparadoras y complementarias. </w:t>
+      </w:r>
+    </w:p>
+    <w:p>
+      <w:pPr>
+        <w:spacing w:after="0" w:line="240" w:lineRule="auto"/>
+        <w:ind w:left="567" w:hanging="567"/>
+        <w:jc w:val="both"/>
+        <w:rPr>
+          <w:rFonts w:ascii="Arial Narrow" w:eastAsia="Arial Narrow" w:hAnsi="Arial Narrow" w:cs="Arial Narrow"/>
+          <w:sz w:val="16"/>
+          <w:szCs w:val="16"/>
+        </w:rPr>
+      </w:pPr>
+      <w:r>
+        <w:rPr>
+          <w:rFonts w:ascii="Arial Narrow" w:eastAsia="Arial Narrow" w:hAnsi="Arial Narrow" w:cs="Arial Narrow"/>
+          <w:sz w:val="16"/>
+          <w:szCs w:val="16"/>
+        </w:rPr>
+        <w:tab/>
+        <w:t xml:space="preserve">Las medidas correctivas reparadoras pueden dictarse a pedido de parte o de oficio, siempre y cuando sean expresamente informadas sobre esa posibilidad en la notificación de cargo al proveedor por la autoridad encargada del procedimiento. </w:t>
+      </w:r>
+    </w:p>
+    <w:p>
+      <w:pPr>
+        <w:spacing w:after="0" w:line="240" w:lineRule="auto"/>
+        <w:ind w:left="567" w:hanging="567"/>
+        <w:jc w:val="both"/>
+        <w:rPr>
+          <w:rFonts w:ascii="Arial Narrow" w:eastAsia="Arial Narrow" w:hAnsi="Arial Narrow" w:cs="Arial Narrow"/>
+          <w:sz w:val="16"/>
+          <w:szCs w:val="16"/>
+        </w:rPr>
+      </w:pPr>
+      <w:r>
+        <w:rPr>
+          <w:rFonts w:ascii="Arial Narrow" w:eastAsia="Arial Narrow" w:hAnsi="Arial Narrow" w:cs="Arial Narrow"/>
+          <w:sz w:val="16"/>
+          <w:szCs w:val="16"/>
+        </w:rPr>
+        <w:tab/>
+        <w:t>Las medidas correctivas complementarias pueden dictarse de oficio o a pedido de parte.</w:t>
+      </w:r>
+    </w:p>
+    <w:p>
+      <w:pPr>
+        <w:spacing w:after="0" w:line="240" w:lineRule="auto"/>
+        <w:ind w:left="567" w:hanging="567"/>
+        <w:jc w:val="both"/>
+        <w:rPr>
+          <w:rFonts w:ascii="Arial Narrow" w:eastAsia="Arial Narrow" w:hAnsi="Arial Narrow" w:cs="Arial Narrow"/>
+          <w:sz w:val="16"/>
+          <w:szCs w:val="16"/>
+        </w:rPr>
+      </w:pPr>
+      <w:r>
+        <w:rPr>
+          <w:rFonts w:ascii="Arial Narrow" w:eastAsia="Arial Narrow" w:hAnsi="Arial Narrow" w:cs="Arial Narrow"/>
+          <w:b/>
+          <w:sz w:val="16"/>
+          <w:szCs w:val="16"/>
+        </w:rPr>
+        <w:tab/>
+        <w:t>Artículo 115.- Medidas correctivas reparadoras</w:t>
+      </w:r>
+    </w:p>
+    <w:p>
+      <w:pPr>
+        <w:spacing w:after="0" w:line="240" w:lineRule="auto"/>
+        <w:ind w:left="567" w:hanging="283"/>
+        <w:jc w:val="both"/>
+        <w:rPr>
+          <w:rFonts w:ascii="Arial Narrow" w:eastAsia="Arial Narrow" w:hAnsi="Arial Narrow" w:cs="Arial Narrow"/>
+          <w:sz w:val="16"/>
+          <w:szCs w:val="16"/>
+        </w:rPr>
+      </w:pPr>
+      <w:r>
+        <w:rPr>
+          <w:rFonts w:ascii="Arial Narrow" w:eastAsia="Arial Narrow" w:hAnsi="Arial Narrow" w:cs="Arial Narrow"/>
+          <w:sz w:val="16"/>
+          <w:szCs w:val="16"/>
+        </w:rPr>
+        <w:tab/>
+        <w:t>115.1 Las medidas correctivas reparadoras tienen el objeto de resarcir las consecuencias patrimoniales directas e inmediatas ocasionadas al consumidor por la infracción administrativa a su estado anterior. En caso el órgano resolutivo dicte una o varias medidas correctivas, debe considerar lo acordado por las partes durante la relación de consumo. Las medidas correctivas reparadoras pueden consistir en ordenar al proveedor infractor lo siguiente:</w:t>
+      </w:r>
+    </w:p>
+    <w:p>
+      <w:pPr>
+        <w:numPr>
+          <w:ilvl w:val="0"/>
+          <w:numId w:val="1"/>
+        </w:numPr>
+        <w:spacing w:after="0" w:line="240" w:lineRule="auto"/>
+        <w:ind w:left="567" w:firstLine="0"/>
+        <w:jc w:val="both"/>
+        <w:rPr>
+          <w:rFonts w:ascii="Arial Narrow" w:eastAsia="Arial Narrow" w:hAnsi="Arial Narrow" w:cs="Arial Narrow"/>
+          <w:sz w:val="16"/>
+          <w:szCs w:val="16"/>
+        </w:rPr>
+      </w:pPr>
+      <w:r>
+        <w:rPr>
+          <w:rFonts w:ascii="Arial Narrow" w:eastAsia="Arial Narrow" w:hAnsi="Arial Narrow" w:cs="Arial Narrow"/>
+          <w:sz w:val="16"/>
+          <w:szCs w:val="16"/>
+        </w:rPr>
+        <w:t>Reparar productos.</w:t>
+      </w:r>
+    </w:p>
+    <w:p>
+      <w:pPr>
+        <w:numPr>
+          <w:ilvl w:val="0"/>
+          <w:numId w:val="1"/>
+        </w:numPr>
+        <w:spacing w:after="0" w:line="240" w:lineRule="auto"/>
+        <w:ind w:left="567" w:firstLine="0"/>
+        <w:jc w:val="both"/>
+        <w:rPr>
+          <w:rFonts w:ascii="Arial Narrow" w:eastAsia="Arial Narrow" w:hAnsi="Arial Narrow" w:cs="Arial Narrow"/>
+          <w:sz w:val="16"/>
+          <w:szCs w:val="16"/>
+        </w:rPr>
+      </w:pPr>
+      <w:r>
+        <w:rPr>
+          <w:rFonts w:ascii="Arial Narrow" w:eastAsia="Arial Narrow" w:hAnsi="Arial Narrow" w:cs="Arial Narrow"/>
+          <w:sz w:val="16"/>
+          <w:szCs w:val="16"/>
+        </w:rPr>
+        <w:t>Cambiar productos por otros de idénticas o similares características, cuando la reparación no sea posible o no resulte razonable según las circunstancias.</w:t>
+      </w:r>
+    </w:p>
+    <w:p>
+      <w:pPr>
+        <w:numPr>
+          <w:ilvl w:val="0"/>
+          <w:numId w:val="1"/>
+        </w:numPr>
+        <w:spacing w:after="0" w:line="240" w:lineRule="auto"/>
+        <w:ind w:left="567" w:firstLine="0"/>
+        <w:jc w:val="both"/>
+        <w:rPr>
+          <w:rFonts w:ascii="Arial Narrow" w:eastAsia="Arial Narrow" w:hAnsi="Arial Narrow" w:cs="Arial Narrow"/>
+          <w:sz w:val="16"/>
+          <w:szCs w:val="16"/>
+        </w:rPr>
+      </w:pPr>
+      <w:r>
+        <w:rPr>
+          <w:rFonts w:ascii="Arial Narrow" w:eastAsia="Arial Narrow" w:hAnsi="Arial Narrow" w:cs="Arial Narrow"/>
+          <w:sz w:val="16"/>
+          <w:szCs w:val="16"/>
+        </w:rPr>
+        <w:t>Entregar un producto de idénticas características o, cuando esto no resulte posible, de similares características, en los supuestos de pérdida o deterioro atribuible al proveedor y siempre que exista interés del consumidor.</w:t>
+      </w:r>
+    </w:p>
+    <w:p>
+      <w:pPr>
+        <w:numPr>
+          <w:ilvl w:val="0"/>
+          <w:numId w:val="1"/>
+        </w:numPr>
+        <w:spacing w:after="0" w:line="240" w:lineRule="auto"/>
+        <w:ind w:left="567" w:firstLine="0"/>
+        <w:jc w:val="both"/>
+        <w:rPr>
+          <w:rFonts w:ascii="Arial Narrow" w:eastAsia="Arial Narrow" w:hAnsi="Arial Narrow" w:cs="Arial Narrow"/>
+          <w:sz w:val="16"/>
+          <w:szCs w:val="16"/>
+        </w:rPr>
+      </w:pPr>
+      <w:r>
+        <w:rPr>
+          <w:rFonts w:ascii="Arial Narrow" w:eastAsia="Arial Narrow" w:hAnsi="Arial Narrow" w:cs="Arial Narrow"/>
+          <w:sz w:val="16"/>
+          <w:szCs w:val="16"/>
+        </w:rPr>
+        <w:t>Cumplir con ejecutar la prestación u obligación asumida; y si esto no resulte posible o no sea razonable, otra de efectos equivalentes, incluyendo prestaciones dinerarias.</w:t>
+      </w:r>
+    </w:p>
+    <w:p>
+      <w:pPr>
+        <w:numPr>
+          <w:ilvl w:val="0"/>
+          <w:numId w:val="1"/>
+        </w:numPr>
+        <w:spacing w:after="0" w:line="240" w:lineRule="auto"/>
+        <w:ind w:left="567" w:firstLine="0"/>
+        <w:jc w:val="both"/>
+        <w:rPr>
+          <w:rFonts w:ascii="Arial Narrow" w:eastAsia="Arial Narrow" w:hAnsi="Arial Narrow" w:cs="Arial Narrow"/>
+          <w:sz w:val="16"/>
+          <w:szCs w:val="16"/>
+        </w:rPr>
+      </w:pPr>
+      <w:r>
+        <w:rPr>
+          <w:rFonts w:ascii="Arial Narrow" w:eastAsia="Arial Narrow" w:hAnsi="Arial Narrow" w:cs="Arial Narrow"/>
+          <w:sz w:val="16"/>
+          <w:szCs w:val="16"/>
+        </w:rPr>
+        <w:t>Cumplir con ejecutar otras prestaciones u obligaciones legales o convencionales a su cargo.</w:t>
+      </w:r>
+    </w:p>
+    <w:p>
+      <w:pPr>
+        <w:numPr>
+          <w:ilvl w:val="0"/>
+          <w:numId w:val="1"/>
+        </w:numPr>
+        <w:spacing w:after="0" w:line="240" w:lineRule="auto"/>
+        <w:ind w:left="567" w:firstLine="0"/>
+        <w:jc w:val="both"/>
+        <w:rPr>
+          <w:rFonts w:ascii="Arial Narrow" w:eastAsia="Arial Narrow" w:hAnsi="Arial Narrow" w:cs="Arial Narrow"/>
+          <w:sz w:val="16"/>
+          <w:szCs w:val="16"/>
+        </w:rPr>
+      </w:pPr>
+      <w:r>
+        <w:rPr>
+          <w:rFonts w:ascii="Arial Narrow" w:eastAsia="Arial Narrow" w:hAnsi="Arial Narrow" w:cs="Arial Narrow"/>
+          <w:sz w:val="16"/>
+          <w:szCs w:val="16"/>
+        </w:rPr>
+        <w:t>Devolver la contraprestación pagada por el consumidor, más los intereses legales correspondientes, cuando la reparación, reposición, o cumplimiento de la prestación u obligación, según sea el caso, no resulte posible o no sea razonable según las circunstancias.</w:t>
+      </w:r>
+    </w:p>
+    <w:p>
+      <w:pPr>
+        <w:numPr>
+          <w:ilvl w:val="0"/>
+          <w:numId w:val="1"/>
+        </w:numPr>
+        <w:spacing w:after="0" w:line="240" w:lineRule="auto"/>
+        <w:ind w:left="567" w:firstLine="0"/>
+        <w:jc w:val="both"/>
+        <w:rPr>
+          <w:rFonts w:ascii="Arial Narrow" w:eastAsia="Arial Narrow" w:hAnsi="Arial Narrow" w:cs="Arial Narrow"/>
+          <w:sz w:val="16"/>
+          <w:szCs w:val="16"/>
+        </w:rPr>
+      </w:pPr>
+      <w:r>
+        <w:rPr>
+          <w:rFonts w:ascii="Arial Narrow" w:eastAsia="Arial Narrow" w:hAnsi="Arial Narrow" w:cs="Arial Narrow"/>
+          <w:sz w:val="16"/>
+          <w:szCs w:val="16"/>
+        </w:rPr>
+        <w:t>En los supuestos de pagos indebidos o en exceso, devolver estos montos, más los intereses correspondientes.</w:t>
+      </w:r>
+    </w:p>
+    <w:p>
+      <w:pPr>
+        <w:numPr>
+          <w:ilvl w:val="0"/>
+          <w:numId w:val="1"/>
+        </w:numPr>
+        <w:spacing w:after="0" w:line="240" w:lineRule="auto"/>
+        <w:ind w:left="567" w:firstLine="0"/>
+        <w:jc w:val="both"/>
+        <w:rPr>
+          <w:rFonts w:ascii="Arial Narrow" w:eastAsia="Arial Narrow" w:hAnsi="Arial Narrow" w:cs="Arial Narrow"/>
+          <w:sz w:val="16"/>
+          <w:szCs w:val="16"/>
+        </w:rPr>
+      </w:pPr>
+      <w:r>
+        <w:rPr>
+          <w:rFonts w:ascii="Arial Narrow" w:eastAsia="Arial Narrow" w:hAnsi="Arial Narrow" w:cs="Arial Narrow"/>
+          <w:sz w:val="16"/>
+          <w:szCs w:val="16"/>
+        </w:rPr>
+        <w:t>Pagar los gastos incurridos por el consumidor para mitigar las consecuencias de la infracción administrativa.</w:t>
+      </w:r>
+    </w:p>
+    <w:p>
+      <w:pPr>
+        <w:numPr>
+          <w:ilvl w:val="0"/>
+          <w:numId w:val="1"/>
+        </w:numPr>
+        <w:spacing w:after="0" w:line="240" w:lineRule="auto"/>
+        <w:ind w:left="567" w:firstLine="0"/>
+        <w:jc w:val="both"/>
+        <w:rPr>
+          <w:rFonts w:ascii="Arial Narrow" w:eastAsia="Arial Narrow" w:hAnsi="Arial Narrow" w:cs="Arial Narrow"/>
+          <w:sz w:val="16"/>
+          <w:szCs w:val="16"/>
+        </w:rPr>
+      </w:pPr>
+      <w:r>
+        <w:rPr>
+          <w:rFonts w:ascii="Arial Narrow" w:eastAsia="Arial Narrow" w:hAnsi="Arial Narrow" w:cs="Arial Narrow"/>
+          <w:sz w:val="16"/>
+          <w:szCs w:val="16"/>
+        </w:rPr>
+        <w:t>Otras medidas reparadoras análogas de efectos equivalentes a las anteriores.</w:t>
+      </w:r>
+    </w:p>
+    <w:p>
+      <w:pPr>
+        <w:pStyle w:val="Sinespaciado"/>
+        <w:ind w:left="567"/>
+        <w:jc w:val="both"/>
+        <w:rPr>
+          <w:rFonts w:ascii="Arial Narrow" w:eastAsia="Arial Narrow" w:hAnsi="Arial Narrow" w:cs="Arial Narrow"/>
+          <w:sz w:val="16"/>
+          <w:szCs w:val="16"/>
+        </w:rPr>
+      </w:pPr>
+      <w:r>
+        <w:rPr>
+          <w:rFonts w:ascii="Arial Narrow" w:eastAsia="Arial Narrow" w:hAnsi="Arial Narrow" w:cs="Arial Narrow"/>
+          <w:sz w:val="16"/>
+          <w:szCs w:val="16"/>
+        </w:rPr>
+        <w:t xml:space="preserve">115.2 Las medidas correctivas reparadoras no pueden ser solicitadas de manera acumulativa conjunta, pudiendo plantearse de manera alternativa o subsidiaria, con excepción de la medida correctiva señalada en el literal h) que puede solicitarse </w:t>
+      </w:r>
+      <w:proofErr w:type="gramStart"/>
+      <w:r>
+        <w:rPr>
+          <w:rFonts w:ascii="Arial Narrow" w:eastAsia="Arial Narrow" w:hAnsi="Arial Narrow" w:cs="Arial Narrow"/>
+          <w:sz w:val="16"/>
+          <w:szCs w:val="16"/>
+        </w:rPr>
+        <w:t>conjuntamente con</w:t>
+      </w:r>
+      <w:proofErr w:type="gramEnd"/>
+      <w:r>
+        <w:rPr>
+          <w:rFonts w:ascii="Arial Narrow" w:eastAsia="Arial Narrow" w:hAnsi="Arial Narrow" w:cs="Arial Narrow"/>
+          <w:sz w:val="16"/>
+          <w:szCs w:val="16"/>
+        </w:rPr>
+        <w:t xml:space="preserve"> otra medida correctiva. Cuando los órganos competentes del Indecopi se pronuncian respecto de una medida correctiva reparadora, aplican el principio de congruencia procesal.</w:t>
+      </w:r>
+    </w:p>
+    <w:p>
+      <w:pPr>
+        <w:spacing w:after="0" w:line="240" w:lineRule="auto"/>
+        <w:ind w:left="567"/>
+        <w:jc w:val="both"/>
+        <w:rPr>
+          <w:rFonts w:ascii="Arial Narrow" w:eastAsia="Arial Narrow" w:hAnsi="Arial Narrow" w:cs="Arial Narrow"/>
+          <w:sz w:val="16"/>
+          <w:szCs w:val="16"/>
+        </w:rPr>
+      </w:pPr>
+      <w:r>
+        <w:rPr>
+          <w:rFonts w:ascii="Arial Narrow" w:eastAsia="Arial Narrow" w:hAnsi="Arial Narrow" w:cs="Arial Narrow"/>
+          <w:sz w:val="16"/>
+          <w:szCs w:val="16"/>
+        </w:rPr>
+        <w:t>115.3 Las medidas correctivas reparadoras pueden solicitarse en cualquier momento hasta antes de la notificación de cargo al proveedor, sin perjuicio de la facultad de secretaría técnica de la comisión de requerir al consumidor que precise la medida correctiva materia de solicitud. El consumidor puede variar su solicitud de medida correctiva hasta antes de la decisión de primera instancia, en cuyo caso se confiere traslado al proveedor para que formule su descargo.</w:t>
+      </w:r>
+    </w:p>
+    <w:p>
+      <w:pPr>
+        <w:spacing w:after="0" w:line="240" w:lineRule="auto"/>
+        <w:ind w:left="567"/>
+        <w:jc w:val="both"/>
+        <w:rPr>
+          <w:rFonts w:ascii="Arial Narrow" w:eastAsia="Arial Narrow" w:hAnsi="Arial Narrow" w:cs="Arial Narrow"/>
+          <w:sz w:val="16"/>
+          <w:szCs w:val="16"/>
+        </w:rPr>
+      </w:pPr>
+      <w:r>
+        <w:rPr>
+          <w:rFonts w:ascii="Arial Narrow" w:eastAsia="Arial Narrow" w:hAnsi="Arial Narrow" w:cs="Arial Narrow"/>
+          <w:sz w:val="16"/>
+          <w:szCs w:val="16"/>
+        </w:rPr>
+        <w:t>115.4 Corresponde al consumidor que solicita el dictado de la medida correctiva reparadora probar las consecuencias patrimoniales directas e inmediatas causadas por la comisión de la infracción administrativa.</w:t>
+      </w:r>
+    </w:p>
+    <w:p>
+      <w:pPr>
+        <w:spacing w:after="0" w:line="240" w:lineRule="auto"/>
+        <w:ind w:left="567"/>
+        <w:jc w:val="both"/>
+        <w:rPr>
+          <w:rFonts w:ascii="Arial Narrow" w:eastAsia="Arial Narrow" w:hAnsi="Arial Narrow" w:cs="Arial Narrow"/>
+          <w:sz w:val="16"/>
+          <w:szCs w:val="16"/>
+        </w:rPr>
+      </w:pPr>
+      <w:r>
+        <w:rPr>
+          <w:rFonts w:ascii="Arial Narrow" w:eastAsia="Arial Narrow" w:hAnsi="Arial Narrow" w:cs="Arial Narrow"/>
+          <w:sz w:val="16"/>
+          <w:szCs w:val="16"/>
+        </w:rPr>
+        <w:t>115.5 Los bienes o montos objeto de medidas correctivas reparadoras son entregados por el proveedor directamente al consumidor que los reclama, salvo mandato distinto contenido en la resolución. Aquellos bienes o montos materia de una medida correctiva reparadora, que por algún motivo se encuentran en posesión del Indecopi y deban ser entregados a los consumidores beneficiados, son puestos a disposición de estos.</w:t>
+      </w:r>
+    </w:p>
+    <w:p>
+      <w:pPr>
+        <w:spacing w:after="0" w:line="240" w:lineRule="auto"/>
+        <w:ind w:left="567"/>
+        <w:jc w:val="both"/>
+        <w:rPr>
+          <w:rFonts w:ascii="Arial Narrow" w:eastAsia="Arial Narrow" w:hAnsi="Arial Narrow" w:cs="Arial Narrow"/>
+          <w:sz w:val="16"/>
+          <w:szCs w:val="16"/>
+        </w:rPr>
+      </w:pPr>
+      <w:r>
+        <w:rPr>
+          <w:rFonts w:ascii="Arial Narrow" w:eastAsia="Arial Narrow" w:hAnsi="Arial Narrow" w:cs="Arial Narrow"/>
+          <w:sz w:val="16"/>
+          <w:szCs w:val="16"/>
+        </w:rPr>
+        <w:t>115.6 El extremo de la resolución final que ordena el cumplimiento de una medida correctiva reparadora a favor del consumidor constituye título ejecutivo conforme con lo dispuesto en el artículo 688 del Código Procesal Civil, una vez que quedan consentidas o causan estado en la vía administrativa. La legitimidad para obrar en los procesos civiles de ejecución corresponde a los consumidores beneficiados con la medida correctiva reparadora.</w:t>
+      </w:r>
+    </w:p>
+    <w:p>
+      <w:pPr>
+        <w:spacing w:after="0" w:line="240" w:lineRule="auto"/>
+        <w:ind w:left="567"/>
+        <w:jc w:val="both"/>
+        <w:rPr>
+          <w:rFonts w:ascii="Arial Narrow" w:eastAsia="Arial Narrow" w:hAnsi="Arial Narrow" w:cs="Arial Narrow"/>
+          <w:sz w:val="16"/>
+          <w:szCs w:val="16"/>
+        </w:rPr>
+      </w:pPr>
+      <w:r>
+        <w:rPr>
+          <w:rFonts w:ascii="Arial Narrow" w:eastAsia="Arial Narrow" w:hAnsi="Arial Narrow" w:cs="Arial Narrow"/>
+          <w:sz w:val="16"/>
+          <w:szCs w:val="16"/>
+        </w:rPr>
+        <w:t>115.7 Las medidas correctivas reparadoras como mandatos dirigidos a resarcir las consecuencias patrimoniales directas e inmediatas originadas por la infracción buscan corregir la conducta infractora y no tienen naturaleza indemnizatoria; son dictadas sin perjuicio de la indemnización por los daños y perjuicios que el consumidor puede solicitar en la vía judicial o arbitral correspondiente. No obstante, se descuenta de la indemnización patrimonial aquella satisfacción patrimonial deducible que el consumidor haya recibido a consecuencia del dictado de una medida correctiva reparadora en sede administrativa.</w:t>
+      </w:r>
+    </w:p>
+    <w:p>
+      <w:pPr>
+        <w:spacing w:after="0" w:line="240" w:lineRule="auto"/>
+        <w:ind w:left="567"/>
+        <w:jc w:val="both"/>
+        <w:rPr>
+          <w:rFonts w:ascii="Arial Narrow" w:eastAsia="Arial Narrow" w:hAnsi="Arial Narrow" w:cs="Arial Narrow"/>
+          <w:b/>
+          <w:bCs/>
+          <w:sz w:val="16"/>
+          <w:szCs w:val="16"/>
+        </w:rPr>
+      </w:pPr>
+      <w:r>
+        <w:rPr>
+          <w:rFonts w:ascii="Arial Narrow" w:eastAsia="Arial Narrow" w:hAnsi="Arial Narrow" w:cs="Arial Narrow"/>
+          <w:b/>
+          <w:bCs/>
+          <w:sz w:val="16"/>
+          <w:szCs w:val="16"/>
+        </w:rPr>
+        <w:t>Artículo 116.- Medidas correctivas complementarias</w:t>
+      </w:r>
+    </w:p>
+    <w:p>
+      <w:pPr>
+        <w:spacing w:after="0" w:line="240" w:lineRule="auto"/>
+        <w:ind w:left="567"/>
+        <w:jc w:val="both"/>
+        <w:rPr>
+          <w:rFonts w:ascii="Arial Narrow" w:eastAsia="Arial Narrow" w:hAnsi="Arial Narrow" w:cs="Arial Narrow"/>
+          <w:sz w:val="16"/>
+          <w:szCs w:val="16"/>
+        </w:rPr>
+      </w:pPr>
+      <w:r>
+        <w:rPr>
+          <w:rFonts w:ascii="Arial Narrow" w:eastAsia="Arial Narrow" w:hAnsi="Arial Narrow" w:cs="Arial Narrow"/>
+          <w:sz w:val="16"/>
+          <w:szCs w:val="16"/>
+        </w:rPr>
+        <w:t xml:space="preserve">Las medidas correctivas complementarias tienen el objeto de revertir los efectos de la conducta infractora o evitar que esta se produzca nuevamente en el futuro y pueden ser, entre otras, las siguientes: </w:t>
+      </w:r>
+    </w:p>
+    <w:p>
+      <w:pPr>
+        <w:spacing w:after="0" w:line="240" w:lineRule="auto"/>
+        <w:ind w:left="567"/>
+        <w:jc w:val="both"/>
+        <w:rPr>
+          <w:rFonts w:ascii="Arial Narrow" w:eastAsia="Arial Narrow" w:hAnsi="Arial Narrow" w:cs="Arial Narrow"/>
+          <w:sz w:val="16"/>
+          <w:szCs w:val="16"/>
+        </w:rPr>
+      </w:pPr>
+      <w:r>
+        <w:rPr>
+          <w:rFonts w:ascii="Arial Narrow" w:eastAsia="Arial Narrow" w:hAnsi="Arial Narrow" w:cs="Arial Narrow"/>
+          <w:sz w:val="16"/>
+          <w:szCs w:val="16"/>
+        </w:rPr>
+        <w:t xml:space="preserve">a. Que el proveedor cumpla con atender la solicitud de información requerida por el consumidor, siempre que dicho requerimiento guarde relación con el producto adquirido o servicio contratado. </w:t>
+      </w:r>
+    </w:p>
+    <w:p>
+      <w:pPr>
+        <w:spacing w:after="0" w:line="240" w:lineRule="auto"/>
+        <w:ind w:left="567"/>
+        <w:jc w:val="both"/>
+        <w:rPr>
+          <w:rFonts w:ascii="Arial Narrow" w:eastAsia="Arial Narrow" w:hAnsi="Arial Narrow" w:cs="Arial Narrow"/>
+          <w:sz w:val="16"/>
+          <w:szCs w:val="16"/>
+        </w:rPr>
+      </w:pPr>
+      <w:r>
+        <w:rPr>
+          <w:rFonts w:ascii="Arial Narrow" w:eastAsia="Arial Narrow" w:hAnsi="Arial Narrow" w:cs="Arial Narrow"/>
+          <w:sz w:val="16"/>
+          <w:szCs w:val="16"/>
+        </w:rPr>
+        <w:t xml:space="preserve">b. Declarar inexigibles las cláusulas que han sido identificadas como abusivas en el procedimiento. </w:t>
+      </w:r>
+    </w:p>
+    <w:p>
+      <w:pPr>
+        <w:spacing w:after="0" w:line="240" w:lineRule="auto"/>
+        <w:ind w:left="567"/>
+        <w:jc w:val="both"/>
+        <w:rPr>
+          <w:rFonts w:ascii="Arial Narrow" w:eastAsia="Arial Narrow" w:hAnsi="Arial Narrow" w:cs="Arial Narrow"/>
+          <w:sz w:val="16"/>
+          <w:szCs w:val="16"/>
+        </w:rPr>
+      </w:pPr>
+      <w:r>
+        <w:rPr>
+          <w:rFonts w:ascii="Arial Narrow" w:eastAsia="Arial Narrow" w:hAnsi="Arial Narrow" w:cs="Arial Narrow"/>
+          <w:sz w:val="16"/>
+          <w:szCs w:val="16"/>
+        </w:rPr>
+        <w:t xml:space="preserve">c. El decomiso y destrucción de la mercadería, envases, envolturas o etiquetas. </w:t>
+      </w:r>
+    </w:p>
+    <w:p>
+      <w:pPr>
+        <w:spacing w:after="0" w:line="240" w:lineRule="auto"/>
+        <w:ind w:left="567"/>
+        <w:jc w:val="both"/>
+        <w:rPr>
+          <w:rFonts w:ascii="Arial Narrow" w:eastAsia="Arial Narrow" w:hAnsi="Arial Narrow" w:cs="Arial Narrow"/>
+          <w:sz w:val="16"/>
+          <w:szCs w:val="16"/>
+        </w:rPr>
+      </w:pPr>
+      <w:r>
+        <w:rPr>
+          <w:rFonts w:ascii="Arial Narrow" w:eastAsia="Arial Narrow" w:hAnsi="Arial Narrow" w:cs="Arial Narrow"/>
+          <w:sz w:val="16"/>
+          <w:szCs w:val="16"/>
+        </w:rPr>
+        <w:t xml:space="preserve">d. En caso de infracciones muy graves y de reincidencia o reiterancia: </w:t>
+      </w:r>
+    </w:p>
+    <w:p>
+      <w:pPr>
+        <w:spacing w:after="0" w:line="240" w:lineRule="auto"/>
+        <w:ind w:left="567"/>
+        <w:jc w:val="both"/>
+        <w:rPr>
+          <w:rFonts w:ascii="Arial Narrow" w:eastAsia="Arial Narrow" w:hAnsi="Arial Narrow" w:cs="Arial Narrow"/>
+          <w:sz w:val="16"/>
+          <w:szCs w:val="16"/>
+        </w:rPr>
+      </w:pPr>
+      <w:r>
+        <w:rPr>
+          <w:rFonts w:ascii="Arial Narrow" w:eastAsia="Arial Narrow" w:hAnsi="Arial Narrow" w:cs="Arial Narrow"/>
+          <w:sz w:val="16"/>
+          <w:szCs w:val="16"/>
+        </w:rPr>
+        <w:t xml:space="preserve">(i) Solicitar a la autoridad correspondiente la clausura temporal del establecimiento industrial, comercial o de servicios por un plazo máximo de seis (6) meses. </w:t>
+      </w:r>
+    </w:p>
+    <w:p>
+      <w:pPr>
+        <w:spacing w:after="0" w:line="240" w:lineRule="auto"/>
+        <w:ind w:left="567"/>
+        <w:jc w:val="both"/>
+        <w:rPr>
+          <w:rFonts w:ascii="Arial Narrow" w:eastAsia="Arial Narrow" w:hAnsi="Arial Narrow" w:cs="Arial Narrow"/>
+          <w:sz w:val="16"/>
+          <w:szCs w:val="16"/>
+        </w:rPr>
+      </w:pPr>
+      <w:r>
+        <w:rPr>
+          <w:rFonts w:ascii="Arial Narrow" w:eastAsia="Arial Narrow" w:hAnsi="Arial Narrow" w:cs="Arial Narrow"/>
+          <w:sz w:val="16"/>
+          <w:szCs w:val="16"/>
+        </w:rPr>
+        <w:t xml:space="preserve">(ii) Solicitar a la autoridad competente la inhabilitación, temporal o permanente, del proveedor en función de los alcances de la infracción sancionada. </w:t>
+      </w:r>
+    </w:p>
+    <w:p>
+      <w:pPr>
+        <w:spacing w:after="0" w:line="240" w:lineRule="auto"/>
+        <w:ind w:left="567"/>
+        <w:jc w:val="both"/>
+        <w:rPr>
+          <w:rFonts w:ascii="Arial Narrow" w:eastAsia="Arial Narrow" w:hAnsi="Arial Narrow" w:cs="Arial Narrow"/>
+          <w:sz w:val="16"/>
+          <w:szCs w:val="16"/>
+        </w:rPr>
+      </w:pPr>
+      <w:r>
+        <w:rPr>
+          <w:rFonts w:ascii="Arial Narrow" w:eastAsia="Arial Narrow" w:hAnsi="Arial Narrow" w:cs="Arial Narrow"/>
+          <w:sz w:val="16"/>
+          <w:szCs w:val="16"/>
+        </w:rPr>
+        <w:t xml:space="preserve">e. Publicación de avisos rectificatorios o informativos en la forma que determine el Indecopi, tomando en consideración los medios que resulten idóneos para revertir los efectos que el acto objeto de sanción ha ocasionado. </w:t>
+      </w:r>
+    </w:p>
+    <w:p>
+      <w:pPr>
+        <w:spacing w:after="0" w:line="240" w:lineRule="auto"/>
+        <w:ind w:left="567"/>
+        <w:jc w:val="both"/>
+        <w:rPr>
+          <w:rFonts w:ascii="Arial Narrow" w:eastAsia="Arial Narrow" w:hAnsi="Arial Narrow" w:cs="Arial Narrow"/>
+          <w:sz w:val="16"/>
+          <w:szCs w:val="16"/>
+        </w:rPr>
+      </w:pPr>
+      <w:r>
+        <w:rPr>
+          <w:rFonts w:ascii="Arial Narrow" w:eastAsia="Arial Narrow" w:hAnsi="Arial Narrow" w:cs="Arial Narrow"/>
+          <w:sz w:val="16"/>
+          <w:szCs w:val="16"/>
+        </w:rPr>
+        <w:t xml:space="preserve">f. Cualquier otra medida correctiva que tenga el objeto de revertir los efectos de la conducta infractora o evitar que esta se produzca nuevamente en el futuro. </w:t>
+      </w:r>
+    </w:p>
+    <w:p>
+      <w:pPr>
+        <w:spacing w:after="0" w:line="240" w:lineRule="auto"/>
+        <w:ind w:left="567"/>
+        <w:jc w:val="both"/>
+        <w:rPr>
+          <w:rFonts w:ascii="Arial Narrow" w:eastAsia="Arial Narrow" w:hAnsi="Arial Narrow" w:cs="Arial Narrow"/>
+          <w:sz w:val="16"/>
+          <w:szCs w:val="16"/>
+        </w:rPr>
+      </w:pPr>
+      <w:r>
+        <w:rPr>
+          <w:rFonts w:ascii="Arial Narrow" w:eastAsia="Arial Narrow" w:hAnsi="Arial Narrow" w:cs="Arial Narrow"/>
+          <w:sz w:val="16"/>
+          <w:szCs w:val="16"/>
+        </w:rPr>
+        <w:t>El Indecopi está facultado para solicitar a la autoridad municipal y policial el apoyo respectivo para la ejecución de las medidas correctivas complementarias correspondientes.</w:t>
+      </w:r>
+    </w:p>
+    <w:p>
+      <w:pPr>
+        <w:spacing w:after="0" w:line="240" w:lineRule="auto"/>
+        <w:ind w:left="567" w:hanging="567"/>
+        <w:jc w:val="both"/>
+        <w:rPr>
+          <w:rFonts w:ascii="Arial Narrow" w:eastAsia="Arial Narrow" w:hAnsi="Arial Narrow" w:cs="Arial Narrow"/>
+          <w:sz w:val="16"/>
+          <w:szCs w:val="16"/>
+        </w:rPr>
+      </w:pPr>
+    </w:p>
+  </w:footnote>
+  <w:footnote w:id="15">
+    <w:p>
+      <w:pPr>
+        <w:pStyle w:val="Textonotapie"/>
+        <w:tabs>
+          <w:tab w:val="left" w:pos="567"/>
+        </w:tabs>
+        <w:ind w:left="567" w:hanging="567"/>
+        <w:jc w:val="both"/>
+        <w:rPr>
+          <w:rFonts w:ascii="Arial Narrow" w:eastAsia="Arial Narrow" w:hAnsi="Arial Narrow" w:cs="Arial Narrow"/>
+          <w:b/>
+          <w:sz w:val="16"/>
+          <w:szCs w:val="16"/>
+        </w:rPr>
+      </w:pPr>
+      <w:r>
+        <w:rPr>
+          <w:rStyle w:val="Refdenotaalpie"/>
+          <w:rFonts w:ascii="Arial Narrow" w:eastAsia="Arial Narrow" w:hAnsi="Arial Narrow" w:cs="Arial Narrow"/>
+          <w:sz w:val="16"/>
+          <w:szCs w:val="16"/>
+          <w:vertAlign w:val="superscript"/>
+        </w:rPr>
+        <w:footnoteRef/>
+      </w:r>
+      <w:r>
+        <w:rPr>
+          <w:rFonts w:ascii="Arial Narrow" w:eastAsia="Arial Narrow" w:hAnsi="Arial Narrow" w:cs="Arial Narrow"/>
+          <w:sz w:val="16"/>
+          <w:szCs w:val="16"/>
+        </w:rPr>
+        <w:tab/>
+        <w:t xml:space="preserve"/>
+      </w:r>
+      <w:r>
+        <w:rPr>
+          <w:rFonts w:ascii="Arial Narrow" w:eastAsia="Arial Narrow" w:hAnsi="Arial Narrow" w:cs="Arial Narrow"/>
+          <w:sz w:val="16"/>
+          <w:szCs w:val="16"/>
+        </w:rPr>
+        <w:tab/>
+      </w:r>
+      <w:r>
+        <w:rPr>
+          <w:rFonts w:ascii="Arial Narrow" w:eastAsia="Arial Narrow" w:hAnsi="Arial Narrow" w:cs="Arial Narrow"/>
+          <w:b/>
+          <w:sz w:val="16"/>
+          <w:szCs w:val="16"/>
+        </w:rPr>
+        <w:t>LEY 29571, CÓDIGO DE PROTECCIÓN Y DEFENSA DEL CONSUMIDOR</w:t>
+      </w:r>
+      <w:r>
+        <w:rPr>
+          <w:rFonts w:ascii="Arial Narrow" w:eastAsia="Arial Narrow" w:hAnsi="Arial Narrow" w:cs="Arial Narrow"/>
+          <w:b/>
+          <w:bCs/>
+          <w:sz w:val="16"/>
+          <w:szCs w:val="16"/>
+        </w:rPr>
+        <w:t xml:space="preserve">, </w:t>
+      </w:r>
+      <w:r>
+        <w:rPr>
+          <w:rFonts w:ascii="Arial Narrow" w:eastAsia="Arial Narrow" w:hAnsi="Arial Narrow" w:cs="Arial Narrow"/>
+          <w:b/>
+          <w:sz w:val="16"/>
+          <w:szCs w:val="16"/>
+        </w:rPr>
+        <w:t>publicado el 2 de setiembre de 2010 y modificado por Decreto Legislativo 1308</w:t>
+      </w:r>
+    </w:p>
+    <w:p>
+      <w:pPr>
+        <w:pStyle w:val="Textonotapie"/>
+        <w:tabs>
+          <w:tab w:val="left" w:pos="567"/>
+        </w:tabs>
+        <w:jc w:val="both"/>
+        <w:rPr>
+          <w:rFonts w:ascii="Arial Narrow" w:eastAsia="Arial Narrow" w:hAnsi="Arial Narrow" w:cs="Arial Narrow"/>
+          <w:b/>
+          <w:sz w:val="16"/>
+          <w:szCs w:val="16"/>
+        </w:rPr>
+      </w:pPr>
+      <w:r>
+        <w:rPr>
+          <w:rFonts w:ascii="Arial Narrow" w:eastAsia="Arial Narrow" w:hAnsi="Arial Narrow" w:cs="Arial Narrow"/>
+          <w:b/>
+          <w:sz w:val="16"/>
+          <w:szCs w:val="16"/>
+        </w:rPr>
+        <w:tab/>
+        <w:t>Artículo 112.- Criterios de graduación de las sanciones administrativas</w:t>
+      </w:r>
+    </w:p>
+    <w:p>
+      <w:pPr>
+        <w:pStyle w:val="Textonotapie"/>
+        <w:tabs>
+          <w:tab w:val="left" w:pos="567"/>
+        </w:tabs>
+        <w:jc w:val="both"/>
+        <w:rPr>
+          <w:rFonts w:ascii="Arial Narrow" w:eastAsia="Arial Narrow" w:hAnsi="Arial Narrow" w:cs="Arial Narrow"/>
+          <w:sz w:val="16"/>
+          <w:szCs w:val="16"/>
+        </w:rPr>
+      </w:pPr>
+      <w:r>
+        <w:rPr>
+          <w:rFonts w:ascii="Arial Narrow" w:eastAsia="Arial Narrow" w:hAnsi="Arial Narrow" w:cs="Arial Narrow"/>
+          <w:sz w:val="16"/>
+          <w:szCs w:val="16"/>
+        </w:rPr>
+        <w:tab/>
+        <w:t>(…)</w:t>
+      </w:r>
+    </w:p>
+    <w:p>
+      <w:pPr>
+        <w:pStyle w:val="Textonotapie"/>
+        <w:tabs>
+          <w:tab w:val="left" w:pos="567"/>
+        </w:tabs>
+        <w:jc w:val="both"/>
+        <w:rPr>
+          <w:rFonts w:ascii="Arial Narrow" w:eastAsia="Arial Narrow" w:hAnsi="Arial Narrow" w:cs="Arial Narrow"/>
+          <w:sz w:val="16"/>
+          <w:szCs w:val="16"/>
+        </w:rPr>
+      </w:pPr>
+      <w:r>
+        <w:rPr>
+          <w:rFonts w:ascii="Arial Narrow" w:eastAsia="Arial Narrow" w:hAnsi="Arial Narrow" w:cs="Arial Narrow"/>
+          <w:sz w:val="16"/>
+          <w:szCs w:val="16"/>
+        </w:rPr>
+        <w:tab/>
+        <w:t>Se consideran circunstancias atenuantes especiales, las siguientes:</w:t>
+      </w:r>
+    </w:p>
+    <w:p>
+      <w:pPr>
+        <w:pStyle w:val="Textonotapie"/>
+        <w:tabs>
+          <w:tab w:val="left" w:pos="567"/>
+        </w:tabs>
+        <w:jc w:val="both"/>
+        <w:rPr>
+          <w:rFonts w:ascii="Arial Narrow" w:eastAsia="Arial Narrow" w:hAnsi="Arial Narrow" w:cs="Arial Narrow"/>
+          <w:sz w:val="16"/>
+          <w:szCs w:val="16"/>
+        </w:rPr>
+      </w:pPr>
+      <w:r>
+        <w:rPr>
+          <w:rFonts w:ascii="Arial Narrow" w:eastAsia="Arial Narrow" w:hAnsi="Arial Narrow" w:cs="Arial Narrow"/>
+          <w:sz w:val="16"/>
+          <w:szCs w:val="16"/>
+        </w:rPr>
+        <w:tab/>
+        <w:t>(…)</w:t>
       </w:r>
     </w:p>
     <w:p>
@@ -10230,2027 +12483,9 @@
           <w:sz w:val="16"/>
           <w:szCs w:val="16"/>
         </w:rPr>
-        <w:t xml:space="preserve">2.1 El proveedor tiene la obligación de ofrecer al consumidor toda la información relevante para tomar una decisión o realizar una elección adecuada de consumo, así como para efectuar un uso o consumo adecuado de los productos o servicios. </w:t>
-      </w:r>
-    </w:p>
-    <w:p>
-      <w:pPr>
-        <w:pStyle w:val="Textonotapie"/>
-        <w:tabs>
-          <w:tab w:val="left" w:pos="567"/>
-        </w:tabs>
-        <w:ind w:left="567"/>
-        <w:jc w:val="both"/>
-        <w:rPr>
-          <w:rFonts w:ascii="Arial Narrow" w:eastAsia="Arial Narrow" w:hAnsi="Arial Narrow" w:cs="Arial Narrow"/>
-          <w:sz w:val="16"/>
-          <w:szCs w:val="16"/>
-        </w:rPr>
-      </w:pPr>
-      <w:r>
-        <w:rPr>
-          <w:rFonts w:ascii="Arial Narrow" w:eastAsia="Arial Narrow" w:hAnsi="Arial Narrow" w:cs="Arial Narrow"/>
-          <w:sz w:val="16"/>
-          <w:szCs w:val="16"/>
-        </w:rPr>
-        <w:t xml:space="preserve">2.2 La información debe ser veraz, suficiente, de fácil comprensión, apropiada, oportuna y fácilmente accesible, debiendo ser brindada en idioma castellano. </w:t>
-      </w:r>
-    </w:p>
-    <w:p>
-      <w:pPr>
-        <w:pStyle w:val="Textonotapie"/>
-        <w:tabs>
-          <w:tab w:val="left" w:pos="567"/>
-        </w:tabs>
-        <w:ind w:left="567"/>
-        <w:jc w:val="both"/>
-        <w:rPr>
-          <w:rFonts w:ascii="Arial Narrow" w:eastAsia="Arial Narrow" w:hAnsi="Arial Narrow" w:cs="Arial Narrow"/>
-          <w:sz w:val="16"/>
-          <w:szCs w:val="16"/>
-        </w:rPr>
-      </w:pPr>
-      <w:r>
-        <w:rPr>
-          <w:rFonts w:ascii="Arial Narrow" w:eastAsia="Arial Narrow" w:hAnsi="Arial Narrow" w:cs="Arial Narrow"/>
-          <w:sz w:val="16"/>
-          <w:szCs w:val="16"/>
-        </w:rPr>
-        <w:t xml:space="preserve">2.3 Sin perjuicio de las exigencias concretas de las normas sectoriales correspondientes, para analizar la información relevante se tiene en consideración a toda aquella sin la cual no se hubiera adoptado la decisión de consumo o se hubiera efectuado en términos substancialmente distintos. Para ello se debe examinar si la información omitida desnaturaliza las condiciones en que se realizó la oferta al consumidor. </w:t>
-      </w:r>
-    </w:p>
-    <w:p>
-      <w:pPr>
-        <w:pStyle w:val="Textonotapie"/>
-        <w:tabs>
-          <w:tab w:val="left" w:pos="567"/>
-        </w:tabs>
-        <w:ind w:left="567"/>
-        <w:jc w:val="both"/>
-        <w:rPr>
-          <w:rFonts w:ascii="Arial Narrow" w:eastAsia="Arial Narrow" w:hAnsi="Arial Narrow" w:cs="Arial Narrow"/>
-          <w:sz w:val="16"/>
-          <w:szCs w:val="16"/>
-        </w:rPr>
-      </w:pPr>
-      <w:r>
-        <w:rPr>
-          <w:rFonts w:ascii="Arial Narrow" w:eastAsia="Arial Narrow" w:hAnsi="Arial Narrow" w:cs="Arial Narrow"/>
-          <w:sz w:val="16"/>
-          <w:szCs w:val="16"/>
-        </w:rPr>
-        <w:t>2.4 Al evaluarse la información, deben considerarse los problemas de confusión que generarían al consumidor el suministro de información excesiva o sumamente compleja, atendiendo a la naturaleza del producto adquirido o al servicio contratado</w:t>
-      </w:r>
-      <w:r>
-        <w:rPr>
-          <w:rFonts w:ascii="Arial Narrow" w:eastAsia="Arial Narrow" w:hAnsi="Arial Narrow" w:cs="Arial Narrow"/>
-          <w:sz w:val="16"/>
-          <w:szCs w:val="16"/>
-        </w:rPr>
-        <w:t xml:space="preserve">. </w:t>
-      </w:r>
-    </w:p>
-    <w:p>
-      <w:pPr>
-        <w:pStyle w:val="Textonotapie"/>
-        <w:tabs>
-          <w:tab w:val="left" w:pos="567"/>
-        </w:tabs>
-        <w:ind w:left="567" w:right="-1" w:hanging="567"/>
-        <w:jc w:val="both"/>
-        <w:rPr>
-          <w:rFonts w:ascii="Arial Narrow" w:eastAsia="Arial Narrow" w:hAnsi="Arial Narrow" w:cs="Arial Narrow"/>
-          <w:b/>
-          <w:bCs/>
-          <w:sz w:val="16"/>
-          <w:szCs w:val="16"/>
-        </w:rPr>
-      </w:pPr>
-    </w:p>
-  </w:footnote>
-  <w:footnote w:id="6">
-    <w:p>
-      <w:pPr>
-        <w:pStyle w:val="Textonotapie"/>
-        <w:tabs>
-          <w:tab w:val="left" w:pos="567"/>
-        </w:tabs>
-        <w:ind w:left="567" w:right="-1" w:hanging="567"/>
-        <w:jc w:val="both"/>
-        <w:rPr>
-          <w:rFonts w:ascii="Arial Narrow" w:eastAsia="Arial Narrow" w:hAnsi="Arial Narrow" w:cs="Arial Narrow"/>
-          <w:b/>
-          <w:bCs/>
-          <w:sz w:val="16"/>
-          <w:szCs w:val="16"/>
-        </w:rPr>
-      </w:pPr>
-      <w:r>
-        <w:rPr>
-          <w:rStyle w:val="Refdenotaalpie"/>
-          <w:rFonts w:ascii="Arial Narrow" w:eastAsia="Arial Narrow" w:hAnsi="Arial Narrow" w:cs="Arial Narrow"/>
-          <w:sz w:val="16"/>
-          <w:szCs w:val="16"/>
-          <w:vertAlign w:val="superscript"/>
-        </w:rPr>
-        <w:footnoteRef/>
-      </w:r>
-      <w:r>
-        <w:rPr>
-          <w:rFonts w:ascii="Arial Narrow" w:eastAsia="Arial Narrow" w:hAnsi="Arial Narrow" w:cs="Arial Narrow"/>
-          <w:sz w:val="16"/>
-          <w:szCs w:val="16"/>
-        </w:rPr>
-        <w:t xml:space="preserve"> </w:t>
-      </w:r>
-      <w:r>
-        <w:rPr>
-          <w:rFonts w:ascii="Arial Narrow" w:eastAsia="Arial Narrow" w:hAnsi="Arial Narrow" w:cs="Arial Narrow"/>
-          <w:sz w:val="16"/>
-          <w:szCs w:val="16"/>
-        </w:rPr>
-        <w:tab/>
-      </w:r>
-      <w:r>
-        <w:rPr>
-          <w:rFonts w:ascii="Arial Narrow" w:eastAsia="Arial Narrow" w:hAnsi="Arial Narrow" w:cs="Arial Narrow"/>
-          <w:b/>
-          <w:bCs/>
-          <w:sz w:val="16"/>
-          <w:szCs w:val="16"/>
-        </w:rPr>
-        <w:t xml:space="preserve">LEY 29571, CÓDIGO DE PROTECCIÓN Y DEFENSA DEL CONSUMIDOR, publicado el 2 de setiembre de 2010 y modificado por Decreto Legislativo 1308 </w:t>
-      </w:r>
-    </w:p>
-    <w:p>
-      <w:pPr>
-        <w:pStyle w:val="Textonotapie"/>
-        <w:tabs>
-          <w:tab w:val="left" w:pos="567"/>
-        </w:tabs>
-        <w:jc w:val="both"/>
-        <w:rPr>
-          <w:rFonts w:ascii="Arial Narrow" w:eastAsia="Arial Narrow" w:hAnsi="Arial Narrow" w:cs="Arial Narrow"/>
-          <w:sz w:val="16"/>
-          <w:szCs w:val="16"/>
-        </w:rPr>
-      </w:pPr>
-      <w:r>
-        <w:rPr>
-          <w:rFonts w:ascii="Arial Narrow" w:eastAsia="Arial Narrow" w:hAnsi="Arial Narrow" w:cs="Arial Narrow"/>
-          <w:b/>
-          <w:bCs/>
-          <w:sz w:val="16"/>
-          <w:szCs w:val="16"/>
-        </w:rPr>
-        <w:tab/>
-        <w:t>Artículo 56.- Métodos comerciales coercitivos</w:t>
-      </w:r>
-    </w:p>
-    <w:p>
-      <w:pPr>
-        <w:pStyle w:val="Textonotapie"/>
-        <w:ind w:left="567"/>
-        <w:jc w:val="both"/>
-        <w:rPr>
-          <w:rFonts w:ascii="Arial Narrow" w:eastAsia="Arial Narrow" w:hAnsi="Arial Narrow" w:cs="Arial Narrow"/>
-          <w:sz w:val="16"/>
-          <w:szCs w:val="16"/>
-        </w:rPr>
-      </w:pPr>
-      <w:r>
-        <w:rPr>
-          <w:rFonts w:ascii="Arial Narrow" w:eastAsia="Arial Narrow" w:hAnsi="Arial Narrow" w:cs="Arial Narrow"/>
-          <w:sz w:val="16"/>
-          <w:szCs w:val="16"/>
-        </w:rPr>
-        <w:t>56.1 De manera enunciativa y no limitativa, el derecho de todo consumidor a la protección contra los métodos comerciales coercitivos implica que los proveedores no pueden:</w:t>
-      </w:r>
-    </w:p>
-    <w:p>
-      <w:pPr>
-        <w:pStyle w:val="Textonotapie"/>
-        <w:ind w:left="567"/>
-        <w:jc w:val="both"/>
-        <w:rPr>
-          <w:rFonts w:ascii="Arial Narrow" w:eastAsia="Arial Narrow" w:hAnsi="Arial Narrow" w:cs="Arial Narrow"/>
-          <w:sz w:val="16"/>
-          <w:szCs w:val="16"/>
-        </w:rPr>
-      </w:pPr>
-      <w:r>
-        <w:rPr>
-          <w:rFonts w:ascii="Arial Narrow" w:eastAsia="Arial Narrow" w:hAnsi="Arial Narrow" w:cs="Arial Narrow"/>
-          <w:sz w:val="16"/>
-          <w:szCs w:val="16"/>
-        </w:rPr>
-        <w:t>(…)</w:t>
-      </w:r>
-    </w:p>
-    <w:p>
-      <w:pPr>
-        <w:pStyle w:val="Textonotapie"/>
-        <w:ind w:left="567"/>
-        <w:jc w:val="both"/>
-        <w:rPr>
-          <w:rFonts w:ascii="Arial Narrow" w:eastAsia="Arial Narrow" w:hAnsi="Arial Narrow" w:cs="Arial Narrow"/>
-          <w:sz w:val="16"/>
-          <w:szCs w:val="16"/>
-        </w:rPr>
-      </w:pPr>
-      <w:r>
-        <w:rPr>
-          <w:rFonts w:ascii="Arial Narrow" w:eastAsia="Arial Narrow" w:hAnsi="Arial Narrow" w:cs="Arial Narrow"/>
-          <w:sz w:val="16"/>
-          <w:szCs w:val="16"/>
-        </w:rPr>
-        <w:t>b</w:t>
-      </w:r>
-      <w:r>
-        <w:rPr>
-          <w:rFonts w:ascii="Arial Narrow" w:eastAsia="Arial Narrow" w:hAnsi="Arial Narrow" w:cs="Arial Narrow"/>
-          <w:sz w:val="16"/>
-          <w:szCs w:val="16"/>
-        </w:rPr>
-        <w:t xml:space="preserve">. </w:t>
-      </w:r>
-      <w:r>
-        <w:rPr>
-          <w:rFonts w:ascii="Arial Narrow" w:eastAsia="Arial Narrow" w:hAnsi="Arial Narrow" w:cs="Arial Narrow"/>
-          <w:sz w:val="16"/>
-          <w:szCs w:val="16"/>
-        </w:rPr>
-        <w:t>Obligar al consumidor a asumir prestaciones que no ha pactado o a efectuar pagos por productos o servicios que no han sido requeridos previamente. En ningún caso puede interpretarse el silencio del consumidor como aceptación de dichas prestaciones o pagos, salvo que lo haya autorizado previamente de manera expresa</w:t>
-      </w:r>
-      <w:r>
-        <w:rPr>
-          <w:rFonts w:ascii="Arial Narrow" w:eastAsia="Arial Narrow" w:hAnsi="Arial Narrow" w:cs="Arial Narrow"/>
-          <w:sz w:val="16"/>
-          <w:szCs w:val="16"/>
-        </w:rPr>
-        <w:t>.</w:t>
-      </w:r>
-    </w:p>
-    <w:p>
-      <w:pPr>
-        <w:pStyle w:val="Textonotapie"/>
-        <w:tabs>
-          <w:tab w:val="left" w:pos="567"/>
-        </w:tabs>
-        <w:ind w:left="567" w:right="-1" w:hanging="567"/>
-        <w:jc w:val="both"/>
-        <w:rPr>
-          <w:rFonts w:ascii="Arial Narrow" w:eastAsia="Arial Narrow" w:hAnsi="Arial Narrow" w:cs="Arial Narrow"/>
-          <w:b/>
-          <w:bCs/>
-          <w:sz w:val="16"/>
-          <w:szCs w:val="16"/>
-        </w:rPr>
-      </w:pPr>
-    </w:p>
-  </w:footnote>
-  <w:footnote w:id="7">
-    <w:p>
-      <w:pPr>
-        <w:pStyle w:val="Textonotapie"/>
-        <w:tabs>
-          <w:tab w:val="left" w:pos="567"/>
-        </w:tabs>
-        <w:ind w:left="567" w:right="-1" w:hanging="567"/>
-        <w:jc w:val="both"/>
-        <w:rPr>
-          <w:rFonts w:ascii="Arial Narrow" w:eastAsia="Arial Narrow" w:hAnsi="Arial Narrow" w:cs="Arial Narrow"/>
-          <w:b/>
-          <w:bCs/>
-          <w:sz w:val="16"/>
-          <w:szCs w:val="16"/>
-        </w:rPr>
-      </w:pPr>
-      <w:r>
-        <w:rPr>
-          <w:rStyle w:val="Refdenotaalpie"/>
-          <w:rFonts w:ascii="Arial Narrow" w:eastAsia="Arial Narrow" w:hAnsi="Arial Narrow" w:cs="Arial Narrow"/>
-          <w:sz w:val="16"/>
-          <w:szCs w:val="16"/>
-          <w:vertAlign w:val="superscript"/>
-        </w:rPr>
-        <w:footnoteRef/>
-      </w:r>
-      <w:r>
-        <w:rPr>
-          <w:rFonts w:ascii="Arial Narrow" w:eastAsia="Arial Narrow" w:hAnsi="Arial Narrow" w:cs="Arial Narrow"/>
-          <w:sz w:val="16"/>
-          <w:szCs w:val="16"/>
-        </w:rPr>
-        <w:t xml:space="preserve"> </w:t>
-      </w:r>
-      <w:r>
-        <w:rPr>
-          <w:rFonts w:ascii="Arial Narrow" w:eastAsia="Arial Narrow" w:hAnsi="Arial Narrow" w:cs="Arial Narrow"/>
-          <w:sz w:val="16"/>
-          <w:szCs w:val="16"/>
-        </w:rPr>
-        <w:tab/>
-      </w:r>
-      <w:r>
-        <w:rPr>
-          <w:rFonts w:ascii="Arial Narrow" w:eastAsia="Arial Narrow" w:hAnsi="Arial Narrow" w:cs="Arial Narrow"/>
-          <w:b/>
-          <w:bCs/>
-          <w:sz w:val="16"/>
-          <w:szCs w:val="16"/>
-        </w:rPr>
-        <w:t xml:space="preserve">LEY 29571, CÓDIGO DE PROTECCIÓN Y DEFENSA DEL CONSUMIDOR, publicado el 2 de setiembre de 2010 y modificado por Decreto Legislativo 1308 </w:t>
-      </w:r>
-    </w:p>
-    <w:p>
-      <w:pPr>
-        <w:pStyle w:val="Textonotapie"/>
-        <w:ind w:left="567" w:right="-1"/>
-        <w:jc w:val="both"/>
-        <w:rPr>
-          <w:rFonts w:ascii="Arial Narrow" w:eastAsia="Arial Narrow" w:hAnsi="Arial Narrow" w:cs="Arial Narrow"/>
-          <w:b/>
-          <w:bCs/>
-          <w:sz w:val="16"/>
-          <w:szCs w:val="16"/>
-        </w:rPr>
-      </w:pPr>
-      <w:r>
-        <w:rPr>
-          <w:rFonts w:ascii="Arial Narrow" w:eastAsia="Arial Narrow" w:hAnsi="Arial Narrow" w:cs="Arial Narrow"/>
-          <w:b/>
-          <w:bCs/>
-          <w:sz w:val="16"/>
-          <w:szCs w:val="16"/>
-        </w:rPr>
-        <w:t>Artículo 88.- Reclamo de productos o servicios financieros y de seguros</w:t>
-      </w:r>
-    </w:p>
-    <w:p>
-      <w:pPr>
-        <w:pStyle w:val="Textonotapie"/>
-        <w:ind w:left="567" w:right="-1"/>
-        <w:jc w:val="both"/>
-        <w:rPr>
-          <w:rFonts w:ascii="Arial Narrow" w:eastAsia="Arial Narrow" w:hAnsi="Arial Narrow" w:cs="Arial Narrow"/>
-          <w:sz w:val="16"/>
-          <w:szCs w:val="16"/>
-        </w:rPr>
-      </w:pPr>
-      <w:r>
-        <w:rPr>
-          <w:rFonts w:ascii="Arial Narrow" w:eastAsia="Arial Narrow" w:hAnsi="Arial Narrow" w:cs="Arial Narrow"/>
-          <w:sz w:val="16"/>
-          <w:szCs w:val="16"/>
-        </w:rPr>
-        <w:t>88.1 Las entidades del sistema financiero y de seguros, en todas sus oficinas en la República, deben resolver los reclamos en un plazo no mayor de quince días hábiles. Excepcionalmente, la Superintendencia de Banca, Seguros y Administradoras Privadas de Fondos de Pensiones podrá establecer un plazo ampliatorio cuando la naturaleza y complejidad de la operación, producto o servicio materia del reclamo o requerimiento lo justifique, situación que debe ponerse en conocimiento del consumidor antes de la culminación del plazo inicial, sin perjuicio del derecho del consumidor de recurrir directamente ante la Autoridad de Consumo</w:t>
-      </w:r>
-      <w:r>
-        <w:rPr>
-          <w:rFonts w:ascii="Arial Narrow" w:eastAsia="Arial Narrow" w:hAnsi="Arial Narrow" w:cs="Arial Narrow"/>
-          <w:sz w:val="16"/>
-          <w:szCs w:val="16"/>
-        </w:rPr>
-        <w:t xml:space="preserve">. </w:t>
-      </w:r>
-    </w:p>
-    <w:p>
-      <w:pPr>
-        <w:pStyle w:val="Textonotapie"/>
-        <w:tabs>
-          <w:tab w:val="left" w:pos="567"/>
-        </w:tabs>
-        <w:ind w:left="567" w:right="-1" w:hanging="567"/>
-        <w:jc w:val="both"/>
-        <w:rPr>
-          <w:rFonts w:ascii="Arial Narrow" w:eastAsia="Arial Narrow" w:hAnsi="Arial Narrow" w:cs="Arial Narrow"/>
-          <w:b/>
-          <w:bCs/>
-          <w:sz w:val="16"/>
-          <w:szCs w:val="16"/>
-        </w:rPr>
-      </w:pPr>
-    </w:p>
-  </w:footnote>
-  <w:footnote w:id="8">
-    <w:p>
-      <w:pPr>
-        <w:pStyle w:val="Textonotapie"/>
-        <w:tabs>
-          <w:tab w:val="left" w:pos="567"/>
-        </w:tabs>
-        <w:ind w:left="567" w:right="-1" w:hanging="567"/>
-        <w:jc w:val="both"/>
-        <w:rPr>
-          <w:rFonts w:ascii="Arial Narrow" w:eastAsia="Arial Narrow" w:hAnsi="Arial Narrow" w:cs="Arial Narrow"/>
-          <w:sz w:val="16"/>
-          <w:szCs w:val="16"/>
-        </w:rPr>
-      </w:pPr>
-      <w:r>
-        <w:rPr>
-          <w:rStyle w:val="Refdenotaalpie"/>
-          <w:rFonts w:ascii="Arial Narrow" w:eastAsia="Arial Narrow" w:hAnsi="Arial Narrow" w:cs="Arial Narrow"/>
-          <w:sz w:val="16"/>
-          <w:szCs w:val="16"/>
-          <w:vertAlign w:val="superscript"/>
-        </w:rPr>
-        <w:footnoteRef/>
-      </w:r>
-      <w:r>
-        <w:rPr>
-          <w:rFonts w:ascii="Arial Narrow" w:eastAsia="Arial Narrow" w:hAnsi="Arial Narrow" w:cs="Arial Narrow"/>
-          <w:sz w:val="16"/>
-          <w:szCs w:val="16"/>
-        </w:rPr>
-        <w:t xml:space="preserve"> </w:t>
-      </w:r>
-      <w:r>
-        <w:rPr>
-          <w:rFonts w:ascii="Arial Narrow" w:eastAsia="Arial Narrow" w:hAnsi="Arial Narrow" w:cs="Arial Narrow"/>
-          <w:sz w:val="16"/>
-          <w:szCs w:val="16"/>
-        </w:rPr>
-        <w:tab/>
-      </w:r>
-      <w:r>
-        <w:rPr>
-          <w:rFonts w:ascii="Arial Narrow" w:eastAsia="Arial Narrow" w:hAnsi="Arial Narrow" w:cs="Arial Narrow"/>
-          <w:b/>
-          <w:bCs/>
-          <w:sz w:val="16"/>
-          <w:szCs w:val="16"/>
-        </w:rPr>
-        <w:t>LEY SOBRE FACULTADES, NORMAS Y ORGANIZACIÓN DEL INDECOPI, APROBADA POR DECRETO LEGISLATIVO 807 Artículo 24.-</w:t>
-      </w:r>
-      <w:r>
-        <w:rPr>
-          <w:rFonts w:ascii="Arial Narrow" w:eastAsia="Arial Narrow" w:hAnsi="Arial Narrow" w:cs="Arial Narrow"/>
-          <w:sz w:val="16"/>
-          <w:szCs w:val="16"/>
-        </w:rPr>
-        <w:t xml:space="preserve"> El Secretario Técnico se encargará de la tramitación del procedimiento. Para ello, cuenta con las siguientes facultades:</w:t>
-      </w:r>
-    </w:p>
-    <w:p>
-      <w:pPr>
-        <w:pStyle w:val="Textonotapie"/>
-        <w:tabs>
-          <w:tab w:val="left" w:pos="567"/>
-        </w:tabs>
-        <w:ind w:left="567" w:right="-1" w:hanging="567"/>
-        <w:jc w:val="both"/>
-        <w:rPr>
-          <w:rFonts w:ascii="Arial Narrow" w:eastAsia="Arial Narrow" w:hAnsi="Arial Narrow" w:cs="Arial Narrow"/>
-          <w:sz w:val="16"/>
-          <w:szCs w:val="16"/>
-        </w:rPr>
-      </w:pPr>
-      <w:r>
-        <w:rPr>
-          <w:rFonts w:ascii="Arial Narrow" w:eastAsia="Arial Narrow" w:hAnsi="Arial Narrow" w:cs="Arial Narrow"/>
-          <w:sz w:val="16"/>
-          <w:szCs w:val="16"/>
-        </w:rPr>
-        <w:tab/>
-        <w:t xml:space="preserve">(...) </w:t>
-      </w:r>
-    </w:p>
-    <w:p>
-      <w:pPr>
-        <w:pStyle w:val="Textonotapie"/>
-        <w:tabs>
-          <w:tab w:val="left" w:pos="567"/>
-        </w:tabs>
-        <w:ind w:left="567" w:right="-1" w:hanging="567"/>
-        <w:jc w:val="both"/>
-        <w:rPr>
-          <w:rFonts w:ascii="Arial Narrow" w:eastAsia="Arial Narrow" w:hAnsi="Arial Narrow" w:cs="Arial Narrow"/>
-          <w:sz w:val="16"/>
-          <w:szCs w:val="16"/>
-        </w:rPr>
-      </w:pPr>
-      <w:r>
-        <w:rPr>
-          <w:rFonts w:ascii="Arial Narrow" w:eastAsia="Arial Narrow" w:hAnsi="Arial Narrow" w:cs="Arial Narrow"/>
-          <w:sz w:val="16"/>
-          <w:szCs w:val="16"/>
-        </w:rPr>
-        <w:tab/>
-        <w:t xml:space="preserve">c) Admitir denuncias a trámite, en aquellos casos en que la Comisión le haya delegado esta facultad. </w:t>
-      </w:r>
-    </w:p>
-    <w:p>
-      <w:pPr>
-        <w:pStyle w:val="Textonotapie"/>
-        <w:tabs>
-          <w:tab w:val="left" w:pos="567"/>
-        </w:tabs>
-        <w:ind w:left="567" w:right="-1" w:hanging="567"/>
-        <w:jc w:val="both"/>
-        <w:rPr>
-          <w:rFonts w:ascii="Arial Narrow" w:eastAsia="Arial Narrow" w:hAnsi="Arial Narrow" w:cs="Arial Narrow"/>
-          <w:sz w:val="16"/>
-          <w:szCs w:val="16"/>
-        </w:rPr>
-      </w:pPr>
-      <w:r>
-        <w:rPr>
-          <w:rFonts w:ascii="Arial Narrow" w:eastAsia="Arial Narrow" w:hAnsi="Arial Narrow" w:cs="Arial Narrow"/>
-          <w:sz w:val="16"/>
-          <w:szCs w:val="16"/>
-        </w:rPr>
-        <w:tab/>
-        <w:t>(...).</w:t>
-      </w:r>
-    </w:p>
-    <w:p>
-      <w:pPr>
-        <w:pStyle w:val="Textonotapie"/>
-        <w:tabs>
-          <w:tab w:val="left" w:pos="567"/>
-        </w:tabs>
-        <w:ind w:left="567" w:right="-1" w:hanging="567"/>
-        <w:jc w:val="both"/>
-        <w:rPr>
-          <w:rFonts w:ascii="Arial Narrow" w:eastAsia="Arial Narrow" w:hAnsi="Arial Narrow" w:cs="Arial Narrow"/>
-          <w:sz w:val="16"/>
-          <w:szCs w:val="16"/>
-        </w:rPr>
-      </w:pPr>
-      <w:r>
-        <w:rPr>
-          <w:rFonts w:ascii="Arial Narrow" w:eastAsia="Arial Narrow" w:hAnsi="Arial Narrow" w:cs="Arial Narrow"/>
-          <w:sz w:val="16"/>
-          <w:szCs w:val="16"/>
-        </w:rPr>
-        <w:t xml:space="preserve">. </w:t>
-      </w:r>
-    </w:p>
-    <w:p>
-      <w:pPr>
-        <w:pStyle w:val="Textonotapie"/>
-        <w:tabs>
-          <w:tab w:val="left" w:pos="567"/>
-        </w:tabs>
-        <w:ind w:left="567" w:right="-1" w:hanging="567"/>
-        <w:jc w:val="both"/>
-        <w:rPr>
-          <w:rFonts w:ascii="Arial Narrow" w:eastAsia="Arial Narrow" w:hAnsi="Arial Narrow" w:cs="Arial Narrow"/>
-          <w:sz w:val="16"/>
-          <w:szCs w:val="16"/>
-        </w:rPr>
-      </w:pPr>
-    </w:p>
-  </w:footnote>
-  <w:footnote w:id="9">
-    <w:p>
-      <w:pPr>
-        <w:pStyle w:val="Textonotapie"/>
-        <w:ind w:left="567" w:hanging="567"/>
-        <w:jc w:val="both"/>
-        <w:rPr>
-          <w:rFonts w:ascii="Arial Narrow" w:eastAsia="Arial Narrow" w:hAnsi="Arial Narrow" w:cs="Arial Narrow"/>
-          <w:sz w:val="16"/>
-          <w:szCs w:val="16"/>
-        </w:rPr>
-      </w:pPr>
-      <w:r>
-        <w:rPr>
-          <w:rStyle w:val="Refdenotaalpie"/>
-          <w:rFonts w:ascii="Arial Narrow" w:eastAsia="Arial Narrow" w:hAnsi="Arial Narrow" w:cs="Arial Narrow"/>
-          <w:sz w:val="16"/>
-          <w:szCs w:val="16"/>
-          <w:vertAlign w:val="superscript"/>
-        </w:rPr>
-        <w:footnoteRef/>
-      </w:r>
-      <w:r>
-        <w:rPr>
-          <w:rFonts w:ascii="Arial Narrow" w:eastAsia="Arial Narrow" w:hAnsi="Arial Narrow" w:cs="Arial Narrow"/>
-          <w:sz w:val="16"/>
-          <w:szCs w:val="16"/>
-        </w:rPr>
-        <w:t xml:space="preserve"> </w:t>
-      </w:r>
-      <w:r>
-        <w:rPr>
-          <w:rFonts w:ascii="Arial Narrow" w:eastAsia="Arial Narrow" w:hAnsi="Arial Narrow" w:cs="Arial Narrow"/>
-          <w:sz w:val="16"/>
-          <w:szCs w:val="16"/>
-        </w:rPr>
-        <w:tab/>
-        <w:t xml:space="preserve">El número de trabajadores se atenderá siempre que la empresa haya sido constituida antes de la vigencia de la Ley 30056, publicada el 2 de julio de 2013, que modificó el artículo 5 del Texto Único Ordenado de la Ley de Promoción de la Competitividad, Formalización y Desarrollo de la Micro y Pequeña Empresa y de Acceso al Empleo Decente (LEY MYPE). Ello, en la medida que la Tercera Disposición Complementaria Transitoria de la norma modificatoria precisa que las empresas constituidas antes de la </w:t>
-      </w:r>
-      <w:proofErr w:type="gramStart"/>
-      <w:r>
-        <w:rPr>
-          <w:rFonts w:ascii="Arial Narrow" w:eastAsia="Arial Narrow" w:hAnsi="Arial Narrow" w:cs="Arial Narrow"/>
-          <w:sz w:val="16"/>
-          <w:szCs w:val="16"/>
-        </w:rPr>
-        <w:t>entrada en vigencia</w:t>
-      </w:r>
-      <w:proofErr w:type="gramEnd"/>
-      <w:r>
-        <w:rPr>
-          <w:rFonts w:ascii="Arial Narrow" w:eastAsia="Arial Narrow" w:hAnsi="Arial Narrow" w:cs="Arial Narrow"/>
-          <w:sz w:val="16"/>
-          <w:szCs w:val="16"/>
-        </w:rPr>
-        <w:t xml:space="preserve"> de dicha Ley se rigen por los requisitos de acogimiento al régimen de las micro y pequeñas empresas regulados en el Decreto Legislativo 1086.</w:t>
-      </w:r>
-    </w:p>
-    <w:p>
-      <w:pPr>
-        <w:pStyle w:val="Textonotapie"/>
-        <w:ind w:left="567" w:hanging="567"/>
-        <w:jc w:val="both"/>
-        <w:rPr>
-          <w:rFonts w:ascii="Arial Narrow" w:eastAsia="Arial Narrow" w:hAnsi="Arial Narrow" w:cs="Arial Narrow"/>
-          <w:sz w:val="16"/>
-          <w:szCs w:val="16"/>
-        </w:rPr>
-      </w:pPr>
-    </w:p>
-  </w:footnote>
-  <w:footnote w:id="10">
-    <w:p>
-      <w:pPr>
-        <w:pStyle w:val="Textonotapie"/>
-        <w:ind w:left="567" w:hanging="567"/>
-        <w:jc w:val="both"/>
-        <w:rPr>
-          <w:rFonts w:ascii="Arial Narrow" w:eastAsia="Arial Narrow" w:hAnsi="Arial Narrow" w:cs="Arial Narrow"/>
-          <w:sz w:val="16"/>
-          <w:szCs w:val="16"/>
-        </w:rPr>
-      </w:pPr>
-      <w:r>
-        <w:rPr>
-          <w:rStyle w:val="Refdenotaalpie"/>
-          <w:rFonts w:ascii="Arial Narrow" w:eastAsia="Arial Narrow" w:hAnsi="Arial Narrow" w:cs="Arial Narrow"/>
-          <w:sz w:val="16"/>
-          <w:szCs w:val="16"/>
-          <w:vertAlign w:val="superscript"/>
-        </w:rPr>
-        <w:footnoteRef/>
-      </w:r>
-      <w:r>
-        <w:rPr>
-          <w:rFonts w:ascii="Arial Narrow" w:eastAsia="Arial Narrow" w:hAnsi="Arial Narrow" w:cs="Arial Narrow"/>
-          <w:sz w:val="16"/>
-          <w:szCs w:val="16"/>
-        </w:rPr>
-        <w:t xml:space="preserve"> </w:t>
-      </w:r>
-      <w:r>
-        <w:rPr>
-          <w:rFonts w:ascii="Arial Narrow" w:eastAsia="Arial Narrow" w:hAnsi="Arial Narrow" w:cs="Arial Narrow"/>
-          <w:sz w:val="16"/>
-          <w:szCs w:val="16"/>
-        </w:rPr>
-        <w:tab/>
-      </w:r>
-      <w:r>
-        <w:rPr>
-          <w:rFonts w:ascii="Arial Narrow" w:eastAsia="Arial Narrow" w:hAnsi="Arial Narrow" w:cs="Arial Narrow"/>
-          <w:b/>
-          <w:sz w:val="16"/>
-          <w:szCs w:val="16"/>
-        </w:rPr>
-        <w:t>LEY 29571, CÓDIGO DE PROTECCIÓN Y DEFENSA DEL CONSUMIDOR</w:t>
-      </w:r>
-      <w:r>
-        <w:rPr>
-          <w:rFonts w:ascii="Arial Narrow" w:eastAsia="Arial Narrow" w:hAnsi="Arial Narrow" w:cs="Arial Narrow"/>
-          <w:b/>
-          <w:bCs/>
-          <w:sz w:val="16"/>
-          <w:szCs w:val="16"/>
-        </w:rPr>
-        <w:t xml:space="preserve">, </w:t>
-      </w:r>
-      <w:r>
-        <w:rPr>
-          <w:rFonts w:ascii="Arial Narrow" w:eastAsia="Arial Narrow" w:hAnsi="Arial Narrow" w:cs="Arial Narrow"/>
-          <w:b/>
-          <w:sz w:val="16"/>
-          <w:szCs w:val="16"/>
-        </w:rPr>
-        <w:t>publicado el 2 de setiembre de 2010 y modificado por Decreto Legislativo 1308</w:t>
-      </w:r>
-    </w:p>
-    <w:p>
-      <w:pPr>
-        <w:pStyle w:val="Textonotapie"/>
-        <w:ind w:left="567" w:hanging="567"/>
-        <w:jc w:val="both"/>
-        <w:rPr>
-          <w:rFonts w:ascii="Arial Narrow" w:eastAsia="Arial Narrow" w:hAnsi="Arial Narrow" w:cs="Arial Narrow"/>
-          <w:b/>
-          <w:bCs/>
-          <w:sz w:val="16"/>
-          <w:szCs w:val="16"/>
-        </w:rPr>
-      </w:pPr>
-      <w:r>
-        <w:rPr>
-          <w:rFonts w:ascii="Arial Narrow" w:eastAsia="Arial Narrow" w:hAnsi="Arial Narrow" w:cs="Arial Narrow"/>
-          <w:sz w:val="16"/>
-          <w:szCs w:val="16"/>
-        </w:rPr>
-        <w:tab/>
-      </w:r>
-      <w:r>
-        <w:rPr>
-          <w:rFonts w:ascii="Arial Narrow" w:eastAsia="Arial Narrow" w:hAnsi="Arial Narrow" w:cs="Arial Narrow"/>
-          <w:b/>
-          <w:bCs/>
-          <w:sz w:val="16"/>
-          <w:szCs w:val="16"/>
-        </w:rPr>
-        <w:t>Artículo 110.- Sanciones Administrativas</w:t>
-      </w:r>
-    </w:p>
-    <w:p>
-      <w:pPr>
-        <w:autoSpaceDE w:val="0"/>
-        <w:autoSpaceDN w:val="0"/>
-        <w:adjustRightInd w:val="0"/>
-        <w:spacing w:after="0" w:line="240" w:lineRule="auto"/>
-        <w:ind w:left="567"/>
-        <w:jc w:val="both"/>
-        <w:rPr>
-          <w:rFonts w:ascii="Arial Narrow" w:eastAsia="Arial Narrow" w:hAnsi="Arial Narrow" w:cs="Arial Narrow"/>
-          <w:sz w:val="16"/>
-          <w:szCs w:val="16"/>
-          <w:lang w:eastAsia="es-PE"/>
-        </w:rPr>
-      </w:pPr>
-      <w:r>
-        <w:rPr>
-          <w:rFonts w:ascii="Arial Narrow" w:eastAsia="Arial Narrow" w:hAnsi="Arial Narrow" w:cs="Arial Narrow"/>
-          <w:sz w:val="16"/>
-          <w:szCs w:val="16"/>
-          <w:lang w:eastAsia="es-PE"/>
-        </w:rPr>
-        <w:t>(…)</w:t>
-      </w:r>
-    </w:p>
-    <w:p>
-      <w:pPr>
-        <w:autoSpaceDE w:val="0"/>
-        <w:autoSpaceDN w:val="0"/>
-        <w:adjustRightInd w:val="0"/>
-        <w:spacing w:after="0" w:line="240" w:lineRule="auto"/>
-        <w:ind w:left="567"/>
-        <w:jc w:val="both"/>
-        <w:rPr>
-          <w:rFonts w:ascii="Arial Narrow" w:eastAsia="Arial Narrow" w:hAnsi="Arial Narrow" w:cs="Arial Narrow"/>
-          <w:sz w:val="16"/>
-          <w:szCs w:val="16"/>
-          <w:lang w:eastAsia="es-PE"/>
-        </w:rPr>
-      </w:pPr>
-      <w:r>
-        <w:rPr>
-          <w:rFonts w:ascii="Arial Narrow" w:eastAsia="Arial Narrow" w:hAnsi="Arial Narrow" w:cs="Arial Narrow"/>
-          <w:sz w:val="16"/>
-          <w:szCs w:val="16"/>
-          <w:lang w:eastAsia="es-PE"/>
-        </w:rPr>
-        <w:t>En el caso de las microempresas, la multa no puede superar el diez por ciento (10%) de las ventas o ingresos brutos percibidos por el infractor, relativos a todas sus actividades económicas, correspondientes al ejercicio inmediato anterior al de la expedición de la resolución de primera instancia, siempre que se haya acreditado dichos ingresos, no se encuentre en una situación de reincidencia y el caso no verse sobre la vida, salud o integridad de los consumidores. Para el caso de las pequeñas empresas, la multa no puede superar el veinte por ciento (20%) de las ventas o ingresos brutos percibidos por el infractor, conforme a los requisitos señalados anteriormente.</w:t>
-      </w:r>
-    </w:p>
-    <w:p>
-      <w:pPr>
-        <w:autoSpaceDE w:val="0"/>
-        <w:autoSpaceDN w:val="0"/>
-        <w:adjustRightInd w:val="0"/>
-        <w:spacing w:after="0" w:line="240" w:lineRule="auto"/>
-        <w:ind w:left="567"/>
-        <w:jc w:val="both"/>
-        <w:rPr>
-          <w:rFonts w:ascii="Arial Narrow" w:eastAsia="Arial Narrow" w:hAnsi="Arial Narrow" w:cs="Arial Narrow"/>
-          <w:sz w:val="16"/>
-          <w:szCs w:val="16"/>
-          <w:lang w:eastAsia="es-PE"/>
-        </w:rPr>
-      </w:pPr>
-      <w:r>
-        <w:rPr>
-          <w:rFonts w:ascii="Arial Narrow" w:eastAsia="Arial Narrow" w:hAnsi="Arial Narrow" w:cs="Arial Narrow"/>
-          <w:sz w:val="16"/>
-          <w:szCs w:val="16"/>
-          <w:lang w:eastAsia="es-PE"/>
-        </w:rPr>
-        <w:t>(…).</w:t>
-      </w:r>
-    </w:p>
-    <w:p>
-      <w:pPr>
-        <w:pStyle w:val="Textonotapie"/>
-        <w:ind w:left="567" w:hanging="567"/>
-        <w:jc w:val="both"/>
-        <w:rPr>
-          <w:rFonts w:ascii="Arial Narrow" w:eastAsia="Arial Narrow" w:hAnsi="Arial Narrow" w:cs="Arial Narrow"/>
-          <w:sz w:val="16"/>
-          <w:szCs w:val="16"/>
-        </w:rPr>
-      </w:pPr>
-    </w:p>
-  </w:footnote>
-  <w:footnote w:id="16">
-    <w:p>
-      <w:pPr>
-        <w:pStyle w:val="Textonotapie"/>
-        <w:ind w:left="567" w:hanging="567"/>
-        <w:jc w:val="both"/>
-        <w:rPr>
-          <w:rFonts w:ascii="Arial Narrow" w:eastAsia="Arial Narrow" w:hAnsi="Arial Narrow" w:cs="Arial Narrow"/>
-          <w:sz w:val="16"/>
-          <w:szCs w:val="16"/>
-        </w:rPr>
-      </w:pPr>
-      <w:r>
-        <w:rPr>
-          <w:rStyle w:val="Refdenotaalpie"/>
-          <w:rFonts w:ascii="Arial Narrow" w:eastAsia="Arial Narrow" w:hAnsi="Arial Narrow" w:cs="Arial Narrow"/>
-          <w:sz w:val="16"/>
-          <w:szCs w:val="16"/>
-          <w:vertAlign w:val="superscript"/>
-        </w:rPr>
-        <w:footnoteRef/>
-      </w:r>
-      <w:r>
-        <w:rPr>
-          <w:rFonts w:ascii="Arial Narrow" w:eastAsia="Arial Narrow" w:hAnsi="Arial Narrow" w:cs="Arial Narrow"/>
-          <w:sz w:val="16"/>
-          <w:szCs w:val="16"/>
-        </w:rPr>
-        <w:tab/>
-      </w:r>
-      <w:r>
-        <w:rPr>
-          <w:rFonts w:ascii="Arial Narrow" w:eastAsia="Arial Narrow" w:hAnsi="Arial Narrow" w:cs="Arial Narrow"/>
-          <w:b/>
-          <w:bCs/>
-          <w:sz w:val="16"/>
-          <w:szCs w:val="16"/>
-        </w:rPr>
-        <w:t xml:space="preserve">DECRETO LEGISLATIVO 807, LEY SOBRE FACULTADES, NORMAS Y ORGANIZACIÓN DEL INDECOPI, publicado el 18 de abril de 1996</w:t>
-      </w:r>
-    </w:p>
-    <w:p>
-      <w:pPr>
-        <w:pStyle w:val="Textonotapie"/>
-        <w:ind w:left="567" w:hanging="567"/>
-        <w:jc w:val="both"/>
-        <w:rPr>
-          <w:rFonts w:ascii="Arial Narrow" w:eastAsia="Arial Narrow" w:hAnsi="Arial Narrow" w:cs="Arial Narrow"/>
-          <w:sz w:val="16"/>
-          <w:szCs w:val="16"/>
-        </w:rPr>
-      </w:pPr>
-      <w:r>
-        <w:rPr>
-          <w:rFonts w:ascii="Arial Narrow" w:eastAsia="Arial Narrow" w:hAnsi="Arial Narrow" w:cs="Arial Narrow"/>
-          <w:sz w:val="16"/>
-          <w:szCs w:val="16"/>
-        </w:rPr>
-        <w:tab/>
-      </w:r>
-      <w:r>
-        <w:rPr>
-          <w:rFonts w:ascii="Arial Narrow" w:eastAsia="Arial Narrow" w:hAnsi="Arial Narrow" w:cs="Arial Narrow"/>
-          <w:b/>
-          <w:bCs/>
-          <w:sz w:val="16"/>
-          <w:szCs w:val="16"/>
-        </w:rPr>
-        <w:t xml:space="preserve">Artículo 26.-</w:t>
-      </w:r>
-      <w:r>
-        <w:rPr>
-          <w:rFonts w:ascii="Arial Narrow" w:eastAsia="Arial Narrow" w:hAnsi="Arial Narrow" w:cs="Arial Narrow"/>
-          <w:sz w:val="16"/>
-          <w:szCs w:val="16"/>
-        </w:rPr>
-        <w:t xml:space="preserve"> Una vez admitida a trámite la denuncia, se correrá traslado de la misma al denunciado, a fin de que éste presente su descargo. El plazo para la presentación del descargo será de cinco (5) días contados desde la notificación, vencido el cual, el Secretario Técnico declarará en rebeldía al denunciado que no lo hubiera presentado.</w:t>
-      </w:r>
-    </w:p>
-    <w:p>
-      <w:pPr>
-        <w:pStyle w:val="Textonotapie"/>
-        <w:ind w:left="567" w:hanging="567"/>
-        <w:jc w:val="both"/>
-        <w:rPr>
-          <w:rFonts w:ascii="Arial Narrow" w:eastAsia="Arial Narrow" w:hAnsi="Arial Narrow" w:cs="Arial Narrow"/>
-          <w:sz w:val="16"/>
-          <w:szCs w:val="16"/>
-        </w:rPr>
-      </w:pPr>
-    </w:p>
-  </w:footnote>
-  <w:footnote w:id="17">
-    <w:p>
-      <w:pPr>
-        <w:pStyle w:val="Textonotapie"/>
-        <w:ind w:left="567" w:hanging="567"/>
-        <w:jc w:val="both"/>
-        <w:rPr>
-          <w:rFonts w:ascii="Arial Narrow" w:eastAsia="Arial Narrow" w:hAnsi="Arial Narrow" w:cs="Arial Narrow"/>
-          <w:sz w:val="16"/>
-          <w:szCs w:val="16"/>
-        </w:rPr>
-      </w:pPr>
-      <w:r>
-        <w:rPr>
-          <w:rStyle w:val="Refdenotaalpie"/>
-          <w:rFonts w:ascii="Arial Narrow" w:eastAsia="Arial Narrow" w:hAnsi="Arial Narrow" w:cs="Arial Narrow"/>
-          <w:sz w:val="16"/>
-          <w:szCs w:val="16"/>
-          <w:vertAlign w:val="superscript"/>
-        </w:rPr>
-        <w:footnoteRef/>
-      </w:r>
-      <w:r>
-        <w:rPr>
-          <w:rFonts w:ascii="Arial Narrow" w:eastAsia="Arial Narrow" w:hAnsi="Arial Narrow" w:cs="Arial Narrow"/>
-          <w:sz w:val="16"/>
-          <w:szCs w:val="16"/>
-        </w:rPr>
-        <w:tab/>
-      </w:r>
-      <w:r>
-        <w:rPr>
-          <w:rFonts w:ascii="Arial Narrow" w:eastAsia="Arial Narrow" w:hAnsi="Arial Narrow" w:cs="Arial Narrow"/>
-          <w:b/>
-          <w:bCs/>
-          <w:sz w:val="16"/>
-          <w:szCs w:val="16"/>
-        </w:rPr>
-        <w:t xml:space="preserve">DECRETO SUPREMO 006-2026-JUS, TEXTO ÚNICO ORDENADO DE LA LEY 27444, LEY DEL PROCEDIMIENTO ADMINISTRATIVO GENERAL, publicado el 30 de abril de 2026</w:t>
-      </w:r>
-    </w:p>
-    <w:p>
-      <w:pPr>
-        <w:pStyle w:val="Textonotapie"/>
-        <w:ind w:left="567" w:hanging="567"/>
-        <w:jc w:val="both"/>
-        <w:rPr>
-          <w:rFonts w:ascii="Arial Narrow" w:eastAsia="Arial Narrow" w:hAnsi="Arial Narrow" w:cs="Arial Narrow"/>
-          <w:sz w:val="16"/>
-          <w:szCs w:val="16"/>
-        </w:rPr>
-      </w:pPr>
-      <w:r>
-        <w:rPr>
-          <w:rFonts w:ascii="Arial Narrow" w:eastAsia="Arial Narrow" w:hAnsi="Arial Narrow" w:cs="Arial Narrow"/>
-          <w:sz w:val="16"/>
-          <w:szCs w:val="16"/>
-        </w:rPr>
-        <w:tab/>
-      </w:r>
-      <w:r>
-        <w:rPr>
-          <w:rFonts w:ascii="Arial Narrow" w:eastAsia="Arial Narrow" w:hAnsi="Arial Narrow" w:cs="Arial Narrow"/>
-          <w:b/>
-          <w:bCs/>
-          <w:sz w:val="16"/>
-          <w:szCs w:val="16"/>
-        </w:rPr>
-        <w:t xml:space="preserve">Artículo 223.- Contestación de la reclamación</w:t>
-      </w:r>
-    </w:p>
-    <w:p>
-      <w:pPr>
-        <w:pStyle w:val="Textonotapie"/>
-        <w:ind w:left="567" w:hanging="567"/>
-        <w:jc w:val="both"/>
-        <w:rPr>
-          <w:rFonts w:ascii="Arial Narrow" w:eastAsia="Arial Narrow" w:hAnsi="Arial Narrow" w:cs="Arial Narrow"/>
-          <w:sz w:val="16"/>
-          <w:szCs w:val="16"/>
-        </w:rPr>
-      </w:pPr>
-      <w:r>
-        <w:rPr>
-          <w:rFonts w:ascii="Arial Narrow" w:eastAsia="Arial Narrow" w:hAnsi="Arial Narrow" w:cs="Arial Narrow"/>
-          <w:sz w:val="16"/>
-          <w:szCs w:val="16"/>
-        </w:rPr>
-        <w:tab/>
-      </w:r>
-      <w:r>
-        <w:rPr>
-          <w:rFonts w:ascii="Arial Narrow" w:eastAsia="Arial Narrow" w:hAnsi="Arial Narrow" w:cs="Arial Narrow"/>
-          <w:sz w:val="16"/>
-          <w:szCs w:val="16"/>
-        </w:rPr>
-        <w:t xml:space="preserve">223.1 El reclamado deberá presentar la contestación de la reclamación dentro de los quince (15) días posteriores a la notificación de ésta; vencido este plazo, la Administración declarará en rebeldía al reclamado que no la hubiera presentado. La contestación deberá contener los requisitos de los escritos previstos en el artículo 113 de la presente Ley, así como la absolución de todos los asuntos controvertidos de hecho y de derecho, Las alegaciones y los hechos relevantes de la reclamación, salvo que hayan sido específicamente negadas en la contestación, se tendrán por aceptadas o merituadas como ciertas.</w:t>
-      </w:r>
-    </w:p>
-    <w:p>
-      <w:pPr>
-        <w:pStyle w:val="Textonotapie"/>
-        <w:ind w:left="567" w:hanging="567"/>
-        <w:jc w:val="both"/>
-        <w:rPr>
-          <w:rFonts w:ascii="Arial Narrow" w:eastAsia="Arial Narrow" w:hAnsi="Arial Narrow" w:cs="Arial Narrow"/>
-          <w:sz w:val="16"/>
-          <w:szCs w:val="16"/>
-        </w:rPr>
-      </w:pPr>
-    </w:p>
-  </w:footnote>
-  <w:footnote w:id="11">
-    <w:p>
-      <w:pPr>
-        <w:spacing w:after="0" w:line="240" w:lineRule="auto"/>
-        <w:ind w:left="567" w:hanging="567"/>
-        <w:jc w:val="both"/>
-        <w:rPr>
-          <w:rFonts w:ascii="Arial Narrow" w:eastAsia="Arial Narrow" w:hAnsi="Arial Narrow" w:cs="Arial Narrow"/>
-          <w:sz w:val="16"/>
-          <w:szCs w:val="16"/>
-        </w:rPr>
-      </w:pPr>
-      <w:r>
-        <w:rPr>
-          <w:rStyle w:val="Refdenotaalpie"/>
-          <w:rFonts w:ascii="Arial Narrow" w:eastAsia="Arial Narrow" w:hAnsi="Arial Narrow" w:cs="Arial Narrow"/>
-          <w:sz w:val="16"/>
-          <w:szCs w:val="16"/>
-          <w:vertAlign w:val="superscript"/>
-        </w:rPr>
-        <w:footnoteRef/>
-      </w:r>
-      <w:r>
-        <w:rPr>
-          <w:rFonts w:ascii="Arial Narrow" w:eastAsia="Arial Narrow" w:hAnsi="Arial Narrow" w:cs="Arial Narrow"/>
-          <w:sz w:val="16"/>
-          <w:szCs w:val="16"/>
-          <w:vertAlign w:val="superscript"/>
-        </w:rPr>
-        <w:t xml:space="preserve"> </w:t>
-      </w:r>
-      <w:r>
-        <w:rPr>
-          <w:rFonts w:ascii="Arial Narrow" w:eastAsia="Arial Narrow" w:hAnsi="Arial Narrow" w:cs="Arial Narrow"/>
-          <w:sz w:val="16"/>
-          <w:szCs w:val="16"/>
-        </w:rPr>
-        <w:t xml:space="preserve"> </w:t>
-      </w:r>
-      <w:r>
-        <w:rPr>
-          <w:rFonts w:ascii="Arial Narrow" w:eastAsia="Arial Narrow" w:hAnsi="Arial Narrow" w:cs="Arial Narrow"/>
-          <w:sz w:val="16"/>
-          <w:szCs w:val="16"/>
-        </w:rPr>
-        <w:tab/>
-      </w:r>
-      <w:r>
-        <w:rPr>
-          <w:rFonts w:ascii="Arial Narrow" w:eastAsia="Arial Narrow" w:hAnsi="Arial Narrow" w:cs="Arial Narrow"/>
-          <w:b/>
-          <w:sz w:val="16"/>
-          <w:szCs w:val="16"/>
-        </w:rPr>
-        <w:t>LEY 29571, CÓDIGO DE PROTECCIÓN Y DEFENSA DEL CONSUMIDOR</w:t>
-      </w:r>
-      <w:r>
-        <w:rPr>
-          <w:rFonts w:ascii="Arial Narrow" w:eastAsia="Arial Narrow" w:hAnsi="Arial Narrow" w:cs="Arial Narrow"/>
-          <w:b/>
-          <w:bCs/>
-          <w:sz w:val="16"/>
-          <w:szCs w:val="16"/>
-        </w:rPr>
-        <w:t xml:space="preserve">, </w:t>
-      </w:r>
-      <w:r>
-        <w:rPr>
-          <w:rFonts w:ascii="Arial Narrow" w:eastAsia="Arial Narrow" w:hAnsi="Arial Narrow" w:cs="Arial Narrow"/>
-          <w:b/>
-          <w:sz w:val="16"/>
-          <w:szCs w:val="16"/>
-        </w:rPr>
-        <w:t>publicado el 2 de setiembre de 2010 y modificado por Decreto Legislativo 1308</w:t>
-      </w:r>
-    </w:p>
-    <w:p>
-      <w:pPr>
-        <w:spacing w:after="0" w:line="240" w:lineRule="auto"/>
-        <w:ind w:left="567" w:hanging="567"/>
-        <w:jc w:val="both"/>
-        <w:rPr>
-          <w:rFonts w:ascii="Arial Narrow" w:eastAsia="Arial Narrow" w:hAnsi="Arial Narrow" w:cs="Arial Narrow"/>
-          <w:b/>
-          <w:sz w:val="16"/>
-          <w:szCs w:val="16"/>
-        </w:rPr>
-      </w:pPr>
-      <w:r>
-        <w:rPr>
-          <w:rFonts w:ascii="Arial Narrow" w:eastAsia="Arial Narrow" w:hAnsi="Arial Narrow" w:cs="Arial Narrow"/>
-          <w:b/>
-          <w:sz w:val="16"/>
-          <w:szCs w:val="16"/>
-        </w:rPr>
-        <w:tab/>
-        <w:t>Artículo 110.- Sanciones administrativas</w:t>
-      </w:r>
-    </w:p>
-    <w:p>
-      <w:pPr>
-        <w:spacing w:after="0" w:line="240" w:lineRule="auto"/>
-        <w:ind w:left="567"/>
-        <w:jc w:val="both"/>
-        <w:rPr>
-          <w:rFonts w:ascii="Arial Narrow" w:eastAsia="Arial Narrow" w:hAnsi="Arial Narrow" w:cs="Arial Narrow"/>
-          <w:sz w:val="16"/>
-          <w:szCs w:val="16"/>
-        </w:rPr>
-      </w:pPr>
-      <w:r>
-        <w:rPr>
-          <w:rFonts w:ascii="Arial Narrow" w:eastAsia="Arial Narrow" w:hAnsi="Arial Narrow" w:cs="Arial Narrow"/>
-          <w:sz w:val="16"/>
-          <w:szCs w:val="16"/>
-        </w:rPr>
-        <w:t>El órgano resolutivo puede sancionar las infracciones administrativas a que se refiere el artículo 108 con amonestación y multas de hasta cuatrocientos cincuenta (450) Unidades Impositivas Tributarias (UIT), las cuales son calificadas de la siguiente manera:</w:t>
-      </w:r>
-    </w:p>
-    <w:p>
-      <w:pPr>
-        <w:numPr>
-          <w:ilvl w:val="0"/>
-          <w:numId w:val="2"/>
-        </w:numPr>
-        <w:spacing w:after="0" w:line="240" w:lineRule="auto"/>
-        <w:ind w:left="426" w:firstLine="141"/>
-        <w:jc w:val="both"/>
-        <w:rPr>
-          <w:rFonts w:ascii="Arial Narrow" w:eastAsia="Arial Narrow" w:hAnsi="Arial Narrow" w:cs="Arial Narrow"/>
-          <w:sz w:val="16"/>
-          <w:szCs w:val="16"/>
-        </w:rPr>
-      </w:pPr>
-      <w:r>
-        <w:rPr>
-          <w:rFonts w:ascii="Arial Narrow" w:eastAsia="Arial Narrow" w:hAnsi="Arial Narrow" w:cs="Arial Narrow"/>
-          <w:sz w:val="16"/>
-          <w:szCs w:val="16"/>
-        </w:rPr>
-        <w:t>Infracciones leves, con una amonestación o con una multa de hasta cincuenta (50) UIT.</w:t>
-      </w:r>
-    </w:p>
-    <w:p>
-      <w:pPr>
-        <w:numPr>
-          <w:ilvl w:val="0"/>
-          <w:numId w:val="2"/>
-        </w:numPr>
-        <w:spacing w:after="0" w:line="240" w:lineRule="auto"/>
-        <w:ind w:left="426" w:firstLine="141"/>
-        <w:jc w:val="both"/>
-        <w:rPr>
-          <w:rFonts w:ascii="Arial Narrow" w:eastAsia="Arial Narrow" w:hAnsi="Arial Narrow" w:cs="Arial Narrow"/>
-          <w:sz w:val="16"/>
-          <w:szCs w:val="16"/>
-        </w:rPr>
-      </w:pPr>
-      <w:r>
-        <w:rPr>
-          <w:rFonts w:ascii="Arial Narrow" w:eastAsia="Arial Narrow" w:hAnsi="Arial Narrow" w:cs="Arial Narrow"/>
-          <w:sz w:val="16"/>
-          <w:szCs w:val="16"/>
-        </w:rPr>
-        <w:t>Infracciones graves, con una multa de hasta ciento cincuenta (150) UIT.</w:t>
-      </w:r>
-    </w:p>
-    <w:p>
-      <w:pPr>
-        <w:numPr>
-          <w:ilvl w:val="0"/>
-          <w:numId w:val="2"/>
-        </w:numPr>
-        <w:spacing w:after="0" w:line="240" w:lineRule="auto"/>
-        <w:ind w:left="426" w:firstLine="141"/>
-        <w:jc w:val="both"/>
-        <w:rPr>
-          <w:rFonts w:ascii="Arial Narrow" w:eastAsia="Arial Narrow" w:hAnsi="Arial Narrow" w:cs="Arial Narrow"/>
-          <w:sz w:val="16"/>
-          <w:szCs w:val="16"/>
-        </w:rPr>
-      </w:pPr>
-      <w:r>
-        <w:rPr>
-          <w:rFonts w:ascii="Arial Narrow" w:eastAsia="Arial Narrow" w:hAnsi="Arial Narrow" w:cs="Arial Narrow"/>
-          <w:sz w:val="16"/>
-          <w:szCs w:val="16"/>
-        </w:rPr>
-        <w:t>Infracciones muy graves, con una multa de hasta cuatrocientos cincuenta (450) UIT.</w:t>
-      </w:r>
-    </w:p>
-    <w:p>
-      <w:pPr>
-        <w:spacing w:after="0" w:line="240" w:lineRule="auto"/>
-        <w:ind w:left="567"/>
-        <w:jc w:val="both"/>
-        <w:rPr>
-          <w:rFonts w:ascii="Arial Narrow" w:eastAsia="Arial Narrow" w:hAnsi="Arial Narrow" w:cs="Arial Narrow"/>
-          <w:sz w:val="16"/>
-          <w:szCs w:val="16"/>
-        </w:rPr>
-      </w:pPr>
-      <w:r>
-        <w:rPr>
-          <w:rFonts w:ascii="Arial Narrow" w:eastAsia="Arial Narrow" w:hAnsi="Arial Narrow" w:cs="Arial Narrow"/>
-          <w:sz w:val="16"/>
-          <w:szCs w:val="16"/>
-        </w:rPr>
-        <w:t>(…).</w:t>
-      </w:r>
-    </w:p>
-    <w:p>
-      <w:pPr>
-        <w:spacing w:after="0" w:line="240" w:lineRule="auto"/>
-        <w:ind w:left="567" w:hanging="567"/>
-        <w:jc w:val="both"/>
-        <w:rPr>
-          <w:rFonts w:ascii="Arial Narrow" w:eastAsia="Arial Narrow" w:hAnsi="Arial Narrow" w:cs="Arial Narrow"/>
-          <w:sz w:val="16"/>
-          <w:szCs w:val="16"/>
-        </w:rPr>
-      </w:pPr>
-    </w:p>
-  </w:footnote>
-  <w:footnote w:id="12">
-    <w:p>
-      <w:pPr>
-        <w:spacing w:after="0" w:line="240" w:lineRule="auto"/>
-        <w:ind w:left="567" w:hanging="567"/>
-        <w:jc w:val="both"/>
-        <w:rPr>
-          <w:rFonts w:ascii="Arial Narrow" w:eastAsia="Arial Narrow" w:hAnsi="Arial Narrow" w:cs="Arial Narrow"/>
-          <w:sz w:val="16"/>
-          <w:szCs w:val="16"/>
-        </w:rPr>
-      </w:pPr>
-      <w:r>
-        <w:rPr>
-          <w:rStyle w:val="Refdenotaalpie"/>
-          <w:rFonts w:ascii="Arial Narrow" w:eastAsia="Arial Narrow" w:hAnsi="Arial Narrow" w:cs="Arial Narrow"/>
-          <w:sz w:val="16"/>
-          <w:szCs w:val="16"/>
-          <w:vertAlign w:val="superscript"/>
-        </w:rPr>
-        <w:footnoteRef/>
-      </w:r>
-      <w:r>
-        <w:rPr>
-          <w:rFonts w:ascii="Arial Narrow" w:eastAsia="Arial Narrow" w:hAnsi="Arial Narrow" w:cs="Arial Narrow"/>
-          <w:sz w:val="16"/>
-          <w:szCs w:val="16"/>
-        </w:rPr>
-        <w:t xml:space="preserve"> </w:t>
-      </w:r>
-      <w:r>
-        <w:rPr>
-          <w:rFonts w:ascii="Arial Narrow" w:eastAsia="Arial Narrow" w:hAnsi="Arial Narrow" w:cs="Arial Narrow"/>
-          <w:sz w:val="16"/>
-          <w:szCs w:val="16"/>
-        </w:rPr>
-        <w:tab/>
-      </w:r>
-      <w:r>
-        <w:rPr>
-          <w:rFonts w:ascii="Arial Narrow" w:eastAsia="Arial Narrow" w:hAnsi="Arial Narrow" w:cs="Arial Narrow"/>
-          <w:b/>
-          <w:sz w:val="16"/>
-          <w:szCs w:val="16"/>
-        </w:rPr>
-        <w:t>Artículo 114.- Medidas correctivas</w:t>
-      </w:r>
-    </w:p>
-    <w:p>
-      <w:pPr>
-        <w:spacing w:after="0" w:line="240" w:lineRule="auto"/>
-        <w:ind w:left="567"/>
-        <w:jc w:val="both"/>
-        <w:rPr>
-          <w:rFonts w:ascii="Arial Narrow" w:eastAsia="Arial Narrow" w:hAnsi="Arial Narrow" w:cs="Arial Narrow"/>
-          <w:sz w:val="16"/>
-          <w:szCs w:val="16"/>
-        </w:rPr>
-      </w:pPr>
-      <w:r>
-        <w:rPr>
-          <w:rFonts w:ascii="Arial Narrow" w:eastAsia="Arial Narrow" w:hAnsi="Arial Narrow" w:cs="Arial Narrow"/>
-          <w:sz w:val="16"/>
-          <w:szCs w:val="16"/>
-        </w:rPr>
-        <w:t xml:space="preserve">Sin perjuicio de la sanción administrativa que corresponda al proveedor por una infracción al presente Código, el Indecopi puede dictar, en calidad de mandatos, medidas correctivas reparadoras y complementarias. </w:t>
-      </w:r>
-    </w:p>
-    <w:p>
-      <w:pPr>
-        <w:spacing w:after="0" w:line="240" w:lineRule="auto"/>
-        <w:ind w:left="567" w:hanging="567"/>
-        <w:jc w:val="both"/>
-        <w:rPr>
-          <w:rFonts w:ascii="Arial Narrow" w:eastAsia="Arial Narrow" w:hAnsi="Arial Narrow" w:cs="Arial Narrow"/>
-          <w:sz w:val="16"/>
-          <w:szCs w:val="16"/>
-        </w:rPr>
-      </w:pPr>
-      <w:r>
-        <w:rPr>
-          <w:rFonts w:ascii="Arial Narrow" w:eastAsia="Arial Narrow" w:hAnsi="Arial Narrow" w:cs="Arial Narrow"/>
-          <w:sz w:val="16"/>
-          <w:szCs w:val="16"/>
-        </w:rPr>
-        <w:tab/>
-        <w:t xml:space="preserve">Las medidas correctivas reparadoras pueden dictarse a pedido de parte o de oficio, siempre y cuando sean expresamente informadas sobre esa posibilidad en la notificación de cargo al proveedor por la autoridad encargada del procedimiento. </w:t>
-      </w:r>
-    </w:p>
-    <w:p>
-      <w:pPr>
-        <w:spacing w:after="0" w:line="240" w:lineRule="auto"/>
-        <w:ind w:left="567" w:hanging="567"/>
-        <w:jc w:val="both"/>
-        <w:rPr>
-          <w:rFonts w:ascii="Arial Narrow" w:eastAsia="Arial Narrow" w:hAnsi="Arial Narrow" w:cs="Arial Narrow"/>
-          <w:sz w:val="16"/>
-          <w:szCs w:val="16"/>
-        </w:rPr>
-      </w:pPr>
-      <w:r>
-        <w:rPr>
-          <w:rFonts w:ascii="Arial Narrow" w:eastAsia="Arial Narrow" w:hAnsi="Arial Narrow" w:cs="Arial Narrow"/>
-          <w:sz w:val="16"/>
-          <w:szCs w:val="16"/>
-        </w:rPr>
-        <w:tab/>
-        <w:t>Las medidas correctivas complementarias pueden dictarse de oficio o a pedido de parte.</w:t>
-      </w:r>
-    </w:p>
-    <w:p>
-      <w:pPr>
-        <w:spacing w:after="0" w:line="240" w:lineRule="auto"/>
-        <w:ind w:left="567" w:hanging="567"/>
-        <w:jc w:val="both"/>
-        <w:rPr>
-          <w:rFonts w:ascii="Arial Narrow" w:eastAsia="Arial Narrow" w:hAnsi="Arial Narrow" w:cs="Arial Narrow"/>
-          <w:sz w:val="16"/>
-          <w:szCs w:val="16"/>
-        </w:rPr>
-      </w:pPr>
-    </w:p>
-    <w:p>
-      <w:pPr>
-        <w:spacing w:after="0" w:line="240" w:lineRule="auto"/>
-        <w:ind w:left="567" w:hanging="567"/>
-        <w:jc w:val="both"/>
-        <w:rPr>
-          <w:rFonts w:ascii="Arial Narrow" w:eastAsia="Arial Narrow" w:hAnsi="Arial Narrow" w:cs="Arial Narrow"/>
-          <w:sz w:val="16"/>
-          <w:szCs w:val="16"/>
-        </w:rPr>
-      </w:pPr>
-      <w:r>
-        <w:rPr>
-          <w:rFonts w:ascii="Arial Narrow" w:eastAsia="Arial Narrow" w:hAnsi="Arial Narrow" w:cs="Arial Narrow"/>
-          <w:b/>
-          <w:sz w:val="16"/>
-          <w:szCs w:val="16"/>
-        </w:rPr>
-        <w:tab/>
-        <w:t>Artículo 115.- Medidas correctivas reparadoras</w:t>
-      </w:r>
-    </w:p>
-    <w:p>
-      <w:pPr>
-        <w:spacing w:after="0" w:line="240" w:lineRule="auto"/>
-        <w:ind w:left="567" w:hanging="283"/>
-        <w:jc w:val="both"/>
-        <w:rPr>
-          <w:rFonts w:ascii="Arial Narrow" w:eastAsia="Arial Narrow" w:hAnsi="Arial Narrow" w:cs="Arial Narrow"/>
-          <w:sz w:val="16"/>
-          <w:szCs w:val="16"/>
-        </w:rPr>
-      </w:pPr>
-      <w:r>
-        <w:rPr>
-          <w:rFonts w:ascii="Arial Narrow" w:eastAsia="Arial Narrow" w:hAnsi="Arial Narrow" w:cs="Arial Narrow"/>
-          <w:sz w:val="16"/>
-          <w:szCs w:val="16"/>
-        </w:rPr>
-        <w:tab/>
-        <w:t>115.1 Las medidas correctivas reparadoras tienen el objeto de resarcir las consecuencias patrimoniales directas e inmediatas ocasionadas al consumidor por la infracción administrativa a su estado anterior. En caso el órgano resolutivo dicte una o varias medidas correctivas, debe considerar lo acordado por las partes durante la relación de consumo. Las medidas correctivas reparadoras pueden consistir en ordenar al proveedor infractor lo siguiente:</w:t>
-      </w:r>
-    </w:p>
-    <w:p>
-      <w:pPr>
-        <w:numPr>
-          <w:ilvl w:val="0"/>
-          <w:numId w:val="1"/>
-        </w:numPr>
-        <w:spacing w:after="0" w:line="240" w:lineRule="auto"/>
-        <w:ind w:left="567" w:firstLine="0"/>
-        <w:jc w:val="both"/>
-        <w:rPr>
-          <w:rFonts w:ascii="Arial Narrow" w:eastAsia="Arial Narrow" w:hAnsi="Arial Narrow" w:cs="Arial Narrow"/>
-          <w:sz w:val="16"/>
-          <w:szCs w:val="16"/>
-        </w:rPr>
-      </w:pPr>
-      <w:r>
-        <w:rPr>
-          <w:rFonts w:ascii="Arial Narrow" w:eastAsia="Arial Narrow" w:hAnsi="Arial Narrow" w:cs="Arial Narrow"/>
-          <w:sz w:val="16"/>
-          <w:szCs w:val="16"/>
-        </w:rPr>
-        <w:t>Reparar productos.</w:t>
-      </w:r>
-    </w:p>
-    <w:p>
-      <w:pPr>
-        <w:numPr>
-          <w:ilvl w:val="0"/>
-          <w:numId w:val="1"/>
-        </w:numPr>
-        <w:spacing w:after="0" w:line="240" w:lineRule="auto"/>
-        <w:ind w:left="567" w:firstLine="0"/>
-        <w:jc w:val="both"/>
-        <w:rPr>
-          <w:rFonts w:ascii="Arial Narrow" w:eastAsia="Arial Narrow" w:hAnsi="Arial Narrow" w:cs="Arial Narrow"/>
-          <w:sz w:val="16"/>
-          <w:szCs w:val="16"/>
-        </w:rPr>
-      </w:pPr>
-      <w:r>
-        <w:rPr>
-          <w:rFonts w:ascii="Arial Narrow" w:eastAsia="Arial Narrow" w:hAnsi="Arial Narrow" w:cs="Arial Narrow"/>
-          <w:sz w:val="16"/>
-          <w:szCs w:val="16"/>
-        </w:rPr>
-        <w:t>Cambiar productos por otros de idénticas o similares características, cuando la reparación no sea posible o no resulte razonable según las circunstancias.</w:t>
-      </w:r>
-    </w:p>
-    <w:p>
-      <w:pPr>
-        <w:numPr>
-          <w:ilvl w:val="0"/>
-          <w:numId w:val="1"/>
-        </w:numPr>
-        <w:spacing w:after="0" w:line="240" w:lineRule="auto"/>
-        <w:ind w:left="567" w:firstLine="0"/>
-        <w:jc w:val="both"/>
-        <w:rPr>
-          <w:rFonts w:ascii="Arial Narrow" w:eastAsia="Arial Narrow" w:hAnsi="Arial Narrow" w:cs="Arial Narrow"/>
-          <w:sz w:val="16"/>
-          <w:szCs w:val="16"/>
-        </w:rPr>
-      </w:pPr>
-      <w:r>
-        <w:rPr>
-          <w:rFonts w:ascii="Arial Narrow" w:eastAsia="Arial Narrow" w:hAnsi="Arial Narrow" w:cs="Arial Narrow"/>
-          <w:sz w:val="16"/>
-          <w:szCs w:val="16"/>
-        </w:rPr>
-        <w:t>Entregar un producto de idénticas características o, cuando esto no resulte posible, de similares características, en los supuestos de pérdida o deterioro atribuible al proveedor y siempre que exista interés del consumidor.</w:t>
-      </w:r>
-    </w:p>
-    <w:p>
-      <w:pPr>
-        <w:numPr>
-          <w:ilvl w:val="0"/>
-          <w:numId w:val="1"/>
-        </w:numPr>
-        <w:spacing w:after="0" w:line="240" w:lineRule="auto"/>
-        <w:ind w:left="567" w:firstLine="0"/>
-        <w:jc w:val="both"/>
-        <w:rPr>
-          <w:rFonts w:ascii="Arial Narrow" w:eastAsia="Arial Narrow" w:hAnsi="Arial Narrow" w:cs="Arial Narrow"/>
-          <w:sz w:val="16"/>
-          <w:szCs w:val="16"/>
-        </w:rPr>
-      </w:pPr>
-      <w:r>
-        <w:rPr>
-          <w:rFonts w:ascii="Arial Narrow" w:eastAsia="Arial Narrow" w:hAnsi="Arial Narrow" w:cs="Arial Narrow"/>
-          <w:sz w:val="16"/>
-          <w:szCs w:val="16"/>
-        </w:rPr>
-        <w:t>Cumplir con ejecutar la prestación u obligación asumida; y si esto no resulte posible o no sea razonable, otra de efectos equivalentes, incluyendo prestaciones dinerarias.</w:t>
-      </w:r>
-    </w:p>
-    <w:p>
-      <w:pPr>
-        <w:numPr>
-          <w:ilvl w:val="0"/>
-          <w:numId w:val="1"/>
-        </w:numPr>
-        <w:spacing w:after="0" w:line="240" w:lineRule="auto"/>
-        <w:ind w:left="567" w:firstLine="0"/>
-        <w:jc w:val="both"/>
-        <w:rPr>
-          <w:rFonts w:ascii="Arial Narrow" w:eastAsia="Arial Narrow" w:hAnsi="Arial Narrow" w:cs="Arial Narrow"/>
-          <w:sz w:val="16"/>
-          <w:szCs w:val="16"/>
-        </w:rPr>
-      </w:pPr>
-      <w:r>
-        <w:rPr>
-          <w:rFonts w:ascii="Arial Narrow" w:eastAsia="Arial Narrow" w:hAnsi="Arial Narrow" w:cs="Arial Narrow"/>
-          <w:sz w:val="16"/>
-          <w:szCs w:val="16"/>
-        </w:rPr>
-        <w:t>Cumplir con ejecutar otras prestaciones u obligaciones legales o convencionales a su cargo.</w:t>
-      </w:r>
-    </w:p>
-    <w:p>
-      <w:pPr>
-        <w:numPr>
-          <w:ilvl w:val="0"/>
-          <w:numId w:val="1"/>
-        </w:numPr>
-        <w:spacing w:after="0" w:line="240" w:lineRule="auto"/>
-        <w:ind w:left="567" w:firstLine="0"/>
-        <w:jc w:val="both"/>
-        <w:rPr>
-          <w:rFonts w:ascii="Arial Narrow" w:eastAsia="Arial Narrow" w:hAnsi="Arial Narrow" w:cs="Arial Narrow"/>
-          <w:sz w:val="16"/>
-          <w:szCs w:val="16"/>
-        </w:rPr>
-      </w:pPr>
-      <w:r>
-        <w:rPr>
-          <w:rFonts w:ascii="Arial Narrow" w:eastAsia="Arial Narrow" w:hAnsi="Arial Narrow" w:cs="Arial Narrow"/>
-          <w:sz w:val="16"/>
-          <w:szCs w:val="16"/>
-        </w:rPr>
-        <w:t>Devolver la contraprestación pagada por el consumidor, más los intereses legales correspondientes, cuando la reparación, reposición, o cumplimiento de la prestación u obligación, según sea el caso, no resulte posible o no sea razonable según las circunstancias.</w:t>
-      </w:r>
-    </w:p>
-    <w:p>
-      <w:pPr>
-        <w:numPr>
-          <w:ilvl w:val="0"/>
-          <w:numId w:val="1"/>
-        </w:numPr>
-        <w:spacing w:after="0" w:line="240" w:lineRule="auto"/>
-        <w:ind w:left="567" w:firstLine="0"/>
-        <w:jc w:val="both"/>
-        <w:rPr>
-          <w:rFonts w:ascii="Arial Narrow" w:eastAsia="Arial Narrow" w:hAnsi="Arial Narrow" w:cs="Arial Narrow"/>
-          <w:sz w:val="16"/>
-          <w:szCs w:val="16"/>
-        </w:rPr>
-      </w:pPr>
-      <w:r>
-        <w:rPr>
-          <w:rFonts w:ascii="Arial Narrow" w:eastAsia="Arial Narrow" w:hAnsi="Arial Narrow" w:cs="Arial Narrow"/>
-          <w:sz w:val="16"/>
-          <w:szCs w:val="16"/>
-        </w:rPr>
-        <w:t>En los supuestos de pagos indebidos o en exceso, devolver estos montos, más los intereses correspondientes.</w:t>
-      </w:r>
-    </w:p>
-    <w:p>
-      <w:pPr>
-        <w:pStyle w:val="Sinespaciado"/>
-        <w:ind w:firstLine="567"/>
-        <w:jc w:val="both"/>
-        <w:rPr>
-          <w:rFonts w:ascii="Arial Narrow" w:eastAsia="Arial Narrow" w:hAnsi="Arial Narrow" w:cs="Arial Narrow"/>
-          <w:sz w:val="16"/>
-          <w:szCs w:val="16"/>
-        </w:rPr>
-      </w:pPr>
-      <w:r>
-        <w:rPr>
-          <w:rFonts w:ascii="Arial Narrow" w:eastAsia="Arial Narrow" w:hAnsi="Arial Narrow" w:cs="Arial Narrow"/>
-          <w:sz w:val="16"/>
-          <w:szCs w:val="16"/>
-        </w:rPr>
-        <w:t>Pagar los gastos incurridos por el consumidor para mitigar las consecuencias de la infracción administrativa.</w:t>
-      </w:r>
-    </w:p>
-    <w:p>
-      <w:pPr>
-        <w:pStyle w:val="Sinespaciado"/>
-        <w:ind w:firstLine="567"/>
-        <w:jc w:val="both"/>
-        <w:rPr>
-          <w:rFonts w:ascii="Arial Narrow" w:eastAsia="Arial Narrow" w:hAnsi="Arial Narrow" w:cs="Arial Narrow"/>
-          <w:sz w:val="16"/>
-          <w:szCs w:val="16"/>
-        </w:rPr>
-      </w:pPr>
-      <w:r>
-        <w:rPr>
-          <w:rFonts w:ascii="Arial Narrow" w:eastAsia="Arial Narrow" w:hAnsi="Arial Narrow" w:cs="Arial Narrow"/>
-          <w:sz w:val="16"/>
-          <w:szCs w:val="16"/>
-        </w:rPr>
-        <w:t>Otras medidas reparadoras análogas de efectos equivalentes a las anteriores.</w:t>
-      </w:r>
-    </w:p>
-    <w:p>
-      <w:pPr>
-        <w:pStyle w:val="Sinespaciado"/>
-        <w:ind w:left="567"/>
-        <w:jc w:val="both"/>
-        <w:rPr>
-          <w:rFonts w:ascii="Arial Narrow" w:eastAsia="Arial Narrow" w:hAnsi="Arial Narrow" w:cs="Arial Narrow"/>
-          <w:sz w:val="16"/>
-          <w:szCs w:val="16"/>
-        </w:rPr>
-      </w:pPr>
-      <w:r>
-        <w:rPr>
-          <w:rFonts w:ascii="Arial Narrow" w:eastAsia="Arial Narrow" w:hAnsi="Arial Narrow" w:cs="Arial Narrow"/>
-          <w:sz w:val="16"/>
-          <w:szCs w:val="16"/>
-        </w:rPr>
-        <w:t xml:space="preserve">115.2 Las medidas correctivas reparadoras no pueden ser solicitadas de manera acumulativa conjunta, pudiendo plantearse de manera alternativa o subsidiaria, con excepción de la medida correctiva señalada en el literal h) que puede solicitarse </w:t>
-      </w:r>
-      <w:proofErr w:type="gramStart"/>
-      <w:r>
-        <w:rPr>
-          <w:rFonts w:ascii="Arial Narrow" w:eastAsia="Arial Narrow" w:hAnsi="Arial Narrow" w:cs="Arial Narrow"/>
-          <w:sz w:val="16"/>
-          <w:szCs w:val="16"/>
-        </w:rPr>
-        <w:t>conjuntamente con</w:t>
-      </w:r>
-      <w:proofErr w:type="gramEnd"/>
-      <w:r>
-        <w:rPr>
-          <w:rFonts w:ascii="Arial Narrow" w:eastAsia="Arial Narrow" w:hAnsi="Arial Narrow" w:cs="Arial Narrow"/>
-          <w:sz w:val="16"/>
-          <w:szCs w:val="16"/>
-        </w:rPr>
-        <w:t xml:space="preserve"> otra medida correctiva. Cuando los órganos competentes del Indecopi se pronuncian respecto de una medida correctiva reparadora, aplican el principio de congruencia procesal.</w:t>
-      </w:r>
-    </w:p>
-    <w:p>
-      <w:pPr>
-        <w:spacing w:after="0" w:line="240" w:lineRule="auto"/>
-        <w:ind w:left="567"/>
-        <w:jc w:val="both"/>
-        <w:rPr>
-          <w:rFonts w:ascii="Arial Narrow" w:eastAsia="Arial Narrow" w:hAnsi="Arial Narrow" w:cs="Arial Narrow"/>
-          <w:sz w:val="16"/>
-          <w:szCs w:val="16"/>
-        </w:rPr>
-      </w:pPr>
-      <w:r>
-        <w:rPr>
-          <w:rFonts w:ascii="Arial Narrow" w:eastAsia="Arial Narrow" w:hAnsi="Arial Narrow" w:cs="Arial Narrow"/>
-          <w:sz w:val="16"/>
-          <w:szCs w:val="16"/>
-        </w:rPr>
-        <w:t>115.3 Las medidas correctivas reparadoras pueden solicitarse en cualquier momento hasta antes de la notificación de cargo al proveedor, sin perjuicio de la facultad de secretaría técnica de la comisión de requerir al consumidor que precise la medida correctiva materia de solicitud. El consumidor puede variar su solicitud de medida correctiva hasta antes de la decisión de primera instancia, en cuyo caso se confiere traslado al proveedor para que formule su descargo.</w:t>
-      </w:r>
-    </w:p>
-    <w:p>
-      <w:pPr>
-        <w:spacing w:after="0" w:line="240" w:lineRule="auto"/>
-        <w:ind w:left="567"/>
-        <w:jc w:val="both"/>
-        <w:rPr>
-          <w:rFonts w:ascii="Arial Narrow" w:eastAsia="Arial Narrow" w:hAnsi="Arial Narrow" w:cs="Arial Narrow"/>
-          <w:sz w:val="16"/>
-          <w:szCs w:val="16"/>
-        </w:rPr>
-      </w:pPr>
-      <w:r>
-        <w:rPr>
-          <w:rFonts w:ascii="Arial Narrow" w:eastAsia="Arial Narrow" w:hAnsi="Arial Narrow" w:cs="Arial Narrow"/>
-          <w:sz w:val="16"/>
-          <w:szCs w:val="16"/>
-        </w:rPr>
-        <w:t>115.4 Corresponde al consumidor que solicita el dictado de la medida correctiva reparadora probar las consecuencias patrimoniales directas e inmediatas causadas por la comisión de la infracción administrativa.</w:t>
-      </w:r>
-    </w:p>
-    <w:p>
-      <w:pPr>
-        <w:spacing w:after="0" w:line="240" w:lineRule="auto"/>
-        <w:ind w:left="567"/>
-        <w:jc w:val="both"/>
-        <w:rPr>
-          <w:rFonts w:ascii="Arial Narrow" w:eastAsia="Arial Narrow" w:hAnsi="Arial Narrow" w:cs="Arial Narrow"/>
-          <w:sz w:val="16"/>
-          <w:szCs w:val="16"/>
-        </w:rPr>
-      </w:pPr>
-      <w:r>
-        <w:rPr>
-          <w:rFonts w:ascii="Arial Narrow" w:eastAsia="Arial Narrow" w:hAnsi="Arial Narrow" w:cs="Arial Narrow"/>
-          <w:sz w:val="16"/>
-          <w:szCs w:val="16"/>
-        </w:rPr>
-        <w:t>115.5 Los bienes o montos objeto de medidas correctivas reparadoras son entregados por el proveedor directamente al consumidor que los reclama, salvo mandato distinto contenido en la resolución. Aquellos bienes o montos materia de una medida correctiva reparadora, que por algún motivo se encuentran en posesión del Indecopi y deban ser entregados a los consumidores beneficiados, son puestos a disposición de estos.</w:t>
-      </w:r>
-    </w:p>
-    <w:p>
-      <w:pPr>
-        <w:spacing w:after="0" w:line="240" w:lineRule="auto"/>
-        <w:ind w:left="567"/>
-        <w:jc w:val="both"/>
-        <w:rPr>
-          <w:rFonts w:ascii="Arial Narrow" w:eastAsia="Arial Narrow" w:hAnsi="Arial Narrow" w:cs="Arial Narrow"/>
-          <w:sz w:val="16"/>
-          <w:szCs w:val="16"/>
-        </w:rPr>
-      </w:pPr>
-      <w:r>
-        <w:rPr>
-          <w:rFonts w:ascii="Arial Narrow" w:eastAsia="Arial Narrow" w:hAnsi="Arial Narrow" w:cs="Arial Narrow"/>
-          <w:sz w:val="16"/>
-          <w:szCs w:val="16"/>
-        </w:rPr>
-        <w:t>115.6 El extremo de la resolución final que ordena el cumplimiento de una medida correctiva reparadora a favor del consumidor constituye título ejecutivo conforme con lo dispuesto en el artículo 688 del Código Procesal Civil, una vez que quedan consentidas o causan estado en la vía administrativa. La legitimidad para obrar en los procesos civiles de ejecución corresponde a los consumidores beneficiados con la medida correctiva reparadora.</w:t>
-      </w:r>
-    </w:p>
-    <w:p>
-      <w:pPr>
-        <w:spacing w:after="0" w:line="240" w:lineRule="auto"/>
-        <w:ind w:left="567"/>
-        <w:jc w:val="both"/>
-        <w:rPr>
-          <w:rFonts w:ascii="Arial Narrow" w:eastAsia="Arial Narrow" w:hAnsi="Arial Narrow" w:cs="Arial Narrow"/>
-          <w:sz w:val="16"/>
-          <w:szCs w:val="16"/>
-        </w:rPr>
-      </w:pPr>
-      <w:r>
-        <w:rPr>
-          <w:rFonts w:ascii="Arial Narrow" w:eastAsia="Arial Narrow" w:hAnsi="Arial Narrow" w:cs="Arial Narrow"/>
-          <w:sz w:val="16"/>
-          <w:szCs w:val="16"/>
-        </w:rPr>
-        <w:t>115.7 Las medidas correctivas reparadoras como mandatos dirigidos a resarcir las consecuencias patrimoniales directas e inmediatas originadas por la infracción buscan corregir la conducta infractora y no tienen naturaleza indemnizatoria; son dictadas sin perjuicio de la indemnización por los daños y perjuicios que el consumidor puede solicitar en la vía judicial o arbitral correspondiente. No obstante, se descuenta de la indemnización patrimonial aquella satisfacción patrimonial deducible que el consumidor haya recibido a consecuencia del dictado de una medida correctiva reparadora en sede administrativa.</w:t>
-      </w:r>
-    </w:p>
-    <w:p>
-      <w:pPr>
-        <w:spacing w:after="0" w:line="240" w:lineRule="auto"/>
-        <w:ind w:left="567"/>
-        <w:jc w:val="both"/>
-        <w:rPr>
-          <w:rFonts w:ascii="Arial Narrow" w:eastAsia="Arial Narrow" w:hAnsi="Arial Narrow" w:cs="Arial Narrow"/>
-          <w:sz w:val="16"/>
-          <w:szCs w:val="16"/>
-        </w:rPr>
-      </w:pPr>
-    </w:p>
-    <w:p>
-      <w:pPr>
-        <w:spacing w:after="0" w:line="240" w:lineRule="auto"/>
-        <w:ind w:left="567"/>
-        <w:jc w:val="both"/>
-        <w:rPr>
-          <w:rFonts w:ascii="Arial Narrow" w:eastAsia="Arial Narrow" w:hAnsi="Arial Narrow" w:cs="Arial Narrow"/>
-          <w:b/>
-          <w:bCs/>
-          <w:sz w:val="16"/>
-          <w:szCs w:val="16"/>
-        </w:rPr>
-      </w:pPr>
-      <w:r>
-        <w:rPr>
-          <w:rFonts w:ascii="Arial Narrow" w:eastAsia="Arial Narrow" w:hAnsi="Arial Narrow" w:cs="Arial Narrow"/>
-          <w:b/>
-          <w:bCs/>
-          <w:sz w:val="16"/>
-          <w:szCs w:val="16"/>
-        </w:rPr>
-        <w:t>Artículo 116.- Medidas correctivas complementarias</w:t>
-      </w:r>
-    </w:p>
-    <w:p>
-      <w:pPr>
-        <w:spacing w:after="0" w:line="240" w:lineRule="auto"/>
-        <w:ind w:left="567"/>
-        <w:jc w:val="both"/>
-        <w:rPr>
-          <w:rFonts w:ascii="Arial Narrow" w:eastAsia="Arial Narrow" w:hAnsi="Arial Narrow" w:cs="Arial Narrow"/>
-          <w:sz w:val="16"/>
-          <w:szCs w:val="16"/>
-        </w:rPr>
-      </w:pPr>
-      <w:r>
-        <w:rPr>
-          <w:rFonts w:ascii="Arial Narrow" w:eastAsia="Arial Narrow" w:hAnsi="Arial Narrow" w:cs="Arial Narrow"/>
-          <w:sz w:val="16"/>
-          <w:szCs w:val="16"/>
-        </w:rPr>
-        <w:t xml:space="preserve">Las medidas correctivas complementarias tienen el objeto de revertir los efectos de la conducta infractora o evitar que esta se produzca nuevamente en el futuro y pueden ser, entre otras, las siguientes: </w:t>
-      </w:r>
-    </w:p>
-    <w:p>
-      <w:pPr>
-        <w:spacing w:after="0" w:line="240" w:lineRule="auto"/>
-        <w:ind w:left="567"/>
-        <w:jc w:val="both"/>
-        <w:rPr>
-          <w:rFonts w:ascii="Arial Narrow" w:eastAsia="Arial Narrow" w:hAnsi="Arial Narrow" w:cs="Arial Narrow"/>
-          <w:sz w:val="16"/>
-          <w:szCs w:val="16"/>
-        </w:rPr>
-      </w:pPr>
-      <w:r>
-        <w:rPr>
-          <w:rFonts w:ascii="Arial Narrow" w:eastAsia="Arial Narrow" w:hAnsi="Arial Narrow" w:cs="Arial Narrow"/>
-          <w:sz w:val="16"/>
-          <w:szCs w:val="16"/>
-        </w:rPr>
-        <w:t xml:space="preserve">a. Que el proveedor cumpla con atender la solicitud de información requerida por el consumidor, siempre que dicho requerimiento guarde relación con el producto adquirido o servicio contratado. </w:t>
-      </w:r>
-    </w:p>
-    <w:p>
-      <w:pPr>
-        <w:spacing w:after="0" w:line="240" w:lineRule="auto"/>
-        <w:ind w:left="567"/>
-        <w:jc w:val="both"/>
-        <w:rPr>
-          <w:rFonts w:ascii="Arial Narrow" w:eastAsia="Arial Narrow" w:hAnsi="Arial Narrow" w:cs="Arial Narrow"/>
-          <w:sz w:val="16"/>
-          <w:szCs w:val="16"/>
-        </w:rPr>
-      </w:pPr>
-      <w:r>
-        <w:rPr>
-          <w:rFonts w:ascii="Arial Narrow" w:eastAsia="Arial Narrow" w:hAnsi="Arial Narrow" w:cs="Arial Narrow"/>
-          <w:sz w:val="16"/>
-          <w:szCs w:val="16"/>
-        </w:rPr>
-        <w:t xml:space="preserve">b. Declarar inexigibles las cláusulas que han sido identificadas como abusivas en el procedimiento. </w:t>
-      </w:r>
-    </w:p>
-    <w:p>
-      <w:pPr>
-        <w:spacing w:after="0" w:line="240" w:lineRule="auto"/>
-        <w:ind w:left="567"/>
-        <w:jc w:val="both"/>
-        <w:rPr>
-          <w:rFonts w:ascii="Arial Narrow" w:eastAsia="Arial Narrow" w:hAnsi="Arial Narrow" w:cs="Arial Narrow"/>
-          <w:sz w:val="16"/>
-          <w:szCs w:val="16"/>
-        </w:rPr>
-      </w:pPr>
-      <w:r>
-        <w:rPr>
-          <w:rFonts w:ascii="Arial Narrow" w:eastAsia="Arial Narrow" w:hAnsi="Arial Narrow" w:cs="Arial Narrow"/>
-          <w:sz w:val="16"/>
-          <w:szCs w:val="16"/>
-        </w:rPr>
-        <w:t xml:space="preserve">c. El decomiso y destrucción de la mercadería, envases, envolturas o etiquetas. </w:t>
-      </w:r>
-    </w:p>
-    <w:p>
-      <w:pPr>
-        <w:spacing w:after="0" w:line="240" w:lineRule="auto"/>
-        <w:ind w:left="567"/>
-        <w:jc w:val="both"/>
-        <w:rPr>
-          <w:rFonts w:ascii="Arial Narrow" w:eastAsia="Arial Narrow" w:hAnsi="Arial Narrow" w:cs="Arial Narrow"/>
-          <w:sz w:val="16"/>
-          <w:szCs w:val="16"/>
-        </w:rPr>
-      </w:pPr>
-      <w:r>
-        <w:rPr>
-          <w:rFonts w:ascii="Arial Narrow" w:eastAsia="Arial Narrow" w:hAnsi="Arial Narrow" w:cs="Arial Narrow"/>
-          <w:sz w:val="16"/>
-          <w:szCs w:val="16"/>
-        </w:rPr>
-        <w:t xml:space="preserve">d. En caso de infracciones muy graves y de reincidencia o reiterancia: </w:t>
-      </w:r>
-    </w:p>
-    <w:p>
-      <w:pPr>
-        <w:spacing w:after="0" w:line="240" w:lineRule="auto"/>
-        <w:ind w:left="567"/>
-        <w:jc w:val="both"/>
-        <w:rPr>
-          <w:rFonts w:ascii="Arial Narrow" w:eastAsia="Arial Narrow" w:hAnsi="Arial Narrow" w:cs="Arial Narrow"/>
-          <w:sz w:val="16"/>
-          <w:szCs w:val="16"/>
-        </w:rPr>
-      </w:pPr>
-      <w:r>
-        <w:rPr>
-          <w:rFonts w:ascii="Arial Narrow" w:eastAsia="Arial Narrow" w:hAnsi="Arial Narrow" w:cs="Arial Narrow"/>
-          <w:sz w:val="16"/>
-          <w:szCs w:val="16"/>
-        </w:rPr>
-        <w:t xml:space="preserve">(i) Solicitar a la autoridad correspondiente la clausura temporal del establecimiento industrial, comercial o de servicios por un plazo máximo de seis (6) meses. </w:t>
-      </w:r>
-    </w:p>
-    <w:p>
-      <w:pPr>
-        <w:spacing w:after="0" w:line="240" w:lineRule="auto"/>
-        <w:ind w:left="567"/>
-        <w:jc w:val="both"/>
-        <w:rPr>
-          <w:rFonts w:ascii="Arial Narrow" w:eastAsia="Arial Narrow" w:hAnsi="Arial Narrow" w:cs="Arial Narrow"/>
-          <w:sz w:val="16"/>
-          <w:szCs w:val="16"/>
-        </w:rPr>
-      </w:pPr>
-      <w:r>
-        <w:rPr>
-          <w:rFonts w:ascii="Arial Narrow" w:eastAsia="Arial Narrow" w:hAnsi="Arial Narrow" w:cs="Arial Narrow"/>
-          <w:sz w:val="16"/>
-          <w:szCs w:val="16"/>
-        </w:rPr>
-        <w:t xml:space="preserve">(ii) Solicitar a la autoridad competente la inhabilitación, temporal o permanente, del proveedor en función de los alcances de la infracción sancionada. </w:t>
-      </w:r>
-    </w:p>
-    <w:p>
-      <w:pPr>
-        <w:spacing w:after="0" w:line="240" w:lineRule="auto"/>
-        <w:ind w:left="567"/>
-        <w:jc w:val="both"/>
-        <w:rPr>
-          <w:rFonts w:ascii="Arial Narrow" w:eastAsia="Arial Narrow" w:hAnsi="Arial Narrow" w:cs="Arial Narrow"/>
-          <w:sz w:val="16"/>
-          <w:szCs w:val="16"/>
-        </w:rPr>
-      </w:pPr>
-      <w:r>
-        <w:rPr>
-          <w:rFonts w:ascii="Arial Narrow" w:eastAsia="Arial Narrow" w:hAnsi="Arial Narrow" w:cs="Arial Narrow"/>
-          <w:sz w:val="16"/>
-          <w:szCs w:val="16"/>
-        </w:rPr>
-        <w:t xml:space="preserve">e. Publicación de avisos rectificatorios o informativos en la forma que determine el Indecopi, tomando en consideración los medios que resulten idóneos para revertir los efectos que el acto objeto de sanción ha ocasionado. </w:t>
-      </w:r>
-    </w:p>
-    <w:p>
-      <w:pPr>
-        <w:spacing w:after="0" w:line="240" w:lineRule="auto"/>
-        <w:ind w:left="567"/>
-        <w:jc w:val="both"/>
-        <w:rPr>
-          <w:rFonts w:ascii="Arial Narrow" w:eastAsia="Arial Narrow" w:hAnsi="Arial Narrow" w:cs="Arial Narrow"/>
-          <w:sz w:val="16"/>
-          <w:szCs w:val="16"/>
-        </w:rPr>
-      </w:pPr>
-      <w:r>
-        <w:rPr>
-          <w:rFonts w:ascii="Arial Narrow" w:eastAsia="Arial Narrow" w:hAnsi="Arial Narrow" w:cs="Arial Narrow"/>
-          <w:sz w:val="16"/>
-          <w:szCs w:val="16"/>
-        </w:rPr>
-        <w:t xml:space="preserve">f. Cualquier otra medida correctiva que tenga el objeto de revertir los efectos de la conducta infractora o evitar que esta se produzca nuevamente en el futuro. </w:t>
-      </w:r>
-    </w:p>
-    <w:p>
-      <w:pPr>
-        <w:spacing w:after="0" w:line="240" w:lineRule="auto"/>
-        <w:ind w:left="567"/>
-        <w:jc w:val="both"/>
-        <w:rPr>
-          <w:rFonts w:ascii="Arial Narrow" w:eastAsia="Arial Narrow" w:hAnsi="Arial Narrow" w:cs="Arial Narrow"/>
-          <w:sz w:val="16"/>
-          <w:szCs w:val="16"/>
-        </w:rPr>
-      </w:pPr>
-      <w:r>
-        <w:rPr>
-          <w:rFonts w:ascii="Arial Narrow" w:eastAsia="Arial Narrow" w:hAnsi="Arial Narrow" w:cs="Arial Narrow"/>
-          <w:sz w:val="16"/>
-          <w:szCs w:val="16"/>
-        </w:rPr>
-        <w:t>El Indecopi está facultado para solicitar a la autoridad municipal y policial el apoyo respectivo para la ejecución de las medidas correctivas complementarias correspondientes.</w:t>
-      </w:r>
-    </w:p>
-    <w:p>
-      <w:pPr>
-        <w:spacing w:after="0" w:line="240" w:lineRule="auto"/>
-        <w:ind w:left="567" w:hanging="567"/>
-        <w:jc w:val="both"/>
-        <w:rPr>
-          <w:rFonts w:ascii="Arial Narrow" w:eastAsia="Arial Narrow" w:hAnsi="Arial Narrow" w:cs="Arial Narrow"/>
-          <w:sz w:val="16"/>
-          <w:szCs w:val="16"/>
-        </w:rPr>
-      </w:pPr>
-    </w:p>
-  </w:footnote>
-  <w:footnote w:id="13">
+        <w:t>3. En los procedimientos de oficio promovidos por una denuncia de parte, cuando el proveedor se allana a la denuncia presentada o reconoce las pretensiones en ella contenidas, se da por concluido el procedimiento liminarmente, pudiendo imponerse una amonestación si el allanamiento o reconocimiento se realiza con la presentación de los descargos; caso contrario la sanción a imponer será pecuniaria. En aquellos casos en que el allanamiento o reconocimiento verse sobre controversias referidas a actos de discriminación, actos contrarios a la vida y a la salud y sustancias peligrosas, se considera como un atenuante pero la sanción a imponer será pecuniaria. En todos los supuestos de allanamiento y reconocimiento formulados con la presentación de los descargos, se exonera al denunciado del pago de los costos del procedimiento, pero no de las costas.</w:t>
+      </w:r>
+    </w:p>
     <w:p>
       <w:pPr>
         <w:pStyle w:val="Textonotapie"/>
@@ -12266,178 +12501,114 @@
           <w:szCs w:val="16"/>
         </w:rPr>
       </w:pPr>
-      <w:r>
-        <w:rPr>
-          <w:rStyle w:val="Refdenotaalpie"/>
-          <w:rFonts w:ascii="Arial Narrow" w:eastAsia="Arial Narrow" w:hAnsi="Arial Narrow" w:cs="Arial Narrow"/>
-          <w:sz w:val="16"/>
-          <w:szCs w:val="16"/>
-          <w:vertAlign w:val="superscript"/>
-        </w:rPr>
-        <w:footnoteRef/>
-      </w:r>
-      <w:r>
-        <w:rPr>
-          <w:rFonts w:ascii="Arial Narrow" w:eastAsia="Arial Narrow" w:hAnsi="Arial Narrow" w:cs="Arial Narrow"/>
-          <w:sz w:val="16"/>
-          <w:szCs w:val="16"/>
-        </w:rPr>
-        <w:t xml:space="preserve"> </w:t>
-      </w:r>
-      <w:r>
-        <w:rPr>
-          <w:rFonts w:ascii="Arial Narrow" w:eastAsia="Arial Narrow" w:hAnsi="Arial Narrow" w:cs="Arial Narrow"/>
-          <w:sz w:val="16"/>
-          <w:szCs w:val="16"/>
-        </w:rPr>
-        <w:tab/>
-      </w:r>
-      <w:r>
-        <w:rPr>
-          <w:rFonts w:ascii="Arial Narrow" w:eastAsia="Arial Narrow" w:hAnsi="Arial Narrow" w:cs="Arial Narrow"/>
-          <w:b/>
-          <w:sz w:val="16"/>
-          <w:szCs w:val="16"/>
-        </w:rPr>
-        <w:t>LEY 29571, CÓDIGO DE PROTECCIÓN Y DEFENSA DEL CONSUMIDOR</w:t>
-      </w:r>
-      <w:r>
-        <w:rPr>
-          <w:rFonts w:ascii="Arial Narrow" w:eastAsia="Arial Narrow" w:hAnsi="Arial Narrow" w:cs="Arial Narrow"/>
-          <w:b/>
-          <w:bCs/>
-          <w:sz w:val="16"/>
-          <w:szCs w:val="16"/>
-        </w:rPr>
-        <w:t xml:space="preserve">, </w:t>
-      </w:r>
-      <w:r>
-        <w:rPr>
-          <w:rFonts w:ascii="Arial Narrow" w:eastAsia="Arial Narrow" w:hAnsi="Arial Narrow" w:cs="Arial Narrow"/>
-          <w:b/>
-          <w:sz w:val="16"/>
-          <w:szCs w:val="16"/>
-        </w:rPr>
-        <w:t>publicado el 2 de setiembre de 2010 y modificado por Decreto Legislativo 1308</w:t>
-      </w:r>
-    </w:p>
-    <w:p>
-      <w:pPr>
-        <w:pStyle w:val="Textonotapie"/>
+    </w:p>
+  </w:footnote>
+  <w:footnote w:id="16">
+    <w:p>
+      <w:pPr>
+        <w:autoSpaceDE w:val="0"/>
+        <w:autoSpaceDN w:val="0"/>
+        <w:adjustRightInd w:val="0"/>
         <w:tabs>
           <w:tab w:val="left" w:pos="567"/>
         </w:tabs>
+        <w:spacing w:after="0" w:line="240" w:lineRule="auto"/>
+        <w:ind w:left="567" w:hanging="567"/>
         <w:jc w:val="both"/>
         <w:rPr>
           <w:rFonts w:ascii="Arial Narrow" w:eastAsia="Arial Narrow" w:hAnsi="Arial Narrow" w:cs="Arial Narrow"/>
           <w:b/>
-          <w:sz w:val="16"/>
-          <w:szCs w:val="16"/>
-        </w:rPr>
-      </w:pPr>
-      <w:r>
-        <w:rPr>
+          <w:bCs/>
+          <w:sz w:val="16"/>
+          <w:szCs w:val="16"/>
+        </w:rPr>
+      </w:pPr>
+      <w:r>
+        <w:rPr>
+          <w:rStyle w:val="Refdenotaalpie"/>
           <w:rFonts w:ascii="Arial Narrow" w:eastAsia="Arial Narrow" w:hAnsi="Arial Narrow" w:cs="Arial Narrow"/>
           <w:b/>
+          <w:bCs/>
+          <w:sz w:val="16"/>
+          <w:szCs w:val="16"/>
+          <w:vertAlign w:val="superscript"/>
+        </w:rPr>
+        <w:footnoteRef/>
+      </w:r>
+      <w:r>
+        <w:rPr>
+          <w:rFonts w:ascii="Arial Narrow" w:eastAsia="Arial Narrow" w:hAnsi="Arial Narrow" w:cs="Arial Narrow"/>
+          <w:b/>
+          <w:bCs/>
           <w:sz w:val="16"/>
           <w:szCs w:val="16"/>
         </w:rPr>
         <w:tab/>
-        <w:t>Artículo 112.- Criterios de graduación de las sanciones administrativas</w:t>
-      </w:r>
-    </w:p>
-    <w:p>
-      <w:pPr>
-        <w:pStyle w:val="Textonotapie"/>
-        <w:tabs>
-          <w:tab w:val="left" w:pos="567"/>
-        </w:tabs>
-        <w:jc w:val="both"/>
-        <w:rPr>
-          <w:rFonts w:ascii="Arial Narrow" w:eastAsia="Arial Narrow" w:hAnsi="Arial Narrow" w:cs="Arial Narrow"/>
-          <w:sz w:val="16"/>
-          <w:szCs w:val="16"/>
-        </w:rPr>
-      </w:pPr>
-      <w:r>
-        <w:rPr>
-          <w:rFonts w:ascii="Arial Narrow" w:eastAsia="Arial Narrow" w:hAnsi="Arial Narrow" w:cs="Arial Narrow"/>
+        <w:t xml:space="preserve"/>
+      </w:r>
+      <w:r>
+        <w:rPr>
+          <w:rFonts w:ascii="Arial Narrow" w:eastAsia="Arial Narrow" w:hAnsi="Arial Narrow" w:cs="Arial Narrow"/>
+          <w:b/>
+          <w:bCs/>
           <w:sz w:val="16"/>
           <w:szCs w:val="16"/>
         </w:rPr>
         <w:tab/>
-        <w:t>(…)</w:t>
-      </w:r>
-    </w:p>
-    <w:p>
-      <w:pPr>
-        <w:pStyle w:val="Textonotapie"/>
-        <w:tabs>
-          <w:tab w:val="left" w:pos="567"/>
-        </w:tabs>
-        <w:jc w:val="both"/>
-        <w:rPr>
-          <w:rFonts w:ascii="Arial Narrow" w:eastAsia="Arial Narrow" w:hAnsi="Arial Narrow" w:cs="Arial Narrow"/>
-          <w:sz w:val="16"/>
-          <w:szCs w:val="16"/>
-        </w:rPr>
-      </w:pPr>
-      <w:r>
-        <w:rPr>
-          <w:rFonts w:ascii="Arial Narrow" w:eastAsia="Arial Narrow" w:hAnsi="Arial Narrow" w:cs="Arial Narrow"/>
-          <w:sz w:val="16"/>
-          <w:szCs w:val="16"/>
-        </w:rPr>
-        <w:tab/>
-        <w:t>Se consideran circunstancias atenuantes especiales, las siguientes:</w:t>
-      </w:r>
-    </w:p>
-    <w:p>
-      <w:pPr>
-        <w:pStyle w:val="Textonotapie"/>
-        <w:tabs>
-          <w:tab w:val="left" w:pos="567"/>
-        </w:tabs>
-        <w:jc w:val="both"/>
-        <w:rPr>
-          <w:rFonts w:ascii="Arial Narrow" w:eastAsia="Arial Narrow" w:hAnsi="Arial Narrow" w:cs="Arial Narrow"/>
-          <w:sz w:val="16"/>
-          <w:szCs w:val="16"/>
-        </w:rPr>
-      </w:pPr>
-      <w:r>
-        <w:rPr>
-          <w:rFonts w:ascii="Arial Narrow" w:eastAsia="Arial Narrow" w:hAnsi="Arial Narrow" w:cs="Arial Narrow"/>
-          <w:sz w:val="16"/>
-          <w:szCs w:val="16"/>
-        </w:rPr>
-        <w:tab/>
-        <w:t>(…)</w:t>
-      </w:r>
-    </w:p>
-    <w:p>
-      <w:pPr>
-        <w:pStyle w:val="Textonotapie"/>
-        <w:tabs>
-          <w:tab w:val="left" w:pos="567"/>
-        </w:tabs>
+        <w:t>DECRETO LEGISLATIVO 807, LEY SOBRE FACULTADES, NORMAS Y ORGANIZACIÓN DEL INDECOPI FACULTADES DE LAS COMISIONES Y OFICINAS DEL INDECOPI</w:t>
+      </w:r>
+    </w:p>
+    <w:p>
+      <w:pPr>
+        <w:pStyle w:val="NormalWeb"/>
+        <w:spacing w:after="0" w:line="240" w:lineRule="auto"/>
         <w:ind w:left="567"/>
         <w:jc w:val="both"/>
         <w:rPr>
           <w:rFonts w:ascii="Arial Narrow" w:eastAsia="Arial Narrow" w:hAnsi="Arial Narrow" w:cs="Arial Narrow"/>
-          <w:sz w:val="16"/>
-          <w:szCs w:val="16"/>
-        </w:rPr>
-      </w:pPr>
-      <w:r>
-        <w:rPr>
-          <w:rFonts w:ascii="Arial Narrow" w:eastAsia="Arial Narrow" w:hAnsi="Arial Narrow" w:cs="Arial Narrow"/>
-          <w:sz w:val="16"/>
-          <w:szCs w:val="16"/>
-        </w:rPr>
-        <w:t>3. En los procedimientos de oficio promovidos por una denuncia de parte, cuando el proveedor se allana a la denuncia presentada o reconoce las pretensiones en ella contenidas, se da por concluido el procedimiento liminarmente, pudiendo imponerse una amonestación si el allanamiento o reconocimiento se realiza con la presentación de los descargos; caso contrario la sanción a imponer será pecuniaria. En aquellos casos en que el allanamiento o reconocimiento verse sobre controversias referidas a actos de discriminación, actos contrarios a la vida y a la salud y sustancias peligrosas, se considera como un atenuante pero la sanción a imponer será pecuniaria. En todos los supuestos de allanamiento y reconocimiento formulados con la presentación de los descargos, se exonera al denunciado del pago de los costos del procedimiento, pero no de las costas.</w:t>
-      </w:r>
-    </w:p>
+          <w:bCs/>
+          <w:sz w:val="16"/>
+          <w:szCs w:val="16"/>
+        </w:rPr>
+      </w:pPr>
+      <w:r>
+        <w:rPr>
+          <w:rFonts w:ascii="Arial Narrow" w:eastAsia="Arial Narrow" w:hAnsi="Arial Narrow" w:cs="Arial Narrow"/>
+          <w:b/>
+          <w:sz w:val="16"/>
+          <w:szCs w:val="16"/>
+        </w:rPr>
+        <w:t xml:space="preserve">Artículo 29.- </w:t>
+      </w:r>
+      <w:r>
+        <w:rPr>
+          <w:rFonts w:ascii="Arial Narrow" w:eastAsia="Arial Narrow" w:hAnsi="Arial Narrow" w:cs="Arial Narrow"/>
+          <w:bCs/>
+          <w:sz w:val="16"/>
+          <w:szCs w:val="16"/>
+        </w:rPr>
+        <w:t>En cualquier estado del procedimiento, e incluso antes de admitirse a trámite la denuncia, el Secretario Técnico podrá citar a las partes a audiencia de conciliación. La audiencia se desarrollará ante el Secretario Técnico o ante la persona que este designe. Si ambas partes arribaran a un acuerdo respecto de la denuncia, se levantará un acta donde conste el acuerdo respectivo, el mismo que tendrá efectos de transacción extrajudicial. En cualquier caso, la Comisión podrá continuar de oficio el procedimiento, si del análisis de los hechos denunciados considera que podría estarse afectando intereses de terceros.</w:t>
+      </w:r>
+    </w:p>
+    <w:p>
+      <w:pPr>
+        <w:autoSpaceDE w:val="0"/>
+        <w:autoSpaceDN w:val="0"/>
+        <w:adjustRightInd w:val="0"/>
+        <w:spacing w:after="0" w:line="240" w:lineRule="auto"/>
+        <w:ind w:left="567" w:hanging="567"/>
+        <w:jc w:val="both"/>
+        <w:rPr>
+          <w:rFonts w:ascii="Arial Narrow" w:eastAsia="Arial Narrow" w:hAnsi="Arial Narrow" w:cs="Arial Narrow"/>
+          <w:b/>
+          <w:bCs/>
+          <w:sz w:val="16"/>
+          <w:szCs w:val="16"/>
+        </w:rPr>
+      </w:pPr>
+    </w:p>
+  </w:footnote>
+  <w:footnote w:id="17">
     <w:p>
       <w:pPr>
         <w:pStyle w:val="Textonotapie"/>
@@ -12448,26 +12619,6 @@
         <w:jc w:val="both"/>
         <w:rPr>
           <w:rFonts w:ascii="Arial Narrow" w:eastAsia="Arial Narrow" w:hAnsi="Arial Narrow" w:cs="Arial Narrow"/>
-          <w:b/>
-          <w:sz w:val="16"/>
-          <w:szCs w:val="16"/>
-        </w:rPr>
-      </w:pPr>
-    </w:p>
-  </w:footnote>
-  <w:footnote w:id="14">
-    <w:p>
-      <w:pPr>
-        <w:autoSpaceDE w:val="0"/>
-        <w:autoSpaceDN w:val="0"/>
-        <w:adjustRightInd w:val="0"/>
-        <w:spacing w:after="0" w:line="240" w:lineRule="auto"/>
-        <w:ind w:left="567" w:hanging="567"/>
-        <w:jc w:val="both"/>
-        <w:rPr>
-          <w:rFonts w:ascii="Arial Narrow" w:eastAsia="Arial Narrow" w:hAnsi="Arial Narrow" w:cs="Arial Narrow"/>
-          <w:b/>
-          <w:bCs/>
           <w:sz w:val="16"/>
           <w:szCs w:val="16"/>
         </w:rPr>
@@ -12476,8 +12627,6 @@
         <w:rPr>
           <w:rStyle w:val="Refdenotaalpie"/>
           <w:rFonts w:ascii="Arial Narrow" w:eastAsia="Arial Narrow" w:hAnsi="Arial Narrow" w:cs="Arial Narrow"/>
-          <w:b/>
-          <w:bCs/>
           <w:sz w:val="16"/>
           <w:szCs w:val="16"/>
           <w:vertAlign w:val="superscript"/>
@@ -12487,104 +12636,11 @@
       <w:r>
         <w:rPr>
           <w:rFonts w:ascii="Arial Narrow" w:eastAsia="Arial Narrow" w:hAnsi="Arial Narrow" w:cs="Arial Narrow"/>
-          <w:b/>
-          <w:bCs/>
-          <w:sz w:val="16"/>
-          <w:szCs w:val="16"/>
-        </w:rPr>
-        <w:t xml:space="preserve"> </w:t>
-      </w:r>
-      <w:r>
-        <w:rPr>
-          <w:rFonts w:ascii="Arial Narrow" w:eastAsia="Arial Narrow" w:hAnsi="Arial Narrow" w:cs="Arial Narrow"/>
-          <w:b/>
-          <w:bCs/>
           <w:sz w:val="16"/>
           <w:szCs w:val="16"/>
         </w:rPr>
         <w:tab/>
-        <w:t>DECRETO LEGISLATIVO 807, LEY SOBRE FACULTADES, NORMAS Y ORGANIZACIÓN DEL INDECOPI FACULTADES DE LAS COMISIONES Y OFICINAS DEL INDECOPI</w:t>
-      </w:r>
-    </w:p>
-    <w:p>
-      <w:pPr>
-        <w:pStyle w:val="NormalWeb"/>
-        <w:spacing w:after="0" w:line="240" w:lineRule="auto"/>
-        <w:ind w:left="567"/>
-        <w:jc w:val="both"/>
-        <w:rPr>
-          <w:rFonts w:ascii="Arial Narrow" w:eastAsia="Arial Narrow" w:hAnsi="Arial Narrow" w:cs="Arial Narrow"/>
-          <w:bCs/>
-          <w:sz w:val="16"/>
-          <w:szCs w:val="16"/>
-        </w:rPr>
-      </w:pPr>
-      <w:r>
-        <w:rPr>
-          <w:rFonts w:ascii="Arial Narrow" w:eastAsia="Arial Narrow" w:hAnsi="Arial Narrow" w:cs="Arial Narrow"/>
-          <w:b/>
-          <w:sz w:val="16"/>
-          <w:szCs w:val="16"/>
-        </w:rPr>
-        <w:t xml:space="preserve">Artículo 29.- </w:t>
-      </w:r>
-      <w:r>
-        <w:rPr>
-          <w:rFonts w:ascii="Arial Narrow" w:eastAsia="Arial Narrow" w:hAnsi="Arial Narrow" w:cs="Arial Narrow"/>
-          <w:bCs/>
-          <w:sz w:val="16"/>
-          <w:szCs w:val="16"/>
-        </w:rPr>
-        <w:t>En cualquier estado del procedimiento, e incluso antes de admitirse a trámite la denuncia, el Secretario Técnico podrá citar a las partes a audiencia de conciliación. La audiencia se desarrollará ante el Secretario Técnico o ante la persona que este designe. Si ambas partes arribaran a un acuerdo respecto de la denuncia, se levantará un acta donde conste el acuerdo respectivo, el mismo que tendrá efectos de transacción extrajudicial. En cualquier caso, la Comisión podrá continuar de oficio el procedimiento, si del análisis de los hechos denunciados considera que podría estarse afectando intereses de terceros.</w:t>
-      </w:r>
-    </w:p>
-    <w:p>
-      <w:pPr>
-        <w:autoSpaceDE w:val="0"/>
-        <w:autoSpaceDN w:val="0"/>
-        <w:adjustRightInd w:val="0"/>
-        <w:spacing w:after="0" w:line="240" w:lineRule="auto"/>
-        <w:ind w:left="567" w:hanging="567"/>
-        <w:jc w:val="both"/>
-        <w:rPr>
-          <w:rFonts w:ascii="Arial Narrow" w:eastAsia="Arial Narrow" w:hAnsi="Arial Narrow" w:cs="Arial Narrow"/>
-          <w:b/>
-          <w:bCs/>
-          <w:sz w:val="16"/>
-          <w:szCs w:val="16"/>
-        </w:rPr>
-      </w:pPr>
-    </w:p>
-  </w:footnote>
-  <w:footnote w:id="15">
-    <w:p>
-      <w:pPr>
-        <w:pStyle w:val="Textonotapie"/>
-        <w:ind w:left="567" w:hanging="567"/>
-        <w:jc w:val="both"/>
-        <w:rPr>
-          <w:rFonts w:ascii="Arial Narrow" w:eastAsia="Arial Narrow" w:hAnsi="Arial Narrow" w:cs="Arial Narrow"/>
-          <w:sz w:val="16"/>
-          <w:szCs w:val="16"/>
-        </w:rPr>
-      </w:pPr>
-      <w:r>
-        <w:rPr>
-          <w:rStyle w:val="Refdenotaalpie"/>
-          <w:rFonts w:ascii="Arial Narrow" w:eastAsia="Arial Narrow" w:hAnsi="Arial Narrow" w:cs="Arial Narrow"/>
-          <w:sz w:val="16"/>
-          <w:szCs w:val="16"/>
-          <w:vertAlign w:val="superscript"/>
-        </w:rPr>
-        <w:footnoteRef/>
-      </w:r>
-      <w:r>
-        <w:rPr>
-          <w:rFonts w:ascii="Arial Narrow" w:eastAsia="Arial Narrow" w:hAnsi="Arial Narrow" w:cs="Arial Narrow"/>
-          <w:sz w:val="16"/>
-          <w:szCs w:val="16"/>
-        </w:rPr>
-        <w:t xml:space="preserve"> </w:t>
+        <w:t xml:space="preserve"/>
       </w:r>
       <w:r>
         <w:rPr>

--- a/plantillas_maestras/01_seguro_vehicular/materia_general_asegurativa/1_ddo_banco_o_financiera/varon/TPL_122_2026_SEGURO_VEHICULAR_MATERIA_GENERAL_ASEGURATIVA_BANCO_VARON_R1.docx
+++ b/plantillas_maestras/01_seguro_vehicular/materia_general_asegurativa/1_ddo_banco_o_financiera/varon/TPL_122_2026_SEGURO_VEHICULAR_MATERIA_GENERAL_ASEGURATIVA_BANCO_VARON_R1.docx
@@ -562,7 +562,7 @@
     </w:p>
     <w:p>
       <w:pPr>
-        <w:spacing w:after="0" w:line="240" w:lineRule="auto"/>
+        <w:spacing w:before="0" w:after="0" w:line="240" w:lineRule="auto"/>
         <w:contextualSpacing/>
         <w:jc w:val="both"/>
         <w:rPr>
@@ -606,7 +606,7 @@
           <w:lang w:val="es-ES" w:eastAsia="es-ES"/>
           <w14:ligatures w14:val="none"/>
         </w:rPr>
-        <w:t xml:space="preserve">Mediante el escrito del 26 de diciembre de 2025, complementado mediante dos (2) escritos del 26 de diciembre de 2025, el señor [APELLIDO] denunció al Banco por presuntas infracciones a la Ley 29571, Código de Protección y Defensa del Consumidor</w:t>
+        <w:t xml:space="preserve">Mediante el escrito del 26 de diciembre de 2025</w:t>
       </w:r>
       <w:r>
         <w:rPr>
@@ -632,19 +632,7 @@
           <w:lang w:val="es-ES" w:eastAsia="es-ES"/>
           <w14:ligatures w14:val="none"/>
         </w:rPr>
-        <w:t xml:space="preserve"> (en adelante, Código), señalando lo siguiente:</w:t>
-      </w:r>
-      <w:r>
-        <w:rPr>
-          <w:rFonts w:ascii="Arial Narrow" w:eastAsia="Arial Narrow" w:hAnsi="Arial Narrow" w:cs="Arial Narrow"/>
-          <w:color w:val="000000"/>
-          <w:kern w:val="0"/>
-          <w:sz w:val="22"/>
-          <w:szCs w:val="22"/>
-          <w:lang w:val="es-ES" w:eastAsia="es-ES"/>
-          <w14:ligatures w14:val="none"/>
-        </w:rPr>
-        <w:t/>
+        <w:t xml:space="preserve">, complementado mediante dos (2) escritos del 26 de diciembre de 2025, el señor [APELLIDO] denunció al Banco por presuntas infracciones a la Ley 29571, Código de Protección y Defensa del Consumidor</w:t>
       </w:r>
       <w:r>
         <w:rPr>
@@ -670,6 +658,30 @@
           <w:lang w:val="es-ES" w:eastAsia="es-ES"/>
           <w14:ligatures w14:val="none"/>
         </w:rPr>
+        <w:t xml:space="preserve"> (en adelante, Código), señalando lo siguiente:</w:t>
+      </w:r>
+      <w:r>
+        <w:rPr>
+          <w:rFonts w:ascii="Arial Narrow" w:eastAsia="Arial Narrow" w:hAnsi="Arial Narrow" w:cs="Arial Narrow"/>
+          <w:color w:val="000000"/>
+          <w:kern w:val="0"/>
+          <w:sz w:val="22"/>
+          <w:szCs w:val="22"/>
+          <w:lang w:val="es-ES" w:eastAsia="es-ES"/>
+          <w14:ligatures w14:val="none"/>
+        </w:rPr>
+        <w:t/>
+      </w:r>
+      <w:r>
+        <w:rPr>
+          <w:rFonts w:ascii="Arial Narrow" w:eastAsia="Arial Narrow" w:hAnsi="Arial Narrow" w:cs="Arial Narrow"/>
+          <w:color w:val="000000"/>
+          <w:kern w:val="0"/>
+          <w:sz w:val="22"/>
+          <w:szCs w:val="22"/>
+          <w:lang w:val="es-ES" w:eastAsia="es-ES"/>
+          <w14:ligatures w14:val="none"/>
+        </w:rPr>
         <w:t xml:space="preserve"/>
       </w:r>
       <w:r>
@@ -880,7 +892,7 @@
     </w:p>
     <w:p>
       <w:pPr>
-        <w:spacing w:after="0" w:line="240" w:lineRule="auto"/>
+        <w:spacing w:before="0" w:after="0" w:line="240" w:lineRule="auto"/>
         <w:contextualSpacing/>
         <w:jc w:val="both"/>
         <w:rPr>
@@ -1101,7 +1113,7 @@
     <w:p>
       <w:pPr>
         <w:pStyle w:val="Prrafodelista"/>
-        <w:spacing w:after="0" w:line="240" w:lineRule="auto"/>
+        <w:spacing w:before="0" w:after="0" w:line="240" w:lineRule="auto"/>
         <w:ind w:left="1134"/>
         <w:jc w:val="both"/>
         <w:rPr>
@@ -1250,7 +1262,7 @@
     <w:p>
       <w:pPr>
         <w:pStyle w:val="Prrafodelista"/>
-        <w:spacing w:after="0" w:line="240" w:lineRule="auto"/>
+        <w:spacing w:before="0" w:after="0" w:line="240" w:lineRule="auto"/>
         <w:ind w:left="1134"/>
         <w:jc w:val="both"/>
         <w:rPr>
@@ -1459,7 +1471,7 @@
     <w:p>
       <w:pPr>
         <w:pStyle w:val="Prrafodelista"/>
-        <w:spacing w:after="0" w:line="240" w:lineRule="auto"/>
+        <w:spacing w:before="0" w:after="0" w:line="240" w:lineRule="auto"/>
         <w:ind w:left="1134"/>
         <w:jc w:val="both"/>
         <w:rPr>
@@ -1644,7 +1656,7 @@
     <w:p>
       <w:pPr>
         <w:pStyle w:val="Prrafodelista"/>
-        <w:spacing w:after="0" w:line="240" w:lineRule="auto"/>
+        <w:spacing w:before="0" w:after="0" w:line="240" w:lineRule="auto"/>
         <w:ind w:left="1134"/>
         <w:jc w:val="both"/>
         <w:rPr>
@@ -1792,7 +1804,7 @@
     </w:p>
     <w:p>
       <w:pPr>
-        <w:spacing w:after="0" w:line="240" w:lineRule="auto"/>
+        <w:spacing w:before="0" w:after="0" w:line="240" w:lineRule="auto"/>
         <w:contextualSpacing/>
         <w:jc w:val="both"/>
         <w:rPr>
@@ -1917,7 +1929,7 @@
     <w:p>
       <w:pPr>
         <w:pStyle w:val="Prrafodelista"/>
-        <w:spacing w:after="0" w:line="240" w:lineRule="auto"/>
+        <w:spacing w:before="0" w:after="0" w:line="240" w:lineRule="auto"/>
         <w:ind w:left="1134"/>
         <w:jc w:val="both"/>
         <w:rPr>
@@ -2091,7 +2103,7 @@
     <w:p>
       <w:pPr>
         <w:pStyle w:val="Prrafodelista"/>
-        <w:spacing w:after="0" w:line="240" w:lineRule="auto"/>
+        <w:spacing w:before="0" w:after="0" w:line="240" w:lineRule="auto"/>
         <w:ind w:left="1134"/>
         <w:jc w:val="both"/>
         <w:rPr>
@@ -2264,7 +2276,7 @@
     <w:p>
       <w:pPr>
         <w:pStyle w:val="Prrafodelista"/>
-        <w:spacing w:after="0" w:line="240" w:lineRule="auto"/>
+        <w:spacing w:before="0" w:after="0" w:line="240" w:lineRule="auto"/>
         <w:ind w:left="1134"/>
         <w:jc w:val="both"/>
         <w:rPr>
@@ -2425,7 +2437,7 @@
     <w:p>
       <w:pPr>
         <w:pStyle w:val="Prrafodelista"/>
-        <w:spacing w:after="0" w:line="240" w:lineRule="auto"/>
+        <w:spacing w:before="0" w:after="0" w:line="240" w:lineRule="auto"/>
         <w:ind w:left="1134"/>
         <w:jc w:val="both"/>
         <w:rPr>
@@ -2588,7 +2600,7 @@
     <w:p>
       <w:pPr>
         <w:pStyle w:val="Prrafodelista"/>
-        <w:spacing w:after="0" w:line="240" w:lineRule="auto"/>
+        <w:spacing w:before="0" w:after="0" w:line="240" w:lineRule="auto"/>
         <w:ind w:left="1134"/>
         <w:jc w:val="both"/>
         <w:rPr>
@@ -2857,7 +2869,7 @@
     <w:p>
       <w:pPr>
         <w:pStyle w:val="Prrafodelista"/>
-        <w:spacing w:after="0" w:line="240" w:lineRule="auto"/>
+        <w:spacing w:before="0" w:after="0" w:line="240" w:lineRule="auto"/>
         <w:ind w:left="1134"/>
         <w:jc w:val="both"/>
         <w:rPr>
@@ -3065,7 +3077,7 @@
     </w:p>
     <w:p>
       <w:pPr>
-        <w:spacing w:after="0" w:line="240" w:lineRule="auto"/>
+        <w:spacing w:before="0" w:after="0" w:line="240" w:lineRule="auto"/>
         <w:contextualSpacing/>
         <w:jc w:val="both"/>
         <w:rPr>
@@ -3258,10 +3270,10 @@
     </w:p>
     <w:p>
       <w:pPr>
+        <w:spacing w:before="0" w:after="0" w:line="240" w:lineRule="auto"/>
         <w:tabs>
           <w:tab w:val="left" w:pos="1134"/>
         </w:tabs>
-        <w:spacing w:after="0" w:line="240" w:lineRule="auto"/>
         <w:contextualSpacing/>
         <w:jc w:val="both"/>
         <w:rPr>
@@ -3846,7 +3858,7 @@
     </w:p>
     <w:p>
       <w:pPr>
-        <w:spacing w:after="0" w:line="240" w:lineRule="auto"/>
+        <w:spacing w:before="0" w:after="0" w:line="240" w:lineRule="auto"/>
         <w:contextualSpacing/>
         <w:jc w:val="both"/>
         <w:rPr>
@@ -3902,7 +3914,7 @@
     </w:p>
     <w:p>
       <w:pPr>
-        <w:spacing w:after="0" w:line="240" w:lineRule="auto"/>
+        <w:spacing w:before="0" w:after="0" w:line="240" w:lineRule="auto"/>
         <w:contextualSpacing/>
         <w:jc w:val="both"/>
         <w:rPr>
@@ -4112,7 +4124,7 @@
     <w:p>
       <w:pPr>
         <w:pStyle w:val="Prrafodelista"/>
-        <w:spacing w:after="0" w:line="240" w:lineRule="auto"/>
+        <w:spacing w:before="0" w:after="0" w:line="240" w:lineRule="auto"/>
         <w:ind w:left="567"/>
         <w:jc w:val="both"/>
         <w:rPr>
@@ -4269,7 +4281,7 @@
     <w:p>
       <w:pPr>
         <w:pStyle w:val="Prrafodelista"/>
-        <w:spacing w:after="0" w:line="240" w:lineRule="auto"/>
+        <w:spacing w:before="0" w:after="0" w:line="240" w:lineRule="auto"/>
         <w:rPr>
           <w:rFonts w:ascii="Arial Narrow" w:eastAsia="Arial Narrow" w:hAnsi="Arial Narrow" w:cs="Arial Narrow"/>
           <w:kern w:val="0"/>
@@ -4426,7 +4438,7 @@
     <w:p>
       <w:pPr>
         <w:pStyle w:val="Prrafodelista"/>
-        <w:spacing w:after="0" w:line="240" w:lineRule="auto"/>
+        <w:spacing w:before="0" w:after="0" w:line="240" w:lineRule="auto"/>
         <w:rPr>
           <w:rFonts w:ascii="Arial Narrow" w:eastAsia="Arial Narrow" w:hAnsi="Arial Narrow" w:cs="Arial Narrow"/>
           <w:kern w:val="0"/>
@@ -4557,7 +4569,7 @@
     <w:p>
       <w:pPr>
         <w:pStyle w:val="Prrafodelista"/>
-        <w:spacing w:after="0" w:line="240" w:lineRule="auto"/>
+        <w:spacing w:before="0" w:after="0" w:line="240" w:lineRule="auto"/>
         <w:ind w:left="567"/>
         <w:jc w:val="both"/>
         <w:rPr>
@@ -4749,7 +4761,7 @@
     <w:p>
       <w:pPr>
         <w:pStyle w:val="Prrafodelista"/>
-        <w:spacing w:after="0" w:line="240" w:lineRule="auto"/>
+        <w:spacing w:before="0" w:after="0" w:line="240" w:lineRule="auto"/>
         <w:ind w:left="567"/>
         <w:jc w:val="both"/>
         <w:rPr>
@@ -5020,7 +5032,7 @@
     <w:p>
       <w:pPr>
         <w:pStyle w:val="Prrafodelista"/>
-        <w:spacing w:after="0" w:line="240" w:lineRule="auto"/>
+        <w:spacing w:before="0" w:after="0" w:line="240" w:lineRule="auto"/>
         <w:ind w:left="567"/>
         <w:jc w:val="both"/>
         <w:rPr>
@@ -5115,7 +5127,7 @@
     <w:p>
       <w:pPr>
         <w:pStyle w:val="Prrafodelista"/>
-        <w:spacing w:after="0" w:line="240" w:lineRule="auto"/>
+        <w:spacing w:before="0" w:after="0" w:line="240" w:lineRule="auto"/>
         <w:rPr>
           <w:rFonts w:ascii="Arial Narrow" w:eastAsia="Arial Narrow" w:hAnsi="Arial Narrow" w:cs="Arial Narrow"/>
           <w:kern w:val="0"/>
@@ -5180,7 +5192,7 @@
     <w:bookmarkEnd w:id="20"/>
     <w:p>
       <w:pPr>
-        <w:spacing w:after="0" w:line="240" w:lineRule="auto"/>
+        <w:spacing w:before="0" w:after="0" w:line="240" w:lineRule="auto"/>
         <w:contextualSpacing/>
         <w:jc w:val="both"/>
         <w:rPr>
@@ -5253,7 +5265,7 @@
     </w:p>
     <w:p>
       <w:pPr>
-        <w:spacing w:after="0" w:line="240" w:lineRule="auto"/>
+        <w:spacing w:before="0" w:after="0" w:line="240" w:lineRule="auto"/>
         <w:ind w:left="567"/>
         <w:contextualSpacing/>
         <w:jc w:val="both"/>
@@ -5310,7 +5322,7 @@
     </w:p>
     <w:p>
       <w:pPr>
-        <w:spacing w:after="0" w:line="240" w:lineRule="auto"/>
+        <w:spacing w:before="0" w:after="0" w:line="240" w:lineRule="auto"/>
         <w:contextualSpacing/>
         <w:jc w:val="both"/>
         <w:rPr>
@@ -5621,7 +5633,7 @@
     <w:p>
       <w:pPr>
         <w:pStyle w:val="Prrafodelista"/>
-        <w:spacing w:after="0" w:line="240" w:lineRule="auto"/>
+        <w:spacing w:before="0" w:after="0" w:line="240" w:lineRule="auto"/>
         <w:ind w:left="567"/>
         <w:jc w:val="both"/>
         <w:rPr>
@@ -5676,11 +5688,39 @@
     </w:p>
     <w:p>
       <w:pPr>
+        <w:spacing w:before="0" w:after="0" w:line="240" w:lineRule="auto"/>
+        <w:contextualSpacing/>
+        <w:jc w:val="both"/>
+        <w:rPr>
+          <w:rFonts w:ascii="Arial Narrow" w:eastAsia="Arial Narrow" w:hAnsi="Arial Narrow" w:cs="Arial Narrow"/>
+          <w:b/>
+          <w:color w:val="000000"/>
+          <w:kern w:val="0"/>
+          <w:sz w:val="22"/>
+          <w:szCs w:val="22"/>
+          <w:lang w:eastAsia="es-PE"/>
+          <w14:ligatures w14:val="none"/>
+        </w:rPr>
+      </w:pPr>
+    </w:p>
+    <w:p>
+      <w:pPr>
         <w:spacing w:after="0" w:line="240" w:lineRule="auto"/>
         <w:contextualSpacing/>
         <w:jc w:val="both"/>
         <w:rPr>
           <w:rFonts w:ascii="Arial Narrow" w:eastAsia="Arial Narrow" w:hAnsi="Arial Narrow" w:cs="Arial Narrow"/>
+          <w:color w:val="000000"/>
+          <w:kern w:val="0"/>
+          <w:sz w:val="22"/>
+          <w:szCs w:val="22"/>
+          <w:lang w:eastAsia="es-PE"/>
+          <w14:ligatures w14:val="none"/>
+        </w:rPr>
+      </w:pPr>
+      <w:r>
+        <w:rPr>
+          <w:rFonts w:ascii="Arial Narrow" w:eastAsia="Arial Narrow" w:hAnsi="Arial Narrow" w:cs="Arial Narrow"/>
           <w:b/>
           <w:color w:val="000000"/>
           <w:kern w:val="0"/>
@@ -5689,34 +5729,6 @@
           <w:lang w:eastAsia="es-PE"/>
           <w14:ligatures w14:val="none"/>
         </w:rPr>
-      </w:pPr>
-    </w:p>
-    <w:p>
-      <w:pPr>
-        <w:spacing w:after="0" w:line="240" w:lineRule="auto"/>
-        <w:contextualSpacing/>
-        <w:jc w:val="both"/>
-        <w:rPr>
-          <w:rFonts w:ascii="Arial Narrow" w:eastAsia="Arial Narrow" w:hAnsi="Arial Narrow" w:cs="Arial Narrow"/>
-          <w:color w:val="000000"/>
-          <w:kern w:val="0"/>
-          <w:sz w:val="22"/>
-          <w:szCs w:val="22"/>
-          <w:lang w:eastAsia="es-PE"/>
-          <w14:ligatures w14:val="none"/>
-        </w:rPr>
-      </w:pPr>
-      <w:r>
-        <w:rPr>
-          <w:rFonts w:ascii="Arial Narrow" w:eastAsia="Arial Narrow" w:hAnsi="Arial Narrow" w:cs="Arial Narrow"/>
-          <w:b/>
-          <w:color w:val="000000"/>
-          <w:kern w:val="0"/>
-          <w:sz w:val="22"/>
-          <w:szCs w:val="22"/>
-          <w:lang w:eastAsia="es-PE"/>
-          <w14:ligatures w14:val="none"/>
-        </w:rPr>
         <w:t xml:space="preserve">PRIMERO:</w:t>
       </w:r>
       <w:r>
@@ -5850,7 +5862,7 @@
     </w:p>
     <w:p>
       <w:pPr>
-        <w:spacing w:after="0" w:line="240" w:lineRule="auto"/>
+        <w:spacing w:before="0" w:after="0" w:line="240" w:lineRule="auto"/>
         <w:contextualSpacing/>
         <w:rPr>
           <w:rFonts w:ascii="Arial Narrow" w:eastAsia="Arial Narrow" w:hAnsi="Arial Narrow" w:cs="Arial Narrow"/>
@@ -6049,7 +6061,7 @@
     <w:p>
       <w:pPr>
         <w:pStyle w:val="Prrafodelista"/>
-        <w:spacing w:after="0" w:line="240" w:lineRule="auto"/>
+        <w:spacing w:before="0" w:after="0" w:line="240" w:lineRule="auto"/>
         <w:ind w:left="567"/>
         <w:jc w:val="both"/>
         <w:rPr>
@@ -6187,7 +6199,7 @@
     </w:p>
     <w:p>
       <w:pPr>
-        <w:spacing w:after="0" w:line="240" w:lineRule="auto"/>
+        <w:spacing w:before="0" w:after="0" w:line="240" w:lineRule="auto"/>
         <w:contextualSpacing/>
         <w:jc w:val="both"/>
         <w:rPr>
@@ -6365,7 +6377,7 @@
     </w:p>
     <w:p>
       <w:pPr>
-        <w:spacing w:after="0" w:line="240" w:lineRule="auto"/>
+        <w:spacing w:before="0" w:after="0" w:line="240" w:lineRule="auto"/>
         <w:contextualSpacing/>
         <w:jc w:val="both"/>
         <w:rPr>
@@ -6573,7 +6585,7 @@
     <w:p>
       <w:pPr>
         <w:pStyle w:val="Prrafodelista"/>
-        <w:spacing w:after="0" w:line="240" w:lineRule="auto"/>
+        <w:spacing w:before="0" w:after="0" w:line="240" w:lineRule="auto"/>
         <w:rPr>
           <w:rFonts w:ascii="Arial Narrow" w:eastAsia="Arial Narrow" w:hAnsi="Arial Narrow" w:cs="Arial Narrow"/>
           <w:kern w:val="0"/>
@@ -6692,7 +6704,7 @@
     <w:p>
       <w:pPr>
         <w:pStyle w:val="Prrafodelista"/>
-        <w:spacing w:after="0" w:line="240" w:lineRule="auto"/>
+        <w:spacing w:before="0" w:after="0" w:line="240" w:lineRule="auto"/>
         <w:rPr>
           <w:rFonts w:ascii="Arial Narrow" w:eastAsia="Arial Narrow" w:hAnsi="Arial Narrow" w:cs="Arial Narrow"/>
           <w:kern w:val="0"/>
@@ -6871,7 +6883,7 @@
     <w:p>
       <w:pPr>
         <w:pStyle w:val="Prrafodelista"/>
-        <w:spacing w:after="0" w:line="240" w:lineRule="auto"/>
+        <w:spacing w:before="0" w:after="0" w:line="240" w:lineRule="auto"/>
         <w:ind w:left="567"/>
         <w:jc w:val="both"/>
         <w:rPr>
@@ -7021,7 +7033,7 @@
     <w:p>
       <w:pPr>
         <w:pStyle w:val="Prrafodelista"/>
-        <w:spacing w:after="0" w:line="240" w:lineRule="auto"/>
+        <w:spacing w:before="0" w:after="0" w:line="240" w:lineRule="auto"/>
         <w:ind w:left="567"/>
         <w:jc w:val="both"/>
         <w:rPr>
@@ -7174,6 +7186,20 @@
     <w:bookmarkEnd w:id="25"/>
     <w:p>
       <w:pPr>
+        <w:spacing w:before="0" w:after="0" w:line="240" w:lineRule="auto"/>
+        <w:contextualSpacing/>
+        <w:jc w:val="both"/>
+        <w:rPr>
+          <w:rFonts w:ascii="Arial Narrow" w:eastAsia="Arial Narrow" w:hAnsi="Arial Narrow" w:cs="Arial Narrow"/>
+          <w:kern w:val="0"/>
+          <w14:ligatures w14:val="none"/>
+          <w:sz w:val="22"/>
+          <w:szCs w:val="22"/>
+        </w:rPr>
+      </w:pPr>
+    </w:p>
+    <w:p>
+      <w:pPr>
         <w:spacing w:after="0" w:line="240" w:lineRule="auto"/>
         <w:contextualSpacing/>
         <w:jc w:val="both"/>
@@ -7185,6 +7211,81 @@
           <w:szCs w:val="22"/>
         </w:rPr>
       </w:pPr>
+      <w:r>
+        <w:rPr>
+          <w:rFonts w:ascii="Arial Narrow" w:eastAsia="Arial Narrow" w:hAnsi="Arial Narrow" w:cs="Arial Narrow"/>
+          <w:b/>
+          <w:color w:val="000000"/>
+          <w:kern w:val="0"/>
+          <w:sz w:val="22"/>
+          <w:szCs w:val="22"/>
+          <w:lang w:eastAsia="es-PE"/>
+          <w14:ligatures w14:val="none"/>
+        </w:rPr>
+        <w:t>SEGUNDO:</w:t>
+      </w:r>
+      <w:r>
+        <w:rPr>
+          <w:rFonts w:ascii="Arial Narrow" w:eastAsia="Arial Narrow" w:hAnsi="Arial Narrow" w:cs="Arial Narrow"/>
+          <w:color w:val="000000"/>
+          <w:kern w:val="0"/>
+          <w:sz w:val="22"/>
+          <w:szCs w:val="22"/>
+          <w:lang w:eastAsia="es-PE"/>
+          <w14:ligatures w14:val="none"/>
+        </w:rPr>
+        <w:t xml:space="preserve"> tener por ofrecidos los medios probatorios presentados en el escrito de denuncia </w:t>
+      </w:r>
+      <w:r>
+        <w:rPr>
+          <w:rFonts w:ascii="Arial Narrow" w:eastAsia="Arial Narrow" w:hAnsi="Arial Narrow" w:cs="Arial Narrow"/>
+          <w:color w:val="000000"/>
+          <w:kern w:val="0"/>
+          <w:sz w:val="22"/>
+          <w:szCs w:val="22"/>
+          <w:lang w:val="es-ES" w:eastAsia="es-ES"/>
+          <w14:ligatures w14:val="none"/>
+        </w:rPr>
+        <w:t xml:space="preserve">del </w:t>
+      </w:r>
+      <w:r>
+        <w:rPr>
+          <w:rFonts w:ascii="Arial Narrow" w:eastAsia="Arial Narrow" w:hAnsi="Arial Narrow" w:cs="Arial Narrow"/>
+          <w:color w:val="000000"/>
+          <w:kern w:val="0"/>
+          <w:sz w:val="22"/>
+          <w:szCs w:val="22"/>
+          <w:lang w:val="es-ES" w:eastAsia="es-ES"/>
+          <w14:ligatures w14:val="none"/>
+        </w:rPr>
+        <w:t>26 de diciembre de 2025, complementado mediante dos (2) escritos del 26 de diciembre de 2025</w:t>
+      </w:r>
+      <w:r>
+        <w:rPr>
+          <w:rFonts w:ascii="Arial Narrow" w:eastAsia="Arial Narrow" w:hAnsi="Arial Narrow" w:cs="Arial Narrow"/>
+          <w:kern w:val="0"/>
+          <w14:ligatures w14:val="none"/>
+          <w:sz w:val="22"/>
+          <w:szCs w:val="22"/>
+        </w:rPr>
+        <w:t>.</w:t>
+      </w:r>
+    </w:p>
+    <w:p>
+      <w:pPr>
+        <w:spacing w:before="0" w:after="0" w:line="240" w:lineRule="auto"/>
+        <w:contextualSpacing/>
+        <w:jc w:val="both"/>
+        <w:rPr>
+          <w:rFonts w:ascii="Arial Narrow" w:eastAsia="Arial Narrow" w:hAnsi="Arial Narrow" w:cs="Arial Narrow"/>
+          <w:color w:val="000000"/>
+          <w:kern w:val="0"/>
+          <w:sz w:val="22"/>
+          <w:szCs w:val="22"/>
+          <w:lang w:eastAsia="es-PE"/>
+          <w14:ligatures w14:val="none"/>
+        </w:rPr>
+      </w:pPr>
     </w:p>
     <w:p>
       <w:pPr>
@@ -7193,10 +7294,12 @@
         <w:jc w:val="both"/>
         <w:rPr>
           <w:rFonts w:ascii="Arial Narrow" w:eastAsia="Arial Narrow" w:hAnsi="Arial Narrow" w:cs="Arial Narrow"/>
-          <w:kern w:val="0"/>
-          <w14:ligatures w14:val="none"/>
-          <w:sz w:val="22"/>
-          <w:szCs w:val="22"/>
+          <w:color w:val="000000"/>
+          <w:kern w:val="0"/>
+          <w:sz w:val="22"/>
+          <w:szCs w:val="22"/>
+          <w:lang w:eastAsia="es-PE"/>
+          <w14:ligatures w14:val="none"/>
         </w:rPr>
       </w:pPr>
       <w:r>
@@ -7210,97 +7313,6 @@
           <w:lang w:eastAsia="es-PE"/>
           <w14:ligatures w14:val="none"/>
         </w:rPr>
-        <w:t>SEGUNDO:</w:t>
-      </w:r>
-      <w:r>
-        <w:rPr>
-          <w:rFonts w:ascii="Arial Narrow" w:eastAsia="Arial Narrow" w:hAnsi="Arial Narrow" w:cs="Arial Narrow"/>
-          <w:color w:val="000000"/>
-          <w:kern w:val="0"/>
-          <w:sz w:val="22"/>
-          <w:szCs w:val="22"/>
-          <w:lang w:eastAsia="es-PE"/>
-          <w14:ligatures w14:val="none"/>
-        </w:rPr>
-        <w:t xml:space="preserve"> tener por ofrecidos los medios probatorios presentados en el escrito de denuncia </w:t>
-      </w:r>
-      <w:r>
-        <w:rPr>
-          <w:rFonts w:ascii="Arial Narrow" w:eastAsia="Arial Narrow" w:hAnsi="Arial Narrow" w:cs="Arial Narrow"/>
-          <w:color w:val="000000"/>
-          <w:kern w:val="0"/>
-          <w:sz w:val="22"/>
-          <w:szCs w:val="22"/>
-          <w:lang w:val="es-ES" w:eastAsia="es-ES"/>
-          <w14:ligatures w14:val="none"/>
-        </w:rPr>
-        <w:t xml:space="preserve">del </w:t>
-      </w:r>
-      <w:r>
-        <w:rPr>
-          <w:rFonts w:ascii="Arial Narrow" w:eastAsia="Arial Narrow" w:hAnsi="Arial Narrow" w:cs="Arial Narrow"/>
-          <w:color w:val="000000"/>
-          <w:kern w:val="0"/>
-          <w:sz w:val="22"/>
-          <w:szCs w:val="22"/>
-          <w:lang w:val="es-ES" w:eastAsia="es-ES"/>
-          <w14:ligatures w14:val="none"/>
-        </w:rPr>
-        <w:t>26 de diciembre de 2025, complementado mediante dos (2) escritos del 26 de diciembre de 2025</w:t>
-      </w:r>
-      <w:r>
-        <w:rPr>
-          <w:rFonts w:ascii="Arial Narrow" w:eastAsia="Arial Narrow" w:hAnsi="Arial Narrow" w:cs="Arial Narrow"/>
-          <w:kern w:val="0"/>
-          <w14:ligatures w14:val="none"/>
-          <w:sz w:val="22"/>
-          <w:szCs w:val="22"/>
-        </w:rPr>
-        <w:t>.</w:t>
-      </w:r>
-    </w:p>
-    <w:p>
-      <w:pPr>
-        <w:spacing w:after="0" w:line="240" w:lineRule="auto"/>
-        <w:contextualSpacing/>
-        <w:jc w:val="both"/>
-        <w:rPr>
-          <w:rFonts w:ascii="Arial Narrow" w:eastAsia="Arial Narrow" w:hAnsi="Arial Narrow" w:cs="Arial Narrow"/>
-          <w:color w:val="000000"/>
-          <w:kern w:val="0"/>
-          <w:sz w:val="22"/>
-          <w:szCs w:val="22"/>
-          <w:lang w:eastAsia="es-PE"/>
-          <w14:ligatures w14:val="none"/>
-        </w:rPr>
-      </w:pPr>
-    </w:p>
-    <w:p>
-      <w:pPr>
-        <w:spacing w:after="0" w:line="240" w:lineRule="auto"/>
-        <w:contextualSpacing/>
-        <w:jc w:val="both"/>
-        <w:rPr>
-          <w:rFonts w:ascii="Arial Narrow" w:eastAsia="Arial Narrow" w:hAnsi="Arial Narrow" w:cs="Arial Narrow"/>
-          <w:color w:val="000000"/>
-          <w:kern w:val="0"/>
-          <w:sz w:val="22"/>
-          <w:szCs w:val="22"/>
-          <w:lang w:eastAsia="es-PE"/>
-          <w14:ligatures w14:val="none"/>
-        </w:rPr>
-      </w:pPr>
-      <w:r>
-        <w:rPr>
-          <w:rFonts w:ascii="Arial Narrow" w:eastAsia="Arial Narrow" w:hAnsi="Arial Narrow" w:cs="Arial Narrow"/>
-          <w:b/>
-          <w:color w:val="000000"/>
-          <w:kern w:val="0"/>
-          <w:sz w:val="22"/>
-          <w:szCs w:val="22"/>
-          <w:lang w:eastAsia="es-PE"/>
-          <w14:ligatures w14:val="none"/>
-        </w:rPr>
         <w:t xml:space="preserve">TERCERO:</w:t>
       </w:r>
       <w:r>
@@ -7367,7 +7379,7 @@
     </w:p>
     <w:p>
       <w:pPr>
-        <w:spacing w:after="0" w:line="240" w:lineRule="auto"/>
+        <w:spacing w:before="0" w:after="0" w:line="240" w:lineRule="auto"/>
         <w:contextualSpacing/>
         <w:jc w:val="both"/>
         <w:rPr>
@@ -7688,7 +7700,7 @@
     </w:p>
     <w:p>
       <w:pPr>
-        <w:spacing w:after="0" w:line="240" w:lineRule="auto"/>
+        <w:spacing w:before="0" w:after="0" w:line="240" w:lineRule="auto"/>
         <w:ind w:left="567"/>
         <w:contextualSpacing/>
         <w:jc w:val="both"/>
@@ -7791,6 +7803,22 @@
     </w:p>
     <w:p>
       <w:pPr>
+        <w:spacing w:before="0" w:after="0" w:line="240" w:lineRule="auto"/>
+        <w:contextualSpacing/>
+        <w:jc w:val="both"/>
+        <w:rPr>
+          <w:rFonts w:ascii="Arial Narrow" w:eastAsia="Arial Narrow" w:hAnsi="Arial Narrow" w:cs="Arial Narrow"/>
+          <w:color w:val="000000"/>
+          <w:kern w:val="0"/>
+          <w:sz w:val="22"/>
+          <w:szCs w:val="22"/>
+          <w:lang w:eastAsia="es-PE"/>
+          <w14:ligatures w14:val="none"/>
+        </w:rPr>
+      </w:pPr>
+    </w:p>
+    <w:p>
+      <w:pPr>
         <w:spacing w:after="0" w:line="240" w:lineRule="auto"/>
         <w:contextualSpacing/>
         <w:jc w:val="both"/>
@@ -7800,7 +7828,227 @@
           <w:kern w:val="0"/>
           <w:sz w:val="22"/>
           <w:szCs w:val="22"/>
-          <w:lang w:eastAsia="es-PE"/>
+          <w:lang w:val="es-ES" w:eastAsia="es-ES"/>
+          <w14:ligatures w14:val="none"/>
+        </w:rPr>
+      </w:pPr>
+      <w:r>
+        <w:rPr>
+          <w:rFonts w:ascii="Arial Narrow" w:eastAsia="Arial Narrow" w:hAnsi="Arial Narrow" w:cs="Arial Narrow"/>
+          <w:b/>
+          <w:color w:val="000000"/>
+          <w:kern w:val="0"/>
+          <w:sz w:val="22"/>
+          <w:szCs w:val="22"/>
+          <w:lang w:eastAsia="es-PE"/>
+          <w14:ligatures w14:val="none"/>
+        </w:rPr>
+        <w:t xml:space="preserve">QUINTO:</w:t>
+      </w:r>
+      <w:r>
+        <w:rPr>
+          <w:rFonts w:ascii="Arial Narrow" w:eastAsia="Arial Narrow" w:hAnsi="Arial Narrow" w:cs="Arial Narrow"/>
+          <w:color w:val="000000"/>
+          <w:kern w:val="0"/>
+          <w:sz w:val="22"/>
+          <w:szCs w:val="22"/>
+          <w:lang w:eastAsia="es-PE"/>
+          <w14:ligatures w14:val="none"/>
+        </w:rPr>
+        <w:t xml:space="preserve"> </w:t>
+      </w:r>
+      <w:bookmarkStart w:id="26" w:name="_Hlk188286813"/>
+      <w:r>
+        <w:rPr>
+          <w:rFonts w:ascii="Arial Narrow" w:eastAsia="Arial Narrow" w:hAnsi="Arial Narrow" w:cs="Arial Narrow"/>
+          <w:color w:val="000000"/>
+          <w:kern w:val="0"/>
+          <w:sz w:val="22"/>
+          <w:szCs w:val="22"/>
+          <w:lang w:eastAsia="es-ES"/>
+          <w14:ligatures w14:val="none"/>
+        </w:rPr>
+        <w:t xml:space="preserve">requerir </w:t>
+      </w:r>
+      <w:r>
+        <w:rPr>
+          <w:rFonts w:ascii="Arial Narrow" w:eastAsia="Arial Narrow" w:hAnsi="Arial Narrow" w:cs="Arial Narrow"/>
+          <w:color w:val="000000"/>
+          <w:kern w:val="0"/>
+          <w:sz w:val="22"/>
+          <w:szCs w:val="22"/>
+          <w:lang w:val="es-ES" w:eastAsia="es-ES"/>
+          <w14:ligatures w14:val="none"/>
+        </w:rPr>
+        <w:t xml:space="preserve">que, en un </w:t>
+      </w:r>
+      <w:r>
+        <w:rPr>
+          <w:rFonts w:ascii="Arial Narrow" w:eastAsia="Arial Narrow" w:hAnsi="Arial Narrow" w:cs="Arial Narrow"/>
+          <w:color w:val="000000"/>
+          <w:kern w:val="0"/>
+          <w:sz w:val="22"/>
+          <w:szCs w:val="22"/>
+          <w:lang w:eastAsia="es-ES"/>
+          <w14:ligatures w14:val="none"/>
+        </w:rPr>
+        <w:t>plazo no mayor de cinco (5) días hábiles contado a partir del día siguiente de la notificación de la presente resolución</w:t>
+      </w:r>
+      <w:bookmarkEnd w:id="26"/>
+      <w:r>
+        <w:rPr>
+          <w:rFonts w:ascii="Arial Narrow" w:eastAsia="Arial Narrow" w:hAnsi="Arial Narrow" w:cs="Arial Narrow"/>
+          <w:color w:val="000000"/>
+          <w:kern w:val="0"/>
+          <w:sz w:val="22"/>
+          <w:szCs w:val="22"/>
+          <w:lang w:eastAsia="es-ES"/>
+          <w14:ligatures w14:val="none"/>
+        </w:rPr>
+        <w:t xml:space="preserve">, </w:t>
+      </w:r>
+      <w:bookmarkStart w:id="27" w:name="_Hlk188286828"/>
+      <w:r>
+        <w:rPr>
+          <w:rFonts w:ascii="Arial Narrow" w:eastAsia="Arial Narrow" w:hAnsi="Arial Narrow" w:cs="Arial Narrow"/>
+          <w:color w:val="000000"/>
+          <w:kern w:val="0"/>
+          <w:sz w:val="22"/>
+          <w:szCs w:val="22"/>
+          <w:shd w:val="clear" w:color="auto" w:fill="FFFFFF"/>
+          <w:lang w:eastAsia="es-PE"/>
+          <w14:ligatures w14:val="none"/>
+        </w:rPr>
+        <w:t>el proveedor denunciado</w:t>
+      </w:r>
+      <w:r>
+        <w:rPr>
+          <w:rFonts w:ascii="Arial Narrow" w:eastAsia="Arial Narrow" w:hAnsi="Arial Narrow" w:cs="Arial Narrow"/>
+          <w:color w:val="000000"/>
+          <w:kern w:val="0"/>
+          <w:sz w:val="22"/>
+          <w:szCs w:val="22"/>
+          <w:lang w:eastAsia="es-ES"/>
+          <w14:ligatures w14:val="none"/>
+        </w:rPr>
+        <w:t xml:space="preserve"> </w:t>
+      </w:r>
+      <w:bookmarkEnd w:id="27"/>
+      <w:r>
+        <w:rPr>
+          <w:rFonts w:ascii="Arial Narrow" w:eastAsia="Arial Narrow" w:hAnsi="Arial Narrow" w:cs="Arial Narrow"/>
+          <w:color w:val="000000"/>
+          <w:kern w:val="0"/>
+          <w:sz w:val="22"/>
+          <w:szCs w:val="22"/>
+          <w:lang w:val="es-ES" w:eastAsia="es-ES"/>
+          <w14:ligatures w14:val="none"/>
+        </w:rPr>
+        <w:t xml:space="preserve">cumpla con: </w:t>
+      </w:r>
+      <w:r>
+        <w:rPr>
+          <w:rFonts w:ascii="Arial Narrow" w:eastAsia="Arial Narrow" w:hAnsi="Arial Narrow" w:cs="Arial Narrow"/>
+          <w:color w:val="000000"/>
+          <w:kern w:val="0"/>
+          <w:sz w:val="22"/>
+          <w:szCs w:val="22"/>
+          <w:lang w:val="es-ES" w:eastAsia="es-ES"/>
+          <w14:ligatures w14:val="none"/>
+        </w:rPr>
+        <w:t>(i) presentar una copia completa, legible y debidamente suscrita de la Póliza del Seguro Vehicular anulada el 11 de diciembre de 2025, así como el cargo de remisión de la póliza; (</w:t>
+      </w:r>
+      <w:proofErr w:type="spellStart"/>
+      <w:r>
+        <w:rPr>
+          <w:rFonts w:ascii="Arial Narrow" w:eastAsia="Arial Narrow" w:hAnsi="Arial Narrow" w:cs="Arial Narrow"/>
+          <w:color w:val="000000"/>
+          <w:kern w:val="0"/>
+          <w:sz w:val="22"/>
+          <w:szCs w:val="22"/>
+          <w:lang w:val="es-ES" w:eastAsia="es-ES"/>
+          <w14:ligatures w14:val="none"/>
+        </w:rPr>
+        <w:t>ii</w:t>
+      </w:r>
+      <w:proofErr w:type="spellEnd"/>
+      <w:r>
+        <w:rPr>
+          <w:rFonts w:ascii="Arial Narrow" w:eastAsia="Arial Narrow" w:hAnsi="Arial Narrow" w:cs="Arial Narrow"/>
+          <w:color w:val="000000"/>
+          <w:kern w:val="0"/>
+          <w:sz w:val="22"/>
+          <w:szCs w:val="22"/>
+          <w:lang w:val="es-ES" w:eastAsia="es-ES"/>
+          <w14:ligatures w14:val="none"/>
+        </w:rPr>
+        <w:t xml:space="preserve">) presentar los medios probatorios que acrediten que </w:t>
+      </w:r>
+      <w:r>
+        <w:rPr>
+          <w:rFonts w:ascii="Arial Narrow" w:eastAsia="Arial Narrow" w:hAnsi="Arial Narrow" w:cs="Arial Narrow"/>
+          <w:color w:val="000000"/>
+          <w:kern w:val="0"/>
+          <w:sz w:val="22"/>
+          <w:szCs w:val="22"/>
+          <w:lang w:val="es-ES" w:eastAsia="es-ES"/>
+          <w14:ligatures w14:val="none"/>
+        </w:rPr>
+        <w:lastRenderedPageBreak/>
+        <w:t>emitir la Póliza del Seguro Vehicular anulada el 11 de diciembre de 2025 fue justificada; y, (</w:t>
+      </w:r>
+      <w:proofErr w:type="spellStart"/>
+      <w:r>
+        <w:rPr>
+          <w:rFonts w:ascii="Arial Narrow" w:eastAsia="Arial Narrow" w:hAnsi="Arial Narrow" w:cs="Arial Narrow"/>
+          <w:color w:val="000000"/>
+          <w:kern w:val="0"/>
+          <w:sz w:val="22"/>
+          <w:szCs w:val="22"/>
+          <w:lang w:val="es-ES" w:eastAsia="es-ES"/>
+          <w14:ligatures w14:val="none"/>
+        </w:rPr>
+        <w:t>iii</w:t>
+      </w:r>
+      <w:proofErr w:type="spellEnd"/>
+      <w:r>
+        <w:rPr>
+          <w:rFonts w:ascii="Arial Narrow" w:eastAsia="Arial Narrow" w:hAnsi="Arial Narrow" w:cs="Arial Narrow"/>
+          <w:color w:val="000000"/>
+          <w:kern w:val="0"/>
+          <w:sz w:val="22"/>
+          <w:szCs w:val="22"/>
+          <w:lang w:val="es-ES" w:eastAsia="es-ES"/>
+          <w14:ligatures w14:val="none"/>
+        </w:rPr>
+        <w:t>) presentar todas las comunicaciones cursadas con la parte denunciante en virtud de los hechos materia de denuncia</w:t>
+      </w:r>
+      <w:r>
+        <w:rPr>
+          <w:rFonts w:ascii="Arial Narrow" w:eastAsia="Arial Narrow" w:hAnsi="Arial Narrow" w:cs="Arial Narrow"/>
+          <w:color w:val="000000"/>
+          <w:kern w:val="0"/>
+          <w:sz w:val="22"/>
+          <w:szCs w:val="22"/>
+          <w:lang w:val="es-ES" w:eastAsia="es-ES"/>
+          <w14:ligatures w14:val="none"/>
+        </w:rPr>
+        <w:t>.</w:t>
+      </w:r>
+    </w:p>
+    <w:p>
+      <w:pPr>
+        <w:spacing w:before="0" w:after="0" w:line="240" w:lineRule="auto"/>
+        <w:contextualSpacing/>
+        <w:jc w:val="both"/>
+        <w:rPr>
+          <w:rFonts w:ascii="Arial Narrow" w:eastAsia="Arial Narrow" w:hAnsi="Arial Narrow" w:cs="Arial Narrow"/>
+          <w:b/>
+          <w:color w:val="000000"/>
+          <w:kern w:val="0"/>
+          <w:sz w:val="22"/>
+          <w:szCs w:val="22"/>
+          <w:lang w:val="es-ES" w:eastAsia="es-PE"/>
           <w14:ligatures w14:val="none"/>
         </w:rPr>
       </w:pPr>
@@ -7816,242 +8064,6 @@
           <w:kern w:val="0"/>
           <w:sz w:val="22"/>
           <w:szCs w:val="22"/>
-          <w:lang w:val="es-ES" w:eastAsia="es-ES"/>
-          <w14:ligatures w14:val="none"/>
-        </w:rPr>
-      </w:pPr>
-      <w:r>
-        <w:rPr>
-          <w:rFonts w:ascii="Arial Narrow" w:eastAsia="Arial Narrow" w:hAnsi="Arial Narrow" w:cs="Arial Narrow"/>
-          <w:b/>
-          <w:color w:val="000000"/>
-          <w:kern w:val="0"/>
-          <w:sz w:val="22"/>
-          <w:szCs w:val="22"/>
-          <w:lang w:eastAsia="es-PE"/>
-          <w14:ligatures w14:val="none"/>
-        </w:rPr>
-        <w:t xml:space="preserve">QUINTO:</w:t>
-      </w:r>
-      <w:r>
-        <w:rPr>
-          <w:rFonts w:ascii="Arial Narrow" w:eastAsia="Arial Narrow" w:hAnsi="Arial Narrow" w:cs="Arial Narrow"/>
-          <w:color w:val="000000"/>
-          <w:kern w:val="0"/>
-          <w:sz w:val="22"/>
-          <w:szCs w:val="22"/>
-          <w:lang w:eastAsia="es-PE"/>
-          <w14:ligatures w14:val="none"/>
-        </w:rPr>
-        <w:t xml:space="preserve"> </w:t>
-      </w:r>
-      <w:bookmarkStart w:id="26" w:name="_Hlk188286813"/>
-      <w:r>
-        <w:rPr>
-          <w:rFonts w:ascii="Arial Narrow" w:eastAsia="Arial Narrow" w:hAnsi="Arial Narrow" w:cs="Arial Narrow"/>
-          <w:color w:val="000000"/>
-          <w:kern w:val="0"/>
-          <w:sz w:val="22"/>
-          <w:szCs w:val="22"/>
-          <w:lang w:eastAsia="es-ES"/>
-          <w14:ligatures w14:val="none"/>
-        </w:rPr>
-        <w:t xml:space="preserve">requerir </w:t>
-      </w:r>
-      <w:r>
-        <w:rPr>
-          <w:rFonts w:ascii="Arial Narrow" w:eastAsia="Arial Narrow" w:hAnsi="Arial Narrow" w:cs="Arial Narrow"/>
-          <w:color w:val="000000"/>
-          <w:kern w:val="0"/>
-          <w:sz w:val="22"/>
-          <w:szCs w:val="22"/>
-          <w:lang w:val="es-ES" w:eastAsia="es-ES"/>
-          <w14:ligatures w14:val="none"/>
-        </w:rPr>
-        <w:t xml:space="preserve">que, en un </w:t>
-      </w:r>
-      <w:r>
-        <w:rPr>
-          <w:rFonts w:ascii="Arial Narrow" w:eastAsia="Arial Narrow" w:hAnsi="Arial Narrow" w:cs="Arial Narrow"/>
-          <w:color w:val="000000"/>
-          <w:kern w:val="0"/>
-          <w:sz w:val="22"/>
-          <w:szCs w:val="22"/>
-          <w:lang w:eastAsia="es-ES"/>
-          <w14:ligatures w14:val="none"/>
-        </w:rPr>
-        <w:t>plazo no mayor de cinco (5) días hábiles contado a partir del día siguiente de la notificación de la presente resolución</w:t>
-      </w:r>
-      <w:bookmarkEnd w:id="26"/>
-      <w:r>
-        <w:rPr>
-          <w:rFonts w:ascii="Arial Narrow" w:eastAsia="Arial Narrow" w:hAnsi="Arial Narrow" w:cs="Arial Narrow"/>
-          <w:color w:val="000000"/>
-          <w:kern w:val="0"/>
-          <w:sz w:val="22"/>
-          <w:szCs w:val="22"/>
-          <w:lang w:eastAsia="es-ES"/>
-          <w14:ligatures w14:val="none"/>
-        </w:rPr>
-        <w:t xml:space="preserve">, </w:t>
-      </w:r>
-      <w:bookmarkStart w:id="27" w:name="_Hlk188286828"/>
-      <w:r>
-        <w:rPr>
-          <w:rFonts w:ascii="Arial Narrow" w:eastAsia="Arial Narrow" w:hAnsi="Arial Narrow" w:cs="Arial Narrow"/>
-          <w:color w:val="000000"/>
-          <w:kern w:val="0"/>
-          <w:sz w:val="22"/>
-          <w:szCs w:val="22"/>
-          <w:shd w:val="clear" w:color="auto" w:fill="FFFFFF"/>
-          <w:lang w:eastAsia="es-PE"/>
-          <w14:ligatures w14:val="none"/>
-        </w:rPr>
-        <w:t>el proveedor denunciado</w:t>
-      </w:r>
-      <w:r>
-        <w:rPr>
-          <w:rFonts w:ascii="Arial Narrow" w:eastAsia="Arial Narrow" w:hAnsi="Arial Narrow" w:cs="Arial Narrow"/>
-          <w:color w:val="000000"/>
-          <w:kern w:val="0"/>
-          <w:sz w:val="22"/>
-          <w:szCs w:val="22"/>
-          <w:lang w:eastAsia="es-ES"/>
-          <w14:ligatures w14:val="none"/>
-        </w:rPr>
-        <w:t xml:space="preserve"> </w:t>
-      </w:r>
-      <w:bookmarkEnd w:id="27"/>
-      <w:r>
-        <w:rPr>
-          <w:rFonts w:ascii="Arial Narrow" w:eastAsia="Arial Narrow" w:hAnsi="Arial Narrow" w:cs="Arial Narrow"/>
-          <w:color w:val="000000"/>
-          <w:kern w:val="0"/>
-          <w:sz w:val="22"/>
-          <w:szCs w:val="22"/>
-          <w:lang w:val="es-ES" w:eastAsia="es-ES"/>
-          <w14:ligatures w14:val="none"/>
-        </w:rPr>
-        <w:t xml:space="preserve">cumpla con: </w:t>
-      </w:r>
-      <w:r>
-        <w:rPr>
-          <w:rFonts w:ascii="Arial Narrow" w:eastAsia="Arial Narrow" w:hAnsi="Arial Narrow" w:cs="Arial Narrow"/>
-          <w:color w:val="000000"/>
-          <w:kern w:val="0"/>
-          <w:sz w:val="22"/>
-          <w:szCs w:val="22"/>
-          <w:lang w:val="es-ES" w:eastAsia="es-ES"/>
-          <w14:ligatures w14:val="none"/>
-        </w:rPr>
-        <w:t>(i) presentar una copia completa, legible y debidamente suscrita de la Póliza del Seguro Vehicular anulada el 11 de diciembre de 2025, así como el cargo de remisión de la póliza; (</w:t>
-      </w:r>
-      <w:proofErr w:type="spellStart"/>
-      <w:r>
-        <w:rPr>
-          <w:rFonts w:ascii="Arial Narrow" w:eastAsia="Arial Narrow" w:hAnsi="Arial Narrow" w:cs="Arial Narrow"/>
-          <w:color w:val="000000"/>
-          <w:kern w:val="0"/>
-          <w:sz w:val="22"/>
-          <w:szCs w:val="22"/>
-          <w:lang w:val="es-ES" w:eastAsia="es-ES"/>
-          <w14:ligatures w14:val="none"/>
-        </w:rPr>
-        <w:t>ii</w:t>
-      </w:r>
-      <w:proofErr w:type="spellEnd"/>
-      <w:r>
-        <w:rPr>
-          <w:rFonts w:ascii="Arial Narrow" w:eastAsia="Arial Narrow" w:hAnsi="Arial Narrow" w:cs="Arial Narrow"/>
-          <w:color w:val="000000"/>
-          <w:kern w:val="0"/>
-          <w:sz w:val="22"/>
-          <w:szCs w:val="22"/>
-          <w:lang w:val="es-ES" w:eastAsia="es-ES"/>
-          <w14:ligatures w14:val="none"/>
-        </w:rPr>
-        <w:t xml:space="preserve">) presentar los medios probatorios que acrediten que </w:t>
-      </w:r>
-      <w:r>
-        <w:rPr>
-          <w:rFonts w:ascii="Arial Narrow" w:eastAsia="Arial Narrow" w:hAnsi="Arial Narrow" w:cs="Arial Narrow"/>
-          <w:color w:val="000000"/>
-          <w:kern w:val="0"/>
-          <w:sz w:val="22"/>
-          <w:szCs w:val="22"/>
-          <w:lang w:val="es-ES" w:eastAsia="es-ES"/>
-          <w14:ligatures w14:val="none"/>
-        </w:rPr>
-        <w:lastRenderedPageBreak/>
-        <w:t>emitir la Póliza del Seguro Vehicular anulada el 11 de diciembre de 2025 fue justificada; y, (</w:t>
-      </w:r>
-      <w:proofErr w:type="spellStart"/>
-      <w:r>
-        <w:rPr>
-          <w:rFonts w:ascii="Arial Narrow" w:eastAsia="Arial Narrow" w:hAnsi="Arial Narrow" w:cs="Arial Narrow"/>
-          <w:color w:val="000000"/>
-          <w:kern w:val="0"/>
-          <w:sz w:val="22"/>
-          <w:szCs w:val="22"/>
-          <w:lang w:val="es-ES" w:eastAsia="es-ES"/>
-          <w14:ligatures w14:val="none"/>
-        </w:rPr>
-        <w:t>iii</w:t>
-      </w:r>
-      <w:proofErr w:type="spellEnd"/>
-      <w:r>
-        <w:rPr>
-          <w:rFonts w:ascii="Arial Narrow" w:eastAsia="Arial Narrow" w:hAnsi="Arial Narrow" w:cs="Arial Narrow"/>
-          <w:color w:val="000000"/>
-          <w:kern w:val="0"/>
-          <w:sz w:val="22"/>
-          <w:szCs w:val="22"/>
-          <w:lang w:val="es-ES" w:eastAsia="es-ES"/>
-          <w14:ligatures w14:val="none"/>
-        </w:rPr>
-        <w:t>) presentar todas las comunicaciones cursadas con la parte denunciante en virtud de los hechos materia de denuncia</w:t>
-      </w:r>
-      <w:r>
-        <w:rPr>
-          <w:rFonts w:ascii="Arial Narrow" w:eastAsia="Arial Narrow" w:hAnsi="Arial Narrow" w:cs="Arial Narrow"/>
-          <w:color w:val="000000"/>
-          <w:kern w:val="0"/>
-          <w:sz w:val="22"/>
-          <w:szCs w:val="22"/>
-          <w:lang w:val="es-ES" w:eastAsia="es-ES"/>
-          <w14:ligatures w14:val="none"/>
-        </w:rPr>
-        <w:t>.</w:t>
-      </w:r>
-    </w:p>
-    <w:p>
-      <w:pPr>
-        <w:spacing w:after="0" w:line="240" w:lineRule="auto"/>
-        <w:contextualSpacing/>
-        <w:jc w:val="both"/>
-        <w:rPr>
-          <w:rFonts w:ascii="Arial Narrow" w:eastAsia="Arial Narrow" w:hAnsi="Arial Narrow" w:cs="Arial Narrow"/>
-          <w:b/>
-          <w:color w:val="000000"/>
-          <w:kern w:val="0"/>
-          <w:sz w:val="22"/>
-          <w:szCs w:val="22"/>
-          <w:lang w:val="es-ES" w:eastAsia="es-PE"/>
-          <w14:ligatures w14:val="none"/>
-        </w:rPr>
-      </w:pPr>
-    </w:p>
-    <w:p>
-      <w:pPr>
-        <w:spacing w:after="0" w:line="240" w:lineRule="auto"/>
-        <w:contextualSpacing/>
-        <w:jc w:val="both"/>
-        <w:rPr>
-          <w:rFonts w:ascii="Arial Narrow" w:eastAsia="Arial Narrow" w:hAnsi="Arial Narrow" w:cs="Arial Narrow"/>
-          <w:color w:val="000000"/>
-          <w:kern w:val="0"/>
-          <w:sz w:val="22"/>
-          <w:szCs w:val="22"/>
           <w:lang w:eastAsia="es-PE"/>
           <w14:ligatures w14:val="none"/>
         </w:rPr>
@@ -8306,6 +8318,24 @@
         </w:rPr>
         <w:t>.</w:t>
       </w:r>
+    </w:p>
+    <w:p>
+      <w:pPr>
+        <w:spacing w:before="0" w:after="0" w:line="240" w:lineRule="auto"/>
+        <w:shd w:val="clear" w:color="auto" w:fill="FFFFFF"/>
+        <w:contextualSpacing/>
+        <w:jc w:val="both"/>
+        <w:rPr>
+          <w:rFonts w:ascii="Arial Narrow" w:eastAsia="Arial Narrow" w:hAnsi="Arial Narrow" w:cs="Arial Narrow"/>
+          <w:b/>
+          <w:color w:val="000000"/>
+          <w:kern w:val="0"/>
+          <w:sz w:val="22"/>
+          <w:szCs w:val="22"/>
+          <w:lang w:eastAsia="es-PE"/>
+          <w14:ligatures w14:val="none"/>
+        </w:rPr>
+      </w:pPr>
     </w:p>
     <w:p>
       <w:pPr>
@@ -8315,6 +8345,17 @@
         <w:jc w:val="both"/>
         <w:rPr>
           <w:rFonts w:ascii="Arial Narrow" w:eastAsia="Arial Narrow" w:hAnsi="Arial Narrow" w:cs="Arial Narrow"/>
+          <w:color w:val="000000"/>
+          <w:kern w:val="0"/>
+          <w:sz w:val="22"/>
+          <w:szCs w:val="22"/>
+          <w:lang w:eastAsia="es-PE"/>
+          <w14:ligatures w14:val="none"/>
+        </w:rPr>
+      </w:pPr>
+      <w:r>
+        <w:rPr>
+          <w:rFonts w:ascii="Arial Narrow" w:eastAsia="Arial Narrow" w:hAnsi="Arial Narrow" w:cs="Arial Narrow"/>
           <w:b/>
           <w:color w:val="000000"/>
           <w:kern w:val="0"/>
@@ -8323,78 +8364,49 @@
           <w:lang w:eastAsia="es-PE"/>
           <w14:ligatures w14:val="none"/>
         </w:rPr>
-      </w:pPr>
-    </w:p>
-    <w:p>
-      <w:pPr>
+        <w:t>SÉTIMO:</w:t>
+      </w:r>
+      <w:r>
+        <w:rPr>
+          <w:rFonts w:ascii="Arial Narrow" w:eastAsia="Arial Narrow" w:hAnsi="Arial Narrow" w:cs="Arial Narrow"/>
+          <w:color w:val="000000"/>
+          <w:kern w:val="0"/>
+          <w:sz w:val="22"/>
+          <w:szCs w:val="22"/>
+          <w:lang w:eastAsia="es-PE"/>
+          <w14:ligatures w14:val="none"/>
+        </w:rPr>
+        <w:t xml:space="preserve"> informar a las partes que conforme a lo establecido en el artículo 39</w:t>
+      </w:r>
+      <w:r>
+        <w:rPr>
+          <w:rFonts w:ascii="Arial Narrow" w:eastAsia="Arial Narrow" w:hAnsi="Arial Narrow" w:cs="Arial Narrow"/>
+          <w:color w:val="000000"/>
+          <w:kern w:val="0"/>
+          <w:sz w:val="22"/>
+          <w:szCs w:val="22"/>
+          <w:lang w:eastAsia="es-PE"/>
+          <w14:ligatures w14:val="none"/>
+        </w:rPr>
+        <w:t/>
+      </w:r>
+      <w:r>
+        <w:rPr>
+          <w:rFonts w:ascii="Arial Narrow" w:eastAsia="Arial Narrow" w:hAnsi="Arial Narrow" w:cs="Arial Narrow"/>
+          <w:color w:val="000000"/>
+          <w:kern w:val="0"/>
+          <w:sz w:val="22"/>
+          <w:szCs w:val="22"/>
+          <w:lang w:eastAsia="es-PE"/>
+          <w14:ligatures w14:val="none"/>
+        </w:rPr>
+        <w:t xml:space="preserve"> de la Ley sobre Facultades, Normas y Organización del Indecopi, aprobada por Decreto Legislativo 807, los gastos por los peritajes realizados, actuación de pruebas, inspecciones y otros derivados de la tramitación del proceso serán de cargo de la parte que solicita la prueba, salvo pacto en contrario. En todos los casos, la resolución final determinará si los gastos deben ser asumidos por alguna de las partes, o reembolsados a la otra parte o al Indecopi, según sea el caso, de manera adicional a la sanción que haya podido imponerse. </w:t>
+      </w:r>
+    </w:p>
+    <w:p>
+      <w:pPr>
+        <w:spacing w:before="0" w:after="0" w:line="240" w:lineRule="auto"/>
         <w:shd w:val="clear" w:color="auto" w:fill="FFFFFF"/>
-        <w:spacing w:after="0" w:line="240" w:lineRule="auto"/>
-        <w:contextualSpacing/>
-        <w:jc w:val="both"/>
-        <w:rPr>
-          <w:rFonts w:ascii="Arial Narrow" w:eastAsia="Arial Narrow" w:hAnsi="Arial Narrow" w:cs="Arial Narrow"/>
-          <w:color w:val="000000"/>
-          <w:kern w:val="0"/>
-          <w:sz w:val="22"/>
-          <w:szCs w:val="22"/>
-          <w:lang w:eastAsia="es-PE"/>
-          <w14:ligatures w14:val="none"/>
-        </w:rPr>
-      </w:pPr>
-      <w:r>
-        <w:rPr>
-          <w:rFonts w:ascii="Arial Narrow" w:eastAsia="Arial Narrow" w:hAnsi="Arial Narrow" w:cs="Arial Narrow"/>
-          <w:b/>
-          <w:color w:val="000000"/>
-          <w:kern w:val="0"/>
-          <w:sz w:val="22"/>
-          <w:szCs w:val="22"/>
-          <w:lang w:eastAsia="es-PE"/>
-          <w14:ligatures w14:val="none"/>
-        </w:rPr>
-        <w:t>SÉTIMO:</w:t>
-      </w:r>
-      <w:r>
-        <w:rPr>
-          <w:rFonts w:ascii="Arial Narrow" w:eastAsia="Arial Narrow" w:hAnsi="Arial Narrow" w:cs="Arial Narrow"/>
-          <w:color w:val="000000"/>
-          <w:kern w:val="0"/>
-          <w:sz w:val="22"/>
-          <w:szCs w:val="22"/>
-          <w:lang w:eastAsia="es-PE"/>
-          <w14:ligatures w14:val="none"/>
-        </w:rPr>
-        <w:t xml:space="preserve"> informar a las partes que conforme a lo establecido en el artículo 39</w:t>
-      </w:r>
-      <w:r>
-        <w:rPr>
-          <w:rFonts w:ascii="Arial Narrow" w:eastAsia="Arial Narrow" w:hAnsi="Arial Narrow" w:cs="Arial Narrow"/>
-          <w:color w:val="000000"/>
-          <w:kern w:val="0"/>
-          <w:sz w:val="22"/>
-          <w:szCs w:val="22"/>
-          <w:lang w:eastAsia="es-PE"/>
-          <w14:ligatures w14:val="none"/>
-        </w:rPr>
-        <w:t/>
-      </w:r>
-      <w:r>
-        <w:rPr>
-          <w:rFonts w:ascii="Arial Narrow" w:eastAsia="Arial Narrow" w:hAnsi="Arial Narrow" w:cs="Arial Narrow"/>
-          <w:color w:val="000000"/>
-          <w:kern w:val="0"/>
-          <w:sz w:val="22"/>
-          <w:szCs w:val="22"/>
-          <w:lang w:eastAsia="es-PE"/>
-          <w14:ligatures w14:val="none"/>
-        </w:rPr>
-        <w:t xml:space="preserve"> de la Ley sobre Facultades, Normas y Organización del Indecopi, aprobada por Decreto Legislativo 807, los gastos por los peritajes realizados, actuación de pruebas, inspecciones y otros derivados de la tramitación del proceso serán de cargo de la parte que solicita la prueba, salvo pacto en contrario. En todos los casos, la resolución final determinará si los gastos deben ser asumidos por alguna de las partes, o reembolsados a la otra parte o al Indecopi, según sea el caso, de manera adicional a la sanción que haya podido imponerse. </w:t>
-      </w:r>
-    </w:p>
-    <w:p>
-      <w:pPr>
-        <w:shd w:val="clear" w:color="auto" w:fill="FFFFFF"/>
-        <w:spacing w:after="0" w:line="240" w:lineRule="auto"/>
         <w:contextualSpacing/>
         <w:jc w:val="both"/>
         <w:rPr>
@@ -8588,28 +8600,28 @@
     </w:p>
     <w:p>
       <w:pPr>
+        <w:spacing w:before="0" w:after="0" w:line="240" w:lineRule="auto"/>
+        <w:suppressAutoHyphens/>
+        <w:contextualSpacing/>
+        <w:jc w:val="both"/>
+        <w:rPr>
+          <w:rFonts w:ascii="Arial Narrow" w:eastAsia="Arial Narrow" w:hAnsi="Arial Narrow" w:cs="Arial Narrow"/>
+          <w:kern w:val="0"/>
+          <w:sz w:val="22"/>
+          <w:szCs w:val="22"/>
+          <w:u w:val="single"/>
+          <w14:ligatures w14:val="none"/>
+        </w:rPr>
+      </w:pPr>
+    </w:p>
+    <w:p>
+      <w:pPr>
         <w:suppressAutoHyphens/>
         <w:spacing w:after="0" w:line="240" w:lineRule="auto"/>
         <w:contextualSpacing/>
         <w:jc w:val="both"/>
         <w:rPr>
           <w:rFonts w:ascii="Arial Narrow" w:eastAsia="Arial Narrow" w:hAnsi="Arial Narrow" w:cs="Arial Narrow"/>
-          <w:kern w:val="0"/>
-          <w:sz w:val="22"/>
-          <w:szCs w:val="22"/>
-          <w:u w:val="single"/>
-          <w14:ligatures w14:val="none"/>
-        </w:rPr>
-      </w:pPr>
-    </w:p>
-    <w:p>
-      <w:pPr>
-        <w:suppressAutoHyphens/>
-        <w:spacing w:after="0" w:line="240" w:lineRule="auto"/>
-        <w:contextualSpacing/>
-        <w:jc w:val="both"/>
-        <w:rPr>
-          <w:rFonts w:ascii="Arial Narrow" w:eastAsia="Arial Narrow" w:hAnsi="Arial Narrow" w:cs="Arial Narrow"/>
           <w:color w:val="000000"/>
           <w:kern w:val="0"/>
           <w:sz w:val="22"/>
@@ -8648,8 +8660,8 @@
     </w:p>
     <w:p>
       <w:pPr>
+        <w:spacing w:before="0" w:after="0" w:line="240" w:lineRule="auto"/>
         <w:suppressAutoHyphens/>
-        <w:spacing w:after="0" w:line="240" w:lineRule="auto"/>
         <w:contextualSpacing/>
         <w:jc w:val="both"/>
         <w:rPr>
@@ -9469,34 +9481,80 @@
           <w:sz w:val="16"/>
           <w:szCs w:val="16"/>
         </w:rPr>
+        <w:t xml:space="preserve"/>
+      </w:r>
+      <w:r>
+        <w:rPr>
+          <w:rFonts w:ascii="Arial Narrow" w:eastAsia="Arial Narrow" w:hAnsi="Arial Narrow" w:cs="Arial Narrow"/>
+          <w:sz w:val="16"/>
+          <w:szCs w:val="16"/>
+        </w:rPr>
         <w:tab/>
-        <w:t xml:space="preserve"/>
-      </w:r>
-      <w:r>
-        <w:rPr>
-          <w:rFonts w:ascii="Arial Narrow" w:eastAsia="Arial Narrow" w:hAnsi="Arial Narrow" w:cs="Arial Narrow"/>
-          <w:sz w:val="16"/>
-          <w:szCs w:val="16"/>
-        </w:rPr>
-        <w:tab/>
-        <w:t>Publicado</w:t>
-      </w:r>
-      <w:r>
-        <w:rPr>
-          <w:rFonts w:ascii="Arial Narrow" w:eastAsia="Arial Narrow" w:hAnsi="Arial Narrow" w:cs="Arial Narrow"/>
-          <w:b/>
-          <w:sz w:val="16"/>
-          <w:szCs w:val="16"/>
-        </w:rPr>
-        <w:t xml:space="preserve"> </w:t>
-      </w:r>
-      <w:r>
-        <w:rPr>
-          <w:rFonts w:ascii="Arial Narrow" w:eastAsia="Arial Narrow" w:hAnsi="Arial Narrow" w:cs="Arial Narrow"/>
-          <w:sz w:val="16"/>
-          <w:szCs w:val="16"/>
-        </w:rPr>
-        <w:t xml:space="preserve">el 2 de setiembre de 2010 en el Diario Oficial El Peruano, vigente desde el 2 de octubre de 2010 y modificado por Decreto Legislativo 1308.</w:t>
+        <w:t xml:space="preserve">Denuncia remitida a esta Comisión mediante </w:t>
+      </w:r>
+      <w:r>
+        <w:rPr>
+          <w:rFonts w:ascii="Arial Narrow" w:eastAsia="Arial Narrow" w:hAnsi="Arial Narrow" w:cs="Arial Narrow"/>
+          <w:sz w:val="16"/>
+          <w:szCs w:val="16"/>
+        </w:rPr>
+        <w:t xml:space="preserve">DOCUMENTO DE TRASLADO 025-2026-PS2/INDECOPI </w:t>
+      </w:r>
+      <w:r>
+        <w:rPr>
+          <w:rFonts w:ascii="Arial Narrow" w:eastAsia="Arial Narrow" w:hAnsi="Arial Narrow" w:cs="Arial Narrow"/>
+          <w:sz w:val="16"/>
+          <w:szCs w:val="16"/>
+        </w:rPr>
+        <w:t xml:space="preserve">de fecha </w:t>
+      </w:r>
+      <w:r>
+        <w:rPr>
+          <w:rFonts w:ascii="Arial Narrow" w:eastAsia="Arial Narrow" w:hAnsi="Arial Narrow" w:cs="Arial Narrow"/>
+          <w:sz w:val="16"/>
+          <w:szCs w:val="16"/>
+        </w:rPr>
+        <w:t>14 de enero de 2026</w:t>
+      </w:r>
+      <w:r>
+        <w:rPr>
+          <w:rFonts w:ascii="Arial Narrow" w:eastAsia="Arial Narrow" w:hAnsi="Arial Narrow" w:cs="Arial Narrow"/>
+          <w:sz w:val="16"/>
+          <w:szCs w:val="16"/>
+        </w:rPr>
+        <w:t xml:space="preserve">, </w:t>
+      </w:r>
+      <w:r>
+        <w:rPr>
+          <w:rFonts w:ascii="Arial Narrow" w:eastAsia="Arial Narrow" w:hAnsi="Arial Narrow" w:cs="Arial Narrow"/>
+          <w:sz w:val="16"/>
+          <w:szCs w:val="16"/>
+        </w:rPr>
+        <w:t xml:space="preserve">recibida </w:t>
+      </w:r>
+      <w:r>
+        <w:rPr>
+          <w:rFonts w:ascii="Arial Narrow" w:eastAsia="Arial Narrow" w:hAnsi="Arial Narrow" w:cs="Arial Narrow"/>
+          <w:sz w:val="16"/>
+          <w:szCs w:val="16"/>
+        </w:rPr>
+        <w:t xml:space="preserve">el </w:t>
+      </w:r>
+      <w:r>
+        <w:rPr>
+          <w:rFonts w:ascii="Arial Narrow" w:eastAsia="Arial Narrow" w:hAnsi="Arial Narrow" w:cs="Arial Narrow"/>
+          <w:sz w:val="16"/>
+          <w:szCs w:val="16"/>
+        </w:rPr>
+        <w:t>17 de enero de 2026</w:t>
+      </w:r>
+      <w:r>
+        <w:rPr>
+          <w:rFonts w:ascii="Arial Narrow" w:eastAsia="Arial Narrow" w:hAnsi="Arial Narrow" w:cs="Arial Narrow"/>
+          <w:sz w:val="16"/>
+          <w:szCs w:val="16"/>
+        </w:rPr>
+        <w:t>.</w:t>
       </w:r>
     </w:p>
     <w:p>
@@ -9543,81 +9601,33 @@
           <w:sz w:val="16"/>
           <w:szCs w:val="16"/>
         </w:rPr>
+        <w:t xml:space="preserve"/>
+      </w:r>
+      <w:r>
+        <w:rPr>
+          <w:rFonts w:ascii="Arial Narrow" w:eastAsia="Arial Narrow" w:hAnsi="Arial Narrow" w:cs="Arial Narrow"/>
+          <w:sz w:val="16"/>
+          <w:szCs w:val="16"/>
+        </w:rPr>
         <w:tab/>
-        <w:t xml:space="preserve"/>
-      </w:r>
-      <w:r>
-        <w:rPr>
-          <w:rFonts w:ascii="Arial Narrow" w:eastAsia="Arial Narrow" w:hAnsi="Arial Narrow" w:cs="Arial Narrow"/>
-          <w:sz w:val="16"/>
-          <w:szCs w:val="16"/>
-        </w:rPr>
-        <w:tab/>
-        <w:t xml:space="preserve">Denuncia remitida a esta Comisión mediante </w:t>
-      </w:r>
-      <w:r>
-        <w:rPr>
-          <w:rFonts w:ascii="Arial Narrow" w:eastAsia="Arial Narrow" w:hAnsi="Arial Narrow" w:cs="Arial Narrow"/>
-          <w:sz w:val="16"/>
-          <w:szCs w:val="16"/>
-        </w:rPr>
-        <w:t xml:space="preserve">DOCUMENTO DE TRASLADO 025-2026-PS2/INDECOPI </w:t>
-      </w:r>
-      <w:r>
-        <w:rPr>
-          <w:rFonts w:ascii="Arial Narrow" w:eastAsia="Arial Narrow" w:hAnsi="Arial Narrow" w:cs="Arial Narrow"/>
-          <w:sz w:val="16"/>
-          <w:szCs w:val="16"/>
-        </w:rPr>
-        <w:t xml:space="preserve">de fecha </w:t>
-      </w:r>
-      <w:r>
-        <w:rPr>
-          <w:rFonts w:ascii="Arial Narrow" w:eastAsia="Arial Narrow" w:hAnsi="Arial Narrow" w:cs="Arial Narrow"/>
-          <w:sz w:val="16"/>
-          <w:szCs w:val="16"/>
-        </w:rPr>
-        <w:t>14 de enero de 2026</w:t>
-      </w:r>
-      <w:r>
-        <w:rPr>
-          <w:rFonts w:ascii="Arial Narrow" w:eastAsia="Arial Narrow" w:hAnsi="Arial Narrow" w:cs="Arial Narrow"/>
-          <w:sz w:val="16"/>
-          <w:szCs w:val="16"/>
-        </w:rPr>
-        <w:t xml:space="preserve">, </w:t>
-      </w:r>
-      <w:r>
-        <w:rPr>
-          <w:rFonts w:ascii="Arial Narrow" w:eastAsia="Arial Narrow" w:hAnsi="Arial Narrow" w:cs="Arial Narrow"/>
-          <w:sz w:val="16"/>
-          <w:szCs w:val="16"/>
-        </w:rPr>
-        <w:t xml:space="preserve">recibida </w:t>
-      </w:r>
-      <w:r>
-        <w:rPr>
-          <w:rFonts w:ascii="Arial Narrow" w:eastAsia="Arial Narrow" w:hAnsi="Arial Narrow" w:cs="Arial Narrow"/>
-          <w:sz w:val="16"/>
-          <w:szCs w:val="16"/>
-        </w:rPr>
-        <w:t xml:space="preserve">el </w:t>
-      </w:r>
-      <w:r>
-        <w:rPr>
-          <w:rFonts w:ascii="Arial Narrow" w:eastAsia="Arial Narrow" w:hAnsi="Arial Narrow" w:cs="Arial Narrow"/>
-          <w:sz w:val="16"/>
-          <w:szCs w:val="16"/>
-        </w:rPr>
-        <w:t>17 de enero de 2026</w:t>
-      </w:r>
-      <w:r>
-        <w:rPr>
-          <w:rFonts w:ascii="Arial Narrow" w:eastAsia="Arial Narrow" w:hAnsi="Arial Narrow" w:cs="Arial Narrow"/>
-          <w:sz w:val="16"/>
-          <w:szCs w:val="16"/>
-        </w:rPr>
-        <w:t>.</w:t>
+        <w:t>Publicado</w:t>
+      </w:r>
+      <w:r>
+        <w:rPr>
+          <w:rFonts w:ascii="Arial Narrow" w:eastAsia="Arial Narrow" w:hAnsi="Arial Narrow" w:cs="Arial Narrow"/>
+          <w:b/>
+          <w:sz w:val="16"/>
+          <w:szCs w:val="16"/>
+        </w:rPr>
+        <w:t xml:space="preserve"> </w:t>
+      </w:r>
+      <w:r>
+        <w:rPr>
+          <w:rFonts w:ascii="Arial Narrow" w:eastAsia="Arial Narrow" w:hAnsi="Arial Narrow" w:cs="Arial Narrow"/>
+          <w:sz w:val="16"/>
+          <w:szCs w:val="16"/>
+        </w:rPr>
+        <w:t xml:space="preserve">el 2 de setiembre de 2010 en el Diario Oficial El Peruano, vigente desde el 2 de octubre de 2010 y modificado por Decreto Legislativo 1308.</w:t>
       </w:r>
     </w:p>
     <w:p>
@@ -9666,7 +9676,6 @@
           <w:sz w:val="16"/>
           <w:szCs w:val="16"/>
         </w:rPr>
-        <w:tab/>
         <w:t xml:space="preserve"/>
       </w:r>
       <w:r>
@@ -9675,7 +9684,6 @@
           <w:sz w:val="16"/>
           <w:szCs w:val="16"/>
         </w:rPr>
-        <w:tab/>
       </w:r>
       <w:r>
         <w:rPr>
@@ -9685,6 +9693,7 @@
           <w:sz w:val="16"/>
           <w:szCs w:val="16"/>
         </w:rPr>
+        <w:tab/>
         <w:t xml:space="preserve">LEY 29571, CÓDIGO DE PROTECCIÓN Y DEFENSA DEL CONSUMIDOR, publicado el 2 de setiembre de 2010 y modificado por Decreto Legislativo 1308 </w:t>
       </w:r>
     </w:p>
@@ -9908,7 +9917,6 @@
           <w:sz w:val="16"/>
           <w:szCs w:val="16"/>
         </w:rPr>
-        <w:tab/>
         <w:t xml:space="preserve"/>
       </w:r>
       <w:r>
@@ -9917,7 +9925,6 @@
           <w:sz w:val="16"/>
           <w:szCs w:val="16"/>
         </w:rPr>
-        <w:tab/>
       </w:r>
       <w:r>
         <w:rPr>
@@ -9927,6 +9934,7 @@
           <w:sz w:val="16"/>
           <w:szCs w:val="16"/>
         </w:rPr>
+        <w:tab/>
         <w:t xml:space="preserve">LEY 29571, CÓDIGO DE PROTECCIÓN Y DEFENSA DEL CONSUMIDOR, publicado el 2 de setiembre de 2010 y modificado por Decreto Legislativo 1308 </w:t>
       </w:r>
     </w:p>
@@ -10087,7 +10095,6 @@
           <w:sz w:val="16"/>
           <w:szCs w:val="16"/>
         </w:rPr>
-        <w:tab/>
         <w:t xml:space="preserve"/>
       </w:r>
       <w:r>
@@ -10096,7 +10103,6 @@
           <w:sz w:val="16"/>
           <w:szCs w:val="16"/>
         </w:rPr>
-        <w:tab/>
       </w:r>
       <w:r>
         <w:rPr>
@@ -10106,6 +10112,7 @@
           <w:sz w:val="16"/>
           <w:szCs w:val="16"/>
         </w:rPr>
+        <w:tab/>
         <w:t xml:space="preserve">LEY 29571, CÓDIGO DE PROTECCIÓN Y DEFENSA DEL CONSUMIDOR, publicado el 2 de setiembre de 2010 y modificado por Decreto Legislativo 1308 </w:t>
       </w:r>
     </w:p>
@@ -10386,7 +10393,6 @@
           <w:sz w:val="16"/>
           <w:szCs w:val="16"/>
         </w:rPr>
-        <w:tab/>
         <w:t xml:space="preserve"/>
       </w:r>
       <w:r>
@@ -10395,7 +10401,6 @@
           <w:sz w:val="16"/>
           <w:szCs w:val="16"/>
         </w:rPr>
-        <w:tab/>
       </w:r>
       <w:r>
         <w:rPr>
@@ -10405,6 +10410,7 @@
           <w:sz w:val="16"/>
           <w:szCs w:val="16"/>
         </w:rPr>
+        <w:tab/>
         <w:t xml:space="preserve">LEY 29571, CÓDIGO DE PROTECCIÓN Y DEFENSA DEL CONSUMIDOR, publicado el 2 de setiembre de 2010 y modificado por Decreto Legislativo 1308 </w:t>
       </w:r>
     </w:p>
@@ -10568,7 +10574,6 @@
           <w:sz w:val="16"/>
           <w:szCs w:val="16"/>
         </w:rPr>
-        <w:tab/>
         <w:t xml:space="preserve"/>
       </w:r>
       <w:r>
@@ -10577,7 +10582,6 @@
           <w:sz w:val="16"/>
           <w:szCs w:val="16"/>
         </w:rPr>
-        <w:tab/>
       </w:r>
       <w:r>
         <w:rPr>
@@ -10587,6 +10591,7 @@
           <w:sz w:val="16"/>
           <w:szCs w:val="16"/>
         </w:rPr>
+        <w:tab/>
         <w:t xml:space="preserve">LEY 29571, CÓDIGO DE PROTECCIÓN Y DEFENSA DEL CONSUMIDOR, publicado el 2 de setiembre de 2010 y modificado por Decreto Legislativo 1308 </w:t>
       </w:r>
     </w:p>
@@ -10691,7 +10696,6 @@
           <w:sz w:val="16"/>
           <w:szCs w:val="16"/>
         </w:rPr>
-        <w:tab/>
         <w:t xml:space="preserve"/>
       </w:r>
       <w:r>
@@ -10700,7 +10704,6 @@
           <w:sz w:val="16"/>
           <w:szCs w:val="16"/>
         </w:rPr>
-        <w:tab/>
       </w:r>
       <w:r>
         <w:rPr>
@@ -10710,6 +10713,7 @@
           <w:sz w:val="16"/>
           <w:szCs w:val="16"/>
         </w:rPr>
+        <w:tab/>
         <w:t>LEY SOBRE FACULTADES, NORMAS Y ORGANIZACIÓN DEL INDECOPI, APROBADA POR DECRETO LEGISLATIVO 807 Artículo 24.-</w:t>
       </w:r>
       <w:r>
@@ -10840,7 +10844,6 @@
           <w:sz w:val="16"/>
           <w:szCs w:val="16"/>
         </w:rPr>
-        <w:tab/>
         <w:t xml:space="preserve"/>
       </w:r>
       <w:r>
@@ -10915,24 +10918,23 @@
           <w:sz w:val="16"/>
           <w:szCs w:val="16"/>
         </w:rPr>
+        <w:t xml:space="preserve"/>
+      </w:r>
+      <w:r>
+        <w:rPr>
+          <w:rFonts w:ascii="Arial Narrow" w:eastAsia="Arial Narrow" w:hAnsi="Arial Narrow" w:cs="Arial Narrow"/>
+          <w:sz w:val="16"/>
+          <w:szCs w:val="16"/>
+        </w:rPr>
+      </w:r>
+      <w:r>
+        <w:rPr>
+          <w:rFonts w:ascii="Arial Narrow" w:eastAsia="Arial Narrow" w:hAnsi="Arial Narrow" w:cs="Arial Narrow"/>
+          <w:b/>
+          <w:sz w:val="16"/>
+          <w:szCs w:val="16"/>
+        </w:rPr>
         <w:tab/>
-        <w:t xml:space="preserve"/>
-      </w:r>
-      <w:r>
-        <w:rPr>
-          <w:rFonts w:ascii="Arial Narrow" w:eastAsia="Arial Narrow" w:hAnsi="Arial Narrow" w:cs="Arial Narrow"/>
-          <w:sz w:val="16"/>
-          <w:szCs w:val="16"/>
-        </w:rPr>
-        <w:tab/>
-      </w:r>
-      <w:r>
-        <w:rPr>
-          <w:rFonts w:ascii="Arial Narrow" w:eastAsia="Arial Narrow" w:hAnsi="Arial Narrow" w:cs="Arial Narrow"/>
-          <w:b/>
-          <w:sz w:val="16"/>
-          <w:szCs w:val="16"/>
-        </w:rPr>
         <w:t>LEY 29571, CÓDIGO DE PROTECCIÓN Y DEFENSA DEL CONSUMIDOR</w:t>
       </w:r>
       <w:r>
@@ -11317,32 +11319,31 @@
           <w:szCs w:val="16"/>
           <w:vertAlign w:val="superscript"/>
         </w:rPr>
+        <w:t xml:space="preserve"/>
+      </w:r>
+      <w:r>
+        <w:rPr>
+          <w:rFonts w:ascii="Arial Narrow" w:eastAsia="Arial Narrow" w:hAnsi="Arial Narrow" w:cs="Arial Narrow"/>
+          <w:sz w:val="16"/>
+          <w:szCs w:val="16"/>
+        </w:rPr>
+        <w:t xml:space="preserve"/>
+      </w:r>
+      <w:r>
+        <w:rPr>
+          <w:rFonts w:ascii="Arial Narrow" w:eastAsia="Arial Narrow" w:hAnsi="Arial Narrow" w:cs="Arial Narrow"/>
+          <w:sz w:val="16"/>
+          <w:szCs w:val="16"/>
+        </w:rPr>
+      </w:r>
+      <w:r>
+        <w:rPr>
+          <w:rFonts w:ascii="Arial Narrow" w:eastAsia="Arial Narrow" w:hAnsi="Arial Narrow" w:cs="Arial Narrow"/>
+          <w:b/>
+          <w:sz w:val="16"/>
+          <w:szCs w:val="16"/>
+        </w:rPr>
         <w:tab/>
-        <w:t xml:space="preserve"/>
-      </w:r>
-      <w:r>
-        <w:rPr>
-          <w:rFonts w:ascii="Arial Narrow" w:eastAsia="Arial Narrow" w:hAnsi="Arial Narrow" w:cs="Arial Narrow"/>
-          <w:sz w:val="16"/>
-          <w:szCs w:val="16"/>
-        </w:rPr>
-        <w:t xml:space="preserve"> </w:t>
-      </w:r>
-      <w:r>
-        <w:rPr>
-          <w:rFonts w:ascii="Arial Narrow" w:eastAsia="Arial Narrow" w:hAnsi="Arial Narrow" w:cs="Arial Narrow"/>
-          <w:sz w:val="16"/>
-          <w:szCs w:val="16"/>
-        </w:rPr>
-        <w:tab/>
-      </w:r>
-      <w:r>
-        <w:rPr>
-          <w:rFonts w:ascii="Arial Narrow" w:eastAsia="Arial Narrow" w:hAnsi="Arial Narrow" w:cs="Arial Narrow"/>
-          <w:b/>
-          <w:sz w:val="16"/>
-          <w:szCs w:val="16"/>
-        </w:rPr>
         <w:t>LEY 29571, CÓDIGO DE PROTECCIÓN Y DEFENSA DEL CONSUMIDOR</w:t>
       </w:r>
       <w:r>
@@ -11546,7 +11547,6 @@
           <w:sz w:val="16"/>
           <w:szCs w:val="16"/>
         </w:rPr>
-        <w:tab/>
         <w:t xml:space="preserve"/>
       </w:r>
       <w:r>
@@ -11555,7 +11555,6 @@
           <w:sz w:val="16"/>
           <w:szCs w:val="16"/>
         </w:rPr>
-        <w:tab/>
       </w:r>
       <w:r>
         <w:rPr>
@@ -11565,6 +11564,7 @@
           <w:sz w:val="16"/>
           <w:szCs w:val="16"/>
         </w:rPr>
+        <w:tab/>
         <w:t xml:space="preserve">LEY 29571, CÓDIGO DE PROTECCIÓN Y DEFENSA DEL CONSUMIDOR, publicado el 2 de setiembre de 2010 y modificado por Decreto Legislativo 1308 </w:t>
       </w:r>
     </w:p>
@@ -12329,24 +12329,23 @@
           <w:sz w:val="16"/>
           <w:szCs w:val="16"/>
         </w:rPr>
+        <w:t xml:space="preserve"/>
+      </w:r>
+      <w:r>
+        <w:rPr>
+          <w:rFonts w:ascii="Arial Narrow" w:eastAsia="Arial Narrow" w:hAnsi="Arial Narrow" w:cs="Arial Narrow"/>
+          <w:sz w:val="16"/>
+          <w:szCs w:val="16"/>
+        </w:rPr>
+      </w:r>
+      <w:r>
+        <w:rPr>
+          <w:rFonts w:ascii="Arial Narrow" w:eastAsia="Arial Narrow" w:hAnsi="Arial Narrow" w:cs="Arial Narrow"/>
+          <w:b/>
+          <w:sz w:val="16"/>
+          <w:szCs w:val="16"/>
+        </w:rPr>
         <w:tab/>
-        <w:t xml:space="preserve"/>
-      </w:r>
-      <w:r>
-        <w:rPr>
-          <w:rFonts w:ascii="Arial Narrow" w:eastAsia="Arial Narrow" w:hAnsi="Arial Narrow" w:cs="Arial Narrow"/>
-          <w:sz w:val="16"/>
-          <w:szCs w:val="16"/>
-        </w:rPr>
-        <w:tab/>
-      </w:r>
-      <w:r>
-        <w:rPr>
-          <w:rFonts w:ascii="Arial Narrow" w:eastAsia="Arial Narrow" w:hAnsi="Arial Narrow" w:cs="Arial Narrow"/>
-          <w:b/>
-          <w:sz w:val="16"/>
-          <w:szCs w:val="16"/>
-        </w:rPr>
         <w:t>LEY 29571, CÓDIGO DE PROTECCIÓN Y DEFENSA DEL CONSUMIDOR</w:t>
       </w:r>
       <w:r>
@@ -12543,7 +12542,6 @@
           <w:sz w:val="16"/>
           <w:szCs w:val="16"/>
         </w:rPr>
-        <w:tab/>
         <w:t xml:space="preserve"/>
       </w:r>
       <w:r>
@@ -12639,31 +12637,30 @@
           <w:sz w:val="16"/>
           <w:szCs w:val="16"/>
         </w:rPr>
+        <w:t xml:space="preserve"/>
+      </w:r>
+      <w:r>
+        <w:rPr>
+          <w:rFonts w:ascii="Arial Narrow" w:eastAsia="Arial Narrow" w:hAnsi="Arial Narrow" w:cs="Arial Narrow"/>
+          <w:sz w:val="16"/>
+          <w:szCs w:val="16"/>
+        </w:rPr>
+      </w:r>
+      <w:r>
+        <w:rPr>
+          <w:rFonts w:ascii="Arial Narrow" w:eastAsia="Arial Narrow" w:hAnsi="Arial Narrow" w:cs="Arial Narrow"/>
+          <w:b/>
+          <w:sz w:val="16"/>
+          <w:szCs w:val="16"/>
+        </w:rPr>
         <w:tab/>
-        <w:t xml:space="preserve"/>
-      </w:r>
-      <w:r>
-        <w:rPr>
-          <w:rFonts w:ascii="Arial Narrow" w:eastAsia="Arial Narrow" w:hAnsi="Arial Narrow" w:cs="Arial Narrow"/>
-          <w:sz w:val="16"/>
-          <w:szCs w:val="16"/>
-        </w:rPr>
-        <w:tab/>
-      </w:r>
-      <w:r>
-        <w:rPr>
-          <w:rFonts w:ascii="Arial Narrow" w:eastAsia="Arial Narrow" w:hAnsi="Arial Narrow" w:cs="Arial Narrow"/>
-          <w:b/>
-          <w:sz w:val="16"/>
-          <w:szCs w:val="16"/>
-        </w:rPr>
         <w:t>TEXTO ÚNICO ORDENADO DE LA LEY DEL PROCEDIMIENTO ADMINISTRATIVO GENERAL, aprobado mediante Decreto Supremo 006-2026-JUS y publicado el 30 de abril de 2026</w:t>
       </w:r>
     </w:p>
     <w:p>
       <w:pPr>
         <w:pStyle w:val="Textonotapie"/>
-        <w:ind w:left="1134" w:hanging="567"/>
+        <w:ind w:left="1134"/>
         <w:jc w:val="both"/>
         <w:rPr>
           <w:rFonts w:ascii="Arial Narrow" w:eastAsia="Arial Narrow" w:hAnsi="Arial Narrow" w:cs="Arial Narrow"/>

--- a/plantillas_maestras/01_seguro_vehicular/materia_general_asegurativa/1_ddo_banco_o_financiera/varon/TPL_122_2026_SEGURO_VEHICULAR_MATERIA_GENERAL_ASEGURATIVA_BANCO_VARON_R1.docx
+++ b/plantillas_maestras/01_seguro_vehicular/materia_general_asegurativa/1_ddo_banco_o_financiera/varon/TPL_122_2026_SEGURO_VEHICULAR_MATERIA_GENERAL_ASEGURATIVA_BANCO_VARON_R1.docx
@@ -4678,7 +4678,7 @@
           <w:lang w:eastAsia="es-PE"/>
           <w14:ligatures w14:val="none"/>
         </w:rPr>
-        <w:t xml:space="preserve">. </w:t>
+        <w:t xml:space="preserve">; involucraría una presunta afectación al derecho de información de los consumidores. Por consiguiente, corresponde calificar el hecho materia de denuncia como una presunta infracción al deber de información, tipificado en el artículo 1, numeral 1, literal b) y al artículo 2 del Código</w:t>
       </w:r>
       <w:bookmarkStart w:id="13" w:name="_Hlk212737581"/>
       <w:bookmarkStart w:id="14" w:name="_Hlk212035520"/>
@@ -4693,7 +4693,7 @@
           <w:lang w:eastAsia="es-PE"/>
           <w14:ligatures w14:val="none"/>
         </w:rPr>
-        <w:t xml:space="preserve">Por consiguiente, corresponde calificar el hecho materia de denuncia como una presunta infracción al deber de información, tipificado en el </w:t>
+        <w:t xml:space="preserve"/>
       </w:r>
       <w:bookmarkStart w:id="15" w:name="_Hlk195611851"/>
       <w:r>
@@ -4707,7 +4707,7 @@
           <w:lang w:eastAsia="es-PE"/>
           <w14:ligatures w14:val="none"/>
         </w:rPr>
-        <w:t xml:space="preserve">artículo 1, numeral 1, literal b) </w:t>
+        <w:t xml:space="preserve"/>
       </w:r>
       <w:bookmarkEnd w:id="15"/>
       <w:r>
@@ -4721,7 +4721,7 @@
           <w:lang w:eastAsia="es-PE"/>
           <w14:ligatures w14:val="none"/>
         </w:rPr>
-        <w:t>y al artículo 2 del Código</w:t>
+        <w:t xml:space="preserve"/>
       </w:r>
       <w:bookmarkStart w:id="16" w:name="_Hlk212737551"/>
       <w:bookmarkEnd w:id="13"/>

--- a/plantillas_maestras/01_seguro_vehicular/materia_general_asegurativa/1_ddo_banco_o_financiera/varon/TPL_122_2026_SEGURO_VEHICULAR_MATERIA_GENERAL_ASEGURATIVA_BANCO_VARON_R1.docx
+++ b/plantillas_maestras/01_seguro_vehicular/materia_general_asegurativa/1_ddo_banco_o_financiera/varon/TPL_122_2026_SEGURO_VEHICULAR_MATERIA_GENERAL_ASEGURATIVA_BANCO_VARON_R1.docx
@@ -5082,17 +5082,17 @@
           <w:sz w:val="22"/>
           <w:szCs w:val="22"/>
         </w:rPr>
-        <w:t>el Banco de Crédito del Perú S.A. habría emitido el 5 de diciembre de 2025 una respuesta incongruente a la hoja de reclamaciones C47466292, al señalar que el denunciante solicitó información sobre su crédito vehicular cuando el reclamo trataba sobre la atribución de un seguro no contratado y la modificación de su cuota</w:t>
-      </w:r>
-      <w:r>
-        <w:rPr>
-          <w:rFonts w:ascii="Arial Narrow" w:eastAsia="Arial Narrow" w:hAnsi="Arial Narrow" w:cs="Arial Narrow"/>
-          <w:kern w:val="0"/>
-          <w14:ligatures w14:val="none"/>
-          <w:sz w:val="22"/>
-          <w:szCs w:val="22"/>
-        </w:rPr>
-        <w:t>. Por consiguiente, corresponde calificar el hecho materia de denuncia como una presunta infracción al numeral 88.1 del artículo 88 del Código</w:t>
+        <w:t xml:space="preserve">el Banco de Crédito del Perú S.A. habría emitido el 5 de diciembre de 2025 una respuesta incongruente a la hoja de reclamaciones C47466292, al señalar que el denunciante solicitó información sobre su crédito vehicular cuando el reclamo trataba sobre la atribución de un seguro no contratado y la modificación de su cuota</w:t>
+      </w:r>
+      <w:r>
+        <w:rPr>
+          <w:rFonts w:ascii="Arial Narrow" w:eastAsia="Arial Narrow" w:hAnsi="Arial Narrow" w:cs="Arial Narrow"/>
+          <w:kern w:val="0"/>
+          <w14:ligatures w14:val="none"/>
+          <w:sz w:val="22"/>
+          <w:szCs w:val="22"/>
+        </w:rPr>
+        <w:t xml:space="preserve">; involucraría una presunta afectación a su derecho de recibir respuestas adecuadas a los reclamos formulados. Por consiguiente, corresponde calificar el hecho materia de denuncia como una presunta infracción al numeral 88.1 del artículo 88 del Código</w:t>
       </w:r>
       <w:bookmarkEnd w:id="19"/>
       <w:r>
@@ -5121,7 +5121,7 @@
           <w:lang w:eastAsia="es-PE"/>
           <w14:ligatures w14:val="none"/>
         </w:rPr>
-        <w:t>.</w:t>
+        <w:t xml:space="preserve">.</w:t>
       </w:r>
     </w:p>
     <w:p>
@@ -5173,17 +5173,17 @@
           <w:sz w:val="22"/>
           <w:szCs w:val="22"/>
         </w:rPr>
-        <w:t>el Banco de Crédito del Perú S.A. habría emitido el 5 de diciembre de 2025 una respuesta incongruente a la hoja de reclamaciones C47466292 presentada por el denunciante, al señalar que solicitó información sobre su crédito vehicular cuando el reclamo trataba sobre la atribución de un seguro no contratado y la modificación de su cuota</w:t>
-      </w:r>
-      <w:r>
-        <w:rPr>
-          <w:rFonts w:ascii="Arial Narrow" w:eastAsia="Arial Narrow" w:hAnsi="Arial Narrow" w:cs="Arial Narrow"/>
-          <w:kern w:val="0"/>
-          <w14:ligatures w14:val="none"/>
-          <w:sz w:val="22"/>
-          <w:szCs w:val="22"/>
-        </w:rPr>
-        <w:t>. Por consiguiente, corresponde calificar el hecho materia de denuncia como una presunta infracción al numeral 88.1 del artículo 88 del Código.</w:t>
+        <w:t xml:space="preserve">el Banco de Crédito del Perú S.A. habría emitido el 5 de diciembre de 2025 una respuesta incongruente a la hoja de reclamaciones C47466292 presentada por el denunciante, al señalar que solicitó información sobre su crédito vehicular cuando el reclamo trataba sobre la atribución de un seguro no contratado y la modificación de su cuota</w:t>
+      </w:r>
+      <w:r>
+        <w:rPr>
+          <w:rFonts w:ascii="Arial Narrow" w:eastAsia="Arial Narrow" w:hAnsi="Arial Narrow" w:cs="Arial Narrow"/>
+          <w:kern w:val="0"/>
+          <w14:ligatures w14:val="none"/>
+          <w:sz w:val="22"/>
+          <w:szCs w:val="22"/>
+        </w:rPr>
+        <w:t xml:space="preserve">; involucraría una presunta afectación a su derecho de recibir respuestas adecuadas a los reclamos formulados. Por consiguiente, corresponde calificar el hecho materia de denuncia como una presunta infracción al numeral 88.1 del artículo 88 del Código.</w:t>
       </w:r>
     </w:p>
     <w:bookmarkEnd w:id="6"/>
@@ -7754,7 +7754,7 @@
           <w:sz w:val="22"/>
           <w:szCs w:val="22"/>
         </w:rPr>
-        <w:t xml:space="preserve">correr traslado de la presente resolución a Banco de Crédito del Perú S.A. para que, de conformidad con lo dispuesto por el artículo 26 de la Ley sobre Facultades, Normas y Organización del Indecopi, aprobada por Decreto Legislativo 807</w:t>
+        <w:t xml:space="preserve">correr traslado de la denuncia del 26 de diciembre de 2025, complementado mediante dos (2) escritos del 26 de diciembre de 2025 a Banco de Crédito del Perú S.A. para que, de conformidad con lo dispuesto por el artículo 26 de la Ley sobre Facultades, Normas y Organización del Indecopi, aprobada por Decreto Legislativo 807</w:t>
       </w:r>
       <w:r>
         <w:rPr>
